--- a/02_定制简历库/通用简历/文雪_山东大学_供应链数据方向.docx
+++ b/02_定制简历库/通用简历/文雪_山东大学_供应链数据方向.docx
@@ -9,6 +9,7 @@
           <w:rFonts w:hint="default"/>
           <w:vanish/>
         </w:rPr>
+        <w:spacing w:line="240" w:lineRule="auto" w:before="0" w:after="0"/>
       </w:pPr>
     </w:p>
     <w:tbl>
@@ -53,7 +54,7 @@
           </w:tcPr>
           <w:p>
             <w:pPr>
-              <w:spacing w:line="505" w:lineRule="atLeast"/>
+              <w:spacing w:line="240" w:lineRule="auto" w:before="0" w:after="0"/>
               <w:rPr>
                 <w:rFonts w:ascii="宋体" w:eastAsia="宋体" w:hAnsi="宋体"/>
                 <w:b/>
@@ -94,6 +95,7 @@
               <w:rPr>
                 <w:rFonts w:hint="default"/>
               </w:rPr>
+              <w:spacing w:line="240" w:lineRule="auto" w:before="0" w:after="0"/>
             </w:pPr>
             <w:r>
               <w:rPr>
@@ -148,10 +150,11 @@
               <w:right w:w="85" w:type="dxa"/>
             </w:tcMar>
             <w:vAlign w:val="center"/>
+            <w:gridSpan w:val="3"/>
           </w:tcPr>
           <w:p>
             <w:pPr>
-              <w:spacing w:line="315" w:lineRule="atLeast"/>
+              <w:spacing w:line="240" w:lineRule="auto" w:before="0" w:after="0"/>
               <w:rPr>
                 <w:rFonts w:hint="default"/>
                 <w:sz w:val="21"/>
@@ -159,73 +162,18 @@
             </w:pPr>
             <w:r>
               <w:rPr>
-                <w:b/>
-                <w:bCs/>
-                <w:sz w:val="21"/>
-              </w:rPr>
-              <w:t>电话：</w:t>
-            </w:r>
-            <w:r>
-              <w:rPr>
                 <w:rFonts w:ascii="Times New Roman" w:hAnsi="Times New Roman" w:hint="default"/>
                 <w:sz w:val="21"/>
               </w:rPr>
-              <w:t>18658249341</w:t>
-            </w:r>
-          </w:p>
-        </w:tc>
-        <w:tc>
-          <w:tcPr>
-            <w:tcW w:w="5868" w:type="dxa"/>
-            <w:tcBorders>
-              <w:top w:val="nil"/>
-              <w:left w:val="nil"/>
-              <w:bottom w:val="nil"/>
-              <w:right w:val="nil"/>
-            </w:tcBorders>
-            <w:tcMar>
-              <w:top w:w="0" w:type="dxa"/>
-              <w:left w:w="85" w:type="dxa"/>
-              <w:bottom w:w="0" w:type="dxa"/>
-              <w:right w:w="85" w:type="dxa"/>
-            </w:tcMar>
-            <w:vAlign w:val="center"/>
-          </w:tcPr>
-          <w:p>
-            <w:pPr>
-              <w:spacing w:line="315" w:lineRule="atLeast"/>
-              <w:rPr>
-                <w:sz w:val="21"/>
-              </w:rPr>
-            </w:pPr>
-            <w:r>
-              <w:rPr>
-                <w:b/>
-                <w:bCs/>
-                <w:sz w:val="21"/>
-              </w:rPr>
-              <w:t>邮箱：</w:t>
+              <w:t xml:space="preserve">18658249341  |  2631217547@qq.com  |  </w:t>
             </w:r>
             <w:r>
               <w:rPr>
                 <w:rFonts w:ascii="Times New Roman" w:hAnsi="Times New Roman" w:hint="default"/>
                 <w:sz w:val="21"/>
               </w:rPr>
-              <w:t>2631217547@qq.com</w:t>
-            </w:r>
-          </w:p>
-        </w:tc>
-        <w:tc>
-          <w:tcPr>
-            <w:tcW w:w="1203" w:type="dxa"/>
-            <w:shd w:val="clear" w:color="auto" w:fill="FFFFFF"/>
-          </w:tcPr>
-          <w:p>
-            <w:pPr>
-              <w:rPr>
-                <w:sz w:val="21"/>
-              </w:rPr>
-            </w:pPr>
+              <w:t xml:space="preserve">济南</w:t>
+            </w:r>
           </w:p>
         </w:tc>
       </w:tr>
@@ -254,7 +202,7 @@
           </w:tcPr>
           <w:p>
             <w:pPr>
-              <w:spacing w:line="315" w:lineRule="atLeast"/>
+              <w:spacing w:line="240" w:lineRule="auto" w:before="0" w:after="0"/>
               <w:rPr>
                 <w:b/>
                 <w:bCs/>
@@ -272,7 +220,7 @@
             </w:r>
             <w:r>
               <w:rPr>
-                <w:rFonts w:ascii="Times New Roman" w:eastAsia="宋体" w:hAnsi="Times New Roman" w:cs="宋体"/>
+                <w:rFonts w:ascii="宋体" w:eastAsia="宋体" w:hAnsi="宋体" w:cs="宋体"/>
                 <w:b/>
                 <w:bCs/>
                 <w:sz w:val="21"/>
@@ -281,7 +229,9 @@
             </w:r>
             <w:r>
               <w:rPr>
-                <w:rFonts w:ascii="宋体" w:eastAsia="宋体" w:hAnsi="宋体" w:cs="宋体"/>
+                <w:rFonts w:ascii="Times New Roman" w:eastAsia="宋体" w:hAnsi="Times New Roman" w:cs="宋体"/>
+                <w:b/>
+                <w:bCs/>
                 <w:sz w:val="21"/>
               </w:rPr>
               <w:t xml:space="preserve">供应链运营</w:t>
@@ -295,7 +245,9 @@
             </w:r>
             <w:r>
               <w:rPr>
-                <w:rFonts w:ascii="宋体" w:eastAsia="宋体" w:hAnsi="宋体" w:cs="宋体"/>
+                <w:rFonts w:ascii="Times New Roman" w:eastAsia="宋体" w:hAnsi="Times New Roman" w:cs="宋体"/>
+                <w:b/>
+                <w:bCs/>
                 <w:sz w:val="21"/>
               </w:rPr>
               <w:t xml:space="preserve">数据分析</w:t>
@@ -309,7 +261,9 @@
             </w:r>
             <w:r>
               <w:rPr>
-                <w:rFonts w:ascii="宋体" w:eastAsia="宋体" w:hAnsi="宋体" w:cs="宋体"/>
+                <w:rFonts w:ascii="Times New Roman" w:eastAsia="宋体" w:hAnsi="Times New Roman" w:cs="宋体"/>
+                <w:b/>
+                <w:bCs/>
                 <w:sz w:val="21"/>
               </w:rPr>
               <w:t xml:space="preserve">项目管理</w:t>
@@ -326,6 +280,7 @@
               <w:rPr>
                 <w:sz w:val="21"/>
               </w:rPr>
+              <w:spacing w:line="240" w:lineRule="auto" w:before="0" w:after="0"/>
             </w:pPr>
           </w:p>
         </w:tc>
@@ -354,7 +309,7 @@
           </w:tcPr>
           <w:p>
             <w:pPr>
-              <w:spacing w:line="315" w:lineRule="atLeast"/>
+              <w:spacing w:line="240" w:lineRule="auto" w:before="0" w:after="0"/>
               <w:rPr>
                 <w:b/>
                 <w:bCs/>
@@ -372,7 +327,9 @@
             </w:r>
             <w:r>
               <w:rPr>
-                <w:rFonts w:ascii="宋体" w:eastAsia="宋体" w:hAnsi="宋体" w:cs="宋体"/>
+                <w:rFonts w:ascii="Times New Roman" w:eastAsia="宋体" w:hAnsi="Times New Roman" w:cs="宋体"/>
+                <w:b/>
+                <w:bCs/>
                 <w:sz w:val="21"/>
               </w:rPr>
               <w:t xml:space="preserve">供应链建模：独立完成选址</w:t>
@@ -386,7 +343,9 @@
             </w:r>
             <w:r>
               <w:rPr>
-                <w:rFonts w:ascii="宋体" w:eastAsia="宋体" w:hAnsi="宋体" w:cs="宋体"/>
+                <w:rFonts w:ascii="Times New Roman" w:eastAsia="宋体" w:hAnsi="Times New Roman" w:cs="宋体"/>
+                <w:b/>
+                <w:bCs/>
                 <w:sz w:val="21"/>
               </w:rPr>
               <w:t xml:space="preserve">路径双层优化模型，用</w:t>
@@ -400,7 +359,9 @@
             </w:r>
             <w:r>
               <w:rPr>
-                <w:rFonts w:ascii="宋体" w:eastAsia="宋体" w:hAnsi="宋体" w:cs="宋体"/>
+                <w:rFonts w:ascii="Times New Roman" w:eastAsia="宋体" w:hAnsi="Times New Roman" w:cs="宋体"/>
+                <w:b/>
+                <w:bCs/>
                 <w:sz w:val="21"/>
               </w:rPr>
               <w:t xml:space="preserve">完成模型求解，模型测算运营成本降低</w:t>
@@ -414,7 +375,9 @@
             </w:r>
             <w:r>
               <w:rPr>
-                <w:rFonts w:ascii="宋体" w:eastAsia="宋体" w:hAnsi="宋体" w:cs="宋体"/>
+                <w:rFonts w:ascii="Times New Roman" w:eastAsia="宋体" w:hAnsi="Times New Roman" w:cs="宋体"/>
+                <w:b/>
+                <w:bCs/>
                 <w:sz w:val="21"/>
               </w:rPr>
               <w:t xml:space="preserve">；数据分析：掌握</w:t>
@@ -428,7 +391,9 @@
             </w:r>
             <w:r>
               <w:rPr>
-                <w:rFonts w:ascii="宋体" w:eastAsia="宋体" w:hAnsi="宋体" w:cs="宋体"/>
+                <w:rFonts w:ascii="Times New Roman" w:eastAsia="宋体" w:hAnsi="Times New Roman" w:cs="宋体"/>
+                <w:b/>
+                <w:bCs/>
                 <w:sz w:val="21"/>
               </w:rPr>
               <w:t xml:space="preserve">，累计处理</w:t>
@@ -442,7 +407,9 @@
             </w:r>
             <w:r>
               <w:rPr>
-                <w:rFonts w:ascii="宋体" w:eastAsia="宋体" w:hAnsi="宋体" w:cs="宋体"/>
+                <w:rFonts w:ascii="Times New Roman" w:eastAsia="宋体" w:hAnsi="Times New Roman" w:cs="宋体"/>
+                <w:b/>
+                <w:bCs/>
                 <w:sz w:val="21"/>
               </w:rPr>
               <w:t xml:space="preserve">万</w:t>
@@ -456,7 +423,9 @@
             </w:r>
             <w:r>
               <w:rPr>
-                <w:rFonts w:ascii="宋体" w:eastAsia="宋体" w:hAnsi="宋体" w:cs="宋体"/>
+                <w:rFonts w:ascii="Times New Roman" w:eastAsia="宋体" w:hAnsi="Times New Roman" w:cs="宋体"/>
+                <w:b/>
+                <w:bCs/>
                 <w:sz w:val="21"/>
               </w:rPr>
               <w:t xml:space="preserve">条业务数据与</w:t>
@@ -470,7 +439,9 @@
             </w:r>
             <w:r>
               <w:rPr>
-                <w:rFonts w:ascii="宋体" w:eastAsia="宋体" w:hAnsi="宋体" w:cs="宋体"/>
+                <w:rFonts w:ascii="Times New Roman" w:eastAsia="宋体" w:hAnsi="Times New Roman" w:cs="宋体"/>
+                <w:b/>
+                <w:bCs/>
                 <w:sz w:val="21"/>
               </w:rPr>
               <w:t xml:space="preserve">份问卷，能独立完成清洗→建模→可视化→结论输出全流程；运营实操：用友</w:t>
@@ -484,7 +455,9 @@
             </w:r>
             <w:r>
               <w:rPr>
-                <w:rFonts w:ascii="宋体" w:eastAsia="宋体" w:hAnsi="宋体" w:cs="宋体"/>
+                <w:rFonts w:ascii="Times New Roman" w:eastAsia="宋体" w:hAnsi="Times New Roman" w:cs="宋体"/>
+                <w:b/>
+                <w:bCs/>
                 <w:sz w:val="21"/>
               </w:rPr>
               <w:t xml:space="preserve">全流程操作经验，</w:t>
@@ -498,7 +471,9 @@
             </w:r>
             <w:r>
               <w:rPr>
-                <w:rFonts w:ascii="宋体" w:eastAsia="宋体" w:hAnsi="宋体" w:cs="宋体"/>
+                <w:rFonts w:ascii="Times New Roman" w:eastAsia="宋体" w:hAnsi="Times New Roman" w:cs="宋体"/>
+                <w:b/>
+                <w:bCs/>
                 <w:sz w:val="21"/>
               </w:rPr>
               <w:t xml:space="preserve">个月项目助理（</w:t>
@@ -512,7 +487,9 @@
             </w:r>
             <w:r>
               <w:rPr>
-                <w:rFonts w:ascii="宋体" w:eastAsia="宋体" w:hAnsi="宋体" w:cs="宋体"/>
+                <w:rFonts w:ascii="Times New Roman" w:eastAsia="宋体" w:hAnsi="Times New Roman" w:cs="宋体"/>
+                <w:b/>
+                <w:bCs/>
                 <w:sz w:val="21"/>
               </w:rPr>
               <w:t xml:space="preserve">份材料管理</w:t>
@@ -526,7 +503,9 @@
             </w:r>
             <w:r>
               <w:rPr>
-                <w:rFonts w:ascii="宋体" w:eastAsia="宋体" w:hAnsi="宋体" w:cs="宋体"/>
+                <w:rFonts w:ascii="Times New Roman" w:eastAsia="宋体" w:hAnsi="Times New Roman" w:cs="宋体"/>
+                <w:b/>
+                <w:bCs/>
                 <w:sz w:val="21"/>
               </w:rPr>
               <w:t xml:space="preserve">跨部门对接），瑞幸门店库存与效期管理经验</w:t>
@@ -541,6 +520,7 @@
           <w:vanish/>
           <w:sz w:val="2"/>
         </w:rPr>
+        <w:spacing w:line="240" w:lineRule="auto" w:before="0" w:after="0"/>
       </w:pPr>
     </w:p>
     <w:tbl>
@@ -582,7 +562,7 @@
           </w:tcPr>
           <w:p>
             <w:pPr>
-              <w:spacing w:line="275" w:lineRule="atLeast"/>
+              <w:spacing w:line="240" w:lineRule="auto" w:before="0" w:after="0"/>
             </w:pPr>
             <w:r>
               <w:rPr>
@@ -653,7 +633,7 @@
                 </w:tcPr>
                 <w:p>
                   <w:pPr>
-                    <w:spacing w:line="315" w:lineRule="atLeast"/>
+                    <w:spacing w:line="240" w:lineRule="auto" w:before="0" w:after="0"/>
                     <w:jc w:val="center"/>
                     <w:rPr>
                       <w:sz w:val="21"/>
@@ -680,7 +660,7 @@
                 </w:tcPr>
                 <w:p>
                   <w:pPr>
-                    <w:spacing w:line="315" w:lineRule="atLeast"/>
+                    <w:spacing w:line="240" w:lineRule="auto" w:before="0" w:after="0"/>
                     <w:rPr>
                       <w:b/>
                       <w:bCs/>
@@ -717,7 +697,7 @@
                 </w:tcPr>
                 <w:p>
                   <w:pPr>
-                    <w:spacing w:line="315" w:lineRule="atLeast"/>
+                    <w:spacing w:line="240" w:lineRule="auto" w:before="0" w:after="0"/>
                     <w:rPr>
                       <w:b/>
                       <w:bCs/>
@@ -792,7 +772,7 @@
                 </w:tcPr>
                 <w:p>
                   <w:pPr>
-                    <w:spacing w:line="315" w:lineRule="atLeast"/>
+                    <w:spacing w:line="240" w:lineRule="auto" w:before="0" w:after="0"/>
                     <w:rPr>
                       <w:rFonts w:ascii="Times New Roman" w:eastAsia="等线" w:hAnsi="Times New Roman" w:hint="default"/>
                       <w:b/>
@@ -815,7 +795,7 @@
           </w:tbl>
           <w:p>
             <w:pPr>
-              <w:spacing w:line="275" w:lineRule="atLeast"/>
+              <w:spacing w:line="240" w:lineRule="auto" w:before="0" w:after="0"/>
               <w:rPr>
                 <w:b/>
                 <w:bCs/>
@@ -830,6 +810,7 @@
         <w:rPr>
           <w:vanish/>
         </w:rPr>
+        <w:spacing w:line="240" w:lineRule="auto" w:before="0" w:after="0"/>
       </w:pPr>
     </w:p>
     <w:p>
@@ -838,6 +819,7 @@
           <w:vanish/>
           <w:sz w:val="21"/>
         </w:rPr>
+        <w:spacing w:line="240" w:lineRule="auto" w:before="0" w:after="0"/>
       </w:pPr>
     </w:p>
     <w:tbl>
@@ -879,7 +861,7 @@
           </w:tcPr>
           <w:p>
             <w:pPr>
-              <w:spacing w:line="210" w:lineRule="atLeast"/>
+              <w:spacing w:line="240" w:lineRule="auto" w:before="0" w:after="0"/>
               <w:rPr>
                 <w:sz w:val="21"/>
               </w:rPr>
@@ -909,7 +891,7 @@
                 <w:ilvl w:val="0"/>
                 <w:numId w:val="2"/>
               </w:numPr>
-              <w:spacing w:line="315" w:lineRule="atLeast"/>
+              <w:spacing w:line="240" w:lineRule="auto" w:before="0" w:after="0"/>
               <w:ind w:left="442" w:hanging="442"/>
               <w:rPr>
                 <w:sz w:val="21"/>
@@ -926,7 +908,9 @@
             </w:r>
             <w:r>
               <w:rPr>
-                <w:rFonts w:ascii="宋体" w:eastAsia="宋体" w:hAnsi="宋体" w:cs="宋体"/>
+                <w:rFonts w:ascii="Times New Roman" w:eastAsia="宋体" w:hAnsi="Times New Roman" w:cs="宋体"/>
+                <w:b/>
+                <w:bCs/>
                 <w:sz w:val="21"/>
               </w:rPr>
               <w:t xml:space="preserve">供应链建模与仿真、</w:t>
@@ -940,7 +924,9 @@
             </w:r>
             <w:r>
               <w:rPr>
-                <w:rFonts w:ascii="宋体" w:eastAsia="宋体" w:hAnsi="宋体" w:cs="宋体"/>
+                <w:rFonts w:ascii="Times New Roman" w:eastAsia="宋体" w:hAnsi="Times New Roman" w:cs="宋体"/>
+                <w:b/>
+                <w:bCs/>
                 <w:sz w:val="21"/>
               </w:rPr>
               <w:t xml:space="preserve">供应链管理综合实验、供应链资源规划、采购管理、物流管理、统计学、</w:t>
@@ -954,7 +940,9 @@
             </w:r>
             <w:r>
               <w:rPr>
-                <w:rFonts w:ascii="宋体" w:eastAsia="宋体" w:hAnsi="宋体" w:cs="宋体"/>
+                <w:rFonts w:ascii="Times New Roman" w:eastAsia="宋体" w:hAnsi="Times New Roman" w:cs="宋体"/>
+                <w:b/>
+                <w:bCs/>
                 <w:sz w:val="21"/>
               </w:rPr>
               <w:t xml:space="preserve">程序设计、大数据管理与分析</w:t>
@@ -985,7 +973,7 @@
           </w:tcPr>
           <w:p>
             <w:pPr>
-              <w:spacing w:line="210" w:lineRule="atLeast"/>
+              <w:spacing w:line="240" w:lineRule="auto" w:before="0" w:after="0"/>
               <w:rPr>
                 <w:sz w:val="21"/>
               </w:rPr>
@@ -1015,7 +1003,7 @@
                 <w:ilvl w:val="0"/>
                 <w:numId w:val="2"/>
               </w:numPr>
-              <w:spacing w:line="315" w:lineRule="atLeast"/>
+              <w:spacing w:line="240" w:lineRule="auto" w:before="0" w:after="0"/>
               <w:rPr>
                 <w:sz w:val="21"/>
               </w:rPr>
@@ -1031,7 +1019,9 @@
             </w:r>
             <w:r>
               <w:rPr>
-                <w:rFonts w:ascii="宋体" w:eastAsia="宋体" w:hAnsi="宋体" w:cs="宋体"/>
+                <w:rFonts w:ascii="Times New Roman" w:eastAsia="宋体" w:hAnsi="Times New Roman" w:cs="宋体"/>
+                <w:b/>
+                <w:bCs/>
                 <w:sz w:val="21"/>
               </w:rPr>
               <w:t xml:space="preserve">山东大学</w:t>
@@ -1045,7 +1035,9 @@
             </w:r>
             <w:r>
               <w:rPr>
-                <w:rFonts w:ascii="宋体" w:eastAsia="宋体" w:hAnsi="宋体" w:cs="宋体"/>
+                <w:rFonts w:ascii="Times New Roman" w:eastAsia="宋体" w:hAnsi="Times New Roman" w:cs="宋体"/>
+                <w:b/>
+                <w:bCs/>
                 <w:sz w:val="21"/>
               </w:rPr>
               <w:t xml:space="preserve">—</w:t>
@@ -1059,7 +1051,9 @@
             </w:r>
             <w:r>
               <w:rPr>
-                <w:rFonts w:ascii="宋体" w:eastAsia="宋体" w:hAnsi="宋体" w:cs="宋体"/>
+                <w:rFonts w:ascii="Times New Roman" w:eastAsia="宋体" w:hAnsi="Times New Roman" w:cs="宋体"/>
+                <w:b/>
+                <w:bCs/>
                 <w:sz w:val="21"/>
               </w:rPr>
               <w:t xml:space="preserve">年暑期社会实践专项优秀等级</w:t>
@@ -1074,6 +1068,7 @@
           <w:vanish/>
           <w:sz w:val="21"/>
         </w:rPr>
+        <w:spacing w:line="240" w:lineRule="auto" w:before="0" w:after="0"/>
       </w:pPr>
     </w:p>
     <w:p>
@@ -1082,6 +1077,7 @@
           <w:vanish/>
           <w:sz w:val="2"/>
         </w:rPr>
+        <w:spacing w:line="240" w:lineRule="auto" w:before="0" w:after="0"/>
       </w:pPr>
     </w:p>
     <w:p>
@@ -1089,6 +1085,7 @@
         <w:rPr>
           <w:vanish/>
         </w:rPr>
+        <w:spacing w:line="240" w:lineRule="auto" w:before="0" w:after="0"/>
       </w:pPr>
     </w:p>
     <w:p>
@@ -1097,6 +1094,7 @@
           <w:vanish/>
           <w:sz w:val="21"/>
         </w:rPr>
+        <w:spacing w:line="240" w:lineRule="auto" w:before="0" w:after="0"/>
       </w:pPr>
     </w:p>
     <w:p>
@@ -1105,6 +1103,7 @@
           <w:vanish/>
           <w:sz w:val="21"/>
         </w:rPr>
+        <w:spacing w:line="240" w:lineRule="auto" w:before="0" w:after="0"/>
       </w:pPr>
     </w:p>
     <w:p>
@@ -1113,6 +1112,7 @@
           <w:vanish/>
           <w:sz w:val="2"/>
         </w:rPr>
+        <w:spacing w:line="240" w:lineRule="auto" w:before="0" w:after="0"/>
       </w:pPr>
     </w:p>
     <w:tbl>
@@ -1166,7 +1166,7 @@
           </w:tcPr>
           <w:p>
             <w:pPr>
-              <w:spacing w:line="275" w:lineRule="atLeast"/>
+              <w:spacing w:line="240" w:lineRule="auto" w:before="0" w:after="0"/>
               <w:rPr>
                 <w:rFonts w:ascii="Times New Roman" w:hAnsi="Times New Roman"/>
                 <w:b/>
@@ -1217,7 +1217,7 @@
           </w:tcPr>
           <w:p>
             <w:pPr>
-              <w:spacing w:line="315" w:lineRule="atLeast"/>
+              <w:spacing w:line="240" w:lineRule="auto" w:before="0" w:after="0"/>
               <w:rPr>
                 <w:rFonts w:ascii="Times New Roman" w:hAnsi="Times New Roman"/>
                 <w:sz w:val="21"/>
@@ -1245,7 +1245,7 @@
           </w:tcPr>
           <w:p>
             <w:pPr>
-              <w:spacing w:line="315" w:lineRule="atLeast"/>
+              <w:spacing w:line="240" w:lineRule="auto" w:before="0" w:after="0"/>
               <w:rPr>
                 <w:rFonts w:ascii="Times New Roman" w:hAnsi="Times New Roman"/>
                 <w:sz w:val="21"/>
@@ -1276,7 +1276,7 @@
           </w:tcPr>
           <w:p>
             <w:pPr>
-              <w:spacing w:line="315" w:lineRule="atLeast"/>
+              <w:spacing w:line="240" w:lineRule="auto" w:before="0" w:after="0"/>
               <w:rPr>
                 <w:rFonts w:ascii="Times New Roman" w:eastAsia="等线" w:hAnsi="Times New Roman"/>
                 <w:b/>
@@ -1308,7 +1308,7 @@
           </w:tcPr>
           <w:p>
             <w:pPr>
-              <w:spacing w:line="315" w:lineRule="atLeast"/>
+              <w:spacing w:line="240" w:lineRule="auto" w:before="0" w:after="0"/>
               <w:rPr>
                 <w:rFonts w:ascii="Times New Roman" w:eastAsia="等线" w:hAnsi="Times New Roman" w:hint="default"/>
                 <w:b/>
@@ -1318,7 +1318,7 @@
             </w:pPr>
             <w:r>
               <w:rPr>
-                <w:rFonts w:ascii="Times New Roman" w:eastAsia="宋体" w:hAnsi="Times New Roman" w:cs="宋体"/>
+                <w:rFonts w:ascii="宋体" w:eastAsia="宋体" w:hAnsi="宋体" w:cs="宋体"/>
                 <w:b/>
                 <w:bCs/>
                 <w:sz w:val="21"/>
@@ -1353,7 +1353,7 @@
           </w:tcPr>
           <w:p>
             <w:pPr>
-              <w:spacing w:line="315" w:lineRule="atLeast"/>
+              <w:spacing w:line="240" w:lineRule="auto" w:before="0" w:after="0"/>
               <w:rPr>
                 <w:rFonts w:ascii="Times New Roman" w:hAnsi="Times New Roman"/>
                 <w:sz w:val="21"/>
@@ -1385,7 +1385,7 @@
                 <w:ilvl w:val="0"/>
                 <w:numId w:val="9"/>
               </w:numPr>
-              <w:spacing w:line="315" w:lineRule="atLeast"/>
+              <w:spacing w:line="240" w:lineRule="auto" w:before="0" w:after="0"/>
               <w:rPr>
                 <w:rFonts w:ascii="Times New Roman" w:eastAsia="宋体" w:hAnsi="Times New Roman" w:cs="宋体" w:hint="default"/>
                 <w:sz w:val="21"/>
@@ -1393,7 +1393,9 @@
             </w:pPr>
             <w:r>
               <w:rPr>
-                <w:rFonts w:ascii="宋体" w:eastAsia="宋体" w:hAnsi="宋体" w:cs="宋体"/>
+                <w:rFonts w:ascii="Times New Roman" w:eastAsia="宋体" w:hAnsi="Times New Roman" w:cs="宋体"/>
+                <w:b/>
+                <w:bCs/>
                 <w:sz w:val="21"/>
               </w:rPr>
               <w:t xml:space="preserve">针对济南历下区老龄化小区自提点布局零散问题，构建选址</w:t>
@@ -1407,7 +1409,9 @@
             </w:r>
             <w:r>
               <w:rPr>
-                <w:rFonts w:ascii="宋体" w:eastAsia="宋体" w:hAnsi="宋体" w:cs="宋体"/>
+                <w:rFonts w:ascii="Times New Roman" w:eastAsia="宋体" w:hAnsi="Times New Roman" w:cs="宋体"/>
+                <w:b/>
+                <w:bCs/>
                 <w:sz w:val="21"/>
               </w:rPr>
               <w:t xml:space="preserve">路径双层优化模型，将年龄分层服务半径与电梯等待时间纳入目标函数；基于</w:t>
@@ -1421,7 +1425,9 @@
             </w:r>
             <w:r>
               <w:rPr>
-                <w:rFonts w:ascii="宋体" w:eastAsia="宋体" w:hAnsi="宋体" w:cs="宋体"/>
+                <w:rFonts w:ascii="Times New Roman" w:eastAsia="宋体" w:hAnsi="Times New Roman" w:cs="宋体"/>
+                <w:b/>
+                <w:bCs/>
                 <w:sz w:val="21"/>
               </w:rPr>
               <w:t xml:space="preserve">个候选点、日均</w:t>
@@ -1435,7 +1441,9 @@
             </w:r>
             <w:r>
               <w:rPr>
-                <w:rFonts w:ascii="宋体" w:eastAsia="宋体" w:hAnsi="宋体" w:cs="宋体"/>
+                <w:rFonts w:ascii="Times New Roman" w:eastAsia="宋体" w:hAnsi="Times New Roman" w:cs="宋体"/>
+                <w:b/>
+                <w:bCs/>
                 <w:sz w:val="21"/>
               </w:rPr>
               <w:t xml:space="preserve">单真实数据，用</w:t>
@@ -1449,7 +1457,9 @@
             </w:r>
             <w:r>
               <w:rPr>
-                <w:rFonts w:ascii="宋体" w:eastAsia="宋体" w:hAnsi="宋体" w:cs="宋体"/>
+                <w:rFonts w:ascii="Times New Roman" w:eastAsia="宋体" w:hAnsi="Times New Roman" w:cs="宋体"/>
+                <w:b/>
+                <w:bCs/>
                 <w:sz w:val="21"/>
               </w:rPr>
               <w:t xml:space="preserve">完成求解，提出“</w:t>
@@ -1463,7 +1473,9 @@
             </w:r>
             <w:r>
               <w:rPr>
-                <w:rFonts w:ascii="宋体" w:eastAsia="宋体" w:hAnsi="宋体" w:cs="宋体"/>
+                <w:rFonts w:ascii="Times New Roman" w:eastAsia="宋体" w:hAnsi="Times New Roman" w:cs="宋体"/>
+                <w:b/>
+                <w:bCs/>
                 <w:sz w:val="21"/>
               </w:rPr>
               <w:t xml:space="preserve">核心点</w:t>
@@ -1477,7 +1489,9 @@
             </w:r>
             <w:r>
               <w:rPr>
-                <w:rFonts w:ascii="宋体" w:eastAsia="宋体" w:hAnsi="宋体" w:cs="宋体"/>
+                <w:rFonts w:ascii="Times New Roman" w:eastAsia="宋体" w:hAnsi="Times New Roman" w:cs="宋体"/>
+                <w:b/>
+                <w:bCs/>
                 <w:sz w:val="21"/>
               </w:rPr>
               <w:t xml:space="preserve">动态临时点”弹性布局方案</w:t>
@@ -1489,7 +1503,7 @@
                 <w:ilvl w:val="0"/>
                 <w:numId w:val="9"/>
               </w:numPr>
-              <w:spacing w:line="315" w:lineRule="atLeast"/>
+              <w:spacing w:line="240" w:lineRule="auto" w:before="0" w:after="0"/>
               <w:rPr>
                 <w:rFonts w:ascii="Times New Roman" w:eastAsia="宋体" w:hAnsi="Times New Roman" w:cs="宋体" w:hint="default"/>
                 <w:sz w:val="21"/>
@@ -1497,7 +1511,9 @@
             </w:pPr>
             <w:r>
               <w:rPr>
-                <w:rFonts w:ascii="宋体" w:eastAsia="宋体" w:hAnsi="宋体" w:cs="宋体"/>
+                <w:rFonts w:ascii="Times New Roman" w:eastAsia="宋体" w:hAnsi="Times New Roman" w:cs="宋体"/>
+                <w:b/>
+                <w:bCs/>
                 <w:sz w:val="21"/>
               </w:rPr>
               <w:t xml:space="preserve">模型测算：总成本降低</w:t>
@@ -1511,7 +1527,9 @@
             </w:r>
             <w:r>
               <w:rPr>
-                <w:rFonts w:ascii="宋体" w:eastAsia="宋体" w:hAnsi="宋体" w:cs="宋体"/>
+                <w:rFonts w:ascii="Times New Roman" w:eastAsia="宋体" w:hAnsi="Times New Roman" w:cs="宋体"/>
+                <w:b/>
+                <w:bCs/>
                 <w:sz w:val="21"/>
               </w:rPr>
               <w:t xml:space="preserve">，老年覆盖率</w:t>
@@ -1525,7 +1543,9 @@
             </w:r>
             <w:r>
               <w:rPr>
-                <w:rFonts w:ascii="宋体" w:eastAsia="宋体" w:hAnsi="宋体" w:cs="宋体"/>
+                <w:rFonts w:ascii="Times New Roman" w:eastAsia="宋体" w:hAnsi="Times New Roman" w:cs="宋体"/>
+                <w:b/>
+                <w:bCs/>
                 <w:sz w:val="21"/>
               </w:rPr>
               <w:t xml:space="preserve">→</w:t>
@@ -1539,7 +1559,9 @@
             </w:r>
             <w:r>
               <w:rPr>
-                <w:rFonts w:ascii="宋体" w:eastAsia="宋体" w:hAnsi="宋体" w:cs="宋体"/>
+                <w:rFonts w:ascii="Times New Roman" w:eastAsia="宋体" w:hAnsi="Times New Roman" w:cs="宋体"/>
+                <w:b/>
+                <w:bCs/>
                 <w:sz w:val="21"/>
               </w:rPr>
               <w:t xml:space="preserve">，配送时长缩短</w:t>
@@ -1553,7 +1575,9 @@
             </w:r>
             <w:r>
               <w:rPr>
-                <w:rFonts w:ascii="宋体" w:eastAsia="宋体" w:hAnsi="宋体" w:cs="宋体"/>
+                <w:rFonts w:ascii="Times New Roman" w:eastAsia="宋体" w:hAnsi="Times New Roman" w:cs="宋体"/>
+                <w:b/>
+                <w:bCs/>
                 <w:sz w:val="21"/>
               </w:rPr>
               <w:t xml:space="preserve">，覆盖平衡性指数</w:t>
@@ -1593,7 +1617,7 @@
           </w:tcPr>
           <w:p>
             <w:pPr>
-              <w:spacing w:line="315" w:lineRule="atLeast"/>
+              <w:spacing w:line="240" w:lineRule="auto" w:before="0" w:after="0"/>
               <w:rPr>
                 <w:rFonts w:ascii="Times New Roman" w:hAnsi="Times New Roman"/>
                 <w:sz w:val="21"/>
@@ -1621,7 +1645,7 @@
           </w:tcPr>
           <w:p>
             <w:pPr>
-              <w:spacing w:line="315" w:lineRule="atLeast"/>
+              <w:spacing w:line="240" w:lineRule="auto" w:before="0" w:after="0"/>
               <w:rPr>
                 <w:rFonts w:ascii="Times New Roman" w:hAnsi="Times New Roman"/>
                 <w:sz w:val="21"/>
@@ -1638,7 +1662,7 @@
             </w:r>
             <w:r>
               <w:rPr>
-                <w:rFonts w:ascii="Times New Roman" w:eastAsia="宋体" w:hAnsi="Times New Roman" w:cs="宋体"/>
+                <w:rFonts w:ascii="宋体" w:eastAsia="宋体" w:hAnsi="宋体" w:cs="宋体"/>
                 <w:b/>
                 <w:bCs/>
                 <w:sz w:val="21"/>
@@ -1670,7 +1694,7 @@
           </w:tcPr>
           <w:p>
             <w:pPr>
-              <w:spacing w:line="315" w:lineRule="atLeast"/>
+              <w:spacing w:line="240" w:lineRule="auto" w:before="0" w:after="0"/>
               <w:rPr>
                 <w:rFonts w:ascii="Times New Roman" w:eastAsia="等线" w:hAnsi="Times New Roman"/>
                 <w:b/>
@@ -1702,7 +1726,7 @@
           </w:tcPr>
           <w:p>
             <w:pPr>
-              <w:spacing w:line="315" w:lineRule="atLeast"/>
+              <w:spacing w:line="240" w:lineRule="auto" w:before="0" w:after="0"/>
               <w:rPr>
                 <w:rFonts w:ascii="Times New Roman" w:eastAsia="等线" w:hAnsi="Times New Roman" w:hint="default"/>
                 <w:b/>
@@ -1712,7 +1736,7 @@
             </w:pPr>
             <w:r>
               <w:rPr>
-                <w:rFonts w:ascii="Times New Roman" w:eastAsia="宋体" w:hAnsi="Times New Roman" w:cs="宋体"/>
+                <w:rFonts w:ascii="宋体" w:eastAsia="宋体" w:hAnsi="宋体" w:cs="宋体"/>
                 <w:b/>
                 <w:bCs/>
                 <w:sz w:val="21"/>
@@ -1747,7 +1771,7 @@
           </w:tcPr>
           <w:p>
             <w:pPr>
-              <w:spacing w:line="315" w:lineRule="atLeast"/>
+              <w:spacing w:line="240" w:lineRule="auto" w:before="0" w:after="0"/>
               <w:rPr>
                 <w:rFonts w:ascii="Times New Roman" w:hAnsi="Times New Roman"/>
                 <w:sz w:val="21"/>
@@ -1779,7 +1803,7 @@
                 <w:ilvl w:val="0"/>
                 <w:numId w:val="9"/>
               </w:numPr>
-              <w:spacing w:line="315" w:lineRule="atLeast"/>
+              <w:spacing w:line="240" w:lineRule="auto" w:before="0" w:after="0"/>
               <w:rPr>
                 <w:rFonts w:ascii="Times New Roman" w:eastAsia="宋体" w:hAnsi="Times New Roman" w:cs="宋体" w:hint="default"/>
                 <w:sz w:val="21"/>
@@ -1787,7 +1811,9 @@
             </w:pPr>
             <w:r>
               <w:rPr>
-                <w:rFonts w:ascii="宋体" w:eastAsia="宋体" w:hAnsi="宋体" w:cs="宋体"/>
+                <w:rFonts w:ascii="Times New Roman" w:eastAsia="宋体" w:hAnsi="Times New Roman" w:cs="宋体"/>
+                <w:b/>
+                <w:bCs/>
                 <w:sz w:val="21"/>
               </w:rPr>
               <w:t xml:space="preserve">基于</w:t>
@@ -1801,7 +1827,9 @@
             </w:r>
             <w:r>
               <w:rPr>
-                <w:rFonts w:ascii="宋体" w:eastAsia="宋体" w:hAnsi="宋体" w:cs="宋体"/>
+                <w:rFonts w:ascii="Times New Roman" w:eastAsia="宋体" w:hAnsi="Times New Roman" w:cs="宋体"/>
+                <w:b/>
+                <w:bCs/>
                 <w:sz w:val="21"/>
               </w:rPr>
               <w:t xml:space="preserve">模型设计</w:t>
@@ -1815,7 +1843,9 @@
             </w:r>
             <w:r>
               <w:rPr>
-                <w:rFonts w:ascii="宋体" w:eastAsia="宋体" w:hAnsi="宋体" w:cs="宋体"/>
+                <w:rFonts w:ascii="Times New Roman" w:eastAsia="宋体" w:hAnsi="Times New Roman" w:cs="宋体"/>
+                <w:b/>
+                <w:bCs/>
                 <w:sz w:val="21"/>
               </w:rPr>
               <w:t xml:space="preserve">点李克特量表问卷，回收</w:t>
@@ -1829,7 +1859,9 @@
             </w:r>
             <w:r>
               <w:rPr>
-                <w:rFonts w:ascii="宋体" w:eastAsia="宋体" w:hAnsi="宋体" w:cs="宋体"/>
+                <w:rFonts w:ascii="Times New Roman" w:eastAsia="宋体" w:hAnsi="Times New Roman" w:cs="宋体"/>
+                <w:b/>
+                <w:bCs/>
                 <w:sz w:val="21"/>
               </w:rPr>
               <w:t xml:space="preserve">份有效样本，用</w:t>
@@ -1843,7 +1875,9 @@
             </w:r>
             <w:r>
               <w:rPr>
-                <w:rFonts w:ascii="宋体" w:eastAsia="宋体" w:hAnsi="宋体" w:cs="宋体"/>
+                <w:rFonts w:ascii="Times New Roman" w:eastAsia="宋体" w:hAnsi="Times New Roman" w:cs="宋体"/>
+                <w:b/>
+                <w:bCs/>
                 <w:sz w:val="21"/>
               </w:rPr>
               <w:t xml:space="preserve">和</w:t>
@@ -1857,7 +1891,9 @@
             </w:r>
             <w:r>
               <w:rPr>
-                <w:rFonts w:ascii="宋体" w:eastAsia="宋体" w:hAnsi="宋体" w:cs="宋体"/>
+                <w:rFonts w:ascii="Times New Roman" w:eastAsia="宋体" w:hAnsi="Times New Roman" w:cs="宋体"/>
+                <w:b/>
+                <w:bCs/>
                 <w:sz w:val="21"/>
               </w:rPr>
               <w:t xml:space="preserve">完成统计分析；验证交互性（</w:t>
@@ -1871,7 +1907,9 @@
             </w:r>
             <w:r>
               <w:rPr>
-                <w:rFonts w:ascii="宋体" w:eastAsia="宋体" w:hAnsi="宋体" w:cs="宋体"/>
+                <w:rFonts w:ascii="Times New Roman" w:eastAsia="宋体" w:hAnsi="Times New Roman" w:cs="宋体"/>
+                <w:b/>
+                <w:bCs/>
                 <w:sz w:val="21"/>
               </w:rPr>
               <w:t xml:space="preserve">）、个性化（</w:t>
@@ -1885,7 +1923,9 @@
             </w:r>
             <w:r>
               <w:rPr>
-                <w:rFonts w:ascii="宋体" w:eastAsia="宋体" w:hAnsi="宋体" w:cs="宋体"/>
+                <w:rFonts w:ascii="Times New Roman" w:eastAsia="宋体" w:hAnsi="Times New Roman" w:cs="宋体"/>
+                <w:b/>
+                <w:bCs/>
                 <w:sz w:val="21"/>
               </w:rPr>
               <w:t xml:space="preserve">）、自主性（</w:t>
@@ -1899,7 +1939,9 @@
             </w:r>
             <w:r>
               <w:rPr>
-                <w:rFonts w:ascii="宋体" w:eastAsia="宋体" w:hAnsi="宋体" w:cs="宋体"/>
+                <w:rFonts w:ascii="Times New Roman" w:eastAsia="宋体" w:hAnsi="Times New Roman" w:cs="宋体"/>
+                <w:b/>
+                <w:bCs/>
                 <w:sz w:val="21"/>
               </w:rPr>
               <w:t xml:space="preserve">）显著正向影响用户感知价值，识别问题识别准确性、智能解决能力为核心影响因素</w:t>
@@ -1911,7 +1953,7 @@
                 <w:ilvl w:val="0"/>
                 <w:numId w:val="9"/>
               </w:numPr>
-              <w:spacing w:line="315" w:lineRule="atLeast"/>
+              <w:spacing w:line="240" w:lineRule="auto" w:before="0" w:after="0"/>
               <w:rPr>
                 <w:rFonts w:ascii="Times New Roman" w:eastAsia="宋体" w:hAnsi="Times New Roman" w:cs="宋体" w:hint="default"/>
                 <w:sz w:val="21"/>
@@ -1919,7 +1961,9 @@
             </w:pPr>
             <w:r>
               <w:rPr>
-                <w:rFonts w:ascii="宋体" w:eastAsia="宋体" w:hAnsi="宋体" w:cs="宋体"/>
+                <w:rFonts w:ascii="Times New Roman" w:eastAsia="宋体" w:hAnsi="Times New Roman" w:cs="宋体"/>
+                <w:b/>
+                <w:bCs/>
                 <w:sz w:val="21"/>
               </w:rPr>
               <w:t xml:space="preserve">发现用户智能体验起关键中介作用，感知增强维度贡献率</w:t>
@@ -1933,7 +1977,9 @@
             </w:r>
             <w:r>
               <w:rPr>
-                <w:rFonts w:ascii="宋体" w:eastAsia="宋体" w:hAnsi="宋体" w:cs="宋体"/>
+                <w:rFonts w:ascii="Times New Roman" w:eastAsia="宋体" w:hAnsi="Times New Roman" w:cs="宋体"/>
+                <w:b/>
+                <w:bCs/>
                 <w:sz w:val="21"/>
               </w:rPr>
               <w:t xml:space="preserve">；高复杂度场景下信任阈值提高</w:t>
@@ -1947,7 +1993,9 @@
             </w:r>
             <w:r>
               <w:rPr>
-                <w:rFonts w:ascii="宋体" w:eastAsia="宋体" w:hAnsi="宋体" w:cs="宋体"/>
+                <w:rFonts w:ascii="Times New Roman" w:eastAsia="宋体" w:hAnsi="Times New Roman" w:cs="宋体"/>
+                <w:b/>
+                <w:bCs/>
                 <w:sz w:val="21"/>
               </w:rPr>
               <w:t xml:space="preserve">，为电商</w:t>
@@ -1961,7 +2009,9 @@
             </w:r>
             <w:r>
               <w:rPr>
-                <w:rFonts w:ascii="宋体" w:eastAsia="宋体" w:hAnsi="宋体" w:cs="宋体"/>
+                <w:rFonts w:ascii="Times New Roman" w:eastAsia="宋体" w:hAnsi="Times New Roman" w:cs="宋体"/>
+                <w:b/>
+                <w:bCs/>
                 <w:sz w:val="21"/>
               </w:rPr>
               <w:t xml:space="preserve">客服优化提供参考</w:t>
@@ -1994,7 +2044,7 @@
           </w:tcPr>
           <w:p>
             <w:pPr>
-              <w:spacing w:line="315" w:lineRule="atLeast"/>
+              <w:spacing w:line="240" w:lineRule="auto" w:before="0" w:after="0"/>
               <w:rPr>
                 <w:rFonts w:ascii="Times New Roman" w:hAnsi="Times New Roman"/>
                 <w:sz w:val="21"/>
@@ -2022,7 +2072,7 @@
           </w:tcPr>
           <w:p>
             <w:pPr>
-              <w:spacing w:line="315" w:lineRule="atLeast"/>
+              <w:spacing w:line="240" w:lineRule="auto" w:before="0" w:after="0"/>
               <w:rPr>
                 <w:rFonts w:ascii="Times New Roman" w:hAnsi="Times New Roman"/>
                 <w:sz w:val="21"/>
@@ -2053,7 +2103,7 @@
           </w:tcPr>
           <w:p>
             <w:pPr>
-              <w:spacing w:line="315" w:lineRule="atLeast"/>
+              <w:spacing w:line="240" w:lineRule="auto" w:before="0" w:after="0"/>
               <w:rPr>
                 <w:rFonts w:ascii="Times New Roman" w:eastAsia="等线" w:hAnsi="Times New Roman"/>
                 <w:b/>
@@ -2085,7 +2135,7 @@
           </w:tcPr>
           <w:p>
             <w:pPr>
-              <w:spacing w:line="315" w:lineRule="atLeast"/>
+              <w:spacing w:line="240" w:lineRule="auto" w:before="0" w:after="0"/>
               <w:rPr>
                 <w:rFonts w:ascii="Times New Roman" w:eastAsia="等线" w:hAnsi="Times New Roman" w:hint="default"/>
                 <w:b/>
@@ -2095,7 +2145,7 @@
             </w:pPr>
             <w:r>
               <w:rPr>
-                <w:rFonts w:ascii="Times New Roman" w:eastAsia="宋体" w:hAnsi="Times New Roman" w:cs="宋体"/>
+                <w:rFonts w:ascii="宋体" w:eastAsia="宋体" w:hAnsi="宋体" w:cs="宋体"/>
                 <w:b/>
                 <w:bCs/>
                 <w:sz w:val="21"/>
@@ -2130,7 +2180,7 @@
           </w:tcPr>
           <w:p>
             <w:pPr>
-              <w:spacing w:line="315" w:lineRule="atLeast"/>
+              <w:spacing w:line="240" w:lineRule="auto" w:before="0" w:after="0"/>
               <w:rPr>
                 <w:rFonts w:ascii="Times New Roman" w:hAnsi="Times New Roman"/>
                 <w:sz w:val="21"/>
@@ -2162,7 +2212,7 @@
                 <w:ilvl w:val="0"/>
                 <w:numId w:val="9"/>
               </w:numPr>
-              <w:spacing w:line="315" w:lineRule="atLeast"/>
+              <w:spacing w:line="240" w:lineRule="auto" w:before="0" w:after="0"/>
               <w:rPr>
                 <w:rFonts w:ascii="Times New Roman" w:eastAsia="宋体" w:hAnsi="Times New Roman" w:cs="宋体" w:hint="default"/>
                 <w:sz w:val="21"/>
@@ -2170,7 +2220,9 @@
             </w:pPr>
             <w:r>
               <w:rPr>
-                <w:rFonts w:ascii="宋体" w:eastAsia="宋体" w:hAnsi="宋体" w:cs="宋体"/>
+                <w:rFonts w:ascii="Times New Roman" w:eastAsia="宋体" w:hAnsi="Times New Roman" w:cs="宋体"/>
+                <w:b/>
+                <w:bCs/>
                 <w:sz w:val="21"/>
               </w:rPr>
               <w:t xml:space="preserve">基于</w:t>
@@ -2184,7 +2236,9 @@
             </w:r>
             <w:r>
               <w:rPr>
-                <w:rFonts w:ascii="宋体" w:eastAsia="宋体" w:hAnsi="宋体" w:cs="宋体"/>
+                <w:rFonts w:ascii="Times New Roman" w:eastAsia="宋体" w:hAnsi="Times New Roman" w:cs="宋体"/>
+                <w:b/>
+                <w:bCs/>
                 <w:sz w:val="21"/>
               </w:rPr>
               <w:t xml:space="preserve">条葡萄牙银行真实营销数据，用</w:t>
@@ -2198,7 +2252,9 @@
             </w:r>
             <w:r>
               <w:rPr>
-                <w:rFonts w:ascii="宋体" w:eastAsia="宋体" w:hAnsi="宋体" w:cs="宋体"/>
+                <w:rFonts w:ascii="Times New Roman" w:eastAsia="宋体" w:hAnsi="Times New Roman" w:cs="宋体"/>
+                <w:b/>
+                <w:bCs/>
                 <w:sz w:val="21"/>
               </w:rPr>
               <w:t xml:space="preserve">完成缺失值与异常值清洗，对年龄、职业、营销频次等字段做多维度分层统计</w:t>
@@ -2210,7 +2266,7 @@
                 <w:ilvl w:val="0"/>
                 <w:numId w:val="9"/>
               </w:numPr>
-              <w:spacing w:line="315" w:lineRule="atLeast"/>
+              <w:spacing w:line="240" w:lineRule="auto" w:before="0" w:after="0"/>
               <w:rPr>
                 <w:rFonts w:ascii="Times New Roman" w:eastAsia="宋体" w:hAnsi="Times New Roman" w:cs="宋体" w:hint="default"/>
                 <w:sz w:val="21"/>
@@ -2218,7 +2274,9 @@
             </w:pPr>
             <w:r>
               <w:rPr>
-                <w:rFonts w:ascii="宋体" w:eastAsia="宋体" w:hAnsi="宋体" w:cs="宋体"/>
+                <w:rFonts w:ascii="Times New Roman" w:eastAsia="宋体" w:hAnsi="Times New Roman" w:cs="宋体"/>
+                <w:b/>
+                <w:bCs/>
                 <w:sz w:val="21"/>
               </w:rPr>
               <w:t xml:space="preserve">独立绘制帕累托图、相关性热力图、订阅转化率瀑布图，通过多维度统计呈现客户群体响应差异，识别关键影响变量，为客户分群与营销资源分配提供数据支撑</w:t>
@@ -2251,7 +2309,7 @@
           </w:tcPr>
           <w:p>
             <w:pPr>
-              <w:spacing w:line="315" w:lineRule="atLeast"/>
+              <w:spacing w:line="240" w:lineRule="auto" w:before="0" w:after="0"/>
               <w:rPr>
                 <w:rFonts w:ascii="Times New Roman" w:hAnsi="Times New Roman"/>
                 <w:sz w:val="21"/>
@@ -2279,7 +2337,7 @@
           </w:tcPr>
           <w:p>
             <w:pPr>
-              <w:spacing w:line="315" w:lineRule="atLeast"/>
+              <w:spacing w:line="240" w:lineRule="auto" w:before="0" w:after="0"/>
               <w:rPr>
                 <w:rFonts w:ascii="Times New Roman" w:hAnsi="Times New Roman"/>
                 <w:sz w:val="21"/>
@@ -2287,7 +2345,7 @@
             </w:pPr>
             <w:r>
               <w:rPr>
-                <w:rFonts w:ascii="Times New Roman" w:eastAsia="宋体" w:hAnsi="Times New Roman" w:cs="宋体"/>
+                <w:rFonts w:ascii="宋体" w:eastAsia="宋体" w:hAnsi="宋体" w:cs="宋体"/>
                 <w:b/>
                 <w:bCs/>
                 <w:sz w:val="21"/>
@@ -2319,7 +2377,7 @@
           </w:tcPr>
           <w:p>
             <w:pPr>
-              <w:spacing w:line="315" w:lineRule="atLeast"/>
+              <w:spacing w:line="240" w:lineRule="auto" w:before="0" w:after="0"/>
               <w:rPr>
                 <w:rFonts w:ascii="Times New Roman" w:eastAsia="等线" w:hAnsi="Times New Roman"/>
                 <w:b/>
@@ -2351,7 +2409,7 @@
           </w:tcPr>
           <w:p>
             <w:pPr>
-              <w:spacing w:line="315" w:lineRule="atLeast"/>
+              <w:spacing w:line="240" w:lineRule="auto" w:before="0" w:after="0"/>
               <w:rPr>
                 <w:rFonts w:ascii="Times New Roman" w:eastAsia="等线" w:hAnsi="Times New Roman" w:hint="default"/>
                 <w:b/>
@@ -2361,7 +2419,7 @@
             </w:pPr>
             <w:r>
               <w:rPr>
-                <w:rFonts w:ascii="Times New Roman" w:eastAsia="宋体" w:hAnsi="Times New Roman" w:cs="宋体"/>
+                <w:rFonts w:ascii="宋体" w:eastAsia="宋体" w:hAnsi="宋体" w:cs="宋体"/>
                 <w:b/>
                 <w:bCs/>
                 <w:sz w:val="21"/>
@@ -2396,7 +2454,7 @@
           </w:tcPr>
           <w:p>
             <w:pPr>
-              <w:spacing w:line="315" w:lineRule="atLeast"/>
+              <w:spacing w:line="240" w:lineRule="auto" w:before="0" w:after="0"/>
               <w:rPr>
                 <w:rFonts w:ascii="Times New Roman" w:hAnsi="Times New Roman"/>
                 <w:sz w:val="21"/>
@@ -2428,7 +2486,7 @@
                 <w:ilvl w:val="0"/>
                 <w:numId w:val="9"/>
               </w:numPr>
-              <w:spacing w:line="315" w:lineRule="atLeast"/>
+              <w:spacing w:line="240" w:lineRule="auto" w:before="0" w:after="0"/>
               <w:rPr>
                 <w:rFonts w:ascii="Times New Roman" w:eastAsia="宋体" w:hAnsi="Times New Roman" w:cs="宋体" w:hint="default"/>
                 <w:sz w:val="21"/>
@@ -2436,7 +2494,9 @@
             </w:pPr>
             <w:r>
               <w:rPr>
-                <w:rFonts w:ascii="宋体" w:eastAsia="宋体" w:hAnsi="宋体" w:cs="宋体"/>
+                <w:rFonts w:ascii="Times New Roman" w:eastAsia="宋体" w:hAnsi="Times New Roman" w:cs="宋体"/>
+                <w:b/>
+                <w:bCs/>
                 <w:sz w:val="21"/>
               </w:rPr>
               <w:t xml:space="preserve">以账套主管角色，以模拟箱包贸易企业为对象，独立完成采购订单→到货入库→销售订单→发货出库→库存调拨→盘点→存货核算→收付款凭证全流程实操</w:t>
@@ -2448,7 +2508,263 @@
                 <w:ilvl w:val="0"/>
                 <w:numId w:val="9"/>
               </w:numPr>
-              <w:spacing w:line="315" w:lineRule="atLeast"/>
+              <w:spacing w:line="240" w:lineRule="auto" w:before="0" w:after="0"/>
+              <w:rPr>
+                <w:rFonts w:ascii="Times New Roman" w:eastAsia="宋体" w:hAnsi="Times New Roman" w:cs="宋体" w:hint="default"/>
+                <w:sz w:val="21"/>
+              </w:rPr>
+            </w:pPr>
+            <w:r>
+              <w:rPr>
+                <w:rFonts w:ascii="Times New Roman" w:eastAsia="宋体" w:hAnsi="Times New Roman" w:cs="宋体"/>
+                <w:b/>
+                <w:bCs/>
+                <w:sz w:val="21"/>
+              </w:rPr>
+              <w:t xml:space="preserve">梳理采购、销售、库存等模块间的数据流转与单据关联逻辑，理解</w:t>
+            </w:r>
+            <w:r>
+              <w:rPr>
+                <w:rFonts w:ascii="Times New Roman" w:hAnsi="Times New Roman" w:hint="default"/>
+                <w:sz w:val="21"/>
+              </w:rPr>
+              <w:t xml:space="preserve">ERP</w:t>
+            </w:r>
+            <w:r>
+              <w:rPr>
+                <w:rFonts w:ascii="Times New Roman" w:eastAsia="宋体" w:hAnsi="Times New Roman" w:cs="宋体"/>
+                <w:b/>
+                <w:bCs/>
+                <w:sz w:val="21"/>
+              </w:rPr>
+              <w:t xml:space="preserve">系统供应链业务标准化运作机制</w:t>
+            </w:r>
+          </w:p>
+        </w:tc>
+      </w:tr>
+      <w:tr>
+        <w:trPr>
+          <w:gridAfter w:val="2"/>
+          <w:wAfter w:w="880" w:type="dxa"/>
+          <w:jc w:val="center"/>
+        </w:trPr>
+        <w:tc>
+          <w:tcPr>
+            <w:tcW w:w="695" w:type="dxa"/>
+            <w:tcBorders>
+              <w:top w:val="nil"/>
+              <w:left w:val="nil"/>
+              <w:bottom w:val="nil"/>
+              <w:right w:val="nil"/>
+            </w:tcBorders>
+            <w:tcMar>
+              <w:top w:w="0" w:type="dxa"/>
+              <w:left w:w="113" w:type="dxa"/>
+              <w:bottom w:w="0" w:type="dxa"/>
+              <w:right w:w="85" w:type="dxa"/>
+            </w:tcMar>
+            <w:vAlign w:val="center"/>
+          </w:tcPr>
+          <w:p>
+            <w:pPr>
+              <w:spacing w:line="240" w:lineRule="auto" w:before="0" w:after="0"/>
+              <w:rPr>
+                <w:rFonts w:ascii="Times New Roman" w:hAnsi="Times New Roman"/>
+                <w:sz w:val="21"/>
+              </w:rPr>
+            </w:pPr>
+          </w:p>
+        </w:tc>
+        <w:tc>
+          <w:tcPr>
+            <w:tcW w:w="4600" w:type="dxa"/>
+            <w:gridSpan w:val="4"/>
+            <w:tcBorders>
+              <w:top w:val="nil"/>
+              <w:left w:val="nil"/>
+              <w:bottom w:val="nil"/>
+              <w:right w:val="nil"/>
+            </w:tcBorders>
+            <w:tcMar>
+              <w:top w:w="0" w:type="dxa"/>
+              <w:left w:w="85" w:type="dxa"/>
+              <w:bottom w:w="0" w:type="dxa"/>
+              <w:right w:w="85" w:type="dxa"/>
+            </w:tcMar>
+            <w:vAlign w:val="center"/>
+          </w:tcPr>
+          <w:p>
+            <w:pPr>
+              <w:spacing w:line="240" w:lineRule="auto" w:before="0" w:after="0"/>
+              <w:rPr>
+                <w:rFonts w:ascii="Times New Roman" w:hAnsi="Times New Roman"/>
+                <w:sz w:val="21"/>
+              </w:rPr>
+            </w:pPr>
+            <w:r>
+              <w:rPr>
+                <w:rFonts w:ascii="Times New Roman" w:eastAsia="宋体" w:hAnsi="Times New Roman" w:cs="宋体"/>
+                <w:b/>
+                <w:bCs/>
+                <w:sz w:val="21"/>
+              </w:rPr>
+              <w:t xml:space="preserve">ERP</w:t>
+            </w:r>
+            <w:r>
+              <w:rPr>
+                <w:rFonts w:ascii="宋体" w:eastAsia="宋体" w:hAnsi="宋体" w:cs="宋体"/>
+                <w:b/>
+                <w:bCs/>
+                <w:sz w:val="21"/>
+              </w:rPr>
+              <w:t xml:space="preserve">供应链全流程模拟操作</w:t>
+            </w:r>
+          </w:p>
+        </w:tc>
+        <w:tc>
+          <w:tcPr>
+            <w:tcW w:w="2693" w:type="dxa"/>
+            <w:gridSpan w:val="2"/>
+            <w:tcBorders>
+              <w:top w:val="nil"/>
+              <w:left w:val="nil"/>
+              <w:bottom w:val="nil"/>
+              <w:right w:val="nil"/>
+            </w:tcBorders>
+            <w:vAlign w:val="center"/>
+          </w:tcPr>
+          <w:p>
+            <w:pPr>
+              <w:spacing w:line="240" w:lineRule="auto" w:before="0" w:after="0"/>
+              <w:rPr>
+                <w:rFonts w:ascii="Times New Roman" w:eastAsia="等线" w:hAnsi="Times New Roman"/>
+                <w:b/>
+                <w:bCs/>
+                <w:sz w:val="21"/>
+              </w:rPr>
+            </w:pPr>
+            <w:r>
+              <w:rPr>
+                <w:rFonts w:ascii="宋体" w:eastAsia="宋体" w:hAnsi="宋体" w:cs="宋体"/>
+                <w:b/>
+                <w:bCs/>
+                <w:sz w:val="21"/>
+              </w:rPr>
+              <w:t xml:space="preserve">课程实验・账套主管</w:t>
+            </w:r>
+          </w:p>
+        </w:tc>
+        <w:tc>
+          <w:tcPr>
+            <w:tcW w:w="2755" w:type="dxa"/>
+            <w:tcBorders>
+              <w:top w:val="nil"/>
+              <w:left w:val="nil"/>
+              <w:bottom w:val="nil"/>
+              <w:right w:val="nil"/>
+            </w:tcBorders>
+            <w:vAlign w:val="center"/>
+          </w:tcPr>
+          <w:p>
+            <w:pPr>
+              <w:spacing w:line="240" w:lineRule="auto" w:before="0" w:after="0"/>
+              <w:rPr>
+                <w:rFonts w:ascii="Times New Roman" w:eastAsia="等线" w:hAnsi="Times New Roman" w:hint="default"/>
+                <w:b/>
+                <w:bCs/>
+                <w:sz w:val="21"/>
+              </w:rPr>
+            </w:pPr>
+            <w:r>
+              <w:rPr>
+                <w:rFonts w:ascii="Times New Roman" w:eastAsia="宋体" w:hAnsi="Times New Roman" w:cs="宋体"/>
+                <w:b/>
+                <w:bCs/>
+                <w:sz w:val="21"/>
+              </w:rPr>
+              <w:t xml:space="preserve">2025.03-2025.07</w:t>
+            </w:r>
+          </w:p>
+        </w:tc>
+      </w:tr>
+      <w:tr>
+        <w:trPr>
+          <w:gridAfter w:val="2"/>
+          <w:wAfter w:w="880" w:type="dxa"/>
+          <w:jc w:val="center"/>
+        </w:trPr>
+        <w:tc>
+          <w:tcPr>
+            <w:tcW w:w="695" w:type="dxa"/>
+            <w:tcBorders>
+              <w:top w:val="nil"/>
+              <w:left w:val="nil"/>
+              <w:bottom w:val="nil"/>
+              <w:right w:val="nil"/>
+            </w:tcBorders>
+            <w:tcMar>
+              <w:top w:w="0" w:type="dxa"/>
+              <w:left w:w="113" w:type="dxa"/>
+              <w:bottom w:w="0" w:type="dxa"/>
+              <w:right w:w="85" w:type="dxa"/>
+            </w:tcMar>
+            <w:vAlign w:val="center"/>
+          </w:tcPr>
+          <w:p>
+            <w:pPr>
+              <w:spacing w:line="240" w:lineRule="auto" w:before="0" w:after="0"/>
+              <w:rPr>
+                <w:rFonts w:ascii="Times New Roman" w:hAnsi="Times New Roman"/>
+                <w:sz w:val="21"/>
+              </w:rPr>
+            </w:pPr>
+          </w:p>
+        </w:tc>
+        <w:tc>
+          <w:tcPr>
+            <w:tcW w:w="10048" w:type="dxa"/>
+            <w:gridSpan w:val="7"/>
+            <w:tcBorders>
+              <w:top w:val="nil"/>
+              <w:left w:val="nil"/>
+              <w:bottom w:val="nil"/>
+              <w:right w:val="nil"/>
+            </w:tcBorders>
+            <w:tcMar>
+              <w:top w:w="0" w:type="dxa"/>
+              <w:left w:w="85" w:type="dxa"/>
+              <w:bottom w:w="0" w:type="dxa"/>
+              <w:right w:w="85" w:type="dxa"/>
+            </w:tcMar>
+            <w:vAlign w:val="center"/>
+          </w:tcPr>
+          <w:p>
+            <w:pPr>
+              <w:numPr>
+                <w:ilvl w:val="0"/>
+                <w:numId w:val="9"/>
+              </w:numPr>
+              <w:spacing w:line="240" w:lineRule="auto" w:before="0" w:after="0"/>
+              <w:rPr>
+                <w:rFonts w:ascii="Times New Roman" w:eastAsia="宋体" w:hAnsi="Times New Roman" w:cs="宋体" w:hint="default"/>
+                <w:sz w:val="21"/>
+              </w:rPr>
+            </w:pPr>
+            <w:r>
+              <w:rPr>
+                <w:rFonts w:ascii="宋体" w:eastAsia="宋体" w:hAnsi="宋体" w:cs="宋体"/>
+                <w:sz w:val="21"/>
+              </w:rPr>
+              <w:t xml:space="preserve">以账套主管角色，以模拟箱包贸易企业为对象，独立完成采购订单→到货入库→销售订单→发货出库→库存调拨→盘点→存货核算→收付款凭证全流程实操</w:t>
+            </w:r>
+          </w:p>
+          <w:p>
+            <w:pPr>
+              <w:numPr>
+                <w:ilvl w:val="0"/>
+                <w:numId w:val="9"/>
+              </w:numPr>
+              <w:spacing w:line="240" w:lineRule="auto" w:before="0" w:after="0"/>
               <w:rPr>
                 <w:rFonts w:ascii="Times New Roman" w:eastAsia="宋体" w:hAnsi="Times New Roman" w:cs="宋体" w:hint="default"/>
                 <w:sz w:val="21"/>
@@ -2505,7 +2821,7 @@
           </w:tcPr>
           <w:p>
             <w:pPr>
-              <w:spacing w:line="275" w:lineRule="atLeast"/>
+              <w:spacing w:line="240" w:lineRule="auto" w:before="0" w:after="0"/>
             </w:pPr>
             <w:r>
               <w:rPr>
@@ -2522,6 +2838,7 @@
         <w:rPr>
           <w:vanish/>
         </w:rPr>
+        <w:spacing w:line="240" w:lineRule="auto" w:before="0" w:after="0"/>
       </w:pPr>
     </w:p>
     <w:p>
@@ -2530,6 +2847,7 @@
           <w:vanish/>
           <w:sz w:val="21"/>
         </w:rPr>
+        <w:spacing w:line="240" w:lineRule="auto" w:before="0" w:after="0"/>
       </w:pPr>
     </w:p>
     <w:tbl>
@@ -2573,7 +2891,7 @@
           </w:tcPr>
           <w:p>
             <w:pPr>
-              <w:spacing w:line="315" w:lineRule="atLeast"/>
+              <w:spacing w:line="240" w:lineRule="auto" w:before="0" w:after="0"/>
               <w:rPr>
                 <w:sz w:val="21"/>
               </w:rPr>
@@ -2599,7 +2917,7 @@
           </w:tcPr>
           <w:p>
             <w:pPr>
-              <w:spacing w:line="315" w:lineRule="atLeast"/>
+              <w:spacing w:line="240" w:lineRule="auto" w:before="0" w:after="0"/>
               <w:rPr>
                 <w:b/>
                 <w:bCs/>
@@ -2630,7 +2948,7 @@
           </w:tcPr>
           <w:p>
             <w:pPr>
-              <w:spacing w:line="315" w:lineRule="atLeast"/>
+              <w:spacing w:line="240" w:lineRule="auto" w:before="0" w:after="0"/>
               <w:rPr>
                 <w:b/>
                 <w:bCs/>
@@ -2661,7 +2979,7 @@
           </w:tcPr>
           <w:p>
             <w:pPr>
-              <w:spacing w:line="315" w:lineRule="atLeast"/>
+              <w:spacing w:line="240" w:lineRule="auto" w:before="0" w:after="0"/>
               <w:rPr>
                 <w:rFonts w:ascii="Times New Roman" w:eastAsia="等线" w:hAnsi="Times New Roman" w:hint="default"/>
                 <w:b/>
@@ -2671,7 +2989,7 @@
             </w:pPr>
             <w:r>
               <w:rPr>
-                <w:rFonts w:ascii="Times New Roman" w:eastAsia="宋体" w:hAnsi="Times New Roman" w:cs="宋体"/>
+                <w:rFonts w:ascii="宋体" w:eastAsia="宋体" w:hAnsi="宋体" w:cs="宋体"/>
                 <w:b/>
                 <w:bCs/>
                 <w:sz w:val="21"/>
@@ -2704,7 +3022,7 @@
           </w:tcPr>
           <w:p>
             <w:pPr>
-              <w:spacing w:line="315" w:lineRule="atLeast"/>
+              <w:spacing w:line="240" w:lineRule="auto" w:before="0" w:after="0"/>
               <w:rPr>
                 <w:rFonts w:ascii="Times New Roman" w:hAnsi="Times New Roman"/>
                 <w:sz w:val="21"/>
@@ -2736,7 +3054,7 @@
                 <w:ilvl w:val="0"/>
                 <w:numId w:val="6"/>
               </w:numPr>
-              <w:spacing w:line="315" w:lineRule="atLeast"/>
+              <w:spacing w:line="240" w:lineRule="auto" w:before="0" w:after="0"/>
               <w:rPr>
                 <w:rFonts w:ascii="Times New Roman" w:eastAsia="宋体" w:hAnsi="Times New Roman" w:cs="宋体" w:hint="default"/>
                 <w:sz w:val="21"/>
@@ -2744,7 +3062,9 @@
             </w:pPr>
             <w:r>
               <w:rPr>
-                <w:rFonts w:ascii="宋体" w:eastAsia="宋体" w:hAnsi="宋体" w:cs="宋体"/>
+                <w:rFonts w:ascii="Times New Roman" w:eastAsia="宋体" w:hAnsi="Times New Roman" w:cs="宋体"/>
+                <w:b/>
+                <w:bCs/>
                 <w:sz w:val="21"/>
               </w:rPr>
               <w:t xml:space="preserve">统筹</w:t>
@@ -2758,7 +3078,9 @@
             </w:r>
             <w:r>
               <w:rPr>
-                <w:rFonts w:ascii="宋体" w:eastAsia="宋体" w:hAnsi="宋体" w:cs="宋体"/>
+                <w:rFonts w:ascii="Times New Roman" w:eastAsia="宋体" w:hAnsi="Times New Roman" w:cs="宋体"/>
+                <w:b/>
+                <w:bCs/>
                 <w:sz w:val="21"/>
               </w:rPr>
               <w:t xml:space="preserve">份学员申报材料全流程管理，用</w:t>
@@ -2772,7 +3094,9 @@
             </w:r>
             <w:r>
               <w:rPr>
-                <w:rFonts w:ascii="宋体" w:eastAsia="宋体" w:hAnsi="宋体" w:cs="宋体"/>
+                <w:rFonts w:ascii="Times New Roman" w:eastAsia="宋体" w:hAnsi="Times New Roman" w:cs="宋体"/>
+                <w:b/>
+                <w:bCs/>
                 <w:sz w:val="21"/>
               </w:rPr>
               <w:t xml:space="preserve">搭建分类电子台账，建立“录入</w:t>
@@ -2786,7 +3110,9 @@
             </w:r>
             <w:r>
               <w:rPr>
-                <w:rFonts w:ascii="宋体" w:eastAsia="宋体" w:hAnsi="宋体" w:cs="宋体"/>
+                <w:rFonts w:ascii="Times New Roman" w:eastAsia="宋体" w:hAnsi="Times New Roman" w:cs="宋体"/>
+                <w:b/>
+                <w:bCs/>
                 <w:sz w:val="21"/>
               </w:rPr>
               <w:t xml:space="preserve">核对</w:t>
@@ -2800,7 +3126,9 @@
             </w:r>
             <w:r>
               <w:rPr>
-                <w:rFonts w:ascii="宋体" w:eastAsia="宋体" w:hAnsi="宋体" w:cs="宋体"/>
+                <w:rFonts w:ascii="Times New Roman" w:eastAsia="宋体" w:hAnsi="Times New Roman" w:cs="宋体"/>
+                <w:b/>
+                <w:bCs/>
                 <w:sz w:val="21"/>
               </w:rPr>
               <w:t xml:space="preserve">提交”三级校验机制，实现材料零差错提交</w:t>
@@ -2812,7 +3140,7 @@
                 <w:ilvl w:val="0"/>
                 <w:numId w:val="6"/>
               </w:numPr>
-              <w:spacing w:line="315" w:lineRule="atLeast"/>
+              <w:spacing w:line="240" w:lineRule="auto" w:before="0" w:after="0"/>
               <w:rPr>
                 <w:rFonts w:ascii="Times New Roman" w:eastAsia="宋体" w:hAnsi="Times New Roman" w:cs="宋体" w:hint="default"/>
                 <w:sz w:val="21"/>
@@ -2820,7 +3148,9 @@
             </w:pPr>
             <w:r>
               <w:rPr>
-                <w:rFonts w:ascii="宋体" w:eastAsia="宋体" w:hAnsi="宋体" w:cs="宋体"/>
+                <w:rFonts w:ascii="Times New Roman" w:eastAsia="宋体" w:hAnsi="Times New Roman" w:cs="宋体"/>
+                <w:b/>
+                <w:bCs/>
                 <w:sz w:val="21"/>
               </w:rPr>
               <w:t xml:space="preserve">对接各部门同步项目推进进度，按月汇总执行数据形成工作小结，梳理并标准化资料审核与报批流程</w:t>
@@ -2832,7 +3162,7 @@
                 <w:ilvl w:val="0"/>
                 <w:numId w:val="6"/>
               </w:numPr>
-              <w:spacing w:line="315" w:lineRule="atLeast"/>
+              <w:spacing w:line="240" w:lineRule="auto" w:before="0" w:after="0"/>
               <w:rPr>
                 <w:rFonts w:ascii="Times New Roman" w:eastAsia="宋体" w:hAnsi="Times New Roman" w:cs="宋体" w:hint="default"/>
                 <w:sz w:val="21"/>
@@ -2840,7 +3170,9 @@
             </w:pPr>
             <w:r>
               <w:rPr>
-                <w:rFonts w:ascii="宋体" w:eastAsia="宋体" w:hAnsi="宋体" w:cs="宋体"/>
+                <w:rFonts w:ascii="Times New Roman" w:eastAsia="宋体" w:hAnsi="Times New Roman" w:cs="宋体"/>
+                <w:b/>
+                <w:bCs/>
                 <w:sz w:val="21"/>
               </w:rPr>
               <w:t xml:space="preserve">建立可检索的文档归档体系，统一收纳各类申报单据并分类存档，提升后续材料调取效率</w:t>
@@ -2871,7 +3203,7 @@
           </w:tcPr>
           <w:p>
             <w:pPr>
-              <w:spacing w:line="315" w:lineRule="atLeast"/>
+              <w:spacing w:line="240" w:lineRule="auto" w:before="0" w:after="0"/>
               <w:rPr>
                 <w:sz w:val="21"/>
               </w:rPr>
@@ -2897,7 +3229,7 @@
           </w:tcPr>
           <w:p>
             <w:pPr>
-              <w:spacing w:line="315" w:lineRule="atLeast"/>
+              <w:spacing w:line="240" w:lineRule="auto" w:before="0" w:after="0"/>
               <w:rPr>
                 <w:b/>
                 <w:bCs/>
@@ -2928,7 +3260,7 @@
           </w:tcPr>
           <w:p>
             <w:pPr>
-              <w:spacing w:line="315" w:lineRule="atLeast"/>
+              <w:spacing w:line="240" w:lineRule="auto" w:before="0" w:after="0"/>
               <w:rPr>
                 <w:b/>
                 <w:bCs/>
@@ -2959,7 +3291,7 @@
           </w:tcPr>
           <w:p>
             <w:pPr>
-              <w:spacing w:line="315" w:lineRule="atLeast"/>
+              <w:spacing w:line="240" w:lineRule="auto" w:before="0" w:after="0"/>
               <w:rPr>
                 <w:rFonts w:ascii="Times New Roman" w:eastAsia="等线" w:hAnsi="Times New Roman" w:hint="default"/>
                 <w:b/>
@@ -2969,7 +3301,7 @@
             </w:pPr>
             <w:r>
               <w:rPr>
-                <w:rFonts w:ascii="Times New Roman" w:eastAsia="宋体" w:hAnsi="Times New Roman" w:cs="宋体"/>
+                <w:rFonts w:ascii="宋体" w:eastAsia="宋体" w:hAnsi="宋体" w:cs="宋体"/>
                 <w:b/>
                 <w:bCs/>
                 <w:sz w:val="21"/>
@@ -3002,7 +3334,7 @@
           </w:tcPr>
           <w:p>
             <w:pPr>
-              <w:spacing w:line="315" w:lineRule="atLeast"/>
+              <w:spacing w:line="240" w:lineRule="auto" w:before="0" w:after="0"/>
               <w:rPr>
                 <w:rFonts w:ascii="Times New Roman" w:hAnsi="Times New Roman"/>
                 <w:sz w:val="21"/>
@@ -3034,7 +3366,7 @@
                 <w:ilvl w:val="0"/>
                 <w:numId w:val="6"/>
               </w:numPr>
-              <w:spacing w:line="315" w:lineRule="atLeast"/>
+              <w:spacing w:line="240" w:lineRule="auto" w:before="0" w:after="0"/>
               <w:rPr>
                 <w:rFonts w:ascii="Times New Roman" w:eastAsia="宋体" w:hAnsi="Times New Roman" w:cs="宋体" w:hint="default"/>
                 <w:sz w:val="21"/>
@@ -3042,7 +3374,9 @@
             </w:pPr>
             <w:r>
               <w:rPr>
-                <w:rFonts w:ascii="宋体" w:eastAsia="宋体" w:hAnsi="宋体" w:cs="宋体"/>
+                <w:rFonts w:ascii="Times New Roman" w:eastAsia="宋体" w:hAnsi="Times New Roman" w:cs="宋体"/>
+                <w:b/>
+                <w:bCs/>
                 <w:sz w:val="21"/>
               </w:rPr>
               <w:t xml:space="preserve">落实门店原辅料日盘与效期管理流程，每日核对食材有效期并打印失效单据，根据消耗规律提醒仓库解冻备货，降低物料损耗与缺货风险</w:t>
@@ -3054,7 +3388,7 @@
                 <w:ilvl w:val="0"/>
                 <w:numId w:val="6"/>
               </w:numPr>
-              <w:spacing w:line="315" w:lineRule="atLeast"/>
+              <w:spacing w:line="240" w:lineRule="auto" w:before="0" w:after="0"/>
               <w:rPr>
                 <w:rFonts w:ascii="Times New Roman" w:eastAsia="宋体" w:hAnsi="Times New Roman" w:cs="宋体" w:hint="default"/>
                 <w:sz w:val="21"/>
@@ -3062,7 +3396,9 @@
             </w:pPr>
             <w:r>
               <w:rPr>
-                <w:rFonts w:ascii="宋体" w:eastAsia="宋体" w:hAnsi="宋体" w:cs="宋体"/>
+                <w:rFonts w:ascii="Times New Roman" w:eastAsia="宋体" w:hAnsi="Times New Roman" w:cs="宋体"/>
+                <w:b/>
+                <w:bCs/>
                 <w:sz w:val="21"/>
               </w:rPr>
               <w:t xml:space="preserve">规范物料分区摆放与仓储器具整理，核对交接班出库单据，保持库存账实一致；根据销售消耗规律同步门店补货需求，保障物料供应稳定</w:t>
@@ -3078,6 +3414,7 @@
           <w:vanish/>
           <w:sz w:val="21"/>
         </w:rPr>
+        <w:spacing w:line="240" w:lineRule="auto" w:before="0" w:after="0"/>
       </w:pPr>
     </w:p>
     <w:p>
@@ -3087,6 +3424,7 @@
           <w:vanish/>
           <w:sz w:val="21"/>
         </w:rPr>
+        <w:spacing w:line="240" w:lineRule="auto" w:before="0" w:after="0"/>
       </w:pPr>
     </w:p>
     <w:p>
@@ -3096,6 +3434,7 @@
           <w:vanish/>
           <w:sz w:val="21"/>
         </w:rPr>
+        <w:spacing w:line="240" w:lineRule="auto" w:before="0" w:after="0"/>
       </w:pPr>
     </w:p>
     <w:p>
@@ -3105,6 +3444,7 @@
           <w:vanish/>
           <w:sz w:val="2"/>
         </w:rPr>
+        <w:spacing w:line="240" w:lineRule="auto" w:before="0" w:after="0"/>
       </w:pPr>
     </w:p>
     <w:p>
@@ -3113,6 +3453,7 @@
           <w:rFonts w:ascii="Times New Roman" w:hAnsi="Times New Roman"/>
           <w:vanish/>
         </w:rPr>
+        <w:spacing w:line="240" w:lineRule="auto" w:before="0" w:after="0"/>
       </w:pPr>
     </w:p>
     <w:p>
@@ -3122,6 +3463,7 @@
           <w:vanish/>
           <w:sz w:val="21"/>
         </w:rPr>
+        <w:spacing w:line="240" w:lineRule="auto" w:before="0" w:after="0"/>
       </w:pPr>
     </w:p>
     <w:tbl>
@@ -3163,7 +3505,7 @@
           </w:tcPr>
           <w:p>
             <w:pPr>
-              <w:spacing w:before="63" w:after="42" w:line="275" w:lineRule="atLeast"/>
+              <w:spacing w:before="0" w:after="0" w:line="240" w:lineRule="auto"/>
               <w:rPr>
                 <w:rFonts w:ascii="Times New Roman" w:hAnsi="Times New Roman"/>
               </w:rPr>
@@ -3186,6 +3528,7 @@
           <w:rFonts w:ascii="Times New Roman" w:hAnsi="Times New Roman"/>
           <w:vanish/>
         </w:rPr>
+        <w:spacing w:line="240" w:lineRule="auto" w:before="0" w:after="0"/>
       </w:pPr>
     </w:p>
     <w:tbl>
@@ -3228,7 +3571,7 @@
           </w:tcPr>
           <w:p>
             <w:pPr>
-              <w:spacing w:before="63" w:after="21" w:line="210" w:lineRule="atLeast"/>
+              <w:spacing w:before="0" w:after="0" w:line="240" w:lineRule="auto"/>
               <w:rPr>
                 <w:rFonts w:ascii="Times New Roman" w:hAnsi="Times New Roman"/>
                 <w:sz w:val="21"/>
@@ -3255,7 +3598,7 @@
           </w:tcPr>
           <w:p>
             <w:pPr>
-              <w:spacing w:line="315" w:lineRule="atLeast"/>
+              <w:spacing w:line="240" w:lineRule="auto" w:before="0" w:after="0"/>
               <w:rPr>
                 <w:rFonts w:ascii="Times New Roman" w:eastAsia="宋体" w:hAnsi="Times New Roman" w:cs="宋体" w:hint="default"/>
                 <w:b/>
@@ -3265,7 +3608,7 @@
             </w:pPr>
             <w:r>
               <w:rPr>
-                <w:rFonts w:ascii="Times New Roman" w:eastAsia="宋体" w:hAnsi="Times New Roman" w:cs="宋体"/>
+                <w:rFonts w:ascii="宋体" w:eastAsia="宋体" w:hAnsi="宋体" w:cs="宋体"/>
                 <w:b/>
                 <w:bCs/>
                 <w:sz w:val="21"/>
@@ -3283,226 +3626,250 @@
             </w:r>
             <w:r>
               <w:rPr>
+                <w:rFonts w:ascii="Times New Roman" w:eastAsia="宋体" w:hAnsi="Times New Roman" w:cs="宋体"/>
+                <w:b/>
+                <w:bCs/>
+                <w:sz w:val="21"/>
+              </w:rPr>
+              <w:t xml:space="preserve">用友</w:t>
+            </w:r>
+            <w:r>
+              <w:rPr>
+                <w:rFonts w:ascii="Times New Roman" w:hAnsi="Times New Roman" w:hint="default"/>
+                <w:sz w:val="21"/>
+              </w:rPr>
+              <w:t xml:space="preserve">U8+</w:t>
+            </w:r>
+            <w:r>
+              <w:rPr>
+                <w:rFonts w:ascii="Times New Roman" w:eastAsia="宋体" w:hAnsi="Times New Roman" w:cs="宋体"/>
+                <w:b/>
+                <w:bCs/>
+                <w:sz w:val="21"/>
+              </w:rPr>
+              <w:t xml:space="preserve">（采购</w:t>
+            </w:r>
+            <w:r>
+              <w:rPr>
+                <w:rFonts w:ascii="Times New Roman" w:hAnsi="Times New Roman" w:hint="default"/>
+                <w:sz w:val="21"/>
+              </w:rPr>
+              <w:t xml:space="preserve">/</w:t>
+            </w:r>
+            <w:r>
+              <w:rPr>
+                <w:rFonts w:ascii="Times New Roman" w:eastAsia="宋体" w:hAnsi="Times New Roman" w:cs="宋体"/>
+                <w:b/>
+                <w:bCs/>
+                <w:sz w:val="21"/>
+              </w:rPr>
+              <w:t xml:space="preserve">销售</w:t>
+            </w:r>
+            <w:r>
+              <w:rPr>
+                <w:rFonts w:ascii="Times New Roman" w:hAnsi="Times New Roman" w:hint="default"/>
+                <w:sz w:val="21"/>
+              </w:rPr>
+              <w:t xml:space="preserve">/</w:t>
+            </w:r>
+            <w:r>
+              <w:rPr>
+                <w:rFonts w:ascii="Times New Roman" w:eastAsia="宋体" w:hAnsi="Times New Roman" w:cs="宋体"/>
+                <w:b/>
+                <w:bCs/>
+                <w:sz w:val="21"/>
+              </w:rPr>
+              <w:t xml:space="preserve">库存</w:t>
+            </w:r>
+            <w:r>
+              <w:rPr>
+                <w:rFonts w:ascii="Times New Roman" w:hAnsi="Times New Roman" w:hint="default"/>
+                <w:sz w:val="21"/>
+              </w:rPr>
+              <w:t xml:space="preserve">/</w:t>
+            </w:r>
+            <w:r>
+              <w:rPr>
+                <w:rFonts w:ascii="Times New Roman" w:eastAsia="宋体" w:hAnsi="Times New Roman" w:cs="宋体"/>
+                <w:b/>
+                <w:bCs/>
+                <w:sz w:val="21"/>
+              </w:rPr>
+              <w:t xml:space="preserve">存货核算全流程操作）</w:t>
+            </w:r>
+          </w:p>
+          <w:p>
+            <w:pPr>
+              <w:spacing w:line="240" w:lineRule="auto" w:before="0" w:after="0"/>
+              <w:rPr>
+                <w:rFonts w:ascii="Times New Roman" w:eastAsia="宋体" w:hAnsi="Times New Roman" w:cs="宋体" w:hint="default"/>
+                <w:b/>
+                <w:bCs/>
+                <w:sz w:val="21"/>
+              </w:rPr>
+            </w:pPr>
+            <w:r>
+              <w:rPr>
                 <w:rFonts w:ascii="宋体" w:eastAsia="宋体" w:hAnsi="宋体" w:cs="宋体"/>
-                <w:sz w:val="21"/>
-              </w:rPr>
-              <w:t xml:space="preserve">用友</w:t>
+                <w:b/>
+                <w:bCs/>
+                <w:sz w:val="21"/>
+              </w:rPr>
+              <w:t xml:space="preserve">数据工具：</w:t>
             </w:r>
             <w:r>
               <w:rPr>
                 <w:rFonts w:ascii="Times New Roman" w:hAnsi="Times New Roman" w:hint="default"/>
                 <w:sz w:val="21"/>
               </w:rPr>
-              <w:t xml:space="preserve">U8+</w:t>
-            </w:r>
+              <w:t xml:space="preserve">Excel</w:t>
+            </w:r>
+            <w:r>
+              <w:rPr>
+                <w:rFonts w:ascii="Times New Roman" w:eastAsia="宋体" w:hAnsi="Times New Roman" w:cs="宋体"/>
+                <w:b/>
+                <w:bCs/>
+                <w:sz w:val="21"/>
+              </w:rPr>
+              <w:t xml:space="preserve">（数据透视表、</w:t>
+            </w:r>
+            <w:r>
+              <w:rPr>
+                <w:rFonts w:ascii="Times New Roman" w:hAnsi="Times New Roman" w:hint="default"/>
+                <w:sz w:val="21"/>
+              </w:rPr>
+              <w:t xml:space="preserve">VLOOKUP</w:t>
+            </w:r>
+            <w:r>
+              <w:rPr>
+                <w:rFonts w:ascii="Times New Roman" w:eastAsia="宋体" w:hAnsi="Times New Roman" w:cs="宋体"/>
+                <w:b/>
+                <w:bCs/>
+                <w:sz w:val="21"/>
+              </w:rPr>
+              <w:t xml:space="preserve">、函数）、</w:t>
+            </w:r>
+            <w:r>
+              <w:rPr>
+                <w:rFonts w:ascii="Times New Roman" w:hAnsi="Times New Roman" w:hint="default"/>
+                <w:sz w:val="21"/>
+              </w:rPr>
+              <w:t xml:space="preserve">Python</w:t>
+            </w:r>
+            <w:r>
+              <w:rPr>
+                <w:rFonts w:ascii="Times New Roman" w:eastAsia="宋体" w:hAnsi="Times New Roman" w:cs="宋体"/>
+                <w:b/>
+                <w:bCs/>
+                <w:sz w:val="21"/>
+              </w:rPr>
+              <w:t xml:space="preserve">（</w:t>
+            </w:r>
+            <w:r>
+              <w:rPr>
+                <w:rFonts w:ascii="Times New Roman" w:hAnsi="Times New Roman" w:hint="default"/>
+                <w:sz w:val="21"/>
+              </w:rPr>
+              <w:t xml:space="preserve">pandas</w:t>
+            </w:r>
+            <w:r>
+              <w:rPr>
+                <w:rFonts w:ascii="Times New Roman" w:eastAsia="宋体" w:hAnsi="Times New Roman" w:cs="宋体"/>
+                <w:b/>
+                <w:bCs/>
+                <w:sz w:val="21"/>
+              </w:rPr>
+              <w:t xml:space="preserve">、</w:t>
+            </w:r>
+            <w:r>
+              <w:rPr>
+                <w:rFonts w:ascii="Times New Roman" w:hAnsi="Times New Roman" w:hint="default"/>
+                <w:sz w:val="21"/>
+              </w:rPr>
+              <w:t xml:space="preserve">matplotlib</w:t>
+            </w:r>
+            <w:r>
+              <w:rPr>
+                <w:rFonts w:ascii="Times New Roman" w:eastAsia="宋体" w:hAnsi="Times New Roman" w:cs="宋体"/>
+                <w:b/>
+                <w:bCs/>
+                <w:sz w:val="21"/>
+              </w:rPr>
+              <w:t xml:space="preserve">）、</w:t>
+            </w:r>
+            <w:r>
+              <w:rPr>
+                <w:rFonts w:ascii="Times New Roman" w:hAnsi="Times New Roman" w:hint="default"/>
+                <w:sz w:val="21"/>
+              </w:rPr>
+              <w:t xml:space="preserve">R</w:t>
+            </w:r>
+            <w:r>
+              <w:rPr>
+                <w:rFonts w:ascii="Times New Roman" w:eastAsia="宋体" w:hAnsi="Times New Roman" w:cs="宋体"/>
+                <w:b/>
+                <w:bCs/>
+                <w:sz w:val="21"/>
+              </w:rPr>
+              <w:t xml:space="preserve">、</w:t>
+            </w:r>
+            <w:r>
+              <w:rPr>
+                <w:rFonts w:ascii="Times New Roman" w:hAnsi="Times New Roman" w:hint="default"/>
+                <w:sz w:val="21"/>
+              </w:rPr>
+              <w:t xml:space="preserve">SPSS</w:t>
+            </w:r>
+          </w:p>
+          <w:p>
+            <w:pPr>
+              <w:spacing w:line="240" w:lineRule="auto" w:before="0" w:after="0"/>
+              <w:rPr>
+                <w:rFonts w:ascii="Times New Roman" w:eastAsia="宋体" w:hAnsi="Times New Roman" w:cs="宋体" w:hint="default"/>
+                <w:b/>
+                <w:bCs/>
+                <w:sz w:val="21"/>
+              </w:rPr>
+            </w:pPr>
             <w:r>
               <w:rPr>
                 <w:rFonts w:ascii="宋体" w:eastAsia="宋体" w:hAnsi="宋体" w:cs="宋体"/>
-                <w:sz w:val="21"/>
-              </w:rPr>
-              <w:t xml:space="preserve">（采购</w:t>
+                <w:b/>
+                <w:bCs/>
+                <w:sz w:val="21"/>
+              </w:rPr>
+              <w:t xml:space="preserve">语言能力：</w:t>
             </w:r>
             <w:r>
               <w:rPr>
                 <w:rFonts w:ascii="Times New Roman" w:hAnsi="Times New Roman" w:hint="default"/>
                 <w:sz w:val="21"/>
               </w:rPr>
-              <w:t xml:space="preserve">/</w:t>
-            </w:r>
+              <w:t xml:space="preserve">CET-4</w:t>
+            </w:r>
+            <w:r>
+              <w:rPr>
+                <w:rFonts w:ascii="Times New Roman" w:eastAsia="宋体" w:hAnsi="Times New Roman" w:cs="宋体"/>
+                <w:b/>
+                <w:bCs/>
+                <w:sz w:val="21"/>
+              </w:rPr>
+              <w:t xml:space="preserve">，可阅读英文专业资料与基础商务沟通</w:t>
+            </w:r>
+          </w:p>
+          <w:p>
+            <w:pPr>
+              <w:spacing w:line="240" w:lineRule="auto" w:before="0" w:after="0"/>
+              <w:rPr>
+                <w:rFonts w:ascii="Times New Roman" w:eastAsia="宋体" w:hAnsi="Times New Roman" w:cs="宋体" w:hint="default"/>
+                <w:b/>
+                <w:bCs/>
+                <w:sz w:val="21"/>
+              </w:rPr>
+            </w:pPr>
             <w:r>
               <w:rPr>
                 <w:rFonts w:ascii="宋体" w:eastAsia="宋体" w:hAnsi="宋体" w:cs="宋体"/>
-                <w:sz w:val="21"/>
-              </w:rPr>
-              <w:t xml:space="preserve">销售</w:t>
-            </w:r>
-            <w:r>
-              <w:rPr>
-                <w:rFonts w:ascii="Times New Roman" w:hAnsi="Times New Roman" w:hint="default"/>
-                <w:sz w:val="21"/>
-              </w:rPr>
-              <w:t xml:space="preserve">/</w:t>
-            </w:r>
-            <w:r>
-              <w:rPr>
-                <w:rFonts w:ascii="宋体" w:eastAsia="宋体" w:hAnsi="宋体" w:cs="宋体"/>
-                <w:sz w:val="21"/>
-              </w:rPr>
-              <w:t xml:space="preserve">库存</w:t>
-            </w:r>
-            <w:r>
-              <w:rPr>
-                <w:rFonts w:ascii="Times New Roman" w:hAnsi="Times New Roman" w:hint="default"/>
-                <w:sz w:val="21"/>
-              </w:rPr>
-              <w:t xml:space="preserve">/</w:t>
-            </w:r>
-            <w:r>
-              <w:rPr>
-                <w:rFonts w:ascii="宋体" w:eastAsia="宋体" w:hAnsi="宋体" w:cs="宋体"/>
-                <w:sz w:val="21"/>
-              </w:rPr>
-              <w:t xml:space="preserve">存货核算全流程操作）</w:t>
-            </w:r>
-          </w:p>
-          <w:p>
-            <w:pPr>
-              <w:spacing w:line="315" w:lineRule="atLeast"/>
-              <w:rPr>
-                <w:rFonts w:ascii="Times New Roman" w:eastAsia="宋体" w:hAnsi="Times New Roman" w:cs="宋体" w:hint="default"/>
-                <w:b/>
-                <w:bCs/>
-                <w:sz w:val="21"/>
-              </w:rPr>
-            </w:pPr>
-            <w:r>
-              <w:rPr>
-                <w:rFonts w:ascii="宋体" w:eastAsia="宋体" w:hAnsi="宋体" w:cs="宋体"/>
-                <w:b/>
-                <w:bCs/>
-                <w:sz w:val="21"/>
-              </w:rPr>
-              <w:t xml:space="preserve">数据工具：</w:t>
-            </w:r>
-            <w:r>
-              <w:rPr>
-                <w:rFonts w:ascii="Times New Roman" w:hAnsi="Times New Roman" w:hint="default"/>
-                <w:sz w:val="21"/>
-              </w:rPr>
-              <w:t xml:space="preserve">Excel</w:t>
-            </w:r>
-            <w:r>
-              <w:rPr>
-                <w:rFonts w:ascii="宋体" w:eastAsia="宋体" w:hAnsi="宋体" w:cs="宋体"/>
-                <w:sz w:val="21"/>
-              </w:rPr>
-              <w:t xml:space="preserve">（数据透视表、</w:t>
-            </w:r>
-            <w:r>
-              <w:rPr>
-                <w:rFonts w:ascii="Times New Roman" w:hAnsi="Times New Roman" w:hint="default"/>
-                <w:sz w:val="21"/>
-              </w:rPr>
-              <w:t xml:space="preserve">VLOOKUP</w:t>
-            </w:r>
-            <w:r>
-              <w:rPr>
-                <w:rFonts w:ascii="宋体" w:eastAsia="宋体" w:hAnsi="宋体" w:cs="宋体"/>
-                <w:sz w:val="21"/>
-              </w:rPr>
-              <w:t xml:space="preserve">、函数）、</w:t>
-            </w:r>
-            <w:r>
-              <w:rPr>
-                <w:rFonts w:ascii="Times New Roman" w:hAnsi="Times New Roman" w:hint="default"/>
-                <w:sz w:val="21"/>
-              </w:rPr>
-              <w:t xml:space="preserve">Python</w:t>
-            </w:r>
-            <w:r>
-              <w:rPr>
-                <w:rFonts w:ascii="宋体" w:eastAsia="宋体" w:hAnsi="宋体" w:cs="宋体"/>
-                <w:sz w:val="21"/>
-              </w:rPr>
-              <w:t xml:space="preserve">（</w:t>
-            </w:r>
-            <w:r>
-              <w:rPr>
-                <w:rFonts w:ascii="Times New Roman" w:hAnsi="Times New Roman" w:hint="default"/>
-                <w:sz w:val="21"/>
-              </w:rPr>
-              <w:t xml:space="preserve">pandas</w:t>
-            </w:r>
-            <w:r>
-              <w:rPr>
-                <w:rFonts w:ascii="宋体" w:eastAsia="宋体" w:hAnsi="宋体" w:cs="宋体"/>
-                <w:sz w:val="21"/>
-              </w:rPr>
-              <w:t xml:space="preserve">、</w:t>
-            </w:r>
-            <w:r>
-              <w:rPr>
-                <w:rFonts w:ascii="Times New Roman" w:hAnsi="Times New Roman" w:hint="default"/>
-                <w:sz w:val="21"/>
-              </w:rPr>
-              <w:t xml:space="preserve">matplotlib</w:t>
-            </w:r>
-            <w:r>
-              <w:rPr>
-                <w:rFonts w:ascii="宋体" w:eastAsia="宋体" w:hAnsi="宋体" w:cs="宋体"/>
-                <w:sz w:val="21"/>
-              </w:rPr>
-              <w:t xml:space="preserve">）、</w:t>
-            </w:r>
-            <w:r>
-              <w:rPr>
-                <w:rFonts w:ascii="Times New Roman" w:hAnsi="Times New Roman" w:hint="default"/>
-                <w:sz w:val="21"/>
-              </w:rPr>
-              <w:t xml:space="preserve">R</w:t>
-            </w:r>
-            <w:r>
-              <w:rPr>
-                <w:rFonts w:ascii="宋体" w:eastAsia="宋体" w:hAnsi="宋体" w:cs="宋体"/>
-                <w:sz w:val="21"/>
-              </w:rPr>
-              <w:t xml:space="preserve">、</w:t>
-            </w:r>
-            <w:r>
-              <w:rPr>
-                <w:rFonts w:ascii="Times New Roman" w:hAnsi="Times New Roman" w:hint="default"/>
-                <w:sz w:val="21"/>
-              </w:rPr>
-              <w:t xml:space="preserve">SPSS</w:t>
-            </w:r>
-          </w:p>
-          <w:p>
-            <w:pPr>
-              <w:spacing w:line="315" w:lineRule="atLeast"/>
-              <w:rPr>
-                <w:rFonts w:ascii="Times New Roman" w:eastAsia="宋体" w:hAnsi="Times New Roman" w:cs="宋体" w:hint="default"/>
-                <w:b/>
-                <w:bCs/>
-                <w:sz w:val="21"/>
-              </w:rPr>
-            </w:pPr>
-            <w:r>
-              <w:rPr>
-                <w:rFonts w:ascii="宋体" w:eastAsia="宋体" w:hAnsi="宋体" w:cs="宋体"/>
-                <w:b/>
-                <w:bCs/>
-                <w:sz w:val="21"/>
-              </w:rPr>
-              <w:t xml:space="preserve">语言能力：</w:t>
-            </w:r>
-            <w:r>
-              <w:rPr>
-                <w:rFonts w:ascii="Times New Roman" w:hAnsi="Times New Roman" w:hint="default"/>
-                <w:sz w:val="21"/>
-              </w:rPr>
-              <w:t xml:space="preserve">CET-4</w:t>
-            </w:r>
-            <w:r>
-              <w:rPr>
-                <w:rFonts w:ascii="宋体" w:eastAsia="宋体" w:hAnsi="宋体" w:cs="宋体"/>
-                <w:sz w:val="21"/>
-              </w:rPr>
-              <w:t xml:space="preserve">，可阅读英文专业资料与基础商务沟通</w:t>
-            </w:r>
-          </w:p>
-          <w:p>
-            <w:pPr>
-              <w:spacing w:line="315" w:lineRule="atLeast"/>
-              <w:rPr>
-                <w:rFonts w:ascii="Times New Roman" w:eastAsia="宋体" w:hAnsi="Times New Roman" w:cs="宋体" w:hint="default"/>
-                <w:b/>
-                <w:bCs/>
-                <w:sz w:val="21"/>
-              </w:rPr>
-            </w:pPr>
-            <w:r>
-              <w:rPr>
-                <w:rFonts w:ascii="宋体" w:eastAsia="宋体" w:hAnsi="宋体" w:cs="宋体"/>
                 <w:b/>
                 <w:bCs/>
                 <w:sz w:val="21"/>
@@ -3511,7 +3878,9 @@
             </w:r>
             <w:r>
               <w:rPr>
-                <w:rFonts w:ascii="宋体" w:eastAsia="宋体" w:hAnsi="宋体" w:cs="宋体"/>
+                <w:rFonts w:ascii="Times New Roman" w:eastAsia="宋体" w:hAnsi="Times New Roman" w:cs="宋体"/>
+                <w:b/>
+                <w:bCs/>
                 <w:sz w:val="21"/>
               </w:rPr>
               <w:t xml:space="preserve">台账搭建与文档管理、跨部门沟通对接、流程梳理与标准化</w:t>
@@ -3526,6 +3895,7 @@
           <w:vanish/>
           <w:sz w:val="21"/>
         </w:rPr>
+        <w:spacing w:line="240" w:lineRule="auto" w:before="0" w:after="0"/>
       </w:pPr>
     </w:p>
     <w:sectPr>

--- a/02_定制简历库/通用简历/文雪_山东大学_供应链数据方向.docx
+++ b/02_定制简历库/通用简历/文雪_山东大学_供应链数据方向.docx
@@ -134,48 +134,6 @@
           <w:trHeight w:val="430"/>
           <w:jc w:val="center"/>
         </w:trPr>
-        <w:tc>
-          <w:tcPr>
-            <w:tcW w:w="3673" w:type="dxa"/>
-            <w:tcBorders>
-              <w:top w:val="nil"/>
-              <w:left w:val="nil"/>
-              <w:bottom w:val="nil"/>
-              <w:right w:val="nil"/>
-            </w:tcBorders>
-            <w:tcMar>
-              <w:top w:w="0" w:type="dxa"/>
-              <w:left w:w="227" w:type="dxa"/>
-              <w:bottom w:w="0" w:type="dxa"/>
-              <w:right w:w="85" w:type="dxa"/>
-            </w:tcMar>
-            <w:vAlign w:val="center"/>
-            <w:gridSpan w:val="3"/>
-          </w:tcPr>
-          <w:p>
-            <w:pPr>
-              <w:spacing w:line="240" w:lineRule="auto" w:before="0" w:after="0"/>
-              <w:rPr>
-                <w:rFonts w:hint="default"/>
-                <w:sz w:val="21"/>
-              </w:rPr>
-            </w:pPr>
-            <w:r>
-              <w:rPr>
-                <w:rFonts w:ascii="Times New Roman" w:hAnsi="Times New Roman" w:hint="default"/>
-                <w:sz w:val="21"/>
-              </w:rPr>
-              <w:t xml:space="preserve">18658249341  |  2631217547@qq.com  |  </w:t>
-            </w:r>
-            <w:r>
-              <w:rPr>
-                <w:rFonts w:ascii="Times New Roman" w:hAnsi="Times New Roman" w:hint="default"/>
-                <w:sz w:val="21"/>
-              </w:rPr>
-              <w:t xml:space="preserve">济南</w:t>
-            </w:r>
-          </w:p>
-        </w:tc>
       </w:tr>
       <w:tr>
         <w:trPr>
@@ -229,7 +187,7 @@
             </w:r>
             <w:r>
               <w:rPr>
-                <w:rFonts w:ascii="Times New Roman" w:eastAsia="宋体" w:hAnsi="Times New Roman" w:cs="宋体"/>
+                <w:rFonts w:ascii="宋体" w:eastAsia="宋体" w:hAnsi="宋体" w:cs="宋体"/>
                 <w:b/>
                 <w:bCs/>
                 <w:sz w:val="21"/>
@@ -245,7 +203,7 @@
             </w:r>
             <w:r>
               <w:rPr>
-                <w:rFonts w:ascii="Times New Roman" w:eastAsia="宋体" w:hAnsi="Times New Roman" w:cs="宋体"/>
+                <w:rFonts w:ascii="宋体" w:eastAsia="宋体" w:hAnsi="宋体" w:cs="宋体"/>
                 <w:b/>
                 <w:bCs/>
                 <w:sz w:val="21"/>
@@ -261,7 +219,7 @@
             </w:r>
             <w:r>
               <w:rPr>
-                <w:rFonts w:ascii="Times New Roman" w:eastAsia="宋体" w:hAnsi="Times New Roman" w:cs="宋体"/>
+                <w:rFonts w:ascii="宋体" w:eastAsia="宋体" w:hAnsi="宋体" w:cs="宋体"/>
                 <w:b/>
                 <w:bCs/>
                 <w:sz w:val="21"/>
@@ -327,7 +285,7 @@
             </w:r>
             <w:r>
               <w:rPr>
-                <w:rFonts w:ascii="Times New Roman" w:eastAsia="宋体" w:hAnsi="Times New Roman" w:cs="宋体"/>
+                <w:rFonts w:ascii="宋体" w:eastAsia="宋体" w:hAnsi="宋体" w:cs="宋体"/>
                 <w:b/>
                 <w:bCs/>
                 <w:sz w:val="21"/>
@@ -343,7 +301,7 @@
             </w:r>
             <w:r>
               <w:rPr>
-                <w:rFonts w:ascii="Times New Roman" w:eastAsia="宋体" w:hAnsi="Times New Roman" w:cs="宋体"/>
+                <w:rFonts w:ascii="宋体" w:eastAsia="宋体" w:hAnsi="宋体" w:cs="宋体"/>
                 <w:b/>
                 <w:bCs/>
                 <w:sz w:val="21"/>
@@ -359,7 +317,7 @@
             </w:r>
             <w:r>
               <w:rPr>
-                <w:rFonts w:ascii="Times New Roman" w:eastAsia="宋体" w:hAnsi="Times New Roman" w:cs="宋体"/>
+                <w:rFonts w:ascii="宋体" w:eastAsia="宋体" w:hAnsi="宋体" w:cs="宋体"/>
                 <w:b/>
                 <w:bCs/>
                 <w:sz w:val="21"/>
@@ -375,7 +333,7 @@
             </w:r>
             <w:r>
               <w:rPr>
-                <w:rFonts w:ascii="Times New Roman" w:eastAsia="宋体" w:hAnsi="Times New Roman" w:cs="宋体"/>
+                <w:rFonts w:ascii="宋体" w:eastAsia="宋体" w:hAnsi="宋体" w:cs="宋体"/>
                 <w:b/>
                 <w:bCs/>
                 <w:sz w:val="21"/>
@@ -391,7 +349,7 @@
             </w:r>
             <w:r>
               <w:rPr>
-                <w:rFonts w:ascii="Times New Roman" w:eastAsia="宋体" w:hAnsi="Times New Roman" w:cs="宋体"/>
+                <w:rFonts w:ascii="宋体" w:eastAsia="宋体" w:hAnsi="宋体" w:cs="宋体"/>
                 <w:b/>
                 <w:bCs/>
                 <w:sz w:val="21"/>
@@ -407,7 +365,7 @@
             </w:r>
             <w:r>
               <w:rPr>
-                <w:rFonts w:ascii="Times New Roman" w:eastAsia="宋体" w:hAnsi="Times New Roman" w:cs="宋体"/>
+                <w:rFonts w:ascii="宋体" w:eastAsia="宋体" w:hAnsi="宋体" w:cs="宋体"/>
                 <w:b/>
                 <w:bCs/>
                 <w:sz w:val="21"/>
@@ -423,7 +381,7 @@
             </w:r>
             <w:r>
               <w:rPr>
-                <w:rFonts w:ascii="Times New Roman" w:eastAsia="宋体" w:hAnsi="Times New Roman" w:cs="宋体"/>
+                <w:rFonts w:ascii="宋体" w:eastAsia="宋体" w:hAnsi="宋体" w:cs="宋体"/>
                 <w:b/>
                 <w:bCs/>
                 <w:sz w:val="21"/>
@@ -439,7 +397,7 @@
             </w:r>
             <w:r>
               <w:rPr>
-                <w:rFonts w:ascii="Times New Roman" w:eastAsia="宋体" w:hAnsi="Times New Roman" w:cs="宋体"/>
+                <w:rFonts w:ascii="宋体" w:eastAsia="宋体" w:hAnsi="宋体" w:cs="宋体"/>
                 <w:b/>
                 <w:bCs/>
                 <w:sz w:val="21"/>
@@ -455,7 +413,7 @@
             </w:r>
             <w:r>
               <w:rPr>
-                <w:rFonts w:ascii="Times New Roman" w:eastAsia="宋体" w:hAnsi="Times New Roman" w:cs="宋体"/>
+                <w:rFonts w:ascii="宋体" w:eastAsia="宋体" w:hAnsi="宋体" w:cs="宋体"/>
                 <w:b/>
                 <w:bCs/>
                 <w:sz w:val="21"/>
@@ -471,7 +429,7 @@
             </w:r>
             <w:r>
               <w:rPr>
-                <w:rFonts w:ascii="Times New Roman" w:eastAsia="宋体" w:hAnsi="Times New Roman" w:cs="宋体"/>
+                <w:rFonts w:ascii="宋体" w:eastAsia="宋体" w:hAnsi="宋体" w:cs="宋体"/>
                 <w:b/>
                 <w:bCs/>
                 <w:sz w:val="21"/>
@@ -487,7 +445,7 @@
             </w:r>
             <w:r>
               <w:rPr>
-                <w:rFonts w:ascii="Times New Roman" w:eastAsia="宋体" w:hAnsi="Times New Roman" w:cs="宋体"/>
+                <w:rFonts w:ascii="宋体" w:eastAsia="宋体" w:hAnsi="宋体" w:cs="宋体"/>
                 <w:b/>
                 <w:bCs/>
                 <w:sz w:val="21"/>
@@ -503,7 +461,7 @@
             </w:r>
             <w:r>
               <w:rPr>
-                <w:rFonts w:ascii="Times New Roman" w:eastAsia="宋体" w:hAnsi="Times New Roman" w:cs="宋体"/>
+                <w:rFonts w:ascii="宋体" w:eastAsia="宋体" w:hAnsi="宋体" w:cs="宋体"/>
                 <w:b/>
                 <w:bCs/>
                 <w:sz w:val="21"/>
@@ -908,7 +866,7 @@
             </w:r>
             <w:r>
               <w:rPr>
-                <w:rFonts w:ascii="Times New Roman" w:eastAsia="宋体" w:hAnsi="Times New Roman" w:cs="宋体"/>
+                <w:rFonts w:ascii="宋体" w:eastAsia="宋体" w:hAnsi="宋体" w:cs="宋体"/>
                 <w:b/>
                 <w:bCs/>
                 <w:sz w:val="21"/>
@@ -924,7 +882,7 @@
             </w:r>
             <w:r>
               <w:rPr>
-                <w:rFonts w:ascii="Times New Roman" w:eastAsia="宋体" w:hAnsi="Times New Roman" w:cs="宋体"/>
+                <w:rFonts w:ascii="宋体" w:eastAsia="宋体" w:hAnsi="宋体" w:cs="宋体"/>
                 <w:b/>
                 <w:bCs/>
                 <w:sz w:val="21"/>
@@ -940,7 +898,7 @@
             </w:r>
             <w:r>
               <w:rPr>
-                <w:rFonts w:ascii="Times New Roman" w:eastAsia="宋体" w:hAnsi="Times New Roman" w:cs="宋体"/>
+                <w:rFonts w:ascii="宋体" w:eastAsia="宋体" w:hAnsi="宋体" w:cs="宋体"/>
                 <w:b/>
                 <w:bCs/>
                 <w:sz w:val="21"/>
@@ -1019,7 +977,7 @@
             </w:r>
             <w:r>
               <w:rPr>
-                <w:rFonts w:ascii="Times New Roman" w:eastAsia="宋体" w:hAnsi="Times New Roman" w:cs="宋体"/>
+                <w:rFonts w:ascii="宋体" w:eastAsia="宋体" w:hAnsi="宋体" w:cs="宋体"/>
                 <w:b/>
                 <w:bCs/>
                 <w:sz w:val="21"/>
@@ -1035,7 +993,7 @@
             </w:r>
             <w:r>
               <w:rPr>
-                <w:rFonts w:ascii="Times New Roman" w:eastAsia="宋体" w:hAnsi="Times New Roman" w:cs="宋体"/>
+                <w:rFonts w:ascii="宋体" w:eastAsia="宋体" w:hAnsi="宋体" w:cs="宋体"/>
                 <w:b/>
                 <w:bCs/>
                 <w:sz w:val="21"/>
@@ -1051,7 +1009,7 @@
             </w:r>
             <w:r>
               <w:rPr>
-                <w:rFonts w:ascii="Times New Roman" w:eastAsia="宋体" w:hAnsi="Times New Roman" w:cs="宋体"/>
+                <w:rFonts w:ascii="宋体" w:eastAsia="宋体" w:hAnsi="宋体" w:cs="宋体"/>
                 <w:b/>
                 <w:bCs/>
                 <w:sz w:val="21"/>
@@ -1393,7 +1351,7 @@
             </w:pPr>
             <w:r>
               <w:rPr>
-                <w:rFonts w:ascii="Times New Roman" w:eastAsia="宋体" w:hAnsi="Times New Roman" w:cs="宋体"/>
+                <w:rFonts w:ascii="宋体" w:eastAsia="宋体" w:hAnsi="宋体" w:cs="宋体"/>
                 <w:b/>
                 <w:bCs/>
                 <w:sz w:val="21"/>
@@ -1409,7 +1367,7 @@
             </w:r>
             <w:r>
               <w:rPr>
-                <w:rFonts w:ascii="Times New Roman" w:eastAsia="宋体" w:hAnsi="Times New Roman" w:cs="宋体"/>
+                <w:rFonts w:ascii="宋体" w:eastAsia="宋体" w:hAnsi="宋体" w:cs="宋体"/>
                 <w:b/>
                 <w:bCs/>
                 <w:sz w:val="21"/>
@@ -1425,7 +1383,7 @@
             </w:r>
             <w:r>
               <w:rPr>
-                <w:rFonts w:ascii="Times New Roman" w:eastAsia="宋体" w:hAnsi="Times New Roman" w:cs="宋体"/>
+                <w:rFonts w:ascii="宋体" w:eastAsia="宋体" w:hAnsi="宋体" w:cs="宋体"/>
                 <w:b/>
                 <w:bCs/>
                 <w:sz w:val="21"/>
@@ -1441,7 +1399,7 @@
             </w:r>
             <w:r>
               <w:rPr>
-                <w:rFonts w:ascii="Times New Roman" w:eastAsia="宋体" w:hAnsi="Times New Roman" w:cs="宋体"/>
+                <w:rFonts w:ascii="宋体" w:eastAsia="宋体" w:hAnsi="宋体" w:cs="宋体"/>
                 <w:b/>
                 <w:bCs/>
                 <w:sz w:val="21"/>
@@ -1457,7 +1415,7 @@
             </w:r>
             <w:r>
               <w:rPr>
-                <w:rFonts w:ascii="Times New Roman" w:eastAsia="宋体" w:hAnsi="Times New Roman" w:cs="宋体"/>
+                <w:rFonts w:ascii="宋体" w:eastAsia="宋体" w:hAnsi="宋体" w:cs="宋体"/>
                 <w:b/>
                 <w:bCs/>
                 <w:sz w:val="21"/>
@@ -1473,7 +1431,7 @@
             </w:r>
             <w:r>
               <w:rPr>
-                <w:rFonts w:ascii="Times New Roman" w:eastAsia="宋体" w:hAnsi="Times New Roman" w:cs="宋体"/>
+                <w:rFonts w:ascii="宋体" w:eastAsia="宋体" w:hAnsi="宋体" w:cs="宋体"/>
                 <w:b/>
                 <w:bCs/>
                 <w:sz w:val="21"/>
@@ -1489,7 +1447,7 @@
             </w:r>
             <w:r>
               <w:rPr>
-                <w:rFonts w:ascii="Times New Roman" w:eastAsia="宋体" w:hAnsi="Times New Roman" w:cs="宋体"/>
+                <w:rFonts w:ascii="宋体" w:eastAsia="宋体" w:hAnsi="宋体" w:cs="宋体"/>
                 <w:b/>
                 <w:bCs/>
                 <w:sz w:val="21"/>
@@ -1511,7 +1469,7 @@
             </w:pPr>
             <w:r>
               <w:rPr>
-                <w:rFonts w:ascii="Times New Roman" w:eastAsia="宋体" w:hAnsi="Times New Roman" w:cs="宋体"/>
+                <w:rFonts w:ascii="宋体" w:eastAsia="宋体" w:hAnsi="宋体" w:cs="宋体"/>
                 <w:b/>
                 <w:bCs/>
                 <w:sz w:val="21"/>
@@ -1527,7 +1485,7 @@
             </w:r>
             <w:r>
               <w:rPr>
-                <w:rFonts w:ascii="Times New Roman" w:eastAsia="宋体" w:hAnsi="Times New Roman" w:cs="宋体"/>
+                <w:rFonts w:ascii="宋体" w:eastAsia="宋体" w:hAnsi="宋体" w:cs="宋体"/>
                 <w:b/>
                 <w:bCs/>
                 <w:sz w:val="21"/>
@@ -1543,7 +1501,7 @@
             </w:r>
             <w:r>
               <w:rPr>
-                <w:rFonts w:ascii="Times New Roman" w:eastAsia="宋体" w:hAnsi="Times New Roman" w:cs="宋体"/>
+                <w:rFonts w:ascii="宋体" w:eastAsia="宋体" w:hAnsi="宋体" w:cs="宋体"/>
                 <w:b/>
                 <w:bCs/>
                 <w:sz w:val="21"/>
@@ -1559,7 +1517,7 @@
             </w:r>
             <w:r>
               <w:rPr>
-                <w:rFonts w:ascii="Times New Roman" w:eastAsia="宋体" w:hAnsi="Times New Roman" w:cs="宋体"/>
+                <w:rFonts w:ascii="宋体" w:eastAsia="宋体" w:hAnsi="宋体" w:cs="宋体"/>
                 <w:b/>
                 <w:bCs/>
                 <w:sz w:val="21"/>
@@ -1575,7 +1533,7 @@
             </w:r>
             <w:r>
               <w:rPr>
-                <w:rFonts w:ascii="Times New Roman" w:eastAsia="宋体" w:hAnsi="Times New Roman" w:cs="宋体"/>
+                <w:rFonts w:ascii="宋体" w:eastAsia="宋体" w:hAnsi="宋体" w:cs="宋体"/>
                 <w:b/>
                 <w:bCs/>
                 <w:sz w:val="21"/>
@@ -1811,7 +1769,7 @@
             </w:pPr>
             <w:r>
               <w:rPr>
-                <w:rFonts w:ascii="Times New Roman" w:eastAsia="宋体" w:hAnsi="Times New Roman" w:cs="宋体"/>
+                <w:rFonts w:ascii="宋体" w:eastAsia="宋体" w:hAnsi="宋体" w:cs="宋体"/>
                 <w:b/>
                 <w:bCs/>
                 <w:sz w:val="21"/>
@@ -1827,7 +1785,7 @@
             </w:r>
             <w:r>
               <w:rPr>
-                <w:rFonts w:ascii="Times New Roman" w:eastAsia="宋体" w:hAnsi="Times New Roman" w:cs="宋体"/>
+                <w:rFonts w:ascii="宋体" w:eastAsia="宋体" w:hAnsi="宋体" w:cs="宋体"/>
                 <w:b/>
                 <w:bCs/>
                 <w:sz w:val="21"/>
@@ -1843,7 +1801,7 @@
             </w:r>
             <w:r>
               <w:rPr>
-                <w:rFonts w:ascii="Times New Roman" w:eastAsia="宋体" w:hAnsi="Times New Roman" w:cs="宋体"/>
+                <w:rFonts w:ascii="宋体" w:eastAsia="宋体" w:hAnsi="宋体" w:cs="宋体"/>
                 <w:b/>
                 <w:bCs/>
                 <w:sz w:val="21"/>
@@ -1859,7 +1817,7 @@
             </w:r>
             <w:r>
               <w:rPr>
-                <w:rFonts w:ascii="Times New Roman" w:eastAsia="宋体" w:hAnsi="Times New Roman" w:cs="宋体"/>
+                <w:rFonts w:ascii="宋体" w:eastAsia="宋体" w:hAnsi="宋体" w:cs="宋体"/>
                 <w:b/>
                 <w:bCs/>
                 <w:sz w:val="21"/>
@@ -1875,7 +1833,7 @@
             </w:r>
             <w:r>
               <w:rPr>
-                <w:rFonts w:ascii="Times New Roman" w:eastAsia="宋体" w:hAnsi="Times New Roman" w:cs="宋体"/>
+                <w:rFonts w:ascii="宋体" w:eastAsia="宋体" w:hAnsi="宋体" w:cs="宋体"/>
                 <w:b/>
                 <w:bCs/>
                 <w:sz w:val="21"/>
@@ -1891,7 +1849,7 @@
             </w:r>
             <w:r>
               <w:rPr>
-                <w:rFonts w:ascii="Times New Roman" w:eastAsia="宋体" w:hAnsi="Times New Roman" w:cs="宋体"/>
+                <w:rFonts w:ascii="宋体" w:eastAsia="宋体" w:hAnsi="宋体" w:cs="宋体"/>
                 <w:b/>
                 <w:bCs/>
                 <w:sz w:val="21"/>
@@ -1907,7 +1865,7 @@
             </w:r>
             <w:r>
               <w:rPr>
-                <w:rFonts w:ascii="Times New Roman" w:eastAsia="宋体" w:hAnsi="Times New Roman" w:cs="宋体"/>
+                <w:rFonts w:ascii="宋体" w:eastAsia="宋体" w:hAnsi="宋体" w:cs="宋体"/>
                 <w:b/>
                 <w:bCs/>
                 <w:sz w:val="21"/>
@@ -1923,7 +1881,7 @@
             </w:r>
             <w:r>
               <w:rPr>
-                <w:rFonts w:ascii="Times New Roman" w:eastAsia="宋体" w:hAnsi="Times New Roman" w:cs="宋体"/>
+                <w:rFonts w:ascii="宋体" w:eastAsia="宋体" w:hAnsi="宋体" w:cs="宋体"/>
                 <w:b/>
                 <w:bCs/>
                 <w:sz w:val="21"/>
@@ -1939,7 +1897,7 @@
             </w:r>
             <w:r>
               <w:rPr>
-                <w:rFonts w:ascii="Times New Roman" w:eastAsia="宋体" w:hAnsi="Times New Roman" w:cs="宋体"/>
+                <w:rFonts w:ascii="宋体" w:eastAsia="宋体" w:hAnsi="宋体" w:cs="宋体"/>
                 <w:b/>
                 <w:bCs/>
                 <w:sz w:val="21"/>
@@ -1961,7 +1919,7 @@
             </w:pPr>
             <w:r>
               <w:rPr>
-                <w:rFonts w:ascii="Times New Roman" w:eastAsia="宋体" w:hAnsi="Times New Roman" w:cs="宋体"/>
+                <w:rFonts w:ascii="宋体" w:eastAsia="宋体" w:hAnsi="宋体" w:cs="宋体"/>
                 <w:b/>
                 <w:bCs/>
                 <w:sz w:val="21"/>
@@ -1977,7 +1935,7 @@
             </w:r>
             <w:r>
               <w:rPr>
-                <w:rFonts w:ascii="Times New Roman" w:eastAsia="宋体" w:hAnsi="Times New Roman" w:cs="宋体"/>
+                <w:rFonts w:ascii="宋体" w:eastAsia="宋体" w:hAnsi="宋体" w:cs="宋体"/>
                 <w:b/>
                 <w:bCs/>
                 <w:sz w:val="21"/>
@@ -1993,7 +1951,7 @@
             </w:r>
             <w:r>
               <w:rPr>
-                <w:rFonts w:ascii="Times New Roman" w:eastAsia="宋体" w:hAnsi="Times New Roman" w:cs="宋体"/>
+                <w:rFonts w:ascii="宋体" w:eastAsia="宋体" w:hAnsi="宋体" w:cs="宋体"/>
                 <w:b/>
                 <w:bCs/>
                 <w:sz w:val="21"/>
@@ -2009,7 +1967,7 @@
             </w:r>
             <w:r>
               <w:rPr>
-                <w:rFonts w:ascii="Times New Roman" w:eastAsia="宋体" w:hAnsi="Times New Roman" w:cs="宋体"/>
+                <w:rFonts w:ascii="宋体" w:eastAsia="宋体" w:hAnsi="宋体" w:cs="宋体"/>
                 <w:b/>
                 <w:bCs/>
                 <w:sz w:val="21"/>
@@ -2220,7 +2178,7 @@
             </w:pPr>
             <w:r>
               <w:rPr>
-                <w:rFonts w:ascii="Times New Roman" w:eastAsia="宋体" w:hAnsi="Times New Roman" w:cs="宋体"/>
+                <w:rFonts w:ascii="宋体" w:eastAsia="宋体" w:hAnsi="宋体" w:cs="宋体"/>
                 <w:b/>
                 <w:bCs/>
                 <w:sz w:val="21"/>
@@ -2236,7 +2194,7 @@
             </w:r>
             <w:r>
               <w:rPr>
-                <w:rFonts w:ascii="Times New Roman" w:eastAsia="宋体" w:hAnsi="Times New Roman" w:cs="宋体"/>
+                <w:rFonts w:ascii="宋体" w:eastAsia="宋体" w:hAnsi="宋体" w:cs="宋体"/>
                 <w:b/>
                 <w:bCs/>
                 <w:sz w:val="21"/>
@@ -2252,7 +2210,7 @@
             </w:r>
             <w:r>
               <w:rPr>
-                <w:rFonts w:ascii="Times New Roman" w:eastAsia="宋体" w:hAnsi="Times New Roman" w:cs="宋体"/>
+                <w:rFonts w:ascii="宋体" w:eastAsia="宋体" w:hAnsi="宋体" w:cs="宋体"/>
                 <w:b/>
                 <w:bCs/>
                 <w:sz w:val="21"/>
@@ -2274,12 +2232,270 @@
             </w:pPr>
             <w:r>
               <w:rPr>
-                <w:rFonts w:ascii="Times New Roman" w:eastAsia="宋体" w:hAnsi="Times New Roman" w:cs="宋体"/>
+                <w:rFonts w:ascii="宋体" w:eastAsia="宋体" w:hAnsi="宋体" w:cs="宋体"/>
                 <w:b/>
                 <w:bCs/>
                 <w:sz w:val="21"/>
               </w:rPr>
               <w:t xml:space="preserve">独立绘制帕累托图、相关性热力图、订阅转化率瀑布图，通过多维度统计呈现客户群体响应差异，识别关键影响变量，为客户分群与营销资源分配提供数据支撑</w:t>
+            </w:r>
+          </w:p>
+        </w:tc>
+      </w:tr>
+      <w:tr>
+        <w:trPr>
+          <w:gridAfter w:val="2"/>
+          <w:wAfter w:w="880" w:type="dxa"/>
+          <w:jc w:val="center"/>
+        </w:trPr>
+        <w:tc>
+          <w:tcPr>
+            <w:tcW w:w="695" w:type="dxa"/>
+            <w:tcBorders>
+              <w:top w:val="nil"/>
+              <w:left w:val="nil"/>
+              <w:bottom w:val="nil"/>
+              <w:right w:val="nil"/>
+            </w:tcBorders>
+            <w:tcMar>
+              <w:top w:w="0" w:type="dxa"/>
+              <w:left w:w="113" w:type="dxa"/>
+              <w:bottom w:w="0" w:type="dxa"/>
+              <w:right w:w="85" w:type="dxa"/>
+            </w:tcMar>
+            <w:vAlign w:val="center"/>
+          </w:tcPr>
+          <w:p>
+            <w:pPr>
+              <w:spacing w:line="240" w:lineRule="auto" w:before="0" w:after="0"/>
+              <w:rPr>
+                <w:rFonts w:ascii="Times New Roman" w:hAnsi="Times New Roman"/>
+                <w:sz w:val="21"/>
+              </w:rPr>
+            </w:pPr>
+          </w:p>
+        </w:tc>
+        <w:tc>
+          <w:tcPr>
+            <w:tcW w:w="4600" w:type="dxa"/>
+            <w:gridSpan w:val="4"/>
+            <w:tcBorders>
+              <w:top w:val="nil"/>
+              <w:left w:val="nil"/>
+              <w:bottom w:val="nil"/>
+              <w:right w:val="nil"/>
+            </w:tcBorders>
+            <w:tcMar>
+              <w:top w:w="0" w:type="dxa"/>
+              <w:left w:w="85" w:type="dxa"/>
+              <w:bottom w:w="0" w:type="dxa"/>
+              <w:right w:w="85" w:type="dxa"/>
+            </w:tcMar>
+            <w:vAlign w:val="center"/>
+          </w:tcPr>
+          <w:p>
+            <w:pPr>
+              <w:spacing w:line="240" w:lineRule="auto" w:before="0" w:after="0"/>
+              <w:rPr>
+                <w:rFonts w:ascii="Times New Roman" w:hAnsi="Times New Roman"/>
+                <w:sz w:val="21"/>
+              </w:rPr>
+            </w:pPr>
+            <w:r>
+              <w:rPr>
+                <w:rFonts w:ascii="宋体" w:eastAsia="宋体" w:hAnsi="宋体" w:cs="宋体"/>
+                <w:b/>
+                <w:bCs/>
+                <w:sz w:val="21"/>
+              </w:rPr>
+              <w:t xml:space="preserve">ERP</w:t>
+            </w:r>
+            <w:r>
+              <w:rPr>
+                <w:rFonts w:ascii="宋体" w:eastAsia="宋体" w:hAnsi="宋体" w:cs="宋体"/>
+                <w:b/>
+                <w:bCs/>
+                <w:sz w:val="21"/>
+              </w:rPr>
+              <w:t xml:space="preserve">供应链全流程模拟操作</w:t>
+            </w:r>
+          </w:p>
+        </w:tc>
+        <w:tc>
+          <w:tcPr>
+            <w:tcW w:w="2693" w:type="dxa"/>
+            <w:gridSpan w:val="2"/>
+            <w:tcBorders>
+              <w:top w:val="nil"/>
+              <w:left w:val="nil"/>
+              <w:bottom w:val="nil"/>
+              <w:right w:val="nil"/>
+            </w:tcBorders>
+            <w:vAlign w:val="center"/>
+          </w:tcPr>
+          <w:p>
+            <w:pPr>
+              <w:spacing w:line="240" w:lineRule="auto" w:before="0" w:after="0"/>
+              <w:rPr>
+                <w:rFonts w:ascii="Times New Roman" w:eastAsia="等线" w:hAnsi="Times New Roman"/>
+                <w:b/>
+                <w:bCs/>
+                <w:sz w:val="21"/>
+              </w:rPr>
+            </w:pPr>
+            <w:r>
+              <w:rPr>
+                <w:rFonts w:ascii="宋体" w:eastAsia="宋体" w:hAnsi="宋体" w:cs="宋体"/>
+                <w:b/>
+                <w:bCs/>
+                <w:sz w:val="21"/>
+              </w:rPr>
+              <w:t xml:space="preserve">课程实验・账套主管</w:t>
+            </w:r>
+          </w:p>
+        </w:tc>
+        <w:tc>
+          <w:tcPr>
+            <w:tcW w:w="2755" w:type="dxa"/>
+            <w:tcBorders>
+              <w:top w:val="nil"/>
+              <w:left w:val="nil"/>
+              <w:bottom w:val="nil"/>
+              <w:right w:val="nil"/>
+            </w:tcBorders>
+            <w:vAlign w:val="center"/>
+          </w:tcPr>
+          <w:p>
+            <w:pPr>
+              <w:spacing w:line="240" w:lineRule="auto" w:before="0" w:after="0"/>
+              <w:rPr>
+                <w:rFonts w:ascii="Times New Roman" w:eastAsia="等线" w:hAnsi="Times New Roman" w:hint="default"/>
+                <w:b/>
+                <w:bCs/>
+                <w:sz w:val="21"/>
+              </w:rPr>
+            </w:pPr>
+            <w:r>
+              <w:rPr>
+                <w:rFonts w:ascii="宋体" w:eastAsia="宋体" w:hAnsi="宋体" w:cs="宋体"/>
+                <w:b/>
+                <w:bCs/>
+                <w:sz w:val="21"/>
+              </w:rPr>
+              <w:t xml:space="preserve">2025.03-2025.07</w:t>
+            </w:r>
+          </w:p>
+        </w:tc>
+      </w:tr>
+      <w:tr>
+        <w:trPr>
+          <w:gridAfter w:val="2"/>
+          <w:wAfter w:w="880" w:type="dxa"/>
+          <w:jc w:val="center"/>
+        </w:trPr>
+        <w:tc>
+          <w:tcPr>
+            <w:tcW w:w="695" w:type="dxa"/>
+            <w:tcBorders>
+              <w:top w:val="nil"/>
+              <w:left w:val="nil"/>
+              <w:bottom w:val="nil"/>
+              <w:right w:val="nil"/>
+            </w:tcBorders>
+            <w:tcMar>
+              <w:top w:w="0" w:type="dxa"/>
+              <w:left w:w="113" w:type="dxa"/>
+              <w:bottom w:w="0" w:type="dxa"/>
+              <w:right w:w="85" w:type="dxa"/>
+            </w:tcMar>
+            <w:vAlign w:val="center"/>
+          </w:tcPr>
+          <w:p>
+            <w:pPr>
+              <w:spacing w:line="240" w:lineRule="auto" w:before="0" w:after="0"/>
+              <w:rPr>
+                <w:rFonts w:ascii="Times New Roman" w:hAnsi="Times New Roman"/>
+                <w:sz w:val="21"/>
+              </w:rPr>
+            </w:pPr>
+          </w:p>
+        </w:tc>
+        <w:tc>
+          <w:tcPr>
+            <w:tcW w:w="10048" w:type="dxa"/>
+            <w:gridSpan w:val="7"/>
+            <w:tcBorders>
+              <w:top w:val="nil"/>
+              <w:left w:val="nil"/>
+              <w:bottom w:val="nil"/>
+              <w:right w:val="nil"/>
+            </w:tcBorders>
+            <w:tcMar>
+              <w:top w:w="0" w:type="dxa"/>
+              <w:left w:w="85" w:type="dxa"/>
+              <w:bottom w:w="0" w:type="dxa"/>
+              <w:right w:w="85" w:type="dxa"/>
+            </w:tcMar>
+            <w:vAlign w:val="center"/>
+          </w:tcPr>
+          <w:p>
+            <w:pPr>
+              <w:numPr>
+                <w:ilvl w:val="0"/>
+                <w:numId w:val="9"/>
+              </w:numPr>
+              <w:spacing w:line="240" w:lineRule="auto" w:before="0" w:after="0"/>
+              <w:rPr>
+                <w:rFonts w:ascii="Times New Roman" w:eastAsia="宋体" w:hAnsi="Times New Roman" w:cs="宋体" w:hint="default"/>
+                <w:sz w:val="21"/>
+              </w:rPr>
+            </w:pPr>
+            <w:r>
+              <w:rPr>
+                <w:rFonts w:ascii="宋体" w:eastAsia="宋体" w:hAnsi="宋体" w:cs="宋体"/>
+                <w:b/>
+                <w:bCs/>
+                <w:sz w:val="21"/>
+              </w:rPr>
+              <w:t xml:space="preserve">以账套主管角色，以模拟箱包贸易企业为对象，独立完成采购订单→到货入库→销售订单→发货出库→库存调拨→盘点→存货核算→收付款凭证全流程实操</w:t>
+            </w:r>
+          </w:p>
+          <w:p>
+            <w:pPr>
+              <w:numPr>
+                <w:ilvl w:val="0"/>
+                <w:numId w:val="9"/>
+              </w:numPr>
+              <w:spacing w:line="240" w:lineRule="auto" w:before="0" w:after="0"/>
+              <w:rPr>
+                <w:rFonts w:ascii="Times New Roman" w:eastAsia="宋体" w:hAnsi="Times New Roman" w:cs="宋体" w:hint="default"/>
+                <w:sz w:val="21"/>
+              </w:rPr>
+            </w:pPr>
+            <w:r>
+              <w:rPr>
+                <w:rFonts w:ascii="宋体" w:eastAsia="宋体" w:hAnsi="宋体" w:cs="宋体"/>
+                <w:b/>
+                <w:bCs/>
+                <w:sz w:val="21"/>
+              </w:rPr>
+              <w:t xml:space="preserve">梳理采购、销售、库存等模块间的数据流转与单据关联逻辑，理解</w:t>
+            </w:r>
+            <w:r>
+              <w:rPr>
+                <w:rFonts w:ascii="Times New Roman" w:hAnsi="Times New Roman" w:hint="default"/>
+                <w:sz w:val="21"/>
+              </w:rPr>
+              <w:t xml:space="preserve">ERP</w:t>
+            </w:r>
+            <w:r>
+              <w:rPr>
+                <w:rFonts w:ascii="宋体" w:eastAsia="宋体" w:hAnsi="宋体" w:cs="宋体"/>
+                <w:b/>
+                <w:bCs/>
+                <w:sz w:val="21"/>
+              </w:rPr>
+              <w:t xml:space="preserve">系统供应链业务标准化运作机制</w:t>
             </w:r>
           </w:p>
         </w:tc>
@@ -3062,7 +3278,7 @@
             </w:pPr>
             <w:r>
               <w:rPr>
-                <w:rFonts w:ascii="Times New Roman" w:eastAsia="宋体" w:hAnsi="Times New Roman" w:cs="宋体"/>
+                <w:rFonts w:ascii="宋体" w:eastAsia="宋体" w:hAnsi="宋体" w:cs="宋体"/>
                 <w:b/>
                 <w:bCs/>
                 <w:sz w:val="21"/>
@@ -3078,7 +3294,7 @@
             </w:r>
             <w:r>
               <w:rPr>
-                <w:rFonts w:ascii="Times New Roman" w:eastAsia="宋体" w:hAnsi="Times New Roman" w:cs="宋体"/>
+                <w:rFonts w:ascii="宋体" w:eastAsia="宋体" w:hAnsi="宋体" w:cs="宋体"/>
                 <w:b/>
                 <w:bCs/>
                 <w:sz w:val="21"/>
@@ -3094,7 +3310,7 @@
             </w:r>
             <w:r>
               <w:rPr>
-                <w:rFonts w:ascii="Times New Roman" w:eastAsia="宋体" w:hAnsi="Times New Roman" w:cs="宋体"/>
+                <w:rFonts w:ascii="宋体" w:eastAsia="宋体" w:hAnsi="宋体" w:cs="宋体"/>
                 <w:b/>
                 <w:bCs/>
                 <w:sz w:val="21"/>
@@ -3110,7 +3326,7 @@
             </w:r>
             <w:r>
               <w:rPr>
-                <w:rFonts w:ascii="Times New Roman" w:eastAsia="宋体" w:hAnsi="Times New Roman" w:cs="宋体"/>
+                <w:rFonts w:ascii="宋体" w:eastAsia="宋体" w:hAnsi="宋体" w:cs="宋体"/>
                 <w:b/>
                 <w:bCs/>
                 <w:sz w:val="21"/>
@@ -3126,7 +3342,7 @@
             </w:r>
             <w:r>
               <w:rPr>
-                <w:rFonts w:ascii="Times New Roman" w:eastAsia="宋体" w:hAnsi="Times New Roman" w:cs="宋体"/>
+                <w:rFonts w:ascii="宋体" w:eastAsia="宋体" w:hAnsi="宋体" w:cs="宋体"/>
                 <w:b/>
                 <w:bCs/>
                 <w:sz w:val="21"/>
@@ -3148,7 +3364,7 @@
             </w:pPr>
             <w:r>
               <w:rPr>
-                <w:rFonts w:ascii="Times New Roman" w:eastAsia="宋体" w:hAnsi="Times New Roman" w:cs="宋体"/>
+                <w:rFonts w:ascii="宋体" w:eastAsia="宋体" w:hAnsi="宋体" w:cs="宋体"/>
                 <w:b/>
                 <w:bCs/>
                 <w:sz w:val="21"/>
@@ -3170,7 +3386,7 @@
             </w:pPr>
             <w:r>
               <w:rPr>
-                <w:rFonts w:ascii="Times New Roman" w:eastAsia="宋体" w:hAnsi="Times New Roman" w:cs="宋体"/>
+                <w:rFonts w:ascii="宋体" w:eastAsia="宋体" w:hAnsi="宋体" w:cs="宋体"/>
                 <w:b/>
                 <w:bCs/>
                 <w:sz w:val="21"/>
@@ -3374,7 +3590,7 @@
             </w:pPr>
             <w:r>
               <w:rPr>
-                <w:rFonts w:ascii="Times New Roman" w:eastAsia="宋体" w:hAnsi="Times New Roman" w:cs="宋体"/>
+                <w:rFonts w:ascii="宋体" w:eastAsia="宋体" w:hAnsi="宋体" w:cs="宋体"/>
                 <w:b/>
                 <w:bCs/>
                 <w:sz w:val="21"/>
@@ -3396,7 +3612,7 @@
             </w:pPr>
             <w:r>
               <w:rPr>
-                <w:rFonts w:ascii="Times New Roman" w:eastAsia="宋体" w:hAnsi="Times New Roman" w:cs="宋体"/>
+                <w:rFonts w:ascii="宋体" w:eastAsia="宋体" w:hAnsi="宋体" w:cs="宋体"/>
                 <w:b/>
                 <w:bCs/>
                 <w:sz w:val="21"/>
@@ -3626,7 +3842,7 @@
             </w:r>
             <w:r>
               <w:rPr>
-                <w:rFonts w:ascii="Times New Roman" w:eastAsia="宋体" w:hAnsi="Times New Roman" w:cs="宋体"/>
+                <w:rFonts w:ascii="宋体" w:eastAsia="宋体" w:hAnsi="宋体" w:cs="宋体"/>
                 <w:b/>
                 <w:bCs/>
                 <w:sz w:val="21"/>
@@ -3642,7 +3858,7 @@
             </w:r>
             <w:r>
               <w:rPr>
-                <w:rFonts w:ascii="Times New Roman" w:eastAsia="宋体" w:hAnsi="Times New Roman" w:cs="宋体"/>
+                <w:rFonts w:ascii="宋体" w:eastAsia="宋体" w:hAnsi="宋体" w:cs="宋体"/>
                 <w:b/>
                 <w:bCs/>
                 <w:sz w:val="21"/>
@@ -3658,7 +3874,7 @@
             </w:r>
             <w:r>
               <w:rPr>
-                <w:rFonts w:ascii="Times New Roman" w:eastAsia="宋体" w:hAnsi="Times New Roman" w:cs="宋体"/>
+                <w:rFonts w:ascii="宋体" w:eastAsia="宋体" w:hAnsi="宋体" w:cs="宋体"/>
                 <w:b/>
                 <w:bCs/>
                 <w:sz w:val="21"/>
@@ -3674,7 +3890,7 @@
             </w:r>
             <w:r>
               <w:rPr>
-                <w:rFonts w:ascii="Times New Roman" w:eastAsia="宋体" w:hAnsi="Times New Roman" w:cs="宋体"/>
+                <w:rFonts w:ascii="宋体" w:eastAsia="宋体" w:hAnsi="宋体" w:cs="宋体"/>
                 <w:b/>
                 <w:bCs/>
                 <w:sz w:val="21"/>
@@ -3690,7 +3906,7 @@
             </w:r>
             <w:r>
               <w:rPr>
-                <w:rFonts w:ascii="Times New Roman" w:eastAsia="宋体" w:hAnsi="Times New Roman" w:cs="宋体"/>
+                <w:rFonts w:ascii="宋体" w:eastAsia="宋体" w:hAnsi="宋体" w:cs="宋体"/>
                 <w:b/>
                 <w:bCs/>
                 <w:sz w:val="21"/>
@@ -3726,7 +3942,7 @@
             </w:r>
             <w:r>
               <w:rPr>
-                <w:rFonts w:ascii="Times New Roman" w:eastAsia="宋体" w:hAnsi="Times New Roman" w:cs="宋体"/>
+                <w:rFonts w:ascii="宋体" w:eastAsia="宋体" w:hAnsi="宋体" w:cs="宋体"/>
                 <w:b/>
                 <w:bCs/>
                 <w:sz w:val="21"/>
@@ -3742,7 +3958,7 @@
             </w:r>
             <w:r>
               <w:rPr>
-                <w:rFonts w:ascii="Times New Roman" w:eastAsia="宋体" w:hAnsi="Times New Roman" w:cs="宋体"/>
+                <w:rFonts w:ascii="宋体" w:eastAsia="宋体" w:hAnsi="宋体" w:cs="宋体"/>
                 <w:b/>
                 <w:bCs/>
                 <w:sz w:val="21"/>
@@ -3758,7 +3974,7 @@
             </w:r>
             <w:r>
               <w:rPr>
-                <w:rFonts w:ascii="Times New Roman" w:eastAsia="宋体" w:hAnsi="Times New Roman" w:cs="宋体"/>
+                <w:rFonts w:ascii="宋体" w:eastAsia="宋体" w:hAnsi="宋体" w:cs="宋体"/>
                 <w:b/>
                 <w:bCs/>
                 <w:sz w:val="21"/>
@@ -3774,7 +3990,7 @@
             </w:r>
             <w:r>
               <w:rPr>
-                <w:rFonts w:ascii="Times New Roman" w:eastAsia="宋体" w:hAnsi="Times New Roman" w:cs="宋体"/>
+                <w:rFonts w:ascii="宋体" w:eastAsia="宋体" w:hAnsi="宋体" w:cs="宋体"/>
                 <w:b/>
                 <w:bCs/>
                 <w:sz w:val="21"/>
@@ -3790,7 +4006,7 @@
             </w:r>
             <w:r>
               <w:rPr>
-                <w:rFonts w:ascii="Times New Roman" w:eastAsia="宋体" w:hAnsi="Times New Roman" w:cs="宋体"/>
+                <w:rFonts w:ascii="宋体" w:eastAsia="宋体" w:hAnsi="宋体" w:cs="宋体"/>
                 <w:b/>
                 <w:bCs/>
                 <w:sz w:val="21"/>
@@ -3806,7 +4022,7 @@
             </w:r>
             <w:r>
               <w:rPr>
-                <w:rFonts w:ascii="Times New Roman" w:eastAsia="宋体" w:hAnsi="Times New Roman" w:cs="宋体"/>
+                <w:rFonts w:ascii="宋体" w:eastAsia="宋体" w:hAnsi="宋体" w:cs="宋体"/>
                 <w:b/>
                 <w:bCs/>
                 <w:sz w:val="21"/>
@@ -3849,7 +4065,7 @@
             </w:r>
             <w:r>
               <w:rPr>
-                <w:rFonts w:ascii="Times New Roman" w:eastAsia="宋体" w:hAnsi="Times New Roman" w:cs="宋体"/>
+                <w:rFonts w:ascii="宋体" w:eastAsia="宋体" w:hAnsi="宋体" w:cs="宋体"/>
                 <w:b/>
                 <w:bCs/>
                 <w:sz w:val="21"/>
@@ -3878,7 +4094,7 @@
             </w:r>
             <w:r>
               <w:rPr>
-                <w:rFonts w:ascii="Times New Roman" w:eastAsia="宋体" w:hAnsi="Times New Roman" w:cs="宋体"/>
+                <w:rFonts w:ascii="宋体" w:eastAsia="宋体" w:hAnsi="宋体" w:cs="宋体"/>
                 <w:b/>
                 <w:bCs/>
                 <w:sz w:val="21"/>

--- a/02_定制简历库/通用简历/文雪_山东大学_供应链数据方向.docx
+++ b/02_定制简历库/通用简历/文雪_山东大学_供应链数据方向.docx
@@ -9,7 +9,6 @@
           <w:rFonts w:hint="default"/>
           <w:vanish/>
         </w:rPr>
-        <w:spacing w:line="240" w:lineRule="auto" w:before="0" w:after="0"/>
       </w:pPr>
     </w:p>
     <w:tbl>
@@ -25,8 +24,7 @@
         <w:tblLook w:val="0000" w:firstRow="0" w:lastRow="0" w:firstColumn="0" w:lastColumn="0" w:noHBand="0" w:noVBand="0"/>
       </w:tblPr>
       <w:tblGrid>
-        <w:gridCol w:w="3673"/>
-        <w:gridCol w:w="5868"/>
+        <w:gridCol w:w="9541"/>
         <w:gridCol w:w="1203"/>
       </w:tblGrid>
       <w:tr>
@@ -37,7 +35,6 @@
         <w:tc>
           <w:tcPr>
             <w:tcW w:w="9541" w:type="dxa"/>
-            <w:gridSpan w:val="2"/>
             <w:tcBorders>
               <w:top w:val="nil"/>
               <w:left w:val="nil"/>
@@ -54,7 +51,7 @@
           </w:tcPr>
           <w:p>
             <w:pPr>
-              <w:spacing w:line="240" w:lineRule="auto" w:before="0" w:after="0"/>
+              <w:spacing w:line="505" w:lineRule="atLeast"/>
               <w:rPr>
                 <w:rFonts w:ascii="宋体" w:eastAsia="宋体" w:hAnsi="宋体"/>
                 <w:b/>
@@ -95,13 +92,12 @@
               <w:rPr>
                 <w:rFonts w:hint="default"/>
               </w:rPr>
-              <w:spacing w:line="240" w:lineRule="auto" w:before="0" w:after="0"/>
             </w:pPr>
             <w:r>
               <w:rPr>
                 <w:noProof/>
               </w:rPr>
-              <w:pict w14:anchorId="66D4D0FE">
+              <w:pict w14:anchorId="7207AFA7">
                 <v:shapetype id="_x0000_t75" coordsize="21600,21600" o:spt="75" o:preferrelative="t" path="m@4@5l@4@11@9@11@9@5xe" filled="f" stroked="f">
                   <v:stroke joinstyle="miter"/>
                   <v:formulas>
@@ -134,16 +130,9 @@
           <w:trHeight w:val="430"/>
           <w:jc w:val="center"/>
         </w:trPr>
-      </w:tr>
-      <w:tr>
-        <w:trPr>
-          <w:trHeight w:val="423"/>
-          <w:jc w:val="center"/>
-        </w:trPr>
         <w:tc>
           <w:tcPr>
             <w:tcW w:w="9541" w:type="dxa"/>
-            <w:gridSpan w:val="2"/>
             <w:tcBorders>
               <w:top w:val="nil"/>
               <w:left w:val="nil"/>
@@ -160,71 +149,78 @@
           </w:tcPr>
           <w:p>
             <w:pPr>
-              <w:spacing w:line="240" w:lineRule="auto" w:before="0" w:after="0"/>
-              <w:rPr>
+              <w:spacing w:line="315" w:lineRule="atLeast"/>
+              <w:rPr>
+                <w:rFonts w:eastAsia="等线"/>
+                <w:sz w:val="21"/>
+              </w:rPr>
+            </w:pPr>
+            <w:r>
+              <w:rPr>
+                <w:rFonts w:ascii="Times New Roman" w:hAnsi="Times New Roman" w:hint="default"/>
+                <w:sz w:val="21"/>
+              </w:rPr>
+              <w:t>18658249341</w:t>
+            </w:r>
+            <w:r>
+              <w:rPr>
+                <w:rFonts w:eastAsia="等线"/>
+                <w:sz w:val="21"/>
+              </w:rPr>
+              <w:t xml:space="preserve"> </w:t>
+            </w:r>
+            <w:r>
+              <w:rPr>
+                <w:rFonts w:ascii="宋体" w:eastAsia="宋体" w:hAnsi="宋体"/>
+                <w:sz w:val="21"/>
+              </w:rPr>
+              <w:t xml:space="preserve"> </w:t>
+            </w:r>
+            <w:r>
+              <w:rPr>
+                <w:rFonts w:ascii="宋体" w:eastAsia="宋体" w:hAnsi="宋体"/>
                 <w:b/>
                 <w:bCs/>
                 <w:sz w:val="21"/>
               </w:rPr>
-            </w:pPr>
-            <w:r>
-              <w:rPr>
-                <w:rFonts w:ascii="宋体" w:eastAsia="宋体" w:hAnsi="宋体" w:cs="宋体"/>
+              <w:t>|</w:t>
+            </w:r>
+            <w:r>
+              <w:rPr>
+                <w:rFonts w:eastAsia="等线"/>
+                <w:sz w:val="21"/>
+              </w:rPr>
+              <w:t xml:space="preserve">  </w:t>
+            </w:r>
+            <w:r>
+              <w:rPr>
+                <w:rFonts w:ascii="Times New Roman" w:hAnsi="Times New Roman"/>
+                <w:sz w:val="21"/>
+              </w:rPr>
+              <w:t>2631217547@qq.com</w:t>
+            </w:r>
+            <w:r>
+              <w:rPr>
+                <w:rFonts w:ascii="Times New Roman" w:eastAsia="等线" w:hAnsi="Times New Roman"/>
+                <w:sz w:val="21"/>
+              </w:rPr>
+              <w:t xml:space="preserve">  </w:t>
+            </w:r>
+            <w:r>
+              <w:rPr>
+                <w:rFonts w:ascii="宋体" w:eastAsia="宋体" w:hAnsi="宋体"/>
                 <w:b/>
                 <w:bCs/>
                 <w:sz w:val="21"/>
               </w:rPr>
-              <w:t xml:space="preserve">求职意向：</w:t>
-            </w:r>
-            <w:r>
-              <w:rPr>
-                <w:rFonts w:ascii="宋体" w:eastAsia="宋体" w:hAnsi="宋体" w:cs="宋体"/>
-                <w:b/>
-                <w:bCs/>
-                <w:sz w:val="21"/>
-              </w:rPr>
-              <w:t xml:space="preserve"> </w:t>
-            </w:r>
-            <w:r>
-              <w:rPr>
-                <w:rFonts w:ascii="宋体" w:eastAsia="宋体" w:hAnsi="宋体" w:cs="宋体"/>
-                <w:b/>
-                <w:bCs/>
-                <w:sz w:val="21"/>
-              </w:rPr>
-              <w:t xml:space="preserve">供应链运营</w:t>
-            </w:r>
-            <w:r>
-              <w:rPr>
-                <w:rFonts w:ascii="Times New Roman" w:hAnsi="Times New Roman" w:hint="default"/>
-                <w:sz w:val="21"/>
-              </w:rPr>
-              <w:t xml:space="preserve">/</w:t>
-            </w:r>
-            <w:r>
-              <w:rPr>
-                <w:rFonts w:ascii="宋体" w:eastAsia="宋体" w:hAnsi="宋体" w:cs="宋体"/>
-                <w:b/>
-                <w:bCs/>
-                <w:sz w:val="21"/>
-              </w:rPr>
-              <w:t xml:space="preserve">数据分析</w:t>
-            </w:r>
-            <w:r>
-              <w:rPr>
-                <w:rFonts w:ascii="Times New Roman" w:hAnsi="Times New Roman" w:hint="default"/>
-                <w:sz w:val="21"/>
-              </w:rPr>
-              <w:t xml:space="preserve">/</w:t>
-            </w:r>
-            <w:r>
-              <w:rPr>
-                <w:rFonts w:ascii="宋体" w:eastAsia="宋体" w:hAnsi="宋体" w:cs="宋体"/>
-                <w:b/>
-                <w:bCs/>
-                <w:sz w:val="21"/>
-              </w:rPr>
-              <w:t xml:space="preserve">项目管理</w:t>
+              <w:t>|</w:t>
+            </w:r>
+            <w:r>
+              <w:rPr>
+                <w:rFonts w:ascii="宋体" w:eastAsia="宋体" w:hAnsi="宋体"/>
+                <w:sz w:val="21"/>
+              </w:rPr>
+              <w:t xml:space="preserve">  济南</w:t>
             </w:r>
           </w:p>
         </w:tc>
@@ -238,7 +234,106 @@
               <w:rPr>
                 <w:sz w:val="21"/>
               </w:rPr>
-              <w:spacing w:line="240" w:lineRule="auto" w:before="0" w:after="0"/>
+            </w:pPr>
+          </w:p>
+        </w:tc>
+      </w:tr>
+      <w:tr>
+        <w:trPr>
+          <w:trHeight w:val="423"/>
+          <w:jc w:val="center"/>
+        </w:trPr>
+        <w:tc>
+          <w:tcPr>
+            <w:tcW w:w="9541" w:type="dxa"/>
+            <w:tcBorders>
+              <w:top w:val="nil"/>
+              <w:left w:val="nil"/>
+              <w:bottom w:val="nil"/>
+              <w:right w:val="nil"/>
+            </w:tcBorders>
+            <w:tcMar>
+              <w:top w:w="0" w:type="dxa"/>
+              <w:left w:w="227" w:type="dxa"/>
+              <w:bottom w:w="0" w:type="dxa"/>
+              <w:right w:w="85" w:type="dxa"/>
+            </w:tcMar>
+            <w:vAlign w:val="center"/>
+          </w:tcPr>
+          <w:p>
+            <w:pPr>
+              <w:spacing w:line="315" w:lineRule="atLeast"/>
+              <w:rPr>
+                <w:b/>
+                <w:bCs/>
+                <w:sz w:val="21"/>
+              </w:rPr>
+            </w:pPr>
+            <w:r>
+              <w:rPr>
+                <w:rFonts w:ascii="宋体" w:eastAsia="宋体" w:hAnsi="宋体" w:cs="宋体"/>
+                <w:b/>
+                <w:bCs/>
+                <w:sz w:val="21"/>
+              </w:rPr>
+              <w:t xml:space="preserve">求职意向：</w:t>
+            </w:r>
+            <w:r>
+              <w:rPr>
+                <w:rFonts w:ascii="Times New Roman" w:eastAsia="宋体" w:hAnsi="Times New Roman" w:cs="宋体"/>
+                <w:b/>
+                <w:bCs/>
+                <w:sz w:val="21"/>
+              </w:rPr>
+              <w:t xml:space="preserve"> </w:t>
+            </w:r>
+            <w:r>
+              <w:rPr>
+                <w:rFonts w:ascii="宋体" w:eastAsia="宋体" w:hAnsi="宋体" w:cs="宋体"/>
+                <w:sz w:val="21"/>
+              </w:rPr>
+              <w:t xml:space="preserve">供应链运营</w:t>
+            </w:r>
+            <w:r>
+              <w:rPr>
+                <w:rFonts w:eastAsia="等线"/>
+                <w:sz w:val="21"/>
+              </w:rPr>
+              <w:t xml:space="preserve">/</w:t>
+            </w:r>
+            <w:r>
+              <w:rPr>
+                <w:rFonts w:ascii="宋体" w:eastAsia="宋体" w:hAnsi="宋体" w:cs="宋体"/>
+                <w:sz w:val="21"/>
+              </w:rPr>
+              <w:t xml:space="preserve">数据分析</w:t>
+            </w:r>
+            <w:r>
+              <w:rPr>
+                <w:rFonts w:eastAsia="等线"/>
+                <w:sz w:val="21"/>
+              </w:rPr>
+              <w:t xml:space="preserve">/</w:t>
+            </w:r>
+            <w:r>
+              <w:rPr>
+                <w:rFonts w:ascii="宋体" w:eastAsia="宋体" w:hAnsi="宋体" w:cs="宋体"/>
+                <w:sz w:val="21"/>
+              </w:rPr>
+              <w:t xml:space="preserve">项目管理</w:t>
+            </w:r>
+          </w:p>
+        </w:tc>
+        <w:tc>
+          <w:tcPr>
+            <w:tcW w:w="1203" w:type="dxa"/>
+            <w:shd w:val="clear" w:color="auto" w:fill="FFFFFF"/>
+          </w:tcPr>
+          <w:p>
+            <w:pPr>
+              <w:rPr>
+                <w:sz w:val="21"/>
+              </w:rPr>
             </w:pPr>
           </w:p>
         </w:tc>
@@ -251,7 +346,7 @@
         <w:tc>
           <w:tcPr>
             <w:tcW w:w="10744" w:type="dxa"/>
-            <w:gridSpan w:val="3"/>
+            <w:gridSpan w:val="2"/>
             <w:tcBorders>
               <w:top w:val="nil"/>
               <w:left w:val="nil"/>
@@ -267,7 +362,7 @@
           </w:tcPr>
           <w:p>
             <w:pPr>
-              <w:spacing w:line="240" w:lineRule="auto" w:before="0" w:after="0"/>
+              <w:spacing w:line="315" w:lineRule="atLeast"/>
               <w:rPr>
                 <w:b/>
                 <w:bCs/>
@@ -286,15 +381,13 @@
             <w:r>
               <w:rPr>
                 <w:rFonts w:ascii="宋体" w:eastAsia="宋体" w:hAnsi="宋体" w:cs="宋体"/>
-                <w:b/>
-                <w:bCs/>
                 <w:sz w:val="21"/>
               </w:rPr>
               <w:t xml:space="preserve">供应链建模：独立完成选址</w:t>
             </w:r>
             <w:r>
               <w:rPr>
-                <w:rFonts w:ascii="Times New Roman" w:hAnsi="Times New Roman" w:hint="default"/>
+                <w:rFonts w:eastAsia="等线"/>
                 <w:sz w:val="21"/>
               </w:rPr>
               <w:t xml:space="preserve">-</w:t>
@@ -302,15 +395,13 @@
             <w:r>
               <w:rPr>
                 <w:rFonts w:ascii="宋体" w:eastAsia="宋体" w:hAnsi="宋体" w:cs="宋体"/>
-                <w:b/>
-                <w:bCs/>
                 <w:sz w:val="21"/>
               </w:rPr>
               <w:t xml:space="preserve">路径双层优化模型，用</w:t>
             </w:r>
             <w:r>
               <w:rPr>
-                <w:rFonts w:ascii="Times New Roman" w:hAnsi="Times New Roman" w:hint="default"/>
+                <w:rFonts w:eastAsia="等线"/>
                 <w:sz w:val="21"/>
               </w:rPr>
               <w:t xml:space="preserve">Python</w:t>
@@ -318,15 +409,13 @@
             <w:r>
               <w:rPr>
                 <w:rFonts w:ascii="宋体" w:eastAsia="宋体" w:hAnsi="宋体" w:cs="宋体"/>
-                <w:b/>
-                <w:bCs/>
                 <w:sz w:val="21"/>
               </w:rPr>
               <w:t xml:space="preserve">完成模型求解，模型测算运营成本降低</w:t>
             </w:r>
             <w:r>
               <w:rPr>
-                <w:rFonts w:ascii="Times New Roman" w:hAnsi="Times New Roman" w:hint="default"/>
+                <w:rFonts w:eastAsia="等线"/>
                 <w:sz w:val="21"/>
               </w:rPr>
               <w:t xml:space="preserve">18.7%</w:t>
@@ -334,15 +423,13 @@
             <w:r>
               <w:rPr>
                 <w:rFonts w:ascii="宋体" w:eastAsia="宋体" w:hAnsi="宋体" w:cs="宋体"/>
-                <w:b/>
-                <w:bCs/>
                 <w:sz w:val="21"/>
               </w:rPr>
               <w:t xml:space="preserve">；数据分析：掌握</w:t>
             </w:r>
             <w:r>
               <w:rPr>
-                <w:rFonts w:ascii="Times New Roman" w:hAnsi="Times New Roman" w:hint="default"/>
+                <w:rFonts w:eastAsia="等线"/>
                 <w:sz w:val="21"/>
               </w:rPr>
               <w:t xml:space="preserve">Python/R/SPSS</w:t>
@@ -350,15 +437,13 @@
             <w:r>
               <w:rPr>
                 <w:rFonts w:ascii="宋体" w:eastAsia="宋体" w:hAnsi="宋体" w:cs="宋体"/>
-                <w:b/>
-                <w:bCs/>
                 <w:sz w:val="21"/>
               </w:rPr>
               <w:t xml:space="preserve">，累计处理</w:t>
             </w:r>
             <w:r>
               <w:rPr>
-                <w:rFonts w:ascii="Times New Roman" w:hAnsi="Times New Roman" w:hint="default"/>
+                <w:rFonts w:eastAsia="等线"/>
                 <w:sz w:val="21"/>
               </w:rPr>
               <w:t xml:space="preserve">4.5</w:t>
@@ -366,15 +451,13 @@
             <w:r>
               <w:rPr>
                 <w:rFonts w:ascii="宋体" w:eastAsia="宋体" w:hAnsi="宋体" w:cs="宋体"/>
-                <w:b/>
-                <w:bCs/>
                 <w:sz w:val="21"/>
               </w:rPr>
               <w:t xml:space="preserve">万</w:t>
             </w:r>
             <w:r>
               <w:rPr>
-                <w:rFonts w:ascii="Times New Roman" w:hAnsi="Times New Roman" w:hint="default"/>
+                <w:rFonts w:eastAsia="等线"/>
                 <w:sz w:val="21"/>
               </w:rPr>
               <w:t xml:space="preserve">+</w:t>
@@ -382,15 +465,13 @@
             <w:r>
               <w:rPr>
                 <w:rFonts w:ascii="宋体" w:eastAsia="宋体" w:hAnsi="宋体" w:cs="宋体"/>
-                <w:b/>
-                <w:bCs/>
                 <w:sz w:val="21"/>
               </w:rPr>
               <w:t xml:space="preserve">条业务数据与</w:t>
             </w:r>
             <w:r>
               <w:rPr>
-                <w:rFonts w:ascii="Times New Roman" w:hAnsi="Times New Roman" w:hint="default"/>
+                <w:rFonts w:eastAsia="等线"/>
                 <w:sz w:val="21"/>
               </w:rPr>
               <w:t xml:space="preserve">328</w:t>
@@ -398,15 +479,13 @@
             <w:r>
               <w:rPr>
                 <w:rFonts w:ascii="宋体" w:eastAsia="宋体" w:hAnsi="宋体" w:cs="宋体"/>
-                <w:b/>
-                <w:bCs/>
                 <w:sz w:val="21"/>
               </w:rPr>
               <w:t xml:space="preserve">份问卷，能独立完成清洗→建模→可视化→结论输出全流程；运营实操：用友</w:t>
             </w:r>
             <w:r>
               <w:rPr>
-                <w:rFonts w:ascii="Times New Roman" w:hAnsi="Times New Roman" w:hint="default"/>
+                <w:rFonts w:eastAsia="等线"/>
                 <w:sz w:val="21"/>
               </w:rPr>
               <w:t xml:space="preserve">U8+ERP</w:t>
@@ -414,15 +493,13 @@
             <w:r>
               <w:rPr>
                 <w:rFonts w:ascii="宋体" w:eastAsia="宋体" w:hAnsi="宋体" w:cs="宋体"/>
-                <w:b/>
-                <w:bCs/>
                 <w:sz w:val="21"/>
               </w:rPr>
               <w:t xml:space="preserve">全流程操作经验，</w:t>
             </w:r>
             <w:r>
               <w:rPr>
-                <w:rFonts w:ascii="Times New Roman" w:hAnsi="Times New Roman" w:hint="default"/>
+                <w:rFonts w:eastAsia="等线"/>
                 <w:sz w:val="21"/>
               </w:rPr>
               <w:t xml:space="preserve">3</w:t>
@@ -430,15 +507,13 @@
             <w:r>
               <w:rPr>
                 <w:rFonts w:ascii="宋体" w:eastAsia="宋体" w:hAnsi="宋体" w:cs="宋体"/>
-                <w:b/>
-                <w:bCs/>
                 <w:sz w:val="21"/>
               </w:rPr>
               <w:t xml:space="preserve">个月项目助理（</w:t>
             </w:r>
             <w:r>
               <w:rPr>
-                <w:rFonts w:ascii="Times New Roman" w:hAnsi="Times New Roman" w:hint="default"/>
+                <w:rFonts w:eastAsia="等线"/>
                 <w:sz w:val="21"/>
               </w:rPr>
               <w:t xml:space="preserve">200+</w:t>
@@ -446,15 +521,13 @@
             <w:r>
               <w:rPr>
                 <w:rFonts w:ascii="宋体" w:eastAsia="宋体" w:hAnsi="宋体" w:cs="宋体"/>
-                <w:b/>
-                <w:bCs/>
                 <w:sz w:val="21"/>
               </w:rPr>
               <w:t xml:space="preserve">份材料管理</w:t>
             </w:r>
             <w:r>
               <w:rPr>
-                <w:rFonts w:ascii="Times New Roman" w:hAnsi="Times New Roman" w:hint="default"/>
+                <w:rFonts w:eastAsia="等线"/>
                 <w:sz w:val="21"/>
               </w:rPr>
               <w:t xml:space="preserve">+</w:t>
@@ -462,8 +535,6 @@
             <w:r>
               <w:rPr>
                 <w:rFonts w:ascii="宋体" w:eastAsia="宋体" w:hAnsi="宋体" w:cs="宋体"/>
-                <w:b/>
-                <w:bCs/>
                 <w:sz w:val="21"/>
               </w:rPr>
               <w:t xml:space="preserve">跨部门对接），瑞幸门店库存与效期管理经验</w:t>
@@ -478,7 +549,6 @@
           <w:vanish/>
           <w:sz w:val="2"/>
         </w:rPr>
-        <w:spacing w:line="240" w:lineRule="auto" w:before="0" w:after="0"/>
       </w:pPr>
     </w:p>
     <w:tbl>
@@ -520,7 +590,7 @@
           </w:tcPr>
           <w:p>
             <w:pPr>
-              <w:spacing w:line="240" w:lineRule="auto" w:before="0" w:after="0"/>
+              <w:spacing w:line="275" w:lineRule="atLeast"/>
             </w:pPr>
             <w:r>
               <w:rPr>
@@ -591,7 +661,7 @@
                 </w:tcPr>
                 <w:p>
                   <w:pPr>
-                    <w:spacing w:line="240" w:lineRule="auto" w:before="0" w:after="0"/>
+                    <w:spacing w:line="315" w:lineRule="atLeast"/>
                     <w:jc w:val="center"/>
                     <w:rPr>
                       <w:sz w:val="21"/>
@@ -618,7 +688,7 @@
                 </w:tcPr>
                 <w:p>
                   <w:pPr>
-                    <w:spacing w:line="240" w:lineRule="auto" w:before="0" w:after="0"/>
+                    <w:spacing w:line="315" w:lineRule="atLeast"/>
                     <w:rPr>
                       <w:b/>
                       <w:bCs/>
@@ -655,7 +725,7 @@
                 </w:tcPr>
                 <w:p>
                   <w:pPr>
-                    <w:spacing w:line="240" w:lineRule="auto" w:before="0" w:after="0"/>
+                    <w:spacing w:line="315" w:lineRule="atLeast"/>
                     <w:rPr>
                       <w:b/>
                       <w:bCs/>
@@ -730,7 +800,7 @@
                 </w:tcPr>
                 <w:p>
                   <w:pPr>
-                    <w:spacing w:line="240" w:lineRule="auto" w:before="0" w:after="0"/>
+                    <w:spacing w:line="315" w:lineRule="atLeast"/>
                     <w:rPr>
                       <w:rFonts w:ascii="Times New Roman" w:eastAsia="等线" w:hAnsi="Times New Roman" w:hint="default"/>
                       <w:b/>
@@ -753,7 +823,7 @@
           </w:tbl>
           <w:p>
             <w:pPr>
-              <w:spacing w:line="240" w:lineRule="auto" w:before="0" w:after="0"/>
+              <w:spacing w:line="275" w:lineRule="atLeast"/>
               <w:rPr>
                 <w:b/>
                 <w:bCs/>
@@ -768,7 +838,6 @@
         <w:rPr>
           <w:vanish/>
         </w:rPr>
-        <w:spacing w:line="240" w:lineRule="auto" w:before="0" w:after="0"/>
       </w:pPr>
     </w:p>
     <w:p>
@@ -777,7 +846,6 @@
           <w:vanish/>
           <w:sz w:val="21"/>
         </w:rPr>
-        <w:spacing w:line="240" w:lineRule="auto" w:before="0" w:after="0"/>
       </w:pPr>
     </w:p>
     <w:tbl>
@@ -819,7 +887,7 @@
           </w:tcPr>
           <w:p>
             <w:pPr>
-              <w:spacing w:line="240" w:lineRule="auto" w:before="0" w:after="0"/>
+              <w:spacing w:line="210" w:lineRule="atLeast"/>
               <w:rPr>
                 <w:sz w:val="21"/>
               </w:rPr>
@@ -849,7 +917,7 @@
                 <w:ilvl w:val="0"/>
                 <w:numId w:val="2"/>
               </w:numPr>
-              <w:spacing w:line="240" w:lineRule="auto" w:before="0" w:after="0"/>
+              <w:spacing w:line="315" w:lineRule="atLeast"/>
               <w:ind w:left="442" w:hanging="442"/>
               <w:rPr>
                 <w:sz w:val="21"/>
@@ -867,15 +935,13 @@
             <w:r>
               <w:rPr>
                 <w:rFonts w:ascii="宋体" w:eastAsia="宋体" w:hAnsi="宋体" w:cs="宋体"/>
-                <w:b/>
-                <w:bCs/>
                 <w:sz w:val="21"/>
               </w:rPr>
               <w:t xml:space="preserve">供应链建模与仿真、</w:t>
             </w:r>
             <w:r>
               <w:rPr>
-                <w:rFonts w:ascii="Times New Roman" w:hAnsi="Times New Roman" w:hint="default"/>
+                <w:rFonts w:eastAsia="等线"/>
                 <w:sz w:val="21"/>
               </w:rPr>
               <w:t xml:space="preserve">ERP</w:t>
@@ -883,15 +949,13 @@
             <w:r>
               <w:rPr>
                 <w:rFonts w:ascii="宋体" w:eastAsia="宋体" w:hAnsi="宋体" w:cs="宋体"/>
-                <w:b/>
-                <w:bCs/>
                 <w:sz w:val="21"/>
               </w:rPr>
               <w:t xml:space="preserve">供应链管理综合实验、供应链资源规划、采购管理、物流管理、统计学、</w:t>
             </w:r>
             <w:r>
               <w:rPr>
-                <w:rFonts w:ascii="Times New Roman" w:hAnsi="Times New Roman" w:hint="default"/>
+                <w:rFonts w:eastAsia="等线"/>
                 <w:sz w:val="21"/>
               </w:rPr>
               <w:t xml:space="preserve">Python</w:t>
@@ -899,8 +963,6 @@
             <w:r>
               <w:rPr>
                 <w:rFonts w:ascii="宋体" w:eastAsia="宋体" w:hAnsi="宋体" w:cs="宋体"/>
-                <w:b/>
-                <w:bCs/>
                 <w:sz w:val="21"/>
               </w:rPr>
               <w:t xml:space="preserve">程序设计、大数据管理与分析</w:t>
@@ -931,7 +993,7 @@
           </w:tcPr>
           <w:p>
             <w:pPr>
-              <w:spacing w:line="240" w:lineRule="auto" w:before="0" w:after="0"/>
+              <w:spacing w:line="210" w:lineRule="atLeast"/>
               <w:rPr>
                 <w:sz w:val="21"/>
               </w:rPr>
@@ -961,7 +1023,7 @@
                 <w:ilvl w:val="0"/>
                 <w:numId w:val="2"/>
               </w:numPr>
-              <w:spacing w:line="240" w:lineRule="auto" w:before="0" w:after="0"/>
+              <w:spacing w:line="315" w:lineRule="atLeast"/>
               <w:rPr>
                 <w:sz w:val="21"/>
               </w:rPr>
@@ -978,15 +1040,13 @@
             <w:r>
               <w:rPr>
                 <w:rFonts w:ascii="宋体" w:eastAsia="宋体" w:hAnsi="宋体" w:cs="宋体"/>
-                <w:b/>
-                <w:bCs/>
                 <w:sz w:val="21"/>
               </w:rPr>
               <w:t xml:space="preserve">山东大学</w:t>
             </w:r>
             <w:r>
               <w:rPr>
-                <w:rFonts w:ascii="Times New Roman" w:hAnsi="Times New Roman" w:hint="default"/>
+                <w:rFonts w:eastAsia="等线"/>
                 <w:sz w:val="21"/>
               </w:rPr>
               <w:t xml:space="preserve">2024</w:t>
@@ -994,15 +1054,13 @@
             <w:r>
               <w:rPr>
                 <w:rFonts w:ascii="宋体" w:eastAsia="宋体" w:hAnsi="宋体" w:cs="宋体"/>
-                <w:b/>
-                <w:bCs/>
                 <w:sz w:val="21"/>
               </w:rPr>
               <w:t xml:space="preserve">—</w:t>
             </w:r>
             <w:r>
               <w:rPr>
-                <w:rFonts w:ascii="Times New Roman" w:hAnsi="Times New Roman" w:hint="default"/>
+                <w:rFonts w:eastAsia="等线"/>
                 <w:sz w:val="21"/>
               </w:rPr>
               <w:t xml:space="preserve">2025</w:t>
@@ -1010,8 +1068,6 @@
             <w:r>
               <w:rPr>
                 <w:rFonts w:ascii="宋体" w:eastAsia="宋体" w:hAnsi="宋体" w:cs="宋体"/>
-                <w:b/>
-                <w:bCs/>
                 <w:sz w:val="21"/>
               </w:rPr>
               <w:t xml:space="preserve">年暑期社会实践专项优秀等级</w:t>
@@ -1026,7 +1082,6 @@
           <w:vanish/>
           <w:sz w:val="21"/>
         </w:rPr>
-        <w:spacing w:line="240" w:lineRule="auto" w:before="0" w:after="0"/>
       </w:pPr>
     </w:p>
     <w:p>
@@ -1035,7 +1090,6 @@
           <w:vanish/>
           <w:sz w:val="2"/>
         </w:rPr>
-        <w:spacing w:line="240" w:lineRule="auto" w:before="0" w:after="0"/>
       </w:pPr>
     </w:p>
     <w:p>
@@ -1043,7 +1097,6 @@
         <w:rPr>
           <w:vanish/>
         </w:rPr>
-        <w:spacing w:line="240" w:lineRule="auto" w:before="0" w:after="0"/>
       </w:pPr>
     </w:p>
     <w:p>
@@ -1052,7 +1105,6 @@
           <w:vanish/>
           <w:sz w:val="21"/>
         </w:rPr>
-        <w:spacing w:line="240" w:lineRule="auto" w:before="0" w:after="0"/>
       </w:pPr>
     </w:p>
     <w:p>
@@ -1061,7 +1113,6 @@
           <w:vanish/>
           <w:sz w:val="21"/>
         </w:rPr>
-        <w:spacing w:line="240" w:lineRule="auto" w:before="0" w:after="0"/>
       </w:pPr>
     </w:p>
     <w:p>
@@ -1070,7 +1121,6 @@
           <w:vanish/>
           <w:sz w:val="2"/>
         </w:rPr>
-        <w:spacing w:line="240" w:lineRule="auto" w:before="0" w:after="0"/>
       </w:pPr>
     </w:p>
     <w:tbl>
@@ -1124,7 +1174,7 @@
           </w:tcPr>
           <w:p>
             <w:pPr>
-              <w:spacing w:line="240" w:lineRule="auto" w:before="0" w:after="0"/>
+              <w:spacing w:line="275" w:lineRule="atLeast"/>
               <w:rPr>
                 <w:rFonts w:ascii="Times New Roman" w:hAnsi="Times New Roman"/>
                 <w:b/>
@@ -1175,7 +1225,7 @@
           </w:tcPr>
           <w:p>
             <w:pPr>
-              <w:spacing w:line="240" w:lineRule="auto" w:before="0" w:after="0"/>
+              <w:spacing w:line="315" w:lineRule="atLeast"/>
               <w:rPr>
                 <w:rFonts w:ascii="Times New Roman" w:hAnsi="Times New Roman"/>
                 <w:sz w:val="21"/>
@@ -1203,7 +1253,7 @@
           </w:tcPr>
           <w:p>
             <w:pPr>
-              <w:spacing w:line="240" w:lineRule="auto" w:before="0" w:after="0"/>
+              <w:spacing w:line="315" w:lineRule="atLeast"/>
               <w:rPr>
                 <w:rFonts w:ascii="Times New Roman" w:hAnsi="Times New Roman"/>
                 <w:sz w:val="21"/>
@@ -1234,7 +1284,7 @@
           </w:tcPr>
           <w:p>
             <w:pPr>
-              <w:spacing w:line="240" w:lineRule="auto" w:before="0" w:after="0"/>
+              <w:spacing w:line="315" w:lineRule="atLeast"/>
               <w:rPr>
                 <w:rFonts w:ascii="Times New Roman" w:eastAsia="等线" w:hAnsi="Times New Roman"/>
                 <w:b/>
@@ -1266,7 +1316,7 @@
           </w:tcPr>
           <w:p>
             <w:pPr>
-              <w:spacing w:line="240" w:lineRule="auto" w:before="0" w:after="0"/>
+              <w:spacing w:line="315" w:lineRule="atLeast"/>
               <w:rPr>
                 <w:rFonts w:ascii="Times New Roman" w:eastAsia="等线" w:hAnsi="Times New Roman" w:hint="default"/>
                 <w:b/>
@@ -1276,7 +1326,7 @@
             </w:pPr>
             <w:r>
               <w:rPr>
-                <w:rFonts w:ascii="宋体" w:eastAsia="宋体" w:hAnsi="宋体" w:cs="宋体"/>
+                <w:rFonts w:ascii="Times New Roman" w:eastAsia="宋体" w:hAnsi="Times New Roman" w:cs="宋体"/>
                 <w:b/>
                 <w:bCs/>
                 <w:sz w:val="21"/>
@@ -1311,7 +1361,7 @@
           </w:tcPr>
           <w:p>
             <w:pPr>
-              <w:spacing w:line="240" w:lineRule="auto" w:before="0" w:after="0"/>
+              <w:spacing w:line="315" w:lineRule="atLeast"/>
               <w:rPr>
                 <w:rFonts w:ascii="Times New Roman" w:hAnsi="Times New Roman"/>
                 <w:sz w:val="21"/>
@@ -1343,7 +1393,7 @@
                 <w:ilvl w:val="0"/>
                 <w:numId w:val="9"/>
               </w:numPr>
-              <w:spacing w:line="240" w:lineRule="auto" w:before="0" w:after="0"/>
+              <w:spacing w:line="315" w:lineRule="atLeast"/>
               <w:rPr>
                 <w:rFonts w:ascii="Times New Roman" w:eastAsia="宋体" w:hAnsi="Times New Roman" w:cs="宋体" w:hint="default"/>
                 <w:sz w:val="21"/>
@@ -1352,15 +1402,13 @@
             <w:r>
               <w:rPr>
                 <w:rFonts w:ascii="宋体" w:eastAsia="宋体" w:hAnsi="宋体" w:cs="宋体"/>
-                <w:b/>
-                <w:bCs/>
                 <w:sz w:val="21"/>
               </w:rPr>
               <w:t xml:space="preserve">针对济南历下区老龄化小区自提点布局零散问题，构建选址</w:t>
             </w:r>
             <w:r>
               <w:rPr>
-                <w:rFonts w:ascii="Times New Roman" w:hAnsi="Times New Roman" w:hint="default"/>
+                <w:rFonts w:eastAsia="等线"/>
                 <w:sz w:val="21"/>
               </w:rPr>
               <w:t xml:space="preserve">-</w:t>
@@ -1368,15 +1416,13 @@
             <w:r>
               <w:rPr>
                 <w:rFonts w:ascii="宋体" w:eastAsia="宋体" w:hAnsi="宋体" w:cs="宋体"/>
-                <w:b/>
-                <w:bCs/>
                 <w:sz w:val="21"/>
               </w:rPr>
               <w:t xml:space="preserve">路径双层优化模型，将年龄分层服务半径与电梯等待时间纳入目标函数；基于</w:t>
             </w:r>
             <w:r>
               <w:rPr>
-                <w:rFonts w:ascii="Times New Roman" w:hAnsi="Times New Roman" w:hint="default"/>
+                <w:rFonts w:eastAsia="等线"/>
                 <w:sz w:val="21"/>
               </w:rPr>
               <w:t xml:space="preserve">15</w:t>
@@ -1384,15 +1430,13 @@
             <w:r>
               <w:rPr>
                 <w:rFonts w:ascii="宋体" w:eastAsia="宋体" w:hAnsi="宋体" w:cs="宋体"/>
-                <w:b/>
-                <w:bCs/>
                 <w:sz w:val="21"/>
               </w:rPr>
               <w:t xml:space="preserve">个候选点、日均</w:t>
             </w:r>
             <w:r>
               <w:rPr>
-                <w:rFonts w:ascii="Times New Roman" w:hAnsi="Times New Roman" w:hint="default"/>
+                <w:rFonts w:eastAsia="等线"/>
                 <w:sz w:val="21"/>
               </w:rPr>
               <w:t xml:space="preserve">345</w:t>
@@ -1400,15 +1444,13 @@
             <w:r>
               <w:rPr>
                 <w:rFonts w:ascii="宋体" w:eastAsia="宋体" w:hAnsi="宋体" w:cs="宋体"/>
-                <w:b/>
-                <w:bCs/>
                 <w:sz w:val="21"/>
               </w:rPr>
               <w:t xml:space="preserve">单真实数据，用</w:t>
             </w:r>
             <w:r>
               <w:rPr>
-                <w:rFonts w:ascii="Times New Roman" w:hAnsi="Times New Roman" w:hint="default"/>
+                <w:rFonts w:eastAsia="等线"/>
                 <w:sz w:val="21"/>
               </w:rPr>
               <w:t xml:space="preserve">Python</w:t>
@@ -1416,15 +1458,13 @@
             <w:r>
               <w:rPr>
                 <w:rFonts w:ascii="宋体" w:eastAsia="宋体" w:hAnsi="宋体" w:cs="宋体"/>
-                <w:b/>
-                <w:bCs/>
                 <w:sz w:val="21"/>
               </w:rPr>
               <w:t xml:space="preserve">完成求解，提出“</w:t>
             </w:r>
             <w:r>
               <w:rPr>
-                <w:rFonts w:ascii="Times New Roman" w:hAnsi="Times New Roman" w:hint="default"/>
+                <w:rFonts w:eastAsia="等线"/>
                 <w:sz w:val="21"/>
               </w:rPr>
               <w:t xml:space="preserve">2</w:t>
@@ -1432,15 +1472,13 @@
             <w:r>
               <w:rPr>
                 <w:rFonts w:ascii="宋体" w:eastAsia="宋体" w:hAnsi="宋体" w:cs="宋体"/>
-                <w:b/>
-                <w:bCs/>
                 <w:sz w:val="21"/>
               </w:rPr>
               <w:t xml:space="preserve">核心点</w:t>
             </w:r>
             <w:r>
               <w:rPr>
-                <w:rFonts w:ascii="Times New Roman" w:hAnsi="Times New Roman" w:hint="default"/>
+                <w:rFonts w:eastAsia="等线"/>
                 <w:sz w:val="21"/>
               </w:rPr>
               <w:t xml:space="preserve">+4</w:t>
@@ -1448,8 +1486,6 @@
             <w:r>
               <w:rPr>
                 <w:rFonts w:ascii="宋体" w:eastAsia="宋体" w:hAnsi="宋体" w:cs="宋体"/>
-                <w:b/>
-                <w:bCs/>
                 <w:sz w:val="21"/>
               </w:rPr>
               <w:t xml:space="preserve">动态临时点”弹性布局方案</w:t>
@@ -1461,7 +1497,7 @@
                 <w:ilvl w:val="0"/>
                 <w:numId w:val="9"/>
               </w:numPr>
-              <w:spacing w:line="240" w:lineRule="auto" w:before="0" w:after="0"/>
+              <w:spacing w:line="315" w:lineRule="atLeast"/>
               <w:rPr>
                 <w:rFonts w:ascii="Times New Roman" w:eastAsia="宋体" w:hAnsi="Times New Roman" w:cs="宋体" w:hint="default"/>
                 <w:sz w:val="21"/>
@@ -1470,15 +1506,13 @@
             <w:r>
               <w:rPr>
                 <w:rFonts w:ascii="宋体" w:eastAsia="宋体" w:hAnsi="宋体" w:cs="宋体"/>
-                <w:b/>
-                <w:bCs/>
                 <w:sz w:val="21"/>
               </w:rPr>
               <w:t xml:space="preserve">模型测算：总成本降低</w:t>
             </w:r>
             <w:r>
               <w:rPr>
-                <w:rFonts w:ascii="Times New Roman" w:hAnsi="Times New Roman" w:hint="default"/>
+                <w:rFonts w:eastAsia="等线"/>
                 <w:sz w:val="21"/>
               </w:rPr>
               <w:t xml:space="preserve"> 18.7%</w:t>
@@ -1486,15 +1520,13 @@
             <w:r>
               <w:rPr>
                 <w:rFonts w:ascii="宋体" w:eastAsia="宋体" w:hAnsi="宋体" w:cs="宋体"/>
-                <w:b/>
-                <w:bCs/>
                 <w:sz w:val="21"/>
               </w:rPr>
               <w:t xml:space="preserve">，老年覆盖率</w:t>
             </w:r>
             <w:r>
               <w:rPr>
-                <w:rFonts w:ascii="Times New Roman" w:hAnsi="Times New Roman" w:hint="default"/>
+                <w:rFonts w:eastAsia="等线"/>
                 <w:sz w:val="21"/>
               </w:rPr>
               <w:t xml:space="preserve"> 53.4%</w:t>
@@ -1502,15 +1534,13 @@
             <w:r>
               <w:rPr>
                 <w:rFonts w:ascii="宋体" w:eastAsia="宋体" w:hAnsi="宋体" w:cs="宋体"/>
-                <w:b/>
-                <w:bCs/>
                 <w:sz w:val="21"/>
               </w:rPr>
               <w:t xml:space="preserve">→</w:t>
             </w:r>
             <w:r>
               <w:rPr>
-                <w:rFonts w:ascii="Times New Roman" w:hAnsi="Times New Roman" w:hint="default"/>
+                <w:rFonts w:eastAsia="等线"/>
                 <w:sz w:val="21"/>
               </w:rPr>
               <w:t xml:space="preserve">87.3%</w:t>
@@ -1518,15 +1548,13 @@
             <w:r>
               <w:rPr>
                 <w:rFonts w:ascii="宋体" w:eastAsia="宋体" w:hAnsi="宋体" w:cs="宋体"/>
-                <w:b/>
-                <w:bCs/>
                 <w:sz w:val="21"/>
               </w:rPr>
               <w:t xml:space="preserve">，配送时长缩短</w:t>
             </w:r>
             <w:r>
               <w:rPr>
-                <w:rFonts w:ascii="Times New Roman" w:hAnsi="Times New Roman" w:hint="default"/>
+                <w:rFonts w:eastAsia="等线"/>
                 <w:sz w:val="21"/>
               </w:rPr>
               <w:t xml:space="preserve"> 22.3%</w:t>
@@ -1534,15 +1562,13 @@
             <w:r>
               <w:rPr>
                 <w:rFonts w:ascii="宋体" w:eastAsia="宋体" w:hAnsi="宋体" w:cs="宋体"/>
-                <w:b/>
-                <w:bCs/>
                 <w:sz w:val="21"/>
               </w:rPr>
               <w:t xml:space="preserve">，覆盖平衡性指数</w:t>
             </w:r>
             <w:r>
               <w:rPr>
-                <w:rFonts w:ascii="Times New Roman" w:hAnsi="Times New Roman" w:hint="default"/>
+                <w:rFonts w:eastAsia="等线"/>
                 <w:sz w:val="21"/>
               </w:rPr>
               <w:t xml:space="preserve"> 0.88</w:t>
@@ -1575,7 +1601,7 @@
           </w:tcPr>
           <w:p>
             <w:pPr>
-              <w:spacing w:line="240" w:lineRule="auto" w:before="0" w:after="0"/>
+              <w:spacing w:line="315" w:lineRule="atLeast"/>
               <w:rPr>
                 <w:rFonts w:ascii="Times New Roman" w:hAnsi="Times New Roman"/>
                 <w:sz w:val="21"/>
@@ -1603,7 +1629,7 @@
           </w:tcPr>
           <w:p>
             <w:pPr>
-              <w:spacing w:line="240" w:lineRule="auto" w:before="0" w:after="0"/>
+              <w:spacing w:line="315" w:lineRule="atLeast"/>
               <w:rPr>
                 <w:rFonts w:ascii="Times New Roman" w:hAnsi="Times New Roman"/>
                 <w:sz w:val="21"/>
@@ -1620,7 +1646,7 @@
             </w:r>
             <w:r>
               <w:rPr>
-                <w:rFonts w:ascii="宋体" w:eastAsia="宋体" w:hAnsi="宋体" w:cs="宋体"/>
+                <w:rFonts w:ascii="Times New Roman" w:eastAsia="宋体" w:hAnsi="Times New Roman" w:cs="宋体"/>
                 <w:b/>
                 <w:bCs/>
                 <w:sz w:val="21"/>
@@ -1652,7 +1678,7 @@
           </w:tcPr>
           <w:p>
             <w:pPr>
-              <w:spacing w:line="240" w:lineRule="auto" w:before="0" w:after="0"/>
+              <w:spacing w:line="315" w:lineRule="atLeast"/>
               <w:rPr>
                 <w:rFonts w:ascii="Times New Roman" w:eastAsia="等线" w:hAnsi="Times New Roman"/>
                 <w:b/>
@@ -1684,7 +1710,7 @@
           </w:tcPr>
           <w:p>
             <w:pPr>
-              <w:spacing w:line="240" w:lineRule="auto" w:before="0" w:after="0"/>
+              <w:spacing w:line="315" w:lineRule="atLeast"/>
               <w:rPr>
                 <w:rFonts w:ascii="Times New Roman" w:eastAsia="等线" w:hAnsi="Times New Roman" w:hint="default"/>
                 <w:b/>
@@ -1694,7 +1720,7 @@
             </w:pPr>
             <w:r>
               <w:rPr>
-                <w:rFonts w:ascii="宋体" w:eastAsia="宋体" w:hAnsi="宋体" w:cs="宋体"/>
+                <w:rFonts w:ascii="Times New Roman" w:eastAsia="宋体" w:hAnsi="Times New Roman" w:cs="宋体"/>
                 <w:b/>
                 <w:bCs/>
                 <w:sz w:val="21"/>
@@ -1729,7 +1755,7 @@
           </w:tcPr>
           <w:p>
             <w:pPr>
-              <w:spacing w:line="240" w:lineRule="auto" w:before="0" w:after="0"/>
+              <w:spacing w:line="315" w:lineRule="atLeast"/>
               <w:rPr>
                 <w:rFonts w:ascii="Times New Roman" w:hAnsi="Times New Roman"/>
                 <w:sz w:val="21"/>
@@ -1761,7 +1787,7 @@
                 <w:ilvl w:val="0"/>
                 <w:numId w:val="9"/>
               </w:numPr>
-              <w:spacing w:line="240" w:lineRule="auto" w:before="0" w:after="0"/>
+              <w:spacing w:line="315" w:lineRule="atLeast"/>
               <w:rPr>
                 <w:rFonts w:ascii="Times New Roman" w:eastAsia="宋体" w:hAnsi="Times New Roman" w:cs="宋体" w:hint="default"/>
                 <w:sz w:val="21"/>
@@ -1770,15 +1796,13 @@
             <w:r>
               <w:rPr>
                 <w:rFonts w:ascii="宋体" w:eastAsia="宋体" w:hAnsi="宋体" w:cs="宋体"/>
-                <w:b/>
-                <w:bCs/>
                 <w:sz w:val="21"/>
               </w:rPr>
               <w:t xml:space="preserve">基于</w:t>
             </w:r>
             <w:r>
               <w:rPr>
-                <w:rFonts w:ascii="Times New Roman" w:hAnsi="Times New Roman" w:hint="default"/>
+                <w:rFonts w:eastAsia="等线"/>
                 <w:sz w:val="21"/>
               </w:rPr>
               <w:t xml:space="preserve">TAM</w:t>
@@ -1786,15 +1810,13 @@
             <w:r>
               <w:rPr>
                 <w:rFonts w:ascii="宋体" w:eastAsia="宋体" w:hAnsi="宋体" w:cs="宋体"/>
-                <w:b/>
-                <w:bCs/>
                 <w:sz w:val="21"/>
               </w:rPr>
               <w:t xml:space="preserve">模型设计</w:t>
             </w:r>
             <w:r>
               <w:rPr>
-                <w:rFonts w:ascii="Times New Roman" w:hAnsi="Times New Roman" w:hint="default"/>
+                <w:rFonts w:eastAsia="等线"/>
                 <w:sz w:val="21"/>
               </w:rPr>
               <w:t xml:space="preserve">7</w:t>
@@ -1802,15 +1824,13 @@
             <w:r>
               <w:rPr>
                 <w:rFonts w:ascii="宋体" w:eastAsia="宋体" w:hAnsi="宋体" w:cs="宋体"/>
-                <w:b/>
-                <w:bCs/>
                 <w:sz w:val="21"/>
               </w:rPr>
               <w:t xml:space="preserve">点李克特量表问卷，回收</w:t>
             </w:r>
             <w:r>
               <w:rPr>
-                <w:rFonts w:ascii="Times New Roman" w:hAnsi="Times New Roman" w:hint="default"/>
+                <w:rFonts w:eastAsia="等线"/>
                 <w:sz w:val="21"/>
               </w:rPr>
               <w:t xml:space="preserve">328</w:t>
@@ -1818,15 +1838,13 @@
             <w:r>
               <w:rPr>
                 <w:rFonts w:ascii="宋体" w:eastAsia="宋体" w:hAnsi="宋体" w:cs="宋体"/>
-                <w:b/>
-                <w:bCs/>
                 <w:sz w:val="21"/>
               </w:rPr>
               <w:t xml:space="preserve">份有效样本，用</w:t>
             </w:r>
             <w:r>
               <w:rPr>
-                <w:rFonts w:ascii="Times New Roman" w:hAnsi="Times New Roman" w:hint="default"/>
+                <w:rFonts w:eastAsia="等线"/>
                 <w:sz w:val="21"/>
               </w:rPr>
               <w:t xml:space="preserve">SPSS</w:t>
@@ -1834,15 +1852,13 @@
             <w:r>
               <w:rPr>
                 <w:rFonts w:ascii="宋体" w:eastAsia="宋体" w:hAnsi="宋体" w:cs="宋体"/>
-                <w:b/>
-                <w:bCs/>
                 <w:sz w:val="21"/>
               </w:rPr>
               <w:t xml:space="preserve">和</w:t>
             </w:r>
             <w:r>
               <w:rPr>
-                <w:rFonts w:ascii="Times New Roman" w:hAnsi="Times New Roman" w:hint="default"/>
+                <w:rFonts w:eastAsia="等线"/>
                 <w:sz w:val="21"/>
               </w:rPr>
               <w:t xml:space="preserve">Python</w:t>
@@ -1850,15 +1866,13 @@
             <w:r>
               <w:rPr>
                 <w:rFonts w:ascii="宋体" w:eastAsia="宋体" w:hAnsi="宋体" w:cs="宋体"/>
-                <w:b/>
-                <w:bCs/>
                 <w:sz w:val="21"/>
               </w:rPr>
               <w:t xml:space="preserve">完成统计分析；验证交互性（</w:t>
             </w:r>
             <w:r>
               <w:rPr>
-                <w:rFonts w:ascii="Times New Roman" w:hAnsi="Times New Roman" w:hint="default"/>
+                <w:rFonts w:eastAsia="等线"/>
                 <w:sz w:val="21"/>
               </w:rPr>
               <w:t xml:space="preserve">β=0.42</w:t>
@@ -1866,15 +1880,13 @@
             <w:r>
               <w:rPr>
                 <w:rFonts w:ascii="宋体" w:eastAsia="宋体" w:hAnsi="宋体" w:cs="宋体"/>
-                <w:b/>
-                <w:bCs/>
                 <w:sz w:val="21"/>
               </w:rPr>
               <w:t xml:space="preserve">）、个性化（</w:t>
             </w:r>
             <w:r>
               <w:rPr>
-                <w:rFonts w:ascii="Times New Roman" w:hAnsi="Times New Roman" w:hint="default"/>
+                <w:rFonts w:eastAsia="等线"/>
                 <w:sz w:val="21"/>
               </w:rPr>
               <w:t xml:space="preserve">β=0.38</w:t>
@@ -1882,15 +1894,13 @@
             <w:r>
               <w:rPr>
                 <w:rFonts w:ascii="宋体" w:eastAsia="宋体" w:hAnsi="宋体" w:cs="宋体"/>
-                <w:b/>
-                <w:bCs/>
                 <w:sz w:val="21"/>
               </w:rPr>
               <w:t xml:space="preserve">）、自主性（</w:t>
             </w:r>
             <w:r>
               <w:rPr>
-                <w:rFonts w:ascii="Times New Roman" w:hAnsi="Times New Roman" w:hint="default"/>
+                <w:rFonts w:eastAsia="等线"/>
                 <w:sz w:val="21"/>
               </w:rPr>
               <w:t xml:space="preserve">β=0.31</w:t>
@@ -1898,8 +1908,6 @@
             <w:r>
               <w:rPr>
                 <w:rFonts w:ascii="宋体" w:eastAsia="宋体" w:hAnsi="宋体" w:cs="宋体"/>
-                <w:b/>
-                <w:bCs/>
                 <w:sz w:val="21"/>
               </w:rPr>
               <w:t xml:space="preserve">）显著正向影响用户感知价值，识别问题识别准确性、智能解决能力为核心影响因素</w:t>
@@ -1911,7 +1919,7 @@
                 <w:ilvl w:val="0"/>
                 <w:numId w:val="9"/>
               </w:numPr>
-              <w:spacing w:line="240" w:lineRule="auto" w:before="0" w:after="0"/>
+              <w:spacing w:line="315" w:lineRule="atLeast"/>
               <w:rPr>
                 <w:rFonts w:ascii="Times New Roman" w:eastAsia="宋体" w:hAnsi="Times New Roman" w:cs="宋体" w:hint="default"/>
                 <w:sz w:val="21"/>
@@ -1920,15 +1928,13 @@
             <w:r>
               <w:rPr>
                 <w:rFonts w:ascii="宋体" w:eastAsia="宋体" w:hAnsi="宋体" w:cs="宋体"/>
-                <w:b/>
-                <w:bCs/>
                 <w:sz w:val="21"/>
               </w:rPr>
               <w:t xml:space="preserve">发现用户智能体验起关键中介作用，感知增强维度贡献率</w:t>
             </w:r>
             <w:r>
               <w:rPr>
-                <w:rFonts w:ascii="Times New Roman" w:hAnsi="Times New Roman" w:hint="default"/>
+                <w:rFonts w:eastAsia="等线"/>
                 <w:sz w:val="21"/>
               </w:rPr>
               <w:t xml:space="preserve">63%</w:t>
@@ -1936,15 +1942,13 @@
             <w:r>
               <w:rPr>
                 <w:rFonts w:ascii="宋体" w:eastAsia="宋体" w:hAnsi="宋体" w:cs="宋体"/>
-                <w:b/>
-                <w:bCs/>
                 <w:sz w:val="21"/>
               </w:rPr>
               <w:t xml:space="preserve">；高复杂度场景下信任阈值提高</w:t>
             </w:r>
             <w:r>
               <w:rPr>
-                <w:rFonts w:ascii="Times New Roman" w:hAnsi="Times New Roman" w:hint="default"/>
+                <w:rFonts w:eastAsia="等线"/>
                 <w:sz w:val="21"/>
               </w:rPr>
               <w:t xml:space="preserve">32%</w:t>
@@ -1952,15 +1956,13 @@
             <w:r>
               <w:rPr>
                 <w:rFonts w:ascii="宋体" w:eastAsia="宋体" w:hAnsi="宋体" w:cs="宋体"/>
-                <w:b/>
-                <w:bCs/>
                 <w:sz w:val="21"/>
               </w:rPr>
               <w:t xml:space="preserve">，为电商</w:t>
             </w:r>
             <w:r>
               <w:rPr>
-                <w:rFonts w:ascii="Times New Roman" w:hAnsi="Times New Roman" w:hint="default"/>
+                <w:rFonts w:eastAsia="等线"/>
                 <w:sz w:val="21"/>
               </w:rPr>
               <w:t xml:space="preserve">AI</w:t>
@@ -1968,8 +1970,6 @@
             <w:r>
               <w:rPr>
                 <w:rFonts w:ascii="宋体" w:eastAsia="宋体" w:hAnsi="宋体" w:cs="宋体"/>
-                <w:b/>
-                <w:bCs/>
                 <w:sz w:val="21"/>
               </w:rPr>
               <w:t xml:space="preserve">客服优化提供参考</w:t>
@@ -2002,7 +2002,7 @@
           </w:tcPr>
           <w:p>
             <w:pPr>
-              <w:spacing w:line="240" w:lineRule="auto" w:before="0" w:after="0"/>
+              <w:spacing w:line="315" w:lineRule="atLeast"/>
               <w:rPr>
                 <w:rFonts w:ascii="Times New Roman" w:hAnsi="Times New Roman"/>
                 <w:sz w:val="21"/>
@@ -2030,7 +2030,7 @@
           </w:tcPr>
           <w:p>
             <w:pPr>
-              <w:spacing w:line="240" w:lineRule="auto" w:before="0" w:after="0"/>
+              <w:spacing w:line="315" w:lineRule="atLeast"/>
               <w:rPr>
                 <w:rFonts w:ascii="Times New Roman" w:hAnsi="Times New Roman"/>
                 <w:sz w:val="21"/>
@@ -2061,7 +2061,7 @@
           </w:tcPr>
           <w:p>
             <w:pPr>
-              <w:spacing w:line="240" w:lineRule="auto" w:before="0" w:after="0"/>
+              <w:spacing w:line="315" w:lineRule="atLeast"/>
               <w:rPr>
                 <w:rFonts w:ascii="Times New Roman" w:eastAsia="等线" w:hAnsi="Times New Roman"/>
                 <w:b/>
@@ -2093,7 +2093,7 @@
           </w:tcPr>
           <w:p>
             <w:pPr>
-              <w:spacing w:line="240" w:lineRule="auto" w:before="0" w:after="0"/>
+              <w:spacing w:line="315" w:lineRule="atLeast"/>
               <w:rPr>
                 <w:rFonts w:ascii="Times New Roman" w:eastAsia="等线" w:hAnsi="Times New Roman" w:hint="default"/>
                 <w:b/>
@@ -2103,7 +2103,7 @@
             </w:pPr>
             <w:r>
               <w:rPr>
-                <w:rFonts w:ascii="宋体" w:eastAsia="宋体" w:hAnsi="宋体" w:cs="宋体"/>
+                <w:rFonts w:ascii="Times New Roman" w:eastAsia="宋体" w:hAnsi="Times New Roman" w:cs="宋体"/>
                 <w:b/>
                 <w:bCs/>
                 <w:sz w:val="21"/>
@@ -2138,7 +2138,7 @@
           </w:tcPr>
           <w:p>
             <w:pPr>
-              <w:spacing w:line="240" w:lineRule="auto" w:before="0" w:after="0"/>
+              <w:spacing w:line="315" w:lineRule="atLeast"/>
               <w:rPr>
                 <w:rFonts w:ascii="Times New Roman" w:hAnsi="Times New Roman"/>
                 <w:sz w:val="21"/>
@@ -2170,7 +2170,7 @@
                 <w:ilvl w:val="0"/>
                 <w:numId w:val="9"/>
               </w:numPr>
-              <w:spacing w:line="240" w:lineRule="auto" w:before="0" w:after="0"/>
+              <w:spacing w:line="315" w:lineRule="atLeast"/>
               <w:rPr>
                 <w:rFonts w:ascii="Times New Roman" w:eastAsia="宋体" w:hAnsi="Times New Roman" w:cs="宋体" w:hint="default"/>
                 <w:sz w:val="21"/>
@@ -2179,15 +2179,13 @@
             <w:r>
               <w:rPr>
                 <w:rFonts w:ascii="宋体" w:eastAsia="宋体" w:hAnsi="宋体" w:cs="宋体"/>
-                <w:b/>
-                <w:bCs/>
                 <w:sz w:val="21"/>
               </w:rPr>
               <w:t xml:space="preserve">基于</w:t>
             </w:r>
             <w:r>
               <w:rPr>
-                <w:rFonts w:ascii="Times New Roman" w:hAnsi="Times New Roman" w:hint="default"/>
+                <w:rFonts w:eastAsia="等线"/>
                 <w:sz w:val="21"/>
               </w:rPr>
               <w:t xml:space="preserve">45211</w:t>
@@ -2195,15 +2193,13 @@
             <w:r>
               <w:rPr>
                 <w:rFonts w:ascii="宋体" w:eastAsia="宋体" w:hAnsi="宋体" w:cs="宋体"/>
-                <w:b/>
-                <w:bCs/>
                 <w:sz w:val="21"/>
               </w:rPr>
               <w:t xml:space="preserve">条葡萄牙银行真实营销数据，用</w:t>
             </w:r>
             <w:r>
               <w:rPr>
-                <w:rFonts w:ascii="Times New Roman" w:hAnsi="Times New Roman" w:hint="default"/>
+                <w:rFonts w:eastAsia="等线"/>
                 <w:sz w:val="21"/>
               </w:rPr>
               <w:t xml:space="preserve">R</w:t>
@@ -2211,8 +2207,6 @@
             <w:r>
               <w:rPr>
                 <w:rFonts w:ascii="宋体" w:eastAsia="宋体" w:hAnsi="宋体" w:cs="宋体"/>
-                <w:b/>
-                <w:bCs/>
                 <w:sz w:val="21"/>
               </w:rPr>
               <w:t xml:space="preserve">完成缺失值与异常值清洗，对年龄、职业、营销频次等字段做多维度分层统计</w:t>
@@ -2224,7 +2218,7 @@
                 <w:ilvl w:val="0"/>
                 <w:numId w:val="9"/>
               </w:numPr>
-              <w:spacing w:line="240" w:lineRule="auto" w:before="0" w:after="0"/>
+              <w:spacing w:line="315" w:lineRule="atLeast"/>
               <w:rPr>
                 <w:rFonts w:ascii="Times New Roman" w:eastAsia="宋体" w:hAnsi="Times New Roman" w:cs="宋体" w:hint="default"/>
                 <w:sz w:val="21"/>
@@ -2233,8 +2227,6 @@
             <w:r>
               <w:rPr>
                 <w:rFonts w:ascii="宋体" w:eastAsia="宋体" w:hAnsi="宋体" w:cs="宋体"/>
-                <w:b/>
-                <w:bCs/>
                 <w:sz w:val="21"/>
               </w:rPr>
               <w:t xml:space="preserve">独立绘制帕累托图、相关性热力图、订阅转化率瀑布图，通过多维度统计呈现客户群体响应差异，识别关键影响变量，为客户分群与营销资源分配提供数据支撑</w:t>
@@ -2267,7 +2259,7 @@
           </w:tcPr>
           <w:p>
             <w:pPr>
-              <w:spacing w:line="240" w:lineRule="auto" w:before="0" w:after="0"/>
+              <w:spacing w:line="315" w:lineRule="atLeast"/>
               <w:rPr>
                 <w:rFonts w:ascii="Times New Roman" w:hAnsi="Times New Roman"/>
                 <w:sz w:val="21"/>
@@ -2295,7 +2287,7 @@
           </w:tcPr>
           <w:p>
             <w:pPr>
-              <w:spacing w:line="240" w:lineRule="auto" w:before="0" w:after="0"/>
+              <w:spacing w:line="315" w:lineRule="atLeast"/>
               <w:rPr>
                 <w:rFonts w:ascii="Times New Roman" w:hAnsi="Times New Roman"/>
                 <w:sz w:val="21"/>
@@ -2303,7 +2295,7 @@
             </w:pPr>
             <w:r>
               <w:rPr>
-                <w:rFonts w:ascii="宋体" w:eastAsia="宋体" w:hAnsi="宋体" w:cs="宋体"/>
+                <w:rFonts w:ascii="Times New Roman" w:eastAsia="宋体" w:hAnsi="Times New Roman" w:cs="宋体"/>
                 <w:b/>
                 <w:bCs/>
                 <w:sz w:val="21"/>
@@ -2335,7 +2327,7 @@
           </w:tcPr>
           <w:p>
             <w:pPr>
-              <w:spacing w:line="240" w:lineRule="auto" w:before="0" w:after="0"/>
+              <w:spacing w:line="315" w:lineRule="atLeast"/>
               <w:rPr>
                 <w:rFonts w:ascii="Times New Roman" w:eastAsia="等线" w:hAnsi="Times New Roman"/>
                 <w:b/>
@@ -2367,7 +2359,7 @@
           </w:tcPr>
           <w:p>
             <w:pPr>
-              <w:spacing w:line="240" w:lineRule="auto" w:before="0" w:after="0"/>
+              <w:spacing w:line="315" w:lineRule="atLeast"/>
               <w:rPr>
                 <w:rFonts w:ascii="Times New Roman" w:eastAsia="等线" w:hAnsi="Times New Roman" w:hint="default"/>
                 <w:b/>
@@ -2377,7 +2369,7 @@
             </w:pPr>
             <w:r>
               <w:rPr>
-                <w:rFonts w:ascii="宋体" w:eastAsia="宋体" w:hAnsi="宋体" w:cs="宋体"/>
+                <w:rFonts w:ascii="Times New Roman" w:eastAsia="宋体" w:hAnsi="Times New Roman" w:cs="宋体"/>
                 <w:b/>
                 <w:bCs/>
                 <w:sz w:val="21"/>
@@ -2412,7 +2404,7 @@
           </w:tcPr>
           <w:p>
             <w:pPr>
-              <w:spacing w:line="240" w:lineRule="auto" w:before="0" w:after="0"/>
+              <w:spacing w:line="315" w:lineRule="atLeast"/>
               <w:rPr>
                 <w:rFonts w:ascii="Times New Roman" w:hAnsi="Times New Roman"/>
                 <w:sz w:val="21"/>
@@ -2444,7 +2436,7 @@
                 <w:ilvl w:val="0"/>
                 <w:numId w:val="9"/>
               </w:numPr>
-              <w:spacing w:line="240" w:lineRule="auto" w:before="0" w:after="0"/>
+              <w:spacing w:line="315" w:lineRule="atLeast"/>
               <w:rPr>
                 <w:rFonts w:ascii="Times New Roman" w:eastAsia="宋体" w:hAnsi="Times New Roman" w:cs="宋体" w:hint="default"/>
                 <w:sz w:val="21"/>
@@ -2453,8 +2445,6 @@
             <w:r>
               <w:rPr>
                 <w:rFonts w:ascii="宋体" w:eastAsia="宋体" w:hAnsi="宋体" w:cs="宋体"/>
-                <w:b/>
-                <w:bCs/>
                 <w:sz w:val="21"/>
               </w:rPr>
               <w:t xml:space="preserve">以账套主管角色，以模拟箱包贸易企业为对象，独立完成采购订单→到货入库→销售订单→发货出库→库存调拨→盘点→存货核算→收付款凭证全流程实操</w:t>
@@ -2466,7 +2456,7 @@
                 <w:ilvl w:val="0"/>
                 <w:numId w:val="9"/>
               </w:numPr>
-              <w:spacing w:line="240" w:lineRule="auto" w:before="0" w:after="0"/>
+              <w:spacing w:line="315" w:lineRule="atLeast"/>
               <w:rPr>
                 <w:rFonts w:ascii="Times New Roman" w:eastAsia="宋体" w:hAnsi="Times New Roman" w:cs="宋体" w:hint="default"/>
                 <w:sz w:val="21"/>
@@ -2475,527 +2465,13 @@
             <w:r>
               <w:rPr>
                 <w:rFonts w:ascii="宋体" w:eastAsia="宋体" w:hAnsi="宋体" w:cs="宋体"/>
-                <w:b/>
-                <w:bCs/>
                 <w:sz w:val="21"/>
               </w:rPr>
               <w:t xml:space="preserve">梳理采购、销售、库存等模块间的数据流转与单据关联逻辑，理解</w:t>
             </w:r>
             <w:r>
               <w:rPr>
-                <w:rFonts w:ascii="Times New Roman" w:hAnsi="Times New Roman" w:hint="default"/>
-                <w:sz w:val="21"/>
-              </w:rPr>
-              <w:t xml:space="preserve">ERP</w:t>
-            </w:r>
-            <w:r>
-              <w:rPr>
-                <w:rFonts w:ascii="宋体" w:eastAsia="宋体" w:hAnsi="宋体" w:cs="宋体"/>
-                <w:b/>
-                <w:bCs/>
-                <w:sz w:val="21"/>
-              </w:rPr>
-              <w:t xml:space="preserve">系统供应链业务标准化运作机制</w:t>
-            </w:r>
-          </w:p>
-        </w:tc>
-      </w:tr>
-      <w:tr>
-        <w:trPr>
-          <w:gridAfter w:val="2"/>
-          <w:wAfter w:w="880" w:type="dxa"/>
-          <w:jc w:val="center"/>
-        </w:trPr>
-        <w:tc>
-          <w:tcPr>
-            <w:tcW w:w="695" w:type="dxa"/>
-            <w:tcBorders>
-              <w:top w:val="nil"/>
-              <w:left w:val="nil"/>
-              <w:bottom w:val="nil"/>
-              <w:right w:val="nil"/>
-            </w:tcBorders>
-            <w:tcMar>
-              <w:top w:w="0" w:type="dxa"/>
-              <w:left w:w="113" w:type="dxa"/>
-              <w:bottom w:w="0" w:type="dxa"/>
-              <w:right w:w="85" w:type="dxa"/>
-            </w:tcMar>
-            <w:vAlign w:val="center"/>
-          </w:tcPr>
-          <w:p>
-            <w:pPr>
-              <w:spacing w:line="240" w:lineRule="auto" w:before="0" w:after="0"/>
-              <w:rPr>
-                <w:rFonts w:ascii="Times New Roman" w:hAnsi="Times New Roman"/>
-                <w:sz w:val="21"/>
-              </w:rPr>
-            </w:pPr>
-          </w:p>
-        </w:tc>
-        <w:tc>
-          <w:tcPr>
-            <w:tcW w:w="4600" w:type="dxa"/>
-            <w:gridSpan w:val="4"/>
-            <w:tcBorders>
-              <w:top w:val="nil"/>
-              <w:left w:val="nil"/>
-              <w:bottom w:val="nil"/>
-              <w:right w:val="nil"/>
-            </w:tcBorders>
-            <w:tcMar>
-              <w:top w:w="0" w:type="dxa"/>
-              <w:left w:w="85" w:type="dxa"/>
-              <w:bottom w:w="0" w:type="dxa"/>
-              <w:right w:w="85" w:type="dxa"/>
-            </w:tcMar>
-            <w:vAlign w:val="center"/>
-          </w:tcPr>
-          <w:p>
-            <w:pPr>
-              <w:spacing w:line="240" w:lineRule="auto" w:before="0" w:after="0"/>
-              <w:rPr>
-                <w:rFonts w:ascii="Times New Roman" w:hAnsi="Times New Roman"/>
-                <w:sz w:val="21"/>
-              </w:rPr>
-            </w:pPr>
-            <w:r>
-              <w:rPr>
-                <w:rFonts w:ascii="宋体" w:eastAsia="宋体" w:hAnsi="宋体" w:cs="宋体"/>
-                <w:b/>
-                <w:bCs/>
-                <w:sz w:val="21"/>
-              </w:rPr>
-              <w:t xml:space="preserve">ERP</w:t>
-            </w:r>
-            <w:r>
-              <w:rPr>
-                <w:rFonts w:ascii="宋体" w:eastAsia="宋体" w:hAnsi="宋体" w:cs="宋体"/>
-                <w:b/>
-                <w:bCs/>
-                <w:sz w:val="21"/>
-              </w:rPr>
-              <w:t xml:space="preserve">供应链全流程模拟操作</w:t>
-            </w:r>
-          </w:p>
-        </w:tc>
-        <w:tc>
-          <w:tcPr>
-            <w:tcW w:w="2693" w:type="dxa"/>
-            <w:gridSpan w:val="2"/>
-            <w:tcBorders>
-              <w:top w:val="nil"/>
-              <w:left w:val="nil"/>
-              <w:bottom w:val="nil"/>
-              <w:right w:val="nil"/>
-            </w:tcBorders>
-            <w:vAlign w:val="center"/>
-          </w:tcPr>
-          <w:p>
-            <w:pPr>
-              <w:spacing w:line="240" w:lineRule="auto" w:before="0" w:after="0"/>
-              <w:rPr>
-                <w:rFonts w:ascii="Times New Roman" w:eastAsia="等线" w:hAnsi="Times New Roman"/>
-                <w:b/>
-                <w:bCs/>
-                <w:sz w:val="21"/>
-              </w:rPr>
-            </w:pPr>
-            <w:r>
-              <w:rPr>
-                <w:rFonts w:ascii="宋体" w:eastAsia="宋体" w:hAnsi="宋体" w:cs="宋体"/>
-                <w:b/>
-                <w:bCs/>
-                <w:sz w:val="21"/>
-              </w:rPr>
-              <w:t xml:space="preserve">课程实验・账套主管</w:t>
-            </w:r>
-          </w:p>
-        </w:tc>
-        <w:tc>
-          <w:tcPr>
-            <w:tcW w:w="2755" w:type="dxa"/>
-            <w:tcBorders>
-              <w:top w:val="nil"/>
-              <w:left w:val="nil"/>
-              <w:bottom w:val="nil"/>
-              <w:right w:val="nil"/>
-            </w:tcBorders>
-            <w:vAlign w:val="center"/>
-          </w:tcPr>
-          <w:p>
-            <w:pPr>
-              <w:spacing w:line="240" w:lineRule="auto" w:before="0" w:after="0"/>
-              <w:rPr>
-                <w:rFonts w:ascii="Times New Roman" w:eastAsia="等线" w:hAnsi="Times New Roman" w:hint="default"/>
-                <w:b/>
-                <w:bCs/>
-                <w:sz w:val="21"/>
-              </w:rPr>
-            </w:pPr>
-            <w:r>
-              <w:rPr>
-                <w:rFonts w:ascii="宋体" w:eastAsia="宋体" w:hAnsi="宋体" w:cs="宋体"/>
-                <w:b/>
-                <w:bCs/>
-                <w:sz w:val="21"/>
-              </w:rPr>
-              <w:t xml:space="preserve">2025.03-2025.07</w:t>
-            </w:r>
-          </w:p>
-        </w:tc>
-      </w:tr>
-      <w:tr>
-        <w:trPr>
-          <w:gridAfter w:val="2"/>
-          <w:wAfter w:w="880" w:type="dxa"/>
-          <w:jc w:val="center"/>
-        </w:trPr>
-        <w:tc>
-          <w:tcPr>
-            <w:tcW w:w="695" w:type="dxa"/>
-            <w:tcBorders>
-              <w:top w:val="nil"/>
-              <w:left w:val="nil"/>
-              <w:bottom w:val="nil"/>
-              <w:right w:val="nil"/>
-            </w:tcBorders>
-            <w:tcMar>
-              <w:top w:w="0" w:type="dxa"/>
-              <w:left w:w="113" w:type="dxa"/>
-              <w:bottom w:w="0" w:type="dxa"/>
-              <w:right w:w="85" w:type="dxa"/>
-            </w:tcMar>
-            <w:vAlign w:val="center"/>
-          </w:tcPr>
-          <w:p>
-            <w:pPr>
-              <w:spacing w:line="240" w:lineRule="auto" w:before="0" w:after="0"/>
-              <w:rPr>
-                <w:rFonts w:ascii="Times New Roman" w:hAnsi="Times New Roman"/>
-                <w:sz w:val="21"/>
-              </w:rPr>
-            </w:pPr>
-          </w:p>
-        </w:tc>
-        <w:tc>
-          <w:tcPr>
-            <w:tcW w:w="10048" w:type="dxa"/>
-            <w:gridSpan w:val="7"/>
-            <w:tcBorders>
-              <w:top w:val="nil"/>
-              <w:left w:val="nil"/>
-              <w:bottom w:val="nil"/>
-              <w:right w:val="nil"/>
-            </w:tcBorders>
-            <w:tcMar>
-              <w:top w:w="0" w:type="dxa"/>
-              <w:left w:w="85" w:type="dxa"/>
-              <w:bottom w:w="0" w:type="dxa"/>
-              <w:right w:w="85" w:type="dxa"/>
-            </w:tcMar>
-            <w:vAlign w:val="center"/>
-          </w:tcPr>
-          <w:p>
-            <w:pPr>
-              <w:numPr>
-                <w:ilvl w:val="0"/>
-                <w:numId w:val="9"/>
-              </w:numPr>
-              <w:spacing w:line="240" w:lineRule="auto" w:before="0" w:after="0"/>
-              <w:rPr>
-                <w:rFonts w:ascii="Times New Roman" w:eastAsia="宋体" w:hAnsi="Times New Roman" w:cs="宋体" w:hint="default"/>
-                <w:sz w:val="21"/>
-              </w:rPr>
-            </w:pPr>
-            <w:r>
-              <w:rPr>
-                <w:rFonts w:ascii="Times New Roman" w:eastAsia="宋体" w:hAnsi="Times New Roman" w:cs="宋体"/>
-                <w:b/>
-                <w:bCs/>
-                <w:sz w:val="21"/>
-              </w:rPr>
-              <w:t xml:space="preserve">以账套主管角色，以模拟箱包贸易企业为对象，独立完成采购订单→到货入库→销售订单→发货出库→库存调拨→盘点→存货核算→收付款凭证全流程实操</w:t>
-            </w:r>
-          </w:p>
-          <w:p>
-            <w:pPr>
-              <w:numPr>
-                <w:ilvl w:val="0"/>
-                <w:numId w:val="9"/>
-              </w:numPr>
-              <w:spacing w:line="240" w:lineRule="auto" w:before="0" w:after="0"/>
-              <w:rPr>
-                <w:rFonts w:ascii="Times New Roman" w:eastAsia="宋体" w:hAnsi="Times New Roman" w:cs="宋体" w:hint="default"/>
-                <w:sz w:val="21"/>
-              </w:rPr>
-            </w:pPr>
-            <w:r>
-              <w:rPr>
-                <w:rFonts w:ascii="Times New Roman" w:eastAsia="宋体" w:hAnsi="Times New Roman" w:cs="宋体"/>
-                <w:b/>
-                <w:bCs/>
-                <w:sz w:val="21"/>
-              </w:rPr>
-              <w:t xml:space="preserve">梳理采购、销售、库存等模块间的数据流转与单据关联逻辑，理解</w:t>
-            </w:r>
-            <w:r>
-              <w:rPr>
-                <w:rFonts w:ascii="Times New Roman" w:hAnsi="Times New Roman" w:hint="default"/>
-                <w:sz w:val="21"/>
-              </w:rPr>
-              <w:t xml:space="preserve">ERP</w:t>
-            </w:r>
-            <w:r>
-              <w:rPr>
-                <w:rFonts w:ascii="Times New Roman" w:eastAsia="宋体" w:hAnsi="Times New Roman" w:cs="宋体"/>
-                <w:b/>
-                <w:bCs/>
-                <w:sz w:val="21"/>
-              </w:rPr>
-              <w:t xml:space="preserve">系统供应链业务标准化运作机制</w:t>
-            </w:r>
-          </w:p>
-        </w:tc>
-      </w:tr>
-      <w:tr>
-        <w:trPr>
-          <w:gridAfter w:val="2"/>
-          <w:wAfter w:w="880" w:type="dxa"/>
-          <w:jc w:val="center"/>
-        </w:trPr>
-        <w:tc>
-          <w:tcPr>
-            <w:tcW w:w="695" w:type="dxa"/>
-            <w:tcBorders>
-              <w:top w:val="nil"/>
-              <w:left w:val="nil"/>
-              <w:bottom w:val="nil"/>
-              <w:right w:val="nil"/>
-            </w:tcBorders>
-            <w:tcMar>
-              <w:top w:w="0" w:type="dxa"/>
-              <w:left w:w="113" w:type="dxa"/>
-              <w:bottom w:w="0" w:type="dxa"/>
-              <w:right w:w="85" w:type="dxa"/>
-            </w:tcMar>
-            <w:vAlign w:val="center"/>
-          </w:tcPr>
-          <w:p>
-            <w:pPr>
-              <w:spacing w:line="240" w:lineRule="auto" w:before="0" w:after="0"/>
-              <w:rPr>
-                <w:rFonts w:ascii="Times New Roman" w:hAnsi="Times New Roman"/>
-                <w:sz w:val="21"/>
-              </w:rPr>
-            </w:pPr>
-          </w:p>
-        </w:tc>
-        <w:tc>
-          <w:tcPr>
-            <w:tcW w:w="4600" w:type="dxa"/>
-            <w:gridSpan w:val="4"/>
-            <w:tcBorders>
-              <w:top w:val="nil"/>
-              <w:left w:val="nil"/>
-              <w:bottom w:val="nil"/>
-              <w:right w:val="nil"/>
-            </w:tcBorders>
-            <w:tcMar>
-              <w:top w:w="0" w:type="dxa"/>
-              <w:left w:w="85" w:type="dxa"/>
-              <w:bottom w:w="0" w:type="dxa"/>
-              <w:right w:w="85" w:type="dxa"/>
-            </w:tcMar>
-            <w:vAlign w:val="center"/>
-          </w:tcPr>
-          <w:p>
-            <w:pPr>
-              <w:spacing w:line="240" w:lineRule="auto" w:before="0" w:after="0"/>
-              <w:rPr>
-                <w:rFonts w:ascii="Times New Roman" w:hAnsi="Times New Roman"/>
-                <w:sz w:val="21"/>
-              </w:rPr>
-            </w:pPr>
-            <w:r>
-              <w:rPr>
-                <w:rFonts w:ascii="Times New Roman" w:eastAsia="宋体" w:hAnsi="Times New Roman" w:cs="宋体"/>
-                <w:b/>
-                <w:bCs/>
-                <w:sz w:val="21"/>
-              </w:rPr>
-              <w:t xml:space="preserve">ERP</w:t>
-            </w:r>
-            <w:r>
-              <w:rPr>
-                <w:rFonts w:ascii="宋体" w:eastAsia="宋体" w:hAnsi="宋体" w:cs="宋体"/>
-                <w:b/>
-                <w:bCs/>
-                <w:sz w:val="21"/>
-              </w:rPr>
-              <w:t xml:space="preserve">供应链全流程模拟操作</w:t>
-            </w:r>
-          </w:p>
-        </w:tc>
-        <w:tc>
-          <w:tcPr>
-            <w:tcW w:w="2693" w:type="dxa"/>
-            <w:gridSpan w:val="2"/>
-            <w:tcBorders>
-              <w:top w:val="nil"/>
-              <w:left w:val="nil"/>
-              <w:bottom w:val="nil"/>
-              <w:right w:val="nil"/>
-            </w:tcBorders>
-            <w:vAlign w:val="center"/>
-          </w:tcPr>
-          <w:p>
-            <w:pPr>
-              <w:spacing w:line="240" w:lineRule="auto" w:before="0" w:after="0"/>
-              <w:rPr>
-                <w:rFonts w:ascii="Times New Roman" w:eastAsia="等线" w:hAnsi="Times New Roman"/>
-                <w:b/>
-                <w:bCs/>
-                <w:sz w:val="21"/>
-              </w:rPr>
-            </w:pPr>
-            <w:r>
-              <w:rPr>
-                <w:rFonts w:ascii="宋体" w:eastAsia="宋体" w:hAnsi="宋体" w:cs="宋体"/>
-                <w:b/>
-                <w:bCs/>
-                <w:sz w:val="21"/>
-              </w:rPr>
-              <w:t xml:space="preserve">课程实验・账套主管</w:t>
-            </w:r>
-          </w:p>
-        </w:tc>
-        <w:tc>
-          <w:tcPr>
-            <w:tcW w:w="2755" w:type="dxa"/>
-            <w:tcBorders>
-              <w:top w:val="nil"/>
-              <w:left w:val="nil"/>
-              <w:bottom w:val="nil"/>
-              <w:right w:val="nil"/>
-            </w:tcBorders>
-            <w:vAlign w:val="center"/>
-          </w:tcPr>
-          <w:p>
-            <w:pPr>
-              <w:spacing w:line="240" w:lineRule="auto" w:before="0" w:after="0"/>
-              <w:rPr>
-                <w:rFonts w:ascii="Times New Roman" w:eastAsia="等线" w:hAnsi="Times New Roman" w:hint="default"/>
-                <w:b/>
-                <w:bCs/>
-                <w:sz w:val="21"/>
-              </w:rPr>
-            </w:pPr>
-            <w:r>
-              <w:rPr>
-                <w:rFonts w:ascii="Times New Roman" w:eastAsia="宋体" w:hAnsi="Times New Roman" w:cs="宋体"/>
-                <w:b/>
-                <w:bCs/>
-                <w:sz w:val="21"/>
-              </w:rPr>
-              <w:t xml:space="preserve">2025.03-2025.07</w:t>
-            </w:r>
-          </w:p>
-        </w:tc>
-      </w:tr>
-      <w:tr>
-        <w:trPr>
-          <w:gridAfter w:val="2"/>
-          <w:wAfter w:w="880" w:type="dxa"/>
-          <w:jc w:val="center"/>
-        </w:trPr>
-        <w:tc>
-          <w:tcPr>
-            <w:tcW w:w="695" w:type="dxa"/>
-            <w:tcBorders>
-              <w:top w:val="nil"/>
-              <w:left w:val="nil"/>
-              <w:bottom w:val="nil"/>
-              <w:right w:val="nil"/>
-            </w:tcBorders>
-            <w:tcMar>
-              <w:top w:w="0" w:type="dxa"/>
-              <w:left w:w="113" w:type="dxa"/>
-              <w:bottom w:w="0" w:type="dxa"/>
-              <w:right w:w="85" w:type="dxa"/>
-            </w:tcMar>
-            <w:vAlign w:val="center"/>
-          </w:tcPr>
-          <w:p>
-            <w:pPr>
-              <w:spacing w:line="240" w:lineRule="auto" w:before="0" w:after="0"/>
-              <w:rPr>
-                <w:rFonts w:ascii="Times New Roman" w:hAnsi="Times New Roman"/>
-                <w:sz w:val="21"/>
-              </w:rPr>
-            </w:pPr>
-          </w:p>
-        </w:tc>
-        <w:tc>
-          <w:tcPr>
-            <w:tcW w:w="10048" w:type="dxa"/>
-            <w:gridSpan w:val="7"/>
-            <w:tcBorders>
-              <w:top w:val="nil"/>
-              <w:left w:val="nil"/>
-              <w:bottom w:val="nil"/>
-              <w:right w:val="nil"/>
-            </w:tcBorders>
-            <w:tcMar>
-              <w:top w:w="0" w:type="dxa"/>
-              <w:left w:w="85" w:type="dxa"/>
-              <w:bottom w:w="0" w:type="dxa"/>
-              <w:right w:w="85" w:type="dxa"/>
-            </w:tcMar>
-            <w:vAlign w:val="center"/>
-          </w:tcPr>
-          <w:p>
-            <w:pPr>
-              <w:numPr>
-                <w:ilvl w:val="0"/>
-                <w:numId w:val="9"/>
-              </w:numPr>
-              <w:spacing w:line="240" w:lineRule="auto" w:before="0" w:after="0"/>
-              <w:rPr>
-                <w:rFonts w:ascii="Times New Roman" w:eastAsia="宋体" w:hAnsi="Times New Roman" w:cs="宋体" w:hint="default"/>
-                <w:sz w:val="21"/>
-              </w:rPr>
-            </w:pPr>
-            <w:r>
-              <w:rPr>
-                <w:rFonts w:ascii="宋体" w:eastAsia="宋体" w:hAnsi="宋体" w:cs="宋体"/>
-                <w:sz w:val="21"/>
-              </w:rPr>
-              <w:t xml:space="preserve">以账套主管角色，以模拟箱包贸易企业为对象，独立完成采购订单→到货入库→销售订单→发货出库→库存调拨→盘点→存货核算→收付款凭证全流程实操</w:t>
-            </w:r>
-          </w:p>
-          <w:p>
-            <w:pPr>
-              <w:numPr>
-                <w:ilvl w:val="0"/>
-                <w:numId w:val="9"/>
-              </w:numPr>
-              <w:spacing w:line="240" w:lineRule="auto" w:before="0" w:after="0"/>
-              <w:rPr>
-                <w:rFonts w:ascii="Times New Roman" w:eastAsia="宋体" w:hAnsi="Times New Roman" w:cs="宋体" w:hint="default"/>
-                <w:sz w:val="21"/>
-              </w:rPr>
-            </w:pPr>
-            <w:r>
-              <w:rPr>
-                <w:rFonts w:ascii="宋体" w:eastAsia="宋体" w:hAnsi="宋体" w:cs="宋体"/>
-                <w:sz w:val="21"/>
-              </w:rPr>
-              <w:t xml:space="preserve">梳理采购、销售、库存等模块间的数据流转与单据关联逻辑，理解</w:t>
-            </w:r>
-            <w:r>
-              <w:rPr>
-                <w:rFonts w:ascii="Times New Roman" w:hAnsi="Times New Roman" w:hint="default"/>
+                <w:rFonts w:eastAsia="等线"/>
                 <w:sz w:val="21"/>
               </w:rPr>
               <w:t xml:space="preserve">ERP</w:t>
@@ -3037,7 +2513,7 @@
           </w:tcPr>
           <w:p>
             <w:pPr>
-              <w:spacing w:line="240" w:lineRule="auto" w:before="0" w:after="0"/>
+              <w:spacing w:line="275" w:lineRule="atLeast"/>
             </w:pPr>
             <w:r>
               <w:rPr>
@@ -3054,7 +2530,6 @@
         <w:rPr>
           <w:vanish/>
         </w:rPr>
-        <w:spacing w:line="240" w:lineRule="auto" w:before="0" w:after="0"/>
       </w:pPr>
     </w:p>
     <w:p>
@@ -3063,7 +2538,6 @@
           <w:vanish/>
           <w:sz w:val="21"/>
         </w:rPr>
-        <w:spacing w:line="240" w:lineRule="auto" w:before="0" w:after="0"/>
       </w:pPr>
     </w:p>
     <w:tbl>
@@ -3107,7 +2581,7 @@
           </w:tcPr>
           <w:p>
             <w:pPr>
-              <w:spacing w:line="240" w:lineRule="auto" w:before="0" w:after="0"/>
+              <w:spacing w:line="315" w:lineRule="atLeast"/>
               <w:rPr>
                 <w:sz w:val="21"/>
               </w:rPr>
@@ -3133,7 +2607,7 @@
           </w:tcPr>
           <w:p>
             <w:pPr>
-              <w:spacing w:line="240" w:lineRule="auto" w:before="0" w:after="0"/>
+              <w:spacing w:line="315" w:lineRule="atLeast"/>
               <w:rPr>
                 <w:b/>
                 <w:bCs/>
@@ -3164,7 +2638,7 @@
           </w:tcPr>
           <w:p>
             <w:pPr>
-              <w:spacing w:line="240" w:lineRule="auto" w:before="0" w:after="0"/>
+              <w:spacing w:line="315" w:lineRule="atLeast"/>
               <w:rPr>
                 <w:b/>
                 <w:bCs/>
@@ -3195,7 +2669,7 @@
           </w:tcPr>
           <w:p>
             <w:pPr>
-              <w:spacing w:line="240" w:lineRule="auto" w:before="0" w:after="0"/>
+              <w:spacing w:line="315" w:lineRule="atLeast"/>
               <w:rPr>
                 <w:rFonts w:ascii="Times New Roman" w:eastAsia="等线" w:hAnsi="Times New Roman" w:hint="default"/>
                 <w:b/>
@@ -3205,7 +2679,7 @@
             </w:pPr>
             <w:r>
               <w:rPr>
-                <w:rFonts w:ascii="宋体" w:eastAsia="宋体" w:hAnsi="宋体" w:cs="宋体"/>
+                <w:rFonts w:ascii="Times New Roman" w:eastAsia="宋体" w:hAnsi="Times New Roman" w:cs="宋体"/>
                 <w:b/>
                 <w:bCs/>
                 <w:sz w:val="21"/>
@@ -3238,7 +2712,7 @@
           </w:tcPr>
           <w:p>
             <w:pPr>
-              <w:spacing w:line="240" w:lineRule="auto" w:before="0" w:after="0"/>
+              <w:spacing w:line="315" w:lineRule="atLeast"/>
               <w:rPr>
                 <w:rFonts w:ascii="Times New Roman" w:hAnsi="Times New Roman"/>
                 <w:sz w:val="21"/>
@@ -3270,7 +2744,7 @@
                 <w:ilvl w:val="0"/>
                 <w:numId w:val="6"/>
               </w:numPr>
-              <w:spacing w:line="240" w:lineRule="auto" w:before="0" w:after="0"/>
+              <w:spacing w:line="315" w:lineRule="atLeast"/>
               <w:rPr>
                 <w:rFonts w:ascii="Times New Roman" w:eastAsia="宋体" w:hAnsi="Times New Roman" w:cs="宋体" w:hint="default"/>
                 <w:sz w:val="21"/>
@@ -3279,15 +2753,13 @@
             <w:r>
               <w:rPr>
                 <w:rFonts w:ascii="宋体" w:eastAsia="宋体" w:hAnsi="宋体" w:cs="宋体"/>
-                <w:b/>
-                <w:bCs/>
                 <w:sz w:val="21"/>
               </w:rPr>
               <w:t xml:space="preserve">统筹</w:t>
             </w:r>
             <w:r>
               <w:rPr>
-                <w:rFonts w:ascii="Times New Roman" w:hAnsi="Times New Roman" w:hint="default"/>
+                <w:rFonts w:eastAsia="等线"/>
                 <w:sz w:val="21"/>
               </w:rPr>
               <w:t xml:space="preserve">200+</w:t>
@@ -3295,15 +2767,13 @@
             <w:r>
               <w:rPr>
                 <w:rFonts w:ascii="宋体" w:eastAsia="宋体" w:hAnsi="宋体" w:cs="宋体"/>
-                <w:b/>
-                <w:bCs/>
                 <w:sz w:val="21"/>
               </w:rPr>
               <w:t xml:space="preserve">份学员申报材料全流程管理，用</w:t>
             </w:r>
             <w:r>
               <w:rPr>
-                <w:rFonts w:ascii="Times New Roman" w:hAnsi="Times New Roman" w:hint="default"/>
+                <w:rFonts w:eastAsia="等线"/>
                 <w:sz w:val="21"/>
               </w:rPr>
               <w:t xml:space="preserve">Excel</w:t>
@@ -3311,15 +2781,13 @@
             <w:r>
               <w:rPr>
                 <w:rFonts w:ascii="宋体" w:eastAsia="宋体" w:hAnsi="宋体" w:cs="宋体"/>
-                <w:b/>
-                <w:bCs/>
                 <w:sz w:val="21"/>
               </w:rPr>
               <w:t xml:space="preserve">搭建分类电子台账，建立“录入</w:t>
             </w:r>
             <w:r>
               <w:rPr>
-                <w:rFonts w:ascii="Times New Roman" w:hAnsi="Times New Roman" w:hint="default"/>
+                <w:rFonts w:eastAsia="等线"/>
                 <w:sz w:val="21"/>
               </w:rPr>
               <w:t xml:space="preserve">-</w:t>
@@ -3327,15 +2795,13 @@
             <w:r>
               <w:rPr>
                 <w:rFonts w:ascii="宋体" w:eastAsia="宋体" w:hAnsi="宋体" w:cs="宋体"/>
-                <w:b/>
-                <w:bCs/>
                 <w:sz w:val="21"/>
               </w:rPr>
               <w:t xml:space="preserve">核对</w:t>
             </w:r>
             <w:r>
               <w:rPr>
-                <w:rFonts w:ascii="Times New Roman" w:hAnsi="Times New Roman" w:hint="default"/>
+                <w:rFonts w:eastAsia="等线"/>
                 <w:sz w:val="21"/>
               </w:rPr>
               <w:t xml:space="preserve">-</w:t>
@@ -3343,8 +2809,6 @@
             <w:r>
               <w:rPr>
                 <w:rFonts w:ascii="宋体" w:eastAsia="宋体" w:hAnsi="宋体" w:cs="宋体"/>
-                <w:b/>
-                <w:bCs/>
                 <w:sz w:val="21"/>
               </w:rPr>
               <w:t xml:space="preserve">提交”三级校验机制，实现材料零差错提交</w:t>
@@ -3356,7 +2820,7 @@
                 <w:ilvl w:val="0"/>
                 <w:numId w:val="6"/>
               </w:numPr>
-              <w:spacing w:line="240" w:lineRule="auto" w:before="0" w:after="0"/>
+              <w:spacing w:line="315" w:lineRule="atLeast"/>
               <w:rPr>
                 <w:rFonts w:ascii="Times New Roman" w:eastAsia="宋体" w:hAnsi="Times New Roman" w:cs="宋体" w:hint="default"/>
                 <w:sz w:val="21"/>
@@ -3365,8 +2829,6 @@
             <w:r>
               <w:rPr>
                 <w:rFonts w:ascii="宋体" w:eastAsia="宋体" w:hAnsi="宋体" w:cs="宋体"/>
-                <w:b/>
-                <w:bCs/>
                 <w:sz w:val="21"/>
               </w:rPr>
               <w:t xml:space="preserve">对接各部门同步项目推进进度，按月汇总执行数据形成工作小结，梳理并标准化资料审核与报批流程</w:t>
@@ -3378,7 +2840,7 @@
                 <w:ilvl w:val="0"/>
                 <w:numId w:val="6"/>
               </w:numPr>
-              <w:spacing w:line="240" w:lineRule="auto" w:before="0" w:after="0"/>
+              <w:spacing w:line="315" w:lineRule="atLeast"/>
               <w:rPr>
                 <w:rFonts w:ascii="Times New Roman" w:eastAsia="宋体" w:hAnsi="Times New Roman" w:cs="宋体" w:hint="default"/>
                 <w:sz w:val="21"/>
@@ -3387,8 +2849,6 @@
             <w:r>
               <w:rPr>
                 <w:rFonts w:ascii="宋体" w:eastAsia="宋体" w:hAnsi="宋体" w:cs="宋体"/>
-                <w:b/>
-                <w:bCs/>
                 <w:sz w:val="21"/>
               </w:rPr>
               <w:t xml:space="preserve">建立可检索的文档归档体系，统一收纳各类申报单据并分类存档，提升后续材料调取效率</w:t>
@@ -3419,7 +2879,7 @@
           </w:tcPr>
           <w:p>
             <w:pPr>
-              <w:spacing w:line="240" w:lineRule="auto" w:before="0" w:after="0"/>
+              <w:spacing w:line="315" w:lineRule="atLeast"/>
               <w:rPr>
                 <w:sz w:val="21"/>
               </w:rPr>
@@ -3445,7 +2905,7 @@
           </w:tcPr>
           <w:p>
             <w:pPr>
-              <w:spacing w:line="240" w:lineRule="auto" w:before="0" w:after="0"/>
+              <w:spacing w:line="315" w:lineRule="atLeast"/>
               <w:rPr>
                 <w:b/>
                 <w:bCs/>
@@ -3476,7 +2936,7 @@
           </w:tcPr>
           <w:p>
             <w:pPr>
-              <w:spacing w:line="240" w:lineRule="auto" w:before="0" w:after="0"/>
+              <w:spacing w:line="315" w:lineRule="atLeast"/>
               <w:rPr>
                 <w:b/>
                 <w:bCs/>
@@ -3507,7 +2967,7 @@
           </w:tcPr>
           <w:p>
             <w:pPr>
-              <w:spacing w:line="240" w:lineRule="auto" w:before="0" w:after="0"/>
+              <w:spacing w:line="315" w:lineRule="atLeast"/>
               <w:rPr>
                 <w:rFonts w:ascii="Times New Roman" w:eastAsia="等线" w:hAnsi="Times New Roman" w:hint="default"/>
                 <w:b/>
@@ -3517,7 +2977,7 @@
             </w:pPr>
             <w:r>
               <w:rPr>
-                <w:rFonts w:ascii="宋体" w:eastAsia="宋体" w:hAnsi="宋体" w:cs="宋体"/>
+                <w:rFonts w:ascii="Times New Roman" w:eastAsia="宋体" w:hAnsi="Times New Roman" w:cs="宋体"/>
                 <w:b/>
                 <w:bCs/>
                 <w:sz w:val="21"/>
@@ -3550,7 +3010,7 @@
           </w:tcPr>
           <w:p>
             <w:pPr>
-              <w:spacing w:line="240" w:lineRule="auto" w:before="0" w:after="0"/>
+              <w:spacing w:line="315" w:lineRule="atLeast"/>
               <w:rPr>
                 <w:rFonts w:ascii="Times New Roman" w:hAnsi="Times New Roman"/>
                 <w:sz w:val="21"/>
@@ -3582,7 +3042,7 @@
                 <w:ilvl w:val="0"/>
                 <w:numId w:val="6"/>
               </w:numPr>
-              <w:spacing w:line="240" w:lineRule="auto" w:before="0" w:after="0"/>
+              <w:spacing w:line="315" w:lineRule="atLeast"/>
               <w:rPr>
                 <w:rFonts w:ascii="Times New Roman" w:eastAsia="宋体" w:hAnsi="Times New Roman" w:cs="宋体" w:hint="default"/>
                 <w:sz w:val="21"/>
@@ -3591,8 +3051,6 @@
             <w:r>
               <w:rPr>
                 <w:rFonts w:ascii="宋体" w:eastAsia="宋体" w:hAnsi="宋体" w:cs="宋体"/>
-                <w:b/>
-                <w:bCs/>
                 <w:sz w:val="21"/>
               </w:rPr>
               <w:t xml:space="preserve">落实门店原辅料日盘与效期管理流程，每日核对食材有效期并打印失效单据，根据消耗规律提醒仓库解冻备货，降低物料损耗与缺货风险</w:t>
@@ -3604,7 +3062,7 @@
                 <w:ilvl w:val="0"/>
                 <w:numId w:val="6"/>
               </w:numPr>
-              <w:spacing w:line="240" w:lineRule="auto" w:before="0" w:after="0"/>
+              <w:spacing w:line="315" w:lineRule="atLeast"/>
               <w:rPr>
                 <w:rFonts w:ascii="Times New Roman" w:eastAsia="宋体" w:hAnsi="Times New Roman" w:cs="宋体" w:hint="default"/>
                 <w:sz w:val="21"/>
@@ -3613,8 +3071,6 @@
             <w:r>
               <w:rPr>
                 <w:rFonts w:ascii="宋体" w:eastAsia="宋体" w:hAnsi="宋体" w:cs="宋体"/>
-                <w:b/>
-                <w:bCs/>
                 <w:sz w:val="21"/>
               </w:rPr>
               <w:t xml:space="preserve">规范物料分区摆放与仓储器具整理，核对交接班出库单据，保持库存账实一致；根据销售消耗规律同步门店补货需求，保障物料供应稳定</w:t>
@@ -3630,7 +3086,6 @@
           <w:vanish/>
           <w:sz w:val="21"/>
         </w:rPr>
-        <w:spacing w:line="240" w:lineRule="auto" w:before="0" w:after="0"/>
       </w:pPr>
     </w:p>
     <w:p>
@@ -3640,7 +3095,6 @@
           <w:vanish/>
           <w:sz w:val="21"/>
         </w:rPr>
-        <w:spacing w:line="240" w:lineRule="auto" w:before="0" w:after="0"/>
       </w:pPr>
     </w:p>
     <w:p>
@@ -3650,7 +3104,6 @@
           <w:vanish/>
           <w:sz w:val="21"/>
         </w:rPr>
-        <w:spacing w:line="240" w:lineRule="auto" w:before="0" w:after="0"/>
       </w:pPr>
     </w:p>
     <w:p>
@@ -3660,7 +3113,6 @@
           <w:vanish/>
           <w:sz w:val="2"/>
         </w:rPr>
-        <w:spacing w:line="240" w:lineRule="auto" w:before="0" w:after="0"/>
       </w:pPr>
     </w:p>
     <w:p>
@@ -3669,7 +3121,6 @@
           <w:rFonts w:ascii="Times New Roman" w:hAnsi="Times New Roman"/>
           <w:vanish/>
         </w:rPr>
-        <w:spacing w:line="240" w:lineRule="auto" w:before="0" w:after="0"/>
       </w:pPr>
     </w:p>
     <w:p>
@@ -3679,7 +3130,6 @@
           <w:vanish/>
           <w:sz w:val="21"/>
         </w:rPr>
-        <w:spacing w:line="240" w:lineRule="auto" w:before="0" w:after="0"/>
       </w:pPr>
     </w:p>
     <w:tbl>
@@ -3721,7 +3171,7 @@
           </w:tcPr>
           <w:p>
             <w:pPr>
-              <w:spacing w:before="0" w:after="0" w:line="240" w:lineRule="auto"/>
+              <w:spacing w:before="63" w:after="42" w:line="275" w:lineRule="atLeast"/>
               <w:rPr>
                 <w:rFonts w:ascii="Times New Roman" w:hAnsi="Times New Roman"/>
               </w:rPr>
@@ -3744,7 +3194,6 @@
           <w:rFonts w:ascii="Times New Roman" w:hAnsi="Times New Roman"/>
           <w:vanish/>
         </w:rPr>
-        <w:spacing w:line="240" w:lineRule="auto" w:before="0" w:after="0"/>
       </w:pPr>
     </w:p>
     <w:tbl>
@@ -3787,7 +3236,7 @@
           </w:tcPr>
           <w:p>
             <w:pPr>
-              <w:spacing w:before="0" w:after="0" w:line="240" w:lineRule="auto"/>
+              <w:spacing w:before="63" w:after="21" w:line="210" w:lineRule="atLeast"/>
               <w:rPr>
                 <w:rFonts w:ascii="Times New Roman" w:hAnsi="Times New Roman"/>
                 <w:sz w:val="21"/>
@@ -3814,7 +3263,7 @@
           </w:tcPr>
           <w:p>
             <w:pPr>
-              <w:spacing w:line="240" w:lineRule="auto" w:before="0" w:after="0"/>
+              <w:spacing w:line="315" w:lineRule="atLeast"/>
               <w:rPr>
                 <w:rFonts w:ascii="Times New Roman" w:eastAsia="宋体" w:hAnsi="Times New Roman" w:cs="宋体" w:hint="default"/>
                 <w:b/>
@@ -3824,7 +3273,7 @@
             </w:pPr>
             <w:r>
               <w:rPr>
-                <w:rFonts w:ascii="宋体" w:eastAsia="宋体" w:hAnsi="宋体" w:cs="宋体"/>
+                <w:rFonts w:ascii="Times New Roman" w:eastAsia="宋体" w:hAnsi="Times New Roman" w:cs="宋体"/>
                 <w:b/>
                 <w:bCs/>
                 <w:sz w:val="21"/>
@@ -3843,19 +3292,77 @@
             <w:r>
               <w:rPr>
                 <w:rFonts w:ascii="宋体" w:eastAsia="宋体" w:hAnsi="宋体" w:cs="宋体"/>
+                <w:sz w:val="21"/>
+              </w:rPr>
+              <w:t xml:space="preserve">用友</w:t>
+            </w:r>
+            <w:r>
+              <w:rPr>
+                <w:rFonts w:eastAsia="等线"/>
+                <w:sz w:val="21"/>
+              </w:rPr>
+              <w:t xml:space="preserve">U8+</w:t>
+            </w:r>
+            <w:r>
+              <w:rPr>
+                <w:rFonts w:ascii="宋体" w:eastAsia="宋体" w:hAnsi="宋体" w:cs="宋体"/>
+                <w:sz w:val="21"/>
+              </w:rPr>
+              <w:t xml:space="preserve">（采购</w:t>
+            </w:r>
+            <w:r>
+              <w:rPr>
+                <w:rFonts w:eastAsia="等线"/>
+                <w:sz w:val="21"/>
+              </w:rPr>
+              <w:t xml:space="preserve">/</w:t>
+            </w:r>
+            <w:r>
+              <w:rPr>
+                <w:rFonts w:ascii="宋体" w:eastAsia="宋体" w:hAnsi="宋体" w:cs="宋体"/>
+                <w:sz w:val="21"/>
+              </w:rPr>
+              <w:t xml:space="preserve">销售</w:t>
+            </w:r>
+            <w:r>
+              <w:rPr>
+                <w:rFonts w:eastAsia="等线"/>
+                <w:sz w:val="21"/>
+              </w:rPr>
+              <w:t xml:space="preserve">/</w:t>
+            </w:r>
+            <w:r>
+              <w:rPr>
+                <w:rFonts w:ascii="宋体" w:eastAsia="宋体" w:hAnsi="宋体" w:cs="宋体"/>
+                <w:sz w:val="21"/>
+              </w:rPr>
+              <w:t xml:space="preserve">库存</w:t>
+            </w:r>
+            <w:r>
+              <w:rPr>
+                <w:rFonts w:eastAsia="等线"/>
+                <w:sz w:val="21"/>
+              </w:rPr>
+              <w:t xml:space="preserve">/</w:t>
+            </w:r>
+            <w:r>
+              <w:rPr>
+                <w:rFonts w:ascii="宋体" w:eastAsia="宋体" w:hAnsi="宋体" w:cs="宋体"/>
+                <w:sz w:val="21"/>
+              </w:rPr>
+              <w:t xml:space="preserve">存货核算全流程操作）</w:t>
+            </w:r>
+          </w:p>
+          <w:p>
+            <w:pPr>
+              <w:spacing w:line="315" w:lineRule="atLeast"/>
+              <w:rPr>
+                <w:rFonts w:ascii="Times New Roman" w:eastAsia="宋体" w:hAnsi="Times New Roman" w:cs="宋体" w:hint="default"/>
                 <w:b/>
                 <w:bCs/>
                 <w:sz w:val="21"/>
               </w:rPr>
-              <w:t xml:space="preserve">用友</w:t>
-            </w:r>
-            <w:r>
-              <w:rPr>
-                <w:rFonts w:ascii="Times New Roman" w:hAnsi="Times New Roman" w:hint="default"/>
-                <w:sz w:val="21"/>
-              </w:rPr>
-              <w:t xml:space="preserve">U8+</w:t>
-            </w:r>
+            </w:pPr>
             <w:r>
               <w:rPr>
                 <w:rFonts w:ascii="宋体" w:eastAsia="宋体" w:hAnsi="宋体" w:cs="宋体"/>
@@ -3863,31 +3370,110 @@
                 <w:bCs/>
                 <w:sz w:val="21"/>
               </w:rPr>
-              <w:t xml:space="preserve">（采购</w:t>
-            </w:r>
-            <w:r>
-              <w:rPr>
-                <w:rFonts w:ascii="Times New Roman" w:hAnsi="Times New Roman" w:hint="default"/>
-                <w:sz w:val="21"/>
-              </w:rPr>
-              <w:t xml:space="preserve">/</w:t>
-            </w:r>
-            <w:r>
-              <w:rPr>
-                <w:rFonts w:ascii="宋体" w:eastAsia="宋体" w:hAnsi="宋体" w:cs="宋体"/>
+              <w:t xml:space="preserve">数据工具：</w:t>
+            </w:r>
+            <w:r>
+              <w:rPr>
+                <w:rFonts w:eastAsia="等线"/>
+                <w:sz w:val="21"/>
+              </w:rPr>
+              <w:t xml:space="preserve">Excel</w:t>
+            </w:r>
+            <w:r>
+              <w:rPr>
+                <w:rFonts w:ascii="宋体" w:eastAsia="宋体" w:hAnsi="宋体" w:cs="宋体"/>
+                <w:sz w:val="21"/>
+              </w:rPr>
+              <w:t xml:space="preserve">（数据透视表、</w:t>
+            </w:r>
+            <w:r>
+              <w:rPr>
+                <w:rFonts w:eastAsia="等线"/>
+                <w:sz w:val="21"/>
+              </w:rPr>
+              <w:t xml:space="preserve">VLOOKUP</w:t>
+            </w:r>
+            <w:r>
+              <w:rPr>
+                <w:rFonts w:ascii="宋体" w:eastAsia="宋体" w:hAnsi="宋体" w:cs="宋体"/>
+                <w:sz w:val="21"/>
+              </w:rPr>
+              <w:t xml:space="preserve">、函数）、</w:t>
+            </w:r>
+            <w:r>
+              <w:rPr>
+                <w:rFonts w:eastAsia="等线"/>
+                <w:sz w:val="21"/>
+              </w:rPr>
+              <w:t xml:space="preserve">Python</w:t>
+            </w:r>
+            <w:r>
+              <w:rPr>
+                <w:rFonts w:ascii="宋体" w:eastAsia="宋体" w:hAnsi="宋体" w:cs="宋体"/>
+                <w:sz w:val="21"/>
+              </w:rPr>
+              <w:t xml:space="preserve">（</w:t>
+            </w:r>
+            <w:r>
+              <w:rPr>
+                <w:rFonts w:eastAsia="等线"/>
+                <w:sz w:val="21"/>
+              </w:rPr>
+              <w:t xml:space="preserve">pandas</w:t>
+            </w:r>
+            <w:r>
+              <w:rPr>
+                <w:rFonts w:ascii="宋体" w:eastAsia="宋体" w:hAnsi="宋体" w:cs="宋体"/>
+                <w:sz w:val="21"/>
+              </w:rPr>
+              <w:t xml:space="preserve">、</w:t>
+            </w:r>
+            <w:r>
+              <w:rPr>
+                <w:rFonts w:eastAsia="等线"/>
+                <w:sz w:val="21"/>
+              </w:rPr>
+              <w:t xml:space="preserve">matplotlib</w:t>
+            </w:r>
+            <w:r>
+              <w:rPr>
+                <w:rFonts w:ascii="宋体" w:eastAsia="宋体" w:hAnsi="宋体" w:cs="宋体"/>
+                <w:sz w:val="21"/>
+              </w:rPr>
+              <w:t xml:space="preserve">）、</w:t>
+            </w:r>
+            <w:r>
+              <w:rPr>
+                <w:rFonts w:eastAsia="等线"/>
+                <w:sz w:val="21"/>
+              </w:rPr>
+              <w:t xml:space="preserve">R</w:t>
+            </w:r>
+            <w:r>
+              <w:rPr>
+                <w:rFonts w:ascii="宋体" w:eastAsia="宋体" w:hAnsi="宋体" w:cs="宋体"/>
+                <w:sz w:val="21"/>
+              </w:rPr>
+              <w:t xml:space="preserve">、</w:t>
+            </w:r>
+            <w:r>
+              <w:rPr>
+                <w:rFonts w:eastAsia="等线"/>
+                <w:sz w:val="21"/>
+              </w:rPr>
+              <w:t xml:space="preserve">SPSS</w:t>
+            </w:r>
+          </w:p>
+          <w:p>
+            <w:pPr>
+              <w:spacing w:line="315" w:lineRule="atLeast"/>
+              <w:rPr>
+                <w:rFonts w:ascii="Times New Roman" w:eastAsia="宋体" w:hAnsi="Times New Roman" w:cs="宋体" w:hint="default"/>
                 <w:b/>
                 <w:bCs/>
                 <w:sz w:val="21"/>
               </w:rPr>
-              <w:t xml:space="preserve">销售</w:t>
-            </w:r>
-            <w:r>
-              <w:rPr>
-                <w:rFonts w:ascii="Times New Roman" w:hAnsi="Times New Roman" w:hint="default"/>
-                <w:sz w:val="21"/>
-              </w:rPr>
-              <w:t xml:space="preserve">/</w:t>
-            </w:r>
+            </w:pPr>
             <w:r>
               <w:rPr>
                 <w:rFonts w:ascii="宋体" w:eastAsia="宋体" w:hAnsi="宋体" w:cs="宋体"/>
@@ -3895,208 +3481,45 @@
                 <w:bCs/>
                 <w:sz w:val="21"/>
               </w:rPr>
-              <w:t xml:space="preserve">库存</w:t>
-            </w:r>
-            <w:r>
-              <w:rPr>
-                <w:rFonts w:ascii="Times New Roman" w:hAnsi="Times New Roman" w:hint="default"/>
-                <w:sz w:val="21"/>
-              </w:rPr>
-              <w:t xml:space="preserve">/</w:t>
-            </w:r>
-            <w:r>
-              <w:rPr>
-                <w:rFonts w:ascii="宋体" w:eastAsia="宋体" w:hAnsi="宋体" w:cs="宋体"/>
+              <w:t xml:space="preserve">语言能力：</w:t>
+            </w:r>
+            <w:r>
+              <w:rPr>
+                <w:rFonts w:eastAsia="等线"/>
+                <w:sz w:val="21"/>
+              </w:rPr>
+              <w:t xml:space="preserve">CET-4</w:t>
+            </w:r>
+            <w:r>
+              <w:rPr>
+                <w:rFonts w:ascii="宋体" w:eastAsia="宋体" w:hAnsi="宋体" w:cs="宋体"/>
+                <w:sz w:val="21"/>
+              </w:rPr>
+              <w:t xml:space="preserve">，可阅读英文专业资料与基础商务沟通</w:t>
+            </w:r>
+          </w:p>
+          <w:p>
+            <w:pPr>
+              <w:spacing w:line="315" w:lineRule="atLeast"/>
+              <w:rPr>
+                <w:rFonts w:ascii="Times New Roman" w:eastAsia="宋体" w:hAnsi="Times New Roman" w:cs="宋体" w:hint="default"/>
                 <w:b/>
                 <w:bCs/>
                 <w:sz w:val="21"/>
               </w:rPr>
-              <w:t xml:space="preserve">存货核算全流程操作）</w:t>
-            </w:r>
-          </w:p>
-          <w:p>
-            <w:pPr>
-              <w:spacing w:line="240" w:lineRule="auto" w:before="0" w:after="0"/>
-              <w:rPr>
-                <w:rFonts w:ascii="Times New Roman" w:eastAsia="宋体" w:hAnsi="Times New Roman" w:cs="宋体" w:hint="default"/>
+            </w:pPr>
+            <w:r>
+              <w:rPr>
+                <w:rFonts w:ascii="宋体" w:eastAsia="宋体" w:hAnsi="宋体" w:cs="宋体"/>
                 <w:b/>
                 <w:bCs/>
                 <w:sz w:val="21"/>
               </w:rPr>
-            </w:pPr>
-            <w:r>
-              <w:rPr>
-                <w:rFonts w:ascii="宋体" w:eastAsia="宋体" w:hAnsi="宋体" w:cs="宋体"/>
-                <w:b/>
-                <w:bCs/>
-                <w:sz w:val="21"/>
-              </w:rPr>
-              <w:t xml:space="preserve">数据工具：</w:t>
-            </w:r>
-            <w:r>
-              <w:rPr>
-                <w:rFonts w:ascii="Times New Roman" w:hAnsi="Times New Roman" w:hint="default"/>
-                <w:sz w:val="21"/>
-              </w:rPr>
-              <w:t xml:space="preserve">Excel</w:t>
-            </w:r>
-            <w:r>
-              <w:rPr>
-                <w:rFonts w:ascii="宋体" w:eastAsia="宋体" w:hAnsi="宋体" w:cs="宋体"/>
-                <w:b/>
-                <w:bCs/>
-                <w:sz w:val="21"/>
-              </w:rPr>
-              <w:t xml:space="preserve">（数据透视表、</w:t>
-            </w:r>
-            <w:r>
-              <w:rPr>
-                <w:rFonts w:ascii="Times New Roman" w:hAnsi="Times New Roman" w:hint="default"/>
-                <w:sz w:val="21"/>
-              </w:rPr>
-              <w:t xml:space="preserve">VLOOKUP</w:t>
-            </w:r>
-            <w:r>
-              <w:rPr>
-                <w:rFonts w:ascii="宋体" w:eastAsia="宋体" w:hAnsi="宋体" w:cs="宋体"/>
-                <w:b/>
-                <w:bCs/>
-                <w:sz w:val="21"/>
-              </w:rPr>
-              <w:t xml:space="preserve">、函数）、</w:t>
-            </w:r>
-            <w:r>
-              <w:rPr>
-                <w:rFonts w:ascii="Times New Roman" w:hAnsi="Times New Roman" w:hint="default"/>
-                <w:sz w:val="21"/>
-              </w:rPr>
-              <w:t xml:space="preserve">Python</w:t>
-            </w:r>
-            <w:r>
-              <w:rPr>
-                <w:rFonts w:ascii="宋体" w:eastAsia="宋体" w:hAnsi="宋体" w:cs="宋体"/>
-                <w:b/>
-                <w:bCs/>
-                <w:sz w:val="21"/>
-              </w:rPr>
-              <w:t xml:space="preserve">（</w:t>
-            </w:r>
-            <w:r>
-              <w:rPr>
-                <w:rFonts w:ascii="Times New Roman" w:hAnsi="Times New Roman" w:hint="default"/>
-                <w:sz w:val="21"/>
-              </w:rPr>
-              <w:t xml:space="preserve">pandas</w:t>
-            </w:r>
-            <w:r>
-              <w:rPr>
-                <w:rFonts w:ascii="宋体" w:eastAsia="宋体" w:hAnsi="宋体" w:cs="宋体"/>
-                <w:b/>
-                <w:bCs/>
-                <w:sz w:val="21"/>
-              </w:rPr>
-              <w:t xml:space="preserve">、</w:t>
-            </w:r>
-            <w:r>
-              <w:rPr>
-                <w:rFonts w:ascii="Times New Roman" w:hAnsi="Times New Roman" w:hint="default"/>
-                <w:sz w:val="21"/>
-              </w:rPr>
-              <w:t xml:space="preserve">matplotlib</w:t>
-            </w:r>
-            <w:r>
-              <w:rPr>
-                <w:rFonts w:ascii="宋体" w:eastAsia="宋体" w:hAnsi="宋体" w:cs="宋体"/>
-                <w:b/>
-                <w:bCs/>
-                <w:sz w:val="21"/>
-              </w:rPr>
-              <w:t xml:space="preserve">）、</w:t>
-            </w:r>
-            <w:r>
-              <w:rPr>
-                <w:rFonts w:ascii="Times New Roman" w:hAnsi="Times New Roman" w:hint="default"/>
-                <w:sz w:val="21"/>
-              </w:rPr>
-              <w:t xml:space="preserve">R</w:t>
-            </w:r>
-            <w:r>
-              <w:rPr>
-                <w:rFonts w:ascii="宋体" w:eastAsia="宋体" w:hAnsi="宋体" w:cs="宋体"/>
-                <w:b/>
-                <w:bCs/>
-                <w:sz w:val="21"/>
-              </w:rPr>
-              <w:t xml:space="preserve">、</w:t>
-            </w:r>
-            <w:r>
-              <w:rPr>
-                <w:rFonts w:ascii="Times New Roman" w:hAnsi="Times New Roman" w:hint="default"/>
-                <w:sz w:val="21"/>
-              </w:rPr>
-              <w:t xml:space="preserve">SPSS</w:t>
-            </w:r>
-          </w:p>
-          <w:p>
-            <w:pPr>
-              <w:spacing w:line="240" w:lineRule="auto" w:before="0" w:after="0"/>
-              <w:rPr>
-                <w:rFonts w:ascii="Times New Roman" w:eastAsia="宋体" w:hAnsi="Times New Roman" w:cs="宋体" w:hint="default"/>
-                <w:b/>
-                <w:bCs/>
-                <w:sz w:val="21"/>
-              </w:rPr>
-            </w:pPr>
-            <w:r>
-              <w:rPr>
-                <w:rFonts w:ascii="宋体" w:eastAsia="宋体" w:hAnsi="宋体" w:cs="宋体"/>
-                <w:b/>
-                <w:bCs/>
-                <w:sz w:val="21"/>
-              </w:rPr>
-              <w:t xml:space="preserve">语言能力：</w:t>
-            </w:r>
-            <w:r>
-              <w:rPr>
-                <w:rFonts w:ascii="Times New Roman" w:hAnsi="Times New Roman" w:hint="default"/>
-                <w:sz w:val="21"/>
-              </w:rPr>
-              <w:t xml:space="preserve">CET-4</w:t>
-            </w:r>
-            <w:r>
-              <w:rPr>
-                <w:rFonts w:ascii="宋体" w:eastAsia="宋体" w:hAnsi="宋体" w:cs="宋体"/>
-                <w:b/>
-                <w:bCs/>
-                <w:sz w:val="21"/>
-              </w:rPr>
-              <w:t xml:space="preserve">，可阅读英文专业资料与基础商务沟通</w:t>
-            </w:r>
-          </w:p>
-          <w:p>
-            <w:pPr>
-              <w:spacing w:line="240" w:lineRule="auto" w:before="0" w:after="0"/>
-              <w:rPr>
-                <w:rFonts w:ascii="Times New Roman" w:eastAsia="宋体" w:hAnsi="Times New Roman" w:cs="宋体" w:hint="default"/>
-                <w:b/>
-                <w:bCs/>
-                <w:sz w:val="21"/>
-              </w:rPr>
-            </w:pPr>
-            <w:r>
-              <w:rPr>
-                <w:rFonts w:ascii="宋体" w:eastAsia="宋体" w:hAnsi="宋体" w:cs="宋体"/>
-                <w:b/>
-                <w:bCs/>
-                <w:sz w:val="21"/>
-              </w:rPr>
               <w:t xml:space="preserve">通用能力：</w:t>
             </w:r>
             <w:r>
               <w:rPr>
                 <w:rFonts w:ascii="宋体" w:eastAsia="宋体" w:hAnsi="宋体" w:cs="宋体"/>
-                <w:b/>
-                <w:bCs/>
                 <w:sz w:val="21"/>
               </w:rPr>
               <w:t xml:space="preserve">台账搭建与文档管理、跨部门沟通对接、流程梳理与标准化</w:t>
@@ -4111,7 +3534,6 @@
           <w:vanish/>
           <w:sz w:val="21"/>
         </w:rPr>
-        <w:spacing w:line="240" w:lineRule="auto" w:before="0" w:after="0"/>
       </w:pPr>
     </w:p>
     <w:sectPr>
@@ -5683,43 +5105,43 @@
       </w:rPr>
     </w:lvl>
   </w:abstractNum>
-  <w:num w:numId="1" w16cid:durableId="1211110954">
+  <w:num w:numId="1" w16cid:durableId="45564599">
     <w:abstractNumId w:val="3"/>
   </w:num>
-  <w:num w:numId="2" w16cid:durableId="1998218541">
+  <w:num w:numId="2" w16cid:durableId="453059383">
     <w:abstractNumId w:val="7"/>
   </w:num>
-  <w:num w:numId="3" w16cid:durableId="962229070">
+  <w:num w:numId="3" w16cid:durableId="1083911136">
     <w:abstractNumId w:val="10"/>
   </w:num>
-  <w:num w:numId="4" w16cid:durableId="1218593623">
+  <w:num w:numId="4" w16cid:durableId="1489401990">
     <w:abstractNumId w:val="0"/>
   </w:num>
-  <w:num w:numId="5" w16cid:durableId="494758702">
+  <w:num w:numId="5" w16cid:durableId="52118718">
     <w:abstractNumId w:val="5"/>
   </w:num>
-  <w:num w:numId="6" w16cid:durableId="159974084">
+  <w:num w:numId="6" w16cid:durableId="1965043679">
     <w:abstractNumId w:val="8"/>
   </w:num>
-  <w:num w:numId="7" w16cid:durableId="1119563755">
+  <w:num w:numId="7" w16cid:durableId="855264805">
     <w:abstractNumId w:val="4"/>
   </w:num>
-  <w:num w:numId="8" w16cid:durableId="363284835">
+  <w:num w:numId="8" w16cid:durableId="930704606">
     <w:abstractNumId w:val="2"/>
   </w:num>
-  <w:num w:numId="9" w16cid:durableId="442965038">
+  <w:num w:numId="9" w16cid:durableId="1224945940">
     <w:abstractNumId w:val="11"/>
   </w:num>
-  <w:num w:numId="10" w16cid:durableId="1242376479">
+  <w:num w:numId="10" w16cid:durableId="371344320">
     <w:abstractNumId w:val="9"/>
   </w:num>
-  <w:num w:numId="11" w16cid:durableId="1053963832">
+  <w:num w:numId="11" w16cid:durableId="1810392422">
     <w:abstractNumId w:val="6"/>
   </w:num>
-  <w:num w:numId="12" w16cid:durableId="1338775365">
+  <w:num w:numId="12" w16cid:durableId="1112557520">
     <w:abstractNumId w:val="1"/>
   </w:num>
-  <w:num w:numId="13" w16cid:durableId="2011832182">
+  <w:num w:numId="13" w16cid:durableId="1101874244">
     <w:abstractNumId w:val="5"/>
     <w:lvlOverride w:ilvl="0"/>
     <w:lvlOverride w:ilvl="1"/>
@@ -6292,6 +5714,27 @@
       <w:szCs w:val="24"/>
     </w:rPr>
   </w:style>
+  <w:style w:type="character" w:styleId="a8">
+    <w:name w:val="Hyperlink"/>
+    <w:uiPriority w:val="1"/>
+    <w:unhideWhenUsed/>
+    <w:rsid w:val="008577DB"/>
+    <w:rPr>
+      <w:color w:val="0563C1"/>
+      <w:u w:val="single"/>
+    </w:rPr>
+  </w:style>
+  <w:style w:type="character" w:styleId="a9">
+    <w:name w:val="Unresolved Mention"/>
+    <w:uiPriority w:val="99"/>
+    <w:semiHidden/>
+    <w:unhideWhenUsed/>
+    <w:rsid w:val="008577DB"/>
+    <w:rPr>
+      <w:color w:val="605E5C"/>
+      <w:shd w:val="clear" w:color="auto" w:fill="E1DFDD"/>
+    </w:rPr>
+  </w:style>
 </w:styles>
 </file>
 

--- a/02_定制简历库/通用简历/文雪_山东大学_供应链数据方向.docx
+++ b/02_定制简历库/通用简历/文雪_山东大学_供应链数据方向.docx
@@ -271,7 +271,7 @@
             </w:pPr>
             <w:r>
               <w:rPr>
-                <w:rFonts w:ascii="宋体" w:eastAsia="宋体" w:hAnsi="宋体" w:cs="宋体"/>
+                <w:rFonts w:ascii="Times New Roman" w:eastAsia="宋体" w:hAnsi="Times New Roman" w:cs="宋体"/>
                 <w:b/>
                 <w:bCs/>
                 <w:sz w:val="21"/>
@@ -289,35 +289,35 @@
             </w:r>
             <w:r>
               <w:rPr>
-                <w:rFonts w:ascii="宋体" w:eastAsia="宋体" w:hAnsi="宋体" w:cs="宋体"/>
+                <w:rFonts w:ascii="Times New Roman" w:eastAsia="宋体" w:hAnsi="Times New Roman" w:cs="宋体"/>
                 <w:sz w:val="21"/>
               </w:rPr>
               <w:t xml:space="preserve">供应链运营</w:t>
             </w:r>
             <w:r>
               <w:rPr>
-                <w:rFonts w:eastAsia="等线"/>
+                <w:rFonts w:eastAsia="宋体" w:ascii="Times New Roman" w:hAnsi="Times New Roman"/>
                 <w:sz w:val="21"/>
               </w:rPr>
               <w:t xml:space="preserve">/</w:t>
             </w:r>
             <w:r>
               <w:rPr>
-                <w:rFonts w:ascii="宋体" w:eastAsia="宋体" w:hAnsi="宋体" w:cs="宋体"/>
+                <w:rFonts w:ascii="Times New Roman" w:eastAsia="宋体" w:hAnsi="Times New Roman" w:cs="宋体"/>
                 <w:sz w:val="21"/>
               </w:rPr>
               <w:t xml:space="preserve">数据分析</w:t>
             </w:r>
             <w:r>
               <w:rPr>
-                <w:rFonts w:eastAsia="等线"/>
+                <w:rFonts w:eastAsia="宋体" w:ascii="Times New Roman" w:hAnsi="Times New Roman"/>
                 <w:sz w:val="21"/>
               </w:rPr>
               <w:t xml:space="preserve">/</w:t>
             </w:r>
             <w:r>
               <w:rPr>
-                <w:rFonts w:ascii="宋体" w:eastAsia="宋体" w:hAnsi="宋体" w:cs="宋体"/>
+                <w:rFonts w:ascii="Times New Roman" w:eastAsia="宋体" w:hAnsi="Times New Roman" w:cs="宋体"/>
                 <w:sz w:val="21"/>
               </w:rPr>
               <w:t xml:space="preserve">项目管理</w:t>
@@ -371,7 +371,7 @@
             </w:pPr>
             <w:r>
               <w:rPr>
-                <w:rFonts w:ascii="宋体" w:eastAsia="宋体" w:hAnsi="宋体" w:cs="宋体"/>
+                <w:rFonts w:ascii="Times New Roman" w:eastAsia="宋体" w:hAnsi="Times New Roman" w:cs="宋体"/>
                 <w:b/>
                 <w:bCs/>
                 <w:sz w:val="21"/>
@@ -380,161 +380,161 @@
             </w:r>
             <w:r>
               <w:rPr>
-                <w:rFonts w:ascii="宋体" w:eastAsia="宋体" w:hAnsi="宋体" w:cs="宋体"/>
+                <w:rFonts w:ascii="Times New Roman" w:eastAsia="宋体" w:hAnsi="Times New Roman" w:cs="宋体"/>
                 <w:sz w:val="21"/>
               </w:rPr>
               <w:t xml:space="preserve">供应链建模：独立完成选址</w:t>
             </w:r>
             <w:r>
               <w:rPr>
-                <w:rFonts w:eastAsia="等线"/>
+                <w:rFonts w:eastAsia="宋体" w:ascii="Times New Roman" w:hAnsi="Times New Roman"/>
                 <w:sz w:val="21"/>
               </w:rPr>
               <w:t xml:space="preserve">-</w:t>
             </w:r>
             <w:r>
               <w:rPr>
-                <w:rFonts w:ascii="宋体" w:eastAsia="宋体" w:hAnsi="宋体" w:cs="宋体"/>
+                <w:rFonts w:ascii="Times New Roman" w:eastAsia="宋体" w:hAnsi="Times New Roman" w:cs="宋体"/>
                 <w:sz w:val="21"/>
               </w:rPr>
               <w:t xml:space="preserve">路径双层优化模型，用</w:t>
             </w:r>
             <w:r>
               <w:rPr>
-                <w:rFonts w:eastAsia="等线"/>
+                <w:rFonts w:eastAsia="宋体" w:ascii="Times New Roman" w:hAnsi="Times New Roman"/>
                 <w:sz w:val="21"/>
               </w:rPr>
               <w:t xml:space="preserve">Python</w:t>
             </w:r>
             <w:r>
               <w:rPr>
-                <w:rFonts w:ascii="宋体" w:eastAsia="宋体" w:hAnsi="宋体" w:cs="宋体"/>
+                <w:rFonts w:ascii="Times New Roman" w:eastAsia="宋体" w:hAnsi="Times New Roman" w:cs="宋体"/>
                 <w:sz w:val="21"/>
               </w:rPr>
               <w:t xml:space="preserve">完成模型求解，模型测算运营成本降低</w:t>
             </w:r>
             <w:r>
               <w:rPr>
-                <w:rFonts w:eastAsia="等线"/>
+                <w:rFonts w:eastAsia="宋体" w:ascii="Times New Roman" w:hAnsi="Times New Roman"/>
                 <w:sz w:val="21"/>
               </w:rPr>
               <w:t xml:space="preserve">18.7%</w:t>
             </w:r>
             <w:r>
               <w:rPr>
-                <w:rFonts w:ascii="宋体" w:eastAsia="宋体" w:hAnsi="宋体" w:cs="宋体"/>
+                <w:rFonts w:ascii="Times New Roman" w:eastAsia="宋体" w:hAnsi="Times New Roman" w:cs="宋体"/>
                 <w:sz w:val="21"/>
               </w:rPr>
               <w:t xml:space="preserve">；数据分析：掌握</w:t>
             </w:r>
             <w:r>
               <w:rPr>
-                <w:rFonts w:eastAsia="等线"/>
+                <w:rFonts w:eastAsia="宋体" w:ascii="Times New Roman" w:hAnsi="Times New Roman"/>
                 <w:sz w:val="21"/>
               </w:rPr>
               <w:t xml:space="preserve">Python/R/SPSS</w:t>
             </w:r>
             <w:r>
               <w:rPr>
-                <w:rFonts w:ascii="宋体" w:eastAsia="宋体" w:hAnsi="宋体" w:cs="宋体"/>
+                <w:rFonts w:ascii="Times New Roman" w:eastAsia="宋体" w:hAnsi="Times New Roman" w:cs="宋体"/>
                 <w:sz w:val="21"/>
               </w:rPr>
               <w:t xml:space="preserve">，累计处理</w:t>
             </w:r>
             <w:r>
               <w:rPr>
-                <w:rFonts w:eastAsia="等线"/>
+                <w:rFonts w:eastAsia="宋体" w:ascii="Times New Roman" w:hAnsi="Times New Roman"/>
                 <w:sz w:val="21"/>
               </w:rPr>
               <w:t xml:space="preserve">4.5</w:t>
             </w:r>
             <w:r>
               <w:rPr>
-                <w:rFonts w:ascii="宋体" w:eastAsia="宋体" w:hAnsi="宋体" w:cs="宋体"/>
+                <w:rFonts w:ascii="Times New Roman" w:eastAsia="宋体" w:hAnsi="Times New Roman" w:cs="宋体"/>
                 <w:sz w:val="21"/>
               </w:rPr>
               <w:t xml:space="preserve">万</w:t>
             </w:r>
             <w:r>
               <w:rPr>
-                <w:rFonts w:eastAsia="等线"/>
+                <w:rFonts w:eastAsia="宋体" w:ascii="Times New Roman" w:hAnsi="Times New Roman"/>
                 <w:sz w:val="21"/>
               </w:rPr>
               <w:t xml:space="preserve">+</w:t>
             </w:r>
             <w:r>
               <w:rPr>
-                <w:rFonts w:ascii="宋体" w:eastAsia="宋体" w:hAnsi="宋体" w:cs="宋体"/>
+                <w:rFonts w:ascii="Times New Roman" w:eastAsia="宋体" w:hAnsi="Times New Roman" w:cs="宋体"/>
                 <w:sz w:val="21"/>
               </w:rPr>
               <w:t xml:space="preserve">条业务数据与</w:t>
             </w:r>
             <w:r>
               <w:rPr>
-                <w:rFonts w:eastAsia="等线"/>
+                <w:rFonts w:eastAsia="宋体" w:ascii="Times New Roman" w:hAnsi="Times New Roman"/>
                 <w:sz w:val="21"/>
               </w:rPr>
               <w:t xml:space="preserve">328</w:t>
             </w:r>
             <w:r>
               <w:rPr>
-                <w:rFonts w:ascii="宋体" w:eastAsia="宋体" w:hAnsi="宋体" w:cs="宋体"/>
+                <w:rFonts w:ascii="Times New Roman" w:eastAsia="宋体" w:hAnsi="Times New Roman" w:cs="宋体"/>
                 <w:sz w:val="21"/>
               </w:rPr>
               <w:t xml:space="preserve">份问卷，能独立完成清洗→建模→可视化→结论输出全流程；运营实操：用友</w:t>
             </w:r>
             <w:r>
               <w:rPr>
-                <w:rFonts w:eastAsia="等线"/>
+                <w:rFonts w:eastAsia="宋体" w:ascii="Times New Roman" w:hAnsi="Times New Roman"/>
                 <w:sz w:val="21"/>
               </w:rPr>
               <w:t xml:space="preserve">U8+ERP</w:t>
             </w:r>
             <w:r>
               <w:rPr>
-                <w:rFonts w:ascii="宋体" w:eastAsia="宋体" w:hAnsi="宋体" w:cs="宋体"/>
+                <w:rFonts w:ascii="Times New Roman" w:eastAsia="宋体" w:hAnsi="Times New Roman" w:cs="宋体"/>
                 <w:sz w:val="21"/>
               </w:rPr>
               <w:t xml:space="preserve">全流程操作经验，</w:t>
             </w:r>
             <w:r>
               <w:rPr>
-                <w:rFonts w:eastAsia="等线"/>
+                <w:rFonts w:eastAsia="宋体" w:ascii="Times New Roman" w:hAnsi="Times New Roman"/>
                 <w:sz w:val="21"/>
               </w:rPr>
               <w:t xml:space="preserve">3</w:t>
             </w:r>
             <w:r>
               <w:rPr>
-                <w:rFonts w:ascii="宋体" w:eastAsia="宋体" w:hAnsi="宋体" w:cs="宋体"/>
+                <w:rFonts w:ascii="Times New Roman" w:eastAsia="宋体" w:hAnsi="Times New Roman" w:cs="宋体"/>
                 <w:sz w:val="21"/>
               </w:rPr>
               <w:t xml:space="preserve">个月项目助理（</w:t>
             </w:r>
             <w:r>
               <w:rPr>
-                <w:rFonts w:eastAsia="等线"/>
+                <w:rFonts w:eastAsia="宋体" w:ascii="Times New Roman" w:hAnsi="Times New Roman"/>
                 <w:sz w:val="21"/>
               </w:rPr>
               <w:t xml:space="preserve">200+</w:t>
             </w:r>
             <w:r>
               <w:rPr>
-                <w:rFonts w:ascii="宋体" w:eastAsia="宋体" w:hAnsi="宋体" w:cs="宋体"/>
+                <w:rFonts w:ascii="Times New Roman" w:eastAsia="宋体" w:hAnsi="Times New Roman" w:cs="宋体"/>
                 <w:sz w:val="21"/>
               </w:rPr>
               <w:t xml:space="preserve">份材料管理</w:t>
             </w:r>
             <w:r>
               <w:rPr>
-                <w:rFonts w:eastAsia="等线"/>
+                <w:rFonts w:eastAsia="宋体" w:ascii="Times New Roman" w:hAnsi="Times New Roman"/>
                 <w:sz w:val="21"/>
               </w:rPr>
               <w:t xml:space="preserve">+</w:t>
             </w:r>
             <w:r>
               <w:rPr>
-                <w:rFonts w:ascii="宋体" w:eastAsia="宋体" w:hAnsi="宋体" w:cs="宋体"/>
+                <w:rFonts w:ascii="Times New Roman" w:eastAsia="宋体" w:hAnsi="Times New Roman" w:cs="宋体"/>
                 <w:sz w:val="21"/>
               </w:rPr>
               <w:t xml:space="preserve">跨部门对接），瑞幸门店库存与效期管理经验</w:t>
@@ -925,7 +925,7 @@
             </w:pPr>
             <w:r>
               <w:rPr>
-                <w:rFonts w:ascii="宋体" w:eastAsia="宋体" w:hAnsi="宋体" w:cs="宋体"/>
+                <w:rFonts w:ascii="Times New Roman" w:eastAsia="宋体" w:hAnsi="Times New Roman" w:cs="宋体"/>
                 <w:b/>
                 <w:bCs/>
                 <w:sz w:val="21"/>
@@ -934,35 +934,35 @@
             </w:r>
             <w:r>
               <w:rPr>
-                <w:rFonts w:ascii="宋体" w:eastAsia="宋体" w:hAnsi="宋体" w:cs="宋体"/>
+                <w:rFonts w:ascii="Times New Roman" w:eastAsia="宋体" w:hAnsi="Times New Roman" w:cs="宋体"/>
                 <w:sz w:val="21"/>
               </w:rPr>
               <w:t xml:space="preserve">供应链建模与仿真、</w:t>
             </w:r>
             <w:r>
               <w:rPr>
-                <w:rFonts w:eastAsia="等线"/>
+                <w:rFonts w:eastAsia="宋体" w:ascii="Times New Roman" w:hAnsi="Times New Roman"/>
                 <w:sz w:val="21"/>
               </w:rPr>
               <w:t xml:space="preserve">ERP</w:t>
             </w:r>
             <w:r>
               <w:rPr>
-                <w:rFonts w:ascii="宋体" w:eastAsia="宋体" w:hAnsi="宋体" w:cs="宋体"/>
+                <w:rFonts w:ascii="Times New Roman" w:eastAsia="宋体" w:hAnsi="Times New Roman" w:cs="宋体"/>
                 <w:sz w:val="21"/>
               </w:rPr>
               <w:t xml:space="preserve">供应链管理综合实验、供应链资源规划、采购管理、物流管理、统计学、</w:t>
             </w:r>
             <w:r>
               <w:rPr>
-                <w:rFonts w:eastAsia="等线"/>
+                <w:rFonts w:eastAsia="宋体" w:ascii="Times New Roman" w:hAnsi="Times New Roman"/>
                 <w:sz w:val="21"/>
               </w:rPr>
               <w:t xml:space="preserve">Python</w:t>
             </w:r>
             <w:r>
               <w:rPr>
-                <w:rFonts w:ascii="宋体" w:eastAsia="宋体" w:hAnsi="宋体" w:cs="宋体"/>
+                <w:rFonts w:ascii="Times New Roman" w:eastAsia="宋体" w:hAnsi="Times New Roman" w:cs="宋体"/>
                 <w:sz w:val="21"/>
               </w:rPr>
               <w:t xml:space="preserve">程序设计、大数据管理与分析</w:t>
@@ -1030,7 +1030,7 @@
             </w:pPr>
             <w:r>
               <w:rPr>
-                <w:rFonts w:ascii="宋体" w:eastAsia="宋体" w:hAnsi="宋体" w:cs="宋体"/>
+                <w:rFonts w:ascii="Times New Roman" w:eastAsia="宋体" w:hAnsi="Times New Roman" w:cs="宋体"/>
                 <w:b/>
                 <w:bCs/>
                 <w:sz w:val="21"/>
@@ -1039,35 +1039,35 @@
             </w:r>
             <w:r>
               <w:rPr>
-                <w:rFonts w:ascii="宋体" w:eastAsia="宋体" w:hAnsi="宋体" w:cs="宋体"/>
+                <w:rFonts w:ascii="Times New Roman" w:eastAsia="宋体" w:hAnsi="Times New Roman" w:cs="宋体"/>
                 <w:sz w:val="21"/>
               </w:rPr>
               <w:t xml:space="preserve">山东大学</w:t>
             </w:r>
             <w:r>
               <w:rPr>
-                <w:rFonts w:eastAsia="等线"/>
+                <w:rFonts w:eastAsia="宋体" w:ascii="Times New Roman" w:hAnsi="Times New Roman"/>
                 <w:sz w:val="21"/>
               </w:rPr>
               <w:t xml:space="preserve">2024</w:t>
             </w:r>
             <w:r>
               <w:rPr>
-                <w:rFonts w:ascii="宋体" w:eastAsia="宋体" w:hAnsi="宋体" w:cs="宋体"/>
+                <w:rFonts w:ascii="Times New Roman" w:eastAsia="宋体" w:hAnsi="Times New Roman" w:cs="宋体"/>
                 <w:sz w:val="21"/>
               </w:rPr>
               <w:t xml:space="preserve">—</w:t>
             </w:r>
             <w:r>
               <w:rPr>
-                <w:rFonts w:eastAsia="等线"/>
+                <w:rFonts w:eastAsia="宋体" w:ascii="Times New Roman" w:hAnsi="Times New Roman"/>
                 <w:sz w:val="21"/>
               </w:rPr>
               <w:t xml:space="preserve">2025</w:t>
             </w:r>
             <w:r>
               <w:rPr>
-                <w:rFonts w:ascii="宋体" w:eastAsia="宋体" w:hAnsi="宋体" w:cs="宋体"/>
+                <w:rFonts w:ascii="Times New Roman" w:eastAsia="宋体" w:hAnsi="Times New Roman" w:cs="宋体"/>
                 <w:sz w:val="21"/>
               </w:rPr>
               <w:t xml:space="preserve">年暑期社会实践专项优秀等级</w:t>
@@ -1261,7 +1261,7 @@
             </w:pPr>
             <w:r>
               <w:rPr>
-                <w:rFonts w:ascii="宋体" w:eastAsia="宋体" w:hAnsi="宋体" w:cs="宋体"/>
+                <w:rFonts w:ascii="Times New Roman" w:eastAsia="宋体" w:hAnsi="Times New Roman" w:cs="宋体"/>
                 <w:b/>
                 <w:bCs/>
                 <w:sz w:val="21"/>
@@ -1294,7 +1294,7 @@
             </w:pPr>
             <w:r>
               <w:rPr>
-                <w:rFonts w:ascii="宋体" w:eastAsia="宋体" w:hAnsi="宋体" w:cs="宋体"/>
+                <w:rFonts w:ascii="Times New Roman" w:eastAsia="宋体" w:hAnsi="Times New Roman" w:cs="宋体"/>
                 <w:b/>
                 <w:bCs/>
                 <w:sz w:val="21"/>
@@ -1401,177 +1401,66 @@
             </w:pPr>
             <w:r>
               <w:rPr>
-                <w:rFonts w:ascii="宋体" w:eastAsia="宋体" w:hAnsi="宋体" w:cs="宋体"/>
-                <w:sz w:val="21"/>
-              </w:rPr>
-              <w:t xml:space="preserve">针对济南历下区老龄化小区自提点布局零散问题，构建选址</w:t>
-            </w:r>
-            <w:r>
-              <w:rPr>
-                <w:rFonts w:eastAsia="等线"/>
-                <w:sz w:val="21"/>
-              </w:rPr>
-              <w:t xml:space="preserve">-</w:t>
-            </w:r>
-            <w:r>
-              <w:rPr>
-                <w:rFonts w:ascii="宋体" w:eastAsia="宋体" w:hAnsi="宋体" w:cs="宋体"/>
-                <w:sz w:val="21"/>
-              </w:rPr>
-              <w:t xml:space="preserve">路径双层优化模型，将年龄分层服务半径与电梯等待时间纳入目标函数；基于</w:t>
-            </w:r>
-            <w:r>
-              <w:rPr>
-                <w:rFonts w:eastAsia="等线"/>
-                <w:sz w:val="21"/>
-              </w:rPr>
-              <w:t xml:space="preserve">15</w:t>
-            </w:r>
-            <w:r>
-              <w:rPr>
-                <w:rFonts w:ascii="宋体" w:eastAsia="宋体" w:hAnsi="宋体" w:cs="宋体"/>
-                <w:sz w:val="21"/>
-              </w:rPr>
-              <w:t xml:space="preserve">个候选点、日均</w:t>
-            </w:r>
-            <w:r>
-              <w:rPr>
-                <w:rFonts w:eastAsia="等线"/>
-                <w:sz w:val="21"/>
-              </w:rPr>
-              <w:t xml:space="preserve">345</w:t>
-            </w:r>
-            <w:r>
-              <w:rPr>
-                <w:rFonts w:ascii="宋体" w:eastAsia="宋体" w:hAnsi="宋体" w:cs="宋体"/>
-                <w:sz w:val="21"/>
-              </w:rPr>
-              <w:t xml:space="preserve">单真实数据，用</w:t>
-            </w:r>
-            <w:r>
-              <w:rPr>
-                <w:rFonts w:eastAsia="等线"/>
-                <w:sz w:val="21"/>
-              </w:rPr>
-              <w:t xml:space="preserve">Python</w:t>
-            </w:r>
-            <w:r>
-              <w:rPr>
-                <w:rFonts w:ascii="宋体" w:eastAsia="宋体" w:hAnsi="宋体" w:cs="宋体"/>
-                <w:sz w:val="21"/>
-              </w:rPr>
-              <w:t xml:space="preserve">完成求解，提出“</w:t>
-            </w:r>
-            <w:r>
-              <w:rPr>
-                <w:rFonts w:eastAsia="等线"/>
-                <w:sz w:val="21"/>
-              </w:rPr>
-              <w:t xml:space="preserve">2</w:t>
-            </w:r>
-            <w:r>
-              <w:rPr>
-                <w:rFonts w:ascii="宋体" w:eastAsia="宋体" w:hAnsi="宋体" w:cs="宋体"/>
-                <w:sz w:val="21"/>
-              </w:rPr>
-              <w:t xml:space="preserve">核心点</w:t>
-            </w:r>
-            <w:r>
-              <w:rPr>
-                <w:rFonts w:eastAsia="等线"/>
-                <w:sz w:val="21"/>
-              </w:rPr>
-              <w:t xml:space="preserve">+4</w:t>
-            </w:r>
-            <w:r>
-              <w:rPr>
-                <w:rFonts w:ascii="宋体" w:eastAsia="宋体" w:hAnsi="宋体" w:cs="宋体"/>
-                <w:sz w:val="21"/>
-              </w:rPr>
-              <w:t xml:space="preserve">动态临时点”弹性布局方案</w:t>
-            </w:r>
-          </w:p>
-          <w:p>
-            <w:pPr>
-              <w:numPr>
-                <w:ilvl w:val="0"/>
-                <w:numId w:val="9"/>
-              </w:numPr>
-              <w:spacing w:line="315" w:lineRule="atLeast"/>
+                <w:rFonts w:ascii="Times New Roman" w:eastAsia="宋体" w:hAnsi="Times New Roman" w:cs="宋体"/>
+                <w:sz w:val="21"/>
+              </w:rPr>
+              <w:t>针对老龄化小区自提点布局零散、老年覆盖不足痛点，调研</w:t>
+            </w:r>
+            <w:r>
               <w:rPr>
                 <w:rFonts w:ascii="Times New Roman" w:eastAsia="宋体" w:hAnsi="Times New Roman" w:cs="宋体" w:hint="default"/>
                 <w:sz w:val="21"/>
               </w:rPr>
-            </w:pPr>
-            <w:r>
-              <w:rPr>
-                <w:rFonts w:ascii="宋体" w:eastAsia="宋体" w:hAnsi="宋体" w:cs="宋体"/>
-                <w:sz w:val="21"/>
-              </w:rPr>
-              <w:t xml:space="preserve">模型测算：总成本降低</w:t>
-            </w:r>
-            <w:r>
-              <w:rPr>
-                <w:rFonts w:eastAsia="等线"/>
-                <w:sz w:val="21"/>
-              </w:rPr>
-              <w:t xml:space="preserve"> 18.7%</w:t>
-            </w:r>
-            <w:r>
-              <w:rPr>
-                <w:rFonts w:ascii="宋体" w:eastAsia="宋体" w:hAnsi="宋体" w:cs="宋体"/>
-                <w:sz w:val="21"/>
-              </w:rPr>
-              <w:t xml:space="preserve">，老年覆盖率</w:t>
-            </w:r>
-            <w:r>
-              <w:rPr>
-                <w:rFonts w:eastAsia="等线"/>
-                <w:sz w:val="21"/>
-              </w:rPr>
-              <w:t xml:space="preserve"> 53.4%</w:t>
-            </w:r>
-            <w:r>
-              <w:rPr>
-                <w:rFonts w:ascii="宋体" w:eastAsia="宋体" w:hAnsi="宋体" w:cs="宋体"/>
-                <w:sz w:val="21"/>
-              </w:rPr>
-              <w:t xml:space="preserve">→</w:t>
-            </w:r>
-            <w:r>
-              <w:rPr>
-                <w:rFonts w:eastAsia="等线"/>
-                <w:sz w:val="21"/>
-              </w:rPr>
-              <w:t xml:space="preserve">87.3%</w:t>
-            </w:r>
-            <w:r>
-              <w:rPr>
-                <w:rFonts w:ascii="宋体" w:eastAsia="宋体" w:hAnsi="宋体" w:cs="宋体"/>
-                <w:sz w:val="21"/>
-              </w:rPr>
-              <w:t xml:space="preserve">，配送时长缩短</w:t>
-            </w:r>
-            <w:r>
-              <w:rPr>
-                <w:rFonts w:eastAsia="等线"/>
-                <w:sz w:val="21"/>
-              </w:rPr>
-              <w:t xml:space="preserve"> 22.3%</w:t>
-            </w:r>
-            <w:r>
-              <w:rPr>
-                <w:rFonts w:ascii="宋体" w:eastAsia="宋体" w:hAnsi="宋体" w:cs="宋体"/>
-                <w:sz w:val="21"/>
-              </w:rPr>
-              <w:t xml:space="preserve">，覆盖平衡性指数</w:t>
-            </w:r>
-            <w:r>
-              <w:rPr>
-                <w:rFonts w:eastAsia="等线"/>
-                <w:sz w:val="21"/>
-              </w:rPr>
-              <w:t xml:space="preserve"> 0.88</w:t>
+              <w:t>15</w:t>
+            </w:r>
+            <w:r>
+              <w:rPr>
+                <w:rFonts w:ascii="Times New Roman" w:eastAsia="宋体" w:hAnsi="Times New Roman" w:cs="宋体"/>
+                <w:sz w:val="21"/>
+              </w:rPr>
+              <w:t>个候选点、日均</w:t>
+            </w:r>
+            <w:r>
+              <w:rPr>
+                <w:rFonts w:ascii="Times New Roman" w:eastAsia="宋体" w:hAnsi="Times New Roman" w:cs="宋体" w:hint="default"/>
+                <w:sz w:val="21"/>
+              </w:rPr>
+              <w:t>345</w:t>
+            </w:r>
+            <w:r>
+              <w:rPr>
+                <w:rFonts w:ascii="Times New Roman" w:eastAsia="宋体" w:hAnsi="Times New Roman" w:cs="宋体"/>
+                <w:sz w:val="21"/>
+              </w:rPr>
+              <w:t>单真实需求，将年龄分层服务半径、电梯等待时间纳入选址</w:t>
+            </w:r>
+            <w:r>
+              <w:rPr>
+                <w:rFonts w:ascii="Times New Roman" w:eastAsia="宋体" w:hAnsi="Times New Roman" w:cs="宋体" w:hint="default"/>
+                <w:sz w:val="21"/>
+              </w:rPr>
+              <w:t>-</w:t>
+            </w:r>
+            <w:r>
+              <w:rPr>
+                <w:rFonts w:ascii="Times New Roman" w:eastAsia="宋体" w:hAnsi="Times New Roman" w:cs="宋体"/>
+                <w:sz w:val="21"/>
+              </w:rPr>
+              <w:t>路径双层优化模型，用</w:t>
+            </w:r>
+            <w:r>
+              <w:rPr>
+                <w:rFonts w:ascii="Times New Roman" w:eastAsia="宋体" w:hAnsi="Times New Roman" w:cs="宋体" w:hint="default"/>
+                <w:sz w:val="21"/>
+              </w:rPr>
+              <w:t>Python</w:t>
+            </w:r>
+            <w:r>
+              <w:rPr>
+                <w:rFonts w:ascii="Times New Roman" w:eastAsia="宋体" w:hAnsi="Times New Roman" w:cs="宋体"/>
+                <w:sz w:val="21"/>
+              </w:rPr>
+              <w:t>完成求解</w:t>
             </w:r>
           </w:p>
         </w:tc>
@@ -1637,7 +1526,7 @@
             </w:pPr>
             <w:r>
               <w:rPr>
-                <w:rFonts w:ascii="宋体" w:eastAsia="宋体" w:hAnsi="宋体" w:cs="宋体"/>
+                <w:rFonts w:ascii="Times New Roman" w:eastAsia="宋体" w:hAnsi="Times New Roman" w:cs="宋体"/>
                 <w:b/>
                 <w:bCs/>
                 <w:sz w:val="21"/>
@@ -1655,7 +1544,7 @@
             </w:r>
             <w:r>
               <w:rPr>
-                <w:rFonts w:ascii="宋体" w:eastAsia="宋体" w:hAnsi="宋体" w:cs="宋体"/>
+                <w:rFonts w:ascii="Times New Roman" w:eastAsia="宋体" w:hAnsi="Times New Roman" w:cs="宋体"/>
                 <w:b/>
                 <w:bCs/>
                 <w:sz w:val="21"/>
@@ -1688,7 +1577,7 @@
             </w:pPr>
             <w:r>
               <w:rPr>
-                <w:rFonts w:ascii="宋体" w:eastAsia="宋体" w:hAnsi="宋体" w:cs="宋体"/>
+                <w:rFonts w:ascii="Times New Roman" w:eastAsia="宋体" w:hAnsi="Times New Roman" w:cs="宋体"/>
                 <w:b/>
                 <w:bCs/>
                 <w:sz w:val="21"/>
@@ -1795,184 +1684,66 @@
             </w:pPr>
             <w:r>
               <w:rPr>
-                <w:rFonts w:ascii="宋体" w:eastAsia="宋体" w:hAnsi="宋体" w:cs="宋体"/>
-                <w:sz w:val="21"/>
-              </w:rPr>
-              <w:t xml:space="preserve">基于</w:t>
-            </w:r>
-            <w:r>
-              <w:rPr>
-                <w:rFonts w:eastAsia="等线"/>
-                <w:sz w:val="21"/>
-              </w:rPr>
-              <w:t xml:space="preserve">TAM</w:t>
-            </w:r>
-            <w:r>
-              <w:rPr>
-                <w:rFonts w:ascii="宋体" w:eastAsia="宋体" w:hAnsi="宋体" w:cs="宋体"/>
-                <w:sz w:val="21"/>
-              </w:rPr>
-              <w:t xml:space="preserve">模型设计</w:t>
-            </w:r>
-            <w:r>
-              <w:rPr>
-                <w:rFonts w:eastAsia="等线"/>
-                <w:sz w:val="21"/>
-              </w:rPr>
-              <w:t xml:space="preserve">7</w:t>
-            </w:r>
-            <w:r>
-              <w:rPr>
-                <w:rFonts w:ascii="宋体" w:eastAsia="宋体" w:hAnsi="宋体" w:cs="宋体"/>
-                <w:sz w:val="21"/>
-              </w:rPr>
-              <w:t xml:space="preserve">点李克特量表问卷，回收</w:t>
-            </w:r>
-            <w:r>
-              <w:rPr>
-                <w:rFonts w:eastAsia="等线"/>
-                <w:sz w:val="21"/>
-              </w:rPr>
-              <w:t xml:space="preserve">328</w:t>
-            </w:r>
-            <w:r>
-              <w:rPr>
-                <w:rFonts w:ascii="宋体" w:eastAsia="宋体" w:hAnsi="宋体" w:cs="宋体"/>
-                <w:sz w:val="21"/>
-              </w:rPr>
-              <w:t xml:space="preserve">份有效样本，用</w:t>
-            </w:r>
-            <w:r>
-              <w:rPr>
-                <w:rFonts w:eastAsia="等线"/>
-                <w:sz w:val="21"/>
-              </w:rPr>
-              <w:t xml:space="preserve">SPSS</w:t>
-            </w:r>
-            <w:r>
-              <w:rPr>
-                <w:rFonts w:ascii="宋体" w:eastAsia="宋体" w:hAnsi="宋体" w:cs="宋体"/>
-                <w:sz w:val="21"/>
-              </w:rPr>
-              <w:t xml:space="preserve">和</w:t>
-            </w:r>
-            <w:r>
-              <w:rPr>
-                <w:rFonts w:eastAsia="等线"/>
-                <w:sz w:val="21"/>
-              </w:rPr>
-              <w:t xml:space="preserve">Python</w:t>
-            </w:r>
-            <w:r>
-              <w:rPr>
-                <w:rFonts w:ascii="宋体" w:eastAsia="宋体" w:hAnsi="宋体" w:cs="宋体"/>
-                <w:sz w:val="21"/>
-              </w:rPr>
-              <w:t xml:space="preserve">完成统计分析；验证交互性（</w:t>
-            </w:r>
-            <w:r>
-              <w:rPr>
-                <w:rFonts w:eastAsia="等线"/>
-                <w:sz w:val="21"/>
-              </w:rPr>
-              <w:t xml:space="preserve">β=0.42</w:t>
-            </w:r>
-            <w:r>
-              <w:rPr>
-                <w:rFonts w:ascii="宋体" w:eastAsia="宋体" w:hAnsi="宋体" w:cs="宋体"/>
-                <w:sz w:val="21"/>
-              </w:rPr>
-              <w:t xml:space="preserve">）、个性化（</w:t>
-            </w:r>
-            <w:r>
-              <w:rPr>
-                <w:rFonts w:eastAsia="等线"/>
-                <w:sz w:val="21"/>
-              </w:rPr>
-              <w:t xml:space="preserve">β=0.38</w:t>
-            </w:r>
-            <w:r>
-              <w:rPr>
-                <w:rFonts w:ascii="宋体" w:eastAsia="宋体" w:hAnsi="宋体" w:cs="宋体"/>
-                <w:sz w:val="21"/>
-              </w:rPr>
-              <w:t xml:space="preserve">）、自主性（</w:t>
-            </w:r>
-            <w:r>
-              <w:rPr>
-                <w:rFonts w:eastAsia="等线"/>
-                <w:sz w:val="21"/>
-              </w:rPr>
-              <w:t xml:space="preserve">β=0.31</w:t>
-            </w:r>
-            <w:r>
-              <w:rPr>
-                <w:rFonts w:ascii="宋体" w:eastAsia="宋体" w:hAnsi="宋体" w:cs="宋体"/>
-                <w:sz w:val="21"/>
-              </w:rPr>
-              <w:t xml:space="preserve">）显著正向影响用户感知价值，识别问题识别准确性、智能解决能力为核心影响因素</w:t>
-            </w:r>
-          </w:p>
-          <w:p>
-            <w:pPr>
-              <w:numPr>
-                <w:ilvl w:val="0"/>
-                <w:numId w:val="9"/>
-              </w:numPr>
-              <w:spacing w:line="315" w:lineRule="atLeast"/>
+                <w:rFonts w:ascii="Times New Roman" w:eastAsia="宋体" w:hAnsi="Times New Roman" w:cs="宋体"/>
+                <w:sz w:val="21"/>
+              </w:rPr>
+              <w:t>针对老龄化小区自提点布局零散、老年覆盖不足痛点，调研</w:t>
+            </w:r>
+            <w:r>
               <w:rPr>
                 <w:rFonts w:ascii="Times New Roman" w:eastAsia="宋体" w:hAnsi="Times New Roman" w:cs="宋体" w:hint="default"/>
                 <w:sz w:val="21"/>
               </w:rPr>
-            </w:pPr>
-            <w:r>
-              <w:rPr>
-                <w:rFonts w:ascii="宋体" w:eastAsia="宋体" w:hAnsi="宋体" w:cs="宋体"/>
-                <w:sz w:val="21"/>
-              </w:rPr>
-              <w:t xml:space="preserve">发现用户智能体验起关键中介作用，感知增强维度贡献率</w:t>
-            </w:r>
-            <w:r>
-              <w:rPr>
-                <w:rFonts w:eastAsia="等线"/>
-                <w:sz w:val="21"/>
-              </w:rPr>
-              <w:t xml:space="preserve">63%</w:t>
-            </w:r>
-            <w:r>
-              <w:rPr>
-                <w:rFonts w:ascii="宋体" w:eastAsia="宋体" w:hAnsi="宋体" w:cs="宋体"/>
-                <w:sz w:val="21"/>
-              </w:rPr>
-              <w:t xml:space="preserve">；高复杂度场景下信任阈值提高</w:t>
-            </w:r>
-            <w:r>
-              <w:rPr>
-                <w:rFonts w:eastAsia="等线"/>
-                <w:sz w:val="21"/>
-              </w:rPr>
-              <w:t xml:space="preserve">32%</w:t>
-            </w:r>
-            <w:r>
-              <w:rPr>
-                <w:rFonts w:ascii="宋体" w:eastAsia="宋体" w:hAnsi="宋体" w:cs="宋体"/>
-                <w:sz w:val="21"/>
-              </w:rPr>
-              <w:t xml:space="preserve">，为电商</w:t>
-            </w:r>
-            <w:r>
-              <w:rPr>
-                <w:rFonts w:eastAsia="等线"/>
-                <w:sz w:val="21"/>
-              </w:rPr>
-              <w:t xml:space="preserve">AI</w:t>
-            </w:r>
-            <w:r>
-              <w:rPr>
-                <w:rFonts w:ascii="宋体" w:eastAsia="宋体" w:hAnsi="宋体" w:cs="宋体"/>
-                <w:sz w:val="21"/>
-              </w:rPr>
-              <w:t xml:space="preserve">客服优化提供参考</w:t>
+              <w:t>15</w:t>
+            </w:r>
+            <w:r>
+              <w:rPr>
+                <w:rFonts w:ascii="Times New Roman" w:eastAsia="宋体" w:hAnsi="Times New Roman" w:cs="宋体"/>
+                <w:sz w:val="21"/>
+              </w:rPr>
+              <w:t>个候选点、日均</w:t>
+            </w:r>
+            <w:r>
+              <w:rPr>
+                <w:rFonts w:ascii="Times New Roman" w:eastAsia="宋体" w:hAnsi="Times New Roman" w:cs="宋体" w:hint="default"/>
+                <w:sz w:val="21"/>
+              </w:rPr>
+              <w:t>345</w:t>
+            </w:r>
+            <w:r>
+              <w:rPr>
+                <w:rFonts w:ascii="Times New Roman" w:eastAsia="宋体" w:hAnsi="Times New Roman" w:cs="宋体"/>
+                <w:sz w:val="21"/>
+              </w:rPr>
+              <w:t>单真实需求，将年龄分层服务半径、电梯等待时间纳入选址</w:t>
+            </w:r>
+            <w:r>
+              <w:rPr>
+                <w:rFonts w:ascii="Times New Roman" w:eastAsia="宋体" w:hAnsi="Times New Roman" w:cs="宋体" w:hint="default"/>
+                <w:sz w:val="21"/>
+              </w:rPr>
+              <w:t>-</w:t>
+            </w:r>
+            <w:r>
+              <w:rPr>
+                <w:rFonts w:ascii="Times New Roman" w:eastAsia="宋体" w:hAnsi="Times New Roman" w:cs="宋体"/>
+                <w:sz w:val="21"/>
+              </w:rPr>
+              <w:t>路径双层优化模型，用</w:t>
+            </w:r>
+            <w:r>
+              <w:rPr>
+                <w:rFonts w:ascii="Times New Roman" w:eastAsia="宋体" w:hAnsi="Times New Roman" w:cs="宋体" w:hint="default"/>
+                <w:sz w:val="21"/>
+              </w:rPr>
+              <w:t>Python</w:t>
+            </w:r>
+            <w:r>
+              <w:rPr>
+                <w:rFonts w:ascii="Times New Roman" w:eastAsia="宋体" w:hAnsi="Times New Roman" w:cs="宋体"/>
+                <w:sz w:val="21"/>
+              </w:rPr>
+              <w:t>完成求解</w:t>
             </w:r>
           </w:p>
         </w:tc>
@@ -2038,7 +1809,7 @@
             </w:pPr>
             <w:r>
               <w:rPr>
-                <w:rFonts w:ascii="宋体" w:eastAsia="宋体" w:hAnsi="宋体" w:cs="宋体"/>
+                <w:rFonts w:ascii="Times New Roman" w:eastAsia="宋体" w:hAnsi="Times New Roman" w:cs="宋体"/>
                 <w:b/>
                 <w:bCs/>
                 <w:sz w:val="21"/>
@@ -2071,7 +1842,7 @@
             </w:pPr>
             <w:r>
               <w:rPr>
-                <w:rFonts w:ascii="宋体" w:eastAsia="宋体" w:hAnsi="宋体" w:cs="宋体"/>
+                <w:rFonts w:ascii="Times New Roman" w:eastAsia="宋体" w:hAnsi="Times New Roman" w:cs="宋体"/>
                 <w:b/>
                 <w:bCs/>
                 <w:sz w:val="21"/>
@@ -2178,58 +1949,66 @@
             </w:pPr>
             <w:r>
               <w:rPr>
-                <w:rFonts w:ascii="宋体" w:eastAsia="宋体" w:hAnsi="宋体" w:cs="宋体"/>
-                <w:sz w:val="21"/>
-              </w:rPr>
-              <w:t xml:space="preserve">基于</w:t>
-            </w:r>
-            <w:r>
-              <w:rPr>
-                <w:rFonts w:eastAsia="等线"/>
-                <w:sz w:val="21"/>
-              </w:rPr>
-              <w:t xml:space="preserve">45211</w:t>
-            </w:r>
-            <w:r>
-              <w:rPr>
-                <w:rFonts w:ascii="宋体" w:eastAsia="宋体" w:hAnsi="宋体" w:cs="宋体"/>
-                <w:sz w:val="21"/>
-              </w:rPr>
-              <w:t xml:space="preserve">条葡萄牙银行真实营销数据，用</w:t>
-            </w:r>
-            <w:r>
-              <w:rPr>
-                <w:rFonts w:eastAsia="等线"/>
-                <w:sz w:val="21"/>
-              </w:rPr>
-              <w:t xml:space="preserve">R</w:t>
-            </w:r>
-            <w:r>
-              <w:rPr>
-                <w:rFonts w:ascii="宋体" w:eastAsia="宋体" w:hAnsi="宋体" w:cs="宋体"/>
-                <w:sz w:val="21"/>
-              </w:rPr>
-              <w:t xml:space="preserve">完成缺失值与异常值清洗，对年龄、职业、营销频次等字段做多维度分层统计</w:t>
-            </w:r>
-          </w:p>
-          <w:p>
-            <w:pPr>
-              <w:numPr>
-                <w:ilvl w:val="0"/>
-                <w:numId w:val="9"/>
-              </w:numPr>
-              <w:spacing w:line="315" w:lineRule="atLeast"/>
+                <w:rFonts w:ascii="Times New Roman" w:eastAsia="宋体" w:hAnsi="Times New Roman" w:cs="宋体"/>
+                <w:sz w:val="21"/>
+              </w:rPr>
+              <w:t>针对老龄化小区自提点布局零散、老年覆盖不足痛点，调研</w:t>
+            </w:r>
+            <w:r>
               <w:rPr>
                 <w:rFonts w:ascii="Times New Roman" w:eastAsia="宋体" w:hAnsi="Times New Roman" w:cs="宋体" w:hint="default"/>
                 <w:sz w:val="21"/>
               </w:rPr>
-            </w:pPr>
-            <w:r>
-              <w:rPr>
-                <w:rFonts w:ascii="宋体" w:eastAsia="宋体" w:hAnsi="宋体" w:cs="宋体"/>
-                <w:sz w:val="21"/>
-              </w:rPr>
-              <w:t xml:space="preserve">独立绘制帕累托图、相关性热力图、订阅转化率瀑布图，通过多维度统计呈现客户群体响应差异，识别关键影响变量，为客户分群与营销资源分配提供数据支撑</w:t>
+              <w:t>15</w:t>
+            </w:r>
+            <w:r>
+              <w:rPr>
+                <w:rFonts w:ascii="Times New Roman" w:eastAsia="宋体" w:hAnsi="Times New Roman" w:cs="宋体"/>
+                <w:sz w:val="21"/>
+              </w:rPr>
+              <w:t>个候选点、日均</w:t>
+            </w:r>
+            <w:r>
+              <w:rPr>
+                <w:rFonts w:ascii="Times New Roman" w:eastAsia="宋体" w:hAnsi="Times New Roman" w:cs="宋体" w:hint="default"/>
+                <w:sz w:val="21"/>
+              </w:rPr>
+              <w:t>345</w:t>
+            </w:r>
+            <w:r>
+              <w:rPr>
+                <w:rFonts w:ascii="Times New Roman" w:eastAsia="宋体" w:hAnsi="Times New Roman" w:cs="宋体"/>
+                <w:sz w:val="21"/>
+              </w:rPr>
+              <w:t>单真实需求，将年龄分层服务半径、电梯等待时间纳入选址</w:t>
+            </w:r>
+            <w:r>
+              <w:rPr>
+                <w:rFonts w:ascii="Times New Roman" w:eastAsia="宋体" w:hAnsi="Times New Roman" w:cs="宋体" w:hint="default"/>
+                <w:sz w:val="21"/>
+              </w:rPr>
+              <w:t>-</w:t>
+            </w:r>
+            <w:r>
+              <w:rPr>
+                <w:rFonts w:ascii="Times New Roman" w:eastAsia="宋体" w:hAnsi="Times New Roman" w:cs="宋体"/>
+                <w:sz w:val="21"/>
+              </w:rPr>
+              <w:t>路径双层优化模型，用</w:t>
+            </w:r>
+            <w:r>
+              <w:rPr>
+                <w:rFonts w:ascii="Times New Roman" w:eastAsia="宋体" w:hAnsi="Times New Roman" w:cs="宋体" w:hint="default"/>
+                <w:sz w:val="21"/>
+              </w:rPr>
+              <w:t>Python</w:t>
+            </w:r>
+            <w:r>
+              <w:rPr>
+                <w:rFonts w:ascii="Times New Roman" w:eastAsia="宋体" w:hAnsi="Times New Roman" w:cs="宋体"/>
+                <w:sz w:val="21"/>
+              </w:rPr>
+              <w:t>完成求解</w:t>
             </w:r>
           </w:p>
         </w:tc>
@@ -2304,7 +2083,7 @@
             </w:r>
             <w:r>
               <w:rPr>
-                <w:rFonts w:ascii="宋体" w:eastAsia="宋体" w:hAnsi="宋体" w:cs="宋体"/>
+                <w:rFonts w:ascii="Times New Roman" w:eastAsia="宋体" w:hAnsi="Times New Roman" w:cs="宋体"/>
                 <w:b/>
                 <w:bCs/>
                 <w:sz w:val="21"/>
@@ -2337,7 +2116,7 @@
             </w:pPr>
             <w:r>
               <w:rPr>
-                <w:rFonts w:ascii="宋体" w:eastAsia="宋体" w:hAnsi="宋体" w:cs="宋体"/>
+                <w:rFonts w:ascii="Times New Roman" w:eastAsia="宋体" w:hAnsi="Times New Roman" w:cs="宋体"/>
                 <w:b/>
                 <w:bCs/>
                 <w:sz w:val="21"/>
@@ -2444,44 +2223,66 @@
             </w:pPr>
             <w:r>
               <w:rPr>
-                <w:rFonts w:ascii="宋体" w:eastAsia="宋体" w:hAnsi="宋体" w:cs="宋体"/>
-                <w:sz w:val="21"/>
-              </w:rPr>
-              <w:t xml:space="preserve">以账套主管角色，以模拟箱包贸易企业为对象，独立完成采购订单→到货入库→销售订单→发货出库→库存调拨→盘点→存货核算→收付款凭证全流程实操</w:t>
-            </w:r>
-          </w:p>
-          <w:p>
-            <w:pPr>
-              <w:numPr>
-                <w:ilvl w:val="0"/>
-                <w:numId w:val="9"/>
-              </w:numPr>
-              <w:spacing w:line="315" w:lineRule="atLeast"/>
+                <w:rFonts w:ascii="Times New Roman" w:eastAsia="宋体" w:hAnsi="Times New Roman" w:cs="宋体"/>
+                <w:sz w:val="21"/>
+              </w:rPr>
+              <w:t>针对老龄化小区自提点布局零散、老年覆盖不足痛点，调研</w:t>
+            </w:r>
+            <w:r>
               <w:rPr>
                 <w:rFonts w:ascii="Times New Roman" w:eastAsia="宋体" w:hAnsi="Times New Roman" w:cs="宋体" w:hint="default"/>
                 <w:sz w:val="21"/>
               </w:rPr>
-            </w:pPr>
-            <w:r>
-              <w:rPr>
-                <w:rFonts w:ascii="宋体" w:eastAsia="宋体" w:hAnsi="宋体" w:cs="宋体"/>
-                <w:sz w:val="21"/>
-              </w:rPr>
-              <w:t xml:space="preserve">梳理采购、销售、库存等模块间的数据流转与单据关联逻辑，理解</w:t>
-            </w:r>
-            <w:r>
-              <w:rPr>
-                <w:rFonts w:eastAsia="等线"/>
-                <w:sz w:val="21"/>
-              </w:rPr>
-              <w:t xml:space="preserve">ERP</w:t>
-            </w:r>
-            <w:r>
-              <w:rPr>
-                <w:rFonts w:ascii="宋体" w:eastAsia="宋体" w:hAnsi="宋体" w:cs="宋体"/>
-                <w:sz w:val="21"/>
-              </w:rPr>
-              <w:t xml:space="preserve">系统供应链业务标准化运作机制</w:t>
+              <w:t>15</w:t>
+            </w:r>
+            <w:r>
+              <w:rPr>
+                <w:rFonts w:ascii="Times New Roman" w:eastAsia="宋体" w:hAnsi="Times New Roman" w:cs="宋体"/>
+                <w:sz w:val="21"/>
+              </w:rPr>
+              <w:t>个候选点、日均</w:t>
+            </w:r>
+            <w:r>
+              <w:rPr>
+                <w:rFonts w:ascii="Times New Roman" w:eastAsia="宋体" w:hAnsi="Times New Roman" w:cs="宋体" w:hint="default"/>
+                <w:sz w:val="21"/>
+              </w:rPr>
+              <w:t>345</w:t>
+            </w:r>
+            <w:r>
+              <w:rPr>
+                <w:rFonts w:ascii="Times New Roman" w:eastAsia="宋体" w:hAnsi="Times New Roman" w:cs="宋体"/>
+                <w:sz w:val="21"/>
+              </w:rPr>
+              <w:t>单真实需求，将年龄分层服务半径、电梯等待时间纳入选址</w:t>
+            </w:r>
+            <w:r>
+              <w:rPr>
+                <w:rFonts w:ascii="Times New Roman" w:eastAsia="宋体" w:hAnsi="Times New Roman" w:cs="宋体" w:hint="default"/>
+                <w:sz w:val="21"/>
+              </w:rPr>
+              <w:t>-</w:t>
+            </w:r>
+            <w:r>
+              <w:rPr>
+                <w:rFonts w:ascii="Times New Roman" w:eastAsia="宋体" w:hAnsi="Times New Roman" w:cs="宋体"/>
+                <w:sz w:val="21"/>
+              </w:rPr>
+              <w:t>路径双层优化模型，用</w:t>
+            </w:r>
+            <w:r>
+              <w:rPr>
+                <w:rFonts w:ascii="Times New Roman" w:eastAsia="宋体" w:hAnsi="Times New Roman" w:cs="宋体" w:hint="default"/>
+                <w:sz w:val="21"/>
+              </w:rPr>
+              <w:t>Python</w:t>
+            </w:r>
+            <w:r>
+              <w:rPr>
+                <w:rFonts w:ascii="Times New Roman" w:eastAsia="宋体" w:hAnsi="Times New Roman" w:cs="宋体"/>
+                <w:sz w:val="21"/>
+              </w:rPr>
+              <w:t>完成求解</w:t>
             </w:r>
           </w:p>
         </w:tc>
@@ -2616,7 +2417,7 @@
             </w:pPr>
             <w:r>
               <w:rPr>
-                <w:rFonts w:ascii="宋体" w:eastAsia="宋体" w:hAnsi="宋体" w:cs="宋体"/>
+                <w:rFonts w:ascii="Times New Roman" w:eastAsia="宋体" w:hAnsi="Times New Roman" w:cs="宋体"/>
                 <w:b/>
                 <w:bCs/>
                 <w:sz w:val="21"/>
@@ -2647,7 +2448,7 @@
             </w:pPr>
             <w:r>
               <w:rPr>
-                <w:rFonts w:ascii="宋体" w:eastAsia="宋体" w:hAnsi="宋体" w:cs="宋体"/>
+                <w:rFonts w:ascii="Times New Roman" w:eastAsia="宋体" w:hAnsi="Times New Roman" w:cs="宋体"/>
                 <w:b/>
                 <w:bCs/>
                 <w:sz w:val="21"/>
@@ -2752,106 +2553,80 @@
             </w:pPr>
             <w:r>
               <w:rPr>
-                <w:rFonts w:ascii="宋体" w:eastAsia="宋体" w:hAnsi="宋体" w:cs="宋体"/>
-                <w:sz w:val="21"/>
-              </w:rPr>
-              <w:t xml:space="preserve">统筹</w:t>
-            </w:r>
-            <w:r>
-              <w:rPr>
-                <w:rFonts w:eastAsia="等线"/>
-                <w:sz w:val="21"/>
-              </w:rPr>
-              <w:t xml:space="preserve">200+</w:t>
-            </w:r>
-            <w:r>
-              <w:rPr>
-                <w:rFonts w:ascii="宋体" w:eastAsia="宋体" w:hAnsi="宋体" w:cs="宋体"/>
-                <w:sz w:val="21"/>
-              </w:rPr>
-              <w:t xml:space="preserve">份学员申报材料全流程管理，用</w:t>
-            </w:r>
-            <w:r>
-              <w:rPr>
-                <w:rFonts w:eastAsia="等线"/>
-                <w:sz w:val="21"/>
-              </w:rPr>
-              <w:t xml:space="preserve">Excel</w:t>
-            </w:r>
-            <w:r>
-              <w:rPr>
-                <w:rFonts w:ascii="宋体" w:eastAsia="宋体" w:hAnsi="宋体" w:cs="宋体"/>
-                <w:sz w:val="21"/>
-              </w:rPr>
-              <w:t xml:space="preserve">搭建分类电子台账，建立“录入</w:t>
-            </w:r>
-            <w:r>
-              <w:rPr>
-                <w:rFonts w:eastAsia="等线"/>
-                <w:sz w:val="21"/>
-              </w:rPr>
-              <w:t xml:space="preserve">-</w:t>
-            </w:r>
-            <w:r>
-              <w:rPr>
-                <w:rFonts w:ascii="宋体" w:eastAsia="宋体" w:hAnsi="宋体" w:cs="宋体"/>
-                <w:sz w:val="21"/>
-              </w:rPr>
-              <w:t xml:space="preserve">核对</w:t>
-            </w:r>
-            <w:r>
-              <w:rPr>
-                <w:rFonts w:eastAsia="等线"/>
-                <w:sz w:val="21"/>
-              </w:rPr>
-              <w:t xml:space="preserve">-</w:t>
-            </w:r>
-            <w:r>
-              <w:rPr>
-                <w:rFonts w:ascii="宋体" w:eastAsia="宋体" w:hAnsi="宋体" w:cs="宋体"/>
-                <w:sz w:val="21"/>
-              </w:rPr>
-              <w:t xml:space="preserve">提交”三级校验机制，实现材料零差错提交</w:t>
-            </w:r>
-          </w:p>
-          <w:p>
-            <w:pPr>
-              <w:numPr>
-                <w:ilvl w:val="0"/>
-                <w:numId w:val="6"/>
-              </w:numPr>
-              <w:spacing w:line="315" w:lineRule="atLeast"/>
+                <w:rFonts w:ascii="Times New Roman" w:eastAsia="宋体" w:hAnsi="Times New Roman" w:cs="宋体"/>
+                <w:sz w:val="21"/>
+              </w:rPr>
+              <w:t>统筹</w:t>
+            </w:r>
+            <w:r>
               <w:rPr>
                 <w:rFonts w:ascii="Times New Roman" w:eastAsia="宋体" w:hAnsi="Times New Roman" w:cs="宋体" w:hint="default"/>
                 <w:sz w:val="21"/>
               </w:rPr>
-            </w:pPr>
-            <w:r>
-              <w:rPr>
-                <w:rFonts w:ascii="宋体" w:eastAsia="宋体" w:hAnsi="宋体" w:cs="宋体"/>
-                <w:sz w:val="21"/>
-              </w:rPr>
-              <w:t xml:space="preserve">对接各部门同步项目推进进度，按月汇总执行数据形成工作小结，梳理并标准化资料审核与报批流程</w:t>
-            </w:r>
-          </w:p>
-          <w:p>
-            <w:pPr>
-              <w:numPr>
-                <w:ilvl w:val="0"/>
-                <w:numId w:val="6"/>
-              </w:numPr>
-              <w:spacing w:line="315" w:lineRule="atLeast"/>
+              <w:t>200+</w:t>
+            </w:r>
+            <w:r>
+              <w:rPr>
+                <w:rFonts w:ascii="Times New Roman" w:eastAsia="宋体" w:hAnsi="Times New Roman" w:cs="宋体"/>
+                <w:sz w:val="21"/>
+              </w:rPr>
+              <w:t>份学生申报材料全流程管理，搭建分类电子台账，建立</w:t>
+            </w:r>
+            <w:r>
+              <w:rPr>
+                <w:rFonts w:ascii="Times New Roman" w:eastAsia="宋体" w:hAnsi="Times New Roman" w:cs="宋体"/>
+                <w:sz w:val="21"/>
+              </w:rPr>
+              <w:t>“</w:t>
+            </w:r>
+            <w:r>
+              <w:rPr>
+                <w:rFonts w:ascii="Times New Roman" w:eastAsia="宋体" w:hAnsi="Times New Roman" w:cs="宋体"/>
+                <w:sz w:val="21"/>
+              </w:rPr>
+              <w:t>录入</w:t>
+            </w:r>
+            <w:r>
               <w:rPr>
                 <w:rFonts w:ascii="Times New Roman" w:eastAsia="宋体" w:hAnsi="Times New Roman" w:cs="宋体" w:hint="default"/>
                 <w:sz w:val="21"/>
               </w:rPr>
-            </w:pPr>
-            <w:r>
-              <w:rPr>
-                <w:rFonts w:ascii="宋体" w:eastAsia="宋体" w:hAnsi="宋体" w:cs="宋体"/>
-                <w:sz w:val="21"/>
-              </w:rPr>
-              <w:t xml:space="preserve">建立可检索的文档归档体系，统一收纳各类申报单据并分类存档，提升后续材料调取效率</w:t>
+              <w:t>-</w:t>
+            </w:r>
+            <w:r>
+              <w:rPr>
+                <w:rFonts w:ascii="Times New Roman" w:eastAsia="宋体" w:hAnsi="Times New Roman" w:cs="宋体"/>
+                <w:sz w:val="21"/>
+              </w:rPr>
+              <w:t>核对</w:t>
+            </w:r>
+            <w:r>
+              <w:rPr>
+                <w:rFonts w:ascii="Times New Roman" w:eastAsia="宋体" w:hAnsi="Times New Roman" w:cs="宋体" w:hint="default"/>
+                <w:sz w:val="21"/>
+              </w:rPr>
+              <w:t>-</w:t>
+            </w:r>
+            <w:r>
+              <w:rPr>
+                <w:rFonts w:ascii="Times New Roman" w:eastAsia="宋体" w:hAnsi="Times New Roman" w:cs="宋体"/>
+                <w:sz w:val="21"/>
+              </w:rPr>
+              <w:t>提交</w:t>
+            </w:r>
+            <w:r>
+              <w:rPr>
+                <w:rFonts w:ascii="Times New Roman" w:eastAsia="宋体" w:hAnsi="Times New Roman" w:cs="宋体"/>
+                <w:sz w:val="21"/>
+              </w:rPr>
+              <w:t>”</w:t>
+            </w:r>
+            <w:r>
+              <w:rPr>
+                <w:rFonts w:ascii="Times New Roman" w:eastAsia="宋体" w:hAnsi="Times New Roman" w:cs="宋体"/>
+                <w:sz w:val="21"/>
+              </w:rPr>
+              <w:t>三级校验机制，实现零差错交付</w:t>
             </w:r>
           </w:p>
         </w:tc>
@@ -2914,7 +2689,7 @@
             </w:pPr>
             <w:r>
               <w:rPr>
-                <w:rFonts w:ascii="宋体" w:eastAsia="宋体" w:hAnsi="宋体" w:cs="宋体"/>
+                <w:rFonts w:ascii="Times New Roman" w:eastAsia="宋体" w:hAnsi="Times New Roman" w:cs="宋体"/>
                 <w:b/>
                 <w:bCs/>
                 <w:sz w:val="21"/>
@@ -2945,7 +2720,7 @@
             </w:pPr>
             <w:r>
               <w:rPr>
-                <w:rFonts w:ascii="宋体" w:eastAsia="宋体" w:hAnsi="宋体" w:cs="宋体"/>
+                <w:rFonts w:ascii="Times New Roman" w:eastAsia="宋体" w:hAnsi="Times New Roman" w:cs="宋体"/>
                 <w:b/>
                 <w:bCs/>
                 <w:sz w:val="21"/>
@@ -3050,30 +2825,80 @@
             </w:pPr>
             <w:r>
               <w:rPr>
-                <w:rFonts w:ascii="宋体" w:eastAsia="宋体" w:hAnsi="宋体" w:cs="宋体"/>
-                <w:sz w:val="21"/>
-              </w:rPr>
-              <w:t xml:space="preserve">落实门店原辅料日盘与效期管理流程，每日核对食材有效期并打印失效单据，根据消耗规律提醒仓库解冻备货，降低物料损耗与缺货风险</w:t>
-            </w:r>
-          </w:p>
-          <w:p>
-            <w:pPr>
-              <w:numPr>
-                <w:ilvl w:val="0"/>
-                <w:numId w:val="6"/>
-              </w:numPr>
-              <w:spacing w:line="315" w:lineRule="atLeast"/>
+                <w:rFonts w:ascii="Times New Roman" w:eastAsia="宋体" w:hAnsi="Times New Roman" w:cs="宋体"/>
+                <w:sz w:val="21"/>
+              </w:rPr>
+              <w:t>统筹</w:t>
+            </w:r>
+            <w:r>
               <w:rPr>
                 <w:rFonts w:ascii="Times New Roman" w:eastAsia="宋体" w:hAnsi="Times New Roman" w:cs="宋体" w:hint="default"/>
                 <w:sz w:val="21"/>
               </w:rPr>
-            </w:pPr>
-            <w:r>
-              <w:rPr>
-                <w:rFonts w:ascii="宋体" w:eastAsia="宋体" w:hAnsi="宋体" w:cs="宋体"/>
-                <w:sz w:val="21"/>
-              </w:rPr>
-              <w:t xml:space="preserve">规范物料分区摆放与仓储器具整理，核对交接班出库单据，保持库存账实一致；根据销售消耗规律同步门店补货需求，保障物料供应稳定</w:t>
+              <w:t>200+</w:t>
+            </w:r>
+            <w:r>
+              <w:rPr>
+                <w:rFonts w:ascii="Times New Roman" w:eastAsia="宋体" w:hAnsi="Times New Roman" w:cs="宋体"/>
+                <w:sz w:val="21"/>
+              </w:rPr>
+              <w:t>份学生申报材料全流程管理，搭建分类电子台账，建立</w:t>
+            </w:r>
+            <w:r>
+              <w:rPr>
+                <w:rFonts w:ascii="Times New Roman" w:eastAsia="宋体" w:hAnsi="Times New Roman" w:cs="宋体"/>
+                <w:sz w:val="21"/>
+              </w:rPr>
+              <w:t>“</w:t>
+            </w:r>
+            <w:r>
+              <w:rPr>
+                <w:rFonts w:ascii="Times New Roman" w:eastAsia="宋体" w:hAnsi="Times New Roman" w:cs="宋体"/>
+                <w:sz w:val="21"/>
+              </w:rPr>
+              <w:t>录入</w:t>
+            </w:r>
+            <w:r>
+              <w:rPr>
+                <w:rFonts w:ascii="Times New Roman" w:eastAsia="宋体" w:hAnsi="Times New Roman" w:cs="宋体" w:hint="default"/>
+                <w:sz w:val="21"/>
+              </w:rPr>
+              <w:t>-</w:t>
+            </w:r>
+            <w:r>
+              <w:rPr>
+                <w:rFonts w:ascii="Times New Roman" w:eastAsia="宋体" w:hAnsi="Times New Roman" w:cs="宋体"/>
+                <w:sz w:val="21"/>
+              </w:rPr>
+              <w:t>核对</w:t>
+            </w:r>
+            <w:r>
+              <w:rPr>
+                <w:rFonts w:ascii="Times New Roman" w:eastAsia="宋体" w:hAnsi="Times New Roman" w:cs="宋体" w:hint="default"/>
+                <w:sz w:val="21"/>
+              </w:rPr>
+              <w:t>-</w:t>
+            </w:r>
+            <w:r>
+              <w:rPr>
+                <w:rFonts w:ascii="Times New Roman" w:eastAsia="宋体" w:hAnsi="Times New Roman" w:cs="宋体"/>
+                <w:sz w:val="21"/>
+              </w:rPr>
+              <w:t>提交</w:t>
+            </w:r>
+            <w:r>
+              <w:rPr>
+                <w:rFonts w:ascii="Times New Roman" w:eastAsia="宋体" w:hAnsi="Times New Roman" w:cs="宋体"/>
+                <w:sz w:val="21"/>
+              </w:rPr>
+              <w:t>”</w:t>
+            </w:r>
+            <w:r>
+              <w:rPr>
+                <w:rFonts w:ascii="Times New Roman" w:eastAsia="宋体" w:hAnsi="Times New Roman" w:cs="宋体"/>
+                <w:sz w:val="21"/>
+              </w:rPr>
+              <w:t>三级校验机制，实现零差错交付</w:t>
             </w:r>
           </w:p>
         </w:tc>
@@ -3178,7 +3003,7 @@
             </w:pPr>
             <w:r>
               <w:rPr>
-                <w:rFonts w:ascii="宋体" w:eastAsia="宋体" w:hAnsi="宋体" w:cs="宋体"/>
+                <w:rFonts w:ascii="Times New Roman" w:eastAsia="宋体" w:hAnsi="Times New Roman" w:cs="宋体"/>
                 <w:b/>
                 <w:bCs/>
               </w:rPr>
@@ -3278,251 +3103,105 @@
                 <w:bCs/>
                 <w:sz w:val="21"/>
               </w:rPr>
-              <w:t xml:space="preserve">ERP</w:t>
-            </w:r>
-            <w:r>
-              <w:rPr>
-                <w:rFonts w:ascii="宋体" w:eastAsia="宋体" w:hAnsi="宋体" w:cs="宋体"/>
-                <w:b/>
-                <w:bCs/>
-                <w:sz w:val="21"/>
-              </w:rPr>
-              <w:t xml:space="preserve">系统：</w:t>
-            </w:r>
-            <w:r>
-              <w:rPr>
-                <w:rFonts w:ascii="宋体" w:eastAsia="宋体" w:hAnsi="宋体" w:cs="宋体"/>
-                <w:sz w:val="21"/>
-              </w:rPr>
-              <w:t xml:space="preserve">用友</w:t>
-            </w:r>
-            <w:r>
-              <w:rPr>
-                <w:rFonts w:eastAsia="等线"/>
-                <w:sz w:val="21"/>
-              </w:rPr>
-              <w:t xml:space="preserve">U8+</w:t>
-            </w:r>
-            <w:r>
-              <w:rPr>
-                <w:rFonts w:ascii="宋体" w:eastAsia="宋体" w:hAnsi="宋体" w:cs="宋体"/>
-                <w:sz w:val="21"/>
-              </w:rPr>
-              <w:t xml:space="preserve">（采购</w:t>
-            </w:r>
-            <w:r>
-              <w:rPr>
-                <w:rFonts w:eastAsia="等线"/>
-                <w:sz w:val="21"/>
-              </w:rPr>
-              <w:t xml:space="preserve">/</w:t>
-            </w:r>
-            <w:r>
-              <w:rPr>
-                <w:rFonts w:ascii="宋体" w:eastAsia="宋体" w:hAnsi="宋体" w:cs="宋体"/>
-                <w:sz w:val="21"/>
-              </w:rPr>
-              <w:t xml:space="preserve">销售</w:t>
-            </w:r>
-            <w:r>
-              <w:rPr>
-                <w:rFonts w:eastAsia="等线"/>
-                <w:sz w:val="21"/>
-              </w:rPr>
-              <w:t xml:space="preserve">/</w:t>
-            </w:r>
-            <w:r>
-              <w:rPr>
-                <w:rFonts w:ascii="宋体" w:eastAsia="宋体" w:hAnsi="宋体" w:cs="宋体"/>
-                <w:sz w:val="21"/>
-              </w:rPr>
-              <w:t xml:space="preserve">库存</w:t>
-            </w:r>
-            <w:r>
-              <w:rPr>
-                <w:rFonts w:eastAsia="等线"/>
-                <w:sz w:val="21"/>
-              </w:rPr>
-              <w:t xml:space="preserve">/</w:t>
-            </w:r>
-            <w:r>
-              <w:rPr>
-                <w:rFonts w:ascii="宋体" w:eastAsia="宋体" w:hAnsi="宋体" w:cs="宋体"/>
-                <w:sz w:val="21"/>
-              </w:rPr>
-              <w:t xml:space="preserve">存货核算全流程操作）</w:t>
-            </w:r>
-          </w:p>
-          <w:p>
-            <w:pPr>
-              <w:spacing w:line="315" w:lineRule="atLeast"/>
+              <w:t>数据分析与编程：</w:t>
+            </w:r>
+            <w:r>
               <w:rPr>
                 <w:rFonts w:ascii="Times New Roman" w:eastAsia="宋体" w:hAnsi="Times New Roman" w:cs="宋体" w:hint="default"/>
-                <w:b/>
-                <w:bCs/>
-                <w:sz w:val="21"/>
-              </w:rPr>
-            </w:pPr>
-            <w:r>
-              <w:rPr>
-                <w:rFonts w:ascii="宋体" w:eastAsia="宋体" w:hAnsi="宋体" w:cs="宋体"/>
-                <w:b/>
-                <w:bCs/>
-                <w:sz w:val="21"/>
-              </w:rPr>
-              <w:t xml:space="preserve">数据工具：</w:t>
-            </w:r>
-            <w:r>
-              <w:rPr>
-                <w:rFonts w:eastAsia="等线"/>
-                <w:sz w:val="21"/>
-              </w:rPr>
-              <w:t xml:space="preserve">Excel</w:t>
-            </w:r>
-            <w:r>
-              <w:rPr>
-                <w:rFonts w:ascii="宋体" w:eastAsia="宋体" w:hAnsi="宋体" w:cs="宋体"/>
-                <w:sz w:val="21"/>
-              </w:rPr>
-              <w:t xml:space="preserve">（数据透视表、</w:t>
-            </w:r>
-            <w:r>
-              <w:rPr>
-                <w:rFonts w:eastAsia="等线"/>
-                <w:sz w:val="21"/>
-              </w:rPr>
-              <w:t xml:space="preserve">VLOOKUP</w:t>
-            </w:r>
-            <w:r>
-              <w:rPr>
-                <w:rFonts w:ascii="宋体" w:eastAsia="宋体" w:hAnsi="宋体" w:cs="宋体"/>
-                <w:sz w:val="21"/>
-              </w:rPr>
-              <w:t xml:space="preserve">、函数）、</w:t>
-            </w:r>
-            <w:r>
-              <w:rPr>
-                <w:rFonts w:eastAsia="等线"/>
-                <w:sz w:val="21"/>
-              </w:rPr>
-              <w:t xml:space="preserve">Python</w:t>
-            </w:r>
-            <w:r>
-              <w:rPr>
-                <w:rFonts w:ascii="宋体" w:eastAsia="宋体" w:hAnsi="宋体" w:cs="宋体"/>
-                <w:sz w:val="21"/>
-              </w:rPr>
-              <w:t xml:space="preserve">（</w:t>
-            </w:r>
-            <w:r>
-              <w:rPr>
-                <w:rFonts w:eastAsia="等线"/>
-                <w:sz w:val="21"/>
-              </w:rPr>
-              <w:t xml:space="preserve">pandas</w:t>
-            </w:r>
-            <w:r>
-              <w:rPr>
-                <w:rFonts w:ascii="宋体" w:eastAsia="宋体" w:hAnsi="宋体" w:cs="宋体"/>
-                <w:sz w:val="21"/>
-              </w:rPr>
-              <w:t xml:space="preserve">、</w:t>
-            </w:r>
-            <w:r>
-              <w:rPr>
-                <w:rFonts w:eastAsia="等线"/>
-                <w:sz w:val="21"/>
-              </w:rPr>
-              <w:t xml:space="preserve">matplotlib</w:t>
-            </w:r>
-            <w:r>
-              <w:rPr>
-                <w:rFonts w:ascii="宋体" w:eastAsia="宋体" w:hAnsi="宋体" w:cs="宋体"/>
-                <w:sz w:val="21"/>
-              </w:rPr>
-              <w:t xml:space="preserve">）、</w:t>
-            </w:r>
-            <w:r>
-              <w:rPr>
-                <w:rFonts w:eastAsia="等线"/>
-                <w:sz w:val="21"/>
-              </w:rPr>
-              <w:t xml:space="preserve">R</w:t>
-            </w:r>
-            <w:r>
-              <w:rPr>
-                <w:rFonts w:ascii="宋体" w:eastAsia="宋体" w:hAnsi="宋体" w:cs="宋体"/>
-                <w:sz w:val="21"/>
-              </w:rPr>
-              <w:t xml:space="preserve">、</w:t>
-            </w:r>
-            <w:r>
-              <w:rPr>
-                <w:rFonts w:eastAsia="等线"/>
-                <w:sz w:val="21"/>
-              </w:rPr>
-              <w:t xml:space="preserve">SPSS</w:t>
-            </w:r>
-          </w:p>
-          <w:p>
-            <w:pPr>
-              <w:spacing w:line="315" w:lineRule="atLeast"/>
+                <w:sz w:val="21"/>
+              </w:rPr>
+              <w:t>Python</w:t>
+            </w:r>
+            <w:r>
+              <w:rPr>
+                <w:rFonts w:ascii="Times New Roman" w:eastAsia="宋体" w:hAnsi="Times New Roman" w:cs="宋体"/>
+                <w:sz w:val="21"/>
+              </w:rPr>
+              <w:t>、</w:t>
+            </w:r>
+            <w:r>
               <w:rPr>
                 <w:rFonts w:ascii="Times New Roman" w:eastAsia="宋体" w:hAnsi="Times New Roman" w:cs="宋体" w:hint="default"/>
-                <w:b/>
-                <w:bCs/>
-                <w:sz w:val="21"/>
-              </w:rPr>
-            </w:pPr>
-            <w:r>
-              <w:rPr>
-                <w:rFonts w:ascii="宋体" w:eastAsia="宋体" w:hAnsi="宋体" w:cs="宋体"/>
-                <w:b/>
-                <w:bCs/>
-                <w:sz w:val="21"/>
-              </w:rPr>
-              <w:t xml:space="preserve">语言能力：</w:t>
-            </w:r>
-            <w:r>
-              <w:rPr>
-                <w:rFonts w:eastAsia="等线"/>
-                <w:sz w:val="21"/>
-              </w:rPr>
-              <w:t xml:space="preserve">CET-4</w:t>
-            </w:r>
-            <w:r>
-              <w:rPr>
-                <w:rFonts w:ascii="宋体" w:eastAsia="宋体" w:hAnsi="宋体" w:cs="宋体"/>
-                <w:sz w:val="21"/>
-              </w:rPr>
-              <w:t xml:space="preserve">，可阅读英文专业资料与基础商务沟通</w:t>
-            </w:r>
-          </w:p>
-          <w:p>
-            <w:pPr>
-              <w:spacing w:line="315" w:lineRule="atLeast"/>
+                <w:sz w:val="21"/>
+              </w:rPr>
+              <w:t>R</w:t>
+            </w:r>
+            <w:r>
+              <w:rPr>
+                <w:rFonts w:ascii="Times New Roman" w:eastAsia="宋体" w:hAnsi="Times New Roman" w:cs="宋体"/>
+                <w:sz w:val="21"/>
+              </w:rPr>
+              <w:t>、</w:t>
+            </w:r>
+            <w:r>
               <w:rPr>
                 <w:rFonts w:ascii="Times New Roman" w:eastAsia="宋体" w:hAnsi="Times New Roman" w:cs="宋体" w:hint="default"/>
-                <w:b/>
-                <w:bCs/>
-                <w:sz w:val="21"/>
-              </w:rPr>
-            </w:pPr>
-            <w:r>
-              <w:rPr>
-                <w:rFonts w:ascii="宋体" w:eastAsia="宋体" w:hAnsi="宋体" w:cs="宋体"/>
-                <w:b/>
-                <w:bCs/>
-                <w:sz w:val="21"/>
-              </w:rPr>
-              <w:t xml:space="preserve">通用能力：</w:t>
-            </w:r>
-            <w:r>
-              <w:rPr>
-                <w:rFonts w:ascii="宋体" w:eastAsia="宋体" w:hAnsi="宋体" w:cs="宋体"/>
-                <w:sz w:val="21"/>
-              </w:rPr>
-              <w:t xml:space="preserve">台账搭建与文档管理、跨部门沟通对接、流程梳理与标准化</w:t>
+                <w:sz w:val="21"/>
+              </w:rPr>
+              <w:t>SPSS</w:t>
+            </w:r>
+            <w:r>
+              <w:rPr>
+                <w:rFonts w:ascii="Times New Roman" w:eastAsia="宋体" w:hAnsi="Times New Roman" w:cs="宋体"/>
+                <w:sz w:val="21"/>
+              </w:rPr>
+              <w:t>、</w:t>
+            </w:r>
+            <w:r>
+              <w:rPr>
+                <w:rFonts w:ascii="Times New Roman" w:eastAsia="宋体" w:hAnsi="Times New Roman" w:cs="宋体" w:hint="default"/>
+                <w:sz w:val="21"/>
+              </w:rPr>
+              <w:t>Excel</w:t>
+            </w:r>
+            <w:r>
+              <w:rPr>
+                <w:rFonts w:ascii="Times New Roman" w:eastAsia="宋体" w:hAnsi="Times New Roman" w:cs="宋体"/>
+                <w:sz w:val="21"/>
+              </w:rPr>
+              <w:t>（透视表</w:t>
+            </w:r>
+            <w:r>
+              <w:rPr>
+                <w:rFonts w:ascii="Times New Roman" w:eastAsia="宋体" w:hAnsi="Times New Roman" w:cs="宋体" w:hint="default"/>
+                <w:sz w:val="21"/>
+              </w:rPr>
+              <w:t>/VLOOKUP/</w:t>
+            </w:r>
+            <w:r>
+              <w:rPr>
+                <w:rFonts w:ascii="Times New Roman" w:eastAsia="宋体" w:hAnsi="Times New Roman" w:cs="宋体"/>
+                <w:sz w:val="21"/>
+              </w:rPr>
+              <w:t>高级函数</w:t>
+            </w:r>
+            <w:r>
+              <w:rPr>
+                <w:rFonts w:ascii="Times New Roman" w:eastAsia="宋体" w:hAnsi="Times New Roman" w:cs="宋体" w:hint="default"/>
+                <w:sz w:val="21"/>
+              </w:rPr>
+              <w:t>/</w:t>
+            </w:r>
+            <w:r>
+              <w:rPr>
+                <w:rFonts w:ascii="Times New Roman" w:eastAsia="宋体" w:hAnsi="Times New Roman" w:cs="宋体"/>
+                <w:sz w:val="21"/>
+              </w:rPr>
+              <w:t>看板制作），掌握数据清洗、异常筛查、可视化与业务痛点分析；</w:t>
+            </w:r>
+            <w:r>
+              <w:rPr>
+                <w:rFonts w:ascii="Times New Roman" w:eastAsia="宋体" w:hAnsi="Times New Roman" w:cs="宋体" w:hint="default"/>
+                <w:sz w:val="21"/>
+              </w:rPr>
+              <w:t>SQL</w:t>
+            </w:r>
+            <w:r>
+              <w:rPr>
+                <w:rFonts w:ascii="Times New Roman" w:eastAsia="宋体" w:hAnsi="Times New Roman" w:cs="宋体"/>
+                <w:sz w:val="21"/>
+              </w:rPr>
+              <w:t>（课程使用，了解）</w:t>
             </w:r>
           </w:p>
         </w:tc>

--- a/02_定制简历库/通用简历/文雪_山东大学_供应链数据方向.docx
+++ b/02_定制简历库/通用简历/文雪_山东大学_供应链数据方向.docx
@@ -9,6 +9,7 @@
           <w:rFonts w:hint="default"/>
           <w:vanish/>
         </w:rPr>
+        <w:spacing w:line="290" w:lineRule="atLeast" w:before="0" w:after="0"/>
       </w:pPr>
     </w:p>
     <w:tbl>
@@ -51,7 +52,7 @@
           </w:tcPr>
           <w:p>
             <w:pPr>
-              <w:spacing w:line="505" w:lineRule="atLeast"/>
+              <w:spacing w:line="290" w:lineRule="atLeast" w:before="0" w:after="0"/>
               <w:rPr>
                 <w:rFonts w:ascii="宋体" w:eastAsia="宋体" w:hAnsi="宋体"/>
                 <w:b/>
@@ -92,6 +93,7 @@
               <w:rPr>
                 <w:rFonts w:hint="default"/>
               </w:rPr>
+              <w:spacing w:line="290" w:lineRule="atLeast" w:before="0" w:after="0"/>
             </w:pPr>
             <w:r>
               <w:rPr>
@@ -149,7 +151,7 @@
           </w:tcPr>
           <w:p>
             <w:pPr>
-              <w:spacing w:line="315" w:lineRule="atLeast"/>
+              <w:spacing w:line="290" w:lineRule="atLeast" w:before="0" w:after="0"/>
               <w:rPr>
                 <w:rFonts w:eastAsia="等线"/>
                 <w:sz w:val="21"/>
@@ -234,6 +236,7 @@
               <w:rPr>
                 <w:sz w:val="21"/>
               </w:rPr>
+              <w:spacing w:line="290" w:lineRule="atLeast" w:before="0" w:after="0"/>
             </w:pPr>
           </w:p>
         </w:tc>
@@ -262,7 +265,7 @@
           </w:tcPr>
           <w:p>
             <w:pPr>
-              <w:spacing w:line="315" w:lineRule="atLeast"/>
+              <w:spacing w:line="290" w:lineRule="atLeast" w:before="0" w:after="0"/>
               <w:rPr>
                 <w:b/>
                 <w:bCs/>
@@ -334,6 +337,7 @@
               <w:rPr>
                 <w:sz w:val="21"/>
               </w:rPr>
+              <w:spacing w:line="290" w:lineRule="atLeast" w:before="0" w:after="0"/>
             </w:pPr>
           </w:p>
         </w:tc>
@@ -362,7 +366,7 @@
           </w:tcPr>
           <w:p>
             <w:pPr>
-              <w:spacing w:line="315" w:lineRule="atLeast"/>
+              <w:spacing w:line="290" w:lineRule="atLeast" w:before="0" w:after="0"/>
               <w:rPr>
                 <w:b/>
                 <w:bCs/>
@@ -549,6 +553,7 @@
           <w:vanish/>
           <w:sz w:val="2"/>
         </w:rPr>
+        <w:spacing w:line="290" w:lineRule="atLeast" w:before="0" w:after="0"/>
       </w:pPr>
     </w:p>
     <w:tbl>
@@ -590,7 +595,7 @@
           </w:tcPr>
           <w:p>
             <w:pPr>
-              <w:spacing w:line="275" w:lineRule="atLeast"/>
+              <w:spacing w:line="290" w:lineRule="atLeast" w:before="0" w:after="0"/>
             </w:pPr>
             <w:r>
               <w:rPr>
@@ -661,7 +666,7 @@
                 </w:tcPr>
                 <w:p>
                   <w:pPr>
-                    <w:spacing w:line="315" w:lineRule="atLeast"/>
+                    <w:spacing w:line="290" w:lineRule="atLeast" w:before="0" w:after="0"/>
                     <w:jc w:val="center"/>
                     <w:rPr>
                       <w:sz w:val="21"/>
@@ -688,7 +693,7 @@
                 </w:tcPr>
                 <w:p>
                   <w:pPr>
-                    <w:spacing w:line="315" w:lineRule="atLeast"/>
+                    <w:spacing w:line="290" w:lineRule="atLeast" w:before="0" w:after="0"/>
                     <w:rPr>
                       <w:b/>
                       <w:bCs/>
@@ -725,7 +730,7 @@
                 </w:tcPr>
                 <w:p>
                   <w:pPr>
-                    <w:spacing w:line="315" w:lineRule="atLeast"/>
+                    <w:spacing w:line="290" w:lineRule="atLeast" w:before="0" w:after="0"/>
                     <w:rPr>
                       <w:b/>
                       <w:bCs/>
@@ -800,7 +805,7 @@
                 </w:tcPr>
                 <w:p>
                   <w:pPr>
-                    <w:spacing w:line="315" w:lineRule="atLeast"/>
+                    <w:spacing w:line="290" w:lineRule="atLeast" w:before="0" w:after="0"/>
                     <w:rPr>
                       <w:rFonts w:ascii="Times New Roman" w:eastAsia="等线" w:hAnsi="Times New Roman" w:hint="default"/>
                       <w:b/>
@@ -823,7 +828,7 @@
           </w:tbl>
           <w:p>
             <w:pPr>
-              <w:spacing w:line="275" w:lineRule="atLeast"/>
+              <w:spacing w:line="290" w:lineRule="atLeast" w:before="0" w:after="0"/>
               <w:rPr>
                 <w:b/>
                 <w:bCs/>
@@ -838,6 +843,7 @@
         <w:rPr>
           <w:vanish/>
         </w:rPr>
+        <w:spacing w:line="290" w:lineRule="atLeast" w:before="0" w:after="0"/>
       </w:pPr>
     </w:p>
     <w:p>
@@ -846,6 +852,7 @@
           <w:vanish/>
           <w:sz w:val="21"/>
         </w:rPr>
+        <w:spacing w:line="290" w:lineRule="atLeast" w:before="0" w:after="0"/>
       </w:pPr>
     </w:p>
     <w:tbl>
@@ -887,7 +894,7 @@
           </w:tcPr>
           <w:p>
             <w:pPr>
-              <w:spacing w:line="210" w:lineRule="atLeast"/>
+              <w:spacing w:line="290" w:lineRule="atLeast" w:before="0" w:after="0"/>
               <w:rPr>
                 <w:sz w:val="21"/>
               </w:rPr>
@@ -917,7 +924,7 @@
                 <w:ilvl w:val="0"/>
                 <w:numId w:val="2"/>
               </w:numPr>
-              <w:spacing w:line="315" w:lineRule="atLeast"/>
+              <w:spacing w:line="290" w:lineRule="atLeast" w:before="0" w:after="0"/>
               <w:ind w:left="442" w:hanging="442"/>
               <w:rPr>
                 <w:sz w:val="21"/>
@@ -993,7 +1000,7 @@
           </w:tcPr>
           <w:p>
             <w:pPr>
-              <w:spacing w:line="210" w:lineRule="atLeast"/>
+              <w:spacing w:line="290" w:lineRule="atLeast" w:before="0" w:after="0"/>
               <w:rPr>
                 <w:sz w:val="21"/>
               </w:rPr>
@@ -1023,7 +1030,7 @@
                 <w:ilvl w:val="0"/>
                 <w:numId w:val="2"/>
               </w:numPr>
-              <w:spacing w:line="315" w:lineRule="atLeast"/>
+              <w:spacing w:line="290" w:lineRule="atLeast" w:before="0" w:after="0"/>
               <w:rPr>
                 <w:sz w:val="21"/>
               </w:rPr>
@@ -1082,6 +1089,7 @@
           <w:vanish/>
           <w:sz w:val="21"/>
         </w:rPr>
+        <w:spacing w:line="290" w:lineRule="atLeast" w:before="0" w:after="0"/>
       </w:pPr>
     </w:p>
     <w:p>
@@ -1090,6 +1098,7 @@
           <w:vanish/>
           <w:sz w:val="2"/>
         </w:rPr>
+        <w:spacing w:line="290" w:lineRule="atLeast" w:before="0" w:after="0"/>
       </w:pPr>
     </w:p>
     <w:p>
@@ -1097,6 +1106,7 @@
         <w:rPr>
           <w:vanish/>
         </w:rPr>
+        <w:spacing w:line="290" w:lineRule="atLeast" w:before="0" w:after="0"/>
       </w:pPr>
     </w:p>
     <w:p>
@@ -1105,6 +1115,7 @@
           <w:vanish/>
           <w:sz w:val="21"/>
         </w:rPr>
+        <w:spacing w:line="290" w:lineRule="atLeast" w:before="0" w:after="0"/>
       </w:pPr>
     </w:p>
     <w:p>
@@ -1113,6 +1124,7 @@
           <w:vanish/>
           <w:sz w:val="21"/>
         </w:rPr>
+        <w:spacing w:line="290" w:lineRule="atLeast" w:before="0" w:after="0"/>
       </w:pPr>
     </w:p>
     <w:p>
@@ -1121,6 +1133,7 @@
           <w:vanish/>
           <w:sz w:val="2"/>
         </w:rPr>
+        <w:spacing w:line="290" w:lineRule="atLeast" w:before="0" w:after="0"/>
       </w:pPr>
     </w:p>
     <w:tbl>
@@ -1174,7 +1187,7 @@
           </w:tcPr>
           <w:p>
             <w:pPr>
-              <w:spacing w:line="275" w:lineRule="atLeast"/>
+              <w:spacing w:line="290" w:lineRule="atLeast" w:before="0" w:after="0"/>
               <w:rPr>
                 <w:rFonts w:ascii="Times New Roman" w:hAnsi="Times New Roman"/>
                 <w:b/>
@@ -1225,7 +1238,7 @@
           </w:tcPr>
           <w:p>
             <w:pPr>
-              <w:spacing w:line="315" w:lineRule="atLeast"/>
+              <w:spacing w:line="290" w:lineRule="atLeast" w:before="0" w:after="0"/>
               <w:rPr>
                 <w:rFonts w:ascii="Times New Roman" w:hAnsi="Times New Roman"/>
                 <w:sz w:val="21"/>
@@ -1253,7 +1266,7 @@
           </w:tcPr>
           <w:p>
             <w:pPr>
-              <w:spacing w:line="315" w:lineRule="atLeast"/>
+              <w:spacing w:line="290" w:lineRule="atLeast" w:before="0" w:after="0"/>
               <w:rPr>
                 <w:rFonts w:ascii="Times New Roman" w:hAnsi="Times New Roman"/>
                 <w:sz w:val="21"/>
@@ -1284,7 +1297,7 @@
           </w:tcPr>
           <w:p>
             <w:pPr>
-              <w:spacing w:line="315" w:lineRule="atLeast"/>
+              <w:spacing w:line="290" w:lineRule="atLeast" w:before="0" w:after="0"/>
               <w:rPr>
                 <w:rFonts w:ascii="Times New Roman" w:eastAsia="等线" w:hAnsi="Times New Roman"/>
                 <w:b/>
@@ -1316,7 +1329,7 @@
           </w:tcPr>
           <w:p>
             <w:pPr>
-              <w:spacing w:line="315" w:lineRule="atLeast"/>
+              <w:spacing w:line="290" w:lineRule="atLeast" w:before="0" w:after="0"/>
               <w:rPr>
                 <w:rFonts w:ascii="Times New Roman" w:eastAsia="等线" w:hAnsi="Times New Roman" w:hint="default"/>
                 <w:b/>
@@ -1361,7 +1374,7 @@
           </w:tcPr>
           <w:p>
             <w:pPr>
-              <w:spacing w:line="315" w:lineRule="atLeast"/>
+              <w:spacing w:line="290" w:lineRule="atLeast" w:before="0" w:after="0"/>
               <w:rPr>
                 <w:rFonts w:ascii="Times New Roman" w:hAnsi="Times New Roman"/>
                 <w:sz w:val="21"/>
@@ -1393,7 +1406,7 @@
                 <w:ilvl w:val="0"/>
                 <w:numId w:val="9"/>
               </w:numPr>
-              <w:spacing w:line="315" w:lineRule="atLeast"/>
+              <w:spacing w:line="290" w:lineRule="atLeast" w:before="0" w:after="0"/>
               <w:rPr>
                 <w:rFonts w:ascii="Times New Roman" w:eastAsia="宋体" w:hAnsi="Times New Roman" w:cs="宋体" w:hint="default"/>
                 <w:sz w:val="21"/>
@@ -1404,63 +1417,174 @@
                 <w:rFonts w:ascii="Times New Roman" w:eastAsia="宋体" w:hAnsi="Times New Roman" w:cs="宋体"/>
                 <w:sz w:val="21"/>
               </w:rPr>
-              <w:t>针对老龄化小区自提点布局零散、老年覆盖不足痛点，调研</w:t>
-            </w:r>
-            <w:r>
+              <w:t xml:space="preserve">针对济南历下区老龄化小区自提点布局零散问题，构建选址</w:t>
+            </w:r>
+            <w:r>
+              <w:rPr>
+                <w:rFonts w:eastAsia="宋体" w:ascii="Times New Roman" w:hAnsi="Times New Roman"/>
+                <w:sz w:val="21"/>
+              </w:rPr>
+              <w:t xml:space="preserve">-</w:t>
+            </w:r>
+            <w:r>
+              <w:rPr>
+                <w:rFonts w:ascii="Times New Roman" w:eastAsia="宋体" w:hAnsi="Times New Roman" w:cs="宋体"/>
+                <w:sz w:val="21"/>
+              </w:rPr>
+              <w:t xml:space="preserve">路径双层优化模型，将年龄分层服务半径与电梯等待时间纳入目标函数；基于</w:t>
+            </w:r>
+            <w:r>
+              <w:rPr>
+                <w:rFonts w:eastAsia="宋体" w:ascii="Times New Roman" w:hAnsi="Times New Roman"/>
+                <w:sz w:val="21"/>
+              </w:rPr>
+              <w:t xml:space="preserve">15</w:t>
+            </w:r>
+            <w:r>
+              <w:rPr>
+                <w:rFonts w:ascii="Times New Roman" w:eastAsia="宋体" w:hAnsi="Times New Roman" w:cs="宋体"/>
+                <w:sz w:val="21"/>
+              </w:rPr>
+              <w:t xml:space="preserve">个候选点、日均</w:t>
+            </w:r>
+            <w:r>
+              <w:rPr>
+                <w:rFonts w:eastAsia="宋体" w:ascii="Times New Roman" w:hAnsi="Times New Roman"/>
+                <w:sz w:val="21"/>
+              </w:rPr>
+              <w:t xml:space="preserve">345</w:t>
+            </w:r>
+            <w:r>
+              <w:rPr>
+                <w:rFonts w:ascii="Times New Roman" w:eastAsia="宋体" w:hAnsi="Times New Roman" w:cs="宋体"/>
+                <w:sz w:val="21"/>
+              </w:rPr>
+              <w:t xml:space="preserve">单真实数据，用</w:t>
+            </w:r>
+            <w:r>
+              <w:rPr>
+                <w:rFonts w:eastAsia="宋体" w:ascii="Times New Roman" w:hAnsi="Times New Roman"/>
+                <w:sz w:val="21"/>
+              </w:rPr>
+              <w:t xml:space="preserve">Python</w:t>
+            </w:r>
+            <w:r>
+              <w:rPr>
+                <w:rFonts w:ascii="Times New Roman" w:eastAsia="宋体" w:hAnsi="Times New Roman" w:cs="宋体"/>
+                <w:sz w:val="21"/>
+              </w:rPr>
+              <w:t xml:space="preserve">完成求解，提出“</w:t>
+            </w:r>
+            <w:r>
+              <w:rPr>
+                <w:rFonts w:eastAsia="宋体" w:ascii="Times New Roman" w:hAnsi="Times New Roman"/>
+                <w:sz w:val="21"/>
+              </w:rPr>
+              <w:t xml:space="preserve">2</w:t>
+            </w:r>
+            <w:r>
+              <w:rPr>
+                <w:rFonts w:ascii="Times New Roman" w:eastAsia="宋体" w:hAnsi="Times New Roman" w:cs="宋体"/>
+                <w:sz w:val="21"/>
+              </w:rPr>
+              <w:t xml:space="preserve">核心点</w:t>
+            </w:r>
+            <w:r>
+              <w:rPr>
+                <w:rFonts w:eastAsia="宋体" w:ascii="Times New Roman" w:hAnsi="Times New Roman"/>
+                <w:sz w:val="21"/>
+              </w:rPr>
+              <w:t xml:space="preserve">+4</w:t>
+            </w:r>
+            <w:r>
+              <w:rPr>
+                <w:rFonts w:ascii="Times New Roman" w:eastAsia="宋体" w:hAnsi="Times New Roman" w:cs="宋体"/>
+                <w:sz w:val="21"/>
+              </w:rPr>
+              <w:t xml:space="preserve">动态临时点”弹性布局方案</w:t>
+            </w:r>
+          </w:p>
+          <w:p>
+            <w:pPr>
+              <w:numPr>
+                <w:ilvl w:val="0"/>
+                <w:numId w:val="9"/>
+              </w:numPr>
+              <w:spacing w:line="290" w:lineRule="atLeast" w:before="0" w:after="0"/>
               <w:rPr>
                 <w:rFonts w:ascii="Times New Roman" w:eastAsia="宋体" w:hAnsi="Times New Roman" w:cs="宋体" w:hint="default"/>
                 <w:sz w:val="21"/>
               </w:rPr>
-              <w:t>15</w:t>
-            </w:r>
-            <w:r>
-              <w:rPr>
-                <w:rFonts w:ascii="Times New Roman" w:eastAsia="宋体" w:hAnsi="Times New Roman" w:cs="宋体"/>
-                <w:sz w:val="21"/>
-              </w:rPr>
-              <w:t>个候选点、日均</w:t>
-            </w:r>
-            <w:r>
-              <w:rPr>
-                <w:rFonts w:ascii="Times New Roman" w:eastAsia="宋体" w:hAnsi="Times New Roman" w:cs="宋体" w:hint="default"/>
-                <w:sz w:val="21"/>
-              </w:rPr>
-              <w:t>345</w:t>
-            </w:r>
-            <w:r>
-              <w:rPr>
-                <w:rFonts w:ascii="Times New Roman" w:eastAsia="宋体" w:hAnsi="Times New Roman" w:cs="宋体"/>
-                <w:sz w:val="21"/>
-              </w:rPr>
-              <w:t>单真实需求，将年龄分层服务半径、电梯等待时间纳入选址</w:t>
-            </w:r>
-            <w:r>
-              <w:rPr>
-                <w:rFonts w:ascii="Times New Roman" w:eastAsia="宋体" w:hAnsi="Times New Roman" w:cs="宋体" w:hint="default"/>
-                <w:sz w:val="21"/>
-              </w:rPr>
-              <w:t>-</w:t>
-            </w:r>
-            <w:r>
-              <w:rPr>
-                <w:rFonts w:ascii="Times New Roman" w:eastAsia="宋体" w:hAnsi="Times New Roman" w:cs="宋体"/>
-                <w:sz w:val="21"/>
-              </w:rPr>
-              <w:t>路径双层优化模型，用</w:t>
-            </w:r>
-            <w:r>
-              <w:rPr>
-                <w:rFonts w:ascii="Times New Roman" w:eastAsia="宋体" w:hAnsi="Times New Roman" w:cs="宋体" w:hint="default"/>
-                <w:sz w:val="21"/>
-              </w:rPr>
-              <w:t>Python</w:t>
-            </w:r>
-            <w:r>
-              <w:rPr>
-                <w:rFonts w:ascii="Times New Roman" w:eastAsia="宋体" w:hAnsi="Times New Roman" w:cs="宋体"/>
-                <w:sz w:val="21"/>
-              </w:rPr>
-              <w:t>完成求解</w:t>
+            </w:pPr>
+            <w:r>
+              <w:rPr>
+                <w:rFonts w:ascii="Times New Roman" w:eastAsia="宋体" w:hAnsi="Times New Roman" w:cs="宋体"/>
+                <w:sz w:val="21"/>
+              </w:rPr>
+              <w:t xml:space="preserve">模型测算：总成本降低</w:t>
+            </w:r>
+            <w:r>
+              <w:rPr>
+                <w:rFonts w:eastAsia="宋体" w:ascii="Times New Roman" w:hAnsi="Times New Roman"/>
+                <w:sz w:val="21"/>
+              </w:rPr>
+              <w:t xml:space="preserve">18.7%</w:t>
+            </w:r>
+            <w:r>
+              <w:rPr>
+                <w:rFonts w:ascii="Times New Roman" w:eastAsia="宋体" w:hAnsi="Times New Roman" w:cs="宋体"/>
+                <w:sz w:val="21"/>
+              </w:rPr>
+              <w:t xml:space="preserve">，老年覆盖率</w:t>
+            </w:r>
+            <w:r>
+              <w:rPr>
+                <w:rFonts w:eastAsia="宋体" w:ascii="Times New Roman" w:hAnsi="Times New Roman"/>
+                <w:sz w:val="21"/>
+              </w:rPr>
+              <w:t xml:space="preserve">53.4%</w:t>
+            </w:r>
+            <w:r>
+              <w:rPr>
+                <w:rFonts w:ascii="Times New Roman" w:eastAsia="宋体" w:hAnsi="Times New Roman" w:cs="宋体"/>
+                <w:sz w:val="21"/>
+              </w:rPr>
+              <w:t xml:space="preserve">→</w:t>
+            </w:r>
+            <w:r>
+              <w:rPr>
+                <w:rFonts w:eastAsia="宋体" w:ascii="Times New Roman" w:hAnsi="Times New Roman"/>
+                <w:sz w:val="21"/>
+              </w:rPr>
+              <w:t xml:space="preserve">87.3%</w:t>
+            </w:r>
+            <w:r>
+              <w:rPr>
+                <w:rFonts w:ascii="Times New Roman" w:eastAsia="宋体" w:hAnsi="Times New Roman" w:cs="宋体"/>
+                <w:sz w:val="21"/>
+              </w:rPr>
+              <w:t xml:space="preserve">，配送时长缩短</w:t>
+            </w:r>
+            <w:r>
+              <w:rPr>
+                <w:rFonts w:eastAsia="宋体" w:ascii="Times New Roman" w:hAnsi="Times New Roman"/>
+                <w:sz w:val="21"/>
+              </w:rPr>
+              <w:t xml:space="preserve">22.3%</w:t>
+            </w:r>
+            <w:r>
+              <w:rPr>
+                <w:rFonts w:ascii="Times New Roman" w:eastAsia="宋体" w:hAnsi="Times New Roman" w:cs="宋体"/>
+                <w:sz w:val="21"/>
+              </w:rPr>
+              <w:t xml:space="preserve">，覆盖平衡性指数</w:t>
+            </w:r>
+            <w:r>
+              <w:rPr>
+                <w:rFonts w:eastAsia="宋体" w:ascii="Times New Roman" w:hAnsi="Times New Roman"/>
+                <w:sz w:val="21"/>
+              </w:rPr>
+              <w:t xml:space="preserve">0.88</w:t>
             </w:r>
           </w:p>
         </w:tc>
@@ -1490,7 +1614,7 @@
           </w:tcPr>
           <w:p>
             <w:pPr>
-              <w:spacing w:line="315" w:lineRule="atLeast"/>
+              <w:spacing w:line="290" w:lineRule="atLeast" w:before="0" w:after="0"/>
               <w:rPr>
                 <w:rFonts w:ascii="Times New Roman" w:hAnsi="Times New Roman"/>
                 <w:sz w:val="21"/>
@@ -1518,7 +1642,7 @@
           </w:tcPr>
           <w:p>
             <w:pPr>
-              <w:spacing w:line="315" w:lineRule="atLeast"/>
+              <w:spacing w:line="290" w:lineRule="atLeast" w:before="0" w:after="0"/>
               <w:rPr>
                 <w:rFonts w:ascii="Times New Roman" w:hAnsi="Times New Roman"/>
                 <w:sz w:val="21"/>
@@ -1567,7 +1691,7 @@
           </w:tcPr>
           <w:p>
             <w:pPr>
-              <w:spacing w:line="315" w:lineRule="atLeast"/>
+              <w:spacing w:line="290" w:lineRule="atLeast" w:before="0" w:after="0"/>
               <w:rPr>
                 <w:rFonts w:ascii="Times New Roman" w:eastAsia="等线" w:hAnsi="Times New Roman"/>
                 <w:b/>
@@ -1599,7 +1723,7 @@
           </w:tcPr>
           <w:p>
             <w:pPr>
-              <w:spacing w:line="315" w:lineRule="atLeast"/>
+              <w:spacing w:line="290" w:lineRule="atLeast" w:before="0" w:after="0"/>
               <w:rPr>
                 <w:rFonts w:ascii="Times New Roman" w:eastAsia="等线" w:hAnsi="Times New Roman" w:hint="default"/>
                 <w:b/>
@@ -1644,7 +1768,7 @@
           </w:tcPr>
           <w:p>
             <w:pPr>
-              <w:spacing w:line="315" w:lineRule="atLeast"/>
+              <w:spacing w:line="290" w:lineRule="atLeast" w:before="0" w:after="0"/>
               <w:rPr>
                 <w:rFonts w:ascii="Times New Roman" w:hAnsi="Times New Roman"/>
                 <w:sz w:val="21"/>
@@ -1676,7 +1800,7 @@
                 <w:ilvl w:val="0"/>
                 <w:numId w:val="9"/>
               </w:numPr>
-              <w:spacing w:line="315" w:lineRule="atLeast"/>
+              <w:spacing w:line="290" w:lineRule="atLeast" w:before="0" w:after="0"/>
               <w:rPr>
                 <w:rFonts w:ascii="Times New Roman" w:eastAsia="宋体" w:hAnsi="Times New Roman" w:cs="宋体" w:hint="default"/>
                 <w:sz w:val="21"/>
@@ -1687,63 +1811,181 @@
                 <w:rFonts w:ascii="Times New Roman" w:eastAsia="宋体" w:hAnsi="Times New Roman" w:cs="宋体"/>
                 <w:sz w:val="21"/>
               </w:rPr>
-              <w:t>针对老龄化小区自提点布局零散、老年覆盖不足痛点，调研</w:t>
-            </w:r>
-            <w:r>
+              <w:t xml:space="preserve">基于</w:t>
+            </w:r>
+            <w:r>
+              <w:rPr>
+                <w:rFonts w:eastAsia="宋体" w:ascii="Times New Roman" w:hAnsi="Times New Roman"/>
+                <w:sz w:val="21"/>
+              </w:rPr>
+              <w:t xml:space="preserve">TAM</w:t>
+            </w:r>
+            <w:r>
+              <w:rPr>
+                <w:rFonts w:ascii="Times New Roman" w:eastAsia="宋体" w:hAnsi="Times New Roman" w:cs="宋体"/>
+                <w:sz w:val="21"/>
+              </w:rPr>
+              <w:t xml:space="preserve">模型设计</w:t>
+            </w:r>
+            <w:r>
+              <w:rPr>
+                <w:rFonts w:eastAsia="宋体" w:ascii="Times New Roman" w:hAnsi="Times New Roman"/>
+                <w:sz w:val="21"/>
+              </w:rPr>
+              <w:t xml:space="preserve">7</w:t>
+            </w:r>
+            <w:r>
+              <w:rPr>
+                <w:rFonts w:ascii="Times New Roman" w:eastAsia="宋体" w:hAnsi="Times New Roman" w:cs="宋体"/>
+                <w:sz w:val="21"/>
+              </w:rPr>
+              <w:t xml:space="preserve">点李克特量表问卷，回收</w:t>
+            </w:r>
+            <w:r>
+              <w:rPr>
+                <w:rFonts w:eastAsia="宋体" w:ascii="Times New Roman" w:hAnsi="Times New Roman"/>
+                <w:sz w:val="21"/>
+              </w:rPr>
+              <w:t xml:space="preserve">328</w:t>
+            </w:r>
+            <w:r>
+              <w:rPr>
+                <w:rFonts w:ascii="Times New Roman" w:eastAsia="宋体" w:hAnsi="Times New Roman" w:cs="宋体"/>
+                <w:sz w:val="21"/>
+              </w:rPr>
+              <w:t xml:space="preserve">份有效样本，用</w:t>
+            </w:r>
+            <w:r>
+              <w:rPr>
+                <w:rFonts w:eastAsia="宋体" w:ascii="Times New Roman" w:hAnsi="Times New Roman"/>
+                <w:sz w:val="21"/>
+              </w:rPr>
+              <w:t xml:space="preserve">SPSS</w:t>
+            </w:r>
+            <w:r>
+              <w:rPr>
+                <w:rFonts w:ascii="Times New Roman" w:eastAsia="宋体" w:hAnsi="Times New Roman" w:cs="宋体"/>
+                <w:sz w:val="21"/>
+              </w:rPr>
+              <w:t xml:space="preserve">和</w:t>
+            </w:r>
+            <w:r>
+              <w:rPr>
+                <w:rFonts w:eastAsia="宋体" w:ascii="Times New Roman" w:hAnsi="Times New Roman"/>
+                <w:sz w:val="21"/>
+              </w:rPr>
+              <w:t xml:space="preserve">Python</w:t>
+            </w:r>
+            <w:r>
+              <w:rPr>
+                <w:rFonts w:ascii="Times New Roman" w:eastAsia="宋体" w:hAnsi="Times New Roman" w:cs="宋体"/>
+                <w:sz w:val="21"/>
+              </w:rPr>
+              <w:t xml:space="preserve">完成统计分析；验证交互性（</w:t>
+            </w:r>
+            <w:r>
+              <w:rPr>
+                <w:rFonts w:eastAsia="宋体" w:ascii="Times New Roman" w:hAnsi="Times New Roman"/>
+                <w:sz w:val="21"/>
+              </w:rPr>
+              <w:t xml:space="preserve">β=0.42</w:t>
+            </w:r>
+            <w:r>
+              <w:rPr>
+                <w:rFonts w:ascii="Times New Roman" w:eastAsia="宋体" w:hAnsi="Times New Roman" w:cs="宋体"/>
+                <w:sz w:val="21"/>
+              </w:rPr>
+              <w:t xml:space="preserve">）、个性化（</w:t>
+            </w:r>
+            <w:r>
+              <w:rPr>
+                <w:rFonts w:eastAsia="宋体" w:ascii="Times New Roman" w:hAnsi="Times New Roman"/>
+                <w:sz w:val="21"/>
+              </w:rPr>
+              <w:t xml:space="preserve">β=0.38</w:t>
+            </w:r>
+            <w:r>
+              <w:rPr>
+                <w:rFonts w:ascii="Times New Roman" w:eastAsia="宋体" w:hAnsi="Times New Roman" w:cs="宋体"/>
+                <w:sz w:val="21"/>
+              </w:rPr>
+              <w:t xml:space="preserve">）、自主性（</w:t>
+            </w:r>
+            <w:r>
+              <w:rPr>
+                <w:rFonts w:eastAsia="宋体" w:ascii="Times New Roman" w:hAnsi="Times New Roman"/>
+                <w:sz w:val="21"/>
+              </w:rPr>
+              <w:t xml:space="preserve">β=0.31</w:t>
+            </w:r>
+            <w:r>
+              <w:rPr>
+                <w:rFonts w:ascii="Times New Roman" w:eastAsia="宋体" w:hAnsi="Times New Roman" w:cs="宋体"/>
+                <w:sz w:val="21"/>
+              </w:rPr>
+              <w:t xml:space="preserve">）显著正向影响用户感知价值，识别问题识别准确性、智能解决能力为核心影响因素</w:t>
+            </w:r>
+          </w:p>
+          <w:p>
+            <w:pPr>
+              <w:numPr>
+                <w:ilvl w:val="0"/>
+                <w:numId w:val="9"/>
+              </w:numPr>
+              <w:spacing w:line="290" w:lineRule="atLeast" w:before="0" w:after="0"/>
               <w:rPr>
                 <w:rFonts w:ascii="Times New Roman" w:eastAsia="宋体" w:hAnsi="Times New Roman" w:cs="宋体" w:hint="default"/>
                 <w:sz w:val="21"/>
               </w:rPr>
-              <w:t>15</w:t>
-            </w:r>
-            <w:r>
-              <w:rPr>
-                <w:rFonts w:ascii="Times New Roman" w:eastAsia="宋体" w:hAnsi="Times New Roman" w:cs="宋体"/>
-                <w:sz w:val="21"/>
-              </w:rPr>
-              <w:t>个候选点、日均</w:t>
-            </w:r>
-            <w:r>
-              <w:rPr>
-                <w:rFonts w:ascii="Times New Roman" w:eastAsia="宋体" w:hAnsi="Times New Roman" w:cs="宋体" w:hint="default"/>
-                <w:sz w:val="21"/>
-              </w:rPr>
-              <w:t>345</w:t>
-            </w:r>
-            <w:r>
-              <w:rPr>
-                <w:rFonts w:ascii="Times New Roman" w:eastAsia="宋体" w:hAnsi="Times New Roman" w:cs="宋体"/>
-                <w:sz w:val="21"/>
-              </w:rPr>
-              <w:t>单真实需求，将年龄分层服务半径、电梯等待时间纳入选址</w:t>
-            </w:r>
-            <w:r>
-              <w:rPr>
-                <w:rFonts w:ascii="Times New Roman" w:eastAsia="宋体" w:hAnsi="Times New Roman" w:cs="宋体" w:hint="default"/>
-                <w:sz w:val="21"/>
-              </w:rPr>
-              <w:t>-</w:t>
-            </w:r>
-            <w:r>
-              <w:rPr>
-                <w:rFonts w:ascii="Times New Roman" w:eastAsia="宋体" w:hAnsi="Times New Roman" w:cs="宋体"/>
-                <w:sz w:val="21"/>
-              </w:rPr>
-              <w:t>路径双层优化模型，用</w:t>
-            </w:r>
-            <w:r>
-              <w:rPr>
-                <w:rFonts w:ascii="Times New Roman" w:eastAsia="宋体" w:hAnsi="Times New Roman" w:cs="宋体" w:hint="default"/>
-                <w:sz w:val="21"/>
-              </w:rPr>
-              <w:t>Python</w:t>
-            </w:r>
-            <w:r>
-              <w:rPr>
-                <w:rFonts w:ascii="Times New Roman" w:eastAsia="宋体" w:hAnsi="Times New Roman" w:cs="宋体"/>
-                <w:sz w:val="21"/>
-              </w:rPr>
-              <w:t>完成求解</w:t>
+            </w:pPr>
+            <w:r>
+              <w:rPr>
+                <w:rFonts w:ascii="Times New Roman" w:eastAsia="宋体" w:hAnsi="Times New Roman" w:cs="宋体"/>
+                <w:sz w:val="21"/>
+              </w:rPr>
+              <w:t xml:space="preserve">发现用户智能体验起关键中介作用，感知增强维度贡献率</w:t>
+            </w:r>
+            <w:r>
+              <w:rPr>
+                <w:rFonts w:eastAsia="宋体" w:ascii="Times New Roman" w:hAnsi="Times New Roman"/>
+                <w:sz w:val="21"/>
+              </w:rPr>
+              <w:t xml:space="preserve">63%</w:t>
+            </w:r>
+            <w:r>
+              <w:rPr>
+                <w:rFonts w:ascii="Times New Roman" w:eastAsia="宋体" w:hAnsi="Times New Roman" w:cs="宋体"/>
+                <w:sz w:val="21"/>
+              </w:rPr>
+              <w:t xml:space="preserve">；高复杂度场景下信任阈值提高</w:t>
+            </w:r>
+            <w:r>
+              <w:rPr>
+                <w:rFonts w:eastAsia="宋体" w:ascii="Times New Roman" w:hAnsi="Times New Roman"/>
+                <w:sz w:val="21"/>
+              </w:rPr>
+              <w:t xml:space="preserve">32%</w:t>
+            </w:r>
+            <w:r>
+              <w:rPr>
+                <w:rFonts w:ascii="Times New Roman" w:eastAsia="宋体" w:hAnsi="Times New Roman" w:cs="宋体"/>
+                <w:sz w:val="21"/>
+              </w:rPr>
+              <w:t xml:space="preserve">，为电商</w:t>
+            </w:r>
+            <w:r>
+              <w:rPr>
+                <w:rFonts w:eastAsia="宋体" w:ascii="Times New Roman" w:hAnsi="Times New Roman"/>
+                <w:sz w:val="21"/>
+              </w:rPr>
+              <w:t xml:space="preserve">AI</w:t>
+            </w:r>
+            <w:r>
+              <w:rPr>
+                <w:rFonts w:ascii="Times New Roman" w:eastAsia="宋体" w:hAnsi="Times New Roman" w:cs="宋体"/>
+                <w:sz w:val="21"/>
+              </w:rPr>
+              <w:t xml:space="preserve">客服优化提供参考</w:t>
             </w:r>
           </w:p>
         </w:tc>
@@ -1773,7 +2015,7 @@
           </w:tcPr>
           <w:p>
             <w:pPr>
-              <w:spacing w:line="315" w:lineRule="atLeast"/>
+              <w:spacing w:line="290" w:lineRule="atLeast" w:before="0" w:after="0"/>
               <w:rPr>
                 <w:rFonts w:ascii="Times New Roman" w:hAnsi="Times New Roman"/>
                 <w:sz w:val="21"/>
@@ -1801,7 +2043,7 @@
           </w:tcPr>
           <w:p>
             <w:pPr>
-              <w:spacing w:line="315" w:lineRule="atLeast"/>
+              <w:spacing w:line="290" w:lineRule="atLeast" w:before="0" w:after="0"/>
               <w:rPr>
                 <w:rFonts w:ascii="Times New Roman" w:hAnsi="Times New Roman"/>
                 <w:sz w:val="21"/>
@@ -1832,7 +2074,7 @@
           </w:tcPr>
           <w:p>
             <w:pPr>
-              <w:spacing w:line="315" w:lineRule="atLeast"/>
+              <w:spacing w:line="290" w:lineRule="atLeast" w:before="0" w:after="0"/>
               <w:rPr>
                 <w:rFonts w:ascii="Times New Roman" w:eastAsia="等线" w:hAnsi="Times New Roman"/>
                 <w:b/>
@@ -1864,7 +2106,7 @@
           </w:tcPr>
           <w:p>
             <w:pPr>
-              <w:spacing w:line="315" w:lineRule="atLeast"/>
+              <w:spacing w:line="290" w:lineRule="atLeast" w:before="0" w:after="0"/>
               <w:rPr>
                 <w:rFonts w:ascii="Times New Roman" w:eastAsia="等线" w:hAnsi="Times New Roman" w:hint="default"/>
                 <w:b/>
@@ -1909,7 +2151,7 @@
           </w:tcPr>
           <w:p>
             <w:pPr>
-              <w:spacing w:line="315" w:lineRule="atLeast"/>
+              <w:spacing w:line="290" w:lineRule="atLeast" w:before="0" w:after="0"/>
               <w:rPr>
                 <w:rFonts w:ascii="Times New Roman" w:hAnsi="Times New Roman"/>
                 <w:sz w:val="21"/>
@@ -1941,7 +2183,7 @@
                 <w:ilvl w:val="0"/>
                 <w:numId w:val="9"/>
               </w:numPr>
-              <w:spacing w:line="315" w:lineRule="atLeast"/>
+              <w:spacing w:line="290" w:lineRule="atLeast" w:before="0" w:after="0"/>
               <w:rPr>
                 <w:rFonts w:ascii="Times New Roman" w:eastAsia="宋体" w:hAnsi="Times New Roman" w:cs="宋体" w:hint="default"/>
                 <w:sz w:val="21"/>
@@ -1952,63 +2194,55 @@
                 <w:rFonts w:ascii="Times New Roman" w:eastAsia="宋体" w:hAnsi="Times New Roman" w:cs="宋体"/>
                 <w:sz w:val="21"/>
               </w:rPr>
-              <w:t>针对老龄化小区自提点布局零散、老年覆盖不足痛点，调研</w:t>
-            </w:r>
-            <w:r>
+              <w:t xml:space="preserve">基于</w:t>
+            </w:r>
+            <w:r>
+              <w:rPr>
+                <w:rFonts w:eastAsia="宋体" w:ascii="Times New Roman" w:hAnsi="Times New Roman"/>
+                <w:sz w:val="21"/>
+              </w:rPr>
+              <w:t xml:space="preserve">45211</w:t>
+            </w:r>
+            <w:r>
+              <w:rPr>
+                <w:rFonts w:ascii="Times New Roman" w:eastAsia="宋体" w:hAnsi="Times New Roman" w:cs="宋体"/>
+                <w:sz w:val="21"/>
+              </w:rPr>
+              <w:t xml:space="preserve">条葡萄牙银行真实营销数据，用</w:t>
+            </w:r>
+            <w:r>
+              <w:rPr>
+                <w:rFonts w:eastAsia="宋体" w:ascii="Times New Roman" w:hAnsi="Times New Roman"/>
+                <w:sz w:val="21"/>
+              </w:rPr>
+              <w:t xml:space="preserve">R</w:t>
+            </w:r>
+            <w:r>
+              <w:rPr>
+                <w:rFonts w:ascii="Times New Roman" w:eastAsia="宋体" w:hAnsi="Times New Roman" w:cs="宋体"/>
+                <w:sz w:val="21"/>
+              </w:rPr>
+              <w:t xml:space="preserve">完成缺失值与异常值清洗，对年龄、职业、营销频次等字段做多维度分层统计</w:t>
+            </w:r>
+          </w:p>
+          <w:p>
+            <w:pPr>
+              <w:numPr>
+                <w:ilvl w:val="0"/>
+                <w:numId w:val="9"/>
+              </w:numPr>
+              <w:spacing w:line="290" w:lineRule="atLeast" w:before="0" w:after="0"/>
               <w:rPr>
                 <w:rFonts w:ascii="Times New Roman" w:eastAsia="宋体" w:hAnsi="Times New Roman" w:cs="宋体" w:hint="default"/>
                 <w:sz w:val="21"/>
               </w:rPr>
-              <w:t>15</w:t>
-            </w:r>
-            <w:r>
-              <w:rPr>
-                <w:rFonts w:ascii="Times New Roman" w:eastAsia="宋体" w:hAnsi="Times New Roman" w:cs="宋体"/>
-                <w:sz w:val="21"/>
-              </w:rPr>
-              <w:t>个候选点、日均</w:t>
-            </w:r>
-            <w:r>
-              <w:rPr>
-                <w:rFonts w:ascii="Times New Roman" w:eastAsia="宋体" w:hAnsi="Times New Roman" w:cs="宋体" w:hint="default"/>
-                <w:sz w:val="21"/>
-              </w:rPr>
-              <w:t>345</w:t>
-            </w:r>
-            <w:r>
-              <w:rPr>
-                <w:rFonts w:ascii="Times New Roman" w:eastAsia="宋体" w:hAnsi="Times New Roman" w:cs="宋体"/>
-                <w:sz w:val="21"/>
-              </w:rPr>
-              <w:t>单真实需求，将年龄分层服务半径、电梯等待时间纳入选址</w:t>
-            </w:r>
-            <w:r>
-              <w:rPr>
-                <w:rFonts w:ascii="Times New Roman" w:eastAsia="宋体" w:hAnsi="Times New Roman" w:cs="宋体" w:hint="default"/>
-                <w:sz w:val="21"/>
-              </w:rPr>
-              <w:t>-</w:t>
-            </w:r>
-            <w:r>
-              <w:rPr>
-                <w:rFonts w:ascii="Times New Roman" w:eastAsia="宋体" w:hAnsi="Times New Roman" w:cs="宋体"/>
-                <w:sz w:val="21"/>
-              </w:rPr>
-              <w:t>路径双层优化模型，用</w:t>
-            </w:r>
-            <w:r>
-              <w:rPr>
-                <w:rFonts w:ascii="Times New Roman" w:eastAsia="宋体" w:hAnsi="Times New Roman" w:cs="宋体" w:hint="default"/>
-                <w:sz w:val="21"/>
-              </w:rPr>
-              <w:t>Python</w:t>
-            </w:r>
-            <w:r>
-              <w:rPr>
-                <w:rFonts w:ascii="Times New Roman" w:eastAsia="宋体" w:hAnsi="Times New Roman" w:cs="宋体"/>
-                <w:sz w:val="21"/>
-              </w:rPr>
-              <w:t>完成求解</w:t>
+            </w:pPr>
+            <w:r>
+              <w:rPr>
+                <w:rFonts w:ascii="Times New Roman" w:eastAsia="宋体" w:hAnsi="Times New Roman" w:cs="宋体"/>
+                <w:sz w:val="21"/>
+              </w:rPr>
+              <w:t xml:space="preserve">独立绘制帕累托图、相关性热力图、订阅转化率瀑布图，通过多维度统计呈现客户群体响应差异，识别关键影响变量，为客户分群与营销资源分配提供数据支撑</w:t>
             </w:r>
           </w:p>
         </w:tc>
@@ -2038,7 +2272,7 @@
           </w:tcPr>
           <w:p>
             <w:pPr>
-              <w:spacing w:line="315" w:lineRule="atLeast"/>
+              <w:spacing w:line="290" w:lineRule="atLeast" w:before="0" w:after="0"/>
               <w:rPr>
                 <w:rFonts w:ascii="Times New Roman" w:hAnsi="Times New Roman"/>
                 <w:sz w:val="21"/>
@@ -2066,7 +2300,7 @@
           </w:tcPr>
           <w:p>
             <w:pPr>
-              <w:spacing w:line="315" w:lineRule="atLeast"/>
+              <w:spacing w:line="290" w:lineRule="atLeast" w:before="0" w:after="0"/>
               <w:rPr>
                 <w:rFonts w:ascii="Times New Roman" w:hAnsi="Times New Roman"/>
                 <w:sz w:val="21"/>
@@ -2106,7 +2340,7 @@
           </w:tcPr>
           <w:p>
             <w:pPr>
-              <w:spacing w:line="315" w:lineRule="atLeast"/>
+              <w:spacing w:line="290" w:lineRule="atLeast" w:before="0" w:after="0"/>
               <w:rPr>
                 <w:rFonts w:ascii="Times New Roman" w:eastAsia="等线" w:hAnsi="Times New Roman"/>
                 <w:b/>
@@ -2138,7 +2372,7 @@
           </w:tcPr>
           <w:p>
             <w:pPr>
-              <w:spacing w:line="315" w:lineRule="atLeast"/>
+              <w:spacing w:line="290" w:lineRule="atLeast" w:before="0" w:after="0"/>
               <w:rPr>
                 <w:rFonts w:ascii="Times New Roman" w:eastAsia="等线" w:hAnsi="Times New Roman" w:hint="default"/>
                 <w:b/>
@@ -2183,7 +2417,7 @@
           </w:tcPr>
           <w:p>
             <w:pPr>
-              <w:spacing w:line="315" w:lineRule="atLeast"/>
+              <w:spacing w:line="290" w:lineRule="atLeast" w:before="0" w:after="0"/>
               <w:rPr>
                 <w:rFonts w:ascii="Times New Roman" w:hAnsi="Times New Roman"/>
                 <w:sz w:val="21"/>
@@ -2215,7 +2449,7 @@
                 <w:ilvl w:val="0"/>
                 <w:numId w:val="9"/>
               </w:numPr>
-              <w:spacing w:line="315" w:lineRule="atLeast"/>
+              <w:spacing w:line="290" w:lineRule="atLeast" w:before="0" w:after="0"/>
               <w:rPr>
                 <w:rFonts w:ascii="Times New Roman" w:eastAsia="宋体" w:hAnsi="Times New Roman" w:cs="宋体" w:hint="default"/>
                 <w:sz w:val="21"/>
@@ -2226,63 +2460,41 @@
                 <w:rFonts w:ascii="Times New Roman" w:eastAsia="宋体" w:hAnsi="Times New Roman" w:cs="宋体"/>
                 <w:sz w:val="21"/>
               </w:rPr>
-              <w:t>针对老龄化小区自提点布局零散、老年覆盖不足痛点，调研</w:t>
-            </w:r>
-            <w:r>
+              <w:t xml:space="preserve">以账套主管角色，以模拟箱包贸易企业为对象，独立完成采购订单→到货入库→销售订单→发货出库→库存调拨→盘点→存货核算→收付款凭证全流程实操</w:t>
+            </w:r>
+          </w:p>
+          <w:p>
+            <w:pPr>
+              <w:numPr>
+                <w:ilvl w:val="0"/>
+                <w:numId w:val="9"/>
+              </w:numPr>
+              <w:spacing w:line="290" w:lineRule="atLeast" w:before="0" w:after="0"/>
               <w:rPr>
                 <w:rFonts w:ascii="Times New Roman" w:eastAsia="宋体" w:hAnsi="Times New Roman" w:cs="宋体" w:hint="default"/>
                 <w:sz w:val="21"/>
               </w:rPr>
-              <w:t>15</w:t>
-            </w:r>
-            <w:r>
-              <w:rPr>
-                <w:rFonts w:ascii="Times New Roman" w:eastAsia="宋体" w:hAnsi="Times New Roman" w:cs="宋体"/>
-                <w:sz w:val="21"/>
-              </w:rPr>
-              <w:t>个候选点、日均</w:t>
-            </w:r>
-            <w:r>
-              <w:rPr>
-                <w:rFonts w:ascii="Times New Roman" w:eastAsia="宋体" w:hAnsi="Times New Roman" w:cs="宋体" w:hint="default"/>
-                <w:sz w:val="21"/>
-              </w:rPr>
-              <w:t>345</w:t>
-            </w:r>
-            <w:r>
-              <w:rPr>
-                <w:rFonts w:ascii="Times New Roman" w:eastAsia="宋体" w:hAnsi="Times New Roman" w:cs="宋体"/>
-                <w:sz w:val="21"/>
-              </w:rPr>
-              <w:t>单真实需求，将年龄分层服务半径、电梯等待时间纳入选址</w:t>
-            </w:r>
-            <w:r>
-              <w:rPr>
-                <w:rFonts w:ascii="Times New Roman" w:eastAsia="宋体" w:hAnsi="Times New Roman" w:cs="宋体" w:hint="default"/>
-                <w:sz w:val="21"/>
-              </w:rPr>
-              <w:t>-</w:t>
-            </w:r>
-            <w:r>
-              <w:rPr>
-                <w:rFonts w:ascii="Times New Roman" w:eastAsia="宋体" w:hAnsi="Times New Roman" w:cs="宋体"/>
-                <w:sz w:val="21"/>
-              </w:rPr>
-              <w:t>路径双层优化模型，用</w:t>
-            </w:r>
-            <w:r>
-              <w:rPr>
-                <w:rFonts w:ascii="Times New Roman" w:eastAsia="宋体" w:hAnsi="Times New Roman" w:cs="宋体" w:hint="default"/>
-                <w:sz w:val="21"/>
-              </w:rPr>
-              <w:t>Python</w:t>
-            </w:r>
-            <w:r>
-              <w:rPr>
-                <w:rFonts w:ascii="Times New Roman" w:eastAsia="宋体" w:hAnsi="Times New Roman" w:cs="宋体"/>
-                <w:sz w:val="21"/>
-              </w:rPr>
-              <w:t>完成求解</w:t>
+            </w:pPr>
+            <w:r>
+              <w:rPr>
+                <w:rFonts w:ascii="Times New Roman" w:eastAsia="宋体" w:hAnsi="Times New Roman" w:cs="宋体"/>
+                <w:sz w:val="21"/>
+              </w:rPr>
+              <w:t xml:space="preserve">梳理采购、销售、库存等模块间的数据流转与单据关联逻辑，理解</w:t>
+            </w:r>
+            <w:r>
+              <w:rPr>
+                <w:rFonts w:eastAsia="宋体" w:ascii="Times New Roman" w:hAnsi="Times New Roman"/>
+                <w:sz w:val="21"/>
+              </w:rPr>
+              <w:t xml:space="preserve">ERP</w:t>
+            </w:r>
+            <w:r>
+              <w:rPr>
+                <w:rFonts w:ascii="Times New Roman" w:eastAsia="宋体" w:hAnsi="Times New Roman" w:cs="宋体"/>
+                <w:sz w:val="21"/>
+              </w:rPr>
+              <w:t xml:space="preserve">系统供应链业务标准化运作机制</w:t>
             </w:r>
           </w:p>
         </w:tc>
@@ -2314,7 +2526,7 @@
           </w:tcPr>
           <w:p>
             <w:pPr>
-              <w:spacing w:line="275" w:lineRule="atLeast"/>
+              <w:spacing w:line="290" w:lineRule="atLeast" w:before="0" w:after="0"/>
             </w:pPr>
             <w:r>
               <w:rPr>
@@ -2331,6 +2543,7 @@
         <w:rPr>
           <w:vanish/>
         </w:rPr>
+        <w:spacing w:line="290" w:lineRule="atLeast" w:before="0" w:after="0"/>
       </w:pPr>
     </w:p>
     <w:p>
@@ -2339,6 +2552,7 @@
           <w:vanish/>
           <w:sz w:val="21"/>
         </w:rPr>
+        <w:spacing w:line="290" w:lineRule="atLeast" w:before="0" w:after="0"/>
       </w:pPr>
     </w:p>
     <w:tbl>
@@ -2382,7 +2596,7 @@
           </w:tcPr>
           <w:p>
             <w:pPr>
-              <w:spacing w:line="315" w:lineRule="atLeast"/>
+              <w:spacing w:line="290" w:lineRule="atLeast" w:before="0" w:after="0"/>
               <w:rPr>
                 <w:sz w:val="21"/>
               </w:rPr>
@@ -2408,7 +2622,7 @@
           </w:tcPr>
           <w:p>
             <w:pPr>
-              <w:spacing w:line="315" w:lineRule="atLeast"/>
+              <w:spacing w:line="290" w:lineRule="atLeast" w:before="0" w:after="0"/>
               <w:rPr>
                 <w:b/>
                 <w:bCs/>
@@ -2439,7 +2653,7 @@
           </w:tcPr>
           <w:p>
             <w:pPr>
-              <w:spacing w:line="315" w:lineRule="atLeast"/>
+              <w:spacing w:line="290" w:lineRule="atLeast" w:before="0" w:after="0"/>
               <w:rPr>
                 <w:b/>
                 <w:bCs/>
@@ -2470,7 +2684,7 @@
           </w:tcPr>
           <w:p>
             <w:pPr>
-              <w:spacing w:line="315" w:lineRule="atLeast"/>
+              <w:spacing w:line="290" w:lineRule="atLeast" w:before="0" w:after="0"/>
               <w:rPr>
                 <w:rFonts w:ascii="Times New Roman" w:eastAsia="等线" w:hAnsi="Times New Roman" w:hint="default"/>
                 <w:b/>
@@ -2513,7 +2727,7 @@
           </w:tcPr>
           <w:p>
             <w:pPr>
-              <w:spacing w:line="315" w:lineRule="atLeast"/>
+              <w:spacing w:line="290" w:lineRule="atLeast" w:before="0" w:after="0"/>
               <w:rPr>
                 <w:rFonts w:ascii="Times New Roman" w:hAnsi="Times New Roman"/>
                 <w:sz w:val="21"/>
@@ -2545,7 +2759,7 @@
                 <w:ilvl w:val="0"/>
                 <w:numId w:val="6"/>
               </w:numPr>
-              <w:spacing w:line="315" w:lineRule="atLeast"/>
+              <w:spacing w:line="290" w:lineRule="atLeast" w:before="0" w:after="0"/>
               <w:rPr>
                 <w:rFonts w:ascii="Times New Roman" w:eastAsia="宋体" w:hAnsi="Times New Roman" w:cs="宋体" w:hint="default"/>
                 <w:sz w:val="21"/>
@@ -2556,77 +2770,103 @@
                 <w:rFonts w:ascii="Times New Roman" w:eastAsia="宋体" w:hAnsi="Times New Roman" w:cs="宋体"/>
                 <w:sz w:val="21"/>
               </w:rPr>
-              <w:t>统筹</w:t>
-            </w:r>
-            <w:r>
+              <w:t xml:space="preserve">统筹</w:t>
+            </w:r>
+            <w:r>
+              <w:rPr>
+                <w:rFonts w:eastAsia="宋体" w:ascii="Times New Roman" w:hAnsi="Times New Roman"/>
+                <w:sz w:val="21"/>
+              </w:rPr>
+              <w:t xml:space="preserve">200+</w:t>
+            </w:r>
+            <w:r>
+              <w:rPr>
+                <w:rFonts w:ascii="Times New Roman" w:eastAsia="宋体" w:hAnsi="Times New Roman" w:cs="宋体"/>
+                <w:sz w:val="21"/>
+              </w:rPr>
+              <w:t xml:space="preserve">份学员申报材料全流程管理，用</w:t>
+            </w:r>
+            <w:r>
+              <w:rPr>
+                <w:rFonts w:eastAsia="宋体" w:ascii="Times New Roman" w:hAnsi="Times New Roman"/>
+                <w:sz w:val="21"/>
+              </w:rPr>
+              <w:t xml:space="preserve">Excel</w:t>
+            </w:r>
+            <w:r>
+              <w:rPr>
+                <w:rFonts w:ascii="Times New Roman" w:eastAsia="宋体" w:hAnsi="Times New Roman" w:cs="宋体"/>
+                <w:sz w:val="21"/>
+              </w:rPr>
+              <w:t xml:space="preserve">搭建分类电子台账，建立“录入</w:t>
+            </w:r>
+            <w:r>
+              <w:rPr>
+                <w:rFonts w:eastAsia="宋体" w:ascii="Times New Roman" w:hAnsi="Times New Roman"/>
+                <w:sz w:val="21"/>
+              </w:rPr>
+              <w:t xml:space="preserve">-</w:t>
+            </w:r>
+            <w:r>
+              <w:rPr>
+                <w:rFonts w:ascii="Times New Roman" w:eastAsia="宋体" w:hAnsi="Times New Roman" w:cs="宋体"/>
+                <w:sz w:val="21"/>
+              </w:rPr>
+              <w:t xml:space="preserve">核对</w:t>
+            </w:r>
+            <w:r>
+              <w:rPr>
+                <w:rFonts w:eastAsia="宋体" w:ascii="Times New Roman" w:hAnsi="Times New Roman"/>
+                <w:sz w:val="21"/>
+              </w:rPr>
+              <w:t xml:space="preserve">-</w:t>
+            </w:r>
+            <w:r>
+              <w:rPr>
+                <w:rFonts w:ascii="Times New Roman" w:eastAsia="宋体" w:hAnsi="Times New Roman" w:cs="宋体"/>
+                <w:sz w:val="21"/>
+              </w:rPr>
+              <w:t xml:space="preserve">提交”三级校验机制，实现材料零差错提交</w:t>
+            </w:r>
+          </w:p>
+          <w:p>
+            <w:pPr>
+              <w:numPr>
+                <w:ilvl w:val="0"/>
+                <w:numId w:val="6"/>
+              </w:numPr>
+              <w:spacing w:line="290" w:lineRule="atLeast" w:before="0" w:after="0"/>
               <w:rPr>
                 <w:rFonts w:ascii="Times New Roman" w:eastAsia="宋体" w:hAnsi="Times New Roman" w:cs="宋体" w:hint="default"/>
                 <w:sz w:val="21"/>
               </w:rPr>
-              <w:t>200+</w:t>
-            </w:r>
-            <w:r>
-              <w:rPr>
-                <w:rFonts w:ascii="Times New Roman" w:eastAsia="宋体" w:hAnsi="Times New Roman" w:cs="宋体"/>
-                <w:sz w:val="21"/>
-              </w:rPr>
-              <w:t>份学生申报材料全流程管理，搭建分类电子台账，建立</w:t>
-            </w:r>
-            <w:r>
-              <w:rPr>
-                <w:rFonts w:ascii="Times New Roman" w:eastAsia="宋体" w:hAnsi="Times New Roman" w:cs="宋体"/>
-                <w:sz w:val="21"/>
-              </w:rPr>
-              <w:t>“</w:t>
-            </w:r>
-            <w:r>
-              <w:rPr>
-                <w:rFonts w:ascii="Times New Roman" w:eastAsia="宋体" w:hAnsi="Times New Roman" w:cs="宋体"/>
-                <w:sz w:val="21"/>
-              </w:rPr>
-              <w:t>录入</w:t>
-            </w:r>
-            <w:r>
+            </w:pPr>
+            <w:r>
+              <w:rPr>
+                <w:rFonts w:ascii="Times New Roman" w:eastAsia="宋体" w:hAnsi="Times New Roman" w:cs="宋体"/>
+                <w:sz w:val="21"/>
+              </w:rPr>
+              <w:t xml:space="preserve">对接各部门同步项目推进进度，按月汇总执行数据形成工作小结，梳理并标准化资料审核与报批流程</w:t>
+            </w:r>
+          </w:p>
+          <w:p>
+            <w:pPr>
+              <w:numPr>
+                <w:ilvl w:val="0"/>
+                <w:numId w:val="6"/>
+              </w:numPr>
+              <w:spacing w:line="290" w:lineRule="atLeast" w:before="0" w:after="0"/>
               <w:rPr>
                 <w:rFonts w:ascii="Times New Roman" w:eastAsia="宋体" w:hAnsi="Times New Roman" w:cs="宋体" w:hint="default"/>
                 <w:sz w:val="21"/>
               </w:rPr>
-              <w:t>-</w:t>
-            </w:r>
-            <w:r>
-              <w:rPr>
-                <w:rFonts w:ascii="Times New Roman" w:eastAsia="宋体" w:hAnsi="Times New Roman" w:cs="宋体"/>
-                <w:sz w:val="21"/>
-              </w:rPr>
-              <w:t>核对</w:t>
-            </w:r>
-            <w:r>
-              <w:rPr>
-                <w:rFonts w:ascii="Times New Roman" w:eastAsia="宋体" w:hAnsi="Times New Roman" w:cs="宋体" w:hint="default"/>
-                <w:sz w:val="21"/>
-              </w:rPr>
-              <w:t>-</w:t>
-            </w:r>
-            <w:r>
-              <w:rPr>
-                <w:rFonts w:ascii="Times New Roman" w:eastAsia="宋体" w:hAnsi="Times New Roman" w:cs="宋体"/>
-                <w:sz w:val="21"/>
-              </w:rPr>
-              <w:t>提交</w:t>
-            </w:r>
-            <w:r>
-              <w:rPr>
-                <w:rFonts w:ascii="Times New Roman" w:eastAsia="宋体" w:hAnsi="Times New Roman" w:cs="宋体"/>
-                <w:sz w:val="21"/>
-              </w:rPr>
-              <w:t>”</w:t>
-            </w:r>
-            <w:r>
-              <w:rPr>
-                <w:rFonts w:ascii="Times New Roman" w:eastAsia="宋体" w:hAnsi="Times New Roman" w:cs="宋体"/>
-                <w:sz w:val="21"/>
-              </w:rPr>
-              <w:t>三级校验机制，实现零差错交付</w:t>
+            </w:pPr>
+            <w:r>
+              <w:rPr>
+                <w:rFonts w:ascii="Times New Roman" w:eastAsia="宋体" w:hAnsi="Times New Roman" w:cs="宋体"/>
+                <w:sz w:val="21"/>
+              </w:rPr>
+              <w:t xml:space="preserve">建立可检索的文档归档体系，统一收纳各类申报单据并分类存档，提升后续材料调取效率</w:t>
             </w:r>
           </w:p>
         </w:tc>
@@ -2654,7 +2894,7 @@
           </w:tcPr>
           <w:p>
             <w:pPr>
-              <w:spacing w:line="315" w:lineRule="atLeast"/>
+              <w:spacing w:line="290" w:lineRule="atLeast" w:before="0" w:after="0"/>
               <w:rPr>
                 <w:sz w:val="21"/>
               </w:rPr>
@@ -2680,7 +2920,7 @@
           </w:tcPr>
           <w:p>
             <w:pPr>
-              <w:spacing w:line="315" w:lineRule="atLeast"/>
+              <w:spacing w:line="290" w:lineRule="atLeast" w:before="0" w:after="0"/>
               <w:rPr>
                 <w:b/>
                 <w:bCs/>
@@ -2711,7 +2951,7 @@
           </w:tcPr>
           <w:p>
             <w:pPr>
-              <w:spacing w:line="315" w:lineRule="atLeast"/>
+              <w:spacing w:line="290" w:lineRule="atLeast" w:before="0" w:after="0"/>
               <w:rPr>
                 <w:b/>
                 <w:bCs/>
@@ -2742,7 +2982,7 @@
           </w:tcPr>
           <w:p>
             <w:pPr>
-              <w:spacing w:line="315" w:lineRule="atLeast"/>
+              <w:spacing w:line="290" w:lineRule="atLeast" w:before="0" w:after="0"/>
               <w:rPr>
                 <w:rFonts w:ascii="Times New Roman" w:eastAsia="等线" w:hAnsi="Times New Roman" w:hint="default"/>
                 <w:b/>
@@ -2785,7 +3025,7 @@
           </w:tcPr>
           <w:p>
             <w:pPr>
-              <w:spacing w:line="315" w:lineRule="atLeast"/>
+              <w:spacing w:line="290" w:lineRule="atLeast" w:before="0" w:after="0"/>
               <w:rPr>
                 <w:rFonts w:ascii="Times New Roman" w:hAnsi="Times New Roman"/>
                 <w:sz w:val="21"/>
@@ -2817,7 +3057,7 @@
                 <w:ilvl w:val="0"/>
                 <w:numId w:val="6"/>
               </w:numPr>
-              <w:spacing w:line="315" w:lineRule="atLeast"/>
+              <w:spacing w:line="290" w:lineRule="atLeast" w:before="0" w:after="0"/>
               <w:rPr>
                 <w:rFonts w:ascii="Times New Roman" w:eastAsia="宋体" w:hAnsi="Times New Roman" w:cs="宋体" w:hint="default"/>
                 <w:sz w:val="21"/>
@@ -2828,77 +3068,27 @@
                 <w:rFonts w:ascii="Times New Roman" w:eastAsia="宋体" w:hAnsi="Times New Roman" w:cs="宋体"/>
                 <w:sz w:val="21"/>
               </w:rPr>
-              <w:t>统筹</w:t>
-            </w:r>
-            <w:r>
+              <w:t xml:space="preserve">落实门店原辅料日盘与效期管理流程，每日核对食材有效期并打印失效单据，根据消耗规律提醒仓库解冻备货，降低物料损耗与缺货风险</w:t>
+            </w:r>
+          </w:p>
+          <w:p>
+            <w:pPr>
+              <w:numPr>
+                <w:ilvl w:val="0"/>
+                <w:numId w:val="6"/>
+              </w:numPr>
+              <w:spacing w:line="290" w:lineRule="atLeast" w:before="0" w:after="0"/>
               <w:rPr>
                 <w:rFonts w:ascii="Times New Roman" w:eastAsia="宋体" w:hAnsi="Times New Roman" w:cs="宋体" w:hint="default"/>
                 <w:sz w:val="21"/>
               </w:rPr>
-              <w:t>200+</w:t>
-            </w:r>
-            <w:r>
-              <w:rPr>
-                <w:rFonts w:ascii="Times New Roman" w:eastAsia="宋体" w:hAnsi="Times New Roman" w:cs="宋体"/>
-                <w:sz w:val="21"/>
-              </w:rPr>
-              <w:t>份学生申报材料全流程管理，搭建分类电子台账，建立</w:t>
-            </w:r>
-            <w:r>
-              <w:rPr>
-                <w:rFonts w:ascii="Times New Roman" w:eastAsia="宋体" w:hAnsi="Times New Roman" w:cs="宋体"/>
-                <w:sz w:val="21"/>
-              </w:rPr>
-              <w:t>“</w:t>
-            </w:r>
-            <w:r>
-              <w:rPr>
-                <w:rFonts w:ascii="Times New Roman" w:eastAsia="宋体" w:hAnsi="Times New Roman" w:cs="宋体"/>
-                <w:sz w:val="21"/>
-              </w:rPr>
-              <w:t>录入</w:t>
-            </w:r>
-            <w:r>
-              <w:rPr>
-                <w:rFonts w:ascii="Times New Roman" w:eastAsia="宋体" w:hAnsi="Times New Roman" w:cs="宋体" w:hint="default"/>
-                <w:sz w:val="21"/>
-              </w:rPr>
-              <w:t>-</w:t>
-            </w:r>
-            <w:r>
-              <w:rPr>
-                <w:rFonts w:ascii="Times New Roman" w:eastAsia="宋体" w:hAnsi="Times New Roman" w:cs="宋体"/>
-                <w:sz w:val="21"/>
-              </w:rPr>
-              <w:t>核对</w:t>
-            </w:r>
-            <w:r>
-              <w:rPr>
-                <w:rFonts w:ascii="Times New Roman" w:eastAsia="宋体" w:hAnsi="Times New Roman" w:cs="宋体" w:hint="default"/>
-                <w:sz w:val="21"/>
-              </w:rPr>
-              <w:t>-</w:t>
-            </w:r>
-            <w:r>
-              <w:rPr>
-                <w:rFonts w:ascii="Times New Roman" w:eastAsia="宋体" w:hAnsi="Times New Roman" w:cs="宋体"/>
-                <w:sz w:val="21"/>
-              </w:rPr>
-              <w:t>提交</w:t>
-            </w:r>
-            <w:r>
-              <w:rPr>
-                <w:rFonts w:ascii="Times New Roman" w:eastAsia="宋体" w:hAnsi="Times New Roman" w:cs="宋体"/>
-                <w:sz w:val="21"/>
-              </w:rPr>
-              <w:t>”</w:t>
-            </w:r>
-            <w:r>
-              <w:rPr>
-                <w:rFonts w:ascii="Times New Roman" w:eastAsia="宋体" w:hAnsi="Times New Roman" w:cs="宋体"/>
-                <w:sz w:val="21"/>
-              </w:rPr>
-              <w:t>三级校验机制，实现零差错交付</w:t>
+            </w:pPr>
+            <w:r>
+              <w:rPr>
+                <w:rFonts w:ascii="Times New Roman" w:eastAsia="宋体" w:hAnsi="Times New Roman" w:cs="宋体"/>
+                <w:sz w:val="21"/>
+              </w:rPr>
+              <w:t xml:space="preserve">规范物料分区摆放与仓储器具整理，核对交接班出库单据，保持库存账实一致；根据销售消耗规律同步门店补货需求，保障物料供应稳定</w:t>
             </w:r>
           </w:p>
         </w:tc>
@@ -2911,6 +3101,7 @@
           <w:vanish/>
           <w:sz w:val="21"/>
         </w:rPr>
+        <w:spacing w:line="290" w:lineRule="atLeast" w:before="0" w:after="0"/>
       </w:pPr>
     </w:p>
     <w:p>
@@ -2920,6 +3111,7 @@
           <w:vanish/>
           <w:sz w:val="21"/>
         </w:rPr>
+        <w:spacing w:line="290" w:lineRule="atLeast" w:before="0" w:after="0"/>
       </w:pPr>
     </w:p>
     <w:p>
@@ -2929,6 +3121,7 @@
           <w:vanish/>
           <w:sz w:val="21"/>
         </w:rPr>
+        <w:spacing w:line="290" w:lineRule="atLeast" w:before="0" w:after="0"/>
       </w:pPr>
     </w:p>
     <w:p>
@@ -2938,6 +3131,7 @@
           <w:vanish/>
           <w:sz w:val="2"/>
         </w:rPr>
+        <w:spacing w:line="290" w:lineRule="atLeast" w:before="0" w:after="0"/>
       </w:pPr>
     </w:p>
     <w:p>
@@ -2946,6 +3140,7 @@
           <w:rFonts w:ascii="Times New Roman" w:hAnsi="Times New Roman"/>
           <w:vanish/>
         </w:rPr>
+        <w:spacing w:line="290" w:lineRule="atLeast" w:before="0" w:after="0"/>
       </w:pPr>
     </w:p>
     <w:p>
@@ -2955,6 +3150,7 @@
           <w:vanish/>
           <w:sz w:val="21"/>
         </w:rPr>
+        <w:spacing w:line="290" w:lineRule="atLeast" w:before="0" w:after="0"/>
       </w:pPr>
     </w:p>
     <w:tbl>
@@ -2996,7 +3192,7 @@
           </w:tcPr>
           <w:p>
             <w:pPr>
-              <w:spacing w:before="63" w:after="42" w:line="275" w:lineRule="atLeast"/>
+              <w:spacing w:before="0" w:after="0" w:line="290" w:lineRule="atLeast"/>
               <w:rPr>
                 <w:rFonts w:ascii="Times New Roman" w:hAnsi="Times New Roman"/>
               </w:rPr>
@@ -3019,6 +3215,7 @@
           <w:rFonts w:ascii="Times New Roman" w:hAnsi="Times New Roman"/>
           <w:vanish/>
         </w:rPr>
+        <w:spacing w:line="290" w:lineRule="atLeast" w:before="0" w:after="0"/>
       </w:pPr>
     </w:p>
     <w:tbl>
@@ -3061,7 +3258,7 @@
           </w:tcPr>
           <w:p>
             <w:pPr>
-              <w:spacing w:before="63" w:after="21" w:line="210" w:lineRule="atLeast"/>
+              <w:spacing w:before="0" w:after="0" w:line="290" w:lineRule="atLeast"/>
               <w:rPr>
                 <w:rFonts w:ascii="Times New Roman" w:hAnsi="Times New Roman"/>
                 <w:sz w:val="21"/>
@@ -3088,7 +3285,7 @@
           </w:tcPr>
           <w:p>
             <w:pPr>
-              <w:spacing w:line="315" w:lineRule="atLeast"/>
+              <w:spacing w:line="290" w:lineRule="atLeast" w:before="0" w:after="0"/>
               <w:rPr>
                 <w:rFonts w:ascii="Times New Roman" w:eastAsia="宋体" w:hAnsi="Times New Roman" w:cs="宋体" w:hint="default"/>
                 <w:b/>
@@ -3103,105 +3300,251 @@
                 <w:bCs/>
                 <w:sz w:val="21"/>
               </w:rPr>
-              <w:t>数据分析与编程：</w:t>
-            </w:r>
-            <w:r>
+              <w:t xml:space="preserve">ERP</w:t>
+            </w:r>
+            <w:r>
+              <w:rPr>
+                <w:rFonts w:ascii="Times New Roman" w:eastAsia="宋体" w:hAnsi="Times New Roman" w:cs="宋体"/>
+                <w:b/>
+                <w:bCs/>
+                <w:sz w:val="21"/>
+              </w:rPr>
+              <w:t xml:space="preserve">系统：</w:t>
+            </w:r>
+            <w:r>
+              <w:rPr>
+                <w:rFonts w:ascii="Times New Roman" w:eastAsia="宋体" w:hAnsi="Times New Roman" w:cs="宋体"/>
+                <w:sz w:val="21"/>
+              </w:rPr>
+              <w:t xml:space="preserve">用友</w:t>
+            </w:r>
+            <w:r>
+              <w:rPr>
+                <w:rFonts w:eastAsia="宋体" w:ascii="Times New Roman" w:hAnsi="Times New Roman"/>
+                <w:sz w:val="21"/>
+              </w:rPr>
+              <w:t xml:space="preserve">U8+</w:t>
+            </w:r>
+            <w:r>
+              <w:rPr>
+                <w:rFonts w:ascii="Times New Roman" w:eastAsia="宋体" w:hAnsi="Times New Roman" w:cs="宋体"/>
+                <w:sz w:val="21"/>
+              </w:rPr>
+              <w:t xml:space="preserve">（采购</w:t>
+            </w:r>
+            <w:r>
+              <w:rPr>
+                <w:rFonts w:eastAsia="宋体" w:ascii="Times New Roman" w:hAnsi="Times New Roman"/>
+                <w:sz w:val="21"/>
+              </w:rPr>
+              <w:t xml:space="preserve">/</w:t>
+            </w:r>
+            <w:r>
+              <w:rPr>
+                <w:rFonts w:ascii="Times New Roman" w:eastAsia="宋体" w:hAnsi="Times New Roman" w:cs="宋体"/>
+                <w:sz w:val="21"/>
+              </w:rPr>
+              <w:t xml:space="preserve">销售</w:t>
+            </w:r>
+            <w:r>
+              <w:rPr>
+                <w:rFonts w:eastAsia="宋体" w:ascii="Times New Roman" w:hAnsi="Times New Roman"/>
+                <w:sz w:val="21"/>
+              </w:rPr>
+              <w:t xml:space="preserve">/</w:t>
+            </w:r>
+            <w:r>
+              <w:rPr>
+                <w:rFonts w:ascii="Times New Roman" w:eastAsia="宋体" w:hAnsi="Times New Roman" w:cs="宋体"/>
+                <w:sz w:val="21"/>
+              </w:rPr>
+              <w:t xml:space="preserve">库存</w:t>
+            </w:r>
+            <w:r>
+              <w:rPr>
+                <w:rFonts w:eastAsia="宋体" w:ascii="Times New Roman" w:hAnsi="Times New Roman"/>
+                <w:sz w:val="21"/>
+              </w:rPr>
+              <w:t xml:space="preserve">/</w:t>
+            </w:r>
+            <w:r>
+              <w:rPr>
+                <w:rFonts w:ascii="Times New Roman" w:eastAsia="宋体" w:hAnsi="Times New Roman" w:cs="宋体"/>
+                <w:sz w:val="21"/>
+              </w:rPr>
+              <w:t xml:space="preserve">存货核算全流程操作）</w:t>
+            </w:r>
+          </w:p>
+          <w:p>
+            <w:pPr>
+              <w:spacing w:line="290" w:lineRule="atLeast" w:before="0" w:after="0"/>
               <w:rPr>
                 <w:rFonts w:ascii="Times New Roman" w:eastAsia="宋体" w:hAnsi="Times New Roman" w:cs="宋体" w:hint="default"/>
-                <w:sz w:val="21"/>
-              </w:rPr>
-              <w:t>Python</w:t>
-            </w:r>
-            <w:r>
-              <w:rPr>
-                <w:rFonts w:ascii="Times New Roman" w:eastAsia="宋体" w:hAnsi="Times New Roman" w:cs="宋体"/>
-                <w:sz w:val="21"/>
-              </w:rPr>
-              <w:t>、</w:t>
-            </w:r>
-            <w:r>
+                <w:b/>
+                <w:bCs/>
+                <w:sz w:val="21"/>
+              </w:rPr>
+            </w:pPr>
+            <w:r>
+              <w:rPr>
+                <w:rFonts w:ascii="Times New Roman" w:eastAsia="宋体" w:hAnsi="Times New Roman" w:cs="宋体"/>
+                <w:b/>
+                <w:bCs/>
+                <w:sz w:val="21"/>
+              </w:rPr>
+              <w:t xml:space="preserve">数据工具：</w:t>
+            </w:r>
+            <w:r>
+              <w:rPr>
+                <w:rFonts w:eastAsia="宋体" w:ascii="Times New Roman" w:hAnsi="Times New Roman"/>
+                <w:sz w:val="21"/>
+              </w:rPr>
+              <w:t xml:space="preserve">Excel</w:t>
+            </w:r>
+            <w:r>
+              <w:rPr>
+                <w:rFonts w:ascii="Times New Roman" w:eastAsia="宋体" w:hAnsi="Times New Roman" w:cs="宋体"/>
+                <w:sz w:val="21"/>
+              </w:rPr>
+              <w:t xml:space="preserve">（数据透视表、</w:t>
+            </w:r>
+            <w:r>
+              <w:rPr>
+                <w:rFonts w:eastAsia="宋体" w:ascii="Times New Roman" w:hAnsi="Times New Roman"/>
+                <w:sz w:val="21"/>
+              </w:rPr>
+              <w:t xml:space="preserve">VLOOKUP</w:t>
+            </w:r>
+            <w:r>
+              <w:rPr>
+                <w:rFonts w:ascii="Times New Roman" w:eastAsia="宋体" w:hAnsi="Times New Roman" w:cs="宋体"/>
+                <w:sz w:val="21"/>
+              </w:rPr>
+              <w:t xml:space="preserve">、函数）、</w:t>
+            </w:r>
+            <w:r>
+              <w:rPr>
+                <w:rFonts w:eastAsia="宋体" w:ascii="Times New Roman" w:hAnsi="Times New Roman"/>
+                <w:sz w:val="21"/>
+              </w:rPr>
+              <w:t xml:space="preserve">Python</w:t>
+            </w:r>
+            <w:r>
+              <w:rPr>
+                <w:rFonts w:ascii="Times New Roman" w:eastAsia="宋体" w:hAnsi="Times New Roman" w:cs="宋体"/>
+                <w:sz w:val="21"/>
+              </w:rPr>
+              <w:t xml:space="preserve">（</w:t>
+            </w:r>
+            <w:r>
+              <w:rPr>
+                <w:rFonts w:eastAsia="宋体" w:ascii="Times New Roman" w:hAnsi="Times New Roman"/>
+                <w:sz w:val="21"/>
+              </w:rPr>
+              <w:t xml:space="preserve">pandas</w:t>
+            </w:r>
+            <w:r>
+              <w:rPr>
+                <w:rFonts w:ascii="Times New Roman" w:eastAsia="宋体" w:hAnsi="Times New Roman" w:cs="宋体"/>
+                <w:sz w:val="21"/>
+              </w:rPr>
+              <w:t xml:space="preserve">、</w:t>
+            </w:r>
+            <w:r>
+              <w:rPr>
+                <w:rFonts w:eastAsia="宋体" w:ascii="Times New Roman" w:hAnsi="Times New Roman"/>
+                <w:sz w:val="21"/>
+              </w:rPr>
+              <w:t xml:space="preserve">matplotlib</w:t>
+            </w:r>
+            <w:r>
+              <w:rPr>
+                <w:rFonts w:ascii="Times New Roman" w:eastAsia="宋体" w:hAnsi="Times New Roman" w:cs="宋体"/>
+                <w:sz w:val="21"/>
+              </w:rPr>
+              <w:t xml:space="preserve">）、</w:t>
+            </w:r>
+            <w:r>
+              <w:rPr>
+                <w:rFonts w:eastAsia="宋体" w:ascii="Times New Roman" w:hAnsi="Times New Roman"/>
+                <w:sz w:val="21"/>
+              </w:rPr>
+              <w:t xml:space="preserve">R</w:t>
+            </w:r>
+            <w:r>
+              <w:rPr>
+                <w:rFonts w:ascii="Times New Roman" w:eastAsia="宋体" w:hAnsi="Times New Roman" w:cs="宋体"/>
+                <w:sz w:val="21"/>
+              </w:rPr>
+              <w:t xml:space="preserve">、</w:t>
+            </w:r>
+            <w:r>
+              <w:rPr>
+                <w:rFonts w:eastAsia="宋体" w:ascii="Times New Roman" w:hAnsi="Times New Roman"/>
+                <w:sz w:val="21"/>
+              </w:rPr>
+              <w:t xml:space="preserve">SPSS</w:t>
+            </w:r>
+          </w:p>
+          <w:p>
+            <w:pPr>
+              <w:spacing w:line="290" w:lineRule="atLeast" w:before="0" w:after="0"/>
               <w:rPr>
                 <w:rFonts w:ascii="Times New Roman" w:eastAsia="宋体" w:hAnsi="Times New Roman" w:cs="宋体" w:hint="default"/>
-                <w:sz w:val="21"/>
-              </w:rPr>
-              <w:t>R</w:t>
-            </w:r>
-            <w:r>
-              <w:rPr>
-                <w:rFonts w:ascii="Times New Roman" w:eastAsia="宋体" w:hAnsi="Times New Roman" w:cs="宋体"/>
-                <w:sz w:val="21"/>
-              </w:rPr>
-              <w:t>、</w:t>
-            </w:r>
-            <w:r>
+                <w:b/>
+                <w:bCs/>
+                <w:sz w:val="21"/>
+              </w:rPr>
+            </w:pPr>
+            <w:r>
+              <w:rPr>
+                <w:rFonts w:ascii="Times New Roman" w:eastAsia="宋体" w:hAnsi="Times New Roman" w:cs="宋体"/>
+                <w:b/>
+                <w:bCs/>
+                <w:sz w:val="21"/>
+              </w:rPr>
+              <w:t xml:space="preserve">语言能力：</w:t>
+            </w:r>
+            <w:r>
+              <w:rPr>
+                <w:rFonts w:eastAsia="宋体" w:ascii="Times New Roman" w:hAnsi="Times New Roman"/>
+                <w:sz w:val="21"/>
+              </w:rPr>
+              <w:t xml:space="preserve">CET-4</w:t>
+            </w:r>
+            <w:r>
+              <w:rPr>
+                <w:rFonts w:ascii="Times New Roman" w:eastAsia="宋体" w:hAnsi="Times New Roman" w:cs="宋体"/>
+                <w:sz w:val="21"/>
+              </w:rPr>
+              <w:t xml:space="preserve">，可阅读英文专业资料与基础商务沟通</w:t>
+            </w:r>
+          </w:p>
+          <w:p>
+            <w:pPr>
+              <w:spacing w:line="290" w:lineRule="atLeast" w:before="0" w:after="0"/>
               <w:rPr>
                 <w:rFonts w:ascii="Times New Roman" w:eastAsia="宋体" w:hAnsi="Times New Roman" w:cs="宋体" w:hint="default"/>
-                <w:sz w:val="21"/>
-              </w:rPr>
-              <w:t>SPSS</w:t>
-            </w:r>
-            <w:r>
-              <w:rPr>
-                <w:rFonts w:ascii="Times New Roman" w:eastAsia="宋体" w:hAnsi="Times New Roman" w:cs="宋体"/>
-                <w:sz w:val="21"/>
-              </w:rPr>
-              <w:t>、</w:t>
-            </w:r>
-            <w:r>
-              <w:rPr>
-                <w:rFonts w:ascii="Times New Roman" w:eastAsia="宋体" w:hAnsi="Times New Roman" w:cs="宋体" w:hint="default"/>
-                <w:sz w:val="21"/>
-              </w:rPr>
-              <w:t>Excel</w:t>
-            </w:r>
-            <w:r>
-              <w:rPr>
-                <w:rFonts w:ascii="Times New Roman" w:eastAsia="宋体" w:hAnsi="Times New Roman" w:cs="宋体"/>
-                <w:sz w:val="21"/>
-              </w:rPr>
-              <w:t>（透视表</w:t>
-            </w:r>
-            <w:r>
-              <w:rPr>
-                <w:rFonts w:ascii="Times New Roman" w:eastAsia="宋体" w:hAnsi="Times New Roman" w:cs="宋体" w:hint="default"/>
-                <w:sz w:val="21"/>
-              </w:rPr>
-              <w:t>/VLOOKUP/</w:t>
-            </w:r>
-            <w:r>
-              <w:rPr>
-                <w:rFonts w:ascii="Times New Roman" w:eastAsia="宋体" w:hAnsi="Times New Roman" w:cs="宋体"/>
-                <w:sz w:val="21"/>
-              </w:rPr>
-              <w:t>高级函数</w:t>
-            </w:r>
-            <w:r>
-              <w:rPr>
-                <w:rFonts w:ascii="Times New Roman" w:eastAsia="宋体" w:hAnsi="Times New Roman" w:cs="宋体" w:hint="default"/>
-                <w:sz w:val="21"/>
-              </w:rPr>
-              <w:t>/</w:t>
-            </w:r>
-            <w:r>
-              <w:rPr>
-                <w:rFonts w:ascii="Times New Roman" w:eastAsia="宋体" w:hAnsi="Times New Roman" w:cs="宋体"/>
-                <w:sz w:val="21"/>
-              </w:rPr>
-              <w:t>看板制作），掌握数据清洗、异常筛查、可视化与业务痛点分析；</w:t>
-            </w:r>
-            <w:r>
-              <w:rPr>
-                <w:rFonts w:ascii="Times New Roman" w:eastAsia="宋体" w:hAnsi="Times New Roman" w:cs="宋体" w:hint="default"/>
-                <w:sz w:val="21"/>
-              </w:rPr>
-              <w:t>SQL</w:t>
-            </w:r>
-            <w:r>
-              <w:rPr>
-                <w:rFonts w:ascii="Times New Roman" w:eastAsia="宋体" w:hAnsi="Times New Roman" w:cs="宋体"/>
-                <w:sz w:val="21"/>
-              </w:rPr>
-              <w:t>（课程使用，了解）</w:t>
+                <w:b/>
+                <w:bCs/>
+                <w:sz w:val="21"/>
+              </w:rPr>
+            </w:pPr>
+            <w:r>
+              <w:rPr>
+                <w:rFonts w:ascii="Times New Roman" w:eastAsia="宋体" w:hAnsi="Times New Roman" w:cs="宋体"/>
+                <w:b/>
+                <w:bCs/>
+                <w:sz w:val="21"/>
+              </w:rPr>
+              <w:t xml:space="preserve">通用能力：</w:t>
+            </w:r>
+            <w:r>
+              <w:rPr>
+                <w:rFonts w:ascii="Times New Roman" w:eastAsia="宋体" w:hAnsi="Times New Roman" w:cs="宋体"/>
+                <w:sz w:val="21"/>
+              </w:rPr>
+              <w:t xml:space="preserve">台账搭建与文档管理、跨部门沟通对接、流程梳理与标准化</w:t>
             </w:r>
           </w:p>
         </w:tc>
@@ -3213,6 +3556,7 @@
           <w:vanish/>
           <w:sz w:val="21"/>
         </w:rPr>
+        <w:spacing w:line="290" w:lineRule="atLeast" w:before="0" w:after="0"/>
       </w:pPr>
     </w:p>
     <w:sectPr>

--- a/02_定制简历库/通用简历/文雪_山东大学_供应链数据方向.docx
+++ b/02_定制简历库/通用简历/文雪_山东大学_供应链数据方向.docx
@@ -5,18 +5,17 @@
   <w:body>
     <w:p>
       <w:pPr>
+        <w:spacing w:line="290" w:lineRule="atLeast"/>
         <w:rPr>
           <w:rFonts w:hint="default"/>
           <w:vanish/>
         </w:rPr>
-        <w:spacing w:line="290" w:lineRule="atLeast" w:before="0" w:after="0"/>
       </w:pPr>
     </w:p>
     <w:tbl>
       <w:tblPr>
         <w:tblW w:w="0" w:type="auto"/>
         <w:jc w:val="center"/>
-        <w:tblInd w:w="0" w:type="dxa"/>
         <w:tblLayout w:type="fixed"/>
         <w:tblCellMar>
           <w:left w:w="0" w:type="dxa"/>
@@ -52,7 +51,7 @@
           </w:tcPr>
           <w:p>
             <w:pPr>
-              <w:spacing w:line="290" w:lineRule="atLeast" w:before="0" w:after="0"/>
+              <w:spacing w:line="290" w:lineRule="atLeast"/>
               <w:rPr>
                 <w:rFonts w:ascii="宋体" w:eastAsia="宋体" w:hAnsi="宋体"/>
                 <w:b/>
@@ -89,14 +88,15 @@
           </w:tcPr>
           <w:p>
             <w:pPr>
+              <w:spacing w:line="290" w:lineRule="atLeast"/>
               <w:jc w:val="center"/>
               <w:rPr>
                 <w:rFonts w:hint="default"/>
               </w:rPr>
-              <w:spacing w:line="290" w:lineRule="atLeast" w:before="0" w:after="0"/>
-            </w:pPr>
-            <w:r>
-              <w:rPr>
+            </w:pPr>
+            <w:r>
+              <w:rPr>
+                <w:rFonts w:hint="default"/>
                 <w:noProof/>
               </w:rPr>
               <w:pict w14:anchorId="7207AFA7">
@@ -119,7 +119,7 @@
                   <v:path o:extrusionok="f" gradientshapeok="t" o:connecttype="rect"/>
                   <o:lock v:ext="edit" aspectratio="t"/>
                 </v:shapetype>
-                <v:shape id="_x0000_s2052" type="#_x0000_t75" style="position:absolute;left:0;text-align:left;margin-left:-3.1pt;margin-top:-3.1pt;width:58.05pt;height:81.95pt;z-index:251657728;mso-position-horizontal-relative:text;mso-position-vertical-relative:text">
+                <v:shape id="_x0000_s2052" type="#_x0000_t75" style="position:absolute;left:0;text-align:left;margin-left:-3.1pt;margin-top:-3.1pt;width:58.05pt;height:81.95pt;z-index:1;mso-position-horizontal-relative:text;mso-position-vertical-relative:text">
                   <v:imagedata r:id="rId7" o:title="微信图片_20260311210753_173_4"/>
                 </v:shape>
               </w:pict>
@@ -151,9 +151,9 @@
           </w:tcPr>
           <w:p>
             <w:pPr>
-              <w:spacing w:line="290" w:lineRule="atLeast" w:before="0" w:after="0"/>
-              <w:rPr>
-                <w:rFonts w:eastAsia="等线"/>
+              <w:spacing w:line="290" w:lineRule="atLeast"/>
+              <w:rPr>
+                <w:rFonts w:eastAsia="等线" w:hint="default"/>
                 <w:sz w:val="21"/>
               </w:rPr>
             </w:pPr>
@@ -233,10 +233,11 @@
           </w:tcPr>
           <w:p>
             <w:pPr>
-              <w:rPr>
-                <w:sz w:val="21"/>
-              </w:rPr>
-              <w:spacing w:line="290" w:lineRule="atLeast" w:before="0" w:after="0"/>
+              <w:spacing w:line="290" w:lineRule="atLeast"/>
+              <w:rPr>
+                <w:rFonts w:hint="default"/>
+                <w:sz w:val="21"/>
+              </w:rPr>
             </w:pPr>
           </w:p>
         </w:tc>
@@ -265,8 +266,9 @@
           </w:tcPr>
           <w:p>
             <w:pPr>
-              <w:spacing w:line="290" w:lineRule="atLeast" w:before="0" w:after="0"/>
-              <w:rPr>
+              <w:spacing w:line="290" w:lineRule="atLeast"/>
+              <w:rPr>
+                <w:rFonts w:hint="default"/>
                 <w:b/>
                 <w:bCs/>
                 <w:sz w:val="21"/>
@@ -279,7 +281,7 @@
                 <w:bCs/>
                 <w:sz w:val="21"/>
               </w:rPr>
-              <w:t xml:space="preserve">求职意向：</w:t>
+              <w:t>求职意向：</w:t>
             </w:r>
             <w:r>
               <w:rPr>
@@ -295,35 +297,35 @@
                 <w:rFonts w:ascii="Times New Roman" w:eastAsia="宋体" w:hAnsi="Times New Roman" w:cs="宋体"/>
                 <w:sz w:val="21"/>
               </w:rPr>
-              <w:t xml:space="preserve">供应链运营</w:t>
-            </w:r>
-            <w:r>
-              <w:rPr>
-                <w:rFonts w:eastAsia="宋体" w:ascii="Times New Roman" w:hAnsi="Times New Roman"/>
-                <w:sz w:val="21"/>
-              </w:rPr>
-              <w:t xml:space="preserve">/</w:t>
-            </w:r>
-            <w:r>
-              <w:rPr>
-                <w:rFonts w:ascii="Times New Roman" w:eastAsia="宋体" w:hAnsi="Times New Roman" w:cs="宋体"/>
-                <w:sz w:val="21"/>
-              </w:rPr>
-              <w:t xml:space="preserve">数据分析</w:t>
-            </w:r>
-            <w:r>
-              <w:rPr>
-                <w:rFonts w:eastAsia="宋体" w:ascii="Times New Roman" w:hAnsi="Times New Roman"/>
-                <w:sz w:val="21"/>
-              </w:rPr>
-              <w:t xml:space="preserve">/</w:t>
-            </w:r>
-            <w:r>
-              <w:rPr>
-                <w:rFonts w:ascii="Times New Roman" w:eastAsia="宋体" w:hAnsi="Times New Roman" w:cs="宋体"/>
-                <w:sz w:val="21"/>
-              </w:rPr>
-              <w:t xml:space="preserve">项目管理</w:t>
+              <w:t>供应链运营</w:t>
+            </w:r>
+            <w:r>
+              <w:rPr>
+                <w:rFonts w:ascii="Times New Roman" w:eastAsia="宋体" w:hAnsi="Times New Roman"/>
+                <w:sz w:val="21"/>
+              </w:rPr>
+              <w:t>/</w:t>
+            </w:r>
+            <w:r>
+              <w:rPr>
+                <w:rFonts w:ascii="Times New Roman" w:eastAsia="宋体" w:hAnsi="Times New Roman" w:cs="宋体"/>
+                <w:sz w:val="21"/>
+              </w:rPr>
+              <w:t>数据分析</w:t>
+            </w:r>
+            <w:r>
+              <w:rPr>
+                <w:rFonts w:ascii="Times New Roman" w:eastAsia="宋体" w:hAnsi="Times New Roman"/>
+                <w:sz w:val="21"/>
+              </w:rPr>
+              <w:t>/</w:t>
+            </w:r>
+            <w:r>
+              <w:rPr>
+                <w:rFonts w:ascii="Times New Roman" w:eastAsia="宋体" w:hAnsi="Times New Roman" w:cs="宋体"/>
+                <w:sz w:val="21"/>
+              </w:rPr>
+              <w:t>项目管理</w:t>
             </w:r>
           </w:p>
         </w:tc>
@@ -334,10 +336,11 @@
           </w:tcPr>
           <w:p>
             <w:pPr>
-              <w:rPr>
-                <w:sz w:val="21"/>
-              </w:rPr>
-              <w:spacing w:line="290" w:lineRule="atLeast" w:before="0" w:after="0"/>
+              <w:spacing w:line="290" w:lineRule="atLeast"/>
+              <w:rPr>
+                <w:rFonts w:hint="default"/>
+                <w:sz w:val="21"/>
+              </w:rPr>
             </w:pPr>
           </w:p>
         </w:tc>
@@ -366,8 +369,9 @@
           </w:tcPr>
           <w:p>
             <w:pPr>
-              <w:spacing w:line="290" w:lineRule="atLeast" w:before="0" w:after="0"/>
-              <w:rPr>
+              <w:spacing w:line="290" w:lineRule="atLeast"/>
+              <w:rPr>
+                <w:rFonts w:hint="default"/>
                 <w:b/>
                 <w:bCs/>
                 <w:sz w:val="21"/>
@@ -380,168 +384,168 @@
                 <w:bCs/>
                 <w:sz w:val="21"/>
               </w:rPr>
-              <w:t xml:space="preserve">个人优势：</w:t>
-            </w:r>
-            <w:r>
-              <w:rPr>
-                <w:rFonts w:ascii="Times New Roman" w:eastAsia="宋体" w:hAnsi="Times New Roman" w:cs="宋体"/>
-                <w:sz w:val="21"/>
-              </w:rPr>
-              <w:t xml:space="preserve">供应链建模：独立完成选址</w:t>
-            </w:r>
-            <w:r>
-              <w:rPr>
-                <w:rFonts w:eastAsia="宋体" w:ascii="Times New Roman" w:hAnsi="Times New Roman"/>
-                <w:sz w:val="21"/>
-              </w:rPr>
-              <w:t xml:space="preserve">-</w:t>
-            </w:r>
-            <w:r>
-              <w:rPr>
-                <w:rFonts w:ascii="Times New Roman" w:eastAsia="宋体" w:hAnsi="Times New Roman" w:cs="宋体"/>
-                <w:sz w:val="21"/>
-              </w:rPr>
-              <w:t xml:space="preserve">路径双层优化模型，用</w:t>
-            </w:r>
-            <w:r>
-              <w:rPr>
-                <w:rFonts w:eastAsia="宋体" w:ascii="Times New Roman" w:hAnsi="Times New Roman"/>
-                <w:sz w:val="21"/>
-              </w:rPr>
-              <w:t xml:space="preserve">Python</w:t>
-            </w:r>
-            <w:r>
-              <w:rPr>
-                <w:rFonts w:ascii="Times New Roman" w:eastAsia="宋体" w:hAnsi="Times New Roman" w:cs="宋体"/>
-                <w:sz w:val="21"/>
-              </w:rPr>
-              <w:t xml:space="preserve">完成模型求解，模型测算运营成本降低</w:t>
-            </w:r>
-            <w:r>
-              <w:rPr>
-                <w:rFonts w:eastAsia="宋体" w:ascii="Times New Roman" w:hAnsi="Times New Roman"/>
-                <w:sz w:val="21"/>
-              </w:rPr>
-              <w:t xml:space="preserve">18.7%</w:t>
-            </w:r>
-            <w:r>
-              <w:rPr>
-                <w:rFonts w:ascii="Times New Roman" w:eastAsia="宋体" w:hAnsi="Times New Roman" w:cs="宋体"/>
-                <w:sz w:val="21"/>
-              </w:rPr>
-              <w:t xml:space="preserve">；数据分析：掌握</w:t>
-            </w:r>
-            <w:r>
-              <w:rPr>
-                <w:rFonts w:eastAsia="宋体" w:ascii="Times New Roman" w:hAnsi="Times New Roman"/>
-                <w:sz w:val="21"/>
-              </w:rPr>
-              <w:t xml:space="preserve">Python/R/SPSS</w:t>
-            </w:r>
-            <w:r>
-              <w:rPr>
-                <w:rFonts w:ascii="Times New Roman" w:eastAsia="宋体" w:hAnsi="Times New Roman" w:cs="宋体"/>
-                <w:sz w:val="21"/>
-              </w:rPr>
-              <w:t xml:space="preserve">，累计处理</w:t>
-            </w:r>
-            <w:r>
-              <w:rPr>
-                <w:rFonts w:eastAsia="宋体" w:ascii="Times New Roman" w:hAnsi="Times New Roman"/>
-                <w:sz w:val="21"/>
-              </w:rPr>
-              <w:t xml:space="preserve">4.5</w:t>
-            </w:r>
-            <w:r>
-              <w:rPr>
-                <w:rFonts w:ascii="Times New Roman" w:eastAsia="宋体" w:hAnsi="Times New Roman" w:cs="宋体"/>
-                <w:sz w:val="21"/>
-              </w:rPr>
-              <w:t xml:space="preserve">万</w:t>
-            </w:r>
-            <w:r>
-              <w:rPr>
-                <w:rFonts w:eastAsia="宋体" w:ascii="Times New Roman" w:hAnsi="Times New Roman"/>
-                <w:sz w:val="21"/>
-              </w:rPr>
-              <w:t xml:space="preserve">+</w:t>
-            </w:r>
-            <w:r>
-              <w:rPr>
-                <w:rFonts w:ascii="Times New Roman" w:eastAsia="宋体" w:hAnsi="Times New Roman" w:cs="宋体"/>
-                <w:sz w:val="21"/>
-              </w:rPr>
-              <w:t xml:space="preserve">条业务数据与</w:t>
-            </w:r>
-            <w:r>
-              <w:rPr>
-                <w:rFonts w:eastAsia="宋体" w:ascii="Times New Roman" w:hAnsi="Times New Roman"/>
-                <w:sz w:val="21"/>
-              </w:rPr>
-              <w:t xml:space="preserve">328</w:t>
-            </w:r>
-            <w:r>
-              <w:rPr>
-                <w:rFonts w:ascii="Times New Roman" w:eastAsia="宋体" w:hAnsi="Times New Roman" w:cs="宋体"/>
-                <w:sz w:val="21"/>
-              </w:rPr>
-              <w:t xml:space="preserve">份问卷，能独立完成清洗→建模→可视化→结论输出全流程；运营实操：用友</w:t>
-            </w:r>
-            <w:r>
-              <w:rPr>
-                <w:rFonts w:eastAsia="宋体" w:ascii="Times New Roman" w:hAnsi="Times New Roman"/>
-                <w:sz w:val="21"/>
-              </w:rPr>
-              <w:t xml:space="preserve">U8+ERP</w:t>
-            </w:r>
-            <w:r>
-              <w:rPr>
-                <w:rFonts w:ascii="Times New Roman" w:eastAsia="宋体" w:hAnsi="Times New Roman" w:cs="宋体"/>
-                <w:sz w:val="21"/>
-              </w:rPr>
-              <w:t xml:space="preserve">全流程操作经验，</w:t>
-            </w:r>
-            <w:r>
-              <w:rPr>
-                <w:rFonts w:eastAsia="宋体" w:ascii="Times New Roman" w:hAnsi="Times New Roman"/>
-                <w:sz w:val="21"/>
-              </w:rPr>
-              <w:t xml:space="preserve">3</w:t>
-            </w:r>
-            <w:r>
-              <w:rPr>
-                <w:rFonts w:ascii="Times New Roman" w:eastAsia="宋体" w:hAnsi="Times New Roman" w:cs="宋体"/>
-                <w:sz w:val="21"/>
-              </w:rPr>
-              <w:t xml:space="preserve">个月项目助理（</w:t>
-            </w:r>
-            <w:r>
-              <w:rPr>
-                <w:rFonts w:eastAsia="宋体" w:ascii="Times New Roman" w:hAnsi="Times New Roman"/>
-                <w:sz w:val="21"/>
-              </w:rPr>
-              <w:t xml:space="preserve">200+</w:t>
-            </w:r>
-            <w:r>
-              <w:rPr>
-                <w:rFonts w:ascii="Times New Roman" w:eastAsia="宋体" w:hAnsi="Times New Roman" w:cs="宋体"/>
-                <w:sz w:val="21"/>
-              </w:rPr>
-              <w:t xml:space="preserve">份材料管理</w:t>
-            </w:r>
-            <w:r>
-              <w:rPr>
-                <w:rFonts w:eastAsia="宋体" w:ascii="Times New Roman" w:hAnsi="Times New Roman"/>
-                <w:sz w:val="21"/>
-              </w:rPr>
-              <w:t xml:space="preserve">+</w:t>
-            </w:r>
-            <w:r>
-              <w:rPr>
-                <w:rFonts w:ascii="Times New Roman" w:eastAsia="宋体" w:hAnsi="Times New Roman" w:cs="宋体"/>
-                <w:sz w:val="21"/>
-              </w:rPr>
-              <w:t xml:space="preserve">跨部门对接），瑞幸门店库存与效期管理经验</w:t>
+              <w:t>个人优势：</w:t>
+            </w:r>
+            <w:r>
+              <w:rPr>
+                <w:rFonts w:ascii="Times New Roman" w:eastAsia="宋体" w:hAnsi="Times New Roman" w:cs="宋体"/>
+                <w:sz w:val="21"/>
+              </w:rPr>
+              <w:t>供应链建模：独立完成选址</w:t>
+            </w:r>
+            <w:r>
+              <w:rPr>
+                <w:rFonts w:ascii="Times New Roman" w:eastAsia="宋体" w:hAnsi="Times New Roman"/>
+                <w:sz w:val="21"/>
+              </w:rPr>
+              <w:t>-</w:t>
+            </w:r>
+            <w:r>
+              <w:rPr>
+                <w:rFonts w:ascii="Times New Roman" w:eastAsia="宋体" w:hAnsi="Times New Roman" w:cs="宋体"/>
+                <w:sz w:val="21"/>
+              </w:rPr>
+              <w:t>路径双层优化模型，用</w:t>
+            </w:r>
+            <w:r>
+              <w:rPr>
+                <w:rFonts w:ascii="Times New Roman" w:eastAsia="宋体" w:hAnsi="Times New Roman"/>
+                <w:sz w:val="21"/>
+              </w:rPr>
+              <w:t>Python</w:t>
+            </w:r>
+            <w:r>
+              <w:rPr>
+                <w:rFonts w:ascii="Times New Roman" w:eastAsia="宋体" w:hAnsi="Times New Roman" w:cs="宋体"/>
+                <w:sz w:val="21"/>
+              </w:rPr>
+              <w:t>完成模型求解，模型测算运营成本降低</w:t>
+            </w:r>
+            <w:r>
+              <w:rPr>
+                <w:rFonts w:ascii="Times New Roman" w:eastAsia="宋体" w:hAnsi="Times New Roman"/>
+                <w:sz w:val="21"/>
+              </w:rPr>
+              <w:t>18.7%</w:t>
+            </w:r>
+            <w:r>
+              <w:rPr>
+                <w:rFonts w:ascii="Times New Roman" w:eastAsia="宋体" w:hAnsi="Times New Roman" w:cs="宋体"/>
+                <w:sz w:val="21"/>
+              </w:rPr>
+              <w:t>；数据分析：掌握</w:t>
+            </w:r>
+            <w:r>
+              <w:rPr>
+                <w:rFonts w:ascii="Times New Roman" w:eastAsia="宋体" w:hAnsi="Times New Roman"/>
+                <w:sz w:val="21"/>
+              </w:rPr>
+              <w:t>Python/R/SPSS</w:t>
+            </w:r>
+            <w:r>
+              <w:rPr>
+                <w:rFonts w:ascii="Times New Roman" w:eastAsia="宋体" w:hAnsi="Times New Roman" w:cs="宋体"/>
+                <w:sz w:val="21"/>
+              </w:rPr>
+              <w:t>，累计处理</w:t>
+            </w:r>
+            <w:r>
+              <w:rPr>
+                <w:rFonts w:ascii="Times New Roman" w:eastAsia="宋体" w:hAnsi="Times New Roman"/>
+                <w:sz w:val="21"/>
+              </w:rPr>
+              <w:t>4.5</w:t>
+            </w:r>
+            <w:r>
+              <w:rPr>
+                <w:rFonts w:ascii="Times New Roman" w:eastAsia="宋体" w:hAnsi="Times New Roman" w:cs="宋体"/>
+                <w:sz w:val="21"/>
+              </w:rPr>
+              <w:t>万</w:t>
+            </w:r>
+            <w:r>
+              <w:rPr>
+                <w:rFonts w:ascii="Times New Roman" w:eastAsia="宋体" w:hAnsi="Times New Roman"/>
+                <w:sz w:val="21"/>
+              </w:rPr>
+              <w:t>+</w:t>
+            </w:r>
+            <w:r>
+              <w:rPr>
+                <w:rFonts w:ascii="Times New Roman" w:eastAsia="宋体" w:hAnsi="Times New Roman" w:cs="宋体"/>
+                <w:sz w:val="21"/>
+              </w:rPr>
+              <w:t>条业务数据与</w:t>
+            </w:r>
+            <w:r>
+              <w:rPr>
+                <w:rFonts w:ascii="Times New Roman" w:eastAsia="宋体" w:hAnsi="Times New Roman"/>
+                <w:sz w:val="21"/>
+              </w:rPr>
+              <w:t>328</w:t>
+            </w:r>
+            <w:r>
+              <w:rPr>
+                <w:rFonts w:ascii="Times New Roman" w:eastAsia="宋体" w:hAnsi="Times New Roman" w:cs="宋体"/>
+                <w:sz w:val="21"/>
+              </w:rPr>
+              <w:t>份问卷，能独立完成清洗→建模→可视化→结论输出全流程；运营实操：用友</w:t>
+            </w:r>
+            <w:r>
+              <w:rPr>
+                <w:rFonts w:ascii="Times New Roman" w:eastAsia="宋体" w:hAnsi="Times New Roman"/>
+                <w:sz w:val="21"/>
+              </w:rPr>
+              <w:t>U8+ERP</w:t>
+            </w:r>
+            <w:r>
+              <w:rPr>
+                <w:rFonts w:ascii="Times New Roman" w:eastAsia="宋体" w:hAnsi="Times New Roman" w:cs="宋体"/>
+                <w:sz w:val="21"/>
+              </w:rPr>
+              <w:t>全流程操作经验，</w:t>
+            </w:r>
+            <w:r>
+              <w:rPr>
+                <w:rFonts w:ascii="Times New Roman" w:eastAsia="宋体" w:hAnsi="Times New Roman"/>
+                <w:sz w:val="21"/>
+              </w:rPr>
+              <w:t>3</w:t>
+            </w:r>
+            <w:r>
+              <w:rPr>
+                <w:rFonts w:ascii="Times New Roman" w:eastAsia="宋体" w:hAnsi="Times New Roman" w:cs="宋体"/>
+                <w:sz w:val="21"/>
+              </w:rPr>
+              <w:t>个月项目助理（</w:t>
+            </w:r>
+            <w:r>
+              <w:rPr>
+                <w:rFonts w:ascii="Times New Roman" w:eastAsia="宋体" w:hAnsi="Times New Roman"/>
+                <w:sz w:val="21"/>
+              </w:rPr>
+              <w:t>200+</w:t>
+            </w:r>
+            <w:r>
+              <w:rPr>
+                <w:rFonts w:ascii="Times New Roman" w:eastAsia="宋体" w:hAnsi="Times New Roman" w:cs="宋体"/>
+                <w:sz w:val="21"/>
+              </w:rPr>
+              <w:t>份材料管理</w:t>
+            </w:r>
+            <w:r>
+              <w:rPr>
+                <w:rFonts w:ascii="Times New Roman" w:eastAsia="宋体" w:hAnsi="Times New Roman"/>
+                <w:sz w:val="21"/>
+              </w:rPr>
+              <w:t>+</w:t>
+            </w:r>
+            <w:r>
+              <w:rPr>
+                <w:rFonts w:ascii="Times New Roman" w:eastAsia="宋体" w:hAnsi="Times New Roman" w:cs="宋体"/>
+                <w:sz w:val="21"/>
+              </w:rPr>
+              <w:t>跨部门对接），瑞幸门店库存与效期管理经验</w:t>
             </w:r>
           </w:p>
         </w:tc>
@@ -549,18 +553,18 @@
     </w:tbl>
     <w:p>
       <w:pPr>
+        <w:spacing w:line="290" w:lineRule="atLeast"/>
         <w:rPr>
+          <w:rFonts w:hint="default"/>
           <w:vanish/>
           <w:sz w:val="2"/>
         </w:rPr>
-        <w:spacing w:line="290" w:lineRule="atLeast" w:before="0" w:after="0"/>
       </w:pPr>
     </w:p>
     <w:tbl>
       <w:tblPr>
         <w:tblW w:w="0" w:type="auto"/>
         <w:jc w:val="center"/>
-        <w:tblInd w:w="0" w:type="dxa"/>
         <w:tblLayout w:type="fixed"/>
         <w:tblCellMar>
           <w:left w:w="0" w:type="dxa"/>
@@ -595,7 +599,10 @@
           </w:tcPr>
           <w:p>
             <w:pPr>
-              <w:spacing w:line="290" w:lineRule="atLeast" w:before="0" w:after="0"/>
+              <w:spacing w:line="290" w:lineRule="atLeast"/>
+              <w:rPr>
+                <w:rFonts w:hint="default"/>
+              </w:rPr>
             </w:pPr>
             <w:r>
               <w:rPr>
@@ -632,7 +639,6 @@
             <w:tblPr>
               <w:tblpPr w:leftFromText="180" w:rightFromText="180" w:vertAnchor="page" w:horzAnchor="margin" w:tblpY="1"/>
               <w:tblW w:w="10915" w:type="dxa"/>
-              <w:tblInd w:w="0" w:type="dxa"/>
               <w:tblLayout w:type="fixed"/>
               <w:tblCellMar>
                 <w:left w:w="0" w:type="dxa"/>
@@ -666,9 +672,10 @@
                 </w:tcPr>
                 <w:p>
                   <w:pPr>
-                    <w:spacing w:line="290" w:lineRule="atLeast" w:before="0" w:after="0"/>
+                    <w:spacing w:line="290" w:lineRule="atLeast"/>
                     <w:jc w:val="center"/>
                     <w:rPr>
+                      <w:rFonts w:hint="default"/>
                       <w:sz w:val="21"/>
                     </w:rPr>
                   </w:pPr>
@@ -693,8 +700,9 @@
                 </w:tcPr>
                 <w:p>
                   <w:pPr>
-                    <w:spacing w:line="290" w:lineRule="atLeast" w:before="0" w:after="0"/>
+                    <w:spacing w:line="290" w:lineRule="atLeast"/>
                     <w:rPr>
+                      <w:rFonts w:hint="default"/>
                       <w:b/>
                       <w:bCs/>
                       <w:sz w:val="21"/>
@@ -730,8 +738,9 @@
                 </w:tcPr>
                 <w:p>
                   <w:pPr>
-                    <w:spacing w:line="290" w:lineRule="atLeast" w:before="0" w:after="0"/>
+                    <w:spacing w:line="290" w:lineRule="atLeast"/>
                     <w:rPr>
+                      <w:rFonts w:hint="default"/>
                       <w:b/>
                       <w:bCs/>
                       <w:sz w:val="21"/>
@@ -805,7 +814,7 @@
                 </w:tcPr>
                 <w:p>
                   <w:pPr>
-                    <w:spacing w:line="290" w:lineRule="atLeast" w:before="0" w:after="0"/>
+                    <w:spacing w:line="290" w:lineRule="atLeast"/>
                     <w:rPr>
                       <w:rFonts w:ascii="Times New Roman" w:eastAsia="等线" w:hAnsi="Times New Roman" w:hint="default"/>
                       <w:b/>
@@ -828,8 +837,9 @@
           </w:tbl>
           <w:p>
             <w:pPr>
-              <w:spacing w:line="290" w:lineRule="atLeast" w:before="0" w:after="0"/>
-              <w:rPr>
+              <w:spacing w:line="290" w:lineRule="atLeast"/>
+              <w:rPr>
+                <w:rFonts w:hint="default"/>
                 <w:b/>
                 <w:bCs/>
               </w:rPr>
@@ -840,26 +850,27 @@
     </w:tbl>
     <w:p>
       <w:pPr>
+        <w:spacing w:line="290" w:lineRule="atLeast"/>
         <w:rPr>
+          <w:rFonts w:hint="default"/>
           <w:vanish/>
         </w:rPr>
-        <w:spacing w:line="290" w:lineRule="atLeast" w:before="0" w:after="0"/>
       </w:pPr>
     </w:p>
     <w:p>
       <w:pPr>
+        <w:spacing w:line="290" w:lineRule="atLeast"/>
         <w:rPr>
+          <w:rFonts w:hint="default"/>
           <w:vanish/>
           <w:sz w:val="21"/>
         </w:rPr>
-        <w:spacing w:line="290" w:lineRule="atLeast" w:before="0" w:after="0"/>
       </w:pPr>
     </w:p>
     <w:tbl>
       <w:tblPr>
         <w:tblW w:w="0" w:type="auto"/>
         <w:jc w:val="center"/>
-        <w:tblInd w:w="0" w:type="dxa"/>
         <w:tblLayout w:type="fixed"/>
         <w:tblCellMar>
           <w:left w:w="0" w:type="dxa"/>
@@ -894,8 +905,9 @@
           </w:tcPr>
           <w:p>
             <w:pPr>
-              <w:spacing w:line="290" w:lineRule="atLeast" w:before="0" w:after="0"/>
-              <w:rPr>
+              <w:spacing w:line="290" w:lineRule="atLeast"/>
+              <w:rPr>
+                <w:rFonts w:hint="default"/>
                 <w:sz w:val="21"/>
               </w:rPr>
             </w:pPr>
@@ -924,9 +936,10 @@
                 <w:ilvl w:val="0"/>
                 <w:numId w:val="2"/>
               </w:numPr>
-              <w:spacing w:line="290" w:lineRule="atLeast" w:before="0" w:after="0"/>
+              <w:spacing w:line="290" w:lineRule="atLeast"/>
               <w:ind w:left="442" w:hanging="442"/>
               <w:rPr>
+                <w:rFonts w:hint="default"/>
                 <w:sz w:val="21"/>
               </w:rPr>
             </w:pPr>
@@ -937,42 +950,42 @@
                 <w:bCs/>
                 <w:sz w:val="21"/>
               </w:rPr>
-              <w:t xml:space="preserve">核心课程：</w:t>
-            </w:r>
-            <w:r>
-              <w:rPr>
-                <w:rFonts w:ascii="Times New Roman" w:eastAsia="宋体" w:hAnsi="Times New Roman" w:cs="宋体"/>
-                <w:sz w:val="21"/>
-              </w:rPr>
-              <w:t xml:space="preserve">供应链建模与仿真、</w:t>
-            </w:r>
-            <w:r>
-              <w:rPr>
-                <w:rFonts w:eastAsia="宋体" w:ascii="Times New Roman" w:hAnsi="Times New Roman"/>
-                <w:sz w:val="21"/>
-              </w:rPr>
-              <w:t xml:space="preserve">ERP</w:t>
-            </w:r>
-            <w:r>
-              <w:rPr>
-                <w:rFonts w:ascii="Times New Roman" w:eastAsia="宋体" w:hAnsi="Times New Roman" w:cs="宋体"/>
-                <w:sz w:val="21"/>
-              </w:rPr>
-              <w:t xml:space="preserve">供应链管理综合实验、供应链资源规划、采购管理、物流管理、统计学、</w:t>
-            </w:r>
-            <w:r>
-              <w:rPr>
-                <w:rFonts w:eastAsia="宋体" w:ascii="Times New Roman" w:hAnsi="Times New Roman"/>
-                <w:sz w:val="21"/>
-              </w:rPr>
-              <w:t xml:space="preserve">Python</w:t>
-            </w:r>
-            <w:r>
-              <w:rPr>
-                <w:rFonts w:ascii="Times New Roman" w:eastAsia="宋体" w:hAnsi="Times New Roman" w:cs="宋体"/>
-                <w:sz w:val="21"/>
-              </w:rPr>
-              <w:t xml:space="preserve">程序设计、大数据管理与分析</w:t>
+              <w:t>核心课程：</w:t>
+            </w:r>
+            <w:r>
+              <w:rPr>
+                <w:rFonts w:ascii="Times New Roman" w:eastAsia="宋体" w:hAnsi="Times New Roman" w:cs="宋体"/>
+                <w:sz w:val="21"/>
+              </w:rPr>
+              <w:t>供应链建模与仿真、</w:t>
+            </w:r>
+            <w:r>
+              <w:rPr>
+                <w:rFonts w:ascii="Times New Roman" w:eastAsia="宋体" w:hAnsi="Times New Roman"/>
+                <w:sz w:val="21"/>
+              </w:rPr>
+              <w:t>ERP</w:t>
+            </w:r>
+            <w:r>
+              <w:rPr>
+                <w:rFonts w:ascii="Times New Roman" w:eastAsia="宋体" w:hAnsi="Times New Roman" w:cs="宋体"/>
+                <w:sz w:val="21"/>
+              </w:rPr>
+              <w:t>供应链管理综合实验、供应链资源规划、采购管理、物流管理、统计学、</w:t>
+            </w:r>
+            <w:r>
+              <w:rPr>
+                <w:rFonts w:ascii="Times New Roman" w:eastAsia="宋体" w:hAnsi="Times New Roman"/>
+                <w:sz w:val="21"/>
+              </w:rPr>
+              <w:t>Python</w:t>
+            </w:r>
+            <w:r>
+              <w:rPr>
+                <w:rFonts w:ascii="Times New Roman" w:eastAsia="宋体" w:hAnsi="Times New Roman" w:cs="宋体"/>
+                <w:sz w:val="21"/>
+              </w:rPr>
+              <w:t>程序设计、大数据管理与分析</w:t>
             </w:r>
           </w:p>
         </w:tc>
@@ -1000,8 +1013,9 @@
           </w:tcPr>
           <w:p>
             <w:pPr>
-              <w:spacing w:line="290" w:lineRule="atLeast" w:before="0" w:after="0"/>
-              <w:rPr>
+              <w:spacing w:line="290" w:lineRule="atLeast"/>
+              <w:rPr>
+                <w:rFonts w:hint="default"/>
                 <w:sz w:val="21"/>
               </w:rPr>
             </w:pPr>
@@ -1030,8 +1044,9 @@
                 <w:ilvl w:val="0"/>
                 <w:numId w:val="2"/>
               </w:numPr>
-              <w:spacing w:line="290" w:lineRule="atLeast" w:before="0" w:after="0"/>
-              <w:rPr>
+              <w:spacing w:line="290" w:lineRule="atLeast"/>
+              <w:rPr>
+                <w:rFonts w:hint="default"/>
                 <w:sz w:val="21"/>
               </w:rPr>
             </w:pPr>
@@ -1042,42 +1057,42 @@
                 <w:bCs/>
                 <w:sz w:val="21"/>
               </w:rPr>
-              <w:t xml:space="preserve">荣誉奖励：</w:t>
-            </w:r>
-            <w:r>
-              <w:rPr>
-                <w:rFonts w:ascii="Times New Roman" w:eastAsia="宋体" w:hAnsi="Times New Roman" w:cs="宋体"/>
-                <w:sz w:val="21"/>
-              </w:rPr>
-              <w:t xml:space="preserve">山东大学</w:t>
-            </w:r>
-            <w:r>
-              <w:rPr>
-                <w:rFonts w:eastAsia="宋体" w:ascii="Times New Roman" w:hAnsi="Times New Roman"/>
-                <w:sz w:val="21"/>
-              </w:rPr>
-              <w:t xml:space="preserve">2024</w:t>
-            </w:r>
-            <w:r>
-              <w:rPr>
-                <w:rFonts w:ascii="Times New Roman" w:eastAsia="宋体" w:hAnsi="Times New Roman" w:cs="宋体"/>
-                <w:sz w:val="21"/>
-              </w:rPr>
-              <w:t xml:space="preserve">—</w:t>
-            </w:r>
-            <w:r>
-              <w:rPr>
-                <w:rFonts w:eastAsia="宋体" w:ascii="Times New Roman" w:hAnsi="Times New Roman"/>
-                <w:sz w:val="21"/>
-              </w:rPr>
-              <w:t xml:space="preserve">2025</w:t>
-            </w:r>
-            <w:r>
-              <w:rPr>
-                <w:rFonts w:ascii="Times New Roman" w:eastAsia="宋体" w:hAnsi="Times New Roman" w:cs="宋体"/>
-                <w:sz w:val="21"/>
-              </w:rPr>
-              <w:t xml:space="preserve">年暑期社会实践专项优秀等级</w:t>
+              <w:t>荣誉奖励：</w:t>
+            </w:r>
+            <w:r>
+              <w:rPr>
+                <w:rFonts w:ascii="Times New Roman" w:eastAsia="宋体" w:hAnsi="Times New Roman" w:cs="宋体"/>
+                <w:sz w:val="21"/>
+              </w:rPr>
+              <w:t>山东大学</w:t>
+            </w:r>
+            <w:r>
+              <w:rPr>
+                <w:rFonts w:ascii="Times New Roman" w:eastAsia="宋体" w:hAnsi="Times New Roman"/>
+                <w:sz w:val="21"/>
+              </w:rPr>
+              <w:t>2024</w:t>
+            </w:r>
+            <w:r>
+              <w:rPr>
+                <w:rFonts w:ascii="Times New Roman" w:eastAsia="宋体" w:hAnsi="Times New Roman" w:cs="宋体"/>
+                <w:sz w:val="21"/>
+              </w:rPr>
+              <w:t>—</w:t>
+            </w:r>
+            <w:r>
+              <w:rPr>
+                <w:rFonts w:ascii="Times New Roman" w:eastAsia="宋体" w:hAnsi="Times New Roman"/>
+                <w:sz w:val="21"/>
+              </w:rPr>
+              <w:t>2025</w:t>
+            </w:r>
+            <w:r>
+              <w:rPr>
+                <w:rFonts w:ascii="Times New Roman" w:eastAsia="宋体" w:hAnsi="Times New Roman" w:cs="宋体"/>
+                <w:sz w:val="21"/>
+              </w:rPr>
+              <w:t>年暑期社会实践专项优秀等级</w:t>
             </w:r>
           </w:p>
         </w:tc>
@@ -1085,62 +1100,67 @@
     </w:tbl>
     <w:p>
       <w:pPr>
+        <w:spacing w:line="290" w:lineRule="atLeast"/>
         <w:rPr>
+          <w:rFonts w:hint="default"/>
           <w:vanish/>
           <w:sz w:val="21"/>
         </w:rPr>
-        <w:spacing w:line="290" w:lineRule="atLeast" w:before="0" w:after="0"/>
       </w:pPr>
     </w:p>
     <w:p>
       <w:pPr>
+        <w:spacing w:line="290" w:lineRule="atLeast"/>
         <w:rPr>
+          <w:rFonts w:hint="default"/>
           <w:vanish/>
           <w:sz w:val="2"/>
         </w:rPr>
-        <w:spacing w:line="290" w:lineRule="atLeast" w:before="0" w:after="0"/>
       </w:pPr>
     </w:p>
     <w:p>
       <w:pPr>
+        <w:spacing w:line="290" w:lineRule="atLeast"/>
         <w:rPr>
+          <w:rFonts w:hint="default"/>
           <w:vanish/>
         </w:rPr>
-        <w:spacing w:line="290" w:lineRule="atLeast" w:before="0" w:after="0"/>
       </w:pPr>
     </w:p>
     <w:p>
       <w:pPr>
+        <w:spacing w:line="290" w:lineRule="atLeast"/>
         <w:rPr>
+          <w:rFonts w:hint="default"/>
           <w:vanish/>
           <w:sz w:val="21"/>
         </w:rPr>
-        <w:spacing w:line="290" w:lineRule="atLeast" w:before="0" w:after="0"/>
       </w:pPr>
     </w:p>
     <w:p>
       <w:pPr>
+        <w:spacing w:line="290" w:lineRule="atLeast"/>
         <w:rPr>
+          <w:rFonts w:hint="default"/>
           <w:vanish/>
           <w:sz w:val="21"/>
         </w:rPr>
-        <w:spacing w:line="290" w:lineRule="atLeast" w:before="0" w:after="0"/>
       </w:pPr>
     </w:p>
     <w:p>
       <w:pPr>
+        <w:spacing w:line="290" w:lineRule="atLeast"/>
         <w:rPr>
+          <w:rFonts w:hint="default"/>
           <w:vanish/>
           <w:sz w:val="2"/>
         </w:rPr>
-        <w:spacing w:line="290" w:lineRule="atLeast" w:before="0" w:after="0"/>
       </w:pPr>
     </w:p>
     <w:tbl>
       <w:tblPr>
         <w:tblW w:w="0" w:type="auto"/>
         <w:jc w:val="center"/>
-        <w:tblInd w:w="0" w:type="dxa"/>
         <w:tblLayout w:type="fixed"/>
         <w:tblCellMar>
           <w:left w:w="0" w:type="dxa"/>
@@ -1150,26 +1170,22 @@
       </w:tblPr>
       <w:tblGrid>
         <w:gridCol w:w="695"/>
-        <w:gridCol w:w="156"/>
-        <w:gridCol w:w="28"/>
-        <w:gridCol w:w="667"/>
-        <w:gridCol w:w="2835"/>
-        <w:gridCol w:w="2189"/>
-        <w:gridCol w:w="504"/>
-        <w:gridCol w:w="3669"/>
-        <w:gridCol w:w="851"/>
-        <w:gridCol w:w="29"/>
+        <w:gridCol w:w="184"/>
+        <w:gridCol w:w="4416"/>
+        <w:gridCol w:w="2693"/>
+        <w:gridCol w:w="2755"/>
+        <w:gridCol w:w="880"/>
       </w:tblGrid>
       <w:tr>
         <w:trPr>
-          <w:gridBefore w:val="3"/>
+          <w:gridBefore w:val="2"/>
           <w:wBefore w:w="879" w:type="dxa"/>
           <w:jc w:val="center"/>
         </w:trPr>
         <w:tc>
           <w:tcPr>
             <w:tcW w:w="10744" w:type="dxa"/>
-            <w:gridSpan w:val="7"/>
+            <w:gridSpan w:val="4"/>
             <w:tcBorders>
               <w:top w:val="nil"/>
               <w:left w:val="nil"/>
@@ -1187,9 +1203,9 @@
           </w:tcPr>
           <w:p>
             <w:pPr>
-              <w:spacing w:line="290" w:lineRule="atLeast" w:before="0" w:after="0"/>
-              <w:rPr>
-                <w:rFonts w:ascii="Times New Roman" w:hAnsi="Times New Roman"/>
+              <w:spacing w:line="290" w:lineRule="atLeast"/>
+              <w:rPr>
+                <w:rFonts w:ascii="Times New Roman" w:hAnsi="Times New Roman" w:hint="default"/>
                 <w:b/>
                 <w:bCs/>
               </w:rPr>
@@ -1215,7 +1231,7 @@
       </w:tr>
       <w:tr>
         <w:trPr>
-          <w:gridAfter w:val="2"/>
+          <w:gridAfter w:val="1"/>
           <w:wAfter w:w="880" w:type="dxa"/>
           <w:jc w:val="center"/>
         </w:trPr>
@@ -1238,9 +1254,9 @@
           </w:tcPr>
           <w:p>
             <w:pPr>
-              <w:spacing w:line="290" w:lineRule="atLeast" w:before="0" w:after="0"/>
-              <w:rPr>
-                <w:rFonts w:ascii="Times New Roman" w:hAnsi="Times New Roman"/>
+              <w:spacing w:line="290" w:lineRule="atLeast"/>
+              <w:rPr>
+                <w:rFonts w:ascii="Times New Roman" w:hAnsi="Times New Roman" w:hint="default"/>
                 <w:sz w:val="21"/>
               </w:rPr>
             </w:pPr>
@@ -1249,7 +1265,7 @@
         <w:tc>
           <w:tcPr>
             <w:tcW w:w="4600" w:type="dxa"/>
-            <w:gridSpan w:val="4"/>
+            <w:gridSpan w:val="2"/>
             <w:tcBorders>
               <w:top w:val="nil"/>
               <w:left w:val="nil"/>
@@ -1266,9 +1282,9 @@
           </w:tcPr>
           <w:p>
             <w:pPr>
-              <w:spacing w:line="290" w:lineRule="atLeast" w:before="0" w:after="0"/>
-              <w:rPr>
-                <w:rFonts w:ascii="Times New Roman" w:hAnsi="Times New Roman"/>
+              <w:spacing w:line="290" w:lineRule="atLeast"/>
+              <w:rPr>
+                <w:rFonts w:ascii="Times New Roman" w:hAnsi="Times New Roman" w:hint="default"/>
                 <w:sz w:val="21"/>
               </w:rPr>
             </w:pPr>
@@ -1279,14 +1295,13 @@
                 <w:bCs/>
                 <w:sz w:val="21"/>
               </w:rPr>
-              <w:t xml:space="preserve">社区团购自提点选址与配送路径优化</w:t>
+              <w:t>社区团购自提点选址与配送路径优化</w:t>
             </w:r>
           </w:p>
         </w:tc>
         <w:tc>
           <w:tcPr>
             <w:tcW w:w="2693" w:type="dxa"/>
-            <w:gridSpan w:val="2"/>
             <w:tcBorders>
               <w:top w:val="nil"/>
               <w:left w:val="nil"/>
@@ -1297,9 +1312,9 @@
           </w:tcPr>
           <w:p>
             <w:pPr>
-              <w:spacing w:line="290" w:lineRule="atLeast" w:before="0" w:after="0"/>
-              <w:rPr>
-                <w:rFonts w:ascii="Times New Roman" w:eastAsia="等线" w:hAnsi="Times New Roman"/>
+              <w:spacing w:line="290" w:lineRule="atLeast"/>
+              <w:rPr>
+                <w:rFonts w:ascii="Times New Roman" w:eastAsia="等线" w:hAnsi="Times New Roman" w:hint="default"/>
                 <w:b/>
                 <w:bCs/>
                 <w:sz w:val="21"/>
@@ -1312,7 +1327,7 @@
                 <w:bCs/>
                 <w:sz w:val="21"/>
               </w:rPr>
-              <w:t xml:space="preserve">项目负责人</w:t>
+              <w:t>项目负责人</w:t>
             </w:r>
           </w:p>
         </w:tc>
@@ -1329,7 +1344,7 @@
           </w:tcPr>
           <w:p>
             <w:pPr>
-              <w:spacing w:line="290" w:lineRule="atLeast" w:before="0" w:after="0"/>
+              <w:spacing w:line="290" w:lineRule="atLeast"/>
               <w:rPr>
                 <w:rFonts w:ascii="Times New Roman" w:eastAsia="等线" w:hAnsi="Times New Roman" w:hint="default"/>
                 <w:b/>
@@ -1344,14 +1359,14 @@
                 <w:bCs/>
                 <w:sz w:val="21"/>
               </w:rPr>
-              <w:t xml:space="preserve">2026.03-2026.06</w:t>
+              <w:t>2026.03-2026.06</w:t>
             </w:r>
           </w:p>
         </w:tc>
       </w:tr>
       <w:tr>
         <w:trPr>
-          <w:gridAfter w:val="2"/>
+          <w:gridAfter w:val="1"/>
           <w:wAfter w:w="880" w:type="dxa"/>
           <w:jc w:val="center"/>
         </w:trPr>
@@ -1374,9 +1389,9 @@
           </w:tcPr>
           <w:p>
             <w:pPr>
-              <w:spacing w:line="290" w:lineRule="atLeast" w:before="0" w:after="0"/>
-              <w:rPr>
-                <w:rFonts w:ascii="Times New Roman" w:hAnsi="Times New Roman"/>
+              <w:spacing w:line="290" w:lineRule="atLeast"/>
+              <w:rPr>
+                <w:rFonts w:ascii="Times New Roman" w:hAnsi="Times New Roman" w:hint="default"/>
                 <w:sz w:val="21"/>
               </w:rPr>
             </w:pPr>
@@ -1385,7 +1400,7 @@
         <w:tc>
           <w:tcPr>
             <w:tcW w:w="10048" w:type="dxa"/>
-            <w:gridSpan w:val="7"/>
+            <w:gridSpan w:val="4"/>
             <w:tcBorders>
               <w:top w:val="nil"/>
               <w:left w:val="nil"/>
@@ -1406,7 +1421,7 @@
                 <w:ilvl w:val="0"/>
                 <w:numId w:val="9"/>
               </w:numPr>
-              <w:spacing w:line="290" w:lineRule="atLeast" w:before="0" w:after="0"/>
+              <w:spacing w:line="290" w:lineRule="atLeast"/>
               <w:rPr>
                 <w:rFonts w:ascii="Times New Roman" w:eastAsia="宋体" w:hAnsi="Times New Roman" w:cs="宋体" w:hint="default"/>
                 <w:sz w:val="21"/>
@@ -1417,91 +1432,91 @@
                 <w:rFonts w:ascii="Times New Roman" w:eastAsia="宋体" w:hAnsi="Times New Roman" w:cs="宋体"/>
                 <w:sz w:val="21"/>
               </w:rPr>
-              <w:t xml:space="preserve">针对济南历下区老龄化小区自提点布局零散问题，构建选址</w:t>
-            </w:r>
-            <w:r>
-              <w:rPr>
-                <w:rFonts w:eastAsia="宋体" w:ascii="Times New Roman" w:hAnsi="Times New Roman"/>
-                <w:sz w:val="21"/>
-              </w:rPr>
-              <w:t xml:space="preserve">-</w:t>
-            </w:r>
-            <w:r>
-              <w:rPr>
-                <w:rFonts w:ascii="Times New Roman" w:eastAsia="宋体" w:hAnsi="Times New Roman" w:cs="宋体"/>
-                <w:sz w:val="21"/>
-              </w:rPr>
-              <w:t xml:space="preserve">路径双层优化模型，将年龄分层服务半径与电梯等待时间纳入目标函数；基于</w:t>
-            </w:r>
-            <w:r>
-              <w:rPr>
-                <w:rFonts w:eastAsia="宋体" w:ascii="Times New Roman" w:hAnsi="Times New Roman"/>
-                <w:sz w:val="21"/>
-              </w:rPr>
-              <w:t xml:space="preserve">15</w:t>
-            </w:r>
-            <w:r>
-              <w:rPr>
-                <w:rFonts w:ascii="Times New Roman" w:eastAsia="宋体" w:hAnsi="Times New Roman" w:cs="宋体"/>
-                <w:sz w:val="21"/>
-              </w:rPr>
-              <w:t xml:space="preserve">个候选点、日均</w:t>
-            </w:r>
-            <w:r>
-              <w:rPr>
-                <w:rFonts w:eastAsia="宋体" w:ascii="Times New Roman" w:hAnsi="Times New Roman"/>
-                <w:sz w:val="21"/>
-              </w:rPr>
-              <w:t xml:space="preserve">345</w:t>
-            </w:r>
-            <w:r>
-              <w:rPr>
-                <w:rFonts w:ascii="Times New Roman" w:eastAsia="宋体" w:hAnsi="Times New Roman" w:cs="宋体"/>
-                <w:sz w:val="21"/>
-              </w:rPr>
-              <w:t xml:space="preserve">单真实数据，用</w:t>
-            </w:r>
-            <w:r>
-              <w:rPr>
-                <w:rFonts w:eastAsia="宋体" w:ascii="Times New Roman" w:hAnsi="Times New Roman"/>
-                <w:sz w:val="21"/>
-              </w:rPr>
-              <w:t xml:space="preserve">Python</w:t>
-            </w:r>
-            <w:r>
-              <w:rPr>
-                <w:rFonts w:ascii="Times New Roman" w:eastAsia="宋体" w:hAnsi="Times New Roman" w:cs="宋体"/>
-                <w:sz w:val="21"/>
-              </w:rPr>
-              <w:t xml:space="preserve">完成求解，提出“</w:t>
-            </w:r>
-            <w:r>
-              <w:rPr>
-                <w:rFonts w:eastAsia="宋体" w:ascii="Times New Roman" w:hAnsi="Times New Roman"/>
-                <w:sz w:val="21"/>
-              </w:rPr>
-              <w:t xml:space="preserve">2</w:t>
-            </w:r>
-            <w:r>
-              <w:rPr>
-                <w:rFonts w:ascii="Times New Roman" w:eastAsia="宋体" w:hAnsi="Times New Roman" w:cs="宋体"/>
-                <w:sz w:val="21"/>
-              </w:rPr>
-              <w:t xml:space="preserve">核心点</w:t>
-            </w:r>
-            <w:r>
-              <w:rPr>
-                <w:rFonts w:eastAsia="宋体" w:ascii="Times New Roman" w:hAnsi="Times New Roman"/>
-                <w:sz w:val="21"/>
-              </w:rPr>
-              <w:t xml:space="preserve">+4</w:t>
-            </w:r>
-            <w:r>
-              <w:rPr>
-                <w:rFonts w:ascii="Times New Roman" w:eastAsia="宋体" w:hAnsi="Times New Roman" w:cs="宋体"/>
-                <w:sz w:val="21"/>
-              </w:rPr>
-              <w:t xml:space="preserve">动态临时点”弹性布局方案</w:t>
+              <w:t>针对济南历下区老龄化小区自提点布局零散问题，构建选址</w:t>
+            </w:r>
+            <w:r>
+              <w:rPr>
+                <w:rFonts w:ascii="Times New Roman" w:eastAsia="宋体" w:hAnsi="Times New Roman"/>
+                <w:sz w:val="21"/>
+              </w:rPr>
+              <w:t>-</w:t>
+            </w:r>
+            <w:r>
+              <w:rPr>
+                <w:rFonts w:ascii="Times New Roman" w:eastAsia="宋体" w:hAnsi="Times New Roman" w:cs="宋体"/>
+                <w:sz w:val="21"/>
+              </w:rPr>
+              <w:t>路径双层优化模型，将年龄分层服务半径与电梯等待时间纳入目标函数；基于</w:t>
+            </w:r>
+            <w:r>
+              <w:rPr>
+                <w:rFonts w:ascii="Times New Roman" w:eastAsia="宋体" w:hAnsi="Times New Roman"/>
+                <w:sz w:val="21"/>
+              </w:rPr>
+              <w:t>15</w:t>
+            </w:r>
+            <w:r>
+              <w:rPr>
+                <w:rFonts w:ascii="Times New Roman" w:eastAsia="宋体" w:hAnsi="Times New Roman" w:cs="宋体"/>
+                <w:sz w:val="21"/>
+              </w:rPr>
+              <w:t>个候选点、日均</w:t>
+            </w:r>
+            <w:r>
+              <w:rPr>
+                <w:rFonts w:ascii="Times New Roman" w:eastAsia="宋体" w:hAnsi="Times New Roman"/>
+                <w:sz w:val="21"/>
+              </w:rPr>
+              <w:t>345</w:t>
+            </w:r>
+            <w:r>
+              <w:rPr>
+                <w:rFonts w:ascii="Times New Roman" w:eastAsia="宋体" w:hAnsi="Times New Roman" w:cs="宋体"/>
+                <w:sz w:val="21"/>
+              </w:rPr>
+              <w:t>单真实数据，用</w:t>
+            </w:r>
+            <w:r>
+              <w:rPr>
+                <w:rFonts w:ascii="Times New Roman" w:eastAsia="宋体" w:hAnsi="Times New Roman"/>
+                <w:sz w:val="21"/>
+              </w:rPr>
+              <w:t>Python</w:t>
+            </w:r>
+            <w:r>
+              <w:rPr>
+                <w:rFonts w:ascii="Times New Roman" w:eastAsia="宋体" w:hAnsi="Times New Roman" w:cs="宋体"/>
+                <w:sz w:val="21"/>
+              </w:rPr>
+              <w:t>完成求解，提出“</w:t>
+            </w:r>
+            <w:r>
+              <w:rPr>
+                <w:rFonts w:ascii="Times New Roman" w:eastAsia="宋体" w:hAnsi="Times New Roman"/>
+                <w:sz w:val="21"/>
+              </w:rPr>
+              <w:t>2</w:t>
+            </w:r>
+            <w:r>
+              <w:rPr>
+                <w:rFonts w:ascii="Times New Roman" w:eastAsia="宋体" w:hAnsi="Times New Roman" w:cs="宋体"/>
+                <w:sz w:val="21"/>
+              </w:rPr>
+              <w:t>核心点</w:t>
+            </w:r>
+            <w:r>
+              <w:rPr>
+                <w:rFonts w:ascii="Times New Roman" w:eastAsia="宋体" w:hAnsi="Times New Roman"/>
+                <w:sz w:val="21"/>
+              </w:rPr>
+              <w:t>+4</w:t>
+            </w:r>
+            <w:r>
+              <w:rPr>
+                <w:rFonts w:ascii="Times New Roman" w:eastAsia="宋体" w:hAnsi="Times New Roman" w:cs="宋体"/>
+                <w:sz w:val="21"/>
+              </w:rPr>
+              <w:t>动态临时点”弹性布局方案</w:t>
             </w:r>
           </w:p>
           <w:p>
@@ -1510,7 +1525,7 @@
                 <w:ilvl w:val="0"/>
                 <w:numId w:val="9"/>
               </w:numPr>
-              <w:spacing w:line="290" w:lineRule="atLeast" w:before="0" w:after="0"/>
+              <w:spacing w:line="290" w:lineRule="atLeast"/>
               <w:rPr>
                 <w:rFonts w:ascii="Times New Roman" w:eastAsia="宋体" w:hAnsi="Times New Roman" w:cs="宋体" w:hint="default"/>
                 <w:sz w:val="21"/>
@@ -1521,77 +1536,77 @@
                 <w:rFonts w:ascii="Times New Roman" w:eastAsia="宋体" w:hAnsi="Times New Roman" w:cs="宋体"/>
                 <w:sz w:val="21"/>
               </w:rPr>
-              <w:t xml:space="preserve">模型测算：总成本降低</w:t>
-            </w:r>
-            <w:r>
-              <w:rPr>
-                <w:rFonts w:eastAsia="宋体" w:ascii="Times New Roman" w:hAnsi="Times New Roman"/>
-                <w:sz w:val="21"/>
-              </w:rPr>
-              <w:t xml:space="preserve">18.7%</w:t>
-            </w:r>
-            <w:r>
-              <w:rPr>
-                <w:rFonts w:ascii="Times New Roman" w:eastAsia="宋体" w:hAnsi="Times New Roman" w:cs="宋体"/>
-                <w:sz w:val="21"/>
-              </w:rPr>
-              <w:t xml:space="preserve">，老年覆盖率</w:t>
-            </w:r>
-            <w:r>
-              <w:rPr>
-                <w:rFonts w:eastAsia="宋体" w:ascii="Times New Roman" w:hAnsi="Times New Roman"/>
-                <w:sz w:val="21"/>
-              </w:rPr>
-              <w:t xml:space="preserve">53.4%</w:t>
-            </w:r>
-            <w:r>
-              <w:rPr>
-                <w:rFonts w:ascii="Times New Roman" w:eastAsia="宋体" w:hAnsi="Times New Roman" w:cs="宋体"/>
-                <w:sz w:val="21"/>
-              </w:rPr>
-              <w:t xml:space="preserve">→</w:t>
-            </w:r>
-            <w:r>
-              <w:rPr>
-                <w:rFonts w:eastAsia="宋体" w:ascii="Times New Roman" w:hAnsi="Times New Roman"/>
-                <w:sz w:val="21"/>
-              </w:rPr>
-              <w:t xml:space="preserve">87.3%</w:t>
-            </w:r>
-            <w:r>
-              <w:rPr>
-                <w:rFonts w:ascii="Times New Roman" w:eastAsia="宋体" w:hAnsi="Times New Roman" w:cs="宋体"/>
-                <w:sz w:val="21"/>
-              </w:rPr>
-              <w:t xml:space="preserve">，配送时长缩短</w:t>
-            </w:r>
-            <w:r>
-              <w:rPr>
-                <w:rFonts w:eastAsia="宋体" w:ascii="Times New Roman" w:hAnsi="Times New Roman"/>
-                <w:sz w:val="21"/>
-              </w:rPr>
-              <w:t xml:space="preserve">22.3%</w:t>
-            </w:r>
-            <w:r>
-              <w:rPr>
-                <w:rFonts w:ascii="Times New Roman" w:eastAsia="宋体" w:hAnsi="Times New Roman" w:cs="宋体"/>
-                <w:sz w:val="21"/>
-              </w:rPr>
-              <w:t xml:space="preserve">，覆盖平衡性指数</w:t>
-            </w:r>
-            <w:r>
-              <w:rPr>
-                <w:rFonts w:eastAsia="宋体" w:ascii="Times New Roman" w:hAnsi="Times New Roman"/>
-                <w:sz w:val="21"/>
-              </w:rPr>
-              <w:t xml:space="preserve">0.88</w:t>
+              <w:t>模型测算：总成本降低</w:t>
+            </w:r>
+            <w:r>
+              <w:rPr>
+                <w:rFonts w:ascii="Times New Roman" w:eastAsia="宋体" w:hAnsi="Times New Roman"/>
+                <w:sz w:val="21"/>
+              </w:rPr>
+              <w:t>18.7%</w:t>
+            </w:r>
+            <w:r>
+              <w:rPr>
+                <w:rFonts w:ascii="Times New Roman" w:eastAsia="宋体" w:hAnsi="Times New Roman" w:cs="宋体"/>
+                <w:sz w:val="21"/>
+              </w:rPr>
+              <w:t>，老年覆盖率</w:t>
+            </w:r>
+            <w:r>
+              <w:rPr>
+                <w:rFonts w:ascii="Times New Roman" w:eastAsia="宋体" w:hAnsi="Times New Roman"/>
+                <w:sz w:val="21"/>
+              </w:rPr>
+              <w:t>53.4%</w:t>
+            </w:r>
+            <w:r>
+              <w:rPr>
+                <w:rFonts w:ascii="Times New Roman" w:eastAsia="宋体" w:hAnsi="Times New Roman" w:cs="宋体"/>
+                <w:sz w:val="21"/>
+              </w:rPr>
+              <w:t>→</w:t>
+            </w:r>
+            <w:r>
+              <w:rPr>
+                <w:rFonts w:ascii="Times New Roman" w:eastAsia="宋体" w:hAnsi="Times New Roman"/>
+                <w:sz w:val="21"/>
+              </w:rPr>
+              <w:t>87.3%</w:t>
+            </w:r>
+            <w:r>
+              <w:rPr>
+                <w:rFonts w:ascii="Times New Roman" w:eastAsia="宋体" w:hAnsi="Times New Roman" w:cs="宋体"/>
+                <w:sz w:val="21"/>
+              </w:rPr>
+              <w:t>，配送时长缩短</w:t>
+            </w:r>
+            <w:r>
+              <w:rPr>
+                <w:rFonts w:ascii="Times New Roman" w:eastAsia="宋体" w:hAnsi="Times New Roman"/>
+                <w:sz w:val="21"/>
+              </w:rPr>
+              <w:t>22.3%</w:t>
+            </w:r>
+            <w:r>
+              <w:rPr>
+                <w:rFonts w:ascii="Times New Roman" w:eastAsia="宋体" w:hAnsi="Times New Roman" w:cs="宋体"/>
+                <w:sz w:val="21"/>
+              </w:rPr>
+              <w:t>，覆盖平衡性指数</w:t>
+            </w:r>
+            <w:r>
+              <w:rPr>
+                <w:rFonts w:ascii="Times New Roman" w:eastAsia="宋体" w:hAnsi="Times New Roman"/>
+                <w:sz w:val="21"/>
+              </w:rPr>
+              <w:t>0.88</w:t>
             </w:r>
           </w:p>
         </w:tc>
       </w:tr>
       <w:tr>
         <w:trPr>
-          <w:gridAfter w:val="2"/>
+          <w:gridAfter w:val="1"/>
           <w:wAfter w:w="880" w:type="dxa"/>
           <w:jc w:val="center"/>
         </w:trPr>
@@ -1614,9 +1629,9 @@
           </w:tcPr>
           <w:p>
             <w:pPr>
-              <w:spacing w:line="290" w:lineRule="atLeast" w:before="0" w:after="0"/>
-              <w:rPr>
-                <w:rFonts w:ascii="Times New Roman" w:hAnsi="Times New Roman"/>
+              <w:spacing w:line="290" w:lineRule="atLeast"/>
+              <w:rPr>
+                <w:rFonts w:ascii="Times New Roman" w:hAnsi="Times New Roman" w:hint="default"/>
                 <w:sz w:val="21"/>
               </w:rPr>
             </w:pPr>
@@ -1625,7 +1640,7 @@
         <w:tc>
           <w:tcPr>
             <w:tcW w:w="4600" w:type="dxa"/>
-            <w:gridSpan w:val="4"/>
+            <w:gridSpan w:val="2"/>
             <w:tcBorders>
               <w:top w:val="nil"/>
               <w:left w:val="nil"/>
@@ -1642,9 +1657,9 @@
           </w:tcPr>
           <w:p>
             <w:pPr>
-              <w:spacing w:line="290" w:lineRule="atLeast" w:before="0" w:after="0"/>
-              <w:rPr>
-                <w:rFonts w:ascii="Times New Roman" w:hAnsi="Times New Roman"/>
+              <w:spacing w:line="290" w:lineRule="atLeast"/>
+              <w:rPr>
+                <w:rFonts w:ascii="Times New Roman" w:hAnsi="Times New Roman" w:hint="default"/>
                 <w:sz w:val="21"/>
               </w:rPr>
             </w:pPr>
@@ -1655,7 +1670,7 @@
                 <w:bCs/>
                 <w:sz w:val="21"/>
               </w:rPr>
-              <w:t xml:space="preserve">生成式</w:t>
+              <w:t>生成式</w:t>
             </w:r>
             <w:r>
               <w:rPr>
@@ -1664,7 +1679,7 @@
                 <w:bCs/>
                 <w:sz w:val="21"/>
               </w:rPr>
-              <w:t xml:space="preserve">AI</w:t>
+              <w:t>AI</w:t>
             </w:r>
             <w:r>
               <w:rPr>
@@ -1673,14 +1688,13 @@
                 <w:bCs/>
                 <w:sz w:val="21"/>
               </w:rPr>
-              <w:t xml:space="preserve">在电商场景中的应用机制研究</w:t>
+              <w:t>在电商场景中的应用机制研究</w:t>
             </w:r>
           </w:p>
         </w:tc>
         <w:tc>
           <w:tcPr>
             <w:tcW w:w="2693" w:type="dxa"/>
-            <w:gridSpan w:val="2"/>
             <w:tcBorders>
               <w:top w:val="nil"/>
               <w:left w:val="nil"/>
@@ -1691,9 +1705,9 @@
           </w:tcPr>
           <w:p>
             <w:pPr>
-              <w:spacing w:line="290" w:lineRule="atLeast" w:before="0" w:after="0"/>
-              <w:rPr>
-                <w:rFonts w:ascii="Times New Roman" w:eastAsia="等线" w:hAnsi="Times New Roman"/>
+              <w:spacing w:line="290" w:lineRule="atLeast"/>
+              <w:rPr>
+                <w:rFonts w:ascii="Times New Roman" w:eastAsia="等线" w:hAnsi="Times New Roman" w:hint="default"/>
                 <w:b/>
                 <w:bCs/>
                 <w:sz w:val="21"/>
@@ -1706,7 +1720,7 @@
                 <w:bCs/>
                 <w:sz w:val="21"/>
               </w:rPr>
-              <w:t xml:space="preserve">项目负责人</w:t>
+              <w:t>项目负责人</w:t>
             </w:r>
           </w:p>
         </w:tc>
@@ -1723,7 +1737,7 @@
           </w:tcPr>
           <w:p>
             <w:pPr>
-              <w:spacing w:line="290" w:lineRule="atLeast" w:before="0" w:after="0"/>
+              <w:spacing w:line="290" w:lineRule="atLeast"/>
               <w:rPr>
                 <w:rFonts w:ascii="Times New Roman" w:eastAsia="等线" w:hAnsi="Times New Roman" w:hint="default"/>
                 <w:b/>
@@ -1738,14 +1752,14 @@
                 <w:bCs/>
                 <w:sz w:val="21"/>
               </w:rPr>
-              <w:t xml:space="preserve">2025.10-2025.12</w:t>
+              <w:t>2025.10-2025.12</w:t>
             </w:r>
           </w:p>
         </w:tc>
       </w:tr>
       <w:tr>
         <w:trPr>
-          <w:gridAfter w:val="2"/>
+          <w:gridAfter w:val="1"/>
           <w:wAfter w:w="880" w:type="dxa"/>
           <w:jc w:val="center"/>
         </w:trPr>
@@ -1768,9 +1782,9 @@
           </w:tcPr>
           <w:p>
             <w:pPr>
-              <w:spacing w:line="290" w:lineRule="atLeast" w:before="0" w:after="0"/>
-              <w:rPr>
-                <w:rFonts w:ascii="Times New Roman" w:hAnsi="Times New Roman"/>
+              <w:spacing w:line="290" w:lineRule="atLeast"/>
+              <w:rPr>
+                <w:rFonts w:ascii="Times New Roman" w:hAnsi="Times New Roman" w:hint="default"/>
                 <w:sz w:val="21"/>
               </w:rPr>
             </w:pPr>
@@ -1779,7 +1793,7 @@
         <w:tc>
           <w:tcPr>
             <w:tcW w:w="10048" w:type="dxa"/>
-            <w:gridSpan w:val="7"/>
+            <w:gridSpan w:val="4"/>
             <w:tcBorders>
               <w:top w:val="nil"/>
               <w:left w:val="nil"/>
@@ -1800,7 +1814,7 @@
                 <w:ilvl w:val="0"/>
                 <w:numId w:val="9"/>
               </w:numPr>
-              <w:spacing w:line="290" w:lineRule="atLeast" w:before="0" w:after="0"/>
+              <w:spacing w:line="290" w:lineRule="atLeast"/>
               <w:rPr>
                 <w:rFonts w:ascii="Times New Roman" w:eastAsia="宋体" w:hAnsi="Times New Roman" w:cs="宋体" w:hint="default"/>
                 <w:sz w:val="21"/>
@@ -1811,119 +1825,140 @@
                 <w:rFonts w:ascii="Times New Roman" w:eastAsia="宋体" w:hAnsi="Times New Roman" w:cs="宋体"/>
                 <w:sz w:val="21"/>
               </w:rPr>
-              <w:t xml:space="preserve">基于</w:t>
-            </w:r>
-            <w:r>
-              <w:rPr>
-                <w:rFonts w:eastAsia="宋体" w:ascii="Times New Roman" w:hAnsi="Times New Roman"/>
-                <w:sz w:val="21"/>
-              </w:rPr>
-              <w:t xml:space="preserve">TAM</w:t>
-            </w:r>
-            <w:r>
-              <w:rPr>
-                <w:rFonts w:ascii="Times New Roman" w:eastAsia="宋体" w:hAnsi="Times New Roman" w:cs="宋体"/>
-                <w:sz w:val="21"/>
-              </w:rPr>
-              <w:t xml:space="preserve">模型设计</w:t>
-            </w:r>
-            <w:r>
-              <w:rPr>
-                <w:rFonts w:eastAsia="宋体" w:ascii="Times New Roman" w:hAnsi="Times New Roman"/>
-                <w:sz w:val="21"/>
-              </w:rPr>
-              <w:t xml:space="preserve">7</w:t>
-            </w:r>
-            <w:r>
-              <w:rPr>
-                <w:rFonts w:ascii="Times New Roman" w:eastAsia="宋体" w:hAnsi="Times New Roman" w:cs="宋体"/>
-                <w:sz w:val="21"/>
-              </w:rPr>
-              <w:t xml:space="preserve">点李克特量表问卷，回收</w:t>
-            </w:r>
-            <w:r>
-              <w:rPr>
-                <w:rFonts w:eastAsia="宋体" w:ascii="Times New Roman" w:hAnsi="Times New Roman"/>
-                <w:sz w:val="21"/>
-              </w:rPr>
-              <w:t xml:space="preserve">328</w:t>
-            </w:r>
-            <w:r>
-              <w:rPr>
-                <w:rFonts w:ascii="Times New Roman" w:eastAsia="宋体" w:hAnsi="Times New Roman" w:cs="宋体"/>
-                <w:sz w:val="21"/>
-              </w:rPr>
-              <w:t xml:space="preserve">份有效样本，用</w:t>
-            </w:r>
-            <w:r>
-              <w:rPr>
-                <w:rFonts w:eastAsia="宋体" w:ascii="Times New Roman" w:hAnsi="Times New Roman"/>
-                <w:sz w:val="21"/>
-              </w:rPr>
-              <w:t xml:space="preserve">SPSS</w:t>
-            </w:r>
-            <w:r>
-              <w:rPr>
-                <w:rFonts w:ascii="Times New Roman" w:eastAsia="宋体" w:hAnsi="Times New Roman" w:cs="宋体"/>
-                <w:sz w:val="21"/>
-              </w:rPr>
-              <w:t xml:space="preserve">和</w:t>
-            </w:r>
-            <w:r>
-              <w:rPr>
-                <w:rFonts w:eastAsia="宋体" w:ascii="Times New Roman" w:hAnsi="Times New Roman"/>
-                <w:sz w:val="21"/>
-              </w:rPr>
-              <w:t xml:space="preserve">Python</w:t>
-            </w:r>
-            <w:r>
-              <w:rPr>
-                <w:rFonts w:ascii="Times New Roman" w:eastAsia="宋体" w:hAnsi="Times New Roman" w:cs="宋体"/>
-                <w:sz w:val="21"/>
-              </w:rPr>
-              <w:t xml:space="preserve">完成统计分析；验证交互性（</w:t>
-            </w:r>
-            <w:r>
-              <w:rPr>
-                <w:rFonts w:eastAsia="宋体" w:ascii="Times New Roman" w:hAnsi="Times New Roman"/>
-                <w:sz w:val="21"/>
-              </w:rPr>
-              <w:t xml:space="preserve">β=0.42</w:t>
-            </w:r>
-            <w:r>
-              <w:rPr>
-                <w:rFonts w:ascii="Times New Roman" w:eastAsia="宋体" w:hAnsi="Times New Roman" w:cs="宋体"/>
-                <w:sz w:val="21"/>
-              </w:rPr>
-              <w:t xml:space="preserve">）、个性化（</w:t>
-            </w:r>
-            <w:r>
-              <w:rPr>
-                <w:rFonts w:eastAsia="宋体" w:ascii="Times New Roman" w:hAnsi="Times New Roman"/>
-                <w:sz w:val="21"/>
-              </w:rPr>
-              <w:t xml:space="preserve">β=0.38</w:t>
-            </w:r>
-            <w:r>
-              <w:rPr>
-                <w:rFonts w:ascii="Times New Roman" w:eastAsia="宋体" w:hAnsi="Times New Roman" w:cs="宋体"/>
-                <w:sz w:val="21"/>
-              </w:rPr>
-              <w:t xml:space="preserve">）、自主性（</w:t>
-            </w:r>
-            <w:r>
-              <w:rPr>
-                <w:rFonts w:eastAsia="宋体" w:ascii="Times New Roman" w:hAnsi="Times New Roman"/>
-                <w:sz w:val="21"/>
-              </w:rPr>
-              <w:t xml:space="preserve">β=0.31</w:t>
-            </w:r>
-            <w:r>
-              <w:rPr>
-                <w:rFonts w:ascii="Times New Roman" w:eastAsia="宋体" w:hAnsi="Times New Roman" w:cs="宋体"/>
-                <w:sz w:val="21"/>
-              </w:rPr>
-              <w:t xml:space="preserve">）显著正向影响用户感知价值，识别问题识别准确性、智能解决能力为核心影响因素</w:t>
+              <w:t>基于</w:t>
+            </w:r>
+            <w:r>
+              <w:rPr>
+                <w:rFonts w:ascii="Times New Roman" w:eastAsia="宋体" w:hAnsi="Times New Roman"/>
+                <w:sz w:val="21"/>
+              </w:rPr>
+              <w:t>TAM</w:t>
+            </w:r>
+            <w:r>
+              <w:rPr>
+                <w:rFonts w:ascii="Times New Roman" w:eastAsia="宋体" w:hAnsi="Times New Roman" w:cs="宋体"/>
+                <w:sz w:val="21"/>
+              </w:rPr>
+              <w:t>模型设计</w:t>
+            </w:r>
+            <w:r>
+              <w:rPr>
+                <w:rFonts w:ascii="Times New Roman" w:eastAsia="宋体" w:hAnsi="Times New Roman"/>
+                <w:sz w:val="21"/>
+              </w:rPr>
+              <w:t>7</w:t>
+            </w:r>
+            <w:r>
+              <w:rPr>
+                <w:rFonts w:ascii="Times New Roman" w:eastAsia="宋体" w:hAnsi="Times New Roman" w:cs="宋体"/>
+                <w:sz w:val="21"/>
+              </w:rPr>
+              <w:t>点李克特量表问卷，回收</w:t>
+            </w:r>
+            <w:r>
+              <w:rPr>
+                <w:rFonts w:ascii="Times New Roman" w:eastAsia="宋体" w:hAnsi="Times New Roman"/>
+                <w:sz w:val="21"/>
+              </w:rPr>
+              <w:t>328</w:t>
+            </w:r>
+            <w:r>
+              <w:rPr>
+                <w:rFonts w:ascii="Times New Roman" w:eastAsia="宋体" w:hAnsi="Times New Roman" w:cs="宋体"/>
+                <w:sz w:val="21"/>
+              </w:rPr>
+              <w:t>份有效样本，用</w:t>
+            </w:r>
+            <w:r>
+              <w:rPr>
+                <w:rFonts w:ascii="Times New Roman" w:eastAsia="宋体" w:hAnsi="Times New Roman"/>
+                <w:sz w:val="21"/>
+              </w:rPr>
+              <w:t>SPSS</w:t>
+            </w:r>
+            <w:r>
+              <w:rPr>
+                <w:rFonts w:ascii="Times New Roman" w:eastAsia="宋体" w:hAnsi="Times New Roman" w:cs="宋体"/>
+                <w:sz w:val="21"/>
+              </w:rPr>
+              <w:t>和</w:t>
+            </w:r>
+            <w:r>
+              <w:rPr>
+                <w:rFonts w:ascii="Times New Roman" w:eastAsia="宋体" w:hAnsi="Times New Roman"/>
+                <w:sz w:val="21"/>
+              </w:rPr>
+              <w:t>Python</w:t>
+            </w:r>
+            <w:r>
+              <w:rPr>
+                <w:rFonts w:ascii="Times New Roman" w:eastAsia="宋体" w:hAnsi="Times New Roman" w:cs="宋体"/>
+                <w:sz w:val="21"/>
+              </w:rPr>
+              <w:t>完成统计分析；验证交互性（</w:t>
+            </w:r>
+            <w:r>
+              <w:rPr>
+                <w:rFonts w:ascii="Times New Roman" w:eastAsia="宋体" w:hAnsi="Times New Roman"/>
+                <w:sz w:val="21"/>
+              </w:rPr>
+              <w:t>β</w:t>
+            </w:r>
+            <w:r>
+              <w:rPr>
+                <w:rFonts w:ascii="Times New Roman" w:eastAsia="宋体" w:hAnsi="Times New Roman"/>
+                <w:sz w:val="21"/>
+              </w:rPr>
+              <w:t>=0.42</w:t>
+            </w:r>
+            <w:r>
+              <w:rPr>
+                <w:rFonts w:ascii="Times New Roman" w:eastAsia="宋体" w:hAnsi="Times New Roman" w:cs="宋体"/>
+                <w:sz w:val="21"/>
+              </w:rPr>
+              <w:t>）、个性化（</w:t>
+            </w:r>
+            <w:r>
+              <w:rPr>
+                <w:rFonts w:ascii="Times New Roman" w:eastAsia="宋体" w:hAnsi="Times New Roman"/>
+                <w:sz w:val="21"/>
+              </w:rPr>
+              <w:t>β</w:t>
+            </w:r>
+            <w:r>
+              <w:rPr>
+                <w:rFonts w:ascii="Times New Roman" w:eastAsia="宋体" w:hAnsi="Times New Roman"/>
+                <w:sz w:val="21"/>
+              </w:rPr>
+              <w:t>=0.38</w:t>
+            </w:r>
+            <w:r>
+              <w:rPr>
+                <w:rFonts w:ascii="Times New Roman" w:eastAsia="宋体" w:hAnsi="Times New Roman" w:cs="宋体"/>
+                <w:sz w:val="21"/>
+              </w:rPr>
+              <w:t>）、自主性（</w:t>
+            </w:r>
+            <w:r>
+              <w:rPr>
+                <w:rFonts w:ascii="Times New Roman" w:eastAsia="宋体" w:hAnsi="Times New Roman"/>
+                <w:sz w:val="21"/>
+              </w:rPr>
+              <w:t>β</w:t>
+            </w:r>
+            <w:r>
+              <w:rPr>
+                <w:rFonts w:ascii="Times New Roman" w:eastAsia="宋体" w:hAnsi="Times New Roman"/>
+                <w:sz w:val="21"/>
+              </w:rPr>
+              <w:t>=0.31</w:t>
+            </w:r>
+            <w:r>
+              <w:rPr>
+                <w:rFonts w:ascii="Times New Roman" w:eastAsia="宋体" w:hAnsi="Times New Roman" w:cs="宋体"/>
+                <w:sz w:val="21"/>
+              </w:rPr>
+              <w:t>）显著正向影响用户感知价值，识别问题识别准确性、智能解决能力为核心影响因素</w:t>
             </w:r>
           </w:p>
           <w:p>
@@ -1932,7 +1967,7 @@
                 <w:ilvl w:val="0"/>
                 <w:numId w:val="9"/>
               </w:numPr>
-              <w:spacing w:line="290" w:lineRule="atLeast" w:before="0" w:after="0"/>
+              <w:spacing w:line="290" w:lineRule="atLeast"/>
               <w:rPr>
                 <w:rFonts w:ascii="Times New Roman" w:eastAsia="宋体" w:hAnsi="Times New Roman" w:cs="宋体" w:hint="default"/>
                 <w:sz w:val="21"/>
@@ -1943,56 +1978,56 @@
                 <w:rFonts w:ascii="Times New Roman" w:eastAsia="宋体" w:hAnsi="Times New Roman" w:cs="宋体"/>
                 <w:sz w:val="21"/>
               </w:rPr>
-              <w:t xml:space="preserve">发现用户智能体验起关键中介作用，感知增强维度贡献率</w:t>
-            </w:r>
-            <w:r>
-              <w:rPr>
-                <w:rFonts w:eastAsia="宋体" w:ascii="Times New Roman" w:hAnsi="Times New Roman"/>
-                <w:sz w:val="21"/>
-              </w:rPr>
-              <w:t xml:space="preserve">63%</w:t>
-            </w:r>
-            <w:r>
-              <w:rPr>
-                <w:rFonts w:ascii="Times New Roman" w:eastAsia="宋体" w:hAnsi="Times New Roman" w:cs="宋体"/>
-                <w:sz w:val="21"/>
-              </w:rPr>
-              <w:t xml:space="preserve">；高复杂度场景下信任阈值提高</w:t>
-            </w:r>
-            <w:r>
-              <w:rPr>
-                <w:rFonts w:eastAsia="宋体" w:ascii="Times New Roman" w:hAnsi="Times New Roman"/>
-                <w:sz w:val="21"/>
-              </w:rPr>
-              <w:t xml:space="preserve">32%</w:t>
-            </w:r>
-            <w:r>
-              <w:rPr>
-                <w:rFonts w:ascii="Times New Roman" w:eastAsia="宋体" w:hAnsi="Times New Roman" w:cs="宋体"/>
-                <w:sz w:val="21"/>
-              </w:rPr>
-              <w:t xml:space="preserve">，为电商</w:t>
-            </w:r>
-            <w:r>
-              <w:rPr>
-                <w:rFonts w:eastAsia="宋体" w:ascii="Times New Roman" w:hAnsi="Times New Roman"/>
-                <w:sz w:val="21"/>
-              </w:rPr>
-              <w:t xml:space="preserve">AI</w:t>
-            </w:r>
-            <w:r>
-              <w:rPr>
-                <w:rFonts w:ascii="Times New Roman" w:eastAsia="宋体" w:hAnsi="Times New Roman" w:cs="宋体"/>
-                <w:sz w:val="21"/>
-              </w:rPr>
-              <w:t xml:space="preserve">客服优化提供参考</w:t>
+              <w:t>发现用户智能体验起关键中介作用，感知增强维度贡献率</w:t>
+            </w:r>
+            <w:r>
+              <w:rPr>
+                <w:rFonts w:ascii="Times New Roman" w:eastAsia="宋体" w:hAnsi="Times New Roman"/>
+                <w:sz w:val="21"/>
+              </w:rPr>
+              <w:t>63%</w:t>
+            </w:r>
+            <w:r>
+              <w:rPr>
+                <w:rFonts w:ascii="Times New Roman" w:eastAsia="宋体" w:hAnsi="Times New Roman" w:cs="宋体"/>
+                <w:sz w:val="21"/>
+              </w:rPr>
+              <w:t>；高复杂度场景下信任阈值提高</w:t>
+            </w:r>
+            <w:r>
+              <w:rPr>
+                <w:rFonts w:ascii="Times New Roman" w:eastAsia="宋体" w:hAnsi="Times New Roman"/>
+                <w:sz w:val="21"/>
+              </w:rPr>
+              <w:t>32%</w:t>
+            </w:r>
+            <w:r>
+              <w:rPr>
+                <w:rFonts w:ascii="Times New Roman" w:eastAsia="宋体" w:hAnsi="Times New Roman" w:cs="宋体"/>
+                <w:sz w:val="21"/>
+              </w:rPr>
+              <w:t>，为电商</w:t>
+            </w:r>
+            <w:r>
+              <w:rPr>
+                <w:rFonts w:ascii="Times New Roman" w:eastAsia="宋体" w:hAnsi="Times New Roman"/>
+                <w:sz w:val="21"/>
+              </w:rPr>
+              <w:t>AI</w:t>
+            </w:r>
+            <w:r>
+              <w:rPr>
+                <w:rFonts w:ascii="Times New Roman" w:eastAsia="宋体" w:hAnsi="Times New Roman" w:cs="宋体"/>
+                <w:sz w:val="21"/>
+              </w:rPr>
+              <w:t>客服优化提供参考</w:t>
             </w:r>
           </w:p>
         </w:tc>
       </w:tr>
       <w:tr>
         <w:trPr>
-          <w:gridAfter w:val="2"/>
+          <w:gridAfter w:val="1"/>
           <w:wAfter w:w="880" w:type="dxa"/>
           <w:jc w:val="center"/>
         </w:trPr>
@@ -2015,9 +2050,9 @@
           </w:tcPr>
           <w:p>
             <w:pPr>
-              <w:spacing w:line="290" w:lineRule="atLeast" w:before="0" w:after="0"/>
-              <w:rPr>
-                <w:rFonts w:ascii="Times New Roman" w:hAnsi="Times New Roman"/>
+              <w:spacing w:line="290" w:lineRule="atLeast"/>
+              <w:rPr>
+                <w:rFonts w:ascii="Times New Roman" w:hAnsi="Times New Roman" w:hint="default"/>
                 <w:sz w:val="21"/>
               </w:rPr>
             </w:pPr>
@@ -2026,7 +2061,7 @@
         <w:tc>
           <w:tcPr>
             <w:tcW w:w="4600" w:type="dxa"/>
-            <w:gridSpan w:val="4"/>
+            <w:gridSpan w:val="2"/>
             <w:tcBorders>
               <w:top w:val="nil"/>
               <w:left w:val="nil"/>
@@ -2043,9 +2078,9 @@
           </w:tcPr>
           <w:p>
             <w:pPr>
-              <w:spacing w:line="290" w:lineRule="atLeast" w:before="0" w:after="0"/>
-              <w:rPr>
-                <w:rFonts w:ascii="Times New Roman" w:hAnsi="Times New Roman"/>
+              <w:spacing w:line="290" w:lineRule="atLeast"/>
+              <w:rPr>
+                <w:rFonts w:ascii="Times New Roman" w:hAnsi="Times New Roman" w:hint="default"/>
                 <w:sz w:val="21"/>
               </w:rPr>
             </w:pPr>
@@ -2056,14 +2091,13 @@
                 <w:bCs/>
                 <w:sz w:val="21"/>
               </w:rPr>
-              <w:t xml:space="preserve">银行电话营销客户响应行为分析</w:t>
+              <w:t>银行电话营销客户响应行为分析</w:t>
             </w:r>
           </w:p>
         </w:tc>
         <w:tc>
           <w:tcPr>
             <w:tcW w:w="2693" w:type="dxa"/>
-            <w:gridSpan w:val="2"/>
             <w:tcBorders>
               <w:top w:val="nil"/>
               <w:left w:val="nil"/>
@@ -2074,9 +2108,9 @@
           </w:tcPr>
           <w:p>
             <w:pPr>
-              <w:spacing w:line="290" w:lineRule="atLeast" w:before="0" w:after="0"/>
-              <w:rPr>
-                <w:rFonts w:ascii="Times New Roman" w:eastAsia="等线" w:hAnsi="Times New Roman"/>
+              <w:spacing w:line="290" w:lineRule="atLeast"/>
+              <w:rPr>
+                <w:rFonts w:ascii="Times New Roman" w:eastAsia="等线" w:hAnsi="Times New Roman" w:hint="default"/>
                 <w:b/>
                 <w:bCs/>
                 <w:sz w:val="21"/>
@@ -2089,7 +2123,7 @@
                 <w:bCs/>
                 <w:sz w:val="21"/>
               </w:rPr>
-              <w:t xml:space="preserve">项目负责人</w:t>
+              <w:t>项目负责人</w:t>
             </w:r>
           </w:p>
         </w:tc>
@@ -2106,7 +2140,7 @@
           </w:tcPr>
           <w:p>
             <w:pPr>
-              <w:spacing w:line="290" w:lineRule="atLeast" w:before="0" w:after="0"/>
+              <w:spacing w:line="290" w:lineRule="atLeast"/>
               <w:rPr>
                 <w:rFonts w:ascii="Times New Roman" w:eastAsia="等线" w:hAnsi="Times New Roman" w:hint="default"/>
                 <w:b/>
@@ -2121,14 +2155,14 @@
                 <w:bCs/>
                 <w:sz w:val="21"/>
               </w:rPr>
-              <w:t xml:space="preserve">2026.04-2026.06</w:t>
+              <w:t>2026.04-2026.06</w:t>
             </w:r>
           </w:p>
         </w:tc>
       </w:tr>
       <w:tr>
         <w:trPr>
-          <w:gridAfter w:val="2"/>
+          <w:gridAfter w:val="1"/>
           <w:wAfter w:w="880" w:type="dxa"/>
           <w:jc w:val="center"/>
         </w:trPr>
@@ -2151,9 +2185,9 @@
           </w:tcPr>
           <w:p>
             <w:pPr>
-              <w:spacing w:line="290" w:lineRule="atLeast" w:before="0" w:after="0"/>
-              <w:rPr>
-                <w:rFonts w:ascii="Times New Roman" w:hAnsi="Times New Roman"/>
+              <w:spacing w:line="290" w:lineRule="atLeast"/>
+              <w:rPr>
+                <w:rFonts w:ascii="Times New Roman" w:hAnsi="Times New Roman" w:hint="default"/>
                 <w:sz w:val="21"/>
               </w:rPr>
             </w:pPr>
@@ -2162,7 +2196,7 @@
         <w:tc>
           <w:tcPr>
             <w:tcW w:w="10048" w:type="dxa"/>
-            <w:gridSpan w:val="7"/>
+            <w:gridSpan w:val="4"/>
             <w:tcBorders>
               <w:top w:val="nil"/>
               <w:left w:val="nil"/>
@@ -2183,7 +2217,7 @@
                 <w:ilvl w:val="0"/>
                 <w:numId w:val="9"/>
               </w:numPr>
-              <w:spacing w:line="290" w:lineRule="atLeast" w:before="0" w:after="0"/>
+              <w:spacing w:line="290" w:lineRule="atLeast"/>
               <w:rPr>
                 <w:rFonts w:ascii="Times New Roman" w:eastAsia="宋体" w:hAnsi="Times New Roman" w:cs="宋体" w:hint="default"/>
                 <w:sz w:val="21"/>
@@ -2194,35 +2228,35 @@
                 <w:rFonts w:ascii="Times New Roman" w:eastAsia="宋体" w:hAnsi="Times New Roman" w:cs="宋体"/>
                 <w:sz w:val="21"/>
               </w:rPr>
-              <w:t xml:space="preserve">基于</w:t>
-            </w:r>
-            <w:r>
-              <w:rPr>
-                <w:rFonts w:eastAsia="宋体" w:ascii="Times New Roman" w:hAnsi="Times New Roman"/>
-                <w:sz w:val="21"/>
-              </w:rPr>
-              <w:t xml:space="preserve">45211</w:t>
-            </w:r>
-            <w:r>
-              <w:rPr>
-                <w:rFonts w:ascii="Times New Roman" w:eastAsia="宋体" w:hAnsi="Times New Roman" w:cs="宋体"/>
-                <w:sz w:val="21"/>
-              </w:rPr>
-              <w:t xml:space="preserve">条葡萄牙银行真实营销数据，用</w:t>
-            </w:r>
-            <w:r>
-              <w:rPr>
-                <w:rFonts w:eastAsia="宋体" w:ascii="Times New Roman" w:hAnsi="Times New Roman"/>
-                <w:sz w:val="21"/>
-              </w:rPr>
-              <w:t xml:space="preserve">R</w:t>
-            </w:r>
-            <w:r>
-              <w:rPr>
-                <w:rFonts w:ascii="Times New Roman" w:eastAsia="宋体" w:hAnsi="Times New Roman" w:cs="宋体"/>
-                <w:sz w:val="21"/>
-              </w:rPr>
-              <w:t xml:space="preserve">完成缺失值与异常值清洗，对年龄、职业、营销频次等字段做多维度分层统计</w:t>
+              <w:t>基于</w:t>
+            </w:r>
+            <w:r>
+              <w:rPr>
+                <w:rFonts w:ascii="Times New Roman" w:eastAsia="宋体" w:hAnsi="Times New Roman"/>
+                <w:sz w:val="21"/>
+              </w:rPr>
+              <w:t>45211</w:t>
+            </w:r>
+            <w:r>
+              <w:rPr>
+                <w:rFonts w:ascii="Times New Roman" w:eastAsia="宋体" w:hAnsi="Times New Roman" w:cs="宋体"/>
+                <w:sz w:val="21"/>
+              </w:rPr>
+              <w:t>条葡萄牙银行真实营销数据，用</w:t>
+            </w:r>
+            <w:r>
+              <w:rPr>
+                <w:rFonts w:ascii="Times New Roman" w:eastAsia="宋体" w:hAnsi="Times New Roman"/>
+                <w:sz w:val="21"/>
+              </w:rPr>
+              <w:t>R</w:t>
+            </w:r>
+            <w:r>
+              <w:rPr>
+                <w:rFonts w:ascii="Times New Roman" w:eastAsia="宋体" w:hAnsi="Times New Roman" w:cs="宋体"/>
+                <w:sz w:val="21"/>
+              </w:rPr>
+              <w:t>完成缺失值与异常值清洗，对年龄、职业、营销频次等字段做多维度分层统计</w:t>
             </w:r>
           </w:p>
           <w:p>
@@ -2231,7 +2265,7 @@
                 <w:ilvl w:val="0"/>
                 <w:numId w:val="9"/>
               </w:numPr>
-              <w:spacing w:line="290" w:lineRule="atLeast" w:before="0" w:after="0"/>
+              <w:spacing w:line="290" w:lineRule="atLeast"/>
               <w:rPr>
                 <w:rFonts w:ascii="Times New Roman" w:eastAsia="宋体" w:hAnsi="Times New Roman" w:cs="宋体" w:hint="default"/>
                 <w:sz w:val="21"/>
@@ -2242,14 +2276,14 @@
                 <w:rFonts w:ascii="Times New Roman" w:eastAsia="宋体" w:hAnsi="Times New Roman" w:cs="宋体"/>
                 <w:sz w:val="21"/>
               </w:rPr>
-              <w:t xml:space="preserve">独立绘制帕累托图、相关性热力图、订阅转化率瀑布图，通过多维度统计呈现客户群体响应差异，识别关键影响变量，为客户分群与营销资源分配提供数据支撑</w:t>
+              <w:t>独立绘制帕累托图、相关性热力图、订阅转化率瀑布图，通过多维度统计呈现客户群体响应差异，识别关键影响变量，为客户分群与营销资源分配提供数据支撑</w:t>
             </w:r>
           </w:p>
         </w:tc>
       </w:tr>
       <w:tr>
         <w:trPr>
-          <w:gridAfter w:val="2"/>
+          <w:gridAfter w:val="1"/>
           <w:wAfter w:w="880" w:type="dxa"/>
           <w:jc w:val="center"/>
         </w:trPr>
@@ -2272,9 +2306,9 @@
           </w:tcPr>
           <w:p>
             <w:pPr>
-              <w:spacing w:line="290" w:lineRule="atLeast" w:before="0" w:after="0"/>
-              <w:rPr>
-                <w:rFonts w:ascii="Times New Roman" w:hAnsi="Times New Roman"/>
+              <w:spacing w:line="290" w:lineRule="atLeast"/>
+              <w:rPr>
+                <w:rFonts w:ascii="Times New Roman" w:hAnsi="Times New Roman" w:hint="default"/>
                 <w:sz w:val="21"/>
               </w:rPr>
             </w:pPr>
@@ -2283,7 +2317,7 @@
         <w:tc>
           <w:tcPr>
             <w:tcW w:w="4600" w:type="dxa"/>
-            <w:gridSpan w:val="4"/>
+            <w:gridSpan w:val="2"/>
             <w:tcBorders>
               <w:top w:val="nil"/>
               <w:left w:val="nil"/>
@@ -2300,9 +2334,9 @@
           </w:tcPr>
           <w:p>
             <w:pPr>
-              <w:spacing w:line="290" w:lineRule="atLeast" w:before="0" w:after="0"/>
-              <w:rPr>
-                <w:rFonts w:ascii="Times New Roman" w:hAnsi="Times New Roman"/>
+              <w:spacing w:line="290" w:lineRule="atLeast"/>
+              <w:rPr>
+                <w:rFonts w:ascii="Times New Roman" w:hAnsi="Times New Roman" w:hint="default"/>
                 <w:sz w:val="21"/>
               </w:rPr>
             </w:pPr>
@@ -2313,7 +2347,7 @@
                 <w:bCs/>
                 <w:sz w:val="21"/>
               </w:rPr>
-              <w:t xml:space="preserve">ERP</w:t>
+              <w:t>ERP</w:t>
             </w:r>
             <w:r>
               <w:rPr>
@@ -2322,14 +2356,13 @@
                 <w:bCs/>
                 <w:sz w:val="21"/>
               </w:rPr>
-              <w:t xml:space="preserve">供应链全流程模拟操作</w:t>
+              <w:t>供应链全流程模拟操作</w:t>
             </w:r>
           </w:p>
         </w:tc>
         <w:tc>
           <w:tcPr>
             <w:tcW w:w="2693" w:type="dxa"/>
-            <w:gridSpan w:val="2"/>
             <w:tcBorders>
               <w:top w:val="nil"/>
               <w:left w:val="nil"/>
@@ -2340,9 +2373,9 @@
           </w:tcPr>
           <w:p>
             <w:pPr>
-              <w:spacing w:line="290" w:lineRule="atLeast" w:before="0" w:after="0"/>
-              <w:rPr>
-                <w:rFonts w:ascii="Times New Roman" w:eastAsia="等线" w:hAnsi="Times New Roman"/>
+              <w:spacing w:line="290" w:lineRule="atLeast"/>
+              <w:rPr>
+                <w:rFonts w:ascii="Times New Roman" w:eastAsia="等线" w:hAnsi="Times New Roman" w:hint="default"/>
                 <w:b/>
                 <w:bCs/>
                 <w:sz w:val="21"/>
@@ -2355,7 +2388,7 @@
                 <w:bCs/>
                 <w:sz w:val="21"/>
               </w:rPr>
-              <w:t xml:space="preserve">课程实验・账套主管</w:t>
+              <w:t>课程实验・账套主管</w:t>
             </w:r>
           </w:p>
         </w:tc>
@@ -2372,7 +2405,7 @@
           </w:tcPr>
           <w:p>
             <w:pPr>
-              <w:spacing w:line="290" w:lineRule="atLeast" w:before="0" w:after="0"/>
+              <w:spacing w:line="290" w:lineRule="atLeast"/>
               <w:rPr>
                 <w:rFonts w:ascii="Times New Roman" w:eastAsia="等线" w:hAnsi="Times New Roman" w:hint="default"/>
                 <w:b/>
@@ -2387,14 +2420,14 @@
                 <w:bCs/>
                 <w:sz w:val="21"/>
               </w:rPr>
-              <w:t xml:space="preserve">2025.03-2025.07</w:t>
+              <w:t>2025.03-2025.07</w:t>
             </w:r>
           </w:p>
         </w:tc>
       </w:tr>
       <w:tr>
         <w:trPr>
-          <w:gridAfter w:val="2"/>
+          <w:gridAfter w:val="1"/>
           <w:wAfter w:w="880" w:type="dxa"/>
           <w:jc w:val="center"/>
         </w:trPr>
@@ -2417,9 +2450,9 @@
           </w:tcPr>
           <w:p>
             <w:pPr>
-              <w:spacing w:line="290" w:lineRule="atLeast" w:before="0" w:after="0"/>
-              <w:rPr>
-                <w:rFonts w:ascii="Times New Roman" w:hAnsi="Times New Roman"/>
+              <w:spacing w:line="290" w:lineRule="atLeast"/>
+              <w:rPr>
+                <w:rFonts w:ascii="Times New Roman" w:hAnsi="Times New Roman" w:hint="default"/>
                 <w:sz w:val="21"/>
               </w:rPr>
             </w:pPr>
@@ -2428,7 +2461,7 @@
         <w:tc>
           <w:tcPr>
             <w:tcW w:w="10048" w:type="dxa"/>
-            <w:gridSpan w:val="7"/>
+            <w:gridSpan w:val="4"/>
             <w:tcBorders>
               <w:top w:val="nil"/>
               <w:left w:val="nil"/>
@@ -2449,7 +2482,7 @@
                 <w:ilvl w:val="0"/>
                 <w:numId w:val="9"/>
               </w:numPr>
-              <w:spacing w:line="290" w:lineRule="atLeast" w:before="0" w:after="0"/>
+              <w:spacing w:line="290" w:lineRule="atLeast"/>
               <w:rPr>
                 <w:rFonts w:ascii="Times New Roman" w:eastAsia="宋体" w:hAnsi="Times New Roman" w:cs="宋体" w:hint="default"/>
                 <w:sz w:val="21"/>
@@ -2460,7 +2493,7 @@
                 <w:rFonts w:ascii="Times New Roman" w:eastAsia="宋体" w:hAnsi="Times New Roman" w:cs="宋体"/>
                 <w:sz w:val="21"/>
               </w:rPr>
-              <w:t xml:space="preserve">以账套主管角色，以模拟箱包贸易企业为对象，独立完成采购订单→到货入库→销售订单→发货出库→库存调拨→盘点→存货核算→收付款凭证全流程实操</w:t>
+              <w:t>以账套主管角色，以模拟箱包贸易企业为对象，独立完成采购订单→到货入库→销售订单→发货出库→库存调拨→盘点→存货核算→收付款凭证全流程实操</w:t>
             </w:r>
           </w:p>
           <w:p>
@@ -2469,7 +2502,7 @@
                 <w:ilvl w:val="0"/>
                 <w:numId w:val="9"/>
               </w:numPr>
-              <w:spacing w:line="290" w:lineRule="atLeast" w:before="0" w:after="0"/>
+              <w:spacing w:line="290" w:lineRule="atLeast"/>
               <w:rPr>
                 <w:rFonts w:ascii="Times New Roman" w:eastAsia="宋体" w:hAnsi="Times New Roman" w:cs="宋体" w:hint="default"/>
                 <w:sz w:val="21"/>
@@ -2480,35 +2513,35 @@
                 <w:rFonts w:ascii="Times New Roman" w:eastAsia="宋体" w:hAnsi="Times New Roman" w:cs="宋体"/>
                 <w:sz w:val="21"/>
               </w:rPr>
-              <w:t xml:space="preserve">梳理采购、销售、库存等模块间的数据流转与单据关联逻辑，理解</w:t>
-            </w:r>
-            <w:r>
-              <w:rPr>
-                <w:rFonts w:eastAsia="宋体" w:ascii="Times New Roman" w:hAnsi="Times New Roman"/>
-                <w:sz w:val="21"/>
-              </w:rPr>
-              <w:t xml:space="preserve">ERP</w:t>
-            </w:r>
-            <w:r>
-              <w:rPr>
-                <w:rFonts w:ascii="Times New Roman" w:eastAsia="宋体" w:hAnsi="Times New Roman" w:cs="宋体"/>
-                <w:sz w:val="21"/>
-              </w:rPr>
-              <w:t xml:space="preserve">系统供应链业务标准化运作机制</w:t>
+              <w:t>梳理采购、销售、库存等模块间的数据流转与单据关联逻辑，理解</w:t>
+            </w:r>
+            <w:r>
+              <w:rPr>
+                <w:rFonts w:ascii="Times New Roman" w:eastAsia="宋体" w:hAnsi="Times New Roman"/>
+                <w:sz w:val="21"/>
+              </w:rPr>
+              <w:t>ERP</w:t>
+            </w:r>
+            <w:r>
+              <w:rPr>
+                <w:rFonts w:ascii="Times New Roman" w:eastAsia="宋体" w:hAnsi="Times New Roman" w:cs="宋体"/>
+                <w:sz w:val="21"/>
+              </w:rPr>
+              <w:t>系统供应链业务标准化运作机制</w:t>
             </w:r>
           </w:p>
         </w:tc>
       </w:tr>
       <w:tr>
         <w:trPr>
-          <w:gridBefore w:val="3"/>
+          <w:gridBefore w:val="2"/>
           <w:wBefore w:w="879" w:type="dxa"/>
           <w:jc w:val="center"/>
         </w:trPr>
         <w:tc>
           <w:tcPr>
             <w:tcW w:w="10744" w:type="dxa"/>
-            <w:gridSpan w:val="7"/>
+            <w:gridSpan w:val="4"/>
             <w:tcBorders>
               <w:top w:val="nil"/>
               <w:left w:val="nil"/>
@@ -2526,7 +2559,10 @@
           </w:tcPr>
           <w:p>
             <w:pPr>
-              <w:spacing w:line="290" w:lineRule="atLeast" w:before="0" w:after="0"/>
+              <w:spacing w:line="290" w:lineRule="atLeast"/>
+              <w:rPr>
+                <w:rFonts w:hint="default"/>
+              </w:rPr>
             </w:pPr>
             <w:r>
               <w:rPr>
@@ -2540,26 +2576,27 @@
     </w:tbl>
     <w:p>
       <w:pPr>
+        <w:spacing w:line="290" w:lineRule="atLeast"/>
         <w:rPr>
+          <w:rFonts w:hint="default"/>
           <w:vanish/>
         </w:rPr>
-        <w:spacing w:line="290" w:lineRule="atLeast" w:before="0" w:after="0"/>
       </w:pPr>
     </w:p>
     <w:p>
       <w:pPr>
+        <w:spacing w:line="290" w:lineRule="atLeast"/>
         <w:rPr>
+          <w:rFonts w:hint="default"/>
           <w:vanish/>
           <w:sz w:val="21"/>
         </w:rPr>
-        <w:spacing w:line="290" w:lineRule="atLeast" w:before="0" w:after="0"/>
       </w:pPr>
     </w:p>
     <w:tbl>
       <w:tblPr>
         <w:tblW w:w="0" w:type="auto"/>
         <w:jc w:val="center"/>
-        <w:tblInd w:w="0" w:type="dxa"/>
         <w:tblLayout w:type="fixed"/>
         <w:tblCellMar>
           <w:left w:w="0" w:type="dxa"/>
@@ -2569,9 +2606,9 @@
       </w:tblPr>
       <w:tblGrid>
         <w:gridCol w:w="695"/>
-        <w:gridCol w:w="3686"/>
+        <w:gridCol w:w="4600"/>
         <w:gridCol w:w="2693"/>
-        <w:gridCol w:w="3669"/>
+        <w:gridCol w:w="2755"/>
       </w:tblGrid>
       <w:tr>
         <w:trPr>
@@ -2596,8 +2633,9 @@
           </w:tcPr>
           <w:p>
             <w:pPr>
-              <w:spacing w:line="290" w:lineRule="atLeast" w:before="0" w:after="0"/>
-              <w:rPr>
+              <w:spacing w:line="290" w:lineRule="atLeast"/>
+              <w:rPr>
+                <w:rFonts w:hint="default"/>
                 <w:sz w:val="21"/>
               </w:rPr>
             </w:pPr>
@@ -2622,8 +2660,9 @@
           </w:tcPr>
           <w:p>
             <w:pPr>
-              <w:spacing w:line="290" w:lineRule="atLeast" w:before="0" w:after="0"/>
-              <w:rPr>
+              <w:spacing w:line="290" w:lineRule="atLeast"/>
+              <w:rPr>
+                <w:rFonts w:hint="default"/>
                 <w:b/>
                 <w:bCs/>
                 <w:sz w:val="21"/>
@@ -2636,7 +2675,7 @@
                 <w:bCs/>
                 <w:sz w:val="21"/>
               </w:rPr>
-              <w:t xml:space="preserve">山东鱼跃尚成教育有限责任公司</w:t>
+              <w:t>山东鱼跃尚成教育有限责任公司</w:t>
             </w:r>
           </w:p>
         </w:tc>
@@ -2653,8 +2692,9 @@
           </w:tcPr>
           <w:p>
             <w:pPr>
-              <w:spacing w:line="290" w:lineRule="atLeast" w:before="0" w:after="0"/>
-              <w:rPr>
+              <w:spacing w:line="290" w:lineRule="atLeast"/>
+              <w:rPr>
+                <w:rFonts w:hint="default"/>
                 <w:b/>
                 <w:bCs/>
                 <w:sz w:val="21"/>
@@ -2667,7 +2707,7 @@
                 <w:bCs/>
                 <w:sz w:val="21"/>
               </w:rPr>
-              <w:t xml:space="preserve">项目助理（兼职）</w:t>
+              <w:t>项目助理（兼职）</w:t>
             </w:r>
           </w:p>
         </w:tc>
@@ -2684,7 +2724,7 @@
           </w:tcPr>
           <w:p>
             <w:pPr>
-              <w:spacing w:line="290" w:lineRule="atLeast" w:before="0" w:after="0"/>
+              <w:spacing w:line="290" w:lineRule="atLeast"/>
               <w:rPr>
                 <w:rFonts w:ascii="Times New Roman" w:eastAsia="等线" w:hAnsi="Times New Roman" w:hint="default"/>
                 <w:b/>
@@ -2699,7 +2739,7 @@
                 <w:bCs/>
                 <w:sz w:val="21"/>
               </w:rPr>
-              <w:t xml:space="preserve">2026.04 - 2026.07</w:t>
+              <w:t>2026.04 - 2026.07</w:t>
             </w:r>
           </w:p>
         </w:tc>
@@ -2727,9 +2767,9 @@
           </w:tcPr>
           <w:p>
             <w:pPr>
-              <w:spacing w:line="290" w:lineRule="atLeast" w:before="0" w:after="0"/>
-              <w:rPr>
-                <w:rFonts w:ascii="Times New Roman" w:hAnsi="Times New Roman"/>
+              <w:spacing w:line="290" w:lineRule="atLeast"/>
+              <w:rPr>
+                <w:rFonts w:ascii="Times New Roman" w:hAnsi="Times New Roman" w:hint="default"/>
                 <w:sz w:val="21"/>
               </w:rPr>
             </w:pPr>
@@ -2759,7 +2799,7 @@
                 <w:ilvl w:val="0"/>
                 <w:numId w:val="6"/>
               </w:numPr>
-              <w:spacing w:line="290" w:lineRule="atLeast" w:before="0" w:after="0"/>
+              <w:spacing w:line="290" w:lineRule="atLeast"/>
               <w:rPr>
                 <w:rFonts w:ascii="Times New Roman" w:eastAsia="宋体" w:hAnsi="Times New Roman" w:cs="宋体" w:hint="default"/>
                 <w:sz w:val="21"/>
@@ -2770,63 +2810,63 @@
                 <w:rFonts w:ascii="Times New Roman" w:eastAsia="宋体" w:hAnsi="Times New Roman" w:cs="宋体"/>
                 <w:sz w:val="21"/>
               </w:rPr>
-              <w:t xml:space="preserve">统筹</w:t>
-            </w:r>
-            <w:r>
-              <w:rPr>
-                <w:rFonts w:eastAsia="宋体" w:ascii="Times New Roman" w:hAnsi="Times New Roman"/>
-                <w:sz w:val="21"/>
-              </w:rPr>
-              <w:t xml:space="preserve">200+</w:t>
-            </w:r>
-            <w:r>
-              <w:rPr>
-                <w:rFonts w:ascii="Times New Roman" w:eastAsia="宋体" w:hAnsi="Times New Roman" w:cs="宋体"/>
-                <w:sz w:val="21"/>
-              </w:rPr>
-              <w:t xml:space="preserve">份学员申报材料全流程管理，用</w:t>
-            </w:r>
-            <w:r>
-              <w:rPr>
-                <w:rFonts w:eastAsia="宋体" w:ascii="Times New Roman" w:hAnsi="Times New Roman"/>
-                <w:sz w:val="21"/>
-              </w:rPr>
-              <w:t xml:space="preserve">Excel</w:t>
-            </w:r>
-            <w:r>
-              <w:rPr>
-                <w:rFonts w:ascii="Times New Roman" w:eastAsia="宋体" w:hAnsi="Times New Roman" w:cs="宋体"/>
-                <w:sz w:val="21"/>
-              </w:rPr>
-              <w:t xml:space="preserve">搭建分类电子台账，建立“录入</w:t>
-            </w:r>
-            <w:r>
-              <w:rPr>
-                <w:rFonts w:eastAsia="宋体" w:ascii="Times New Roman" w:hAnsi="Times New Roman"/>
-                <w:sz w:val="21"/>
-              </w:rPr>
-              <w:t xml:space="preserve">-</w:t>
-            </w:r>
-            <w:r>
-              <w:rPr>
-                <w:rFonts w:ascii="Times New Roman" w:eastAsia="宋体" w:hAnsi="Times New Roman" w:cs="宋体"/>
-                <w:sz w:val="21"/>
-              </w:rPr>
-              <w:t xml:space="preserve">核对</w:t>
-            </w:r>
-            <w:r>
-              <w:rPr>
-                <w:rFonts w:eastAsia="宋体" w:ascii="Times New Roman" w:hAnsi="Times New Roman"/>
-                <w:sz w:val="21"/>
-              </w:rPr>
-              <w:t xml:space="preserve">-</w:t>
-            </w:r>
-            <w:r>
-              <w:rPr>
-                <w:rFonts w:ascii="Times New Roman" w:eastAsia="宋体" w:hAnsi="Times New Roman" w:cs="宋体"/>
-                <w:sz w:val="21"/>
-              </w:rPr>
-              <w:t xml:space="preserve">提交”三级校验机制，实现材料零差错提交</w:t>
+              <w:t>统筹</w:t>
+            </w:r>
+            <w:r>
+              <w:rPr>
+                <w:rFonts w:ascii="Times New Roman" w:eastAsia="宋体" w:hAnsi="Times New Roman"/>
+                <w:sz w:val="21"/>
+              </w:rPr>
+              <w:t>200+</w:t>
+            </w:r>
+            <w:r>
+              <w:rPr>
+                <w:rFonts w:ascii="Times New Roman" w:eastAsia="宋体" w:hAnsi="Times New Roman" w:cs="宋体"/>
+                <w:sz w:val="21"/>
+              </w:rPr>
+              <w:t>份学员申报材料全流程管理，用</w:t>
+            </w:r>
+            <w:r>
+              <w:rPr>
+                <w:rFonts w:ascii="Times New Roman" w:eastAsia="宋体" w:hAnsi="Times New Roman"/>
+                <w:sz w:val="21"/>
+              </w:rPr>
+              <w:t>Excel</w:t>
+            </w:r>
+            <w:r>
+              <w:rPr>
+                <w:rFonts w:ascii="Times New Roman" w:eastAsia="宋体" w:hAnsi="Times New Roman" w:cs="宋体"/>
+                <w:sz w:val="21"/>
+              </w:rPr>
+              <w:t>搭建分类电子台账，建立“录入</w:t>
+            </w:r>
+            <w:r>
+              <w:rPr>
+                <w:rFonts w:ascii="Times New Roman" w:eastAsia="宋体" w:hAnsi="Times New Roman"/>
+                <w:sz w:val="21"/>
+              </w:rPr>
+              <w:t>-</w:t>
+            </w:r>
+            <w:r>
+              <w:rPr>
+                <w:rFonts w:ascii="Times New Roman" w:eastAsia="宋体" w:hAnsi="Times New Roman" w:cs="宋体"/>
+                <w:sz w:val="21"/>
+              </w:rPr>
+              <w:t>核对</w:t>
+            </w:r>
+            <w:r>
+              <w:rPr>
+                <w:rFonts w:ascii="Times New Roman" w:eastAsia="宋体" w:hAnsi="Times New Roman"/>
+                <w:sz w:val="21"/>
+              </w:rPr>
+              <w:t>-</w:t>
+            </w:r>
+            <w:r>
+              <w:rPr>
+                <w:rFonts w:ascii="Times New Roman" w:eastAsia="宋体" w:hAnsi="Times New Roman" w:cs="宋体"/>
+                <w:sz w:val="21"/>
+              </w:rPr>
+              <w:t>提交”三级校验机制，实现材料零差错提交</w:t>
             </w:r>
           </w:p>
           <w:p>
@@ -2835,7 +2875,7 @@
                 <w:ilvl w:val="0"/>
                 <w:numId w:val="6"/>
               </w:numPr>
-              <w:spacing w:line="290" w:lineRule="atLeast" w:before="0" w:after="0"/>
+              <w:spacing w:line="290" w:lineRule="atLeast"/>
               <w:rPr>
                 <w:rFonts w:ascii="Times New Roman" w:eastAsia="宋体" w:hAnsi="Times New Roman" w:cs="宋体" w:hint="default"/>
                 <w:sz w:val="21"/>
@@ -2846,7 +2886,7 @@
                 <w:rFonts w:ascii="Times New Roman" w:eastAsia="宋体" w:hAnsi="Times New Roman" w:cs="宋体"/>
                 <w:sz w:val="21"/>
               </w:rPr>
-              <w:t xml:space="preserve">对接各部门同步项目推进进度，按月汇总执行数据形成工作小结，梳理并标准化资料审核与报批流程</w:t>
+              <w:t>对接各部门同步项目推进进度，按月汇总执行数据形成工作小结，梳理并标准化资料审核与报批流程</w:t>
             </w:r>
           </w:p>
           <w:p>
@@ -2855,7 +2895,7 @@
                 <w:ilvl w:val="0"/>
                 <w:numId w:val="6"/>
               </w:numPr>
-              <w:spacing w:line="290" w:lineRule="atLeast" w:before="0" w:after="0"/>
+              <w:spacing w:line="290" w:lineRule="atLeast"/>
               <w:rPr>
                 <w:rFonts w:ascii="Times New Roman" w:eastAsia="宋体" w:hAnsi="Times New Roman" w:cs="宋体" w:hint="default"/>
                 <w:sz w:val="21"/>
@@ -2866,7 +2906,7 @@
                 <w:rFonts w:ascii="Times New Roman" w:eastAsia="宋体" w:hAnsi="Times New Roman" w:cs="宋体"/>
                 <w:sz w:val="21"/>
               </w:rPr>
-              <w:t xml:space="preserve">建立可检索的文档归档体系，统一收纳各类申报单据并分类存档，提升后续材料调取效率</w:t>
+              <w:t>建立可检索的文档归档体系，统一收纳各类申报单据并分类存档，提升后续材料调取效率</w:t>
             </w:r>
           </w:p>
         </w:tc>
@@ -2894,8 +2934,9 @@
           </w:tcPr>
           <w:p>
             <w:pPr>
-              <w:spacing w:line="290" w:lineRule="atLeast" w:before="0" w:after="0"/>
-              <w:rPr>
+              <w:spacing w:line="290" w:lineRule="atLeast"/>
+              <w:rPr>
+                <w:rFonts w:hint="default"/>
                 <w:sz w:val="21"/>
               </w:rPr>
             </w:pPr>
@@ -2920,8 +2961,9 @@
           </w:tcPr>
           <w:p>
             <w:pPr>
-              <w:spacing w:line="290" w:lineRule="atLeast" w:before="0" w:after="0"/>
-              <w:rPr>
+              <w:spacing w:line="290" w:lineRule="atLeast"/>
+              <w:rPr>
+                <w:rFonts w:hint="default"/>
                 <w:b/>
                 <w:bCs/>
                 <w:sz w:val="21"/>
@@ -2934,7 +2976,7 @@
                 <w:bCs/>
                 <w:sz w:val="21"/>
               </w:rPr>
-              <w:t xml:space="preserve">瑞幸咖啡</w:t>
+              <w:t>瑞幸咖啡</w:t>
             </w:r>
           </w:p>
         </w:tc>
@@ -2951,8 +2993,9 @@
           </w:tcPr>
           <w:p>
             <w:pPr>
-              <w:spacing w:line="290" w:lineRule="atLeast" w:before="0" w:after="0"/>
-              <w:rPr>
+              <w:spacing w:line="290" w:lineRule="atLeast"/>
+              <w:rPr>
+                <w:rFonts w:hint="default"/>
                 <w:b/>
                 <w:bCs/>
                 <w:sz w:val="21"/>
@@ -2965,7 +3008,7 @@
                 <w:bCs/>
                 <w:sz w:val="21"/>
               </w:rPr>
-              <w:t xml:space="preserve">咖啡师（兼职）</w:t>
+              <w:t>咖啡师（兼职）</w:t>
             </w:r>
           </w:p>
         </w:tc>
@@ -2982,7 +3025,7 @@
           </w:tcPr>
           <w:p>
             <w:pPr>
-              <w:spacing w:line="290" w:lineRule="atLeast" w:before="0" w:after="0"/>
+              <w:spacing w:line="290" w:lineRule="atLeast"/>
               <w:rPr>
                 <w:rFonts w:ascii="Times New Roman" w:eastAsia="等线" w:hAnsi="Times New Roman" w:hint="default"/>
                 <w:b/>
@@ -2997,7 +3040,7 @@
                 <w:bCs/>
                 <w:sz w:val="21"/>
               </w:rPr>
-              <w:t xml:space="preserve">2023.07 - 2023.09</w:t>
+              <w:t>2023.07 - 2023.09</w:t>
             </w:r>
           </w:p>
         </w:tc>
@@ -3025,9 +3068,9 @@
           </w:tcPr>
           <w:p>
             <w:pPr>
-              <w:spacing w:line="290" w:lineRule="atLeast" w:before="0" w:after="0"/>
-              <w:rPr>
-                <w:rFonts w:ascii="Times New Roman" w:hAnsi="Times New Roman"/>
+              <w:spacing w:line="290" w:lineRule="atLeast"/>
+              <w:rPr>
+                <w:rFonts w:ascii="Times New Roman" w:hAnsi="Times New Roman" w:hint="default"/>
                 <w:sz w:val="21"/>
               </w:rPr>
             </w:pPr>
@@ -3057,7 +3100,7 @@
                 <w:ilvl w:val="0"/>
                 <w:numId w:val="6"/>
               </w:numPr>
-              <w:spacing w:line="290" w:lineRule="atLeast" w:before="0" w:after="0"/>
+              <w:spacing w:line="290" w:lineRule="atLeast"/>
               <w:rPr>
                 <w:rFonts w:ascii="Times New Roman" w:eastAsia="宋体" w:hAnsi="Times New Roman" w:cs="宋体" w:hint="default"/>
                 <w:sz w:val="21"/>
@@ -3068,7 +3111,7 @@
                 <w:rFonts w:ascii="Times New Roman" w:eastAsia="宋体" w:hAnsi="Times New Roman" w:cs="宋体"/>
                 <w:sz w:val="21"/>
               </w:rPr>
-              <w:t xml:space="preserve">落实门店原辅料日盘与效期管理流程，每日核对食材有效期并打印失效单据，根据消耗规律提醒仓库解冻备货，降低物料损耗与缺货风险</w:t>
+              <w:t>落实门店原辅料日盘与效期管理流程，每日核对食材有效期并打印失效单据，根据消耗规律提醒仓库解冻备货，降低物料损耗与缺货风险</w:t>
             </w:r>
           </w:p>
           <w:p>
@@ -3077,7 +3120,7 @@
                 <w:ilvl w:val="0"/>
                 <w:numId w:val="6"/>
               </w:numPr>
-              <w:spacing w:line="290" w:lineRule="atLeast" w:before="0" w:after="0"/>
+              <w:spacing w:line="290" w:lineRule="atLeast"/>
               <w:rPr>
                 <w:rFonts w:ascii="Times New Roman" w:eastAsia="宋体" w:hAnsi="Times New Roman" w:cs="宋体" w:hint="default"/>
                 <w:sz w:val="21"/>
@@ -3088,7 +3131,7 @@
                 <w:rFonts w:ascii="Times New Roman" w:eastAsia="宋体" w:hAnsi="Times New Roman" w:cs="宋体"/>
                 <w:sz w:val="21"/>
               </w:rPr>
-              <w:t xml:space="preserve">规范物料分区摆放与仓储器具整理，核对交接班出库单据，保持库存账实一致；根据销售消耗规律同步门店补货需求，保障物料供应稳定</w:t>
+              <w:t>规范物料分区摆放与仓储器具整理，核对交接班出库单据，保持库存账实一致；根据销售消耗规律同步门店补货需求，保障物料供应稳定</w:t>
             </w:r>
           </w:p>
         </w:tc>
@@ -3096,68 +3139,67 @@
     </w:tbl>
     <w:p>
       <w:pPr>
+        <w:spacing w:line="290" w:lineRule="atLeast"/>
         <w:rPr>
-          <w:rFonts w:ascii="Times New Roman" w:hAnsi="Times New Roman"/>
+          <w:rFonts w:ascii="Times New Roman" w:hAnsi="Times New Roman" w:hint="default"/>
           <w:vanish/>
           <w:sz w:val="21"/>
         </w:rPr>
-        <w:spacing w:line="290" w:lineRule="atLeast" w:before="0" w:after="0"/>
       </w:pPr>
     </w:p>
     <w:p>
       <w:pPr>
+        <w:spacing w:line="290" w:lineRule="atLeast"/>
         <w:rPr>
-          <w:rFonts w:ascii="Times New Roman" w:hAnsi="Times New Roman"/>
+          <w:rFonts w:ascii="Times New Roman" w:hAnsi="Times New Roman" w:hint="default"/>
           <w:vanish/>
           <w:sz w:val="21"/>
         </w:rPr>
-        <w:spacing w:line="290" w:lineRule="atLeast" w:before="0" w:after="0"/>
       </w:pPr>
     </w:p>
     <w:p>
       <w:pPr>
+        <w:spacing w:line="290" w:lineRule="atLeast"/>
         <w:rPr>
-          <w:rFonts w:ascii="Times New Roman" w:hAnsi="Times New Roman"/>
+          <w:rFonts w:ascii="Times New Roman" w:hAnsi="Times New Roman" w:hint="default"/>
           <w:vanish/>
           <w:sz w:val="21"/>
         </w:rPr>
-        <w:spacing w:line="290" w:lineRule="atLeast" w:before="0" w:after="0"/>
       </w:pPr>
     </w:p>
     <w:p>
       <w:pPr>
+        <w:spacing w:line="290" w:lineRule="atLeast"/>
         <w:rPr>
-          <w:rFonts w:ascii="Times New Roman" w:hAnsi="Times New Roman"/>
+          <w:rFonts w:ascii="Times New Roman" w:hAnsi="Times New Roman" w:hint="default"/>
           <w:vanish/>
           <w:sz w:val="2"/>
         </w:rPr>
-        <w:spacing w:line="290" w:lineRule="atLeast" w:before="0" w:after="0"/>
       </w:pPr>
     </w:p>
     <w:p>
       <w:pPr>
+        <w:spacing w:line="290" w:lineRule="atLeast"/>
         <w:rPr>
-          <w:rFonts w:ascii="Times New Roman" w:hAnsi="Times New Roman"/>
+          <w:rFonts w:ascii="Times New Roman" w:hAnsi="Times New Roman" w:hint="default"/>
           <w:vanish/>
         </w:rPr>
-        <w:spacing w:line="290" w:lineRule="atLeast" w:before="0" w:after="0"/>
       </w:pPr>
     </w:p>
     <w:p>
       <w:pPr>
+        <w:spacing w:line="290" w:lineRule="atLeast"/>
         <w:rPr>
-          <w:rFonts w:ascii="Times New Roman" w:hAnsi="Times New Roman"/>
+          <w:rFonts w:ascii="Times New Roman" w:hAnsi="Times New Roman" w:hint="default"/>
           <w:vanish/>
           <w:sz w:val="21"/>
         </w:rPr>
-        <w:spacing w:line="290" w:lineRule="atLeast" w:before="0" w:after="0"/>
       </w:pPr>
     </w:p>
     <w:tbl>
       <w:tblPr>
         <w:tblW w:w="0" w:type="auto"/>
         <w:jc w:val="center"/>
-        <w:tblInd w:w="0" w:type="dxa"/>
         <w:tblLayout w:type="fixed"/>
         <w:tblCellMar>
           <w:left w:w="0" w:type="dxa"/>
@@ -3192,9 +3234,9 @@
           </w:tcPr>
           <w:p>
             <w:pPr>
-              <w:spacing w:before="0" w:after="0" w:line="290" w:lineRule="atLeast"/>
-              <w:rPr>
-                <w:rFonts w:ascii="Times New Roman" w:hAnsi="Times New Roman"/>
+              <w:spacing w:line="290" w:lineRule="atLeast"/>
+              <w:rPr>
+                <w:rFonts w:ascii="Times New Roman" w:hAnsi="Times New Roman" w:hint="default"/>
               </w:rPr>
             </w:pPr>
             <w:r>
@@ -3203,7 +3245,7 @@
                 <w:b/>
                 <w:bCs/>
               </w:rPr>
-              <w:t xml:space="preserve">综合技能</w:t>
+              <w:t>综合技能</w:t>
             </w:r>
           </w:p>
         </w:tc>
@@ -3211,18 +3253,17 @@
     </w:tbl>
     <w:p>
       <w:pPr>
+        <w:spacing w:line="290" w:lineRule="atLeast"/>
         <w:rPr>
-          <w:rFonts w:ascii="Times New Roman" w:hAnsi="Times New Roman"/>
+          <w:rFonts w:ascii="Times New Roman" w:hAnsi="Times New Roman" w:hint="default"/>
           <w:vanish/>
         </w:rPr>
-        <w:spacing w:line="290" w:lineRule="atLeast" w:before="0" w:after="0"/>
       </w:pPr>
     </w:p>
     <w:tbl>
       <w:tblPr>
         <w:tblW w:w="0" w:type="auto"/>
         <w:jc w:val="center"/>
-        <w:tblInd w:w="0" w:type="dxa"/>
         <w:tblLayout w:type="fixed"/>
         <w:tblCellMar>
           <w:left w:w="0" w:type="dxa"/>
@@ -3236,7 +3277,7 @@
       </w:tblGrid>
       <w:tr>
         <w:trPr>
-          <w:trHeight w:val="1843"/>
+          <w:trHeight w:val="1399"/>
           <w:jc w:val="center"/>
         </w:trPr>
         <w:tc>
@@ -3258,9 +3299,9 @@
           </w:tcPr>
           <w:p>
             <w:pPr>
-              <w:spacing w:before="0" w:after="0" w:line="290" w:lineRule="atLeast"/>
-              <w:rPr>
-                <w:rFonts w:ascii="Times New Roman" w:hAnsi="Times New Roman"/>
+              <w:spacing w:line="290" w:lineRule="atLeast"/>
+              <w:rPr>
+                <w:rFonts w:ascii="Times New Roman" w:hAnsi="Times New Roman" w:hint="default"/>
                 <w:sz w:val="21"/>
               </w:rPr>
             </w:pPr>
@@ -3285,7 +3326,7 @@
           </w:tcPr>
           <w:p>
             <w:pPr>
-              <w:spacing w:line="290" w:lineRule="atLeast" w:before="0" w:after="0"/>
+              <w:spacing w:line="290" w:lineRule="atLeast"/>
               <w:rPr>
                 <w:rFonts w:ascii="Times New Roman" w:eastAsia="宋体" w:hAnsi="Times New Roman" w:cs="宋体" w:hint="default"/>
                 <w:b/>
@@ -3300,7 +3341,7 @@
                 <w:bCs/>
                 <w:sz w:val="21"/>
               </w:rPr>
-              <w:t xml:space="preserve">ERP</w:t>
+              <w:t>ERP</w:t>
             </w:r>
             <w:r>
               <w:rPr>
@@ -3309,75 +3350,75 @@
                 <w:bCs/>
                 <w:sz w:val="21"/>
               </w:rPr>
-              <w:t xml:space="preserve">系统：</w:t>
-            </w:r>
-            <w:r>
-              <w:rPr>
-                <w:rFonts w:ascii="Times New Roman" w:eastAsia="宋体" w:hAnsi="Times New Roman" w:cs="宋体"/>
-                <w:sz w:val="21"/>
-              </w:rPr>
-              <w:t xml:space="preserve">用友</w:t>
-            </w:r>
-            <w:r>
-              <w:rPr>
-                <w:rFonts w:eastAsia="宋体" w:ascii="Times New Roman" w:hAnsi="Times New Roman"/>
-                <w:sz w:val="21"/>
-              </w:rPr>
-              <w:t xml:space="preserve">U8+</w:t>
-            </w:r>
-            <w:r>
-              <w:rPr>
-                <w:rFonts w:ascii="Times New Roman" w:eastAsia="宋体" w:hAnsi="Times New Roman" w:cs="宋体"/>
-                <w:sz w:val="21"/>
-              </w:rPr>
-              <w:t xml:space="preserve">（采购</w:t>
-            </w:r>
-            <w:r>
-              <w:rPr>
-                <w:rFonts w:eastAsia="宋体" w:ascii="Times New Roman" w:hAnsi="Times New Roman"/>
-                <w:sz w:val="21"/>
-              </w:rPr>
-              <w:t xml:space="preserve">/</w:t>
-            </w:r>
-            <w:r>
-              <w:rPr>
-                <w:rFonts w:ascii="Times New Roman" w:eastAsia="宋体" w:hAnsi="Times New Roman" w:cs="宋体"/>
-                <w:sz w:val="21"/>
-              </w:rPr>
-              <w:t xml:space="preserve">销售</w:t>
-            </w:r>
-            <w:r>
-              <w:rPr>
-                <w:rFonts w:eastAsia="宋体" w:ascii="Times New Roman" w:hAnsi="Times New Roman"/>
-                <w:sz w:val="21"/>
-              </w:rPr>
-              <w:t xml:space="preserve">/</w:t>
-            </w:r>
-            <w:r>
-              <w:rPr>
-                <w:rFonts w:ascii="Times New Roman" w:eastAsia="宋体" w:hAnsi="Times New Roman" w:cs="宋体"/>
-                <w:sz w:val="21"/>
-              </w:rPr>
-              <w:t xml:space="preserve">库存</w:t>
-            </w:r>
-            <w:r>
-              <w:rPr>
-                <w:rFonts w:eastAsia="宋体" w:ascii="Times New Roman" w:hAnsi="Times New Roman"/>
-                <w:sz w:val="21"/>
-              </w:rPr>
-              <w:t xml:space="preserve">/</w:t>
-            </w:r>
-            <w:r>
-              <w:rPr>
-                <w:rFonts w:ascii="Times New Roman" w:eastAsia="宋体" w:hAnsi="Times New Roman" w:cs="宋体"/>
-                <w:sz w:val="21"/>
-              </w:rPr>
-              <w:t xml:space="preserve">存货核算全流程操作）</w:t>
-            </w:r>
-          </w:p>
-          <w:p>
-            <w:pPr>
-              <w:spacing w:line="290" w:lineRule="atLeast" w:before="0" w:after="0"/>
+              <w:t>系统：</w:t>
+            </w:r>
+            <w:r>
+              <w:rPr>
+                <w:rFonts w:ascii="Times New Roman" w:eastAsia="宋体" w:hAnsi="Times New Roman" w:cs="宋体"/>
+                <w:sz w:val="21"/>
+              </w:rPr>
+              <w:t>用友</w:t>
+            </w:r>
+            <w:r>
+              <w:rPr>
+                <w:rFonts w:ascii="Times New Roman" w:eastAsia="宋体" w:hAnsi="Times New Roman"/>
+                <w:sz w:val="21"/>
+              </w:rPr>
+              <w:t>U8+</w:t>
+            </w:r>
+            <w:r>
+              <w:rPr>
+                <w:rFonts w:ascii="Times New Roman" w:eastAsia="宋体" w:hAnsi="Times New Roman" w:cs="宋体"/>
+                <w:sz w:val="21"/>
+              </w:rPr>
+              <w:t>（采购</w:t>
+            </w:r>
+            <w:r>
+              <w:rPr>
+                <w:rFonts w:ascii="Times New Roman" w:eastAsia="宋体" w:hAnsi="Times New Roman"/>
+                <w:sz w:val="21"/>
+              </w:rPr>
+              <w:t>/</w:t>
+            </w:r>
+            <w:r>
+              <w:rPr>
+                <w:rFonts w:ascii="Times New Roman" w:eastAsia="宋体" w:hAnsi="Times New Roman" w:cs="宋体"/>
+                <w:sz w:val="21"/>
+              </w:rPr>
+              <w:t>销售</w:t>
+            </w:r>
+            <w:r>
+              <w:rPr>
+                <w:rFonts w:ascii="Times New Roman" w:eastAsia="宋体" w:hAnsi="Times New Roman"/>
+                <w:sz w:val="21"/>
+              </w:rPr>
+              <w:t>/</w:t>
+            </w:r>
+            <w:r>
+              <w:rPr>
+                <w:rFonts w:ascii="Times New Roman" w:eastAsia="宋体" w:hAnsi="Times New Roman" w:cs="宋体"/>
+                <w:sz w:val="21"/>
+              </w:rPr>
+              <w:t>库存</w:t>
+            </w:r>
+            <w:r>
+              <w:rPr>
+                <w:rFonts w:ascii="Times New Roman" w:eastAsia="宋体" w:hAnsi="Times New Roman"/>
+                <w:sz w:val="21"/>
+              </w:rPr>
+              <w:t>/</w:t>
+            </w:r>
+            <w:r>
+              <w:rPr>
+                <w:rFonts w:ascii="Times New Roman" w:eastAsia="宋体" w:hAnsi="Times New Roman" w:cs="宋体"/>
+                <w:sz w:val="21"/>
+              </w:rPr>
+              <w:t>存货核算全流程操作）</w:t>
+            </w:r>
+          </w:p>
+          <w:p>
+            <w:pPr>
+              <w:spacing w:line="290" w:lineRule="atLeast"/>
               <w:rPr>
                 <w:rFonts w:ascii="Times New Roman" w:eastAsia="宋体" w:hAnsi="Times New Roman" w:cs="宋体" w:hint="default"/>
                 <w:b/>
@@ -3392,103 +3433,103 @@
                 <w:bCs/>
                 <w:sz w:val="21"/>
               </w:rPr>
-              <w:t xml:space="preserve">数据工具：</w:t>
-            </w:r>
-            <w:r>
-              <w:rPr>
-                <w:rFonts w:eastAsia="宋体" w:ascii="Times New Roman" w:hAnsi="Times New Roman"/>
-                <w:sz w:val="21"/>
-              </w:rPr>
-              <w:t xml:space="preserve">Excel</w:t>
-            </w:r>
-            <w:r>
-              <w:rPr>
-                <w:rFonts w:ascii="Times New Roman" w:eastAsia="宋体" w:hAnsi="Times New Roman" w:cs="宋体"/>
-                <w:sz w:val="21"/>
-              </w:rPr>
-              <w:t xml:space="preserve">（数据透视表、</w:t>
-            </w:r>
-            <w:r>
-              <w:rPr>
-                <w:rFonts w:eastAsia="宋体" w:ascii="Times New Roman" w:hAnsi="Times New Roman"/>
-                <w:sz w:val="21"/>
-              </w:rPr>
-              <w:t xml:space="preserve">VLOOKUP</w:t>
-            </w:r>
-            <w:r>
-              <w:rPr>
-                <w:rFonts w:ascii="Times New Roman" w:eastAsia="宋体" w:hAnsi="Times New Roman" w:cs="宋体"/>
-                <w:sz w:val="21"/>
-              </w:rPr>
-              <w:t xml:space="preserve">、函数）、</w:t>
-            </w:r>
-            <w:r>
-              <w:rPr>
-                <w:rFonts w:eastAsia="宋体" w:ascii="Times New Roman" w:hAnsi="Times New Roman"/>
-                <w:sz w:val="21"/>
-              </w:rPr>
-              <w:t xml:space="preserve">Python</w:t>
-            </w:r>
-            <w:r>
-              <w:rPr>
-                <w:rFonts w:ascii="Times New Roman" w:eastAsia="宋体" w:hAnsi="Times New Roman" w:cs="宋体"/>
-                <w:sz w:val="21"/>
-              </w:rPr>
-              <w:t xml:space="preserve">（</w:t>
-            </w:r>
-            <w:r>
-              <w:rPr>
-                <w:rFonts w:eastAsia="宋体" w:ascii="Times New Roman" w:hAnsi="Times New Roman"/>
-                <w:sz w:val="21"/>
-              </w:rPr>
-              <w:t xml:space="preserve">pandas</w:t>
-            </w:r>
-            <w:r>
-              <w:rPr>
-                <w:rFonts w:ascii="Times New Roman" w:eastAsia="宋体" w:hAnsi="Times New Roman" w:cs="宋体"/>
-                <w:sz w:val="21"/>
-              </w:rPr>
-              <w:t xml:space="preserve">、</w:t>
-            </w:r>
-            <w:r>
-              <w:rPr>
-                <w:rFonts w:eastAsia="宋体" w:ascii="Times New Roman" w:hAnsi="Times New Roman"/>
-                <w:sz w:val="21"/>
-              </w:rPr>
-              <w:t xml:space="preserve">matplotlib</w:t>
-            </w:r>
-            <w:r>
-              <w:rPr>
-                <w:rFonts w:ascii="Times New Roman" w:eastAsia="宋体" w:hAnsi="Times New Roman" w:cs="宋体"/>
-                <w:sz w:val="21"/>
-              </w:rPr>
-              <w:t xml:space="preserve">）、</w:t>
-            </w:r>
-            <w:r>
-              <w:rPr>
-                <w:rFonts w:eastAsia="宋体" w:ascii="Times New Roman" w:hAnsi="Times New Roman"/>
-                <w:sz w:val="21"/>
-              </w:rPr>
-              <w:t xml:space="preserve">R</w:t>
-            </w:r>
-            <w:r>
-              <w:rPr>
-                <w:rFonts w:ascii="Times New Roman" w:eastAsia="宋体" w:hAnsi="Times New Roman" w:cs="宋体"/>
-                <w:sz w:val="21"/>
-              </w:rPr>
-              <w:t xml:space="preserve">、</w:t>
-            </w:r>
-            <w:r>
-              <w:rPr>
-                <w:rFonts w:eastAsia="宋体" w:ascii="Times New Roman" w:hAnsi="Times New Roman"/>
-                <w:sz w:val="21"/>
-              </w:rPr>
-              <w:t xml:space="preserve">SPSS</w:t>
-            </w:r>
-          </w:p>
-          <w:p>
-            <w:pPr>
-              <w:spacing w:line="290" w:lineRule="atLeast" w:before="0" w:after="0"/>
+              <w:t>数据工具：</w:t>
+            </w:r>
+            <w:r>
+              <w:rPr>
+                <w:rFonts w:ascii="Times New Roman" w:eastAsia="宋体" w:hAnsi="Times New Roman"/>
+                <w:sz w:val="21"/>
+              </w:rPr>
+              <w:t>Excel</w:t>
+            </w:r>
+            <w:r>
+              <w:rPr>
+                <w:rFonts w:ascii="Times New Roman" w:eastAsia="宋体" w:hAnsi="Times New Roman" w:cs="宋体"/>
+                <w:sz w:val="21"/>
+              </w:rPr>
+              <w:t>（数据透视表、</w:t>
+            </w:r>
+            <w:r>
+              <w:rPr>
+                <w:rFonts w:ascii="Times New Roman" w:eastAsia="宋体" w:hAnsi="Times New Roman"/>
+                <w:sz w:val="21"/>
+              </w:rPr>
+              <w:t>VLOOKUP</w:t>
+            </w:r>
+            <w:r>
+              <w:rPr>
+                <w:rFonts w:ascii="Times New Roman" w:eastAsia="宋体" w:hAnsi="Times New Roman" w:cs="宋体"/>
+                <w:sz w:val="21"/>
+              </w:rPr>
+              <w:t>、函数）、</w:t>
+            </w:r>
+            <w:r>
+              <w:rPr>
+                <w:rFonts w:ascii="Times New Roman" w:eastAsia="宋体" w:hAnsi="Times New Roman"/>
+                <w:sz w:val="21"/>
+              </w:rPr>
+              <w:t>Python</w:t>
+            </w:r>
+            <w:r>
+              <w:rPr>
+                <w:rFonts w:ascii="Times New Roman" w:eastAsia="宋体" w:hAnsi="Times New Roman" w:cs="宋体"/>
+                <w:sz w:val="21"/>
+              </w:rPr>
+              <w:t>（</w:t>
+            </w:r>
+            <w:r>
+              <w:rPr>
+                <w:rFonts w:ascii="Times New Roman" w:eastAsia="宋体" w:hAnsi="Times New Roman"/>
+                <w:sz w:val="21"/>
+              </w:rPr>
+              <w:t>pandas</w:t>
+            </w:r>
+            <w:r>
+              <w:rPr>
+                <w:rFonts w:ascii="Times New Roman" w:eastAsia="宋体" w:hAnsi="Times New Roman" w:cs="宋体"/>
+                <w:sz w:val="21"/>
+              </w:rPr>
+              <w:t>、</w:t>
+            </w:r>
+            <w:r>
+              <w:rPr>
+                <w:rFonts w:ascii="Times New Roman" w:eastAsia="宋体" w:hAnsi="Times New Roman"/>
+                <w:sz w:val="21"/>
+              </w:rPr>
+              <w:t>matplotlib</w:t>
+            </w:r>
+            <w:r>
+              <w:rPr>
+                <w:rFonts w:ascii="Times New Roman" w:eastAsia="宋体" w:hAnsi="Times New Roman" w:cs="宋体"/>
+                <w:sz w:val="21"/>
+              </w:rPr>
+              <w:t>）、</w:t>
+            </w:r>
+            <w:r>
+              <w:rPr>
+                <w:rFonts w:ascii="Times New Roman" w:eastAsia="宋体" w:hAnsi="Times New Roman"/>
+                <w:sz w:val="21"/>
+              </w:rPr>
+              <w:t>R</w:t>
+            </w:r>
+            <w:r>
+              <w:rPr>
+                <w:rFonts w:ascii="Times New Roman" w:eastAsia="宋体" w:hAnsi="Times New Roman" w:cs="宋体"/>
+                <w:sz w:val="21"/>
+              </w:rPr>
+              <w:t>、</w:t>
+            </w:r>
+            <w:r>
+              <w:rPr>
+                <w:rFonts w:ascii="Times New Roman" w:eastAsia="宋体" w:hAnsi="Times New Roman"/>
+                <w:sz w:val="21"/>
+              </w:rPr>
+              <w:t>SPSS</w:t>
+            </w:r>
+          </w:p>
+          <w:p>
+            <w:pPr>
+              <w:spacing w:line="290" w:lineRule="atLeast"/>
               <w:rPr>
                 <w:rFonts w:ascii="Times New Roman" w:eastAsia="宋体" w:hAnsi="Times New Roman" w:cs="宋体" w:hint="default"/>
                 <w:b/>
@@ -3503,26 +3544,26 @@
                 <w:bCs/>
                 <w:sz w:val="21"/>
               </w:rPr>
-              <w:t xml:space="preserve">语言能力：</w:t>
-            </w:r>
-            <w:r>
-              <w:rPr>
-                <w:rFonts w:eastAsia="宋体" w:ascii="Times New Roman" w:hAnsi="Times New Roman"/>
-                <w:sz w:val="21"/>
-              </w:rPr>
-              <w:t xml:space="preserve">CET-4</w:t>
-            </w:r>
-            <w:r>
-              <w:rPr>
-                <w:rFonts w:ascii="Times New Roman" w:eastAsia="宋体" w:hAnsi="Times New Roman" w:cs="宋体"/>
-                <w:sz w:val="21"/>
-              </w:rPr>
-              <w:t xml:space="preserve">，可阅读英文专业资料与基础商务沟通</w:t>
-            </w:r>
-          </w:p>
-          <w:p>
-            <w:pPr>
-              <w:spacing w:line="290" w:lineRule="atLeast" w:before="0" w:after="0"/>
+              <w:t>语言能力：</w:t>
+            </w:r>
+            <w:r>
+              <w:rPr>
+                <w:rFonts w:ascii="Times New Roman" w:eastAsia="宋体" w:hAnsi="Times New Roman"/>
+                <w:sz w:val="21"/>
+              </w:rPr>
+              <w:t>CET-4</w:t>
+            </w:r>
+            <w:r>
+              <w:rPr>
+                <w:rFonts w:ascii="Times New Roman" w:eastAsia="宋体" w:hAnsi="Times New Roman" w:cs="宋体"/>
+                <w:sz w:val="21"/>
+              </w:rPr>
+              <w:t>，可阅读英文专业资料与基础商务沟通</w:t>
+            </w:r>
+          </w:p>
+          <w:p>
+            <w:pPr>
+              <w:spacing w:line="290" w:lineRule="atLeast"/>
               <w:rPr>
                 <w:rFonts w:ascii="Times New Roman" w:eastAsia="宋体" w:hAnsi="Times New Roman" w:cs="宋体" w:hint="default"/>
                 <w:b/>
@@ -3537,14 +3578,14 @@
                 <w:bCs/>
                 <w:sz w:val="21"/>
               </w:rPr>
-              <w:t xml:space="preserve">通用能力：</w:t>
-            </w:r>
-            <w:r>
-              <w:rPr>
-                <w:rFonts w:ascii="Times New Roman" w:eastAsia="宋体" w:hAnsi="Times New Roman" w:cs="宋体"/>
-                <w:sz w:val="21"/>
-              </w:rPr>
-              <w:t xml:space="preserve">台账搭建与文档管理、跨部门沟通对接、流程梳理与标准化</w:t>
+              <w:t>通用能力：</w:t>
+            </w:r>
+            <w:r>
+              <w:rPr>
+                <w:rFonts w:ascii="Times New Roman" w:eastAsia="宋体" w:hAnsi="Times New Roman" w:cs="宋体"/>
+                <w:sz w:val="21"/>
+              </w:rPr>
+              <w:t>台账搭建与文档管理、跨部门沟通对接、流程梳理与标准化</w:t>
             </w:r>
           </w:p>
         </w:tc>
@@ -3552,11 +3593,12 @@
     </w:tbl>
     <w:p>
       <w:pPr>
+        <w:spacing w:line="290" w:lineRule="atLeast"/>
         <w:rPr>
+          <w:rFonts w:hint="default"/>
           <w:vanish/>
           <w:sz w:val="21"/>
         </w:rPr>
-        <w:spacing w:line="290" w:lineRule="atLeast" w:before="0" w:after="0"/>
       </w:pPr>
     </w:p>
     <w:sectPr>
@@ -5166,15 +5208,6 @@
   </w:num>
   <w:num w:numId="13" w16cid:durableId="1101874244">
     <w:abstractNumId w:val="5"/>
-    <w:lvlOverride w:ilvl="0"/>
-    <w:lvlOverride w:ilvl="1"/>
-    <w:lvlOverride w:ilvl="2"/>
-    <w:lvlOverride w:ilvl="3"/>
-    <w:lvlOverride w:ilvl="4"/>
-    <w:lvlOverride w:ilvl="5"/>
-    <w:lvlOverride w:ilvl="6"/>
-    <w:lvlOverride w:ilvl="7"/>
-    <w:lvlOverride w:ilvl="8"/>
   </w:num>
 </w:numbering>
 </file>
@@ -5345,7 +5378,6 @@
     <w:lsdException w:name="Table Web 2" w:semiHidden="1" w:unhideWhenUsed="1"/>
     <w:lsdException w:name="Table Web 3" w:semiHidden="1" w:unhideWhenUsed="1"/>
     <w:lsdException w:name="Balloon Text" w:semiHidden="1" w:unhideWhenUsed="1"/>
-    <w:lsdException w:name="Table Grid" w:semiHidden="1" w:unhideWhenUsed="1"/>
     <w:lsdException w:name="Table Theme" w:semiHidden="1" w:unhideWhenUsed="1"/>
     <w:lsdException w:name="Placeholder Text" w:semiHidden="1" w:uiPriority="99" w:unhideWhenUsed="1"/>
     <w:lsdException w:name="No Spacing" w:uiPriority="99" w:qFormat="1"/>
@@ -5637,14 +5669,17 @@
   </w:style>
   <w:style w:type="character" w:default="1" w:styleId="a0">
     <w:name w:val="Default Paragraph Font"/>
-    <w:uiPriority w:val="99"/>
+    <w:uiPriority w:val="1"/>
+    <w:semiHidden/>
     <w:unhideWhenUsed/>
   </w:style>
   <w:style w:type="table" w:default="1" w:styleId="a1">
     <w:name w:val="Normal Table"/>
     <w:uiPriority w:val="99"/>
+    <w:semiHidden/>
     <w:unhideWhenUsed/>
     <w:tblPr>
+      <w:tblInd w:w="0" w:type="dxa"/>
       <w:tblCellMar>
         <w:top w:w="0" w:type="dxa"/>
         <w:left w:w="108" w:type="dxa"/>

--- a/02_定制简历库/通用简历/文雪_山东大学_供应链数据方向.docx
+++ b/02_定制简历库/通用简历/文雪_山东大学_供应链数据方向.docx
@@ -5,17 +5,18 @@
   <w:body>
     <w:p>
       <w:pPr>
-        <w:spacing w:line="290" w:lineRule="atLeast"/>
         <w:rPr>
           <w:rFonts w:hint="default"/>
           <w:vanish/>
         </w:rPr>
+        <w:spacing w:line="290" w:lineRule="atLeast" w:before="0" w:after="0"/>
       </w:pPr>
     </w:p>
     <w:tbl>
       <w:tblPr>
         <w:tblW w:w="0" w:type="auto"/>
         <w:jc w:val="center"/>
+        <w:tblInd w:w="0" w:type="dxa"/>
         <w:tblLayout w:type="fixed"/>
         <w:tblCellMar>
           <w:left w:w="0" w:type="dxa"/>
@@ -51,7 +52,7 @@
           </w:tcPr>
           <w:p>
             <w:pPr>
-              <w:spacing w:line="290" w:lineRule="atLeast"/>
+              <w:spacing w:line="290" w:lineRule="atLeast" w:before="0" w:after="0"/>
               <w:rPr>
                 <w:rFonts w:ascii="宋体" w:eastAsia="宋体" w:hAnsi="宋体"/>
                 <w:b/>
@@ -88,15 +89,14 @@
           </w:tcPr>
           <w:p>
             <w:pPr>
-              <w:spacing w:line="290" w:lineRule="atLeast"/>
               <w:jc w:val="center"/>
               <w:rPr>
                 <w:rFonts w:hint="default"/>
               </w:rPr>
-            </w:pPr>
-            <w:r>
-              <w:rPr>
-                <w:rFonts w:hint="default"/>
+              <w:spacing w:line="290" w:lineRule="atLeast" w:before="0" w:after="0"/>
+            </w:pPr>
+            <w:r>
+              <w:rPr>
                 <w:noProof/>
               </w:rPr>
               <w:pict w14:anchorId="7207AFA7">
@@ -119,7 +119,7 @@
                   <v:path o:extrusionok="f" gradientshapeok="t" o:connecttype="rect"/>
                   <o:lock v:ext="edit" aspectratio="t"/>
                 </v:shapetype>
-                <v:shape id="_x0000_s2052" type="#_x0000_t75" style="position:absolute;left:0;text-align:left;margin-left:-3.1pt;margin-top:-3.1pt;width:58.05pt;height:81.95pt;z-index:1;mso-position-horizontal-relative:text;mso-position-vertical-relative:text">
+                <v:shape id="_x0000_s2052" type="#_x0000_t75" style="position:absolute;left:0;text-align:left;margin-left:-3.1pt;margin-top:-3.1pt;width:58.05pt;height:81.95pt;z-index:251657728;mso-position-horizontal-relative:text;mso-position-vertical-relative:text">
                   <v:imagedata r:id="rId7" o:title="微信图片_20260311210753_173_4"/>
                 </v:shape>
               </w:pict>
@@ -151,9 +151,9 @@
           </w:tcPr>
           <w:p>
             <w:pPr>
-              <w:spacing w:line="290" w:lineRule="atLeast"/>
-              <w:rPr>
-                <w:rFonts w:eastAsia="等线" w:hint="default"/>
+              <w:spacing w:line="290" w:lineRule="atLeast" w:before="0" w:after="0"/>
+              <w:rPr>
+                <w:rFonts w:eastAsia="等线"/>
                 <w:sz w:val="21"/>
               </w:rPr>
             </w:pPr>
@@ -233,11 +233,10 @@
           </w:tcPr>
           <w:p>
             <w:pPr>
-              <w:spacing w:line="290" w:lineRule="atLeast"/>
-              <w:rPr>
-                <w:rFonts w:hint="default"/>
-                <w:sz w:val="21"/>
-              </w:rPr>
+              <w:rPr>
+                <w:sz w:val="21"/>
+              </w:rPr>
+              <w:spacing w:line="290" w:lineRule="atLeast" w:before="0" w:after="0"/>
             </w:pPr>
           </w:p>
         </w:tc>
@@ -266,9 +265,8 @@
           </w:tcPr>
           <w:p>
             <w:pPr>
-              <w:spacing w:line="290" w:lineRule="atLeast"/>
-              <w:rPr>
-                <w:rFonts w:hint="default"/>
+              <w:spacing w:line="290" w:lineRule="atLeast" w:before="0" w:after="0"/>
+              <w:rPr>
                 <w:b/>
                 <w:bCs/>
                 <w:sz w:val="21"/>
@@ -281,7 +279,7 @@
                 <w:bCs/>
                 <w:sz w:val="21"/>
               </w:rPr>
-              <w:t>求职意向：</w:t>
+              <w:t xml:space="preserve">求职意向：</w:t>
             </w:r>
             <w:r>
               <w:rPr>
@@ -297,35 +295,35 @@
                 <w:rFonts w:ascii="Times New Roman" w:eastAsia="宋体" w:hAnsi="Times New Roman" w:cs="宋体"/>
                 <w:sz w:val="21"/>
               </w:rPr>
-              <w:t>供应链运营</w:t>
-            </w:r>
-            <w:r>
-              <w:rPr>
-                <w:rFonts w:ascii="Times New Roman" w:eastAsia="宋体" w:hAnsi="Times New Roman"/>
-                <w:sz w:val="21"/>
-              </w:rPr>
-              <w:t>/</w:t>
-            </w:r>
-            <w:r>
-              <w:rPr>
-                <w:rFonts w:ascii="Times New Roman" w:eastAsia="宋体" w:hAnsi="Times New Roman" w:cs="宋体"/>
-                <w:sz w:val="21"/>
-              </w:rPr>
-              <w:t>数据分析</w:t>
-            </w:r>
-            <w:r>
-              <w:rPr>
-                <w:rFonts w:ascii="Times New Roman" w:eastAsia="宋体" w:hAnsi="Times New Roman"/>
-                <w:sz w:val="21"/>
-              </w:rPr>
-              <w:t>/</w:t>
-            </w:r>
-            <w:r>
-              <w:rPr>
-                <w:rFonts w:ascii="Times New Roman" w:eastAsia="宋体" w:hAnsi="Times New Roman" w:cs="宋体"/>
-                <w:sz w:val="21"/>
-              </w:rPr>
-              <w:t>项目管理</w:t>
+              <w:t xml:space="preserve">供应链运营</w:t>
+            </w:r>
+            <w:r>
+              <w:rPr>
+                <w:rFonts w:eastAsia="宋体" w:ascii="Times New Roman" w:hAnsi="Times New Roman"/>
+                <w:sz w:val="21"/>
+              </w:rPr>
+              <w:t xml:space="preserve">/</w:t>
+            </w:r>
+            <w:r>
+              <w:rPr>
+                <w:rFonts w:ascii="Times New Roman" w:eastAsia="宋体" w:hAnsi="Times New Roman" w:cs="宋体"/>
+                <w:sz w:val="21"/>
+              </w:rPr>
+              <w:t xml:space="preserve">数据分析</w:t>
+            </w:r>
+            <w:r>
+              <w:rPr>
+                <w:rFonts w:eastAsia="宋体" w:ascii="Times New Roman" w:hAnsi="Times New Roman"/>
+                <w:sz w:val="21"/>
+              </w:rPr>
+              <w:t xml:space="preserve">/</w:t>
+            </w:r>
+            <w:r>
+              <w:rPr>
+                <w:rFonts w:ascii="Times New Roman" w:eastAsia="宋体" w:hAnsi="Times New Roman" w:cs="宋体"/>
+                <w:sz w:val="21"/>
+              </w:rPr>
+              <w:t xml:space="preserve">项目管理</w:t>
             </w:r>
           </w:p>
         </w:tc>
@@ -336,11 +334,10 @@
           </w:tcPr>
           <w:p>
             <w:pPr>
-              <w:spacing w:line="290" w:lineRule="atLeast"/>
-              <w:rPr>
-                <w:rFonts w:hint="default"/>
-                <w:sz w:val="21"/>
-              </w:rPr>
+              <w:rPr>
+                <w:sz w:val="21"/>
+              </w:rPr>
+              <w:spacing w:line="290" w:lineRule="atLeast" w:before="0" w:after="0"/>
             </w:pPr>
           </w:p>
         </w:tc>
@@ -369,9 +366,8 @@
           </w:tcPr>
           <w:p>
             <w:pPr>
-              <w:spacing w:line="290" w:lineRule="atLeast"/>
-              <w:rPr>
-                <w:rFonts w:hint="default"/>
+              <w:spacing w:line="290" w:lineRule="atLeast" w:before="0" w:after="0"/>
+              <w:rPr>
                 <w:b/>
                 <w:bCs/>
                 <w:sz w:val="21"/>
@@ -384,168 +380,168 @@
                 <w:bCs/>
                 <w:sz w:val="21"/>
               </w:rPr>
-              <w:t>个人优势：</w:t>
-            </w:r>
-            <w:r>
-              <w:rPr>
-                <w:rFonts w:ascii="Times New Roman" w:eastAsia="宋体" w:hAnsi="Times New Roman" w:cs="宋体"/>
-                <w:sz w:val="21"/>
-              </w:rPr>
-              <w:t>供应链建模：独立完成选址</w:t>
-            </w:r>
-            <w:r>
-              <w:rPr>
-                <w:rFonts w:ascii="Times New Roman" w:eastAsia="宋体" w:hAnsi="Times New Roman"/>
-                <w:sz w:val="21"/>
-              </w:rPr>
-              <w:t>-</w:t>
-            </w:r>
-            <w:r>
-              <w:rPr>
-                <w:rFonts w:ascii="Times New Roman" w:eastAsia="宋体" w:hAnsi="Times New Roman" w:cs="宋体"/>
-                <w:sz w:val="21"/>
-              </w:rPr>
-              <w:t>路径双层优化模型，用</w:t>
-            </w:r>
-            <w:r>
-              <w:rPr>
-                <w:rFonts w:ascii="Times New Roman" w:eastAsia="宋体" w:hAnsi="Times New Roman"/>
-                <w:sz w:val="21"/>
-              </w:rPr>
-              <w:t>Python</w:t>
-            </w:r>
-            <w:r>
-              <w:rPr>
-                <w:rFonts w:ascii="Times New Roman" w:eastAsia="宋体" w:hAnsi="Times New Roman" w:cs="宋体"/>
-                <w:sz w:val="21"/>
-              </w:rPr>
-              <w:t>完成模型求解，模型测算运营成本降低</w:t>
-            </w:r>
-            <w:r>
-              <w:rPr>
-                <w:rFonts w:ascii="Times New Roman" w:eastAsia="宋体" w:hAnsi="Times New Roman"/>
-                <w:sz w:val="21"/>
-              </w:rPr>
-              <w:t>18.7%</w:t>
-            </w:r>
-            <w:r>
-              <w:rPr>
-                <w:rFonts w:ascii="Times New Roman" w:eastAsia="宋体" w:hAnsi="Times New Roman" w:cs="宋体"/>
-                <w:sz w:val="21"/>
-              </w:rPr>
-              <w:t>；数据分析：掌握</w:t>
-            </w:r>
-            <w:r>
-              <w:rPr>
-                <w:rFonts w:ascii="Times New Roman" w:eastAsia="宋体" w:hAnsi="Times New Roman"/>
-                <w:sz w:val="21"/>
-              </w:rPr>
-              <w:t>Python/R/SPSS</w:t>
-            </w:r>
-            <w:r>
-              <w:rPr>
-                <w:rFonts w:ascii="Times New Roman" w:eastAsia="宋体" w:hAnsi="Times New Roman" w:cs="宋体"/>
-                <w:sz w:val="21"/>
-              </w:rPr>
-              <w:t>，累计处理</w:t>
-            </w:r>
-            <w:r>
-              <w:rPr>
-                <w:rFonts w:ascii="Times New Roman" w:eastAsia="宋体" w:hAnsi="Times New Roman"/>
-                <w:sz w:val="21"/>
-              </w:rPr>
-              <w:t>4.5</w:t>
-            </w:r>
-            <w:r>
-              <w:rPr>
-                <w:rFonts w:ascii="Times New Roman" w:eastAsia="宋体" w:hAnsi="Times New Roman" w:cs="宋体"/>
-                <w:sz w:val="21"/>
-              </w:rPr>
-              <w:t>万</w:t>
-            </w:r>
-            <w:r>
-              <w:rPr>
-                <w:rFonts w:ascii="Times New Roman" w:eastAsia="宋体" w:hAnsi="Times New Roman"/>
-                <w:sz w:val="21"/>
-              </w:rPr>
-              <w:t>+</w:t>
-            </w:r>
-            <w:r>
-              <w:rPr>
-                <w:rFonts w:ascii="Times New Roman" w:eastAsia="宋体" w:hAnsi="Times New Roman" w:cs="宋体"/>
-                <w:sz w:val="21"/>
-              </w:rPr>
-              <w:t>条业务数据与</w:t>
-            </w:r>
-            <w:r>
-              <w:rPr>
-                <w:rFonts w:ascii="Times New Roman" w:eastAsia="宋体" w:hAnsi="Times New Roman"/>
-                <w:sz w:val="21"/>
-              </w:rPr>
-              <w:t>328</w:t>
-            </w:r>
-            <w:r>
-              <w:rPr>
-                <w:rFonts w:ascii="Times New Roman" w:eastAsia="宋体" w:hAnsi="Times New Roman" w:cs="宋体"/>
-                <w:sz w:val="21"/>
-              </w:rPr>
-              <w:t>份问卷，能独立完成清洗→建模→可视化→结论输出全流程；运营实操：用友</w:t>
-            </w:r>
-            <w:r>
-              <w:rPr>
-                <w:rFonts w:ascii="Times New Roman" w:eastAsia="宋体" w:hAnsi="Times New Roman"/>
-                <w:sz w:val="21"/>
-              </w:rPr>
-              <w:t>U8+ERP</w:t>
-            </w:r>
-            <w:r>
-              <w:rPr>
-                <w:rFonts w:ascii="Times New Roman" w:eastAsia="宋体" w:hAnsi="Times New Roman" w:cs="宋体"/>
-                <w:sz w:val="21"/>
-              </w:rPr>
-              <w:t>全流程操作经验，</w:t>
-            </w:r>
-            <w:r>
-              <w:rPr>
-                <w:rFonts w:ascii="Times New Roman" w:eastAsia="宋体" w:hAnsi="Times New Roman"/>
-                <w:sz w:val="21"/>
-              </w:rPr>
-              <w:t>3</w:t>
-            </w:r>
-            <w:r>
-              <w:rPr>
-                <w:rFonts w:ascii="Times New Roman" w:eastAsia="宋体" w:hAnsi="Times New Roman" w:cs="宋体"/>
-                <w:sz w:val="21"/>
-              </w:rPr>
-              <w:t>个月项目助理（</w:t>
-            </w:r>
-            <w:r>
-              <w:rPr>
-                <w:rFonts w:ascii="Times New Roman" w:eastAsia="宋体" w:hAnsi="Times New Roman"/>
-                <w:sz w:val="21"/>
-              </w:rPr>
-              <w:t>200+</w:t>
-            </w:r>
-            <w:r>
-              <w:rPr>
-                <w:rFonts w:ascii="Times New Roman" w:eastAsia="宋体" w:hAnsi="Times New Roman" w:cs="宋体"/>
-                <w:sz w:val="21"/>
-              </w:rPr>
-              <w:t>份材料管理</w:t>
-            </w:r>
-            <w:r>
-              <w:rPr>
-                <w:rFonts w:ascii="Times New Roman" w:eastAsia="宋体" w:hAnsi="Times New Roman"/>
-                <w:sz w:val="21"/>
-              </w:rPr>
-              <w:t>+</w:t>
-            </w:r>
-            <w:r>
-              <w:rPr>
-                <w:rFonts w:ascii="Times New Roman" w:eastAsia="宋体" w:hAnsi="Times New Roman" w:cs="宋体"/>
-                <w:sz w:val="21"/>
-              </w:rPr>
-              <w:t>跨部门对接），瑞幸门店库存与效期管理经验</w:t>
+              <w:t xml:space="preserve">个人优势：</w:t>
+            </w:r>
+            <w:r>
+              <w:rPr>
+                <w:rFonts w:ascii="Times New Roman" w:eastAsia="宋体" w:hAnsi="Times New Roman" w:cs="宋体"/>
+                <w:sz w:val="21"/>
+              </w:rPr>
+              <w:t xml:space="preserve">供应链建模：独立完成选址</w:t>
+            </w:r>
+            <w:r>
+              <w:rPr>
+                <w:rFonts w:eastAsia="宋体" w:ascii="Times New Roman" w:hAnsi="Times New Roman"/>
+                <w:sz w:val="21"/>
+              </w:rPr>
+              <w:t xml:space="preserve">-</w:t>
+            </w:r>
+            <w:r>
+              <w:rPr>
+                <w:rFonts w:ascii="Times New Roman" w:eastAsia="宋体" w:hAnsi="Times New Roman" w:cs="宋体"/>
+                <w:sz w:val="21"/>
+              </w:rPr>
+              <w:t xml:space="preserve">路径双层优化模型，用</w:t>
+            </w:r>
+            <w:r>
+              <w:rPr>
+                <w:rFonts w:eastAsia="宋体" w:ascii="Times New Roman" w:hAnsi="Times New Roman"/>
+                <w:sz w:val="21"/>
+              </w:rPr>
+              <w:t xml:space="preserve">Python</w:t>
+            </w:r>
+            <w:r>
+              <w:rPr>
+                <w:rFonts w:ascii="Times New Roman" w:eastAsia="宋体" w:hAnsi="Times New Roman" w:cs="宋体"/>
+                <w:sz w:val="21"/>
+              </w:rPr>
+              <w:t xml:space="preserve">完成模型求解，模型测算运营成本降低</w:t>
+            </w:r>
+            <w:r>
+              <w:rPr>
+                <w:rFonts w:eastAsia="宋体" w:ascii="Times New Roman" w:hAnsi="Times New Roman"/>
+                <w:sz w:val="21"/>
+              </w:rPr>
+              <w:t xml:space="preserve">18.7%</w:t>
+            </w:r>
+            <w:r>
+              <w:rPr>
+                <w:rFonts w:ascii="Times New Roman" w:eastAsia="宋体" w:hAnsi="Times New Roman" w:cs="宋体"/>
+                <w:sz w:val="21"/>
+              </w:rPr>
+              <w:t xml:space="preserve">；数据分析：掌握</w:t>
+            </w:r>
+            <w:r>
+              <w:rPr>
+                <w:rFonts w:eastAsia="宋体" w:ascii="Times New Roman" w:hAnsi="Times New Roman"/>
+                <w:sz w:val="21"/>
+              </w:rPr>
+              <w:t xml:space="preserve">Python/R/SPSS</w:t>
+            </w:r>
+            <w:r>
+              <w:rPr>
+                <w:rFonts w:ascii="Times New Roman" w:eastAsia="宋体" w:hAnsi="Times New Roman" w:cs="宋体"/>
+                <w:sz w:val="21"/>
+              </w:rPr>
+              <w:t xml:space="preserve">，累计处理</w:t>
+            </w:r>
+            <w:r>
+              <w:rPr>
+                <w:rFonts w:eastAsia="宋体" w:ascii="Times New Roman" w:hAnsi="Times New Roman"/>
+                <w:sz w:val="21"/>
+              </w:rPr>
+              <w:t xml:space="preserve">4.5</w:t>
+            </w:r>
+            <w:r>
+              <w:rPr>
+                <w:rFonts w:ascii="Times New Roman" w:eastAsia="宋体" w:hAnsi="Times New Roman" w:cs="宋体"/>
+                <w:sz w:val="21"/>
+              </w:rPr>
+              <w:t xml:space="preserve">万</w:t>
+            </w:r>
+            <w:r>
+              <w:rPr>
+                <w:rFonts w:eastAsia="宋体" w:ascii="Times New Roman" w:hAnsi="Times New Roman"/>
+                <w:sz w:val="21"/>
+              </w:rPr>
+              <w:t xml:space="preserve">+</w:t>
+            </w:r>
+            <w:r>
+              <w:rPr>
+                <w:rFonts w:ascii="Times New Roman" w:eastAsia="宋体" w:hAnsi="Times New Roman" w:cs="宋体"/>
+                <w:sz w:val="21"/>
+              </w:rPr>
+              <w:t xml:space="preserve">条业务数据与</w:t>
+            </w:r>
+            <w:r>
+              <w:rPr>
+                <w:rFonts w:eastAsia="宋体" w:ascii="Times New Roman" w:hAnsi="Times New Roman"/>
+                <w:sz w:val="21"/>
+              </w:rPr>
+              <w:t xml:space="preserve">328</w:t>
+            </w:r>
+            <w:r>
+              <w:rPr>
+                <w:rFonts w:ascii="Times New Roman" w:eastAsia="宋体" w:hAnsi="Times New Roman" w:cs="宋体"/>
+                <w:sz w:val="21"/>
+              </w:rPr>
+              <w:t xml:space="preserve">份问卷，能独立完成清洗→建模→可视化→结论输出全流程；运营实操：用友</w:t>
+            </w:r>
+            <w:r>
+              <w:rPr>
+                <w:rFonts w:eastAsia="宋体" w:ascii="Times New Roman" w:hAnsi="Times New Roman"/>
+                <w:sz w:val="21"/>
+              </w:rPr>
+              <w:t xml:space="preserve">U8+ERP</w:t>
+            </w:r>
+            <w:r>
+              <w:rPr>
+                <w:rFonts w:ascii="Times New Roman" w:eastAsia="宋体" w:hAnsi="Times New Roman" w:cs="宋体"/>
+                <w:sz w:val="21"/>
+              </w:rPr>
+              <w:t xml:space="preserve">全流程操作经验，</w:t>
+            </w:r>
+            <w:r>
+              <w:rPr>
+                <w:rFonts w:eastAsia="宋体" w:ascii="Times New Roman" w:hAnsi="Times New Roman"/>
+                <w:sz w:val="21"/>
+              </w:rPr>
+              <w:t xml:space="preserve">3</w:t>
+            </w:r>
+            <w:r>
+              <w:rPr>
+                <w:rFonts w:ascii="Times New Roman" w:eastAsia="宋体" w:hAnsi="Times New Roman" w:cs="宋体"/>
+                <w:sz w:val="21"/>
+              </w:rPr>
+              <w:t xml:space="preserve">个月项目助理（</w:t>
+            </w:r>
+            <w:r>
+              <w:rPr>
+                <w:rFonts w:eastAsia="宋体" w:ascii="Times New Roman" w:hAnsi="Times New Roman"/>
+                <w:sz w:val="21"/>
+              </w:rPr>
+              <w:t xml:space="preserve">200+</w:t>
+            </w:r>
+            <w:r>
+              <w:rPr>
+                <w:rFonts w:ascii="Times New Roman" w:eastAsia="宋体" w:hAnsi="Times New Roman" w:cs="宋体"/>
+                <w:sz w:val="21"/>
+              </w:rPr>
+              <w:t xml:space="preserve">份材料管理</w:t>
+            </w:r>
+            <w:r>
+              <w:rPr>
+                <w:rFonts w:eastAsia="宋体" w:ascii="Times New Roman" w:hAnsi="Times New Roman"/>
+                <w:sz w:val="21"/>
+              </w:rPr>
+              <w:t xml:space="preserve">+</w:t>
+            </w:r>
+            <w:r>
+              <w:rPr>
+                <w:rFonts w:ascii="Times New Roman" w:eastAsia="宋体" w:hAnsi="Times New Roman" w:cs="宋体"/>
+                <w:sz w:val="21"/>
+              </w:rPr>
+              <w:t xml:space="preserve">跨部门对接），瑞幸门店库存与效期管理经验</w:t>
             </w:r>
           </w:p>
         </w:tc>
@@ -553,18 +549,18 @@
     </w:tbl>
     <w:p>
       <w:pPr>
-        <w:spacing w:line="290" w:lineRule="atLeast"/>
         <w:rPr>
-          <w:rFonts w:hint="default"/>
           <w:vanish/>
           <w:sz w:val="2"/>
         </w:rPr>
+        <w:spacing w:line="290" w:lineRule="atLeast" w:before="0" w:after="0"/>
       </w:pPr>
     </w:p>
     <w:tbl>
       <w:tblPr>
         <w:tblW w:w="0" w:type="auto"/>
         <w:jc w:val="center"/>
+        <w:tblInd w:w="0" w:type="dxa"/>
         <w:tblLayout w:type="fixed"/>
         <w:tblCellMar>
           <w:left w:w="0" w:type="dxa"/>
@@ -599,10 +595,7 @@
           </w:tcPr>
           <w:p>
             <w:pPr>
-              <w:spacing w:line="290" w:lineRule="atLeast"/>
-              <w:rPr>
-                <w:rFonts w:hint="default"/>
-              </w:rPr>
+              <w:spacing w:line="290" w:lineRule="atLeast" w:before="0" w:after="0"/>
             </w:pPr>
             <w:r>
               <w:rPr>
@@ -639,6 +632,7 @@
             <w:tblPr>
               <w:tblpPr w:leftFromText="180" w:rightFromText="180" w:vertAnchor="page" w:horzAnchor="margin" w:tblpY="1"/>
               <w:tblW w:w="10915" w:type="dxa"/>
+              <w:tblInd w:w="0" w:type="dxa"/>
               <w:tblLayout w:type="fixed"/>
               <w:tblCellMar>
                 <w:left w:w="0" w:type="dxa"/>
@@ -672,10 +666,9 @@
                 </w:tcPr>
                 <w:p>
                   <w:pPr>
-                    <w:spacing w:line="290" w:lineRule="atLeast"/>
+                    <w:spacing w:line="290" w:lineRule="atLeast" w:before="0" w:after="0"/>
                     <w:jc w:val="center"/>
                     <w:rPr>
-                      <w:rFonts w:hint="default"/>
                       <w:sz w:val="21"/>
                     </w:rPr>
                   </w:pPr>
@@ -700,9 +693,8 @@
                 </w:tcPr>
                 <w:p>
                   <w:pPr>
-                    <w:spacing w:line="290" w:lineRule="atLeast"/>
+                    <w:spacing w:line="290" w:lineRule="atLeast" w:before="0" w:after="0"/>
                     <w:rPr>
-                      <w:rFonts w:hint="default"/>
                       <w:b/>
                       <w:bCs/>
                       <w:sz w:val="21"/>
@@ -738,9 +730,8 @@
                 </w:tcPr>
                 <w:p>
                   <w:pPr>
-                    <w:spacing w:line="290" w:lineRule="atLeast"/>
+                    <w:spacing w:line="290" w:lineRule="atLeast" w:before="0" w:after="0"/>
                     <w:rPr>
-                      <w:rFonts w:hint="default"/>
                       <w:b/>
                       <w:bCs/>
                       <w:sz w:val="21"/>
@@ -814,7 +805,7 @@
                 </w:tcPr>
                 <w:p>
                   <w:pPr>
-                    <w:spacing w:line="290" w:lineRule="atLeast"/>
+                    <w:spacing w:line="290" w:lineRule="atLeast" w:before="0" w:after="0"/>
                     <w:rPr>
                       <w:rFonts w:ascii="Times New Roman" w:eastAsia="等线" w:hAnsi="Times New Roman" w:hint="default"/>
                       <w:b/>
@@ -837,9 +828,8 @@
           </w:tbl>
           <w:p>
             <w:pPr>
-              <w:spacing w:line="290" w:lineRule="atLeast"/>
-              <w:rPr>
-                <w:rFonts w:hint="default"/>
+              <w:spacing w:line="290" w:lineRule="atLeast" w:before="0" w:after="0"/>
+              <w:rPr>
                 <w:b/>
                 <w:bCs/>
               </w:rPr>
@@ -850,27 +840,26 @@
     </w:tbl>
     <w:p>
       <w:pPr>
-        <w:spacing w:line="290" w:lineRule="atLeast"/>
         <w:rPr>
-          <w:rFonts w:hint="default"/>
           <w:vanish/>
         </w:rPr>
+        <w:spacing w:line="290" w:lineRule="atLeast" w:before="0" w:after="0"/>
       </w:pPr>
     </w:p>
     <w:p>
       <w:pPr>
-        <w:spacing w:line="290" w:lineRule="atLeast"/>
         <w:rPr>
-          <w:rFonts w:hint="default"/>
           <w:vanish/>
           <w:sz w:val="21"/>
         </w:rPr>
+        <w:spacing w:line="290" w:lineRule="atLeast" w:before="0" w:after="0"/>
       </w:pPr>
     </w:p>
     <w:tbl>
       <w:tblPr>
         <w:tblW w:w="0" w:type="auto"/>
         <w:jc w:val="center"/>
+        <w:tblInd w:w="0" w:type="dxa"/>
         <w:tblLayout w:type="fixed"/>
         <w:tblCellMar>
           <w:left w:w="0" w:type="dxa"/>
@@ -905,9 +894,8 @@
           </w:tcPr>
           <w:p>
             <w:pPr>
-              <w:spacing w:line="290" w:lineRule="atLeast"/>
-              <w:rPr>
-                <w:rFonts w:hint="default"/>
+              <w:spacing w:line="290" w:lineRule="atLeast" w:before="0" w:after="0"/>
+              <w:rPr>
                 <w:sz w:val="21"/>
               </w:rPr>
             </w:pPr>
@@ -936,10 +924,9 @@
                 <w:ilvl w:val="0"/>
                 <w:numId w:val="2"/>
               </w:numPr>
-              <w:spacing w:line="290" w:lineRule="atLeast"/>
+              <w:spacing w:line="290" w:lineRule="atLeast" w:before="0" w:after="0"/>
               <w:ind w:left="442" w:hanging="442"/>
               <w:rPr>
-                <w:rFonts w:hint="default"/>
                 <w:sz w:val="21"/>
               </w:rPr>
             </w:pPr>
@@ -950,42 +937,42 @@
                 <w:bCs/>
                 <w:sz w:val="21"/>
               </w:rPr>
-              <w:t>核心课程：</w:t>
-            </w:r>
-            <w:r>
-              <w:rPr>
-                <w:rFonts w:ascii="Times New Roman" w:eastAsia="宋体" w:hAnsi="Times New Roman" w:cs="宋体"/>
-                <w:sz w:val="21"/>
-              </w:rPr>
-              <w:t>供应链建模与仿真、</w:t>
-            </w:r>
-            <w:r>
-              <w:rPr>
-                <w:rFonts w:ascii="Times New Roman" w:eastAsia="宋体" w:hAnsi="Times New Roman"/>
-                <w:sz w:val="21"/>
-              </w:rPr>
-              <w:t>ERP</w:t>
-            </w:r>
-            <w:r>
-              <w:rPr>
-                <w:rFonts w:ascii="Times New Roman" w:eastAsia="宋体" w:hAnsi="Times New Roman" w:cs="宋体"/>
-                <w:sz w:val="21"/>
-              </w:rPr>
-              <w:t>供应链管理综合实验、供应链资源规划、采购管理、物流管理、统计学、</w:t>
-            </w:r>
-            <w:r>
-              <w:rPr>
-                <w:rFonts w:ascii="Times New Roman" w:eastAsia="宋体" w:hAnsi="Times New Roman"/>
-                <w:sz w:val="21"/>
-              </w:rPr>
-              <w:t>Python</w:t>
-            </w:r>
-            <w:r>
-              <w:rPr>
-                <w:rFonts w:ascii="Times New Roman" w:eastAsia="宋体" w:hAnsi="Times New Roman" w:cs="宋体"/>
-                <w:sz w:val="21"/>
-              </w:rPr>
-              <w:t>程序设计、大数据管理与分析</w:t>
+              <w:t xml:space="preserve">核心课程：</w:t>
+            </w:r>
+            <w:r>
+              <w:rPr>
+                <w:rFonts w:ascii="Times New Roman" w:eastAsia="宋体" w:hAnsi="Times New Roman" w:cs="宋体"/>
+                <w:sz w:val="21"/>
+              </w:rPr>
+              <w:t xml:space="preserve">供应链建模与仿真、</w:t>
+            </w:r>
+            <w:r>
+              <w:rPr>
+                <w:rFonts w:eastAsia="宋体" w:ascii="Times New Roman" w:hAnsi="Times New Roman"/>
+                <w:sz w:val="21"/>
+              </w:rPr>
+              <w:t xml:space="preserve">ERP</w:t>
+            </w:r>
+            <w:r>
+              <w:rPr>
+                <w:rFonts w:ascii="Times New Roman" w:eastAsia="宋体" w:hAnsi="Times New Roman" w:cs="宋体"/>
+                <w:sz w:val="21"/>
+              </w:rPr>
+              <w:t xml:space="preserve">供应链管理综合实验、供应链资源规划、采购管理、物流管理、统计学、</w:t>
+            </w:r>
+            <w:r>
+              <w:rPr>
+                <w:rFonts w:eastAsia="宋体" w:ascii="Times New Roman" w:hAnsi="Times New Roman"/>
+                <w:sz w:val="21"/>
+              </w:rPr>
+              <w:t xml:space="preserve">Python</w:t>
+            </w:r>
+            <w:r>
+              <w:rPr>
+                <w:rFonts w:ascii="Times New Roman" w:eastAsia="宋体" w:hAnsi="Times New Roman" w:cs="宋体"/>
+                <w:sz w:val="21"/>
+              </w:rPr>
+              <w:t xml:space="preserve">程序设计、大数据管理与分析</w:t>
             </w:r>
           </w:p>
         </w:tc>
@@ -1013,9 +1000,8 @@
           </w:tcPr>
           <w:p>
             <w:pPr>
-              <w:spacing w:line="290" w:lineRule="atLeast"/>
-              <w:rPr>
-                <w:rFonts w:hint="default"/>
+              <w:spacing w:line="290" w:lineRule="atLeast" w:before="0" w:after="0"/>
+              <w:rPr>
                 <w:sz w:val="21"/>
               </w:rPr>
             </w:pPr>
@@ -1044,9 +1030,8 @@
                 <w:ilvl w:val="0"/>
                 <w:numId w:val="2"/>
               </w:numPr>
-              <w:spacing w:line="290" w:lineRule="atLeast"/>
-              <w:rPr>
-                <w:rFonts w:hint="default"/>
+              <w:spacing w:line="290" w:lineRule="atLeast" w:before="0" w:after="0"/>
+              <w:rPr>
                 <w:sz w:val="21"/>
               </w:rPr>
             </w:pPr>
@@ -1057,42 +1042,42 @@
                 <w:bCs/>
                 <w:sz w:val="21"/>
               </w:rPr>
-              <w:t>荣誉奖励：</w:t>
-            </w:r>
-            <w:r>
-              <w:rPr>
-                <w:rFonts w:ascii="Times New Roman" w:eastAsia="宋体" w:hAnsi="Times New Roman" w:cs="宋体"/>
-                <w:sz w:val="21"/>
-              </w:rPr>
-              <w:t>山东大学</w:t>
-            </w:r>
-            <w:r>
-              <w:rPr>
-                <w:rFonts w:ascii="Times New Roman" w:eastAsia="宋体" w:hAnsi="Times New Roman"/>
-                <w:sz w:val="21"/>
-              </w:rPr>
-              <w:t>2024</w:t>
-            </w:r>
-            <w:r>
-              <w:rPr>
-                <w:rFonts w:ascii="Times New Roman" w:eastAsia="宋体" w:hAnsi="Times New Roman" w:cs="宋体"/>
-                <w:sz w:val="21"/>
-              </w:rPr>
-              <w:t>—</w:t>
-            </w:r>
-            <w:r>
-              <w:rPr>
-                <w:rFonts w:ascii="Times New Roman" w:eastAsia="宋体" w:hAnsi="Times New Roman"/>
-                <w:sz w:val="21"/>
-              </w:rPr>
-              <w:t>2025</w:t>
-            </w:r>
-            <w:r>
-              <w:rPr>
-                <w:rFonts w:ascii="Times New Roman" w:eastAsia="宋体" w:hAnsi="Times New Roman" w:cs="宋体"/>
-                <w:sz w:val="21"/>
-              </w:rPr>
-              <w:t>年暑期社会实践专项优秀等级</w:t>
+              <w:t xml:space="preserve">荣誉奖励：</w:t>
+            </w:r>
+            <w:r>
+              <w:rPr>
+                <w:rFonts w:ascii="Times New Roman" w:eastAsia="宋体" w:hAnsi="Times New Roman" w:cs="宋体"/>
+                <w:sz w:val="21"/>
+              </w:rPr>
+              <w:t xml:space="preserve">山东大学</w:t>
+            </w:r>
+            <w:r>
+              <w:rPr>
+                <w:rFonts w:eastAsia="宋体" w:ascii="Times New Roman" w:hAnsi="Times New Roman"/>
+                <w:sz w:val="21"/>
+              </w:rPr>
+              <w:t xml:space="preserve">2024</w:t>
+            </w:r>
+            <w:r>
+              <w:rPr>
+                <w:rFonts w:ascii="Times New Roman" w:eastAsia="宋体" w:hAnsi="Times New Roman" w:cs="宋体"/>
+                <w:sz w:val="21"/>
+              </w:rPr>
+              <w:t xml:space="preserve">—</w:t>
+            </w:r>
+            <w:r>
+              <w:rPr>
+                <w:rFonts w:eastAsia="宋体" w:ascii="Times New Roman" w:hAnsi="Times New Roman"/>
+                <w:sz w:val="21"/>
+              </w:rPr>
+              <w:t xml:space="preserve">2025</w:t>
+            </w:r>
+            <w:r>
+              <w:rPr>
+                <w:rFonts w:ascii="Times New Roman" w:eastAsia="宋体" w:hAnsi="Times New Roman" w:cs="宋体"/>
+                <w:sz w:val="21"/>
+              </w:rPr>
+              <w:t xml:space="preserve">年暑期社会实践专项优秀等级</w:t>
             </w:r>
           </w:p>
         </w:tc>
@@ -1100,67 +1085,62 @@
     </w:tbl>
     <w:p>
       <w:pPr>
-        <w:spacing w:line="290" w:lineRule="atLeast"/>
         <w:rPr>
-          <w:rFonts w:hint="default"/>
           <w:vanish/>
           <w:sz w:val="21"/>
         </w:rPr>
+        <w:spacing w:line="290" w:lineRule="atLeast" w:before="0" w:after="0"/>
       </w:pPr>
     </w:p>
     <w:p>
       <w:pPr>
-        <w:spacing w:line="290" w:lineRule="atLeast"/>
         <w:rPr>
-          <w:rFonts w:hint="default"/>
           <w:vanish/>
           <w:sz w:val="2"/>
         </w:rPr>
+        <w:spacing w:line="290" w:lineRule="atLeast" w:before="0" w:after="0"/>
       </w:pPr>
     </w:p>
     <w:p>
       <w:pPr>
-        <w:spacing w:line="290" w:lineRule="atLeast"/>
         <w:rPr>
-          <w:rFonts w:hint="default"/>
           <w:vanish/>
         </w:rPr>
+        <w:spacing w:line="290" w:lineRule="atLeast" w:before="0" w:after="0"/>
       </w:pPr>
     </w:p>
     <w:p>
       <w:pPr>
-        <w:spacing w:line="290" w:lineRule="atLeast"/>
         <w:rPr>
-          <w:rFonts w:hint="default"/>
           <w:vanish/>
           <w:sz w:val="21"/>
         </w:rPr>
+        <w:spacing w:line="290" w:lineRule="atLeast" w:before="0" w:after="0"/>
       </w:pPr>
     </w:p>
     <w:p>
       <w:pPr>
-        <w:spacing w:line="290" w:lineRule="atLeast"/>
         <w:rPr>
-          <w:rFonts w:hint="default"/>
           <w:vanish/>
           <w:sz w:val="21"/>
         </w:rPr>
+        <w:spacing w:line="290" w:lineRule="atLeast" w:before="0" w:after="0"/>
       </w:pPr>
     </w:p>
     <w:p>
       <w:pPr>
-        <w:spacing w:line="290" w:lineRule="atLeast"/>
         <w:rPr>
-          <w:rFonts w:hint="default"/>
           <w:vanish/>
           <w:sz w:val="2"/>
         </w:rPr>
+        <w:spacing w:line="290" w:lineRule="atLeast" w:before="0" w:after="0"/>
       </w:pPr>
     </w:p>
     <w:tbl>
       <w:tblPr>
         <w:tblW w:w="0" w:type="auto"/>
         <w:jc w:val="center"/>
+        <w:tblInd w:w="0" w:type="dxa"/>
         <w:tblLayout w:type="fixed"/>
         <w:tblCellMar>
           <w:left w:w="0" w:type="dxa"/>
@@ -1170,22 +1150,26 @@
       </w:tblPr>
       <w:tblGrid>
         <w:gridCol w:w="695"/>
-        <w:gridCol w:w="184"/>
-        <w:gridCol w:w="4416"/>
-        <w:gridCol w:w="2693"/>
-        <w:gridCol w:w="2755"/>
-        <w:gridCol w:w="880"/>
+        <w:gridCol w:w="156"/>
+        <w:gridCol w:w="28"/>
+        <w:gridCol w:w="667"/>
+        <w:gridCol w:w="2835"/>
+        <w:gridCol w:w="2189"/>
+        <w:gridCol w:w="504"/>
+        <w:gridCol w:w="3669"/>
+        <w:gridCol w:w="851"/>
+        <w:gridCol w:w="29"/>
       </w:tblGrid>
       <w:tr>
         <w:trPr>
-          <w:gridBefore w:val="2"/>
+          <w:gridBefore w:val="3"/>
           <w:wBefore w:w="879" w:type="dxa"/>
           <w:jc w:val="center"/>
         </w:trPr>
         <w:tc>
           <w:tcPr>
             <w:tcW w:w="10744" w:type="dxa"/>
-            <w:gridSpan w:val="4"/>
+            <w:gridSpan w:val="7"/>
             <w:tcBorders>
               <w:top w:val="nil"/>
               <w:left w:val="nil"/>
@@ -1203,9 +1187,9 @@
           </w:tcPr>
           <w:p>
             <w:pPr>
-              <w:spacing w:line="290" w:lineRule="atLeast"/>
-              <w:rPr>
-                <w:rFonts w:ascii="Times New Roman" w:hAnsi="Times New Roman" w:hint="default"/>
+              <w:spacing w:line="290" w:lineRule="atLeast" w:before="0" w:after="0"/>
+              <w:rPr>
+                <w:rFonts w:ascii="Times New Roman" w:hAnsi="Times New Roman"/>
                 <w:b/>
                 <w:bCs/>
               </w:rPr>
@@ -1231,7 +1215,7 @@
       </w:tr>
       <w:tr>
         <w:trPr>
-          <w:gridAfter w:val="1"/>
+          <w:gridAfter w:val="2"/>
           <w:wAfter w:w="880" w:type="dxa"/>
           <w:jc w:val="center"/>
         </w:trPr>
@@ -1254,9 +1238,9 @@
           </w:tcPr>
           <w:p>
             <w:pPr>
-              <w:spacing w:line="290" w:lineRule="atLeast"/>
-              <w:rPr>
-                <w:rFonts w:ascii="Times New Roman" w:hAnsi="Times New Roman" w:hint="default"/>
+              <w:spacing w:line="290" w:lineRule="atLeast" w:before="0" w:after="0"/>
+              <w:rPr>
+                <w:rFonts w:ascii="Times New Roman" w:hAnsi="Times New Roman"/>
                 <w:sz w:val="21"/>
               </w:rPr>
             </w:pPr>
@@ -1265,7 +1249,7 @@
         <w:tc>
           <w:tcPr>
             <w:tcW w:w="4600" w:type="dxa"/>
-            <w:gridSpan w:val="2"/>
+            <w:gridSpan w:val="4"/>
             <w:tcBorders>
               <w:top w:val="nil"/>
               <w:left w:val="nil"/>
@@ -1282,9 +1266,9 @@
           </w:tcPr>
           <w:p>
             <w:pPr>
-              <w:spacing w:line="290" w:lineRule="atLeast"/>
-              <w:rPr>
-                <w:rFonts w:ascii="Times New Roman" w:hAnsi="Times New Roman" w:hint="default"/>
+              <w:spacing w:line="290" w:lineRule="atLeast" w:before="0" w:after="0"/>
+              <w:rPr>
+                <w:rFonts w:ascii="Times New Roman" w:hAnsi="Times New Roman"/>
                 <w:sz w:val="21"/>
               </w:rPr>
             </w:pPr>
@@ -1295,13 +1279,14 @@
                 <w:bCs/>
                 <w:sz w:val="21"/>
               </w:rPr>
-              <w:t>社区团购自提点选址与配送路径优化</w:t>
+              <w:t xml:space="preserve">社区团购自提点选址与配送路径优化</w:t>
             </w:r>
           </w:p>
         </w:tc>
         <w:tc>
           <w:tcPr>
             <w:tcW w:w="2693" w:type="dxa"/>
+            <w:gridSpan w:val="2"/>
             <w:tcBorders>
               <w:top w:val="nil"/>
               <w:left w:val="nil"/>
@@ -1312,9 +1297,9 @@
           </w:tcPr>
           <w:p>
             <w:pPr>
-              <w:spacing w:line="290" w:lineRule="atLeast"/>
-              <w:rPr>
-                <w:rFonts w:ascii="Times New Roman" w:eastAsia="等线" w:hAnsi="Times New Roman" w:hint="default"/>
+              <w:spacing w:line="290" w:lineRule="atLeast" w:before="0" w:after="0"/>
+              <w:rPr>
+                <w:rFonts w:ascii="Times New Roman" w:eastAsia="等线" w:hAnsi="Times New Roman"/>
                 <w:b/>
                 <w:bCs/>
                 <w:sz w:val="21"/>
@@ -1327,7 +1312,7 @@
                 <w:bCs/>
                 <w:sz w:val="21"/>
               </w:rPr>
-              <w:t>项目负责人</w:t>
+              <w:t xml:space="preserve">独立完成</w:t>
             </w:r>
           </w:p>
         </w:tc>
@@ -1344,7 +1329,7 @@
           </w:tcPr>
           <w:p>
             <w:pPr>
-              <w:spacing w:line="290" w:lineRule="atLeast"/>
+              <w:spacing w:line="290" w:lineRule="atLeast" w:before="0" w:after="0"/>
               <w:rPr>
                 <w:rFonts w:ascii="Times New Roman" w:eastAsia="等线" w:hAnsi="Times New Roman" w:hint="default"/>
                 <w:b/>
@@ -1359,14 +1344,14 @@
                 <w:bCs/>
                 <w:sz w:val="21"/>
               </w:rPr>
-              <w:t>2026.03-2026.06</w:t>
+              <w:t xml:space="preserve">2026.03-2026.06</w:t>
             </w:r>
           </w:p>
         </w:tc>
       </w:tr>
       <w:tr>
         <w:trPr>
-          <w:gridAfter w:val="1"/>
+          <w:gridAfter w:val="2"/>
           <w:wAfter w:w="880" w:type="dxa"/>
           <w:jc w:val="center"/>
         </w:trPr>
@@ -1389,9 +1374,9 @@
           </w:tcPr>
           <w:p>
             <w:pPr>
-              <w:spacing w:line="290" w:lineRule="atLeast"/>
-              <w:rPr>
-                <w:rFonts w:ascii="Times New Roman" w:hAnsi="Times New Roman" w:hint="default"/>
+              <w:spacing w:line="290" w:lineRule="atLeast" w:before="0" w:after="0"/>
+              <w:rPr>
+                <w:rFonts w:ascii="Times New Roman" w:hAnsi="Times New Roman"/>
                 <w:sz w:val="21"/>
               </w:rPr>
             </w:pPr>
@@ -1400,7 +1385,7 @@
         <w:tc>
           <w:tcPr>
             <w:tcW w:w="10048" w:type="dxa"/>
-            <w:gridSpan w:val="4"/>
+            <w:gridSpan w:val="7"/>
             <w:tcBorders>
               <w:top w:val="nil"/>
               <w:left w:val="nil"/>
@@ -1421,7 +1406,7 @@
                 <w:ilvl w:val="0"/>
                 <w:numId w:val="9"/>
               </w:numPr>
-              <w:spacing w:line="290" w:lineRule="atLeast"/>
+              <w:spacing w:line="290" w:lineRule="atLeast" w:before="0" w:after="0"/>
               <w:rPr>
                 <w:rFonts w:ascii="Times New Roman" w:eastAsia="宋体" w:hAnsi="Times New Roman" w:cs="宋体" w:hint="default"/>
                 <w:sz w:val="21"/>
@@ -1432,91 +1417,91 @@
                 <w:rFonts w:ascii="Times New Roman" w:eastAsia="宋体" w:hAnsi="Times New Roman" w:cs="宋体"/>
                 <w:sz w:val="21"/>
               </w:rPr>
-              <w:t>针对济南历下区老龄化小区自提点布局零散问题，构建选址</w:t>
-            </w:r>
-            <w:r>
-              <w:rPr>
-                <w:rFonts w:ascii="Times New Roman" w:eastAsia="宋体" w:hAnsi="Times New Roman"/>
-                <w:sz w:val="21"/>
-              </w:rPr>
-              <w:t>-</w:t>
-            </w:r>
-            <w:r>
-              <w:rPr>
-                <w:rFonts w:ascii="Times New Roman" w:eastAsia="宋体" w:hAnsi="Times New Roman" w:cs="宋体"/>
-                <w:sz w:val="21"/>
-              </w:rPr>
-              <w:t>路径双层优化模型，将年龄分层服务半径与电梯等待时间纳入目标函数；基于</w:t>
-            </w:r>
-            <w:r>
-              <w:rPr>
-                <w:rFonts w:ascii="Times New Roman" w:eastAsia="宋体" w:hAnsi="Times New Roman"/>
-                <w:sz w:val="21"/>
-              </w:rPr>
-              <w:t>15</w:t>
-            </w:r>
-            <w:r>
-              <w:rPr>
-                <w:rFonts w:ascii="Times New Roman" w:eastAsia="宋体" w:hAnsi="Times New Roman" w:cs="宋体"/>
-                <w:sz w:val="21"/>
-              </w:rPr>
-              <w:t>个候选点、日均</w:t>
-            </w:r>
-            <w:r>
-              <w:rPr>
-                <w:rFonts w:ascii="Times New Roman" w:eastAsia="宋体" w:hAnsi="Times New Roman"/>
-                <w:sz w:val="21"/>
-              </w:rPr>
-              <w:t>345</w:t>
-            </w:r>
-            <w:r>
-              <w:rPr>
-                <w:rFonts w:ascii="Times New Roman" w:eastAsia="宋体" w:hAnsi="Times New Roman" w:cs="宋体"/>
-                <w:sz w:val="21"/>
-              </w:rPr>
-              <w:t>单真实数据，用</w:t>
-            </w:r>
-            <w:r>
-              <w:rPr>
-                <w:rFonts w:ascii="Times New Roman" w:eastAsia="宋体" w:hAnsi="Times New Roman"/>
-                <w:sz w:val="21"/>
-              </w:rPr>
-              <w:t>Python</w:t>
-            </w:r>
-            <w:r>
-              <w:rPr>
-                <w:rFonts w:ascii="Times New Roman" w:eastAsia="宋体" w:hAnsi="Times New Roman" w:cs="宋体"/>
-                <w:sz w:val="21"/>
-              </w:rPr>
-              <w:t>完成求解，提出“</w:t>
-            </w:r>
-            <w:r>
-              <w:rPr>
-                <w:rFonts w:ascii="Times New Roman" w:eastAsia="宋体" w:hAnsi="Times New Roman"/>
-                <w:sz w:val="21"/>
-              </w:rPr>
-              <w:t>2</w:t>
-            </w:r>
-            <w:r>
-              <w:rPr>
-                <w:rFonts w:ascii="Times New Roman" w:eastAsia="宋体" w:hAnsi="Times New Roman" w:cs="宋体"/>
-                <w:sz w:val="21"/>
-              </w:rPr>
-              <w:t>核心点</w:t>
-            </w:r>
-            <w:r>
-              <w:rPr>
-                <w:rFonts w:ascii="Times New Roman" w:eastAsia="宋体" w:hAnsi="Times New Roman"/>
-                <w:sz w:val="21"/>
-              </w:rPr>
-              <w:t>+4</w:t>
-            </w:r>
-            <w:r>
-              <w:rPr>
-                <w:rFonts w:ascii="Times New Roman" w:eastAsia="宋体" w:hAnsi="Times New Roman" w:cs="宋体"/>
-                <w:sz w:val="21"/>
-              </w:rPr>
-              <w:t>动态临时点”弹性布局方案</w:t>
+              <w:t xml:space="preserve">针对济南历下区老龄化小区自提点布局零散问题，构建选址</w:t>
+            </w:r>
+            <w:r>
+              <w:rPr>
+                <w:rFonts w:eastAsia="宋体" w:ascii="Times New Roman" w:hAnsi="Times New Roman"/>
+                <w:sz w:val="21"/>
+              </w:rPr>
+              <w:t xml:space="preserve">-</w:t>
+            </w:r>
+            <w:r>
+              <w:rPr>
+                <w:rFonts w:ascii="Times New Roman" w:eastAsia="宋体" w:hAnsi="Times New Roman" w:cs="宋体"/>
+                <w:sz w:val="21"/>
+              </w:rPr>
+              <w:t xml:space="preserve">路径双层优化模型，将年龄分层服务半径与电梯等待时间纳入目标函数；基于</w:t>
+            </w:r>
+            <w:r>
+              <w:rPr>
+                <w:rFonts w:eastAsia="宋体" w:ascii="Times New Roman" w:hAnsi="Times New Roman"/>
+                <w:sz w:val="21"/>
+              </w:rPr>
+              <w:t xml:space="preserve">15</w:t>
+            </w:r>
+            <w:r>
+              <w:rPr>
+                <w:rFonts w:ascii="Times New Roman" w:eastAsia="宋体" w:hAnsi="Times New Roman" w:cs="宋体"/>
+                <w:sz w:val="21"/>
+              </w:rPr>
+              <w:t xml:space="preserve">个候选点、日均</w:t>
+            </w:r>
+            <w:r>
+              <w:rPr>
+                <w:rFonts w:eastAsia="宋体" w:ascii="Times New Roman" w:hAnsi="Times New Roman"/>
+                <w:sz w:val="21"/>
+              </w:rPr>
+              <w:t xml:space="preserve">345</w:t>
+            </w:r>
+            <w:r>
+              <w:rPr>
+                <w:rFonts w:ascii="Times New Roman" w:eastAsia="宋体" w:hAnsi="Times New Roman" w:cs="宋体"/>
+                <w:sz w:val="21"/>
+              </w:rPr>
+              <w:t xml:space="preserve">单真实数据，用</w:t>
+            </w:r>
+            <w:r>
+              <w:rPr>
+                <w:rFonts w:eastAsia="宋体" w:ascii="Times New Roman" w:hAnsi="Times New Roman"/>
+                <w:sz w:val="21"/>
+              </w:rPr>
+              <w:t xml:space="preserve">Python</w:t>
+            </w:r>
+            <w:r>
+              <w:rPr>
+                <w:rFonts w:ascii="Times New Roman" w:eastAsia="宋体" w:hAnsi="Times New Roman" w:cs="宋体"/>
+                <w:sz w:val="21"/>
+              </w:rPr>
+              <w:t xml:space="preserve">完成求解，提出“</w:t>
+            </w:r>
+            <w:r>
+              <w:rPr>
+                <w:rFonts w:eastAsia="宋体" w:ascii="Times New Roman" w:hAnsi="Times New Roman"/>
+                <w:sz w:val="21"/>
+              </w:rPr>
+              <w:t xml:space="preserve">2</w:t>
+            </w:r>
+            <w:r>
+              <w:rPr>
+                <w:rFonts w:ascii="Times New Roman" w:eastAsia="宋体" w:hAnsi="Times New Roman" w:cs="宋体"/>
+                <w:sz w:val="21"/>
+              </w:rPr>
+              <w:t xml:space="preserve">核心点</w:t>
+            </w:r>
+            <w:r>
+              <w:rPr>
+                <w:rFonts w:eastAsia="宋体" w:ascii="Times New Roman" w:hAnsi="Times New Roman"/>
+                <w:sz w:val="21"/>
+              </w:rPr>
+              <w:t xml:space="preserve">+4</w:t>
+            </w:r>
+            <w:r>
+              <w:rPr>
+                <w:rFonts w:ascii="Times New Roman" w:eastAsia="宋体" w:hAnsi="Times New Roman" w:cs="宋体"/>
+                <w:sz w:val="21"/>
+              </w:rPr>
+              <w:t xml:space="preserve">动态临时点”弹性布局方案</w:t>
             </w:r>
           </w:p>
           <w:p>
@@ -1525,7 +1510,7 @@
                 <w:ilvl w:val="0"/>
                 <w:numId w:val="9"/>
               </w:numPr>
-              <w:spacing w:line="290" w:lineRule="atLeast"/>
+              <w:spacing w:line="290" w:lineRule="atLeast" w:before="0" w:after="0"/>
               <w:rPr>
                 <w:rFonts w:ascii="Times New Roman" w:eastAsia="宋体" w:hAnsi="Times New Roman" w:cs="宋体" w:hint="default"/>
                 <w:sz w:val="21"/>
@@ -1536,77 +1521,77 @@
                 <w:rFonts w:ascii="Times New Roman" w:eastAsia="宋体" w:hAnsi="Times New Roman" w:cs="宋体"/>
                 <w:sz w:val="21"/>
               </w:rPr>
-              <w:t>模型测算：总成本降低</w:t>
-            </w:r>
-            <w:r>
-              <w:rPr>
-                <w:rFonts w:ascii="Times New Roman" w:eastAsia="宋体" w:hAnsi="Times New Roman"/>
-                <w:sz w:val="21"/>
-              </w:rPr>
-              <w:t>18.7%</w:t>
-            </w:r>
-            <w:r>
-              <w:rPr>
-                <w:rFonts w:ascii="Times New Roman" w:eastAsia="宋体" w:hAnsi="Times New Roman" w:cs="宋体"/>
-                <w:sz w:val="21"/>
-              </w:rPr>
-              <w:t>，老年覆盖率</w:t>
-            </w:r>
-            <w:r>
-              <w:rPr>
-                <w:rFonts w:ascii="Times New Roman" w:eastAsia="宋体" w:hAnsi="Times New Roman"/>
-                <w:sz w:val="21"/>
-              </w:rPr>
-              <w:t>53.4%</w:t>
-            </w:r>
-            <w:r>
-              <w:rPr>
-                <w:rFonts w:ascii="Times New Roman" w:eastAsia="宋体" w:hAnsi="Times New Roman" w:cs="宋体"/>
-                <w:sz w:val="21"/>
-              </w:rPr>
-              <w:t>→</w:t>
-            </w:r>
-            <w:r>
-              <w:rPr>
-                <w:rFonts w:ascii="Times New Roman" w:eastAsia="宋体" w:hAnsi="Times New Roman"/>
-                <w:sz w:val="21"/>
-              </w:rPr>
-              <w:t>87.3%</w:t>
-            </w:r>
-            <w:r>
-              <w:rPr>
-                <w:rFonts w:ascii="Times New Roman" w:eastAsia="宋体" w:hAnsi="Times New Roman" w:cs="宋体"/>
-                <w:sz w:val="21"/>
-              </w:rPr>
-              <w:t>，配送时长缩短</w:t>
-            </w:r>
-            <w:r>
-              <w:rPr>
-                <w:rFonts w:ascii="Times New Roman" w:eastAsia="宋体" w:hAnsi="Times New Roman"/>
-                <w:sz w:val="21"/>
-              </w:rPr>
-              <w:t>22.3%</w:t>
-            </w:r>
-            <w:r>
-              <w:rPr>
-                <w:rFonts w:ascii="Times New Roman" w:eastAsia="宋体" w:hAnsi="Times New Roman" w:cs="宋体"/>
-                <w:sz w:val="21"/>
-              </w:rPr>
-              <w:t>，覆盖平衡性指数</w:t>
-            </w:r>
-            <w:r>
-              <w:rPr>
-                <w:rFonts w:ascii="Times New Roman" w:eastAsia="宋体" w:hAnsi="Times New Roman"/>
-                <w:sz w:val="21"/>
-              </w:rPr>
-              <w:t>0.88</w:t>
+              <w:t xml:space="preserve">模型测算：总成本降低</w:t>
+            </w:r>
+            <w:r>
+              <w:rPr>
+                <w:rFonts w:eastAsia="宋体" w:ascii="Times New Roman" w:hAnsi="Times New Roman"/>
+                <w:sz w:val="21"/>
+              </w:rPr>
+              <w:t xml:space="preserve">18.7%</w:t>
+            </w:r>
+            <w:r>
+              <w:rPr>
+                <w:rFonts w:ascii="Times New Roman" w:eastAsia="宋体" w:hAnsi="Times New Roman" w:cs="宋体"/>
+                <w:sz w:val="21"/>
+              </w:rPr>
+              <w:t xml:space="preserve">，老年覆盖率</w:t>
+            </w:r>
+            <w:r>
+              <w:rPr>
+                <w:rFonts w:eastAsia="宋体" w:ascii="Times New Roman" w:hAnsi="Times New Roman"/>
+                <w:sz w:val="21"/>
+              </w:rPr>
+              <w:t xml:space="preserve">53.4%</w:t>
+            </w:r>
+            <w:r>
+              <w:rPr>
+                <w:rFonts w:ascii="Times New Roman" w:eastAsia="宋体" w:hAnsi="Times New Roman" w:cs="宋体"/>
+                <w:sz w:val="21"/>
+              </w:rPr>
+              <w:t xml:space="preserve">→</w:t>
+            </w:r>
+            <w:r>
+              <w:rPr>
+                <w:rFonts w:eastAsia="宋体" w:ascii="Times New Roman" w:hAnsi="Times New Roman"/>
+                <w:sz w:val="21"/>
+              </w:rPr>
+              <w:t xml:space="preserve">87.3%</w:t>
+            </w:r>
+            <w:r>
+              <w:rPr>
+                <w:rFonts w:ascii="Times New Roman" w:eastAsia="宋体" w:hAnsi="Times New Roman" w:cs="宋体"/>
+                <w:sz w:val="21"/>
+              </w:rPr>
+              <w:t xml:space="preserve">，配送时长缩短</w:t>
+            </w:r>
+            <w:r>
+              <w:rPr>
+                <w:rFonts w:eastAsia="宋体" w:ascii="Times New Roman" w:hAnsi="Times New Roman"/>
+                <w:sz w:val="21"/>
+              </w:rPr>
+              <w:t xml:space="preserve">22.3%</w:t>
+            </w:r>
+            <w:r>
+              <w:rPr>
+                <w:rFonts w:ascii="Times New Roman" w:eastAsia="宋体" w:hAnsi="Times New Roman" w:cs="宋体"/>
+                <w:sz w:val="21"/>
+              </w:rPr>
+              <w:t xml:space="preserve">，覆盖平衡性指数</w:t>
+            </w:r>
+            <w:r>
+              <w:rPr>
+                <w:rFonts w:eastAsia="宋体" w:ascii="Times New Roman" w:hAnsi="Times New Roman"/>
+                <w:sz w:val="21"/>
+              </w:rPr>
+              <w:t xml:space="preserve">0.88</w:t>
             </w:r>
           </w:p>
         </w:tc>
       </w:tr>
       <w:tr>
         <w:trPr>
-          <w:gridAfter w:val="1"/>
+          <w:gridAfter w:val="2"/>
           <w:wAfter w:w="880" w:type="dxa"/>
           <w:jc w:val="center"/>
         </w:trPr>
@@ -1629,9 +1614,9 @@
           </w:tcPr>
           <w:p>
             <w:pPr>
-              <w:spacing w:line="290" w:lineRule="atLeast"/>
-              <w:rPr>
-                <w:rFonts w:ascii="Times New Roman" w:hAnsi="Times New Roman" w:hint="default"/>
+              <w:spacing w:line="290" w:lineRule="atLeast" w:before="0" w:after="0"/>
+              <w:rPr>
+                <w:rFonts w:ascii="Times New Roman" w:hAnsi="Times New Roman"/>
                 <w:sz w:val="21"/>
               </w:rPr>
             </w:pPr>
@@ -1640,7 +1625,7 @@
         <w:tc>
           <w:tcPr>
             <w:tcW w:w="4600" w:type="dxa"/>
-            <w:gridSpan w:val="2"/>
+            <w:gridSpan w:val="4"/>
             <w:tcBorders>
               <w:top w:val="nil"/>
               <w:left w:val="nil"/>
@@ -1657,9 +1642,9 @@
           </w:tcPr>
           <w:p>
             <w:pPr>
-              <w:spacing w:line="290" w:lineRule="atLeast"/>
-              <w:rPr>
-                <w:rFonts w:ascii="Times New Roman" w:hAnsi="Times New Roman" w:hint="default"/>
+              <w:spacing w:line="290" w:lineRule="atLeast" w:before="0" w:after="0"/>
+              <w:rPr>
+                <w:rFonts w:ascii="Times New Roman" w:hAnsi="Times New Roman"/>
                 <w:sz w:val="21"/>
               </w:rPr>
             </w:pPr>
@@ -1670,7 +1655,7 @@
                 <w:bCs/>
                 <w:sz w:val="21"/>
               </w:rPr>
-              <w:t>生成式</w:t>
+              <w:t xml:space="preserve">生成式</w:t>
             </w:r>
             <w:r>
               <w:rPr>
@@ -1679,7 +1664,7 @@
                 <w:bCs/>
                 <w:sz w:val="21"/>
               </w:rPr>
-              <w:t>AI</w:t>
+              <w:t xml:space="preserve">AI</w:t>
             </w:r>
             <w:r>
               <w:rPr>
@@ -1688,13 +1673,14 @@
                 <w:bCs/>
                 <w:sz w:val="21"/>
               </w:rPr>
-              <w:t>在电商场景中的应用机制研究</w:t>
+              <w:t xml:space="preserve">在电商场景中的应用机制研究</w:t>
             </w:r>
           </w:p>
         </w:tc>
         <w:tc>
           <w:tcPr>
             <w:tcW w:w="2693" w:type="dxa"/>
+            <w:gridSpan w:val="2"/>
             <w:tcBorders>
               <w:top w:val="nil"/>
               <w:left w:val="nil"/>
@@ -1705,9 +1691,9 @@
           </w:tcPr>
           <w:p>
             <w:pPr>
-              <w:spacing w:line="290" w:lineRule="atLeast"/>
-              <w:rPr>
-                <w:rFonts w:ascii="Times New Roman" w:eastAsia="等线" w:hAnsi="Times New Roman" w:hint="default"/>
+              <w:spacing w:line="290" w:lineRule="atLeast" w:before="0" w:after="0"/>
+              <w:rPr>
+                <w:rFonts w:ascii="Times New Roman" w:eastAsia="等线" w:hAnsi="Times New Roman"/>
                 <w:b/>
                 <w:bCs/>
                 <w:sz w:val="21"/>
@@ -1720,7 +1706,7 @@
                 <w:bCs/>
                 <w:sz w:val="21"/>
               </w:rPr>
-              <w:t>项目负责人</w:t>
+              <w:t xml:space="preserve">独立完成</w:t>
             </w:r>
           </w:p>
         </w:tc>
@@ -1737,7 +1723,7 @@
           </w:tcPr>
           <w:p>
             <w:pPr>
-              <w:spacing w:line="290" w:lineRule="atLeast"/>
+              <w:spacing w:line="290" w:lineRule="atLeast" w:before="0" w:after="0"/>
               <w:rPr>
                 <w:rFonts w:ascii="Times New Roman" w:eastAsia="等线" w:hAnsi="Times New Roman" w:hint="default"/>
                 <w:b/>
@@ -1752,14 +1738,14 @@
                 <w:bCs/>
                 <w:sz w:val="21"/>
               </w:rPr>
-              <w:t>2025.10-2025.12</w:t>
+              <w:t xml:space="preserve">2025.10-2025.12</w:t>
             </w:r>
           </w:p>
         </w:tc>
       </w:tr>
       <w:tr>
         <w:trPr>
-          <w:gridAfter w:val="1"/>
+          <w:gridAfter w:val="2"/>
           <w:wAfter w:w="880" w:type="dxa"/>
           <w:jc w:val="center"/>
         </w:trPr>
@@ -1782,9 +1768,9 @@
           </w:tcPr>
           <w:p>
             <w:pPr>
-              <w:spacing w:line="290" w:lineRule="atLeast"/>
-              <w:rPr>
-                <w:rFonts w:ascii="Times New Roman" w:hAnsi="Times New Roman" w:hint="default"/>
+              <w:spacing w:line="290" w:lineRule="atLeast" w:before="0" w:after="0"/>
+              <w:rPr>
+                <w:rFonts w:ascii="Times New Roman" w:hAnsi="Times New Roman"/>
                 <w:sz w:val="21"/>
               </w:rPr>
             </w:pPr>
@@ -1793,7 +1779,7 @@
         <w:tc>
           <w:tcPr>
             <w:tcW w:w="10048" w:type="dxa"/>
-            <w:gridSpan w:val="4"/>
+            <w:gridSpan w:val="7"/>
             <w:tcBorders>
               <w:top w:val="nil"/>
               <w:left w:val="nil"/>
@@ -1814,7 +1800,7 @@
                 <w:ilvl w:val="0"/>
                 <w:numId w:val="9"/>
               </w:numPr>
-              <w:spacing w:line="290" w:lineRule="atLeast"/>
+              <w:spacing w:line="290" w:lineRule="atLeast" w:before="0" w:after="0"/>
               <w:rPr>
                 <w:rFonts w:ascii="Times New Roman" w:eastAsia="宋体" w:hAnsi="Times New Roman" w:cs="宋体" w:hint="default"/>
                 <w:sz w:val="21"/>
@@ -1825,140 +1811,119 @@
                 <w:rFonts w:ascii="Times New Roman" w:eastAsia="宋体" w:hAnsi="Times New Roman" w:cs="宋体"/>
                 <w:sz w:val="21"/>
               </w:rPr>
-              <w:t>基于</w:t>
-            </w:r>
-            <w:r>
-              <w:rPr>
-                <w:rFonts w:ascii="Times New Roman" w:eastAsia="宋体" w:hAnsi="Times New Roman"/>
-                <w:sz w:val="21"/>
-              </w:rPr>
-              <w:t>TAM</w:t>
-            </w:r>
-            <w:r>
-              <w:rPr>
-                <w:rFonts w:ascii="Times New Roman" w:eastAsia="宋体" w:hAnsi="Times New Roman" w:cs="宋体"/>
-                <w:sz w:val="21"/>
-              </w:rPr>
-              <w:t>模型设计</w:t>
-            </w:r>
-            <w:r>
-              <w:rPr>
-                <w:rFonts w:ascii="Times New Roman" w:eastAsia="宋体" w:hAnsi="Times New Roman"/>
-                <w:sz w:val="21"/>
-              </w:rPr>
-              <w:t>7</w:t>
-            </w:r>
-            <w:r>
-              <w:rPr>
-                <w:rFonts w:ascii="Times New Roman" w:eastAsia="宋体" w:hAnsi="Times New Roman" w:cs="宋体"/>
-                <w:sz w:val="21"/>
-              </w:rPr>
-              <w:t>点李克特量表问卷，回收</w:t>
-            </w:r>
-            <w:r>
-              <w:rPr>
-                <w:rFonts w:ascii="Times New Roman" w:eastAsia="宋体" w:hAnsi="Times New Roman"/>
-                <w:sz w:val="21"/>
-              </w:rPr>
-              <w:t>328</w:t>
-            </w:r>
-            <w:r>
-              <w:rPr>
-                <w:rFonts w:ascii="Times New Roman" w:eastAsia="宋体" w:hAnsi="Times New Roman" w:cs="宋体"/>
-                <w:sz w:val="21"/>
-              </w:rPr>
-              <w:t>份有效样本，用</w:t>
-            </w:r>
-            <w:r>
-              <w:rPr>
-                <w:rFonts w:ascii="Times New Roman" w:eastAsia="宋体" w:hAnsi="Times New Roman"/>
-                <w:sz w:val="21"/>
-              </w:rPr>
-              <w:t>SPSS</w:t>
-            </w:r>
-            <w:r>
-              <w:rPr>
-                <w:rFonts w:ascii="Times New Roman" w:eastAsia="宋体" w:hAnsi="Times New Roman" w:cs="宋体"/>
-                <w:sz w:val="21"/>
-              </w:rPr>
-              <w:t>和</w:t>
-            </w:r>
-            <w:r>
-              <w:rPr>
-                <w:rFonts w:ascii="Times New Roman" w:eastAsia="宋体" w:hAnsi="Times New Roman"/>
-                <w:sz w:val="21"/>
-              </w:rPr>
-              <w:t>Python</w:t>
-            </w:r>
-            <w:r>
-              <w:rPr>
-                <w:rFonts w:ascii="Times New Roman" w:eastAsia="宋体" w:hAnsi="Times New Roman" w:cs="宋体"/>
-                <w:sz w:val="21"/>
-              </w:rPr>
-              <w:t>完成统计分析；验证交互性（</w:t>
-            </w:r>
-            <w:r>
-              <w:rPr>
-                <w:rFonts w:ascii="Times New Roman" w:eastAsia="宋体" w:hAnsi="Times New Roman"/>
-                <w:sz w:val="21"/>
-              </w:rPr>
-              <w:t>β</w:t>
-            </w:r>
-            <w:r>
-              <w:rPr>
-                <w:rFonts w:ascii="Times New Roman" w:eastAsia="宋体" w:hAnsi="Times New Roman"/>
-                <w:sz w:val="21"/>
-              </w:rPr>
-              <w:t>=0.42</w:t>
-            </w:r>
-            <w:r>
-              <w:rPr>
-                <w:rFonts w:ascii="Times New Roman" w:eastAsia="宋体" w:hAnsi="Times New Roman" w:cs="宋体"/>
-                <w:sz w:val="21"/>
-              </w:rPr>
-              <w:t>）、个性化（</w:t>
-            </w:r>
-            <w:r>
-              <w:rPr>
-                <w:rFonts w:ascii="Times New Roman" w:eastAsia="宋体" w:hAnsi="Times New Roman"/>
-                <w:sz w:val="21"/>
-              </w:rPr>
-              <w:t>β</w:t>
-            </w:r>
-            <w:r>
-              <w:rPr>
-                <w:rFonts w:ascii="Times New Roman" w:eastAsia="宋体" w:hAnsi="Times New Roman"/>
-                <w:sz w:val="21"/>
-              </w:rPr>
-              <w:t>=0.38</w:t>
-            </w:r>
-            <w:r>
-              <w:rPr>
-                <w:rFonts w:ascii="Times New Roman" w:eastAsia="宋体" w:hAnsi="Times New Roman" w:cs="宋体"/>
-                <w:sz w:val="21"/>
-              </w:rPr>
-              <w:t>）、自主性（</w:t>
-            </w:r>
-            <w:r>
-              <w:rPr>
-                <w:rFonts w:ascii="Times New Roman" w:eastAsia="宋体" w:hAnsi="Times New Roman"/>
-                <w:sz w:val="21"/>
-              </w:rPr>
-              <w:t>β</w:t>
-            </w:r>
-            <w:r>
-              <w:rPr>
-                <w:rFonts w:ascii="Times New Roman" w:eastAsia="宋体" w:hAnsi="Times New Roman"/>
-                <w:sz w:val="21"/>
-              </w:rPr>
-              <w:t>=0.31</w:t>
-            </w:r>
-            <w:r>
-              <w:rPr>
-                <w:rFonts w:ascii="Times New Roman" w:eastAsia="宋体" w:hAnsi="Times New Roman" w:cs="宋体"/>
-                <w:sz w:val="21"/>
-              </w:rPr>
-              <w:t>）显著正向影响用户感知价值，识别问题识别准确性、智能解决能力为核心影响因素</w:t>
+              <w:t xml:space="preserve">基于</w:t>
+            </w:r>
+            <w:r>
+              <w:rPr>
+                <w:rFonts w:eastAsia="宋体" w:ascii="Times New Roman" w:hAnsi="Times New Roman"/>
+                <w:sz w:val="21"/>
+              </w:rPr>
+              <w:t xml:space="preserve">TAM</w:t>
+            </w:r>
+            <w:r>
+              <w:rPr>
+                <w:rFonts w:ascii="Times New Roman" w:eastAsia="宋体" w:hAnsi="Times New Roman" w:cs="宋体"/>
+                <w:sz w:val="21"/>
+              </w:rPr>
+              <w:t xml:space="preserve">模型设计</w:t>
+            </w:r>
+            <w:r>
+              <w:rPr>
+                <w:rFonts w:eastAsia="宋体" w:ascii="Times New Roman" w:hAnsi="Times New Roman"/>
+                <w:sz w:val="21"/>
+              </w:rPr>
+              <w:t xml:space="preserve">7</w:t>
+            </w:r>
+            <w:r>
+              <w:rPr>
+                <w:rFonts w:ascii="Times New Roman" w:eastAsia="宋体" w:hAnsi="Times New Roman" w:cs="宋体"/>
+                <w:sz w:val="21"/>
+              </w:rPr>
+              <w:t xml:space="preserve">点李克特量表问卷，回收</w:t>
+            </w:r>
+            <w:r>
+              <w:rPr>
+                <w:rFonts w:eastAsia="宋体" w:ascii="Times New Roman" w:hAnsi="Times New Roman"/>
+                <w:sz w:val="21"/>
+              </w:rPr>
+              <w:t xml:space="preserve">328</w:t>
+            </w:r>
+            <w:r>
+              <w:rPr>
+                <w:rFonts w:ascii="Times New Roman" w:eastAsia="宋体" w:hAnsi="Times New Roman" w:cs="宋体"/>
+                <w:sz w:val="21"/>
+              </w:rPr>
+              <w:t xml:space="preserve">份有效样本，用</w:t>
+            </w:r>
+            <w:r>
+              <w:rPr>
+                <w:rFonts w:eastAsia="宋体" w:ascii="Times New Roman" w:hAnsi="Times New Roman"/>
+                <w:sz w:val="21"/>
+              </w:rPr>
+              <w:t xml:space="preserve">SPSS</w:t>
+            </w:r>
+            <w:r>
+              <w:rPr>
+                <w:rFonts w:ascii="Times New Roman" w:eastAsia="宋体" w:hAnsi="Times New Roman" w:cs="宋体"/>
+                <w:sz w:val="21"/>
+              </w:rPr>
+              <w:t xml:space="preserve">和</w:t>
+            </w:r>
+            <w:r>
+              <w:rPr>
+                <w:rFonts w:eastAsia="宋体" w:ascii="Times New Roman" w:hAnsi="Times New Roman"/>
+                <w:sz w:val="21"/>
+              </w:rPr>
+              <w:t xml:space="preserve">Python</w:t>
+            </w:r>
+            <w:r>
+              <w:rPr>
+                <w:rFonts w:ascii="Times New Roman" w:eastAsia="宋体" w:hAnsi="Times New Roman" w:cs="宋体"/>
+                <w:sz w:val="21"/>
+              </w:rPr>
+              <w:t xml:space="preserve">完成统计分析；验证交互性（</w:t>
+            </w:r>
+            <w:r>
+              <w:rPr>
+                <w:rFonts w:eastAsia="宋体" w:ascii="Times New Roman" w:hAnsi="Times New Roman"/>
+                <w:sz w:val="21"/>
+              </w:rPr>
+              <w:t xml:space="preserve">β=0.42</w:t>
+            </w:r>
+            <w:r>
+              <w:rPr>
+                <w:rFonts w:ascii="Times New Roman" w:eastAsia="宋体" w:hAnsi="Times New Roman" w:cs="宋体"/>
+                <w:sz w:val="21"/>
+              </w:rPr>
+              <w:t xml:space="preserve">）、个性化（</w:t>
+            </w:r>
+            <w:r>
+              <w:rPr>
+                <w:rFonts w:eastAsia="宋体" w:ascii="Times New Roman" w:hAnsi="Times New Roman"/>
+                <w:sz w:val="21"/>
+              </w:rPr>
+              <w:t xml:space="preserve">β=0.38</w:t>
+            </w:r>
+            <w:r>
+              <w:rPr>
+                <w:rFonts w:ascii="Times New Roman" w:eastAsia="宋体" w:hAnsi="Times New Roman" w:cs="宋体"/>
+                <w:sz w:val="21"/>
+              </w:rPr>
+              <w:t xml:space="preserve">）、自主性（</w:t>
+            </w:r>
+            <w:r>
+              <w:rPr>
+                <w:rFonts w:eastAsia="宋体" w:ascii="Times New Roman" w:hAnsi="Times New Roman"/>
+                <w:sz w:val="21"/>
+              </w:rPr>
+              <w:t xml:space="preserve">β=0.31</w:t>
+            </w:r>
+            <w:r>
+              <w:rPr>
+                <w:rFonts w:ascii="Times New Roman" w:eastAsia="宋体" w:hAnsi="Times New Roman" w:cs="宋体"/>
+                <w:sz w:val="21"/>
+              </w:rPr>
+              <w:t xml:space="preserve">）显著正向影响用户感知价值，识别问题识别准确性、智能解决能力为核心影响因素</w:t>
             </w:r>
           </w:p>
           <w:p>
@@ -1967,7 +1932,7 @@
                 <w:ilvl w:val="0"/>
                 <w:numId w:val="9"/>
               </w:numPr>
-              <w:spacing w:line="290" w:lineRule="atLeast"/>
+              <w:spacing w:line="290" w:lineRule="atLeast" w:before="0" w:after="0"/>
               <w:rPr>
                 <w:rFonts w:ascii="Times New Roman" w:eastAsia="宋体" w:hAnsi="Times New Roman" w:cs="宋体" w:hint="default"/>
                 <w:sz w:val="21"/>
@@ -1978,56 +1943,56 @@
                 <w:rFonts w:ascii="Times New Roman" w:eastAsia="宋体" w:hAnsi="Times New Roman" w:cs="宋体"/>
                 <w:sz w:val="21"/>
               </w:rPr>
-              <w:t>发现用户智能体验起关键中介作用，感知增强维度贡献率</w:t>
-            </w:r>
-            <w:r>
-              <w:rPr>
-                <w:rFonts w:ascii="Times New Roman" w:eastAsia="宋体" w:hAnsi="Times New Roman"/>
-                <w:sz w:val="21"/>
-              </w:rPr>
-              <w:t>63%</w:t>
-            </w:r>
-            <w:r>
-              <w:rPr>
-                <w:rFonts w:ascii="Times New Roman" w:eastAsia="宋体" w:hAnsi="Times New Roman" w:cs="宋体"/>
-                <w:sz w:val="21"/>
-              </w:rPr>
-              <w:t>；高复杂度场景下信任阈值提高</w:t>
-            </w:r>
-            <w:r>
-              <w:rPr>
-                <w:rFonts w:ascii="Times New Roman" w:eastAsia="宋体" w:hAnsi="Times New Roman"/>
-                <w:sz w:val="21"/>
-              </w:rPr>
-              <w:t>32%</w:t>
-            </w:r>
-            <w:r>
-              <w:rPr>
-                <w:rFonts w:ascii="Times New Roman" w:eastAsia="宋体" w:hAnsi="Times New Roman" w:cs="宋体"/>
-                <w:sz w:val="21"/>
-              </w:rPr>
-              <w:t>，为电商</w:t>
-            </w:r>
-            <w:r>
-              <w:rPr>
-                <w:rFonts w:ascii="Times New Roman" w:eastAsia="宋体" w:hAnsi="Times New Roman"/>
-                <w:sz w:val="21"/>
-              </w:rPr>
-              <w:t>AI</w:t>
-            </w:r>
-            <w:r>
-              <w:rPr>
-                <w:rFonts w:ascii="Times New Roman" w:eastAsia="宋体" w:hAnsi="Times New Roman" w:cs="宋体"/>
-                <w:sz w:val="21"/>
-              </w:rPr>
-              <w:t>客服优化提供参考</w:t>
+              <w:t xml:space="preserve">发现用户智能体验起关键中介作用，感知增强维度贡献率</w:t>
+            </w:r>
+            <w:r>
+              <w:rPr>
+                <w:rFonts w:eastAsia="宋体" w:ascii="Times New Roman" w:hAnsi="Times New Roman"/>
+                <w:sz w:val="21"/>
+              </w:rPr>
+              <w:t xml:space="preserve">63%</w:t>
+            </w:r>
+            <w:r>
+              <w:rPr>
+                <w:rFonts w:ascii="Times New Roman" w:eastAsia="宋体" w:hAnsi="Times New Roman" w:cs="宋体"/>
+                <w:sz w:val="21"/>
+              </w:rPr>
+              <w:t xml:space="preserve">；高复杂度场景下信任阈值提高</w:t>
+            </w:r>
+            <w:r>
+              <w:rPr>
+                <w:rFonts w:eastAsia="宋体" w:ascii="Times New Roman" w:hAnsi="Times New Roman"/>
+                <w:sz w:val="21"/>
+              </w:rPr>
+              <w:t xml:space="preserve">32%</w:t>
+            </w:r>
+            <w:r>
+              <w:rPr>
+                <w:rFonts w:ascii="Times New Roman" w:eastAsia="宋体" w:hAnsi="Times New Roman" w:cs="宋体"/>
+                <w:sz w:val="21"/>
+              </w:rPr>
+              <w:t xml:space="preserve">，为电商</w:t>
+            </w:r>
+            <w:r>
+              <w:rPr>
+                <w:rFonts w:eastAsia="宋体" w:ascii="Times New Roman" w:hAnsi="Times New Roman"/>
+                <w:sz w:val="21"/>
+              </w:rPr>
+              <w:t xml:space="preserve">AI</w:t>
+            </w:r>
+            <w:r>
+              <w:rPr>
+                <w:rFonts w:ascii="Times New Roman" w:eastAsia="宋体" w:hAnsi="Times New Roman" w:cs="宋体"/>
+                <w:sz w:val="21"/>
+              </w:rPr>
+              <w:t xml:space="preserve">客服优化提供参考</w:t>
             </w:r>
           </w:p>
         </w:tc>
       </w:tr>
       <w:tr>
         <w:trPr>
-          <w:gridAfter w:val="1"/>
+          <w:gridAfter w:val="2"/>
           <w:wAfter w:w="880" w:type="dxa"/>
           <w:jc w:val="center"/>
         </w:trPr>
@@ -2050,9 +2015,9 @@
           </w:tcPr>
           <w:p>
             <w:pPr>
-              <w:spacing w:line="290" w:lineRule="atLeast"/>
-              <w:rPr>
-                <w:rFonts w:ascii="Times New Roman" w:hAnsi="Times New Roman" w:hint="default"/>
+              <w:spacing w:line="290" w:lineRule="atLeast" w:before="0" w:after="0"/>
+              <w:rPr>
+                <w:rFonts w:ascii="Times New Roman" w:hAnsi="Times New Roman"/>
                 <w:sz w:val="21"/>
               </w:rPr>
             </w:pPr>
@@ -2061,7 +2026,7 @@
         <w:tc>
           <w:tcPr>
             <w:tcW w:w="4600" w:type="dxa"/>
-            <w:gridSpan w:val="2"/>
+            <w:gridSpan w:val="4"/>
             <w:tcBorders>
               <w:top w:val="nil"/>
               <w:left w:val="nil"/>
@@ -2078,9 +2043,9 @@
           </w:tcPr>
           <w:p>
             <w:pPr>
-              <w:spacing w:line="290" w:lineRule="atLeast"/>
-              <w:rPr>
-                <w:rFonts w:ascii="Times New Roman" w:hAnsi="Times New Roman" w:hint="default"/>
+              <w:spacing w:line="290" w:lineRule="atLeast" w:before="0" w:after="0"/>
+              <w:rPr>
+                <w:rFonts w:ascii="Times New Roman" w:hAnsi="Times New Roman"/>
                 <w:sz w:val="21"/>
               </w:rPr>
             </w:pPr>
@@ -2091,13 +2056,14 @@
                 <w:bCs/>
                 <w:sz w:val="21"/>
               </w:rPr>
-              <w:t>银行电话营销客户响应行为分析</w:t>
+              <w:t xml:space="preserve">银行电话营销客户响应行为分析</w:t>
             </w:r>
           </w:p>
         </w:tc>
         <w:tc>
           <w:tcPr>
             <w:tcW w:w="2693" w:type="dxa"/>
+            <w:gridSpan w:val="2"/>
             <w:tcBorders>
               <w:top w:val="nil"/>
               <w:left w:val="nil"/>
@@ -2108,9 +2074,9 @@
           </w:tcPr>
           <w:p>
             <w:pPr>
-              <w:spacing w:line="290" w:lineRule="atLeast"/>
-              <w:rPr>
-                <w:rFonts w:ascii="Times New Roman" w:eastAsia="等线" w:hAnsi="Times New Roman" w:hint="default"/>
+              <w:spacing w:line="290" w:lineRule="atLeast" w:before="0" w:after="0"/>
+              <w:rPr>
+                <w:rFonts w:ascii="Times New Roman" w:eastAsia="等线" w:hAnsi="Times New Roman"/>
                 <w:b/>
                 <w:bCs/>
                 <w:sz w:val="21"/>
@@ -2123,7 +2089,7 @@
                 <w:bCs/>
                 <w:sz w:val="21"/>
               </w:rPr>
-              <w:t>项目负责人</w:t>
+              <w:t xml:space="preserve">独立完成</w:t>
             </w:r>
           </w:p>
         </w:tc>
@@ -2140,7 +2106,7 @@
           </w:tcPr>
           <w:p>
             <w:pPr>
-              <w:spacing w:line="290" w:lineRule="atLeast"/>
+              <w:spacing w:line="290" w:lineRule="atLeast" w:before="0" w:after="0"/>
               <w:rPr>
                 <w:rFonts w:ascii="Times New Roman" w:eastAsia="等线" w:hAnsi="Times New Roman" w:hint="default"/>
                 <w:b/>
@@ -2155,14 +2121,14 @@
                 <w:bCs/>
                 <w:sz w:val="21"/>
               </w:rPr>
-              <w:t>2026.04-2026.06</w:t>
+              <w:t xml:space="preserve">2026.04-2026.06</w:t>
             </w:r>
           </w:p>
         </w:tc>
       </w:tr>
       <w:tr>
         <w:trPr>
-          <w:gridAfter w:val="1"/>
+          <w:gridAfter w:val="2"/>
           <w:wAfter w:w="880" w:type="dxa"/>
           <w:jc w:val="center"/>
         </w:trPr>
@@ -2185,9 +2151,9 @@
           </w:tcPr>
           <w:p>
             <w:pPr>
-              <w:spacing w:line="290" w:lineRule="atLeast"/>
-              <w:rPr>
-                <w:rFonts w:ascii="Times New Roman" w:hAnsi="Times New Roman" w:hint="default"/>
+              <w:spacing w:line="290" w:lineRule="atLeast" w:before="0" w:after="0"/>
+              <w:rPr>
+                <w:rFonts w:ascii="Times New Roman" w:hAnsi="Times New Roman"/>
                 <w:sz w:val="21"/>
               </w:rPr>
             </w:pPr>
@@ -2196,7 +2162,7 @@
         <w:tc>
           <w:tcPr>
             <w:tcW w:w="10048" w:type="dxa"/>
-            <w:gridSpan w:val="4"/>
+            <w:gridSpan w:val="7"/>
             <w:tcBorders>
               <w:top w:val="nil"/>
               <w:left w:val="nil"/>
@@ -2217,7 +2183,7 @@
                 <w:ilvl w:val="0"/>
                 <w:numId w:val="9"/>
               </w:numPr>
-              <w:spacing w:line="290" w:lineRule="atLeast"/>
+              <w:spacing w:line="290" w:lineRule="atLeast" w:before="0" w:after="0"/>
               <w:rPr>
                 <w:rFonts w:ascii="Times New Roman" w:eastAsia="宋体" w:hAnsi="Times New Roman" w:cs="宋体" w:hint="default"/>
                 <w:sz w:val="21"/>
@@ -2228,35 +2194,35 @@
                 <w:rFonts w:ascii="Times New Roman" w:eastAsia="宋体" w:hAnsi="Times New Roman" w:cs="宋体"/>
                 <w:sz w:val="21"/>
               </w:rPr>
-              <w:t>基于</w:t>
-            </w:r>
-            <w:r>
-              <w:rPr>
-                <w:rFonts w:ascii="Times New Roman" w:eastAsia="宋体" w:hAnsi="Times New Roman"/>
-                <w:sz w:val="21"/>
-              </w:rPr>
-              <w:t>45211</w:t>
-            </w:r>
-            <w:r>
-              <w:rPr>
-                <w:rFonts w:ascii="Times New Roman" w:eastAsia="宋体" w:hAnsi="Times New Roman" w:cs="宋体"/>
-                <w:sz w:val="21"/>
-              </w:rPr>
-              <w:t>条葡萄牙银行真实营销数据，用</w:t>
-            </w:r>
-            <w:r>
-              <w:rPr>
-                <w:rFonts w:ascii="Times New Roman" w:eastAsia="宋体" w:hAnsi="Times New Roman"/>
-                <w:sz w:val="21"/>
-              </w:rPr>
-              <w:t>R</w:t>
-            </w:r>
-            <w:r>
-              <w:rPr>
-                <w:rFonts w:ascii="Times New Roman" w:eastAsia="宋体" w:hAnsi="Times New Roman" w:cs="宋体"/>
-                <w:sz w:val="21"/>
-              </w:rPr>
-              <w:t>完成缺失值与异常值清洗，对年龄、职业、营销频次等字段做多维度分层统计</w:t>
+              <w:t xml:space="preserve">基于</w:t>
+            </w:r>
+            <w:r>
+              <w:rPr>
+                <w:rFonts w:eastAsia="宋体" w:ascii="Times New Roman" w:hAnsi="Times New Roman"/>
+                <w:sz w:val="21"/>
+              </w:rPr>
+              <w:t xml:space="preserve">45211</w:t>
+            </w:r>
+            <w:r>
+              <w:rPr>
+                <w:rFonts w:ascii="Times New Roman" w:eastAsia="宋体" w:hAnsi="Times New Roman" w:cs="宋体"/>
+                <w:sz w:val="21"/>
+              </w:rPr>
+              <w:t xml:space="preserve">条葡萄牙银行真实营销数据，用</w:t>
+            </w:r>
+            <w:r>
+              <w:rPr>
+                <w:rFonts w:eastAsia="宋体" w:ascii="Times New Roman" w:hAnsi="Times New Roman"/>
+                <w:sz w:val="21"/>
+              </w:rPr>
+              <w:t xml:space="preserve">R</w:t>
+            </w:r>
+            <w:r>
+              <w:rPr>
+                <w:rFonts w:ascii="Times New Roman" w:eastAsia="宋体" w:hAnsi="Times New Roman" w:cs="宋体"/>
+                <w:sz w:val="21"/>
+              </w:rPr>
+              <w:t xml:space="preserve">完成缺失值与异常值清洗，对年龄、职业、营销频次等字段做多维度分层统计</w:t>
             </w:r>
           </w:p>
           <w:p>
@@ -2265,7 +2231,7 @@
                 <w:ilvl w:val="0"/>
                 <w:numId w:val="9"/>
               </w:numPr>
-              <w:spacing w:line="290" w:lineRule="atLeast"/>
+              <w:spacing w:line="290" w:lineRule="atLeast" w:before="0" w:after="0"/>
               <w:rPr>
                 <w:rFonts w:ascii="Times New Roman" w:eastAsia="宋体" w:hAnsi="Times New Roman" w:cs="宋体" w:hint="default"/>
                 <w:sz w:val="21"/>
@@ -2276,14 +2242,14 @@
                 <w:rFonts w:ascii="Times New Roman" w:eastAsia="宋体" w:hAnsi="Times New Roman" w:cs="宋体"/>
                 <w:sz w:val="21"/>
               </w:rPr>
-              <w:t>独立绘制帕累托图、相关性热力图、订阅转化率瀑布图，通过多维度统计呈现客户群体响应差异，识别关键影响变量，为客户分群与营销资源分配提供数据支撑</w:t>
+              <w:t xml:space="preserve">独立绘制帕累托图、相关性热力图、订阅转化率瀑布图，通过多维度统计呈现客户群体响应差异，识别关键影响变量，为客户分群与营销资源分配提供数据支撑</w:t>
             </w:r>
           </w:p>
         </w:tc>
       </w:tr>
       <w:tr>
         <w:trPr>
-          <w:gridAfter w:val="1"/>
+          <w:gridAfter w:val="2"/>
           <w:wAfter w:w="880" w:type="dxa"/>
           <w:jc w:val="center"/>
         </w:trPr>
@@ -2306,9 +2272,9 @@
           </w:tcPr>
           <w:p>
             <w:pPr>
-              <w:spacing w:line="290" w:lineRule="atLeast"/>
-              <w:rPr>
-                <w:rFonts w:ascii="Times New Roman" w:hAnsi="Times New Roman" w:hint="default"/>
+              <w:spacing w:line="290" w:lineRule="atLeast" w:before="0" w:after="0"/>
+              <w:rPr>
+                <w:rFonts w:ascii="Times New Roman" w:hAnsi="Times New Roman"/>
                 <w:sz w:val="21"/>
               </w:rPr>
             </w:pPr>
@@ -2317,7 +2283,7 @@
         <w:tc>
           <w:tcPr>
             <w:tcW w:w="4600" w:type="dxa"/>
-            <w:gridSpan w:val="2"/>
+            <w:gridSpan w:val="4"/>
             <w:tcBorders>
               <w:top w:val="nil"/>
               <w:left w:val="nil"/>
@@ -2334,9 +2300,9 @@
           </w:tcPr>
           <w:p>
             <w:pPr>
-              <w:spacing w:line="290" w:lineRule="atLeast"/>
-              <w:rPr>
-                <w:rFonts w:ascii="Times New Roman" w:hAnsi="Times New Roman" w:hint="default"/>
+              <w:spacing w:line="290" w:lineRule="atLeast" w:before="0" w:after="0"/>
+              <w:rPr>
+                <w:rFonts w:ascii="Times New Roman" w:hAnsi="Times New Roman"/>
                 <w:sz w:val="21"/>
               </w:rPr>
             </w:pPr>
@@ -2347,7 +2313,7 @@
                 <w:bCs/>
                 <w:sz w:val="21"/>
               </w:rPr>
-              <w:t>ERP</w:t>
+              <w:t xml:space="preserve">ERP</w:t>
             </w:r>
             <w:r>
               <w:rPr>
@@ -2356,13 +2322,14 @@
                 <w:bCs/>
                 <w:sz w:val="21"/>
               </w:rPr>
-              <w:t>供应链全流程模拟操作</w:t>
+              <w:t xml:space="preserve">供应链全流程模拟操作</w:t>
             </w:r>
           </w:p>
         </w:tc>
         <w:tc>
           <w:tcPr>
             <w:tcW w:w="2693" w:type="dxa"/>
+            <w:gridSpan w:val="2"/>
             <w:tcBorders>
               <w:top w:val="nil"/>
               <w:left w:val="nil"/>
@@ -2373,9 +2340,9 @@
           </w:tcPr>
           <w:p>
             <w:pPr>
-              <w:spacing w:line="290" w:lineRule="atLeast"/>
-              <w:rPr>
-                <w:rFonts w:ascii="Times New Roman" w:eastAsia="等线" w:hAnsi="Times New Roman" w:hint="default"/>
+              <w:spacing w:line="290" w:lineRule="atLeast" w:before="0" w:after="0"/>
+              <w:rPr>
+                <w:rFonts w:ascii="Times New Roman" w:eastAsia="等线" w:hAnsi="Times New Roman"/>
                 <w:b/>
                 <w:bCs/>
                 <w:sz w:val="21"/>
@@ -2388,7 +2355,7 @@
                 <w:bCs/>
                 <w:sz w:val="21"/>
               </w:rPr>
-              <w:t>课程实验・账套主管</w:t>
+              <w:t xml:space="preserve">课程实验・账套主管</w:t>
             </w:r>
           </w:p>
         </w:tc>
@@ -2405,7 +2372,7 @@
           </w:tcPr>
           <w:p>
             <w:pPr>
-              <w:spacing w:line="290" w:lineRule="atLeast"/>
+              <w:spacing w:line="290" w:lineRule="atLeast" w:before="0" w:after="0"/>
               <w:rPr>
                 <w:rFonts w:ascii="Times New Roman" w:eastAsia="等线" w:hAnsi="Times New Roman" w:hint="default"/>
                 <w:b/>
@@ -2420,14 +2387,14 @@
                 <w:bCs/>
                 <w:sz w:val="21"/>
               </w:rPr>
-              <w:t>2025.03-2025.07</w:t>
+              <w:t xml:space="preserve">2025.03-2025.07</w:t>
             </w:r>
           </w:p>
         </w:tc>
       </w:tr>
       <w:tr>
         <w:trPr>
-          <w:gridAfter w:val="1"/>
+          <w:gridAfter w:val="2"/>
           <w:wAfter w:w="880" w:type="dxa"/>
           <w:jc w:val="center"/>
         </w:trPr>
@@ -2450,9 +2417,9 @@
           </w:tcPr>
           <w:p>
             <w:pPr>
-              <w:spacing w:line="290" w:lineRule="atLeast"/>
-              <w:rPr>
-                <w:rFonts w:ascii="Times New Roman" w:hAnsi="Times New Roman" w:hint="default"/>
+              <w:spacing w:line="290" w:lineRule="atLeast" w:before="0" w:after="0"/>
+              <w:rPr>
+                <w:rFonts w:ascii="Times New Roman" w:hAnsi="Times New Roman"/>
                 <w:sz w:val="21"/>
               </w:rPr>
             </w:pPr>
@@ -2461,7 +2428,7 @@
         <w:tc>
           <w:tcPr>
             <w:tcW w:w="10048" w:type="dxa"/>
-            <w:gridSpan w:val="4"/>
+            <w:gridSpan w:val="7"/>
             <w:tcBorders>
               <w:top w:val="nil"/>
               <w:left w:val="nil"/>
@@ -2482,7 +2449,7 @@
                 <w:ilvl w:val="0"/>
                 <w:numId w:val="9"/>
               </w:numPr>
-              <w:spacing w:line="290" w:lineRule="atLeast"/>
+              <w:spacing w:line="290" w:lineRule="atLeast" w:before="0" w:after="0"/>
               <w:rPr>
                 <w:rFonts w:ascii="Times New Roman" w:eastAsia="宋体" w:hAnsi="Times New Roman" w:cs="宋体" w:hint="default"/>
                 <w:sz w:val="21"/>
@@ -2493,7 +2460,7 @@
                 <w:rFonts w:ascii="Times New Roman" w:eastAsia="宋体" w:hAnsi="Times New Roman" w:cs="宋体"/>
                 <w:sz w:val="21"/>
               </w:rPr>
-              <w:t>以账套主管角色，以模拟箱包贸易企业为对象，独立完成采购订单→到货入库→销售订单→发货出库→库存调拨→盘点→存货核算→收付款凭证全流程实操</w:t>
+              <w:t xml:space="preserve">以账套主管角色，以模拟箱包贸易企业为对象，独立完成采购订单→到货入库→销售订单→发货出库→库存调拨→盘点→存货核算→收付款凭证全流程实操</w:t>
             </w:r>
           </w:p>
           <w:p>
@@ -2502,7 +2469,7 @@
                 <w:ilvl w:val="0"/>
                 <w:numId w:val="9"/>
               </w:numPr>
-              <w:spacing w:line="290" w:lineRule="atLeast"/>
+              <w:spacing w:line="290" w:lineRule="atLeast" w:before="0" w:after="0"/>
               <w:rPr>
                 <w:rFonts w:ascii="Times New Roman" w:eastAsia="宋体" w:hAnsi="Times New Roman" w:cs="宋体" w:hint="default"/>
                 <w:sz w:val="21"/>
@@ -2513,35 +2480,35 @@
                 <w:rFonts w:ascii="Times New Roman" w:eastAsia="宋体" w:hAnsi="Times New Roman" w:cs="宋体"/>
                 <w:sz w:val="21"/>
               </w:rPr>
-              <w:t>梳理采购、销售、库存等模块间的数据流转与单据关联逻辑，理解</w:t>
-            </w:r>
-            <w:r>
-              <w:rPr>
-                <w:rFonts w:ascii="Times New Roman" w:eastAsia="宋体" w:hAnsi="Times New Roman"/>
-                <w:sz w:val="21"/>
-              </w:rPr>
-              <w:t>ERP</w:t>
-            </w:r>
-            <w:r>
-              <w:rPr>
-                <w:rFonts w:ascii="Times New Roman" w:eastAsia="宋体" w:hAnsi="Times New Roman" w:cs="宋体"/>
-                <w:sz w:val="21"/>
-              </w:rPr>
-              <w:t>系统供应链业务标准化运作机制</w:t>
+              <w:t xml:space="preserve">梳理采购、销售、库存等模块间的数据流转与单据关联逻辑，理解</w:t>
+            </w:r>
+            <w:r>
+              <w:rPr>
+                <w:rFonts w:eastAsia="宋体" w:ascii="Times New Roman" w:hAnsi="Times New Roman"/>
+                <w:sz w:val="21"/>
+              </w:rPr>
+              <w:t xml:space="preserve">ERP</w:t>
+            </w:r>
+            <w:r>
+              <w:rPr>
+                <w:rFonts w:ascii="Times New Roman" w:eastAsia="宋体" w:hAnsi="Times New Roman" w:cs="宋体"/>
+                <w:sz w:val="21"/>
+              </w:rPr>
+              <w:t xml:space="preserve">系统供应链业务标准化运作机制</w:t>
             </w:r>
           </w:p>
         </w:tc>
       </w:tr>
       <w:tr>
         <w:trPr>
-          <w:gridBefore w:val="2"/>
+          <w:gridBefore w:val="3"/>
           <w:wBefore w:w="879" w:type="dxa"/>
           <w:jc w:val="center"/>
         </w:trPr>
         <w:tc>
           <w:tcPr>
             <w:tcW w:w="10744" w:type="dxa"/>
-            <w:gridSpan w:val="4"/>
+            <w:gridSpan w:val="7"/>
             <w:tcBorders>
               <w:top w:val="nil"/>
               <w:left w:val="nil"/>
@@ -2559,10 +2526,7 @@
           </w:tcPr>
           <w:p>
             <w:pPr>
-              <w:spacing w:line="290" w:lineRule="atLeast"/>
-              <w:rPr>
-                <w:rFonts w:hint="default"/>
-              </w:rPr>
+              <w:spacing w:line="290" w:lineRule="atLeast" w:before="0" w:after="0"/>
             </w:pPr>
             <w:r>
               <w:rPr>
@@ -2576,27 +2540,26 @@
     </w:tbl>
     <w:p>
       <w:pPr>
-        <w:spacing w:line="290" w:lineRule="atLeast"/>
         <w:rPr>
-          <w:rFonts w:hint="default"/>
           <w:vanish/>
         </w:rPr>
+        <w:spacing w:line="290" w:lineRule="atLeast" w:before="0" w:after="0"/>
       </w:pPr>
     </w:p>
     <w:p>
       <w:pPr>
-        <w:spacing w:line="290" w:lineRule="atLeast"/>
         <w:rPr>
-          <w:rFonts w:hint="default"/>
           <w:vanish/>
           <w:sz w:val="21"/>
         </w:rPr>
+        <w:spacing w:line="290" w:lineRule="atLeast" w:before="0" w:after="0"/>
       </w:pPr>
     </w:p>
     <w:tbl>
       <w:tblPr>
         <w:tblW w:w="0" w:type="auto"/>
         <w:jc w:val="center"/>
+        <w:tblInd w:w="0" w:type="dxa"/>
         <w:tblLayout w:type="fixed"/>
         <w:tblCellMar>
           <w:left w:w="0" w:type="dxa"/>
@@ -2606,9 +2569,9 @@
       </w:tblPr>
       <w:tblGrid>
         <w:gridCol w:w="695"/>
-        <w:gridCol w:w="4600"/>
+        <w:gridCol w:w="3686"/>
         <w:gridCol w:w="2693"/>
-        <w:gridCol w:w="2755"/>
+        <w:gridCol w:w="3669"/>
       </w:tblGrid>
       <w:tr>
         <w:trPr>
@@ -2633,9 +2596,8 @@
           </w:tcPr>
           <w:p>
             <w:pPr>
-              <w:spacing w:line="290" w:lineRule="atLeast"/>
-              <w:rPr>
-                <w:rFonts w:hint="default"/>
+              <w:spacing w:line="290" w:lineRule="atLeast" w:before="0" w:after="0"/>
+              <w:rPr>
                 <w:sz w:val="21"/>
               </w:rPr>
             </w:pPr>
@@ -2660,9 +2622,8 @@
           </w:tcPr>
           <w:p>
             <w:pPr>
-              <w:spacing w:line="290" w:lineRule="atLeast"/>
-              <w:rPr>
-                <w:rFonts w:hint="default"/>
+              <w:spacing w:line="290" w:lineRule="atLeast" w:before="0" w:after="0"/>
+              <w:rPr>
                 <w:b/>
                 <w:bCs/>
                 <w:sz w:val="21"/>
@@ -2675,7 +2636,7 @@
                 <w:bCs/>
                 <w:sz w:val="21"/>
               </w:rPr>
-              <w:t>山东鱼跃尚成教育有限责任公司</w:t>
+              <w:t xml:space="preserve">山东鱼跃尚成教育有限责任公司</w:t>
             </w:r>
           </w:p>
         </w:tc>
@@ -2692,9 +2653,8 @@
           </w:tcPr>
           <w:p>
             <w:pPr>
-              <w:spacing w:line="290" w:lineRule="atLeast"/>
-              <w:rPr>
-                <w:rFonts w:hint="default"/>
+              <w:spacing w:line="290" w:lineRule="atLeast" w:before="0" w:after="0"/>
+              <w:rPr>
                 <w:b/>
                 <w:bCs/>
                 <w:sz w:val="21"/>
@@ -2707,7 +2667,7 @@
                 <w:bCs/>
                 <w:sz w:val="21"/>
               </w:rPr>
-              <w:t>项目助理（兼职）</w:t>
+              <w:t xml:space="preserve">项目助理（兼职）</w:t>
             </w:r>
           </w:p>
         </w:tc>
@@ -2724,7 +2684,7 @@
           </w:tcPr>
           <w:p>
             <w:pPr>
-              <w:spacing w:line="290" w:lineRule="atLeast"/>
+              <w:spacing w:line="290" w:lineRule="atLeast" w:before="0" w:after="0"/>
               <w:rPr>
                 <w:rFonts w:ascii="Times New Roman" w:eastAsia="等线" w:hAnsi="Times New Roman" w:hint="default"/>
                 <w:b/>
@@ -2739,7 +2699,7 @@
                 <w:bCs/>
                 <w:sz w:val="21"/>
               </w:rPr>
-              <w:t>2026.04 - 2026.07</w:t>
+              <w:t xml:space="preserve">2026.04 - 2026.07</w:t>
             </w:r>
           </w:p>
         </w:tc>
@@ -2767,9 +2727,9 @@
           </w:tcPr>
           <w:p>
             <w:pPr>
-              <w:spacing w:line="290" w:lineRule="atLeast"/>
-              <w:rPr>
-                <w:rFonts w:ascii="Times New Roman" w:hAnsi="Times New Roman" w:hint="default"/>
+              <w:spacing w:line="290" w:lineRule="atLeast" w:before="0" w:after="0"/>
+              <w:rPr>
+                <w:rFonts w:ascii="Times New Roman" w:hAnsi="Times New Roman"/>
                 <w:sz w:val="21"/>
               </w:rPr>
             </w:pPr>
@@ -2799,7 +2759,7 @@
                 <w:ilvl w:val="0"/>
                 <w:numId w:val="6"/>
               </w:numPr>
-              <w:spacing w:line="290" w:lineRule="atLeast"/>
+              <w:spacing w:line="290" w:lineRule="atLeast" w:before="0" w:after="0"/>
               <w:rPr>
                 <w:rFonts w:ascii="Times New Roman" w:eastAsia="宋体" w:hAnsi="Times New Roman" w:cs="宋体" w:hint="default"/>
                 <w:sz w:val="21"/>
@@ -2810,63 +2770,63 @@
                 <w:rFonts w:ascii="Times New Roman" w:eastAsia="宋体" w:hAnsi="Times New Roman" w:cs="宋体"/>
                 <w:sz w:val="21"/>
               </w:rPr>
-              <w:t>统筹</w:t>
-            </w:r>
-            <w:r>
-              <w:rPr>
-                <w:rFonts w:ascii="Times New Roman" w:eastAsia="宋体" w:hAnsi="Times New Roman"/>
-                <w:sz w:val="21"/>
-              </w:rPr>
-              <w:t>200+</w:t>
-            </w:r>
-            <w:r>
-              <w:rPr>
-                <w:rFonts w:ascii="Times New Roman" w:eastAsia="宋体" w:hAnsi="Times New Roman" w:cs="宋体"/>
-                <w:sz w:val="21"/>
-              </w:rPr>
-              <w:t>份学员申报材料全流程管理，用</w:t>
-            </w:r>
-            <w:r>
-              <w:rPr>
-                <w:rFonts w:ascii="Times New Roman" w:eastAsia="宋体" w:hAnsi="Times New Roman"/>
-                <w:sz w:val="21"/>
-              </w:rPr>
-              <w:t>Excel</w:t>
-            </w:r>
-            <w:r>
-              <w:rPr>
-                <w:rFonts w:ascii="Times New Roman" w:eastAsia="宋体" w:hAnsi="Times New Roman" w:cs="宋体"/>
-                <w:sz w:val="21"/>
-              </w:rPr>
-              <w:t>搭建分类电子台账，建立“录入</w:t>
-            </w:r>
-            <w:r>
-              <w:rPr>
-                <w:rFonts w:ascii="Times New Roman" w:eastAsia="宋体" w:hAnsi="Times New Roman"/>
-                <w:sz w:val="21"/>
-              </w:rPr>
-              <w:t>-</w:t>
-            </w:r>
-            <w:r>
-              <w:rPr>
-                <w:rFonts w:ascii="Times New Roman" w:eastAsia="宋体" w:hAnsi="Times New Roman" w:cs="宋体"/>
-                <w:sz w:val="21"/>
-              </w:rPr>
-              <w:t>核对</w:t>
-            </w:r>
-            <w:r>
-              <w:rPr>
-                <w:rFonts w:ascii="Times New Roman" w:eastAsia="宋体" w:hAnsi="Times New Roman"/>
-                <w:sz w:val="21"/>
-              </w:rPr>
-              <w:t>-</w:t>
-            </w:r>
-            <w:r>
-              <w:rPr>
-                <w:rFonts w:ascii="Times New Roman" w:eastAsia="宋体" w:hAnsi="Times New Roman" w:cs="宋体"/>
-                <w:sz w:val="21"/>
-              </w:rPr>
-              <w:t>提交”三级校验机制，实现材料零差错提交</w:t>
+              <w:t xml:space="preserve">统筹</w:t>
+            </w:r>
+            <w:r>
+              <w:rPr>
+                <w:rFonts w:eastAsia="宋体" w:ascii="Times New Roman" w:hAnsi="Times New Roman"/>
+                <w:sz w:val="21"/>
+              </w:rPr>
+              <w:t xml:space="preserve">200+</w:t>
+            </w:r>
+            <w:r>
+              <w:rPr>
+                <w:rFonts w:ascii="Times New Roman" w:eastAsia="宋体" w:hAnsi="Times New Roman" w:cs="宋体"/>
+                <w:sz w:val="21"/>
+              </w:rPr>
+              <w:t xml:space="preserve">份学员申报材料全流程管理，用</w:t>
+            </w:r>
+            <w:r>
+              <w:rPr>
+                <w:rFonts w:eastAsia="宋体" w:ascii="Times New Roman" w:hAnsi="Times New Roman"/>
+                <w:sz w:val="21"/>
+              </w:rPr>
+              <w:t xml:space="preserve">Excel</w:t>
+            </w:r>
+            <w:r>
+              <w:rPr>
+                <w:rFonts w:ascii="Times New Roman" w:eastAsia="宋体" w:hAnsi="Times New Roman" w:cs="宋体"/>
+                <w:sz w:val="21"/>
+              </w:rPr>
+              <w:t xml:space="preserve">搭建分类电子台账，建立“录入</w:t>
+            </w:r>
+            <w:r>
+              <w:rPr>
+                <w:rFonts w:eastAsia="宋体" w:ascii="Times New Roman" w:hAnsi="Times New Roman"/>
+                <w:sz w:val="21"/>
+              </w:rPr>
+              <w:t xml:space="preserve">-</w:t>
+            </w:r>
+            <w:r>
+              <w:rPr>
+                <w:rFonts w:ascii="Times New Roman" w:eastAsia="宋体" w:hAnsi="Times New Roman" w:cs="宋体"/>
+                <w:sz w:val="21"/>
+              </w:rPr>
+              <w:t xml:space="preserve">核对</w:t>
+            </w:r>
+            <w:r>
+              <w:rPr>
+                <w:rFonts w:eastAsia="宋体" w:ascii="Times New Roman" w:hAnsi="Times New Roman"/>
+                <w:sz w:val="21"/>
+              </w:rPr>
+              <w:t xml:space="preserve">-</w:t>
+            </w:r>
+            <w:r>
+              <w:rPr>
+                <w:rFonts w:ascii="Times New Roman" w:eastAsia="宋体" w:hAnsi="Times New Roman" w:cs="宋体"/>
+                <w:sz w:val="21"/>
+              </w:rPr>
+              <w:t xml:space="preserve">提交”三级校验机制，实现材料零差错提交</w:t>
             </w:r>
           </w:p>
           <w:p>
@@ -2875,7 +2835,7 @@
                 <w:ilvl w:val="0"/>
                 <w:numId w:val="6"/>
               </w:numPr>
-              <w:spacing w:line="290" w:lineRule="atLeast"/>
+              <w:spacing w:line="290" w:lineRule="atLeast" w:before="0" w:after="0"/>
               <w:rPr>
                 <w:rFonts w:ascii="Times New Roman" w:eastAsia="宋体" w:hAnsi="Times New Roman" w:cs="宋体" w:hint="default"/>
                 <w:sz w:val="21"/>
@@ -2886,7 +2846,7 @@
                 <w:rFonts w:ascii="Times New Roman" w:eastAsia="宋体" w:hAnsi="Times New Roman" w:cs="宋体"/>
                 <w:sz w:val="21"/>
               </w:rPr>
-              <w:t>对接各部门同步项目推进进度，按月汇总执行数据形成工作小结，梳理并标准化资料审核与报批流程</w:t>
+              <w:t xml:space="preserve">对接各部门同步项目推进进度，按月汇总执行数据形成工作小结，梳理并标准化资料审核与报批流程</w:t>
             </w:r>
           </w:p>
           <w:p>
@@ -2895,7 +2855,7 @@
                 <w:ilvl w:val="0"/>
                 <w:numId w:val="6"/>
               </w:numPr>
-              <w:spacing w:line="290" w:lineRule="atLeast"/>
+              <w:spacing w:line="290" w:lineRule="atLeast" w:before="0" w:after="0"/>
               <w:rPr>
                 <w:rFonts w:ascii="Times New Roman" w:eastAsia="宋体" w:hAnsi="Times New Roman" w:cs="宋体" w:hint="default"/>
                 <w:sz w:val="21"/>
@@ -2906,7 +2866,7 @@
                 <w:rFonts w:ascii="Times New Roman" w:eastAsia="宋体" w:hAnsi="Times New Roman" w:cs="宋体"/>
                 <w:sz w:val="21"/>
               </w:rPr>
-              <w:t>建立可检索的文档归档体系，统一收纳各类申报单据并分类存档，提升后续材料调取效率</w:t>
+              <w:t xml:space="preserve">建立可检索的文档归档体系，统一收纳各类申报单据并分类存档，提升后续材料调取效率</w:t>
             </w:r>
           </w:p>
         </w:tc>
@@ -2934,9 +2894,8 @@
           </w:tcPr>
           <w:p>
             <w:pPr>
-              <w:spacing w:line="290" w:lineRule="atLeast"/>
-              <w:rPr>
-                <w:rFonts w:hint="default"/>
+              <w:spacing w:line="290" w:lineRule="atLeast" w:before="0" w:after="0"/>
+              <w:rPr>
                 <w:sz w:val="21"/>
               </w:rPr>
             </w:pPr>
@@ -2961,9 +2920,8 @@
           </w:tcPr>
           <w:p>
             <w:pPr>
-              <w:spacing w:line="290" w:lineRule="atLeast"/>
-              <w:rPr>
-                <w:rFonts w:hint="default"/>
+              <w:spacing w:line="290" w:lineRule="atLeast" w:before="0" w:after="0"/>
+              <w:rPr>
                 <w:b/>
                 <w:bCs/>
                 <w:sz w:val="21"/>
@@ -2976,7 +2934,7 @@
                 <w:bCs/>
                 <w:sz w:val="21"/>
               </w:rPr>
-              <w:t>瑞幸咖啡</w:t>
+              <w:t xml:space="preserve">瑞幸咖啡</w:t>
             </w:r>
           </w:p>
         </w:tc>
@@ -2993,9 +2951,8 @@
           </w:tcPr>
           <w:p>
             <w:pPr>
-              <w:spacing w:line="290" w:lineRule="atLeast"/>
-              <w:rPr>
-                <w:rFonts w:hint="default"/>
+              <w:spacing w:line="290" w:lineRule="atLeast" w:before="0" w:after="0"/>
+              <w:rPr>
                 <w:b/>
                 <w:bCs/>
                 <w:sz w:val="21"/>
@@ -3008,7 +2965,7 @@
                 <w:bCs/>
                 <w:sz w:val="21"/>
               </w:rPr>
-              <w:t>咖啡师（兼职）</w:t>
+              <w:t xml:space="preserve">咖啡师（兼职）</w:t>
             </w:r>
           </w:p>
         </w:tc>
@@ -3025,7 +2982,7 @@
           </w:tcPr>
           <w:p>
             <w:pPr>
-              <w:spacing w:line="290" w:lineRule="atLeast"/>
+              <w:spacing w:line="290" w:lineRule="atLeast" w:before="0" w:after="0"/>
               <w:rPr>
                 <w:rFonts w:ascii="Times New Roman" w:eastAsia="等线" w:hAnsi="Times New Roman" w:hint="default"/>
                 <w:b/>
@@ -3040,7 +2997,7 @@
                 <w:bCs/>
                 <w:sz w:val="21"/>
               </w:rPr>
-              <w:t>2023.07 - 2023.09</w:t>
+              <w:t xml:space="preserve">2023.07 - 2023.09</w:t>
             </w:r>
           </w:p>
         </w:tc>
@@ -3068,9 +3025,9 @@
           </w:tcPr>
           <w:p>
             <w:pPr>
-              <w:spacing w:line="290" w:lineRule="atLeast"/>
-              <w:rPr>
-                <w:rFonts w:ascii="Times New Roman" w:hAnsi="Times New Roman" w:hint="default"/>
+              <w:spacing w:line="290" w:lineRule="atLeast" w:before="0" w:after="0"/>
+              <w:rPr>
+                <w:rFonts w:ascii="Times New Roman" w:hAnsi="Times New Roman"/>
                 <w:sz w:val="21"/>
               </w:rPr>
             </w:pPr>
@@ -3100,7 +3057,7 @@
                 <w:ilvl w:val="0"/>
                 <w:numId w:val="6"/>
               </w:numPr>
-              <w:spacing w:line="290" w:lineRule="atLeast"/>
+              <w:spacing w:line="290" w:lineRule="atLeast" w:before="0" w:after="0"/>
               <w:rPr>
                 <w:rFonts w:ascii="Times New Roman" w:eastAsia="宋体" w:hAnsi="Times New Roman" w:cs="宋体" w:hint="default"/>
                 <w:sz w:val="21"/>
@@ -3111,7 +3068,7 @@
                 <w:rFonts w:ascii="Times New Roman" w:eastAsia="宋体" w:hAnsi="Times New Roman" w:cs="宋体"/>
                 <w:sz w:val="21"/>
               </w:rPr>
-              <w:t>落实门店原辅料日盘与效期管理流程，每日核对食材有效期并打印失效单据，根据消耗规律提醒仓库解冻备货，降低物料损耗与缺货风险</w:t>
+              <w:t xml:space="preserve">落实门店原辅料日盘与效期管理流程，每日核对食材有效期并打印失效单据，根据消耗规律提醒仓库解冻备货，降低物料损耗与缺货风险</w:t>
             </w:r>
           </w:p>
           <w:p>
@@ -3120,7 +3077,7 @@
                 <w:ilvl w:val="0"/>
                 <w:numId w:val="6"/>
               </w:numPr>
-              <w:spacing w:line="290" w:lineRule="atLeast"/>
+              <w:spacing w:line="290" w:lineRule="atLeast" w:before="0" w:after="0"/>
               <w:rPr>
                 <w:rFonts w:ascii="Times New Roman" w:eastAsia="宋体" w:hAnsi="Times New Roman" w:cs="宋体" w:hint="default"/>
                 <w:sz w:val="21"/>
@@ -3131,7 +3088,7 @@
                 <w:rFonts w:ascii="Times New Roman" w:eastAsia="宋体" w:hAnsi="Times New Roman" w:cs="宋体"/>
                 <w:sz w:val="21"/>
               </w:rPr>
-              <w:t>规范物料分区摆放与仓储器具整理，核对交接班出库单据，保持库存账实一致；根据销售消耗规律同步门店补货需求，保障物料供应稳定</w:t>
+              <w:t xml:space="preserve">规范物料分区摆放与仓储器具整理，核对交接班出库单据，保持库存账实一致；根据销售消耗规律同步门店补货需求，保障物料供应稳定</w:t>
             </w:r>
           </w:p>
         </w:tc>
@@ -3139,67 +3096,68 @@
     </w:tbl>
     <w:p>
       <w:pPr>
-        <w:spacing w:line="290" w:lineRule="atLeast"/>
         <w:rPr>
-          <w:rFonts w:ascii="Times New Roman" w:hAnsi="Times New Roman" w:hint="default"/>
+          <w:rFonts w:ascii="Times New Roman" w:hAnsi="Times New Roman"/>
           <w:vanish/>
           <w:sz w:val="21"/>
         </w:rPr>
+        <w:spacing w:line="290" w:lineRule="atLeast" w:before="0" w:after="0"/>
       </w:pPr>
     </w:p>
     <w:p>
       <w:pPr>
-        <w:spacing w:line="290" w:lineRule="atLeast"/>
         <w:rPr>
-          <w:rFonts w:ascii="Times New Roman" w:hAnsi="Times New Roman" w:hint="default"/>
+          <w:rFonts w:ascii="Times New Roman" w:hAnsi="Times New Roman"/>
           <w:vanish/>
           <w:sz w:val="21"/>
         </w:rPr>
+        <w:spacing w:line="290" w:lineRule="atLeast" w:before="0" w:after="0"/>
       </w:pPr>
     </w:p>
     <w:p>
       <w:pPr>
-        <w:spacing w:line="290" w:lineRule="atLeast"/>
         <w:rPr>
-          <w:rFonts w:ascii="Times New Roman" w:hAnsi="Times New Roman" w:hint="default"/>
+          <w:rFonts w:ascii="Times New Roman" w:hAnsi="Times New Roman"/>
           <w:vanish/>
           <w:sz w:val="21"/>
         </w:rPr>
+        <w:spacing w:line="290" w:lineRule="atLeast" w:before="0" w:after="0"/>
       </w:pPr>
     </w:p>
     <w:p>
       <w:pPr>
-        <w:spacing w:line="290" w:lineRule="atLeast"/>
         <w:rPr>
-          <w:rFonts w:ascii="Times New Roman" w:hAnsi="Times New Roman" w:hint="default"/>
+          <w:rFonts w:ascii="Times New Roman" w:hAnsi="Times New Roman"/>
           <w:vanish/>
           <w:sz w:val="2"/>
         </w:rPr>
+        <w:spacing w:line="290" w:lineRule="atLeast" w:before="0" w:after="0"/>
       </w:pPr>
     </w:p>
     <w:p>
       <w:pPr>
-        <w:spacing w:line="290" w:lineRule="atLeast"/>
         <w:rPr>
-          <w:rFonts w:ascii="Times New Roman" w:hAnsi="Times New Roman" w:hint="default"/>
+          <w:rFonts w:ascii="Times New Roman" w:hAnsi="Times New Roman"/>
           <w:vanish/>
         </w:rPr>
+        <w:spacing w:line="290" w:lineRule="atLeast" w:before="0" w:after="0"/>
       </w:pPr>
     </w:p>
     <w:p>
       <w:pPr>
-        <w:spacing w:line="290" w:lineRule="atLeast"/>
         <w:rPr>
-          <w:rFonts w:ascii="Times New Roman" w:hAnsi="Times New Roman" w:hint="default"/>
+          <w:rFonts w:ascii="Times New Roman" w:hAnsi="Times New Roman"/>
           <w:vanish/>
           <w:sz w:val="21"/>
         </w:rPr>
+        <w:spacing w:line="290" w:lineRule="atLeast" w:before="0" w:after="0"/>
       </w:pPr>
     </w:p>
     <w:tbl>
       <w:tblPr>
         <w:tblW w:w="0" w:type="auto"/>
         <w:jc w:val="center"/>
+        <w:tblInd w:w="0" w:type="dxa"/>
         <w:tblLayout w:type="fixed"/>
         <w:tblCellMar>
           <w:left w:w="0" w:type="dxa"/>
@@ -3234,9 +3192,9 @@
           </w:tcPr>
           <w:p>
             <w:pPr>
-              <w:spacing w:line="290" w:lineRule="atLeast"/>
-              <w:rPr>
-                <w:rFonts w:ascii="Times New Roman" w:hAnsi="Times New Roman" w:hint="default"/>
+              <w:spacing w:before="0" w:after="0" w:line="290" w:lineRule="atLeast"/>
+              <w:rPr>
+                <w:rFonts w:ascii="Times New Roman" w:hAnsi="Times New Roman"/>
               </w:rPr>
             </w:pPr>
             <w:r>
@@ -3245,7 +3203,7 @@
                 <w:b/>
                 <w:bCs/>
               </w:rPr>
-              <w:t>综合技能</w:t>
+              <w:t xml:space="preserve">综合技能</w:t>
             </w:r>
           </w:p>
         </w:tc>
@@ -3253,17 +3211,18 @@
     </w:tbl>
     <w:p>
       <w:pPr>
-        <w:spacing w:line="290" w:lineRule="atLeast"/>
         <w:rPr>
-          <w:rFonts w:ascii="Times New Roman" w:hAnsi="Times New Roman" w:hint="default"/>
+          <w:rFonts w:ascii="Times New Roman" w:hAnsi="Times New Roman"/>
           <w:vanish/>
         </w:rPr>
+        <w:spacing w:line="290" w:lineRule="atLeast" w:before="0" w:after="0"/>
       </w:pPr>
     </w:p>
     <w:tbl>
       <w:tblPr>
         <w:tblW w:w="0" w:type="auto"/>
         <w:jc w:val="center"/>
+        <w:tblInd w:w="0" w:type="dxa"/>
         <w:tblLayout w:type="fixed"/>
         <w:tblCellMar>
           <w:left w:w="0" w:type="dxa"/>
@@ -3277,7 +3236,7 @@
       </w:tblGrid>
       <w:tr>
         <w:trPr>
-          <w:trHeight w:val="1399"/>
+          <w:trHeight w:val="1843"/>
           <w:jc w:val="center"/>
         </w:trPr>
         <w:tc>
@@ -3299,9 +3258,9 @@
           </w:tcPr>
           <w:p>
             <w:pPr>
-              <w:spacing w:line="290" w:lineRule="atLeast"/>
-              <w:rPr>
-                <w:rFonts w:ascii="Times New Roman" w:hAnsi="Times New Roman" w:hint="default"/>
+              <w:spacing w:before="0" w:after="0" w:line="290" w:lineRule="atLeast"/>
+              <w:rPr>
+                <w:rFonts w:ascii="Times New Roman" w:hAnsi="Times New Roman"/>
                 <w:sz w:val="21"/>
               </w:rPr>
             </w:pPr>
@@ -3326,7 +3285,7 @@
           </w:tcPr>
           <w:p>
             <w:pPr>
-              <w:spacing w:line="290" w:lineRule="atLeast"/>
+              <w:spacing w:line="290" w:lineRule="atLeast" w:before="0" w:after="0"/>
               <w:rPr>
                 <w:rFonts w:ascii="Times New Roman" w:eastAsia="宋体" w:hAnsi="Times New Roman" w:cs="宋体" w:hint="default"/>
                 <w:b/>
@@ -3341,7 +3300,7 @@
                 <w:bCs/>
                 <w:sz w:val="21"/>
               </w:rPr>
-              <w:t>ERP</w:t>
+              <w:t xml:space="preserve">ERP</w:t>
             </w:r>
             <w:r>
               <w:rPr>
@@ -3350,75 +3309,75 @@
                 <w:bCs/>
                 <w:sz w:val="21"/>
               </w:rPr>
-              <w:t>系统：</w:t>
-            </w:r>
-            <w:r>
-              <w:rPr>
-                <w:rFonts w:ascii="Times New Roman" w:eastAsia="宋体" w:hAnsi="Times New Roman" w:cs="宋体"/>
-                <w:sz w:val="21"/>
-              </w:rPr>
-              <w:t>用友</w:t>
-            </w:r>
-            <w:r>
-              <w:rPr>
-                <w:rFonts w:ascii="Times New Roman" w:eastAsia="宋体" w:hAnsi="Times New Roman"/>
-                <w:sz w:val="21"/>
-              </w:rPr>
-              <w:t>U8+</w:t>
-            </w:r>
-            <w:r>
-              <w:rPr>
-                <w:rFonts w:ascii="Times New Roman" w:eastAsia="宋体" w:hAnsi="Times New Roman" w:cs="宋体"/>
-                <w:sz w:val="21"/>
-              </w:rPr>
-              <w:t>（采购</w:t>
-            </w:r>
-            <w:r>
-              <w:rPr>
-                <w:rFonts w:ascii="Times New Roman" w:eastAsia="宋体" w:hAnsi="Times New Roman"/>
-                <w:sz w:val="21"/>
-              </w:rPr>
-              <w:t>/</w:t>
-            </w:r>
-            <w:r>
-              <w:rPr>
-                <w:rFonts w:ascii="Times New Roman" w:eastAsia="宋体" w:hAnsi="Times New Roman" w:cs="宋体"/>
-                <w:sz w:val="21"/>
-              </w:rPr>
-              <w:t>销售</w:t>
-            </w:r>
-            <w:r>
-              <w:rPr>
-                <w:rFonts w:ascii="Times New Roman" w:eastAsia="宋体" w:hAnsi="Times New Roman"/>
-                <w:sz w:val="21"/>
-              </w:rPr>
-              <w:t>/</w:t>
-            </w:r>
-            <w:r>
-              <w:rPr>
-                <w:rFonts w:ascii="Times New Roman" w:eastAsia="宋体" w:hAnsi="Times New Roman" w:cs="宋体"/>
-                <w:sz w:val="21"/>
-              </w:rPr>
-              <w:t>库存</w:t>
-            </w:r>
-            <w:r>
-              <w:rPr>
-                <w:rFonts w:ascii="Times New Roman" w:eastAsia="宋体" w:hAnsi="Times New Roman"/>
-                <w:sz w:val="21"/>
-              </w:rPr>
-              <w:t>/</w:t>
-            </w:r>
-            <w:r>
-              <w:rPr>
-                <w:rFonts w:ascii="Times New Roman" w:eastAsia="宋体" w:hAnsi="Times New Roman" w:cs="宋体"/>
-                <w:sz w:val="21"/>
-              </w:rPr>
-              <w:t>存货核算全流程操作）</w:t>
-            </w:r>
-          </w:p>
-          <w:p>
-            <w:pPr>
-              <w:spacing w:line="290" w:lineRule="atLeast"/>
+              <w:t xml:space="preserve">系统：</w:t>
+            </w:r>
+            <w:r>
+              <w:rPr>
+                <w:rFonts w:ascii="Times New Roman" w:eastAsia="宋体" w:hAnsi="Times New Roman" w:cs="宋体"/>
+                <w:sz w:val="21"/>
+              </w:rPr>
+              <w:t xml:space="preserve">用友</w:t>
+            </w:r>
+            <w:r>
+              <w:rPr>
+                <w:rFonts w:eastAsia="宋体" w:ascii="Times New Roman" w:hAnsi="Times New Roman"/>
+                <w:sz w:val="21"/>
+              </w:rPr>
+              <w:t xml:space="preserve">U8+</w:t>
+            </w:r>
+            <w:r>
+              <w:rPr>
+                <w:rFonts w:ascii="Times New Roman" w:eastAsia="宋体" w:hAnsi="Times New Roman" w:cs="宋体"/>
+                <w:sz w:val="21"/>
+              </w:rPr>
+              <w:t xml:space="preserve">（采购</w:t>
+            </w:r>
+            <w:r>
+              <w:rPr>
+                <w:rFonts w:eastAsia="宋体" w:ascii="Times New Roman" w:hAnsi="Times New Roman"/>
+                <w:sz w:val="21"/>
+              </w:rPr>
+              <w:t xml:space="preserve">/</w:t>
+            </w:r>
+            <w:r>
+              <w:rPr>
+                <w:rFonts w:ascii="Times New Roman" w:eastAsia="宋体" w:hAnsi="Times New Roman" w:cs="宋体"/>
+                <w:sz w:val="21"/>
+              </w:rPr>
+              <w:t xml:space="preserve">销售</w:t>
+            </w:r>
+            <w:r>
+              <w:rPr>
+                <w:rFonts w:eastAsia="宋体" w:ascii="Times New Roman" w:hAnsi="Times New Roman"/>
+                <w:sz w:val="21"/>
+              </w:rPr>
+              <w:t xml:space="preserve">/</w:t>
+            </w:r>
+            <w:r>
+              <w:rPr>
+                <w:rFonts w:ascii="Times New Roman" w:eastAsia="宋体" w:hAnsi="Times New Roman" w:cs="宋体"/>
+                <w:sz w:val="21"/>
+              </w:rPr>
+              <w:t xml:space="preserve">库存</w:t>
+            </w:r>
+            <w:r>
+              <w:rPr>
+                <w:rFonts w:eastAsia="宋体" w:ascii="Times New Roman" w:hAnsi="Times New Roman"/>
+                <w:sz w:val="21"/>
+              </w:rPr>
+              <w:t xml:space="preserve">/</w:t>
+            </w:r>
+            <w:r>
+              <w:rPr>
+                <w:rFonts w:ascii="Times New Roman" w:eastAsia="宋体" w:hAnsi="Times New Roman" w:cs="宋体"/>
+                <w:sz w:val="21"/>
+              </w:rPr>
+              <w:t xml:space="preserve">存货核算全流程操作）</w:t>
+            </w:r>
+          </w:p>
+          <w:p>
+            <w:pPr>
+              <w:spacing w:line="290" w:lineRule="atLeast" w:before="0" w:after="0"/>
               <w:rPr>
                 <w:rFonts w:ascii="Times New Roman" w:eastAsia="宋体" w:hAnsi="Times New Roman" w:cs="宋体" w:hint="default"/>
                 <w:b/>
@@ -3433,103 +3392,103 @@
                 <w:bCs/>
                 <w:sz w:val="21"/>
               </w:rPr>
-              <w:t>数据工具：</w:t>
-            </w:r>
-            <w:r>
-              <w:rPr>
-                <w:rFonts w:ascii="Times New Roman" w:eastAsia="宋体" w:hAnsi="Times New Roman"/>
-                <w:sz w:val="21"/>
-              </w:rPr>
-              <w:t>Excel</w:t>
-            </w:r>
-            <w:r>
-              <w:rPr>
-                <w:rFonts w:ascii="Times New Roman" w:eastAsia="宋体" w:hAnsi="Times New Roman" w:cs="宋体"/>
-                <w:sz w:val="21"/>
-              </w:rPr>
-              <w:t>（数据透视表、</w:t>
-            </w:r>
-            <w:r>
-              <w:rPr>
-                <w:rFonts w:ascii="Times New Roman" w:eastAsia="宋体" w:hAnsi="Times New Roman"/>
-                <w:sz w:val="21"/>
-              </w:rPr>
-              <w:t>VLOOKUP</w:t>
-            </w:r>
-            <w:r>
-              <w:rPr>
-                <w:rFonts w:ascii="Times New Roman" w:eastAsia="宋体" w:hAnsi="Times New Roman" w:cs="宋体"/>
-                <w:sz w:val="21"/>
-              </w:rPr>
-              <w:t>、函数）、</w:t>
-            </w:r>
-            <w:r>
-              <w:rPr>
-                <w:rFonts w:ascii="Times New Roman" w:eastAsia="宋体" w:hAnsi="Times New Roman"/>
-                <w:sz w:val="21"/>
-              </w:rPr>
-              <w:t>Python</w:t>
-            </w:r>
-            <w:r>
-              <w:rPr>
-                <w:rFonts w:ascii="Times New Roman" w:eastAsia="宋体" w:hAnsi="Times New Roman" w:cs="宋体"/>
-                <w:sz w:val="21"/>
-              </w:rPr>
-              <w:t>（</w:t>
-            </w:r>
-            <w:r>
-              <w:rPr>
-                <w:rFonts w:ascii="Times New Roman" w:eastAsia="宋体" w:hAnsi="Times New Roman"/>
-                <w:sz w:val="21"/>
-              </w:rPr>
-              <w:t>pandas</w:t>
-            </w:r>
-            <w:r>
-              <w:rPr>
-                <w:rFonts w:ascii="Times New Roman" w:eastAsia="宋体" w:hAnsi="Times New Roman" w:cs="宋体"/>
-                <w:sz w:val="21"/>
-              </w:rPr>
-              <w:t>、</w:t>
-            </w:r>
-            <w:r>
-              <w:rPr>
-                <w:rFonts w:ascii="Times New Roman" w:eastAsia="宋体" w:hAnsi="Times New Roman"/>
-                <w:sz w:val="21"/>
-              </w:rPr>
-              <w:t>matplotlib</w:t>
-            </w:r>
-            <w:r>
-              <w:rPr>
-                <w:rFonts w:ascii="Times New Roman" w:eastAsia="宋体" w:hAnsi="Times New Roman" w:cs="宋体"/>
-                <w:sz w:val="21"/>
-              </w:rPr>
-              <w:t>）、</w:t>
-            </w:r>
-            <w:r>
-              <w:rPr>
-                <w:rFonts w:ascii="Times New Roman" w:eastAsia="宋体" w:hAnsi="Times New Roman"/>
-                <w:sz w:val="21"/>
-              </w:rPr>
-              <w:t>R</w:t>
-            </w:r>
-            <w:r>
-              <w:rPr>
-                <w:rFonts w:ascii="Times New Roman" w:eastAsia="宋体" w:hAnsi="Times New Roman" w:cs="宋体"/>
-                <w:sz w:val="21"/>
-              </w:rPr>
-              <w:t>、</w:t>
-            </w:r>
-            <w:r>
-              <w:rPr>
-                <w:rFonts w:ascii="Times New Roman" w:eastAsia="宋体" w:hAnsi="Times New Roman"/>
-                <w:sz w:val="21"/>
-              </w:rPr>
-              <w:t>SPSS</w:t>
-            </w:r>
-          </w:p>
-          <w:p>
-            <w:pPr>
-              <w:spacing w:line="290" w:lineRule="atLeast"/>
+              <w:t xml:space="preserve">数据工具：</w:t>
+            </w:r>
+            <w:r>
+              <w:rPr>
+                <w:rFonts w:eastAsia="宋体" w:ascii="Times New Roman" w:hAnsi="Times New Roman"/>
+                <w:sz w:val="21"/>
+              </w:rPr>
+              <w:t xml:space="preserve">Excel</w:t>
+            </w:r>
+            <w:r>
+              <w:rPr>
+                <w:rFonts w:ascii="Times New Roman" w:eastAsia="宋体" w:hAnsi="Times New Roman" w:cs="宋体"/>
+                <w:sz w:val="21"/>
+              </w:rPr>
+              <w:t xml:space="preserve">（数据透视表、</w:t>
+            </w:r>
+            <w:r>
+              <w:rPr>
+                <w:rFonts w:eastAsia="宋体" w:ascii="Times New Roman" w:hAnsi="Times New Roman"/>
+                <w:sz w:val="21"/>
+              </w:rPr>
+              <w:t xml:space="preserve">VLOOKUP</w:t>
+            </w:r>
+            <w:r>
+              <w:rPr>
+                <w:rFonts w:ascii="Times New Roman" w:eastAsia="宋体" w:hAnsi="Times New Roman" w:cs="宋体"/>
+                <w:sz w:val="21"/>
+              </w:rPr>
+              <w:t xml:space="preserve">、函数）、</w:t>
+            </w:r>
+            <w:r>
+              <w:rPr>
+                <w:rFonts w:eastAsia="宋体" w:ascii="Times New Roman" w:hAnsi="Times New Roman"/>
+                <w:sz w:val="21"/>
+              </w:rPr>
+              <w:t xml:space="preserve">Python</w:t>
+            </w:r>
+            <w:r>
+              <w:rPr>
+                <w:rFonts w:ascii="Times New Roman" w:eastAsia="宋体" w:hAnsi="Times New Roman" w:cs="宋体"/>
+                <w:sz w:val="21"/>
+              </w:rPr>
+              <w:t xml:space="preserve">（</w:t>
+            </w:r>
+            <w:r>
+              <w:rPr>
+                <w:rFonts w:eastAsia="宋体" w:ascii="Times New Roman" w:hAnsi="Times New Roman"/>
+                <w:sz w:val="21"/>
+              </w:rPr>
+              <w:t xml:space="preserve">pandas</w:t>
+            </w:r>
+            <w:r>
+              <w:rPr>
+                <w:rFonts w:ascii="Times New Roman" w:eastAsia="宋体" w:hAnsi="Times New Roman" w:cs="宋体"/>
+                <w:sz w:val="21"/>
+              </w:rPr>
+              <w:t xml:space="preserve">、</w:t>
+            </w:r>
+            <w:r>
+              <w:rPr>
+                <w:rFonts w:eastAsia="宋体" w:ascii="Times New Roman" w:hAnsi="Times New Roman"/>
+                <w:sz w:val="21"/>
+              </w:rPr>
+              <w:t xml:space="preserve">matplotlib</w:t>
+            </w:r>
+            <w:r>
+              <w:rPr>
+                <w:rFonts w:ascii="Times New Roman" w:eastAsia="宋体" w:hAnsi="Times New Roman" w:cs="宋体"/>
+                <w:sz w:val="21"/>
+              </w:rPr>
+              <w:t xml:space="preserve">）、</w:t>
+            </w:r>
+            <w:r>
+              <w:rPr>
+                <w:rFonts w:eastAsia="宋体" w:ascii="Times New Roman" w:hAnsi="Times New Roman"/>
+                <w:sz w:val="21"/>
+              </w:rPr>
+              <w:t xml:space="preserve">R</w:t>
+            </w:r>
+            <w:r>
+              <w:rPr>
+                <w:rFonts w:ascii="Times New Roman" w:eastAsia="宋体" w:hAnsi="Times New Roman" w:cs="宋体"/>
+                <w:sz w:val="21"/>
+              </w:rPr>
+              <w:t xml:space="preserve">、</w:t>
+            </w:r>
+            <w:r>
+              <w:rPr>
+                <w:rFonts w:eastAsia="宋体" w:ascii="Times New Roman" w:hAnsi="Times New Roman"/>
+                <w:sz w:val="21"/>
+              </w:rPr>
+              <w:t xml:space="preserve">SPSS</w:t>
+            </w:r>
+          </w:p>
+          <w:p>
+            <w:pPr>
+              <w:spacing w:line="290" w:lineRule="atLeast" w:before="0" w:after="0"/>
               <w:rPr>
                 <w:rFonts w:ascii="Times New Roman" w:eastAsia="宋体" w:hAnsi="Times New Roman" w:cs="宋体" w:hint="default"/>
                 <w:b/>
@@ -3544,26 +3503,26 @@
                 <w:bCs/>
                 <w:sz w:val="21"/>
               </w:rPr>
-              <w:t>语言能力：</w:t>
-            </w:r>
-            <w:r>
-              <w:rPr>
-                <w:rFonts w:ascii="Times New Roman" w:eastAsia="宋体" w:hAnsi="Times New Roman"/>
-                <w:sz w:val="21"/>
-              </w:rPr>
-              <w:t>CET-4</w:t>
-            </w:r>
-            <w:r>
-              <w:rPr>
-                <w:rFonts w:ascii="Times New Roman" w:eastAsia="宋体" w:hAnsi="Times New Roman" w:cs="宋体"/>
-                <w:sz w:val="21"/>
-              </w:rPr>
-              <w:t>，可阅读英文专业资料与基础商务沟通</w:t>
-            </w:r>
-          </w:p>
-          <w:p>
-            <w:pPr>
-              <w:spacing w:line="290" w:lineRule="atLeast"/>
+              <w:t xml:space="preserve">语言能力：</w:t>
+            </w:r>
+            <w:r>
+              <w:rPr>
+                <w:rFonts w:eastAsia="宋体" w:ascii="Times New Roman" w:hAnsi="Times New Roman"/>
+                <w:sz w:val="21"/>
+              </w:rPr>
+              <w:t xml:space="preserve">CET-4</w:t>
+            </w:r>
+            <w:r>
+              <w:rPr>
+                <w:rFonts w:ascii="Times New Roman" w:eastAsia="宋体" w:hAnsi="Times New Roman" w:cs="宋体"/>
+                <w:sz w:val="21"/>
+              </w:rPr>
+              <w:t xml:space="preserve">，可阅读英文专业资料与基础商务沟通</w:t>
+            </w:r>
+          </w:p>
+          <w:p>
+            <w:pPr>
+              <w:spacing w:line="290" w:lineRule="atLeast" w:before="0" w:after="0"/>
               <w:rPr>
                 <w:rFonts w:ascii="Times New Roman" w:eastAsia="宋体" w:hAnsi="Times New Roman" w:cs="宋体" w:hint="default"/>
                 <w:b/>
@@ -3578,14 +3537,14 @@
                 <w:bCs/>
                 <w:sz w:val="21"/>
               </w:rPr>
-              <w:t>通用能力：</w:t>
-            </w:r>
-            <w:r>
-              <w:rPr>
-                <w:rFonts w:ascii="Times New Roman" w:eastAsia="宋体" w:hAnsi="Times New Roman" w:cs="宋体"/>
-                <w:sz w:val="21"/>
-              </w:rPr>
-              <w:t>台账搭建与文档管理、跨部门沟通对接、流程梳理与标准化</w:t>
+              <w:t xml:space="preserve">通用能力：</w:t>
+            </w:r>
+            <w:r>
+              <w:rPr>
+                <w:rFonts w:ascii="Times New Roman" w:eastAsia="宋体" w:hAnsi="Times New Roman" w:cs="宋体"/>
+                <w:sz w:val="21"/>
+              </w:rPr>
+              <w:t xml:space="preserve">台账搭建与文档管理、跨部门沟通对接、流程梳理与标准化</w:t>
             </w:r>
           </w:p>
         </w:tc>
@@ -3593,12 +3552,11 @@
     </w:tbl>
     <w:p>
       <w:pPr>
-        <w:spacing w:line="290" w:lineRule="atLeast"/>
         <w:rPr>
-          <w:rFonts w:hint="default"/>
           <w:vanish/>
           <w:sz w:val="21"/>
         </w:rPr>
+        <w:spacing w:line="290" w:lineRule="atLeast" w:before="0" w:after="0"/>
       </w:pPr>
     </w:p>
     <w:sectPr>
@@ -5208,6 +5166,15 @@
   </w:num>
   <w:num w:numId="13" w16cid:durableId="1101874244">
     <w:abstractNumId w:val="5"/>
+    <w:lvlOverride w:ilvl="0"/>
+    <w:lvlOverride w:ilvl="1"/>
+    <w:lvlOverride w:ilvl="2"/>
+    <w:lvlOverride w:ilvl="3"/>
+    <w:lvlOverride w:ilvl="4"/>
+    <w:lvlOverride w:ilvl="5"/>
+    <w:lvlOverride w:ilvl="6"/>
+    <w:lvlOverride w:ilvl="7"/>
+    <w:lvlOverride w:ilvl="8"/>
   </w:num>
 </w:numbering>
 </file>
@@ -5378,6 +5345,7 @@
     <w:lsdException w:name="Table Web 2" w:semiHidden="1" w:unhideWhenUsed="1"/>
     <w:lsdException w:name="Table Web 3" w:semiHidden="1" w:unhideWhenUsed="1"/>
     <w:lsdException w:name="Balloon Text" w:semiHidden="1" w:unhideWhenUsed="1"/>
+    <w:lsdException w:name="Table Grid" w:semiHidden="1" w:unhideWhenUsed="1"/>
     <w:lsdException w:name="Table Theme" w:semiHidden="1" w:unhideWhenUsed="1"/>
     <w:lsdException w:name="Placeholder Text" w:semiHidden="1" w:uiPriority="99" w:unhideWhenUsed="1"/>
     <w:lsdException w:name="No Spacing" w:uiPriority="99" w:qFormat="1"/>
@@ -5669,17 +5637,14 @@
   </w:style>
   <w:style w:type="character" w:default="1" w:styleId="a0">
     <w:name w:val="Default Paragraph Font"/>
-    <w:uiPriority w:val="1"/>
-    <w:semiHidden/>
+    <w:uiPriority w:val="99"/>
     <w:unhideWhenUsed/>
   </w:style>
   <w:style w:type="table" w:default="1" w:styleId="a1">
     <w:name w:val="Normal Table"/>
     <w:uiPriority w:val="99"/>
-    <w:semiHidden/>
     <w:unhideWhenUsed/>
     <w:tblPr>
-      <w:tblInd w:w="0" w:type="dxa"/>
       <w:tblCellMar>
         <w:top w:w="0" w:type="dxa"/>
         <w:left w:w="108" w:type="dxa"/>

--- a/02_定制简历库/通用简历/文雪_山东大学_供应链数据方向.docx
+++ b/02_定制简历库/通用简历/文雪_山东大学_供应链数据方向.docx
@@ -1312,7 +1312,7 @@
                 <w:bCs/>
                 <w:sz w:val="21"/>
               </w:rPr>
-              <w:t xml:space="preserve">独立完成</w:t>
+              <w:t xml:space="preserve">个人课程项目</w:t>
             </w:r>
           </w:p>
         </w:tc>
@@ -1706,7 +1706,7 @@
                 <w:bCs/>
                 <w:sz w:val="21"/>
               </w:rPr>
-              <w:t xml:space="preserve">独立完成</w:t>
+              <w:t xml:space="preserve">个人课程项目</w:t>
             </w:r>
           </w:p>
         </w:tc>
@@ -2089,7 +2089,7 @@
                 <w:bCs/>
                 <w:sz w:val="21"/>
               </w:rPr>
-              <w:t xml:space="preserve">独立完成</w:t>
+              <w:t xml:space="preserve">个人课程项目</w:t>
             </w:r>
           </w:p>
         </w:tc>

--- a/02_定制简历库/通用简历/文雪_山东大学_供应链数据方向.docx
+++ b/02_定制简历库/通用简历/文雪_山东大学_供应链数据方向.docx
@@ -222,7 +222,7 @@
                 <w:rFonts w:ascii="宋体" w:eastAsia="宋体" w:hAnsi="宋体"/>
                 <w:sz w:val="21"/>
               </w:rPr>
-              <w:t xml:space="preserve">  济南</w:t>
+              <w:t xml:space="preserve">  共青团员  |  济南</w:t>
             </w:r>
           </w:p>
         </w:tc>
@@ -3236,7 +3236,7 @@
       </w:tblGrid>
       <w:tr>
         <w:trPr>
-          <w:trHeight w:val="1843"/>
+          <w:trHeight w:val="1565"/>
           <w:jc w:val="center"/>
         </w:trPr>
         <w:tc>

--- a/02_定制简历库/通用简历/文雪_山东大学_供应链数据方向.docx
+++ b/02_定制简历库/通用简历/文雪_山东大学_供应链数据方向.docx
@@ -3236,7 +3236,6 @@
       </w:tblGrid>
       <w:tr>
         <w:trPr>
-          <w:trHeight w:val="1565"/>
           <w:jc w:val="center"/>
         </w:trPr>
         <w:tc>

--- a/02_定制简历库/通用简历/文雪_山东大学_供应链数据方向.docx
+++ b/02_定制简历库/通用简历/文雪_山东大学_供应链数据方向.docx
@@ -222,7 +222,22 @@
                 <w:rFonts w:ascii="宋体" w:eastAsia="宋体" w:hAnsi="宋体"/>
                 <w:sz w:val="21"/>
               </w:rPr>
-              <w:t xml:space="preserve">  共青团员  |  济南</w:t>
+              <w:t xml:space="preserve">  共青团员  </w:t>
+            </w:r>
+            <w:r>
+              <w:rPr>
+                <w:rFonts w:ascii="宋体" w:eastAsia="宋体" w:hAnsi="宋体"/>
+                <w:sz w:val="21"/>
+                <w:b w:val="1"/>
+              </w:rPr>
+              <w:t xml:space="preserve">|</w:t>
+            </w:r>
+            <w:r>
+              <w:rPr>
+                <w:rFonts w:ascii="宋体" w:eastAsia="宋体" w:hAnsi="宋体"/>
+                <w:sz w:val="21"/>
+              </w:rPr>
+              <w:t xml:space="preserve">  济南</w:t>
             </w:r>
           </w:p>
         </w:tc>

--- a/02_定制简历库/通用简历/文雪_山东大学_供应链数据方向.docx
+++ b/02_定制简历库/通用简历/文雪_山东大学_供应链数据方向.docx
@@ -416,7 +416,7 @@
                 <w:rFonts w:ascii="Times New Roman" w:eastAsia="宋体" w:hAnsi="Times New Roman" w:cs="宋体"/>
                 <w:sz w:val="21"/>
               </w:rPr>
-              <w:t xml:space="preserve">路径双层优化模型，用</w:t>
+              <w:t xml:space="preserve">路径双层优化模型，</w:t>
             </w:r>
             <w:r>
               <w:rPr>
@@ -430,7 +430,7 @@
                 <w:rFonts w:ascii="Times New Roman" w:eastAsia="宋体" w:hAnsi="Times New Roman" w:cs="宋体"/>
                 <w:sz w:val="21"/>
               </w:rPr>
-              <w:t xml:space="preserve">完成模型求解，模型测算运营成本降低</w:t>
+              <w:t xml:space="preserve">求解，运营成本降低</w:t>
             </w:r>
             <w:r>
               <w:rPr>
@@ -444,7 +444,7 @@
                 <w:rFonts w:ascii="Times New Roman" w:eastAsia="宋体" w:hAnsi="Times New Roman" w:cs="宋体"/>
                 <w:sz w:val="21"/>
               </w:rPr>
-              <w:t xml:space="preserve">；数据分析：掌握</w:t>
+              <w:t xml:space="preserve">；数据分析：</w:t>
             </w:r>
             <w:r>
               <w:rPr>
@@ -486,7 +486,7 @@
                 <w:rFonts w:ascii="Times New Roman" w:eastAsia="宋体" w:hAnsi="Times New Roman" w:cs="宋体"/>
                 <w:sz w:val="21"/>
               </w:rPr>
-              <w:t xml:space="preserve">条业务数据与</w:t>
+              <w:t xml:space="preserve">业务数据与</w:t>
             </w:r>
             <w:r>
               <w:rPr>
@@ -500,7 +500,7 @@
                 <w:rFonts w:ascii="Times New Roman" w:eastAsia="宋体" w:hAnsi="Times New Roman" w:cs="宋体"/>
                 <w:sz w:val="21"/>
               </w:rPr>
-              <w:t xml:space="preserve">份问卷，能独立完成清洗→建模→可视化→结论输出全流程；运营实操：用友</w:t>
+              <w:t xml:space="preserve">份问卷，独立完成清洗→建模→可视化→结论全流程；运营实操：用友</w:t>
             </w:r>
             <w:r>
               <w:rPr>
@@ -514,7 +514,7 @@
                 <w:rFonts w:ascii="Times New Roman" w:eastAsia="宋体" w:hAnsi="Times New Roman" w:cs="宋体"/>
                 <w:sz w:val="21"/>
               </w:rPr>
-              <w:t xml:space="preserve">全流程操作经验，</w:t>
+              <w:t xml:space="preserve">全流程，</w:t>
             </w:r>
             <w:r>
               <w:rPr>
@@ -542,7 +542,7 @@
                 <w:rFonts w:ascii="Times New Roman" w:eastAsia="宋体" w:hAnsi="Times New Roman" w:cs="宋体"/>
                 <w:sz w:val="21"/>
               </w:rPr>
-              <w:t xml:space="preserve">份材料管理</w:t>
+              <w:t xml:space="preserve">份材料统筹</w:t>
             </w:r>
             <w:r>
               <w:rPr>
@@ -1432,7 +1432,7 @@
                 <w:rFonts w:ascii="Times New Roman" w:eastAsia="宋体" w:hAnsi="Times New Roman" w:cs="宋体"/>
                 <w:sz w:val="21"/>
               </w:rPr>
-              <w:t xml:space="preserve">针对济南历下区老龄化小区自提点布局零散问题，构建选址</w:t>
+              <w:t xml:space="preserve">模型构建：针对济南历下区老龄化小区自提点布局零散问题，构建选址</w:t>
             </w:r>
             <w:r>
               <w:rPr>
@@ -1446,77 +1446,7 @@
                 <w:rFonts w:ascii="Times New Roman" w:eastAsia="宋体" w:hAnsi="Times New Roman" w:cs="宋体"/>
                 <w:sz w:val="21"/>
               </w:rPr>
-              <w:t xml:space="preserve">路径双层优化模型，将年龄分层服务半径与电梯等待时间纳入目标函数；基于</w:t>
-            </w:r>
-            <w:r>
-              <w:rPr>
-                <w:rFonts w:eastAsia="宋体" w:ascii="Times New Roman" w:hAnsi="Times New Roman"/>
-                <w:sz w:val="21"/>
-              </w:rPr>
-              <w:t xml:space="preserve">15</w:t>
-            </w:r>
-            <w:r>
-              <w:rPr>
-                <w:rFonts w:ascii="Times New Roman" w:eastAsia="宋体" w:hAnsi="Times New Roman" w:cs="宋体"/>
-                <w:sz w:val="21"/>
-              </w:rPr>
-              <w:t xml:space="preserve">个候选点、日均</w:t>
-            </w:r>
-            <w:r>
-              <w:rPr>
-                <w:rFonts w:eastAsia="宋体" w:ascii="Times New Roman" w:hAnsi="Times New Roman"/>
-                <w:sz w:val="21"/>
-              </w:rPr>
-              <w:t xml:space="preserve">345</w:t>
-            </w:r>
-            <w:r>
-              <w:rPr>
-                <w:rFonts w:ascii="Times New Roman" w:eastAsia="宋体" w:hAnsi="Times New Roman" w:cs="宋体"/>
-                <w:sz w:val="21"/>
-              </w:rPr>
-              <w:t xml:space="preserve">单真实数据，用</w:t>
-            </w:r>
-            <w:r>
-              <w:rPr>
-                <w:rFonts w:eastAsia="宋体" w:ascii="Times New Roman" w:hAnsi="Times New Roman"/>
-                <w:sz w:val="21"/>
-              </w:rPr>
-              <w:t xml:space="preserve">Python</w:t>
-            </w:r>
-            <w:r>
-              <w:rPr>
-                <w:rFonts w:ascii="Times New Roman" w:eastAsia="宋体" w:hAnsi="Times New Roman" w:cs="宋体"/>
-                <w:sz w:val="21"/>
-              </w:rPr>
-              <w:t xml:space="preserve">完成求解，提出“</w:t>
-            </w:r>
-            <w:r>
-              <w:rPr>
-                <w:rFonts w:eastAsia="宋体" w:ascii="Times New Roman" w:hAnsi="Times New Roman"/>
-                <w:sz w:val="21"/>
-              </w:rPr>
-              <w:t xml:space="preserve">2</w:t>
-            </w:r>
-            <w:r>
-              <w:rPr>
-                <w:rFonts w:ascii="Times New Roman" w:eastAsia="宋体" w:hAnsi="Times New Roman" w:cs="宋体"/>
-                <w:sz w:val="21"/>
-              </w:rPr>
-              <w:t xml:space="preserve">核心点</w:t>
-            </w:r>
-            <w:r>
-              <w:rPr>
-                <w:rFonts w:eastAsia="宋体" w:ascii="Times New Roman" w:hAnsi="Times New Roman"/>
-                <w:sz w:val="21"/>
-              </w:rPr>
-              <w:t xml:space="preserve">+4</w:t>
-            </w:r>
-            <w:r>
-              <w:rPr>
-                <w:rFonts w:ascii="Times New Roman" w:eastAsia="宋体" w:hAnsi="Times New Roman" w:cs="宋体"/>
-                <w:sz w:val="21"/>
-              </w:rPr>
-              <w:t xml:space="preserve">动态临时点”弹性布局方案</w:t>
+              <w:t xml:space="preserve">路径双层优化模型，将年龄分层服务半径与电梯等待时间纳入目标函数</w:t>
             </w:r>
           </w:p>
           <w:p>
@@ -1536,7 +1466,97 @@
                 <w:rFonts w:ascii="Times New Roman" w:eastAsia="宋体" w:hAnsi="Times New Roman" w:cs="宋体"/>
                 <w:sz w:val="21"/>
               </w:rPr>
-              <w:t xml:space="preserve">模型测算：总成本降低</w:t>
+              <w:t xml:space="preserve">算法求解：基于</w:t>
+            </w:r>
+            <w:r>
+              <w:rPr>
+                <w:rFonts w:eastAsia="宋体" w:ascii="Times New Roman" w:hAnsi="Times New Roman"/>
+                <w:sz w:val="21"/>
+              </w:rPr>
+              <w:t xml:space="preserve">15</w:t>
+            </w:r>
+            <w:r>
+              <w:rPr>
+                <w:rFonts w:ascii="Times New Roman" w:eastAsia="宋体" w:hAnsi="Times New Roman" w:cs="宋体"/>
+                <w:sz w:val="21"/>
+              </w:rPr>
+              <w:t xml:space="preserve">个候选点、日均</w:t>
+            </w:r>
+            <w:r>
+              <w:rPr>
+                <w:rFonts w:eastAsia="宋体" w:ascii="Times New Roman" w:hAnsi="Times New Roman"/>
+                <w:sz w:val="21"/>
+              </w:rPr>
+              <w:t xml:space="preserve">345</w:t>
+            </w:r>
+            <w:r>
+              <w:rPr>
+                <w:rFonts w:ascii="Times New Roman" w:eastAsia="宋体" w:hAnsi="Times New Roman" w:cs="宋体"/>
+                <w:sz w:val="21"/>
+              </w:rPr>
+              <w:t xml:space="preserve">单真实数据，用</w:t>
+            </w:r>
+            <w:r>
+              <w:rPr>
+                <w:rFonts w:eastAsia="宋体" w:ascii="Times New Roman" w:hAnsi="Times New Roman"/>
+                <w:sz w:val="21"/>
+              </w:rPr>
+              <w:t xml:space="preserve">Python</w:t>
+            </w:r>
+            <w:r>
+              <w:rPr>
+                <w:rFonts w:ascii="Times New Roman" w:eastAsia="宋体" w:hAnsi="Times New Roman" w:cs="宋体"/>
+                <w:sz w:val="21"/>
+              </w:rPr>
+              <w:t xml:space="preserve">完成求解，提出“</w:t>
+            </w:r>
+            <w:r>
+              <w:rPr>
+                <w:rFonts w:eastAsia="宋体" w:ascii="Times New Roman" w:hAnsi="Times New Roman"/>
+                <w:sz w:val="21"/>
+              </w:rPr>
+              <w:t xml:space="preserve">2</w:t>
+            </w:r>
+            <w:r>
+              <w:rPr>
+                <w:rFonts w:ascii="Times New Roman" w:eastAsia="宋体" w:hAnsi="Times New Roman" w:cs="宋体"/>
+                <w:sz w:val="21"/>
+              </w:rPr>
+              <w:t xml:space="preserve">核心点</w:t>
+            </w:r>
+            <w:r>
+              <w:rPr>
+                <w:rFonts w:eastAsia="宋体" w:ascii="Times New Roman" w:hAnsi="Times New Roman"/>
+                <w:sz w:val="21"/>
+              </w:rPr>
+              <w:t xml:space="preserve">+4</w:t>
+            </w:r>
+            <w:r>
+              <w:rPr>
+                <w:rFonts w:ascii="Times New Roman" w:eastAsia="宋体" w:hAnsi="Times New Roman" w:cs="宋体"/>
+                <w:sz w:val="21"/>
+              </w:rPr>
+              <w:t xml:space="preserve">动态临时点”弹性布局方案</w:t>
+            </w:r>
+          </w:p>
+          <w:p>
+            <w:pPr>
+              <w:numPr>
+                <w:ilvl w:val="0"/>
+                <w:numId w:val="9"/>
+              </w:numPr>
+              <w:spacing w:line="290" w:lineRule="atLeast" w:before="0" w:after="0"/>
+              <w:rPr>
+                <w:rFonts w:ascii="Times New Roman" w:eastAsia="宋体" w:hAnsi="Times New Roman" w:cs="宋体" w:hint="default"/>
+                <w:sz w:val="21"/>
+              </w:rPr>
+            </w:pPr>
+            <w:r>
+              <w:rPr>
+                <w:rFonts w:ascii="Times New Roman" w:eastAsia="宋体" w:hAnsi="Times New Roman" w:cs="宋体"/>
+                <w:sz w:val="21"/>
+              </w:rPr>
+              <w:t xml:space="preserve">降本增效：模型测算总成本降低</w:t>
             </w:r>
             <w:r>
               <w:rPr>
@@ -1826,7 +1846,7 @@
                 <w:rFonts w:ascii="Times New Roman" w:eastAsia="宋体" w:hAnsi="Times New Roman" w:cs="宋体"/>
                 <w:sz w:val="21"/>
               </w:rPr>
-              <w:t xml:space="preserve">基于</w:t>
+              <w:t xml:space="preserve">问卷调研：基于</w:t>
             </w:r>
             <w:r>
               <w:rPr>
@@ -1896,49 +1916,7 @@
                 <w:rFonts w:ascii="Times New Roman" w:eastAsia="宋体" w:hAnsi="Times New Roman" w:cs="宋体"/>
                 <w:sz w:val="21"/>
               </w:rPr>
-              <w:t xml:space="preserve">完成统计分析；验证交互性（</w:t>
-            </w:r>
-            <w:r>
-              <w:rPr>
-                <w:rFonts w:eastAsia="宋体" w:ascii="Times New Roman" w:hAnsi="Times New Roman"/>
-                <w:sz w:val="21"/>
-              </w:rPr>
-              <w:t xml:space="preserve">β=0.42</w:t>
-            </w:r>
-            <w:r>
-              <w:rPr>
-                <w:rFonts w:ascii="Times New Roman" w:eastAsia="宋体" w:hAnsi="Times New Roman" w:cs="宋体"/>
-                <w:sz w:val="21"/>
-              </w:rPr>
-              <w:t xml:space="preserve">）、个性化（</w:t>
-            </w:r>
-            <w:r>
-              <w:rPr>
-                <w:rFonts w:eastAsia="宋体" w:ascii="Times New Roman" w:hAnsi="Times New Roman"/>
-                <w:sz w:val="21"/>
-              </w:rPr>
-              <w:t xml:space="preserve">β=0.38</w:t>
-            </w:r>
-            <w:r>
-              <w:rPr>
-                <w:rFonts w:ascii="Times New Roman" w:eastAsia="宋体" w:hAnsi="Times New Roman" w:cs="宋体"/>
-                <w:sz w:val="21"/>
-              </w:rPr>
-              <w:t xml:space="preserve">）、自主性（</w:t>
-            </w:r>
-            <w:r>
-              <w:rPr>
-                <w:rFonts w:eastAsia="宋体" w:ascii="Times New Roman" w:hAnsi="Times New Roman"/>
-                <w:sz w:val="21"/>
-              </w:rPr>
-              <w:t xml:space="preserve">β=0.31</w:t>
-            </w:r>
-            <w:r>
-              <w:rPr>
-                <w:rFonts w:ascii="Times New Roman" w:eastAsia="宋体" w:hAnsi="Times New Roman" w:cs="宋体"/>
-                <w:sz w:val="21"/>
-              </w:rPr>
-              <w:t xml:space="preserve">）显著正向影响用户感知价值，识别问题识别准确性、智能解决能力为核心影响因素</w:t>
+              <w:t xml:space="preserve">完成统计分析</w:t>
             </w:r>
           </w:p>
           <w:p>
@@ -1958,7 +1936,69 @@
                 <w:rFonts w:ascii="Times New Roman" w:eastAsia="宋体" w:hAnsi="Times New Roman" w:cs="宋体"/>
                 <w:sz w:val="21"/>
               </w:rPr>
-              <w:t xml:space="preserve">发现用户智能体验起关键中介作用，感知增强维度贡献率</w:t>
+              <w:t xml:space="preserve">实证结论：验证交互性（</w:t>
+            </w:r>
+            <w:r>
+              <w:rPr>
+                <w:rFonts w:eastAsia="宋体" w:ascii="Times New Roman" w:hAnsi="Times New Roman"/>
+                <w:sz w:val="21"/>
+              </w:rPr>
+              <w:t xml:space="preserve">β=0.42</w:t>
+            </w:r>
+            <w:r>
+              <w:rPr>
+                <w:rFonts w:ascii="Times New Roman" w:eastAsia="宋体" w:hAnsi="Times New Roman" w:cs="宋体"/>
+                <w:sz w:val="21"/>
+              </w:rPr>
+              <w:t xml:space="preserve">）、个性化（</w:t>
+            </w:r>
+            <w:r>
+              <w:rPr>
+                <w:rFonts w:eastAsia="宋体" w:ascii="Times New Roman" w:hAnsi="Times New Roman"/>
+                <w:sz w:val="21"/>
+              </w:rPr>
+              <w:t xml:space="preserve">β=0.38</w:t>
+            </w:r>
+            <w:r>
+              <w:rPr>
+                <w:rFonts w:ascii="Times New Roman" w:eastAsia="宋体" w:hAnsi="Times New Roman" w:cs="宋体"/>
+                <w:sz w:val="21"/>
+              </w:rPr>
+              <w:t xml:space="preserve">）、自主性（</w:t>
+            </w:r>
+            <w:r>
+              <w:rPr>
+                <w:rFonts w:eastAsia="宋体" w:ascii="Times New Roman" w:hAnsi="Times New Roman"/>
+                <w:sz w:val="21"/>
+              </w:rPr>
+              <w:t xml:space="preserve">β=0.31</w:t>
+            </w:r>
+            <w:r>
+              <w:rPr>
+                <w:rFonts w:ascii="Times New Roman" w:eastAsia="宋体" w:hAnsi="Times New Roman" w:cs="宋体"/>
+                <w:sz w:val="21"/>
+              </w:rPr>
+              <w:t xml:space="preserve">）显著正向影响用户感知价值，识别问题识别准确性、智能解决能力为核心影响因素</w:t>
+            </w:r>
+          </w:p>
+          <w:p>
+            <w:pPr>
+              <w:numPr>
+                <w:ilvl w:val="0"/>
+                <w:numId w:val="9"/>
+              </w:numPr>
+              <w:spacing w:line="290" w:lineRule="atLeast" w:before="0" w:after="0"/>
+              <w:rPr>
+                <w:rFonts w:ascii="Times New Roman" w:eastAsia="宋体" w:hAnsi="Times New Roman" w:cs="宋体" w:hint="default"/>
+                <w:sz w:val="21"/>
+              </w:rPr>
+            </w:pPr>
+            <w:r>
+              <w:rPr>
+                <w:rFonts w:ascii="Times New Roman" w:eastAsia="宋体" w:hAnsi="Times New Roman" w:cs="宋体"/>
+                <w:sz w:val="21"/>
+              </w:rPr>
+              <w:t xml:space="preserve">研究价值：发现用户智能体验起关键中介作用，感知增强维度贡献率</w:t>
             </w:r>
             <w:r>
               <w:rPr>
@@ -2071,7 +2111,16 @@
                 <w:bCs/>
                 <w:sz w:val="21"/>
               </w:rPr>
-              <w:t xml:space="preserve">银行电话营销客户响应行为分析</w:t>
+              <w:t xml:space="preserve">ERP</w:t>
+            </w:r>
+            <w:r>
+              <w:rPr>
+                <w:rFonts w:ascii="Times New Roman" w:eastAsia="宋体" w:hAnsi="Times New Roman" w:cs="宋体"/>
+                <w:b/>
+                <w:bCs/>
+                <w:sz w:val="21"/>
+              </w:rPr>
+              <w:t xml:space="preserve">供应链全流程模拟操作</w:t>
             </w:r>
           </w:p>
         </w:tc>
@@ -2104,7 +2153,7 @@
                 <w:bCs/>
                 <w:sz w:val="21"/>
               </w:rPr>
-              <w:t xml:space="preserve">个人课程项目</w:t>
+              <w:t xml:space="preserve">课程实验・账套主管</w:t>
             </w:r>
           </w:p>
         </w:tc>
@@ -2136,7 +2185,7 @@
                 <w:bCs/>
                 <w:sz w:val="21"/>
               </w:rPr>
-              <w:t xml:space="preserve">2026.04-2026.06</w:t>
+              <w:t xml:space="preserve">2025.03-2025.07</w:t>
             </w:r>
           </w:p>
         </w:tc>
@@ -2209,35 +2258,7 @@
                 <w:rFonts w:ascii="Times New Roman" w:eastAsia="宋体" w:hAnsi="Times New Roman" w:cs="宋体"/>
                 <w:sz w:val="21"/>
               </w:rPr>
-              <w:t xml:space="preserve">基于</w:t>
-            </w:r>
-            <w:r>
-              <w:rPr>
-                <w:rFonts w:eastAsia="宋体" w:ascii="Times New Roman" w:hAnsi="Times New Roman"/>
-                <w:sz w:val="21"/>
-              </w:rPr>
-              <w:t xml:space="preserve">45211</w:t>
-            </w:r>
-            <w:r>
-              <w:rPr>
-                <w:rFonts w:ascii="Times New Roman" w:eastAsia="宋体" w:hAnsi="Times New Roman" w:cs="宋体"/>
-                <w:sz w:val="21"/>
-              </w:rPr>
-              <w:t xml:space="preserve">条葡萄牙银行真实营销数据，用</w:t>
-            </w:r>
-            <w:r>
-              <w:rPr>
-                <w:rFonts w:eastAsia="宋体" w:ascii="Times New Roman" w:hAnsi="Times New Roman"/>
-                <w:sz w:val="21"/>
-              </w:rPr>
-              <w:t xml:space="preserve">R</w:t>
-            </w:r>
-            <w:r>
-              <w:rPr>
-                <w:rFonts w:ascii="Times New Roman" w:eastAsia="宋体" w:hAnsi="Times New Roman" w:cs="宋体"/>
-                <w:sz w:val="21"/>
-              </w:rPr>
-              <w:t xml:space="preserve">完成缺失值与异常值清洗，对年龄、职业、营销频次等字段做多维度分层统计</w:t>
+              <w:t xml:space="preserve">全流程实操：以账套主管角色，对模拟箱包贸易企业独立完成采购→到货→销售→出库→库存调拨→盘点→存货核算→收付款凭证全流程操作</w:t>
             </w:r>
           </w:p>
           <w:p>
@@ -2257,75 +2278,11 @@
                 <w:rFonts w:ascii="Times New Roman" w:eastAsia="宋体" w:hAnsi="Times New Roman" w:cs="宋体"/>
                 <w:sz w:val="21"/>
               </w:rPr>
-              <w:t xml:space="preserve">独立绘制帕累托图、相关性热力图、订阅转化率瀑布图，通过多维度统计呈现客户群体响应差异，识别关键影响变量，为客户分群与营销资源分配提供数据支撑</w:t>
-            </w:r>
-          </w:p>
-        </w:tc>
-      </w:tr>
-      <w:tr>
-        <w:trPr>
-          <w:gridAfter w:val="2"/>
-          <w:wAfter w:w="880" w:type="dxa"/>
-          <w:jc w:val="center"/>
-        </w:trPr>
-        <w:tc>
-          <w:tcPr>
-            <w:tcW w:w="695" w:type="dxa"/>
-            <w:tcBorders>
-              <w:top w:val="nil"/>
-              <w:left w:val="nil"/>
-              <w:bottom w:val="nil"/>
-              <w:right w:val="nil"/>
-            </w:tcBorders>
-            <w:tcMar>
-              <w:top w:w="0" w:type="dxa"/>
-              <w:left w:w="113" w:type="dxa"/>
-              <w:bottom w:w="0" w:type="dxa"/>
-              <w:right w:w="85" w:type="dxa"/>
-            </w:tcMar>
-            <w:vAlign w:val="center"/>
-          </w:tcPr>
-          <w:p>
-            <w:pPr>
-              <w:spacing w:line="290" w:lineRule="atLeast" w:before="0" w:after="0"/>
-              <w:rPr>
-                <w:rFonts w:ascii="Times New Roman" w:hAnsi="Times New Roman"/>
-                <w:sz w:val="21"/>
-              </w:rPr>
-            </w:pPr>
-          </w:p>
-        </w:tc>
-        <w:tc>
-          <w:tcPr>
-            <w:tcW w:w="4600" w:type="dxa"/>
-            <w:gridSpan w:val="4"/>
-            <w:tcBorders>
-              <w:top w:val="nil"/>
-              <w:left w:val="nil"/>
-              <w:bottom w:val="nil"/>
-              <w:right w:val="nil"/>
-            </w:tcBorders>
-            <w:tcMar>
-              <w:top w:w="0" w:type="dxa"/>
-              <w:left w:w="85" w:type="dxa"/>
-              <w:bottom w:w="0" w:type="dxa"/>
-              <w:right w:w="85" w:type="dxa"/>
-            </w:tcMar>
-            <w:vAlign w:val="center"/>
-          </w:tcPr>
-          <w:p>
-            <w:pPr>
-              <w:spacing w:line="290" w:lineRule="atLeast" w:before="0" w:after="0"/>
-              <w:rPr>
-                <w:rFonts w:ascii="Times New Roman" w:hAnsi="Times New Roman"/>
-                <w:sz w:val="21"/>
-              </w:rPr>
-            </w:pPr>
-            <w:r>
-              <w:rPr>
-                <w:rFonts w:ascii="Times New Roman" w:eastAsia="宋体" w:hAnsi="Times New Roman" w:cs="宋体"/>
-                <w:b/>
-                <w:bCs/>
+              <w:t xml:space="preserve">逻辑梳理：梳理采购、销售、库存等模块间的数据流转与单据关联逻辑，理解</w:t>
+            </w:r>
+            <w:r>
+              <w:rPr>
+                <w:rFonts w:eastAsia="宋体" w:ascii="Times New Roman" w:hAnsi="Times New Roman"/>
                 <w:sz w:val="21"/>
               </w:rPr>
               <w:t xml:space="preserve">ERP</w:t>
@@ -2333,183 +2290,9 @@
             <w:r>
               <w:rPr>
                 <w:rFonts w:ascii="Times New Roman" w:eastAsia="宋体" w:hAnsi="Times New Roman" w:cs="宋体"/>
-                <w:b/>
-                <w:bCs/>
-                <w:sz w:val="21"/>
-              </w:rPr>
-              <w:t xml:space="preserve">供应链全流程模拟操作</w:t>
-            </w:r>
-          </w:p>
-        </w:tc>
-        <w:tc>
-          <w:tcPr>
-            <w:tcW w:w="2693" w:type="dxa"/>
-            <w:gridSpan w:val="2"/>
-            <w:tcBorders>
-              <w:top w:val="nil"/>
-              <w:left w:val="nil"/>
-              <w:bottom w:val="nil"/>
-              <w:right w:val="nil"/>
-            </w:tcBorders>
-            <w:vAlign w:val="center"/>
-          </w:tcPr>
-          <w:p>
-            <w:pPr>
-              <w:spacing w:line="290" w:lineRule="atLeast" w:before="0" w:after="0"/>
-              <w:rPr>
-                <w:rFonts w:ascii="Times New Roman" w:eastAsia="等线" w:hAnsi="Times New Roman"/>
-                <w:b/>
-                <w:bCs/>
-                <w:sz w:val="21"/>
-              </w:rPr>
-            </w:pPr>
-            <w:r>
-              <w:rPr>
-                <w:rFonts w:ascii="Times New Roman" w:eastAsia="宋体" w:hAnsi="Times New Roman" w:cs="宋体"/>
-                <w:b/>
-                <w:bCs/>
-                <w:sz w:val="21"/>
-              </w:rPr>
-              <w:t xml:space="preserve">课程实验・账套主管</w:t>
-            </w:r>
-          </w:p>
-        </w:tc>
-        <w:tc>
-          <w:tcPr>
-            <w:tcW w:w="2755" w:type="dxa"/>
-            <w:tcBorders>
-              <w:top w:val="nil"/>
-              <w:left w:val="nil"/>
-              <w:bottom w:val="nil"/>
-              <w:right w:val="nil"/>
-            </w:tcBorders>
-            <w:vAlign w:val="center"/>
-          </w:tcPr>
-          <w:p>
-            <w:pPr>
-              <w:spacing w:line="290" w:lineRule="atLeast" w:before="0" w:after="0"/>
-              <w:rPr>
-                <w:rFonts w:ascii="Times New Roman" w:eastAsia="等线" w:hAnsi="Times New Roman" w:hint="default"/>
-                <w:b/>
-                <w:bCs/>
-                <w:sz w:val="21"/>
-              </w:rPr>
-            </w:pPr>
-            <w:r>
-              <w:rPr>
-                <w:rFonts w:ascii="Times New Roman" w:eastAsia="宋体" w:hAnsi="Times New Roman" w:cs="宋体"/>
-                <w:b/>
-                <w:bCs/>
-                <w:sz w:val="21"/>
-              </w:rPr>
-              <w:t xml:space="preserve">2025.03-2025.07</w:t>
-            </w:r>
-          </w:p>
-        </w:tc>
-      </w:tr>
-      <w:tr>
-        <w:trPr>
-          <w:gridAfter w:val="2"/>
-          <w:wAfter w:w="880" w:type="dxa"/>
-          <w:jc w:val="center"/>
-        </w:trPr>
-        <w:tc>
-          <w:tcPr>
-            <w:tcW w:w="695" w:type="dxa"/>
-            <w:tcBorders>
-              <w:top w:val="nil"/>
-              <w:left w:val="nil"/>
-              <w:bottom w:val="nil"/>
-              <w:right w:val="nil"/>
-            </w:tcBorders>
-            <w:tcMar>
-              <w:top w:w="0" w:type="dxa"/>
-              <w:left w:w="113" w:type="dxa"/>
-              <w:bottom w:w="0" w:type="dxa"/>
-              <w:right w:w="85" w:type="dxa"/>
-            </w:tcMar>
-            <w:vAlign w:val="center"/>
-          </w:tcPr>
-          <w:p>
-            <w:pPr>
-              <w:spacing w:line="290" w:lineRule="atLeast" w:before="0" w:after="0"/>
-              <w:rPr>
-                <w:rFonts w:ascii="Times New Roman" w:hAnsi="Times New Roman"/>
-                <w:sz w:val="21"/>
-              </w:rPr>
-            </w:pPr>
-          </w:p>
-        </w:tc>
-        <w:tc>
-          <w:tcPr>
-            <w:tcW w:w="10048" w:type="dxa"/>
-            <w:gridSpan w:val="7"/>
-            <w:tcBorders>
-              <w:top w:val="nil"/>
-              <w:left w:val="nil"/>
-              <w:bottom w:val="nil"/>
-              <w:right w:val="nil"/>
-            </w:tcBorders>
-            <w:tcMar>
-              <w:top w:w="0" w:type="dxa"/>
-              <w:left w:w="85" w:type="dxa"/>
-              <w:bottom w:w="0" w:type="dxa"/>
-              <w:right w:w="85" w:type="dxa"/>
-            </w:tcMar>
-            <w:vAlign w:val="center"/>
-          </w:tcPr>
-          <w:p>
-            <w:pPr>
-              <w:numPr>
-                <w:ilvl w:val="0"/>
-                <w:numId w:val="9"/>
-              </w:numPr>
-              <w:spacing w:line="290" w:lineRule="atLeast" w:before="0" w:after="0"/>
-              <w:rPr>
-                <w:rFonts w:ascii="Times New Roman" w:eastAsia="宋体" w:hAnsi="Times New Roman" w:cs="宋体" w:hint="default"/>
-                <w:sz w:val="21"/>
-              </w:rPr>
-            </w:pPr>
-            <w:r>
-              <w:rPr>
-                <w:rFonts w:ascii="Times New Roman" w:eastAsia="宋体" w:hAnsi="Times New Roman" w:cs="宋体"/>
-                <w:sz w:val="21"/>
-              </w:rPr>
-              <w:t xml:space="preserve">以账套主管角色，以模拟箱包贸易企业为对象，独立完成采购订单→到货入库→销售订单→发货出库→库存调拨→盘点→存货核算→收付款凭证全流程实操</w:t>
-            </w:r>
-          </w:p>
-          <w:p>
-            <w:pPr>
-              <w:numPr>
-                <w:ilvl w:val="0"/>
-                <w:numId w:val="9"/>
-              </w:numPr>
-              <w:spacing w:line="290" w:lineRule="atLeast" w:before="0" w:after="0"/>
-              <w:rPr>
-                <w:rFonts w:ascii="Times New Roman" w:eastAsia="宋体" w:hAnsi="Times New Roman" w:cs="宋体" w:hint="default"/>
-                <w:sz w:val="21"/>
-              </w:rPr>
-            </w:pPr>
-            <w:r>
-              <w:rPr>
-                <w:rFonts w:ascii="Times New Roman" w:eastAsia="宋体" w:hAnsi="Times New Roman" w:cs="宋体"/>
-                <w:sz w:val="21"/>
-              </w:rPr>
-              <w:t xml:space="preserve">梳理采购、销售、库存等模块间的数据流转与单据关联逻辑，理解</w:t>
-            </w:r>
-            <w:r>
-              <w:rPr>
-                <w:rFonts w:eastAsia="宋体" w:ascii="Times New Roman" w:hAnsi="Times New Roman"/>
-                <w:sz w:val="21"/>
-              </w:rPr>
-              <w:t xml:space="preserve">ERP</w:t>
-            </w:r>
-            <w:r>
-              <w:rPr>
-                <w:rFonts w:ascii="Times New Roman" w:eastAsia="宋体" w:hAnsi="Times New Roman" w:cs="宋体"/>
-                <w:sz w:val="21"/>
-              </w:rPr>
-              <w:t xml:space="preserve">系统供应链业务标准化运作机制</w:t>
+                <w:sz w:val="21"/>
+              </w:rPr>
+              <w:t xml:space="preserve">供应链业务标准化运作机制</w:t>
             </w:r>
           </w:p>
         </w:tc>
@@ -2785,7 +2568,7 @@
                 <w:rFonts w:ascii="Times New Roman" w:eastAsia="宋体" w:hAnsi="Times New Roman" w:cs="宋体"/>
                 <w:sz w:val="21"/>
               </w:rPr>
-              <w:t xml:space="preserve">统筹</w:t>
+              <w:t xml:space="preserve">材料统筹：统筹</w:t>
             </w:r>
             <w:r>
               <w:rPr>
@@ -2861,7 +2644,7 @@
                 <w:rFonts w:ascii="Times New Roman" w:eastAsia="宋体" w:hAnsi="Times New Roman" w:cs="宋体"/>
                 <w:sz w:val="21"/>
               </w:rPr>
-              <w:t xml:space="preserve">对接各部门同步项目推进进度，按月汇总执行数据形成工作小结，梳理并标准化资料审核与报批流程</w:t>
+              <w:t xml:space="preserve">流程优化：梳理并标准化资料审核与报批流程，建立可检索的文档归档体系，提升后期材料调取效率</w:t>
             </w:r>
           </w:p>
           <w:p>
@@ -2881,7 +2664,7 @@
                 <w:rFonts w:ascii="Times New Roman" w:eastAsia="宋体" w:hAnsi="Times New Roman" w:cs="宋体"/>
                 <w:sz w:val="21"/>
               </w:rPr>
-              <w:t xml:space="preserve">建立可检索的文档归档体系，统一收纳各类申报单据并分类存档，提升后续材料调取效率</w:t>
+              <w:t xml:space="preserve">协同对接：对接各部门同步项目推进进度，按月汇总执行数据形成工作小结</w:t>
             </w:r>
           </w:p>
         </w:tc>
@@ -3083,7 +2866,7 @@
                 <w:rFonts w:ascii="Times New Roman" w:eastAsia="宋体" w:hAnsi="Times New Roman" w:cs="宋体"/>
                 <w:sz w:val="21"/>
               </w:rPr>
-              <w:t xml:space="preserve">落实门店原辅料日盘与效期管理流程，每日核对食材有效期并打印失效单据，根据消耗规律提醒仓库解冻备货，降低物料损耗与缺货风险</w:t>
+              <w:t xml:space="preserve">库存管理：落实门店原辅料日盘与效期管理流程，每日核对食材有效期并打印失效单据，保持库存账实一致</w:t>
             </w:r>
           </w:p>
           <w:p>
@@ -3103,7 +2886,268 @@
                 <w:rFonts w:ascii="Times New Roman" w:eastAsia="宋体" w:hAnsi="Times New Roman" w:cs="宋体"/>
                 <w:sz w:val="21"/>
               </w:rPr>
-              <w:t xml:space="preserve">规范物料分区摆放与仓储器具整理，核对交接班出库单据，保持库存账实一致；根据销售消耗规律同步门店补货需求，保障物料供应稳定</w:t>
+              <w:t xml:space="preserve">需求预测：依据销售消耗规律提醒仓库解冻备货、同步门店补货需求，降低物料损耗与缺货风险</w:t>
+            </w:r>
+          </w:p>
+        </w:tc>
+      </w:tr>
+    </w:tbl>
+    <w:p>
+      <w:pPr>
+        <w:rPr>
+          <w:rFonts w:ascii="Times New Roman" w:hAnsi="Times New Roman"/>
+          <w:vanish/>
+          <w:sz w:val="21"/>
+        </w:rPr>
+        <w:spacing w:line="290" w:lineRule="atLeast" w:before="0" w:after="0"/>
+      </w:pPr>
+    </w:p>
+    <w:p>
+      <w:pPr>
+        <w:rPr>
+          <w:rFonts w:ascii="Times New Roman" w:hAnsi="Times New Roman"/>
+          <w:vanish/>
+          <w:sz w:val="2"/>
+        </w:rPr>
+        <w:spacing w:line="290" w:lineRule="atLeast" w:before="0" w:after="0"/>
+      </w:pPr>
+    </w:p>
+    <w:tbl>
+      <w:tblPr>
+        <w:tblW w:w="0" w:type="auto"/>
+        <w:jc w:val="center"/>
+        <w:tblInd w:w="0" w:type="dxa"/>
+        <w:tblLayout w:type="fixed"/>
+        <w:tblCellMar>
+          <w:left w:w="0" w:type="dxa"/>
+          <w:right w:w="0" w:type="dxa"/>
+        </w:tblCellMar>
+        <w:tblLook w:val="0000" w:firstRow="0" w:lastRow="0" w:firstColumn="0" w:lastColumn="0" w:noHBand="0" w:noVBand="0"/>
+      </w:tblPr>
+      <w:tblGrid>
+        <w:gridCol w:w="695"/>
+        <w:gridCol w:w="3686"/>
+        <w:gridCol w:w="2693"/>
+        <w:gridCol w:w="3670"/>
+      </w:tblGrid>
+      <w:tr>
+        <w:trPr>
+          <w:jc w:val="center"/>
+        </w:trPr>
+        <w:tc>
+          <w:tcPr>
+            <w:tcW w:w="10744" w:type="dxa"/>
+            <w:gridSpan w:val="4"/>
+            <w:tcBorders>
+              <w:top w:val="nil"/>
+              <w:left w:val="nil"/>
+              <w:bottom w:val="nil"/>
+              <w:right w:val="nil"/>
+            </w:tcBorders>
+            <w:shd w:val="clear" w:color="auto" w:fill="EEEEEE"/>
+            <w:tcMar>
+              <w:top w:w="0" w:type="dxa"/>
+              <w:left w:w="85" w:type="dxa"/>
+              <w:bottom w:w="0" w:type="dxa"/>
+              <w:right w:w="85" w:type="dxa"/>
+            </w:tcMar>
+            <w:vAlign w:val="center"/>
+          </w:tcPr>
+          <w:p>
+            <w:pPr>
+              <w:spacing w:line="290" w:lineRule="atLeast" w:before="0" w:after="0"/>
+              <w:rPr>
+                <w:rFonts w:ascii="Times New Roman" w:eastAsia="宋体" w:hAnsi="Times New Roman" w:cs="宋体"/>
+                <w:b/>
+                <w:bCs/>
+              </w:rPr>
+            </w:pPr>
+            <w:r>
+              <w:rPr>
+                <w:rFonts w:ascii="Times New Roman" w:eastAsia="宋体" w:hAnsi="Times New Roman" w:cs="宋体"/>
+                <w:b/>
+                <w:bCs/>
+              </w:rPr>
+              <w:t>校园实践</w:t>
+            </w:r>
+          </w:p>
+        </w:tc>
+      </w:tr>
+      <w:tr>
+        <w:tblPrEx>
+          <w:tblLook w:val="04A0" w:firstRow="1" w:lastRow="0" w:firstColumn="1" w:lastColumn="0" w:noHBand="0" w:noVBand="1"/>
+        </w:tblPrEx>
+        <w:trPr>
+          <w:jc w:val="center"/>
+        </w:trPr>
+        <w:tc>
+          <w:tcPr>
+            <w:tcW w:w="695" w:type="dxa"/>
+            <w:tcMar>
+              <w:top w:w="0" w:type="dxa"/>
+              <w:left w:w="113" w:type="dxa"/>
+              <w:bottom w:w="0" w:type="dxa"/>
+              <w:right w:w="85" w:type="dxa"/>
+            </w:tcMar>
+            <w:vAlign w:val="center"/>
+          </w:tcPr>
+          <w:p>
+            <w:pPr>
+              <w:spacing w:line="290" w:lineRule="atLeast" w:before="0" w:after="0"/>
+              <w:rPr>
+                <w:rFonts w:ascii="Times New Roman" w:hAnsi="Times New Roman" w:hint="default"/>
+                <w:sz w:val="21"/>
+              </w:rPr>
+            </w:pPr>
+          </w:p>
+        </w:tc>
+        <w:tc>
+          <w:tcPr>
+            <w:tcW w:w="4600" w:type="dxa"/>
+            <w:tcMar>
+              <w:top w:w="0" w:type="dxa"/>
+              <w:left w:w="85" w:type="dxa"/>
+              <w:bottom w:w="0" w:type="dxa"/>
+              <w:right w:w="85" w:type="dxa"/>
+            </w:tcMar>
+            <w:vAlign w:val="center"/>
+            <w:hideMark/>
+          </w:tcPr>
+          <w:p>
+            <w:pPr>
+              <w:spacing w:line="290" w:lineRule="atLeast" w:before="0" w:after="0"/>
+              <w:rPr>
+                <w:rFonts w:ascii="Times New Roman" w:hAnsi="Times New Roman"/>
+                <w:b/>
+                <w:bCs/>
+                <w:sz w:val="21"/>
+              </w:rPr>
+            </w:pPr>
+            <w:r>
+              <w:rPr>
+                <w:rFonts w:ascii="Times New Roman" w:eastAsia="宋体" w:hAnsi="Times New Roman" w:cs="宋体"/>
+                <w:b/>
+                <w:bCs/>
+                <w:sz w:val="21"/>
+              </w:rPr>
+              <w:t xml:space="preserve">山东大学管理学院宣传部</w:t>
+            </w:r>
+          </w:p>
+        </w:tc>
+        <w:tc>
+          <w:tcPr>
+            <w:tcW w:w="2693" w:type="dxa"/>
+            <w:vAlign w:val="center"/>
+            <w:hideMark/>
+          </w:tcPr>
+          <w:p>
+            <w:pPr>
+              <w:spacing w:line="290" w:lineRule="atLeast" w:before="0" w:after="0"/>
+              <w:rPr>
+                <w:rFonts w:ascii="Times New Roman" w:hAnsi="Times New Roman"/>
+                <w:b/>
+                <w:bCs/>
+                <w:sz w:val="21"/>
+              </w:rPr>
+            </w:pPr>
+            <w:r>
+              <w:rPr>
+                <w:rFonts w:ascii="Times New Roman" w:eastAsia="宋体" w:hAnsi="Times New Roman" w:cs="宋体"/>
+                <w:b/>
+                <w:bCs/>
+                <w:sz w:val="21"/>
+              </w:rPr>
+              <w:t xml:space="preserve">干事</w:t>
+            </w:r>
+          </w:p>
+        </w:tc>
+        <w:tc>
+          <w:tcPr>
+            <w:tcW w:w="2755" w:type="dxa"/>
+            <w:vAlign w:val="center"/>
+            <w:hideMark/>
+          </w:tcPr>
+          <w:p>
+            <w:pPr>
+              <w:spacing w:line="290" w:lineRule="atLeast" w:before="0" w:after="0"/>
+              <w:rPr>
+                <w:rFonts w:ascii="Times New Roman" w:hAnsi="Times New Roman"/>
+                <w:b/>
+                <w:bCs/>
+                <w:sz w:val="21"/>
+              </w:rPr>
+            </w:pPr>
+            <w:r>
+              <w:rPr>
+                <w:rFonts w:ascii="Times New Roman" w:eastAsia="宋体" w:hAnsi="Times New Roman" w:cs="宋体"/>
+                <w:b/>
+                <w:bCs/>
+                <w:sz w:val="21"/>
+              </w:rPr>
+              <w:t xml:space="preserve">2024.09 - 2025.06</w:t>
+            </w:r>
+          </w:p>
+        </w:tc>
+      </w:tr>
+      <w:tr>
+        <w:tblPrEx>
+          <w:tblLook w:val="04A0" w:firstRow="1" w:lastRow="0" w:firstColumn="1" w:lastColumn="0" w:noHBand="0" w:noVBand="1"/>
+        </w:tblPrEx>
+        <w:trPr>
+          <w:jc w:val="center"/>
+        </w:trPr>
+        <w:tc>
+          <w:tcPr>
+            <w:tcW w:w="695" w:type="dxa"/>
+            <w:tcMar>
+              <w:top w:w="0" w:type="dxa"/>
+              <w:left w:w="113" w:type="dxa"/>
+              <w:bottom w:w="0" w:type="dxa"/>
+              <w:right w:w="85" w:type="dxa"/>
+            </w:tcMar>
+            <w:vAlign w:val="center"/>
+          </w:tcPr>
+          <w:p>
+            <w:pPr>
+              <w:spacing w:line="290" w:lineRule="atLeast" w:before="0" w:after="0"/>
+              <w:rPr>
+                <w:rFonts w:ascii="Times New Roman" w:hAnsi="Times New Roman"/>
+                <w:sz w:val="21"/>
+              </w:rPr>
+            </w:pPr>
+          </w:p>
+        </w:tc>
+        <w:tc>
+          <w:tcPr>
+            <w:tcW w:w="10049" w:type="dxa"/>
+            <w:gridSpan w:val="3"/>
+            <w:tcMar>
+              <w:top w:w="0" w:type="dxa"/>
+              <w:left w:w="85" w:type="dxa"/>
+              <w:bottom w:w="0" w:type="dxa"/>
+              <w:right w:w="85" w:type="dxa"/>
+            </w:tcMar>
+            <w:vAlign w:val="center"/>
+            <w:hideMark/>
+          </w:tcPr>
+          <w:p>
+            <w:pPr>
+              <w:numPr>
+                <w:ilvl w:val="0"/>
+                <w:numId w:val="13"/>
+              </w:numPr>
+              <w:spacing w:line="290" w:lineRule="atLeast" w:before="0" w:after="0"/>
+              <w:rPr>
+                <w:rFonts w:ascii="Times New Roman" w:eastAsia="宋体" w:hAnsi="Times New Roman" w:cs="宋体"/>
+                <w:sz w:val="21"/>
+              </w:rPr>
+            </w:pPr>
+            <w:r>
+              <w:rPr>
+                <w:rFonts w:ascii="Times New Roman" w:eastAsia="宋体" w:hAnsi="Times New Roman" w:cs="宋体"/>
+                <w:sz w:val="21"/>
+              </w:rPr>
+              <w:t xml:space="preserve">物资统筹：统筹活动物资出入库登记，参与活动现场人员分工调度，锻炼组织协调与团队协作</w:t>
             </w:r>
           </w:p>
         </w:tc>
@@ -3559,6 +3603,339 @@
                 <w:sz w:val="21"/>
               </w:rPr>
               <w:t xml:space="preserve">台账搭建与文档管理、跨部门沟通对接、流程梳理与标准化</w:t>
+            </w:r>
+          </w:p>
+        </w:tc>
+      </w:tr>
+    </w:tbl>
+    <w:tbl>
+      <w:tblPr>
+        <w:tblW w:w="0" w:type="auto"/>
+        <w:jc w:val="center"/>
+        <w:tblInd w:w="0" w:type="dxa"/>
+        <w:tblLayout w:type="fixed"/>
+        <w:tblCellMar>
+          <w:left w:w="0" w:type="dxa"/>
+          <w:right w:w="0" w:type="dxa"/>
+        </w:tblCellMar>
+        <w:tblLook w:val="0000" w:firstRow="0" w:lastRow="0" w:firstColumn="0" w:lastColumn="0" w:noHBand="0" w:noVBand="0"/>
+      </w:tblPr>
+      <w:tblGrid>
+        <w:gridCol w:w="10744"/>
+      </w:tblGrid>
+      <w:tr>
+        <w:trPr>
+          <w:jc w:val="center"/>
+        </w:trPr>
+        <w:tc>
+          <w:tcPr>
+            <w:tcW w:w="10744" w:type="dxa"/>
+            <w:tcBorders>
+              <w:top w:val="nil"/>
+              <w:left w:val="nil"/>
+              <w:bottom w:val="nil"/>
+              <w:right w:val="nil"/>
+            </w:tcBorders>
+            <w:shd w:val="clear" w:color="auto" w:fill="EEEEEE"/>
+            <w:tcMar>
+              <w:top w:w="0" w:type="dxa"/>
+              <w:left w:w="85" w:type="dxa"/>
+              <w:bottom w:w="0" w:type="dxa"/>
+              <w:right w:w="85" w:type="dxa"/>
+            </w:tcMar>
+            <w:vAlign w:val="center"/>
+          </w:tcPr>
+          <w:p>
+            <w:pPr>
+              <w:spacing w:line="290" w:lineRule="atLeast" w:before="0" w:after="0"/>
+            </w:pPr>
+            <w:r>
+              <w:rPr>
+                <w:b/>
+                <w:bCs/>
+              </w:rPr>
+              <w:t>自我评价</w:t>
+            </w:r>
+          </w:p>
+        </w:tc>
+      </w:tr>
+      <w:tr>
+        <w:trPr>
+          <w:jc w:val="center"/>
+        </w:trPr>
+        <w:tc>
+          <w:tcPr>
+            <w:tcW w:w="10744" w:type="dxa"/>
+            <w:tcBorders>
+              <w:top w:val="nil"/>
+              <w:left w:val="nil"/>
+              <w:bottom w:val="nil"/>
+              <w:right w:val="nil"/>
+            </w:tcBorders>
+            <w:tcMar>
+              <w:top w:w="0" w:type="dxa"/>
+              <w:left w:w="85" w:type="dxa"/>
+              <w:bottom w:w="0" w:type="dxa"/>
+              <w:right w:w="85" w:type="dxa"/>
+            </w:tcMar>
+            <w:vAlign w:val="center"/>
+          </w:tcPr>
+          <w:tbl>
+            <w:tblPr>
+              <w:tblpPr w:leftFromText="180" w:rightFromText="180" w:vertAnchor="page" w:horzAnchor="margin" w:tblpY="1"/>
+              <w:tblW w:w="10915" w:type="dxa"/>
+              <w:tblInd w:w="0" w:type="dxa"/>
+              <w:tblLayout w:type="fixed"/>
+              <w:tblCellMar>
+                <w:left w:w="0" w:type="dxa"/>
+                <w:right w:w="0" w:type="dxa"/>
+              </w:tblCellMar>
+              <w:tblLook w:val="0000" w:firstRow="0" w:lastRow="0" w:firstColumn="0" w:lastColumn="0" w:noHBand="0" w:noVBand="0"/>
+            </w:tblPr>
+            <w:tblGrid>
+              <w:gridCol w:w="709"/>
+              <w:gridCol w:w="1701"/>
+              <w:gridCol w:w="4678"/>
+              <w:gridCol w:w="3827"/>
+            </w:tblGrid>
+            <w:tr>
+              <w:tc>
+                <w:tcPr>
+                  <w:tcW w:w="709" w:type="dxa"/>
+                  <w:tcBorders>
+                    <w:top w:val="nil"/>
+                    <w:left w:val="nil"/>
+                    <w:bottom w:val="nil"/>
+                    <w:right w:val="nil"/>
+                  </w:tcBorders>
+                  <w:tcMar>
+                    <w:top w:w="0" w:type="dxa"/>
+                    <w:left w:w="113" w:type="dxa"/>
+                    <w:bottom w:w="0" w:type="dxa"/>
+                    <w:right w:w="85" w:type="dxa"/>
+                  </w:tcMar>
+                  <w:vAlign w:val="center"/>
+                </w:tcPr>
+                <w:p>
+                  <w:pPr>
+                    <w:spacing w:line="290" w:lineRule="atLeast" w:before="0" w:after="0"/>
+                    <w:jc w:val="center"/>
+                    <w:rPr>
+                      <w:sz w:val="21"/>
+                    </w:rPr>
+                  </w:pPr>
+                </w:p>
+              </w:tc>
+              <w:tc>
+                <w:tcPr>
+                  <w:tcW w:w="1701" w:type="dxa"/>
+                  <w:tcBorders>
+                    <w:top w:val="nil"/>
+                    <w:left w:val="nil"/>
+                    <w:bottom w:val="nil"/>
+                    <w:right w:val="nil"/>
+                  </w:tcBorders>
+                  <w:tcMar>
+                    <w:top w:w="0" w:type="dxa"/>
+                    <w:left w:w="113" w:type="dxa"/>
+                    <w:bottom w:w="0" w:type="dxa"/>
+                    <w:right w:w="85" w:type="dxa"/>
+                  </w:tcMar>
+                  <w:vAlign w:val="center"/>
+                </w:tcPr>
+                <w:p>
+                  <w:pPr>
+                    <w:spacing w:line="290" w:lineRule="atLeast" w:before="0" w:after="0"/>
+                    <w:rPr>
+                      <w:b/>
+                      <w:bCs/>
+                      <w:sz w:val="21"/>
+                    </w:rPr>
+                  </w:pPr>
+                  <w:r>
+                    <w:rPr>
+                      <w:rFonts w:ascii="宋体" w:eastAsia="宋体" w:hAnsi="宋体" w:cs="宋体"/>
+                      <w:b/>
+                      <w:bCs/>
+                      <w:sz w:val="21"/>
+                    </w:rPr>
+                    <w:t/>
+                  </w:r>
+                </w:p>
+              </w:tc>
+              <w:tc>
+                <w:tcPr>
+                  <w:tcW w:w="4678" w:type="dxa"/>
+                  <w:tcBorders>
+                    <w:top w:val="nil"/>
+                    <w:left w:val="nil"/>
+                    <w:bottom w:val="nil"/>
+                    <w:right w:val="nil"/>
+                  </w:tcBorders>
+                  <w:tcMar>
+                    <w:top w:w="0" w:type="dxa"/>
+                    <w:left w:w="113" w:type="dxa"/>
+                    <w:bottom w:w="0" w:type="dxa"/>
+                    <w:right w:w="85" w:type="dxa"/>
+                  </w:tcMar>
+                  <w:vAlign w:val="center"/>
+                </w:tcPr>
+                <w:p>
+                  <w:pPr>
+                    <w:spacing w:line="290" w:lineRule="atLeast" w:before="0" w:after="0"/>
+                    <w:rPr>
+                      <w:b/>
+                      <w:bCs/>
+                      <w:sz w:val="21"/>
+                    </w:rPr>
+                  </w:pPr>
+                  <w:r>
+                    <w:rPr>
+                      <w:rFonts w:ascii="宋体" w:eastAsia="宋体" w:hAnsi="宋体" w:cs="宋体"/>
+                      <w:b/>
+                      <w:bCs/>
+                      <w:sz w:val="21"/>
+                    </w:rPr>
+                    <w:t/>
+                  </w:r>
+                  <w:r>
+                    <w:rPr>
+                      <w:rFonts w:cs="Arial" w:hint="default"/>
+                      <w:b/>
+                      <w:bCs/>
+                      <w:sz w:val="21"/>
+                    </w:rPr>
+                    <w:t/>
+                  </w:r>
+                  <w:r>
+                    <w:rPr>
+                      <w:rFonts w:ascii="宋体" w:eastAsia="宋体" w:hAnsi="宋体" w:cs="宋体"/>
+                      <w:b/>
+                      <w:bCs/>
+                      <w:sz w:val="21"/>
+                    </w:rPr>
+                    <w:t/>
+                  </w:r>
+                  <w:r>
+                    <w:rPr>
+                      <w:rFonts w:ascii="宋体" w:eastAsia="宋体" w:hAnsi="宋体" w:cs="宋体"/>
+                      <w:b/>
+                      <w:bCs/>
+                      <w:sz w:val="21"/>
+                    </w:rPr>
+                    <w:t/>
+                  </w:r>
+                  <w:r>
+                    <w:rPr>
+                      <w:b/>
+                      <w:bCs/>
+                      <w:sz w:val="21"/>
+                    </w:rPr>
+                    <w:t xml:space="preserve"/>
+                  </w:r>
+                  <w:r>
+                    <w:rPr>
+                      <w:rFonts w:ascii="宋体" w:eastAsia="宋体" w:hAnsi="宋体" w:cs="宋体"/>
+                      <w:b/>
+                      <w:bCs/>
+                      <w:sz w:val="21"/>
+                    </w:rPr>
+                    <w:t/>
+                  </w:r>
+                </w:p>
+              </w:tc>
+              <w:tc>
+                <w:tcPr>
+                  <w:tcW w:w="3827" w:type="dxa"/>
+                  <w:tcBorders>
+                    <w:top w:val="nil"/>
+                    <w:left w:val="nil"/>
+                    <w:bottom w:val="nil"/>
+                    <w:right w:val="nil"/>
+                  </w:tcBorders>
+                  <w:vAlign w:val="center"/>
+                </w:tcPr>
+                <w:p>
+                  <w:pPr>
+                    <w:spacing w:line="290" w:lineRule="atLeast" w:before="0" w:after="0"/>
+                    <w:rPr>
+                      <w:rFonts w:ascii="Times New Roman" w:eastAsia="等线" w:hAnsi="Times New Roman" w:hint="default"/>
+                      <w:b/>
+                      <w:bCs/>
+                      <w:sz w:val="21"/>
+                    </w:rPr>
+                  </w:pPr>
+                  <w:r>
+                    <w:rPr>
+                      <w:rFonts w:ascii="Times New Roman" w:eastAsia="等线" w:hAnsi="Times New Roman" w:hint="default"/>
+                      <w:b/>
+                      <w:bCs/>
+                      <w:sz w:val="21"/>
+                    </w:rPr>
+                    <w:t/>
+                  </w:r>
+                </w:p>
+              </w:tc>
+            </w:tr>
+          </w:tbl>
+          <w:p>
+            <w:pPr>
+              <w:spacing w:line="290" w:lineRule="atLeast" w:before="0" w:after="0"/>
+              <w:rPr>
+                <w:b/>
+                <w:bCs/>
+              </w:rPr>
+            </w:pPr>
+            <w:r>
+              <w:rPr>
+                <w:rFonts w:ascii="Times New Roman" w:eastAsia="宋体" w:hAnsi="Times New Roman" w:cs="宋体"/>
+                <w:sz w:val="21"/>
+              </w:rPr>
+              <w:t xml:space="preserve">能力素养：山东大学供应链管理专业本科生，熟练</w:t>
+            </w:r>
+            <w:r>
+              <w:rPr>
+                <w:rFonts w:eastAsia="宋体" w:ascii="Times New Roman" w:hAnsi="Times New Roman"/>
+                <w:sz w:val="21"/>
+              </w:rPr>
+              <w:t xml:space="preserve">Python/R/SPSS</w:t>
+            </w:r>
+            <w:r>
+              <w:rPr>
+                <w:rFonts w:ascii="Times New Roman" w:eastAsia="宋体" w:hAnsi="Times New Roman" w:cs="宋体"/>
+                <w:sz w:val="21"/>
+              </w:rPr>
+              <w:t xml:space="preserve">及</w:t>
+            </w:r>
+            <w:r>
+              <w:rPr>
+                <w:rFonts w:eastAsia="宋体" w:ascii="Times New Roman" w:hAnsi="Times New Roman"/>
+                <w:sz w:val="21"/>
+              </w:rPr>
+              <w:t xml:space="preserve">U8+</w:t>
+            </w:r>
+            <w:r>
+              <w:rPr>
+                <w:rFonts w:ascii="Times New Roman" w:eastAsia="宋体" w:hAnsi="Times New Roman" w:cs="宋体"/>
+                <w:sz w:val="21"/>
+              </w:rPr>
+              <w:t xml:space="preserve">，独立完成数据清洗至结论闭环</w:t>
+            </w:r>
+          </w:p>
+          <w:p>
+            <w:pPr>
+              <w:spacing w:line="290" w:lineRule="atLeast" w:before="0" w:after="0"/>
+              <w:rPr>
+                <w:b/>
+                <w:bCs/>
+              </w:rPr>
+            </w:pPr>
+            <w:r>
+              <w:rPr>
+                <w:rFonts w:ascii="Times New Roman" w:eastAsia="宋体" w:hAnsi="Times New Roman" w:cs="宋体"/>
+                <w:sz w:val="21"/>
+              </w:rPr>
+              <w:t xml:space="preserve">求职意愿：目标供应链运营与数据分析方向，有跨部门协同与流程标准化经验，期望长期深耕该领域</w:t>
             </w:r>
           </w:p>
         </w:tc>

--- a/02_定制简历库/通用简历/文雪_山东大学_供应链数据方向.docx
+++ b/02_定制简历库/通用简历/文雪_山东大学_供应链数据方向.docx
@@ -3647,7 +3647,7 @@
           </w:tcPr>
           <w:p>
             <w:pPr>
-              <w:spacing w:line="290" w:lineRule="atLeast" w:before="0" w:after="0"/>
+              <w:spacing w:line="200" w:lineRule="exact" w:before="0" w:after="0"/>
             </w:pPr>
             <w:r>
               <w:rPr>
@@ -3659,9 +3659,26 @@
           </w:p>
         </w:tc>
       </w:tr>
+    </w:tbl>
+    <w:tbl>
+      <w:tblPr>
+        <w:tblW w:w="0" w:type="auto"/>
+        <w:jc w:val="center"/>
+        <w:tblInd w:w="0" w:type="dxa"/>
+        <w:tblLayout w:type="fixed"/>
+        <w:tblCellMar>
+          <w:left w:w="0" w:type="dxa"/>
+          <w:right w:w="0" w:type="dxa"/>
+        </w:tblCellMar>
+        <w:tblLook w:val="0000" w:firstRow="0" w:lastRow="0" w:firstColumn="0" w:lastColumn="0" w:noHBand="0" w:noVBand="0"/>
+      </w:tblPr>
+      <w:tblGrid>
+        <w:gridCol w:w="10744"/>
+      </w:tblGrid>
       <w:tr>
         <w:trPr>
           <w:jc w:val="center"/>
+          <w:trHeight w:val="560" w:hRule="exact"/>
         </w:trPr>
         <w:tc>
           <w:tcPr>
@@ -3678,7 +3695,7 @@
               <w:bottom w:w="0" w:type="dxa"/>
               <w:right w:w="85" w:type="dxa"/>
             </w:tcMar>
-            <w:vAlign w:val="center"/>
+            <w:vAlign w:val="top"/>
           </w:tcPr>
           <w:tbl>
             <w:tblPr>
@@ -3714,11 +3731,11 @@
                     <w:bottom w:w="0" w:type="dxa"/>
                     <w:right w:w="85" w:type="dxa"/>
                   </w:tcMar>
-                  <w:vAlign w:val="center"/>
+                  <w:vAlign w:val="top"/>
                 </w:tcPr>
                 <w:p>
                   <w:pPr>
-                    <w:spacing w:line="290" w:lineRule="atLeast" w:before="0" w:after="0"/>
+                    <w:spacing w:line="210" w:lineRule="atLeast" w:before="0" w:after="0"/>
                     <w:jc w:val="center"/>
                     <w:rPr>
                       <w:sz w:val="21"/>
@@ -3741,14 +3758,12 @@
                     <w:bottom w:w="0" w:type="dxa"/>
                     <w:right w:w="85" w:type="dxa"/>
                   </w:tcMar>
-                  <w:vAlign w:val="center"/>
+                  <w:vAlign w:val="top"/>
                 </w:tcPr>
                 <w:p>
                   <w:pPr>
-                    <w:spacing w:line="290" w:lineRule="atLeast" w:before="0" w:after="0"/>
+                    <w:spacing w:line="210" w:lineRule="atLeast" w:before="0" w:after="0"/>
                     <w:rPr>
-                      <w:b/>
-                      <w:bCs/>
                       <w:sz w:val="21"/>
                     </w:rPr>
                   </w:pPr>
@@ -3778,14 +3793,12 @@
                     <w:bottom w:w="0" w:type="dxa"/>
                     <w:right w:w="85" w:type="dxa"/>
                   </w:tcMar>
-                  <w:vAlign w:val="center"/>
+                  <w:vAlign w:val="top"/>
                 </w:tcPr>
                 <w:p>
                   <w:pPr>
-                    <w:spacing w:line="290" w:lineRule="atLeast" w:before="0" w:after="0"/>
+                    <w:spacing w:line="210" w:lineRule="atLeast" w:before="0" w:after="0"/>
                     <w:rPr>
-                      <w:b/>
-                      <w:bCs/>
                       <w:sz w:val="21"/>
                     </w:rPr>
                   </w:pPr>
@@ -3853,15 +3866,13 @@
                     <w:bottom w:val="nil"/>
                     <w:right w:val="nil"/>
                   </w:tcBorders>
-                  <w:vAlign w:val="center"/>
+                  <w:vAlign w:val="top"/>
                 </w:tcPr>
                 <w:p>
                   <w:pPr>
-                    <w:spacing w:line="290" w:lineRule="atLeast" w:before="0" w:after="0"/>
+                    <w:spacing w:line="210" w:lineRule="atLeast" w:before="0" w:after="0"/>
                     <w:rPr>
                       <w:rFonts w:ascii="Times New Roman" w:eastAsia="等线" w:hAnsi="Times New Roman" w:hint="default"/>
-                      <w:b/>
-                      <w:bCs/>
                       <w:sz w:val="21"/>
                     </w:rPr>
                   </w:pPr>
@@ -3880,18 +3891,16 @@
           </w:tbl>
           <w:p>
             <w:pPr>
-              <w:spacing w:line="290" w:lineRule="atLeast" w:before="0" w:after="0"/>
-              <w:rPr>
-                <w:b/>
-                <w:bCs/>
-              </w:rPr>
-            </w:pPr>
-            <w:r>
-              <w:rPr>
-                <w:rFonts w:ascii="Times New Roman" w:eastAsia="宋体" w:hAnsi="Times New Roman" w:cs="宋体"/>
-                <w:sz w:val="21"/>
-              </w:rPr>
-              <w:t xml:space="preserve">能力素养：山东大学供应链管理专业本科生，熟练</w:t>
+              <w:spacing w:line="210" w:lineRule="atLeast" w:before="0" w:after="0"/>
+              <w:rPr/>
+              <w:ind w:left="700"/>
+            </w:pPr>
+            <w:r>
+              <w:rPr>
+                <w:rFonts w:ascii="Times New Roman" w:eastAsia="宋体" w:hAnsi="Times New Roman" w:cs="宋体"/>
+                <w:sz w:val="21"/>
+              </w:rPr>
+              <w:t xml:space="preserve">山东大学供应链管理专业本科生，熟练</w:t>
             </w:r>
             <w:r>
               <w:rPr>
@@ -3919,23 +3928,21 @@
                 <w:rFonts w:ascii="Times New Roman" w:eastAsia="宋体" w:hAnsi="Times New Roman" w:cs="宋体"/>
                 <w:sz w:val="21"/>
               </w:rPr>
-              <w:t xml:space="preserve">，独立完成数据清洗至结论闭环</w:t>
-            </w:r>
-          </w:p>
-          <w:p>
-            <w:pPr>
-              <w:spacing w:line="290" w:lineRule="atLeast" w:before="0" w:after="0"/>
-              <w:rPr>
-                <w:b/>
-                <w:bCs/>
-              </w:rPr>
-            </w:pPr>
-            <w:r>
-              <w:rPr>
-                <w:rFonts w:ascii="Times New Roman" w:eastAsia="宋体" w:hAnsi="Times New Roman" w:cs="宋体"/>
-                <w:sz w:val="21"/>
-              </w:rPr>
-              <w:t xml:space="preserve">求职意愿：目标供应链运营与数据分析方向，有跨部门协同与流程标准化经验，期望长期深耕该领域</w:t>
+              <w:t xml:space="preserve">，独立完成数据清洗至结论闭环，踏实严谨</w:t>
+            </w:r>
+          </w:p>
+          <w:p>
+            <w:pPr>
+              <w:spacing w:line="210" w:lineRule="atLeast" w:before="0" w:after="0"/>
+              <w:rPr/>
+              <w:ind w:left="700"/>
+            </w:pPr>
+            <w:r>
+              <w:rPr>
+                <w:rFonts w:ascii="Times New Roman" w:eastAsia="宋体" w:hAnsi="Times New Roman" w:cs="宋体"/>
+                <w:sz w:val="21"/>
+              </w:rPr>
+              <w:t xml:space="preserve">目标供应链运营与数据分析方向，有跨部门协同与流程标准化经验，期望长期深耕该领域</w:t>
             </w:r>
           </w:p>
         </w:tc>

--- a/02_定制简历库/通用简历/文雪_山东大学_供应链数据方向.docx
+++ b/02_定制简历库/通用简历/文雪_山东大学_供应链数据方向.docx
@@ -157,7 +157,6 @@
                 <w:sz w:val="21"/>
               </w:rPr>
             </w:pPr>
-            <w:proofErr w:type="gramStart"/>
             <w:r>
               <w:rPr>
                 <w:rFonts w:ascii="Times New Roman" w:hAnsi="Times New Roman" w:hint="default"/>
@@ -188,7 +187,6 @@
               </w:rPr>
               <w:t>|</w:t>
             </w:r>
-            <w:proofErr w:type="gramEnd"/>
             <w:r>
               <w:rPr>
                 <w:rFonts w:eastAsia="等线"/>
@@ -196,7 +194,6 @@
               </w:rPr>
               <w:t xml:space="preserve">  </w:t>
             </w:r>
-            <w:proofErr w:type="gramStart"/>
             <w:r>
               <w:rPr>
                 <w:rFonts w:ascii="Times New Roman" w:hAnsi="Times New Roman"/>
@@ -220,31 +217,21 @@
               </w:rPr>
               <w:t>|</w:t>
             </w:r>
-            <w:proofErr w:type="gramEnd"/>
             <w:r>
               <w:rPr>
                 <w:rFonts w:ascii="宋体" w:eastAsia="宋体" w:hAnsi="宋体"/>
                 <w:sz w:val="21"/>
               </w:rPr>
-              <w:t xml:space="preserve">  </w:t>
-            </w:r>
-            <w:proofErr w:type="gramStart"/>
+              <w:t xml:space="preserve">  共青团员  </w:t>
+            </w:r>
             <w:r>
               <w:rPr>
                 <w:rFonts w:ascii="宋体" w:eastAsia="宋体" w:hAnsi="宋体"/>
-                <w:sz w:val="21"/>
-              </w:rPr>
-              <w:t xml:space="preserve">共青团员  </w:t>
-            </w:r>
-            <w:r>
-              <w:rPr>
-                <w:rFonts w:ascii="宋体" w:eastAsia="宋体" w:hAnsi="宋体"/>
                 <w:b/>
                 <w:sz w:val="21"/>
               </w:rPr>
               <w:t>|</w:t>
             </w:r>
-            <w:proofErr w:type="gramEnd"/>
             <w:r>
               <w:rPr>
                 <w:rFonts w:ascii="宋体" w:eastAsia="宋体" w:hAnsi="宋体"/>
@@ -310,14 +297,6 @@
                 <w:sz w:val="21"/>
               </w:rPr>
               <w:t>求职意向：</w:t>
-            </w:r>
-            <w:r>
-              <w:rPr>
-                <w:rFonts w:ascii="Times New Roman" w:eastAsia="宋体" w:hAnsi="Times New Roman" w:cs="宋体"/>
-                <w:bCs/>
-                <w:sz w:val="21"/>
-              </w:rPr>
-              <w:t xml:space="preserve"> </w:t>
             </w:r>
             <w:r>
               <w:rPr>
